--- a/java/Spring boot_Practice.docx
+++ b/java/Spring boot_Practice.docx
@@ -8441,11 +8441,6 @@
       <w:pPr>
         <w:spacing w:after="0" w:line="240" w:lineRule="auto"/>
       </w:pPr>
-    </w:p>
-    <w:p>
-      <w:pPr>
-        <w:spacing w:after="0" w:line="240" w:lineRule="auto"/>
-      </w:pPr>
       <w:r>
         <w:t>View &lt;</w:t>
       </w:r>
@@ -8535,19 +8530,8 @@
         <w:spacing w:after="0" w:line="240" w:lineRule="auto"/>
       </w:pPr>
       <w:r>
-        <w:t xml:space="preserve">Now I want to get that object stored in </w:t>
-      </w:r>
-      <w:r>
-        <w:t>Spring IOC container memory</w:t>
-      </w:r>
-      <w:r>
-        <w:t xml:space="preserve"> to any other class. That time we can use that @Autowired annotation with instance variable declaration.</w:t>
-      </w:r>
-    </w:p>
-    <w:p>
-      <w:pPr>
-        <w:spacing w:after="0" w:line="240" w:lineRule="auto"/>
-      </w:pPr>
+        <w:t>Now I want to get that object stored in Spring IOC container memory to any other class. That time we can use that @Autowired annotation with instance variable declaration.</w:t>
+      </w:r>
     </w:p>
     <w:tbl>
       <w:tblPr>
@@ -8604,14 +8588,6 @@
               <w:rPr>
                 <w:sz w:val="16"/>
                 <w:szCs w:val="16"/>
-              </w:rPr>
-            </w:pPr>
-          </w:p>
-          <w:p>
-            <w:pPr>
-              <w:rPr>
-                <w:sz w:val="16"/>
-                <w:szCs w:val="16"/>
                 <w:lang w:val="en-IN"/>
               </w:rPr>
             </w:pPr>
@@ -8642,15 +8618,13 @@
       <w:pPr>
         <w:spacing w:after="0" w:line="240" w:lineRule="auto"/>
       </w:pPr>
-    </w:p>
-    <w:p>
-      <w:pPr>
-        <w:spacing w:after="0" w:line="240" w:lineRule="auto"/>
-      </w:pPr>
-      <w:r>
+      <w:r>
+        <w:rPr>
+          <w:noProof/>
+        </w:rPr>
         <w:drawing>
-          <wp:inline distT="0" distB="0" distL="0" distR="0" wp14:anchorId="1415C967" wp14:editId="0138E49A">
-            <wp:extent cx="4557330" cy="2166321"/>
+          <wp:inline distT="0" distB="0" distL="0" distR="0" wp14:anchorId="1415C967" wp14:editId="0CE07FE9">
+            <wp:extent cx="5275580" cy="1775011"/>
             <wp:effectExtent l="0" t="0" r="0" b="0"/>
             <wp:docPr id="1375592119" name="Picture 1"/>
             <wp:cNvGraphicFramePr>
@@ -8672,7 +8646,7 @@
                   <pic:spPr>
                     <a:xfrm>
                       <a:off x="0" y="0"/>
-                      <a:ext cx="4583988" cy="2178993"/>
+                      <a:ext cx="5317726" cy="1789191"/>
                     </a:xfrm>
                     <a:prstGeom prst="rect">
                       <a:avLst/>
@@ -8690,11 +8664,2807 @@
         <w:spacing w:after="0" w:line="240" w:lineRule="auto"/>
       </w:pPr>
     </w:p>
-    <w:p>
-      <w:pPr>
-        <w:spacing w:after="0" w:line="240" w:lineRule="auto"/>
-      </w:pPr>
-    </w:p>
+    <w:tbl>
+      <w:tblPr>
+        <w:tblStyle w:val="TableGrid"/>
+        <w:tblW w:w="0" w:type="auto"/>
+        <w:tblLook w:val="04A0" w:firstRow="1" w:lastRow="0" w:firstColumn="1" w:lastColumn="0" w:noHBand="0" w:noVBand="1"/>
+      </w:tblPr>
+      <w:tblGrid>
+        <w:gridCol w:w="11016"/>
+      </w:tblGrid>
+      <w:tr>
+        <w:tc>
+          <w:tcPr>
+            <w:tcW w:w="11016" w:type="dxa"/>
+          </w:tcPr>
+          <w:p>
+            <w:pPr>
+              <w:rPr>
+                <w:sz w:val="18"/>
+                <w:szCs w:val="18"/>
+                <w:lang w:val="en-IN"/>
+              </w:rPr>
+            </w:pPr>
+            <w:r>
+              <w:rPr>
+                <w:rFonts w:ascii="Segoe UI Emoji" w:hAnsi="Segoe UI Emoji" w:cs="Segoe UI Emoji"/>
+                <w:sz w:val="18"/>
+                <w:szCs w:val="18"/>
+                <w:lang w:val="en-IN"/>
+              </w:rPr>
+              <w:t>🧱</w:t>
+            </w:r>
+            <w:r>
+              <w:rPr>
+                <w:sz w:val="18"/>
+                <w:szCs w:val="18"/>
+                <w:lang w:val="en-IN"/>
+              </w:rPr>
+              <w:t xml:space="preserve"> 1. </w:t>
+            </w:r>
+            <w:r>
+              <w:rPr>
+                <w:b/>
+                <w:bCs/>
+                <w:sz w:val="18"/>
+                <w:szCs w:val="18"/>
+                <w:lang w:val="en-IN"/>
+              </w:rPr>
+              <w:t>DDL (Data Definition Language)</w:t>
+            </w:r>
+          </w:p>
+          <w:p>
+            <w:pPr>
+              <w:rPr>
+                <w:sz w:val="18"/>
+                <w:szCs w:val="18"/>
+                <w:lang w:val="en-IN"/>
+              </w:rPr>
+            </w:pPr>
+            <w:r>
+              <w:rPr>
+                <w:sz w:val="18"/>
+                <w:szCs w:val="18"/>
+                <w:lang w:val="en-IN"/>
+              </w:rPr>
+              <w:t xml:space="preserve">DDL commands </w:t>
+            </w:r>
+            <w:r>
+              <w:rPr>
+                <w:b/>
+                <w:bCs/>
+                <w:sz w:val="18"/>
+                <w:szCs w:val="18"/>
+                <w:lang w:val="en-IN"/>
+              </w:rPr>
+              <w:t>define, change, or destroy the structure</w:t>
+            </w:r>
+            <w:r>
+              <w:rPr>
+                <w:sz w:val="18"/>
+                <w:szCs w:val="18"/>
+                <w:lang w:val="en-IN"/>
+              </w:rPr>
+              <w:t xml:space="preserve"> of database objects like tables, views, and indexes. These commands change the database schema, not the actual records. [</w:t>
+            </w:r>
+            <w:hyperlink r:id="rId29" w:history="1">
+              <w:r>
+                <w:rPr>
+                  <w:rStyle w:val="Hyperlink"/>
+                  <w:sz w:val="18"/>
+                  <w:szCs w:val="18"/>
+                  <w:lang w:val="en-IN"/>
+                </w:rPr>
+                <w:t>1</w:t>
+              </w:r>
+            </w:hyperlink>
+            <w:r>
+              <w:rPr>
+                <w:sz w:val="18"/>
+                <w:szCs w:val="18"/>
+                <w:lang w:val="en-IN"/>
+              </w:rPr>
+              <w:t xml:space="preserve">, </w:t>
+            </w:r>
+            <w:hyperlink r:id="rId30" w:history="1">
+              <w:r>
+                <w:rPr>
+                  <w:rStyle w:val="Hyperlink"/>
+                  <w:sz w:val="18"/>
+                  <w:szCs w:val="18"/>
+                  <w:lang w:val="en-IN"/>
+                </w:rPr>
+                <w:t>2</w:t>
+              </w:r>
+            </w:hyperlink>
+            <w:r>
+              <w:rPr>
+                <w:sz w:val="18"/>
+                <w:szCs w:val="18"/>
+                <w:lang w:val="en-IN"/>
+              </w:rPr>
+              <w:t>]</w:t>
+            </w:r>
+          </w:p>
+          <w:p>
+            <w:pPr>
+              <w:numPr>
+                <w:ilvl w:val="0"/>
+                <w:numId w:val="10"/>
+              </w:numPr>
+              <w:rPr>
+                <w:sz w:val="18"/>
+                <w:szCs w:val="18"/>
+                <w:lang w:val="en-IN"/>
+              </w:rPr>
+            </w:pPr>
+            <w:r>
+              <w:rPr>
+                <w:b/>
+                <w:bCs/>
+                <w:sz w:val="18"/>
+                <w:szCs w:val="18"/>
+                <w:lang w:val="en-IN"/>
+              </w:rPr>
+              <w:t>CREATE</w:t>
+            </w:r>
+            <w:r>
+              <w:rPr>
+                <w:sz w:val="18"/>
+                <w:szCs w:val="18"/>
+                <w:lang w:val="en-IN"/>
+              </w:rPr>
+              <w:t>: Makes a new table or database.</w:t>
+            </w:r>
+          </w:p>
+          <w:p>
+            <w:pPr>
+              <w:numPr>
+                <w:ilvl w:val="0"/>
+                <w:numId w:val="10"/>
+              </w:numPr>
+              <w:rPr>
+                <w:sz w:val="18"/>
+                <w:szCs w:val="18"/>
+                <w:lang w:val="en-IN"/>
+              </w:rPr>
+            </w:pPr>
+            <w:r>
+              <w:rPr>
+                <w:b/>
+                <w:bCs/>
+                <w:sz w:val="18"/>
+                <w:szCs w:val="18"/>
+                <w:lang w:val="en-IN"/>
+              </w:rPr>
+              <w:t>ALTER</w:t>
+            </w:r>
+            <w:r>
+              <w:rPr>
+                <w:sz w:val="18"/>
+                <w:szCs w:val="18"/>
+                <w:lang w:val="en-IN"/>
+              </w:rPr>
+              <w:t>: Modifies the structure of an existing table, like adding a column.</w:t>
+            </w:r>
+          </w:p>
+          <w:p>
+            <w:pPr>
+              <w:numPr>
+                <w:ilvl w:val="0"/>
+                <w:numId w:val="10"/>
+              </w:numPr>
+              <w:rPr>
+                <w:sz w:val="18"/>
+                <w:szCs w:val="18"/>
+                <w:lang w:val="en-IN"/>
+              </w:rPr>
+            </w:pPr>
+            <w:r>
+              <w:rPr>
+                <w:b/>
+                <w:bCs/>
+                <w:sz w:val="18"/>
+                <w:szCs w:val="18"/>
+                <w:lang w:val="en-IN"/>
+              </w:rPr>
+              <w:t>DROP</w:t>
+            </w:r>
+            <w:r>
+              <w:rPr>
+                <w:sz w:val="18"/>
+                <w:szCs w:val="18"/>
+                <w:lang w:val="en-IN"/>
+              </w:rPr>
+              <w:t>: Permanently deletes a table or database and all its records.</w:t>
+            </w:r>
+          </w:p>
+          <w:p>
+            <w:pPr>
+              <w:numPr>
+                <w:ilvl w:val="0"/>
+                <w:numId w:val="10"/>
+              </w:numPr>
+              <w:rPr>
+                <w:sz w:val="18"/>
+                <w:szCs w:val="18"/>
+                <w:lang w:val="en-IN"/>
+              </w:rPr>
+            </w:pPr>
+            <w:r>
+              <w:rPr>
+                <w:b/>
+                <w:bCs/>
+                <w:sz w:val="18"/>
+                <w:szCs w:val="18"/>
+                <w:lang w:val="en-IN"/>
+              </w:rPr>
+              <w:t>TRUNCATE</w:t>
+            </w:r>
+            <w:r>
+              <w:rPr>
+                <w:sz w:val="18"/>
+                <w:szCs w:val="18"/>
+                <w:lang w:val="en-IN"/>
+              </w:rPr>
+              <w:t>: Removes all records from a table but keeps the structure intact. [</w:t>
+            </w:r>
+            <w:hyperlink r:id="rId31" w:history="1">
+              <w:r>
+                <w:rPr>
+                  <w:rStyle w:val="Hyperlink"/>
+                  <w:sz w:val="18"/>
+                  <w:szCs w:val="18"/>
+                  <w:lang w:val="en-IN"/>
+                </w:rPr>
+                <w:t>1</w:t>
+              </w:r>
+            </w:hyperlink>
+            <w:r>
+              <w:rPr>
+                <w:sz w:val="18"/>
+                <w:szCs w:val="18"/>
+                <w:lang w:val="en-IN"/>
+              </w:rPr>
+              <w:t>]</w:t>
+            </w:r>
+          </w:p>
+          <w:p>
+            <w:pPr>
+              <w:rPr>
+                <w:sz w:val="18"/>
+                <w:szCs w:val="18"/>
+                <w:lang w:val="en-IN"/>
+              </w:rPr>
+            </w:pPr>
+            <w:r>
+              <w:rPr>
+                <w:rFonts w:ascii="Segoe UI Emoji" w:hAnsi="Segoe UI Emoji" w:cs="Segoe UI Emoji"/>
+                <w:sz w:val="18"/>
+                <w:szCs w:val="18"/>
+                <w:lang w:val="en-IN"/>
+              </w:rPr>
+              <w:t>🛋️</w:t>
+            </w:r>
+            <w:r>
+              <w:rPr>
+                <w:sz w:val="18"/>
+                <w:szCs w:val="18"/>
+                <w:lang w:val="en-IN"/>
+              </w:rPr>
+              <w:t xml:space="preserve"> 2. </w:t>
+            </w:r>
+            <w:r>
+              <w:rPr>
+                <w:b/>
+                <w:bCs/>
+                <w:sz w:val="18"/>
+                <w:szCs w:val="18"/>
+                <w:lang w:val="en-IN"/>
+              </w:rPr>
+              <w:t>DML (Data Manipulation Language)</w:t>
+            </w:r>
+          </w:p>
+          <w:p>
+            <w:pPr>
+              <w:rPr>
+                <w:sz w:val="18"/>
+                <w:szCs w:val="18"/>
+                <w:lang w:val="en-IN"/>
+              </w:rPr>
+            </w:pPr>
+            <w:r>
+              <w:rPr>
+                <w:sz w:val="18"/>
+                <w:szCs w:val="18"/>
+                <w:lang w:val="en-IN"/>
+              </w:rPr>
+              <w:t xml:space="preserve">DML commands </w:t>
+            </w:r>
+            <w:r>
+              <w:rPr>
+                <w:b/>
+                <w:bCs/>
+                <w:sz w:val="18"/>
+                <w:szCs w:val="18"/>
+                <w:lang w:val="en-IN"/>
+              </w:rPr>
+              <w:t>manage the data inside the tables</w:t>
+            </w:r>
+            <w:r>
+              <w:rPr>
+                <w:sz w:val="18"/>
+                <w:szCs w:val="18"/>
+                <w:lang w:val="en-IN"/>
+              </w:rPr>
+              <w:t>. They allow you to add, change, or remove rows of information. [</w:t>
+            </w:r>
+            <w:hyperlink r:id="rId32" w:history="1">
+              <w:r>
+                <w:rPr>
+                  <w:rStyle w:val="Hyperlink"/>
+                  <w:sz w:val="18"/>
+                  <w:szCs w:val="18"/>
+                  <w:lang w:val="en-IN"/>
+                </w:rPr>
+                <w:t>1</w:t>
+              </w:r>
+            </w:hyperlink>
+            <w:r>
+              <w:rPr>
+                <w:sz w:val="18"/>
+                <w:szCs w:val="18"/>
+                <w:lang w:val="en-IN"/>
+              </w:rPr>
+              <w:t>]</w:t>
+            </w:r>
+          </w:p>
+          <w:p>
+            <w:pPr>
+              <w:numPr>
+                <w:ilvl w:val="0"/>
+                <w:numId w:val="11"/>
+              </w:numPr>
+              <w:rPr>
+                <w:sz w:val="18"/>
+                <w:szCs w:val="18"/>
+                <w:lang w:val="en-IN"/>
+              </w:rPr>
+            </w:pPr>
+            <w:r>
+              <w:rPr>
+                <w:b/>
+                <w:bCs/>
+                <w:sz w:val="18"/>
+                <w:szCs w:val="18"/>
+                <w:lang w:val="en-IN"/>
+              </w:rPr>
+              <w:t>INSERT</w:t>
+            </w:r>
+            <w:r>
+              <w:rPr>
+                <w:sz w:val="18"/>
+                <w:szCs w:val="18"/>
+                <w:lang w:val="en-IN"/>
+              </w:rPr>
+              <w:t>: Adds new records to a table.</w:t>
+            </w:r>
+          </w:p>
+          <w:p>
+            <w:pPr>
+              <w:numPr>
+                <w:ilvl w:val="0"/>
+                <w:numId w:val="11"/>
+              </w:numPr>
+              <w:rPr>
+                <w:sz w:val="18"/>
+                <w:szCs w:val="18"/>
+                <w:lang w:val="en-IN"/>
+              </w:rPr>
+            </w:pPr>
+            <w:r>
+              <w:rPr>
+                <w:b/>
+                <w:bCs/>
+                <w:sz w:val="18"/>
+                <w:szCs w:val="18"/>
+                <w:lang w:val="en-IN"/>
+              </w:rPr>
+              <w:t>UPDATE</w:t>
+            </w:r>
+            <w:r>
+              <w:rPr>
+                <w:sz w:val="18"/>
+                <w:szCs w:val="18"/>
+                <w:lang w:val="en-IN"/>
+              </w:rPr>
+              <w:t>: Modifies existing data within a table.</w:t>
+            </w:r>
+          </w:p>
+          <w:p>
+            <w:pPr>
+              <w:numPr>
+                <w:ilvl w:val="0"/>
+                <w:numId w:val="11"/>
+              </w:numPr>
+              <w:rPr>
+                <w:sz w:val="18"/>
+                <w:szCs w:val="18"/>
+                <w:lang w:val="en-IN"/>
+              </w:rPr>
+            </w:pPr>
+            <w:r>
+              <w:rPr>
+                <w:b/>
+                <w:bCs/>
+                <w:sz w:val="18"/>
+                <w:szCs w:val="18"/>
+                <w:lang w:val="en-IN"/>
+              </w:rPr>
+              <w:t>DELETE</w:t>
+            </w:r>
+            <w:r>
+              <w:rPr>
+                <w:sz w:val="18"/>
+                <w:szCs w:val="18"/>
+                <w:lang w:val="en-IN"/>
+              </w:rPr>
+              <w:t>: Erases specific records based on a condition. [</w:t>
+            </w:r>
+            <w:hyperlink r:id="rId33" w:history="1">
+              <w:r>
+                <w:rPr>
+                  <w:rStyle w:val="Hyperlink"/>
+                  <w:sz w:val="18"/>
+                  <w:szCs w:val="18"/>
+                  <w:lang w:val="en-IN"/>
+                </w:rPr>
+                <w:t>1</w:t>
+              </w:r>
+            </w:hyperlink>
+            <w:r>
+              <w:rPr>
+                <w:sz w:val="18"/>
+                <w:szCs w:val="18"/>
+                <w:lang w:val="en-IN"/>
+              </w:rPr>
+              <w:t xml:space="preserve">, </w:t>
+            </w:r>
+            <w:hyperlink r:id="rId34" w:history="1">
+              <w:r>
+                <w:rPr>
+                  <w:rStyle w:val="Hyperlink"/>
+                  <w:sz w:val="18"/>
+                  <w:szCs w:val="18"/>
+                  <w:lang w:val="en-IN"/>
+                </w:rPr>
+                <w:t>2</w:t>
+              </w:r>
+            </w:hyperlink>
+            <w:r>
+              <w:rPr>
+                <w:sz w:val="18"/>
+                <w:szCs w:val="18"/>
+                <w:lang w:val="en-IN"/>
+              </w:rPr>
+              <w:t>]</w:t>
+            </w:r>
+          </w:p>
+          <w:p>
+            <w:pPr>
+              <w:rPr>
+                <w:sz w:val="18"/>
+                <w:szCs w:val="18"/>
+                <w:lang w:val="en-IN"/>
+              </w:rPr>
+            </w:pPr>
+            <w:r>
+              <w:rPr>
+                <w:rFonts w:ascii="Segoe UI Emoji" w:hAnsi="Segoe UI Emoji" w:cs="Segoe UI Emoji"/>
+                <w:sz w:val="18"/>
+                <w:szCs w:val="18"/>
+                <w:lang w:val="en-IN"/>
+              </w:rPr>
+              <w:t>🔍</w:t>
+            </w:r>
+            <w:r>
+              <w:rPr>
+                <w:sz w:val="18"/>
+                <w:szCs w:val="18"/>
+                <w:lang w:val="en-IN"/>
+              </w:rPr>
+              <w:t xml:space="preserve"> 3. </w:t>
+            </w:r>
+            <w:r>
+              <w:rPr>
+                <w:b/>
+                <w:bCs/>
+                <w:sz w:val="18"/>
+                <w:szCs w:val="18"/>
+                <w:lang w:val="en-IN"/>
+              </w:rPr>
+              <w:t>DQL (Data Query Language)</w:t>
+            </w:r>
+          </w:p>
+          <w:p>
+            <w:pPr>
+              <w:rPr>
+                <w:sz w:val="18"/>
+                <w:szCs w:val="18"/>
+                <w:lang w:val="en-IN"/>
+              </w:rPr>
+            </w:pPr>
+            <w:r>
+              <w:rPr>
+                <w:sz w:val="18"/>
+                <w:szCs w:val="18"/>
+                <w:lang w:val="en-IN"/>
+              </w:rPr>
+              <w:t xml:space="preserve">DQL is used exclusively for </w:t>
+            </w:r>
+            <w:r>
+              <w:rPr>
+                <w:b/>
+                <w:bCs/>
+                <w:sz w:val="18"/>
+                <w:szCs w:val="18"/>
+                <w:lang w:val="en-IN"/>
+              </w:rPr>
+              <w:t>retrieving and looking at data</w:t>
+            </w:r>
+            <w:r>
+              <w:rPr>
+                <w:sz w:val="18"/>
+                <w:szCs w:val="18"/>
+                <w:lang w:val="en-IN"/>
+              </w:rPr>
+              <w:t>. [</w:t>
+            </w:r>
+            <w:hyperlink r:id="rId35" w:history="1">
+              <w:r>
+                <w:rPr>
+                  <w:rStyle w:val="Hyperlink"/>
+                  <w:sz w:val="18"/>
+                  <w:szCs w:val="18"/>
+                  <w:lang w:val="en-IN"/>
+                </w:rPr>
+                <w:t>1</w:t>
+              </w:r>
+            </w:hyperlink>
+            <w:r>
+              <w:rPr>
+                <w:sz w:val="18"/>
+                <w:szCs w:val="18"/>
+                <w:lang w:val="en-IN"/>
+              </w:rPr>
+              <w:t xml:space="preserve">, </w:t>
+            </w:r>
+            <w:hyperlink r:id="rId36" w:history="1">
+              <w:r>
+                <w:rPr>
+                  <w:rStyle w:val="Hyperlink"/>
+                  <w:sz w:val="18"/>
+                  <w:szCs w:val="18"/>
+                  <w:lang w:val="en-IN"/>
+                </w:rPr>
+                <w:t>2</w:t>
+              </w:r>
+            </w:hyperlink>
+            <w:r>
+              <w:rPr>
+                <w:sz w:val="18"/>
+                <w:szCs w:val="18"/>
+                <w:lang w:val="en-IN"/>
+              </w:rPr>
+              <w:t>]</w:t>
+            </w:r>
+          </w:p>
+          <w:p>
+            <w:pPr>
+              <w:numPr>
+                <w:ilvl w:val="0"/>
+                <w:numId w:val="12"/>
+              </w:numPr>
+              <w:rPr>
+                <w:sz w:val="18"/>
+                <w:szCs w:val="18"/>
+                <w:lang w:val="en-IN"/>
+              </w:rPr>
+            </w:pPr>
+            <w:r>
+              <w:rPr>
+                <w:b/>
+                <w:bCs/>
+                <w:sz w:val="18"/>
+                <w:szCs w:val="18"/>
+                <w:lang w:val="en-IN"/>
+              </w:rPr>
+              <w:t>SELECT</w:t>
+            </w:r>
+            <w:r>
+              <w:rPr>
+                <w:sz w:val="18"/>
+                <w:szCs w:val="18"/>
+                <w:lang w:val="en-IN"/>
+              </w:rPr>
+              <w:t xml:space="preserve">: Fetches data from one or more tables. </w:t>
+            </w:r>
+            <w:r>
+              <w:rPr>
+                <w:i/>
+                <w:iCs/>
+                <w:sz w:val="18"/>
+                <w:szCs w:val="18"/>
+                <w:lang w:val="en-IN"/>
+              </w:rPr>
+              <w:t>(Note: Some documentation groups SELECT under DML).</w:t>
+            </w:r>
+            <w:r>
+              <w:rPr>
+                <w:sz w:val="18"/>
+                <w:szCs w:val="18"/>
+                <w:lang w:val="en-IN"/>
+              </w:rPr>
+              <w:t xml:space="preserve"> [</w:t>
+            </w:r>
+            <w:hyperlink r:id="rId37" w:history="1">
+              <w:r>
+                <w:rPr>
+                  <w:rStyle w:val="Hyperlink"/>
+                  <w:sz w:val="18"/>
+                  <w:szCs w:val="18"/>
+                  <w:lang w:val="en-IN"/>
+                </w:rPr>
+                <w:t>1</w:t>
+              </w:r>
+            </w:hyperlink>
+            <w:r>
+              <w:rPr>
+                <w:sz w:val="18"/>
+                <w:szCs w:val="18"/>
+                <w:lang w:val="en-IN"/>
+              </w:rPr>
+              <w:t xml:space="preserve">, </w:t>
+            </w:r>
+            <w:hyperlink r:id="rId38" w:history="1">
+              <w:r>
+                <w:rPr>
+                  <w:rStyle w:val="Hyperlink"/>
+                  <w:sz w:val="18"/>
+                  <w:szCs w:val="18"/>
+                  <w:lang w:val="en-IN"/>
+                </w:rPr>
+                <w:t>2</w:t>
+              </w:r>
+            </w:hyperlink>
+            <w:r>
+              <w:rPr>
+                <w:sz w:val="18"/>
+                <w:szCs w:val="18"/>
+                <w:lang w:val="en-IN"/>
+              </w:rPr>
+              <w:t>]</w:t>
+            </w:r>
+          </w:p>
+          <w:p>
+            <w:pPr>
+              <w:rPr>
+                <w:sz w:val="18"/>
+                <w:szCs w:val="18"/>
+                <w:lang w:val="en-IN"/>
+              </w:rPr>
+            </w:pPr>
+            <w:r>
+              <w:rPr>
+                <w:rFonts w:ascii="Segoe UI Emoji" w:hAnsi="Segoe UI Emoji" w:cs="Segoe UI Emoji"/>
+                <w:sz w:val="18"/>
+                <w:szCs w:val="18"/>
+                <w:lang w:val="en-IN"/>
+              </w:rPr>
+              <w:t>🔑</w:t>
+            </w:r>
+            <w:r>
+              <w:rPr>
+                <w:sz w:val="18"/>
+                <w:szCs w:val="18"/>
+                <w:lang w:val="en-IN"/>
+              </w:rPr>
+              <w:t xml:space="preserve"> 4. </w:t>
+            </w:r>
+            <w:r>
+              <w:rPr>
+                <w:b/>
+                <w:bCs/>
+                <w:sz w:val="18"/>
+                <w:szCs w:val="18"/>
+                <w:lang w:val="en-IN"/>
+              </w:rPr>
+              <w:t>DCL (Data Control Language)</w:t>
+            </w:r>
+          </w:p>
+          <w:p>
+            <w:pPr>
+              <w:rPr>
+                <w:sz w:val="18"/>
+                <w:szCs w:val="18"/>
+                <w:lang w:val="en-IN"/>
+              </w:rPr>
+            </w:pPr>
+            <w:r>
+              <w:rPr>
+                <w:sz w:val="18"/>
+                <w:szCs w:val="18"/>
+                <w:lang w:val="en-IN"/>
+              </w:rPr>
+              <w:t xml:space="preserve">DCL commands handle </w:t>
+            </w:r>
+            <w:r>
+              <w:rPr>
+                <w:b/>
+                <w:bCs/>
+                <w:sz w:val="18"/>
+                <w:szCs w:val="18"/>
+                <w:lang w:val="en-IN"/>
+              </w:rPr>
+              <w:t>security, user access, and permissions</w:t>
+            </w:r>
+            <w:r>
+              <w:rPr>
+                <w:sz w:val="18"/>
+                <w:szCs w:val="18"/>
+                <w:lang w:val="en-IN"/>
+              </w:rPr>
+              <w:t xml:space="preserve"> for the database system. [</w:t>
+            </w:r>
+            <w:hyperlink r:id="rId39" w:history="1">
+              <w:r>
+                <w:rPr>
+                  <w:rStyle w:val="Hyperlink"/>
+                  <w:sz w:val="18"/>
+                  <w:szCs w:val="18"/>
+                  <w:lang w:val="en-IN"/>
+                </w:rPr>
+                <w:t>1</w:t>
+              </w:r>
+            </w:hyperlink>
+            <w:r>
+              <w:rPr>
+                <w:sz w:val="18"/>
+                <w:szCs w:val="18"/>
+                <w:lang w:val="en-IN"/>
+              </w:rPr>
+              <w:t xml:space="preserve">, </w:t>
+            </w:r>
+            <w:hyperlink r:id="rId40" w:history="1">
+              <w:r>
+                <w:rPr>
+                  <w:rStyle w:val="Hyperlink"/>
+                  <w:sz w:val="18"/>
+                  <w:szCs w:val="18"/>
+                  <w:lang w:val="en-IN"/>
+                </w:rPr>
+                <w:t>2</w:t>
+              </w:r>
+            </w:hyperlink>
+            <w:r>
+              <w:rPr>
+                <w:sz w:val="18"/>
+                <w:szCs w:val="18"/>
+                <w:lang w:val="en-IN"/>
+              </w:rPr>
+              <w:t>]</w:t>
+            </w:r>
+          </w:p>
+          <w:p>
+            <w:pPr>
+              <w:numPr>
+                <w:ilvl w:val="0"/>
+                <w:numId w:val="13"/>
+              </w:numPr>
+              <w:rPr>
+                <w:sz w:val="18"/>
+                <w:szCs w:val="18"/>
+                <w:lang w:val="en-IN"/>
+              </w:rPr>
+            </w:pPr>
+            <w:r>
+              <w:rPr>
+                <w:b/>
+                <w:bCs/>
+                <w:sz w:val="18"/>
+                <w:szCs w:val="18"/>
+                <w:lang w:val="en-IN"/>
+              </w:rPr>
+              <w:t>GRANT</w:t>
+            </w:r>
+            <w:r>
+              <w:rPr>
+                <w:sz w:val="18"/>
+                <w:szCs w:val="18"/>
+                <w:lang w:val="en-IN"/>
+              </w:rPr>
+              <w:t>: Gives a user access permissions to the database.</w:t>
+            </w:r>
+          </w:p>
+          <w:p>
+            <w:pPr>
+              <w:numPr>
+                <w:ilvl w:val="0"/>
+                <w:numId w:val="13"/>
+              </w:numPr>
+              <w:rPr>
+                <w:sz w:val="18"/>
+                <w:szCs w:val="18"/>
+                <w:lang w:val="en-IN"/>
+              </w:rPr>
+            </w:pPr>
+            <w:r>
+              <w:rPr>
+                <w:b/>
+                <w:bCs/>
+                <w:sz w:val="18"/>
+                <w:szCs w:val="18"/>
+                <w:lang w:val="en-IN"/>
+              </w:rPr>
+              <w:t>REVOKE</w:t>
+            </w:r>
+            <w:r>
+              <w:rPr>
+                <w:sz w:val="18"/>
+                <w:szCs w:val="18"/>
+                <w:lang w:val="en-IN"/>
+              </w:rPr>
+              <w:t>: Takes away a user's access permissions. [</w:t>
+            </w:r>
+            <w:hyperlink r:id="rId41" w:history="1">
+              <w:r>
+                <w:rPr>
+                  <w:rStyle w:val="Hyperlink"/>
+                  <w:sz w:val="18"/>
+                  <w:szCs w:val="18"/>
+                  <w:lang w:val="en-IN"/>
+                </w:rPr>
+                <w:t>1</w:t>
+              </w:r>
+            </w:hyperlink>
+            <w:r>
+              <w:rPr>
+                <w:sz w:val="18"/>
+                <w:szCs w:val="18"/>
+                <w:lang w:val="en-IN"/>
+              </w:rPr>
+              <w:t>]</w:t>
+            </w:r>
+          </w:p>
+          <w:p>
+            <w:pPr>
+              <w:rPr>
+                <w:sz w:val="18"/>
+                <w:szCs w:val="18"/>
+                <w:lang w:val="en-IN"/>
+              </w:rPr>
+            </w:pPr>
+            <w:r>
+              <w:rPr>
+                <w:rFonts w:ascii="Segoe UI Emoji" w:hAnsi="Segoe UI Emoji" w:cs="Segoe UI Emoji"/>
+                <w:sz w:val="18"/>
+                <w:szCs w:val="18"/>
+                <w:lang w:val="en-IN"/>
+              </w:rPr>
+              <w:t>🔄</w:t>
+            </w:r>
+            <w:r>
+              <w:rPr>
+                <w:sz w:val="18"/>
+                <w:szCs w:val="18"/>
+                <w:lang w:val="en-IN"/>
+              </w:rPr>
+              <w:t xml:space="preserve"> 5. </w:t>
+            </w:r>
+            <w:r>
+              <w:rPr>
+                <w:b/>
+                <w:bCs/>
+                <w:sz w:val="18"/>
+                <w:szCs w:val="18"/>
+                <w:lang w:val="en-IN"/>
+              </w:rPr>
+              <w:t>TCL (Transaction Control Language)</w:t>
+            </w:r>
+          </w:p>
+          <w:p>
+            <w:pPr>
+              <w:rPr>
+                <w:sz w:val="18"/>
+                <w:szCs w:val="18"/>
+                <w:lang w:val="en-IN"/>
+              </w:rPr>
+            </w:pPr>
+            <w:r>
+              <w:rPr>
+                <w:sz w:val="18"/>
+                <w:szCs w:val="18"/>
+                <w:lang w:val="en-IN"/>
+              </w:rPr>
+              <w:t xml:space="preserve">TCL commands manage </w:t>
+            </w:r>
+            <w:r>
+              <w:rPr>
+                <w:b/>
+                <w:bCs/>
+                <w:sz w:val="18"/>
+                <w:szCs w:val="18"/>
+                <w:lang w:val="en-IN"/>
+              </w:rPr>
+              <w:t>the execution of DML operations</w:t>
+            </w:r>
+            <w:r>
+              <w:rPr>
+                <w:sz w:val="18"/>
+                <w:szCs w:val="18"/>
+                <w:lang w:val="en-IN"/>
+              </w:rPr>
+              <w:t xml:space="preserve"> to ensure data integrity. They group multiple actions into a single safe transaction. [</w:t>
+            </w:r>
+            <w:hyperlink r:id="rId42" w:history="1">
+              <w:r>
+                <w:rPr>
+                  <w:rStyle w:val="Hyperlink"/>
+                  <w:sz w:val="18"/>
+                  <w:szCs w:val="18"/>
+                  <w:lang w:val="en-IN"/>
+                </w:rPr>
+                <w:t>1</w:t>
+              </w:r>
+            </w:hyperlink>
+            <w:r>
+              <w:rPr>
+                <w:sz w:val="18"/>
+                <w:szCs w:val="18"/>
+                <w:lang w:val="en-IN"/>
+              </w:rPr>
+              <w:t xml:space="preserve">, </w:t>
+            </w:r>
+            <w:hyperlink r:id="rId43" w:history="1">
+              <w:r>
+                <w:rPr>
+                  <w:rStyle w:val="Hyperlink"/>
+                  <w:sz w:val="18"/>
+                  <w:szCs w:val="18"/>
+                  <w:lang w:val="en-IN"/>
+                </w:rPr>
+                <w:t>2</w:t>
+              </w:r>
+            </w:hyperlink>
+            <w:r>
+              <w:rPr>
+                <w:sz w:val="18"/>
+                <w:szCs w:val="18"/>
+                <w:lang w:val="en-IN"/>
+              </w:rPr>
+              <w:t xml:space="preserve">, </w:t>
+            </w:r>
+            <w:hyperlink r:id="rId44" w:history="1">
+              <w:r>
+                <w:rPr>
+                  <w:rStyle w:val="Hyperlink"/>
+                  <w:sz w:val="18"/>
+                  <w:szCs w:val="18"/>
+                  <w:lang w:val="en-IN"/>
+                </w:rPr>
+                <w:t>3</w:t>
+              </w:r>
+            </w:hyperlink>
+            <w:r>
+              <w:rPr>
+                <w:sz w:val="18"/>
+                <w:szCs w:val="18"/>
+                <w:lang w:val="en-IN"/>
+              </w:rPr>
+              <w:t>]</w:t>
+            </w:r>
+          </w:p>
+          <w:p>
+            <w:pPr>
+              <w:numPr>
+                <w:ilvl w:val="0"/>
+                <w:numId w:val="14"/>
+              </w:numPr>
+              <w:rPr>
+                <w:sz w:val="18"/>
+                <w:szCs w:val="18"/>
+                <w:lang w:val="en-IN"/>
+              </w:rPr>
+            </w:pPr>
+            <w:r>
+              <w:rPr>
+                <w:b/>
+                <w:bCs/>
+                <w:sz w:val="18"/>
+                <w:szCs w:val="18"/>
+                <w:lang w:val="en-IN"/>
+              </w:rPr>
+              <w:t>COMMIT</w:t>
+            </w:r>
+            <w:r>
+              <w:rPr>
+                <w:sz w:val="18"/>
+                <w:szCs w:val="18"/>
+                <w:lang w:val="en-IN"/>
+              </w:rPr>
+              <w:t>: Saves all changes made during the transaction permanently.</w:t>
+            </w:r>
+          </w:p>
+          <w:p>
+            <w:pPr>
+              <w:numPr>
+                <w:ilvl w:val="0"/>
+                <w:numId w:val="14"/>
+              </w:numPr>
+              <w:rPr>
+                <w:sz w:val="18"/>
+                <w:szCs w:val="18"/>
+                <w:lang w:val="en-IN"/>
+              </w:rPr>
+            </w:pPr>
+            <w:r>
+              <w:rPr>
+                <w:b/>
+                <w:bCs/>
+                <w:sz w:val="18"/>
+                <w:szCs w:val="18"/>
+                <w:lang w:val="en-IN"/>
+              </w:rPr>
+              <w:t>ROLLBACK</w:t>
+            </w:r>
+            <w:r>
+              <w:rPr>
+                <w:sz w:val="18"/>
+                <w:szCs w:val="18"/>
+                <w:lang w:val="en-IN"/>
+              </w:rPr>
+              <w:t>: Undoes changes if an error occurs, restoring the database to its last saved state.</w:t>
+            </w:r>
+          </w:p>
+          <w:p>
+            <w:pPr>
+              <w:numPr>
+                <w:ilvl w:val="0"/>
+                <w:numId w:val="14"/>
+              </w:numPr>
+              <w:rPr>
+                <w:sz w:val="18"/>
+                <w:szCs w:val="18"/>
+                <w:lang w:val="en-IN"/>
+              </w:rPr>
+            </w:pPr>
+            <w:r>
+              <w:rPr>
+                <w:b/>
+                <w:bCs/>
+                <w:sz w:val="18"/>
+                <w:szCs w:val="18"/>
+                <w:lang w:val="en-IN"/>
+              </w:rPr>
+              <w:t>SAVEPOINT</w:t>
+            </w:r>
+            <w:r>
+              <w:rPr>
+                <w:sz w:val="18"/>
+                <w:szCs w:val="18"/>
+                <w:lang w:val="en-IN"/>
+              </w:rPr>
+              <w:t>: Sets a temporary checkpoint within a transaction to roll back to if needed. [</w:t>
+            </w:r>
+            <w:hyperlink r:id="rId45" w:history="1">
+              <w:r>
+                <w:rPr>
+                  <w:rStyle w:val="Hyperlink"/>
+                  <w:sz w:val="18"/>
+                  <w:szCs w:val="18"/>
+                  <w:lang w:val="en-IN"/>
+                </w:rPr>
+                <w:t>1</w:t>
+              </w:r>
+            </w:hyperlink>
+            <w:r>
+              <w:rPr>
+                <w:sz w:val="18"/>
+                <w:szCs w:val="18"/>
+                <w:lang w:val="en-IN"/>
+              </w:rPr>
+              <w:t>]</w:t>
+            </w:r>
+          </w:p>
+          <w:p>
+            <w:pPr>
+              <w:rPr>
+                <w:sz w:val="18"/>
+                <w:szCs w:val="18"/>
+              </w:rPr>
+            </w:pPr>
+          </w:p>
+        </w:tc>
+      </w:tr>
+    </w:tbl>
+    <w:p>
+      <w:pPr>
+        <w:spacing w:after="0" w:line="240" w:lineRule="auto"/>
+      </w:pPr>
+    </w:p>
+    <w:p>
+      <w:pPr>
+        <w:spacing w:after="0" w:line="240" w:lineRule="auto"/>
+      </w:pPr>
+    </w:p>
+    <w:p>
+      <w:pPr>
+        <w:spacing w:after="0" w:line="240" w:lineRule="auto"/>
+      </w:pPr>
+    </w:p>
+    <w:p>
+      <w:pPr>
+        <w:spacing w:after="0" w:line="240" w:lineRule="auto"/>
+      </w:pPr>
+    </w:p>
+    <w:p>
+      <w:pPr>
+        <w:spacing w:after="0" w:line="240" w:lineRule="auto"/>
+      </w:pPr>
+    </w:p>
+    <w:p>
+      <w:pPr>
+        <w:spacing w:after="0" w:line="240" w:lineRule="auto"/>
+      </w:pPr>
+    </w:p>
+    <w:p>
+      <w:pPr>
+        <w:spacing w:after="0" w:line="240" w:lineRule="auto"/>
+      </w:pPr>
+      <w:r>
+        <w:rPr>
+          <w:noProof/>
+        </w:rPr>
+        <w:drawing>
+          <wp:inline distT="0" distB="0" distL="0" distR="0" wp14:anchorId="2B06D6F7" wp14:editId="727BE15C">
+            <wp:extent cx="2322674" cy="2813854"/>
+            <wp:effectExtent l="0" t="0" r="0" b="0"/>
+            <wp:docPr id="1726595971" name="Picture 2"/>
+            <wp:cNvGraphicFramePr>
+              <a:graphicFrameLocks xmlns:a="http://schemas.openxmlformats.org/drawingml/2006/main" noChangeAspect="1"/>
+            </wp:cNvGraphicFramePr>
+            <a:graphic xmlns:a="http://schemas.openxmlformats.org/drawingml/2006/main">
+              <a:graphicData uri="http://schemas.openxmlformats.org/drawingml/2006/picture">
+                <pic:pic xmlns:pic="http://schemas.openxmlformats.org/drawingml/2006/picture">
+                  <pic:nvPicPr>
+                    <pic:cNvPr id="0" name="Picture 2"/>
+                    <pic:cNvPicPr>
+                      <a:picLocks noChangeAspect="1" noChangeArrowheads="1"/>
+                    </pic:cNvPicPr>
+                  </pic:nvPicPr>
+                  <pic:blipFill>
+                    <a:blip r:embed="rId46" cstate="print">
+                      <a:extLst>
+                        <a:ext uri="{28A0092B-C50C-407E-A947-70E740481C1C}">
+                          <a14:useLocalDpi xmlns:a14="http://schemas.microsoft.com/office/drawing/2010/main" val="0"/>
+                        </a:ext>
+                      </a:extLst>
+                    </a:blip>
+                    <a:srcRect/>
+                    <a:stretch>
+                      <a:fillRect/>
+                    </a:stretch>
+                  </pic:blipFill>
+                  <pic:spPr bwMode="auto">
+                    <a:xfrm>
+                      <a:off x="0" y="0"/>
+                      <a:ext cx="2334843" cy="2828596"/>
+                    </a:xfrm>
+                    <a:prstGeom prst="rect">
+                      <a:avLst/>
+                    </a:prstGeom>
+                    <a:noFill/>
+                    <a:ln>
+                      <a:noFill/>
+                    </a:ln>
+                  </pic:spPr>
+                </pic:pic>
+              </a:graphicData>
+            </a:graphic>
+          </wp:inline>
+        </w:drawing>
+      </w:r>
+    </w:p>
+    <w:p>
+      <w:pPr>
+        <w:spacing w:after="0" w:line="240" w:lineRule="auto"/>
+      </w:pPr>
+    </w:p>
+    <w:p>
+      <w:pPr>
+        <w:spacing w:after="0" w:line="240" w:lineRule="auto"/>
+      </w:pPr>
+      <w:r>
+        <w:t>All database operations are done by repository reference only. Which are done in service class.</w:t>
+      </w:r>
+    </w:p>
+    <w:p>
+      <w:pPr>
+        <w:spacing w:after="0" w:line="240" w:lineRule="auto"/>
+      </w:pPr>
+      <w:r>
+        <w:t>On DB we always can perform only 4 operations: CRUD / CURD</w:t>
+      </w:r>
+    </w:p>
+    <w:p>
+      <w:pPr>
+        <w:pStyle w:val="ListParagraph"/>
+        <w:numPr>
+          <w:ilvl w:val="0"/>
+          <w:numId w:val="15"/>
+        </w:numPr>
+        <w:spacing w:after="0" w:line="240" w:lineRule="auto"/>
+      </w:pPr>
+      <w:r>
+        <w:t>Create</w:t>
+      </w:r>
+      <w:r>
+        <w:t xml:space="preserve"> -&gt; insert/ save</w:t>
+      </w:r>
+    </w:p>
+    <w:p>
+      <w:pPr>
+        <w:pStyle w:val="ListParagraph"/>
+        <w:numPr>
+          <w:ilvl w:val="0"/>
+          <w:numId w:val="15"/>
+        </w:numPr>
+        <w:spacing w:after="0" w:line="240" w:lineRule="auto"/>
+      </w:pPr>
+      <w:r>
+        <w:t>Read</w:t>
+      </w:r>
+      <w:r>
+        <w:t xml:space="preserve"> -&gt; fetch/select</w:t>
+      </w:r>
+      <w:r>
+        <w:t>/find</w:t>
+      </w:r>
+    </w:p>
+    <w:p>
+      <w:pPr>
+        <w:pStyle w:val="ListParagraph"/>
+        <w:numPr>
+          <w:ilvl w:val="0"/>
+          <w:numId w:val="15"/>
+        </w:numPr>
+        <w:spacing w:after="0" w:line="240" w:lineRule="auto"/>
+      </w:pPr>
+      <w:r>
+        <w:t>Update</w:t>
+      </w:r>
+      <w:r>
+        <w:t xml:space="preserve"> -&gt; update</w:t>
+      </w:r>
+    </w:p>
+    <w:p>
+      <w:pPr>
+        <w:pStyle w:val="ListParagraph"/>
+        <w:numPr>
+          <w:ilvl w:val="0"/>
+          <w:numId w:val="15"/>
+        </w:numPr>
+        <w:spacing w:after="0" w:line="240" w:lineRule="auto"/>
+      </w:pPr>
+      <w:r>
+        <w:t>Delete</w:t>
+      </w:r>
+      <w:r>
+        <w:t xml:space="preserve"> -&gt; delete</w:t>
+      </w:r>
+      <w:r>
+        <w:t>/remove</w:t>
+      </w:r>
+    </w:p>
+    <w:p>
+      <w:pPr>
+        <w:spacing w:after="0" w:line="240" w:lineRule="auto"/>
+      </w:pPr>
+    </w:p>
+    <w:p>
+      <w:pPr>
+        <w:spacing w:after="0" w:line="240" w:lineRule="auto"/>
+      </w:pPr>
+    </w:p>
+    <w:p>
+      <w:pPr>
+        <w:spacing w:after="0" w:line="240" w:lineRule="auto"/>
+      </w:pPr>
+    </w:p>
+    <w:p>
+      <w:pPr>
+        <w:spacing w:after="0" w:line="240" w:lineRule="auto"/>
+      </w:pPr>
+    </w:p>
+    <w:p>
+      <w:pPr>
+        <w:spacing w:after="0" w:line="240" w:lineRule="auto"/>
+      </w:pPr>
+    </w:p>
+    <w:p>
+      <w:pPr>
+        <w:spacing w:after="0" w:line="240" w:lineRule="auto"/>
+      </w:pPr>
+    </w:p>
+    <w:p>
+      <w:pPr>
+        <w:spacing w:after="0" w:line="240" w:lineRule="auto"/>
+      </w:pPr>
+    </w:p>
+    <w:p>
+      <w:pPr>
+        <w:spacing w:after="0" w:line="240" w:lineRule="auto"/>
+      </w:pPr>
+    </w:p>
+    <w:p>
+      <w:pPr>
+        <w:spacing w:after="0" w:line="240" w:lineRule="auto"/>
+      </w:pPr>
+    </w:p>
+    <w:p>
+      <w:pPr>
+        <w:spacing w:after="0" w:line="240" w:lineRule="auto"/>
+      </w:pPr>
+    </w:p>
+    <w:p>
+      <w:pPr>
+        <w:spacing w:after="0" w:line="240" w:lineRule="auto"/>
+      </w:pPr>
+    </w:p>
+    <w:p>
+      <w:pPr>
+        <w:spacing w:after="0" w:line="240" w:lineRule="auto"/>
+      </w:pPr>
+    </w:p>
+    <w:p>
+      <w:pPr>
+        <w:spacing w:after="0" w:line="240" w:lineRule="auto"/>
+      </w:pPr>
+    </w:p>
+    <w:p>
+      <w:pPr>
+        <w:spacing w:after="0" w:line="240" w:lineRule="auto"/>
+      </w:pPr>
+    </w:p>
+    <w:p>
+      <w:pPr>
+        <w:spacing w:after="0" w:line="240" w:lineRule="auto"/>
+      </w:pPr>
+    </w:p>
+    <w:p>
+      <w:pPr>
+        <w:spacing w:after="0" w:line="240" w:lineRule="auto"/>
+      </w:pPr>
+    </w:p>
+    <w:p>
+      <w:pPr>
+        <w:spacing w:after="0" w:line="240" w:lineRule="auto"/>
+        <w:rPr>
+          <w:b/>
+          <w:bCs/>
+          <w:lang w:val="en-IN"/>
+        </w:rPr>
+      </w:pPr>
+      <w:r>
+        <w:rPr>
+          <w:b/>
+          <w:bCs/>
+          <w:lang w:val="en-IN"/>
+        </w:rPr>
+        <w:t>Data types covered</w:t>
+      </w:r>
+    </w:p>
+    <w:tbl>
+      <w:tblPr>
+        <w:tblW w:w="0" w:type="auto"/>
+        <w:tblCellSpacing w:w="15" w:type="dxa"/>
+        <w:tblBorders>
+          <w:top w:val="single" w:sz="4" w:space="0" w:color="auto"/>
+          <w:left w:val="single" w:sz="4" w:space="0" w:color="auto"/>
+          <w:bottom w:val="single" w:sz="4" w:space="0" w:color="auto"/>
+          <w:right w:val="single" w:sz="4" w:space="0" w:color="auto"/>
+          <w:insideH w:val="single" w:sz="4" w:space="0" w:color="auto"/>
+          <w:insideV w:val="single" w:sz="4" w:space="0" w:color="auto"/>
+        </w:tblBorders>
+        <w:tblCellMar>
+          <w:top w:w="15" w:type="dxa"/>
+          <w:left w:w="15" w:type="dxa"/>
+          <w:bottom w:w="15" w:type="dxa"/>
+          <w:right w:w="15" w:type="dxa"/>
+        </w:tblCellMar>
+        <w:tblLook w:val="04A0" w:firstRow="1" w:lastRow="0" w:firstColumn="1" w:lastColumn="0" w:noHBand="0" w:noVBand="1"/>
+      </w:tblPr>
+      <w:tblGrid>
+        <w:gridCol w:w="1420"/>
+        <w:gridCol w:w="1738"/>
+        <w:gridCol w:w="1921"/>
+      </w:tblGrid>
+      <w:tr>
+        <w:trPr>
+          <w:tblHeader/>
+          <w:tblCellSpacing w:w="15" w:type="dxa"/>
+        </w:trPr>
+        <w:tc>
+          <w:tcPr>
+            <w:tcW w:w="0" w:type="auto"/>
+            <w:vAlign w:val="center"/>
+            <w:hideMark/>
+          </w:tcPr>
+          <w:p>
+            <w:pPr>
+              <w:spacing w:after="0" w:line="240" w:lineRule="auto"/>
+              <w:rPr>
+                <w:b/>
+                <w:bCs/>
+                <w:lang w:val="en-IN"/>
+              </w:rPr>
+            </w:pPr>
+            <w:r>
+              <w:rPr>
+                <w:b/>
+                <w:bCs/>
+                <w:lang w:val="en-IN"/>
+              </w:rPr>
+              <w:t>Java Type</w:t>
+            </w:r>
+          </w:p>
+        </w:tc>
+        <w:tc>
+          <w:tcPr>
+            <w:tcW w:w="0" w:type="auto"/>
+            <w:vAlign w:val="center"/>
+            <w:hideMark/>
+          </w:tcPr>
+          <w:p>
+            <w:pPr>
+              <w:spacing w:after="0" w:line="240" w:lineRule="auto"/>
+              <w:rPr>
+                <w:b/>
+                <w:bCs/>
+                <w:lang w:val="en-IN"/>
+              </w:rPr>
+            </w:pPr>
+            <w:r>
+              <w:rPr>
+                <w:b/>
+                <w:bCs/>
+                <w:lang w:val="en-IN"/>
+              </w:rPr>
+              <w:t>Example</w:t>
+            </w:r>
+          </w:p>
+        </w:tc>
+        <w:tc>
+          <w:tcPr>
+            <w:tcW w:w="0" w:type="auto"/>
+            <w:vAlign w:val="center"/>
+            <w:hideMark/>
+          </w:tcPr>
+          <w:p>
+            <w:pPr>
+              <w:spacing w:after="0" w:line="240" w:lineRule="auto"/>
+              <w:rPr>
+                <w:b/>
+                <w:bCs/>
+                <w:lang w:val="en-IN"/>
+              </w:rPr>
+            </w:pPr>
+            <w:r>
+              <w:rPr>
+                <w:b/>
+                <w:bCs/>
+                <w:lang w:val="en-IN"/>
+              </w:rPr>
+              <w:t>Typical MySQL Type</w:t>
+            </w:r>
+          </w:p>
+        </w:tc>
+      </w:tr>
+      <w:tr>
+        <w:trPr>
+          <w:tblCellSpacing w:w="15" w:type="dxa"/>
+        </w:trPr>
+        <w:tc>
+          <w:tcPr>
+            <w:tcW w:w="0" w:type="auto"/>
+            <w:vAlign w:val="center"/>
+            <w:hideMark/>
+          </w:tcPr>
+          <w:p>
+            <w:pPr>
+              <w:spacing w:after="0" w:line="240" w:lineRule="auto"/>
+              <w:rPr>
+                <w:lang w:val="en-IN"/>
+              </w:rPr>
+            </w:pPr>
+            <w:r>
+              <w:rPr>
+                <w:lang w:val="en-IN"/>
+              </w:rPr>
+              <w:t>String</w:t>
+            </w:r>
+          </w:p>
+        </w:tc>
+        <w:tc>
+          <w:tcPr>
+            <w:tcW w:w="0" w:type="auto"/>
+            <w:vAlign w:val="center"/>
+            <w:hideMark/>
+          </w:tcPr>
+          <w:p>
+            <w:pPr>
+              <w:spacing w:after="0" w:line="240" w:lineRule="auto"/>
+              <w:rPr>
+                <w:lang w:val="en-IN"/>
+              </w:rPr>
+            </w:pPr>
+            <w:r>
+              <w:rPr>
+                <w:lang w:val="en-IN"/>
+              </w:rPr>
+              <w:t>firstName</w:t>
+            </w:r>
+          </w:p>
+        </w:tc>
+        <w:tc>
+          <w:tcPr>
+            <w:tcW w:w="0" w:type="auto"/>
+            <w:vAlign w:val="center"/>
+            <w:hideMark/>
+          </w:tcPr>
+          <w:p>
+            <w:pPr>
+              <w:spacing w:after="0" w:line="240" w:lineRule="auto"/>
+              <w:rPr>
+                <w:lang w:val="en-IN"/>
+              </w:rPr>
+            </w:pPr>
+            <w:r>
+              <w:rPr>
+                <w:lang w:val="en-IN"/>
+              </w:rPr>
+              <w:t>VARCHAR</w:t>
+            </w:r>
+          </w:p>
+        </w:tc>
+      </w:tr>
+      <w:tr>
+        <w:trPr>
+          <w:tblCellSpacing w:w="15" w:type="dxa"/>
+        </w:trPr>
+        <w:tc>
+          <w:tcPr>
+            <w:tcW w:w="0" w:type="auto"/>
+            <w:vAlign w:val="center"/>
+            <w:hideMark/>
+          </w:tcPr>
+          <w:p>
+            <w:pPr>
+              <w:spacing w:after="0" w:line="240" w:lineRule="auto"/>
+              <w:rPr>
+                <w:lang w:val="en-IN"/>
+              </w:rPr>
+            </w:pPr>
+            <w:r>
+              <w:rPr>
+                <w:lang w:val="en-IN"/>
+              </w:rPr>
+              <w:t>Integer</w:t>
+            </w:r>
+          </w:p>
+        </w:tc>
+        <w:tc>
+          <w:tcPr>
+            <w:tcW w:w="0" w:type="auto"/>
+            <w:vAlign w:val="center"/>
+            <w:hideMark/>
+          </w:tcPr>
+          <w:p>
+            <w:pPr>
+              <w:spacing w:after="0" w:line="240" w:lineRule="auto"/>
+              <w:rPr>
+                <w:lang w:val="en-IN"/>
+              </w:rPr>
+            </w:pPr>
+            <w:r>
+              <w:rPr>
+                <w:lang w:val="en-IN"/>
+              </w:rPr>
+              <w:t>age</w:t>
+            </w:r>
+          </w:p>
+        </w:tc>
+        <w:tc>
+          <w:tcPr>
+            <w:tcW w:w="0" w:type="auto"/>
+            <w:vAlign w:val="center"/>
+            <w:hideMark/>
+          </w:tcPr>
+          <w:p>
+            <w:pPr>
+              <w:spacing w:after="0" w:line="240" w:lineRule="auto"/>
+              <w:rPr>
+                <w:lang w:val="en-IN"/>
+              </w:rPr>
+            </w:pPr>
+            <w:r>
+              <w:rPr>
+                <w:lang w:val="en-IN"/>
+              </w:rPr>
+              <w:t>INT</w:t>
+            </w:r>
+          </w:p>
+        </w:tc>
+      </w:tr>
+      <w:tr>
+        <w:trPr>
+          <w:tblCellSpacing w:w="15" w:type="dxa"/>
+        </w:trPr>
+        <w:tc>
+          <w:tcPr>
+            <w:tcW w:w="0" w:type="auto"/>
+            <w:vAlign w:val="center"/>
+            <w:hideMark/>
+          </w:tcPr>
+          <w:p>
+            <w:pPr>
+              <w:spacing w:after="0" w:line="240" w:lineRule="auto"/>
+              <w:rPr>
+                <w:lang w:val="en-IN"/>
+              </w:rPr>
+            </w:pPr>
+            <w:r>
+              <w:rPr>
+                <w:lang w:val="en-IN"/>
+              </w:rPr>
+              <w:t>int</w:t>
+            </w:r>
+          </w:p>
+        </w:tc>
+        <w:tc>
+          <w:tcPr>
+            <w:tcW w:w="0" w:type="auto"/>
+            <w:vAlign w:val="center"/>
+            <w:hideMark/>
+          </w:tcPr>
+          <w:p>
+            <w:pPr>
+              <w:spacing w:after="0" w:line="240" w:lineRule="auto"/>
+              <w:rPr>
+                <w:lang w:val="en-IN"/>
+              </w:rPr>
+            </w:pPr>
+            <w:r>
+              <w:rPr>
+                <w:lang w:val="en-IN"/>
+              </w:rPr>
+              <w:t>experience</w:t>
+            </w:r>
+          </w:p>
+        </w:tc>
+        <w:tc>
+          <w:tcPr>
+            <w:tcW w:w="0" w:type="auto"/>
+            <w:vAlign w:val="center"/>
+            <w:hideMark/>
+          </w:tcPr>
+          <w:p>
+            <w:pPr>
+              <w:spacing w:after="0" w:line="240" w:lineRule="auto"/>
+              <w:rPr>
+                <w:lang w:val="en-IN"/>
+              </w:rPr>
+            </w:pPr>
+            <w:r>
+              <w:rPr>
+                <w:lang w:val="en-IN"/>
+              </w:rPr>
+              <w:t>INT</w:t>
+            </w:r>
+          </w:p>
+        </w:tc>
+      </w:tr>
+      <w:tr>
+        <w:trPr>
+          <w:tblCellSpacing w:w="15" w:type="dxa"/>
+        </w:trPr>
+        <w:tc>
+          <w:tcPr>
+            <w:tcW w:w="0" w:type="auto"/>
+            <w:vAlign w:val="center"/>
+            <w:hideMark/>
+          </w:tcPr>
+          <w:p>
+            <w:pPr>
+              <w:spacing w:after="0" w:line="240" w:lineRule="auto"/>
+              <w:rPr>
+                <w:lang w:val="en-IN"/>
+              </w:rPr>
+            </w:pPr>
+            <w:r>
+              <w:rPr>
+                <w:lang w:val="en-IN"/>
+              </w:rPr>
+              <w:t>Long</w:t>
+            </w:r>
+          </w:p>
+        </w:tc>
+        <w:tc>
+          <w:tcPr>
+            <w:tcW w:w="0" w:type="auto"/>
+            <w:vAlign w:val="center"/>
+            <w:hideMark/>
+          </w:tcPr>
+          <w:p>
+            <w:pPr>
+              <w:spacing w:after="0" w:line="240" w:lineRule="auto"/>
+              <w:rPr>
+                <w:lang w:val="en-IN"/>
+              </w:rPr>
+            </w:pPr>
+            <w:r>
+              <w:rPr>
+                <w:lang w:val="en-IN"/>
+              </w:rPr>
+              <w:t>mobileNumber</w:t>
+            </w:r>
+          </w:p>
+        </w:tc>
+        <w:tc>
+          <w:tcPr>
+            <w:tcW w:w="0" w:type="auto"/>
+            <w:vAlign w:val="center"/>
+            <w:hideMark/>
+          </w:tcPr>
+          <w:p>
+            <w:pPr>
+              <w:spacing w:after="0" w:line="240" w:lineRule="auto"/>
+              <w:rPr>
+                <w:lang w:val="en-IN"/>
+              </w:rPr>
+            </w:pPr>
+            <w:r>
+              <w:rPr>
+                <w:lang w:val="en-IN"/>
+              </w:rPr>
+              <w:t>BIGINT</w:t>
+            </w:r>
+          </w:p>
+        </w:tc>
+      </w:tr>
+      <w:tr>
+        <w:trPr>
+          <w:tblCellSpacing w:w="15" w:type="dxa"/>
+        </w:trPr>
+        <w:tc>
+          <w:tcPr>
+            <w:tcW w:w="0" w:type="auto"/>
+            <w:vAlign w:val="center"/>
+            <w:hideMark/>
+          </w:tcPr>
+          <w:p>
+            <w:pPr>
+              <w:spacing w:after="0" w:line="240" w:lineRule="auto"/>
+              <w:rPr>
+                <w:lang w:val="en-IN"/>
+              </w:rPr>
+            </w:pPr>
+            <w:r>
+              <w:rPr>
+                <w:lang w:val="en-IN"/>
+              </w:rPr>
+              <w:t>Double</w:t>
+            </w:r>
+          </w:p>
+        </w:tc>
+        <w:tc>
+          <w:tcPr>
+            <w:tcW w:w="0" w:type="auto"/>
+            <w:vAlign w:val="center"/>
+            <w:hideMark/>
+          </w:tcPr>
+          <w:p>
+            <w:pPr>
+              <w:spacing w:after="0" w:line="240" w:lineRule="auto"/>
+              <w:rPr>
+                <w:lang w:val="en-IN"/>
+              </w:rPr>
+            </w:pPr>
+            <w:r>
+              <w:rPr>
+                <w:lang w:val="en-IN"/>
+              </w:rPr>
+              <w:t>rating</w:t>
+            </w:r>
+          </w:p>
+        </w:tc>
+        <w:tc>
+          <w:tcPr>
+            <w:tcW w:w="0" w:type="auto"/>
+            <w:vAlign w:val="center"/>
+            <w:hideMark/>
+          </w:tcPr>
+          <w:p>
+            <w:pPr>
+              <w:spacing w:after="0" w:line="240" w:lineRule="auto"/>
+              <w:rPr>
+                <w:lang w:val="en-IN"/>
+              </w:rPr>
+            </w:pPr>
+            <w:r>
+              <w:rPr>
+                <w:lang w:val="en-IN"/>
+              </w:rPr>
+              <w:t>DOUBLE</w:t>
+            </w:r>
+          </w:p>
+        </w:tc>
+      </w:tr>
+      <w:tr>
+        <w:trPr>
+          <w:tblCellSpacing w:w="15" w:type="dxa"/>
+        </w:trPr>
+        <w:tc>
+          <w:tcPr>
+            <w:tcW w:w="0" w:type="auto"/>
+            <w:vAlign w:val="center"/>
+            <w:hideMark/>
+          </w:tcPr>
+          <w:p>
+            <w:pPr>
+              <w:spacing w:after="0" w:line="240" w:lineRule="auto"/>
+              <w:rPr>
+                <w:lang w:val="en-IN"/>
+              </w:rPr>
+            </w:pPr>
+            <w:r>
+              <w:rPr>
+                <w:lang w:val="en-IN"/>
+              </w:rPr>
+              <w:t>double</w:t>
+            </w:r>
+          </w:p>
+        </w:tc>
+        <w:tc>
+          <w:tcPr>
+            <w:tcW w:w="0" w:type="auto"/>
+            <w:vAlign w:val="center"/>
+            <w:hideMark/>
+          </w:tcPr>
+          <w:p>
+            <w:pPr>
+              <w:spacing w:after="0" w:line="240" w:lineRule="auto"/>
+              <w:rPr>
+                <w:lang w:val="en-IN"/>
+              </w:rPr>
+            </w:pPr>
+            <w:r>
+              <w:rPr>
+                <w:lang w:val="en-IN"/>
+              </w:rPr>
+              <w:t>performanceScore</w:t>
+            </w:r>
+          </w:p>
+        </w:tc>
+        <w:tc>
+          <w:tcPr>
+            <w:tcW w:w="0" w:type="auto"/>
+            <w:vAlign w:val="center"/>
+            <w:hideMark/>
+          </w:tcPr>
+          <w:p>
+            <w:pPr>
+              <w:spacing w:after="0" w:line="240" w:lineRule="auto"/>
+              <w:rPr>
+                <w:lang w:val="en-IN"/>
+              </w:rPr>
+            </w:pPr>
+            <w:r>
+              <w:rPr>
+                <w:lang w:val="en-IN"/>
+              </w:rPr>
+              <w:t>DOUBLE</w:t>
+            </w:r>
+          </w:p>
+        </w:tc>
+      </w:tr>
+      <w:tr>
+        <w:trPr>
+          <w:tblCellSpacing w:w="15" w:type="dxa"/>
+        </w:trPr>
+        <w:tc>
+          <w:tcPr>
+            <w:tcW w:w="0" w:type="auto"/>
+            <w:vAlign w:val="center"/>
+            <w:hideMark/>
+          </w:tcPr>
+          <w:p>
+            <w:pPr>
+              <w:spacing w:after="0" w:line="240" w:lineRule="auto"/>
+              <w:rPr>
+                <w:lang w:val="en-IN"/>
+              </w:rPr>
+            </w:pPr>
+            <w:r>
+              <w:rPr>
+                <w:lang w:val="en-IN"/>
+              </w:rPr>
+              <w:t>Float</w:t>
+            </w:r>
+          </w:p>
+        </w:tc>
+        <w:tc>
+          <w:tcPr>
+            <w:tcW w:w="0" w:type="auto"/>
+            <w:vAlign w:val="center"/>
+            <w:hideMark/>
+          </w:tcPr>
+          <w:p>
+            <w:pPr>
+              <w:spacing w:after="0" w:line="240" w:lineRule="auto"/>
+              <w:rPr>
+                <w:lang w:val="en-IN"/>
+              </w:rPr>
+            </w:pPr>
+            <w:r>
+              <w:rPr>
+                <w:lang w:val="en-IN"/>
+              </w:rPr>
+              <w:t>bonusPercentage</w:t>
+            </w:r>
+          </w:p>
+        </w:tc>
+        <w:tc>
+          <w:tcPr>
+            <w:tcW w:w="0" w:type="auto"/>
+            <w:vAlign w:val="center"/>
+            <w:hideMark/>
+          </w:tcPr>
+          <w:p>
+            <w:pPr>
+              <w:spacing w:after="0" w:line="240" w:lineRule="auto"/>
+              <w:rPr>
+                <w:lang w:val="en-IN"/>
+              </w:rPr>
+            </w:pPr>
+            <w:r>
+              <w:rPr>
+                <w:lang w:val="en-IN"/>
+              </w:rPr>
+              <w:t>FLOAT</w:t>
+            </w:r>
+          </w:p>
+        </w:tc>
+      </w:tr>
+      <w:tr>
+        <w:trPr>
+          <w:tblCellSpacing w:w="15" w:type="dxa"/>
+        </w:trPr>
+        <w:tc>
+          <w:tcPr>
+            <w:tcW w:w="0" w:type="auto"/>
+            <w:vAlign w:val="center"/>
+            <w:hideMark/>
+          </w:tcPr>
+          <w:p>
+            <w:pPr>
+              <w:spacing w:after="0" w:line="240" w:lineRule="auto"/>
+              <w:rPr>
+                <w:lang w:val="en-IN"/>
+              </w:rPr>
+            </w:pPr>
+            <w:r>
+              <w:rPr>
+                <w:lang w:val="en-IN"/>
+              </w:rPr>
+              <w:lastRenderedPageBreak/>
+              <w:t>Boolean</w:t>
+            </w:r>
+          </w:p>
+        </w:tc>
+        <w:tc>
+          <w:tcPr>
+            <w:tcW w:w="0" w:type="auto"/>
+            <w:vAlign w:val="center"/>
+            <w:hideMark/>
+          </w:tcPr>
+          <w:p>
+            <w:pPr>
+              <w:spacing w:after="0" w:line="240" w:lineRule="auto"/>
+              <w:rPr>
+                <w:lang w:val="en-IN"/>
+              </w:rPr>
+            </w:pPr>
+            <w:r>
+              <w:rPr>
+                <w:lang w:val="en-IN"/>
+              </w:rPr>
+              <w:t>active</w:t>
+            </w:r>
+          </w:p>
+        </w:tc>
+        <w:tc>
+          <w:tcPr>
+            <w:tcW w:w="0" w:type="auto"/>
+            <w:vAlign w:val="center"/>
+            <w:hideMark/>
+          </w:tcPr>
+          <w:p>
+            <w:pPr>
+              <w:spacing w:after="0" w:line="240" w:lineRule="auto"/>
+              <w:rPr>
+                <w:lang w:val="en-IN"/>
+              </w:rPr>
+            </w:pPr>
+            <w:r>
+              <w:rPr>
+                <w:lang w:val="en-IN"/>
+              </w:rPr>
+              <w:t>BOOLEAN</w:t>
+            </w:r>
+          </w:p>
+        </w:tc>
+      </w:tr>
+      <w:tr>
+        <w:trPr>
+          <w:tblCellSpacing w:w="15" w:type="dxa"/>
+        </w:trPr>
+        <w:tc>
+          <w:tcPr>
+            <w:tcW w:w="0" w:type="auto"/>
+            <w:vAlign w:val="center"/>
+            <w:hideMark/>
+          </w:tcPr>
+          <w:p>
+            <w:pPr>
+              <w:spacing w:after="0" w:line="240" w:lineRule="auto"/>
+              <w:rPr>
+                <w:lang w:val="en-IN"/>
+              </w:rPr>
+            </w:pPr>
+            <w:r>
+              <w:rPr>
+                <w:lang w:val="en-IN"/>
+              </w:rPr>
+              <w:t>boolean</w:t>
+            </w:r>
+          </w:p>
+        </w:tc>
+        <w:tc>
+          <w:tcPr>
+            <w:tcW w:w="0" w:type="auto"/>
+            <w:vAlign w:val="center"/>
+            <w:hideMark/>
+          </w:tcPr>
+          <w:p>
+            <w:pPr>
+              <w:spacing w:after="0" w:line="240" w:lineRule="auto"/>
+              <w:rPr>
+                <w:lang w:val="en-IN"/>
+              </w:rPr>
+            </w:pPr>
+            <w:r>
+              <w:rPr>
+                <w:lang w:val="en-IN"/>
+              </w:rPr>
+              <w:t>verified</w:t>
+            </w:r>
+          </w:p>
+        </w:tc>
+        <w:tc>
+          <w:tcPr>
+            <w:tcW w:w="0" w:type="auto"/>
+            <w:vAlign w:val="center"/>
+            <w:hideMark/>
+          </w:tcPr>
+          <w:p>
+            <w:pPr>
+              <w:spacing w:after="0" w:line="240" w:lineRule="auto"/>
+              <w:rPr>
+                <w:lang w:val="en-IN"/>
+              </w:rPr>
+            </w:pPr>
+            <w:r>
+              <w:rPr>
+                <w:lang w:val="en-IN"/>
+              </w:rPr>
+              <w:t>BOOLEAN</w:t>
+            </w:r>
+          </w:p>
+        </w:tc>
+      </w:tr>
+      <w:tr>
+        <w:trPr>
+          <w:tblCellSpacing w:w="15" w:type="dxa"/>
+        </w:trPr>
+        <w:tc>
+          <w:tcPr>
+            <w:tcW w:w="0" w:type="auto"/>
+            <w:vAlign w:val="center"/>
+            <w:hideMark/>
+          </w:tcPr>
+          <w:p>
+            <w:pPr>
+              <w:spacing w:after="0" w:line="240" w:lineRule="auto"/>
+              <w:rPr>
+                <w:lang w:val="en-IN"/>
+              </w:rPr>
+            </w:pPr>
+            <w:r>
+              <w:rPr>
+                <w:lang w:val="en-IN"/>
+              </w:rPr>
+              <w:t>Short</w:t>
+            </w:r>
+          </w:p>
+        </w:tc>
+        <w:tc>
+          <w:tcPr>
+            <w:tcW w:w="0" w:type="auto"/>
+            <w:vAlign w:val="center"/>
+            <w:hideMark/>
+          </w:tcPr>
+          <w:p>
+            <w:pPr>
+              <w:spacing w:after="0" w:line="240" w:lineRule="auto"/>
+              <w:rPr>
+                <w:lang w:val="en-IN"/>
+              </w:rPr>
+            </w:pPr>
+            <w:r>
+              <w:rPr>
+                <w:lang w:val="en-IN"/>
+              </w:rPr>
+              <w:t>leaveCount</w:t>
+            </w:r>
+          </w:p>
+        </w:tc>
+        <w:tc>
+          <w:tcPr>
+            <w:tcW w:w="0" w:type="auto"/>
+            <w:vAlign w:val="center"/>
+            <w:hideMark/>
+          </w:tcPr>
+          <w:p>
+            <w:pPr>
+              <w:spacing w:after="0" w:line="240" w:lineRule="auto"/>
+              <w:rPr>
+                <w:lang w:val="en-IN"/>
+              </w:rPr>
+            </w:pPr>
+            <w:r>
+              <w:rPr>
+                <w:lang w:val="en-IN"/>
+              </w:rPr>
+              <w:t>SMALLINT</w:t>
+            </w:r>
+          </w:p>
+        </w:tc>
+      </w:tr>
+      <w:tr>
+        <w:trPr>
+          <w:tblCellSpacing w:w="15" w:type="dxa"/>
+        </w:trPr>
+        <w:tc>
+          <w:tcPr>
+            <w:tcW w:w="0" w:type="auto"/>
+            <w:vAlign w:val="center"/>
+            <w:hideMark/>
+          </w:tcPr>
+          <w:p>
+            <w:pPr>
+              <w:spacing w:after="0" w:line="240" w:lineRule="auto"/>
+              <w:rPr>
+                <w:lang w:val="en-IN"/>
+              </w:rPr>
+            </w:pPr>
+            <w:r>
+              <w:rPr>
+                <w:lang w:val="en-IN"/>
+              </w:rPr>
+              <w:t>Byte</w:t>
+            </w:r>
+          </w:p>
+        </w:tc>
+        <w:tc>
+          <w:tcPr>
+            <w:tcW w:w="0" w:type="auto"/>
+            <w:vAlign w:val="center"/>
+            <w:hideMark/>
+          </w:tcPr>
+          <w:p>
+            <w:pPr>
+              <w:spacing w:after="0" w:line="240" w:lineRule="auto"/>
+              <w:rPr>
+                <w:lang w:val="en-IN"/>
+              </w:rPr>
+            </w:pPr>
+            <w:r>
+              <w:rPr>
+                <w:lang w:val="en-IN"/>
+              </w:rPr>
+              <w:t>grade</w:t>
+            </w:r>
+          </w:p>
+        </w:tc>
+        <w:tc>
+          <w:tcPr>
+            <w:tcW w:w="0" w:type="auto"/>
+            <w:vAlign w:val="center"/>
+            <w:hideMark/>
+          </w:tcPr>
+          <w:p>
+            <w:pPr>
+              <w:spacing w:after="0" w:line="240" w:lineRule="auto"/>
+              <w:rPr>
+                <w:lang w:val="en-IN"/>
+              </w:rPr>
+            </w:pPr>
+            <w:r>
+              <w:rPr>
+                <w:lang w:val="en-IN"/>
+              </w:rPr>
+              <w:t>TINYINT</w:t>
+            </w:r>
+          </w:p>
+        </w:tc>
+      </w:tr>
+      <w:tr>
+        <w:trPr>
+          <w:tblCellSpacing w:w="15" w:type="dxa"/>
+        </w:trPr>
+        <w:tc>
+          <w:tcPr>
+            <w:tcW w:w="0" w:type="auto"/>
+            <w:vAlign w:val="center"/>
+            <w:hideMark/>
+          </w:tcPr>
+          <w:p>
+            <w:pPr>
+              <w:spacing w:after="0" w:line="240" w:lineRule="auto"/>
+              <w:rPr>
+                <w:lang w:val="en-IN"/>
+              </w:rPr>
+            </w:pPr>
+            <w:r>
+              <w:rPr>
+                <w:lang w:val="en-IN"/>
+              </w:rPr>
+              <w:t>BigDecimal</w:t>
+            </w:r>
+          </w:p>
+        </w:tc>
+        <w:tc>
+          <w:tcPr>
+            <w:tcW w:w="0" w:type="auto"/>
+            <w:vAlign w:val="center"/>
+            <w:hideMark/>
+          </w:tcPr>
+          <w:p>
+            <w:pPr>
+              <w:spacing w:after="0" w:line="240" w:lineRule="auto"/>
+              <w:rPr>
+                <w:lang w:val="en-IN"/>
+              </w:rPr>
+            </w:pPr>
+            <w:r>
+              <w:rPr>
+                <w:lang w:val="en-IN"/>
+              </w:rPr>
+              <w:t>salary</w:t>
+            </w:r>
+          </w:p>
+        </w:tc>
+        <w:tc>
+          <w:tcPr>
+            <w:tcW w:w="0" w:type="auto"/>
+            <w:vAlign w:val="center"/>
+            <w:hideMark/>
+          </w:tcPr>
+          <w:p>
+            <w:pPr>
+              <w:spacing w:after="0" w:line="240" w:lineRule="auto"/>
+              <w:rPr>
+                <w:lang w:val="en-IN"/>
+              </w:rPr>
+            </w:pPr>
+            <w:r>
+              <w:rPr>
+                <w:lang w:val="en-IN"/>
+              </w:rPr>
+              <w:t>DECIMAL</w:t>
+            </w:r>
+          </w:p>
+        </w:tc>
+      </w:tr>
+      <w:tr>
+        <w:trPr>
+          <w:tblCellSpacing w:w="15" w:type="dxa"/>
+        </w:trPr>
+        <w:tc>
+          <w:tcPr>
+            <w:tcW w:w="0" w:type="auto"/>
+            <w:vAlign w:val="center"/>
+            <w:hideMark/>
+          </w:tcPr>
+          <w:p>
+            <w:pPr>
+              <w:spacing w:after="0" w:line="240" w:lineRule="auto"/>
+              <w:rPr>
+                <w:lang w:val="en-IN"/>
+              </w:rPr>
+            </w:pPr>
+            <w:r>
+              <w:rPr>
+                <w:lang w:val="en-IN"/>
+              </w:rPr>
+              <w:t>Character</w:t>
+            </w:r>
+          </w:p>
+        </w:tc>
+        <w:tc>
+          <w:tcPr>
+            <w:tcW w:w="0" w:type="auto"/>
+            <w:vAlign w:val="center"/>
+            <w:hideMark/>
+          </w:tcPr>
+          <w:p>
+            <w:pPr>
+              <w:spacing w:after="0" w:line="240" w:lineRule="auto"/>
+              <w:rPr>
+                <w:lang w:val="en-IN"/>
+              </w:rPr>
+            </w:pPr>
+            <w:r>
+              <w:rPr>
+                <w:lang w:val="en-IN"/>
+              </w:rPr>
+              <w:t>gender</w:t>
+            </w:r>
+          </w:p>
+        </w:tc>
+        <w:tc>
+          <w:tcPr>
+            <w:tcW w:w="0" w:type="auto"/>
+            <w:vAlign w:val="center"/>
+            <w:hideMark/>
+          </w:tcPr>
+          <w:p>
+            <w:pPr>
+              <w:spacing w:after="0" w:line="240" w:lineRule="auto"/>
+              <w:rPr>
+                <w:lang w:val="en-IN"/>
+              </w:rPr>
+            </w:pPr>
+            <w:r>
+              <w:rPr>
+                <w:lang w:val="en-IN"/>
+              </w:rPr>
+              <w:t>CHAR</w:t>
+            </w:r>
+          </w:p>
+        </w:tc>
+      </w:tr>
+      <w:tr>
+        <w:trPr>
+          <w:tblCellSpacing w:w="15" w:type="dxa"/>
+        </w:trPr>
+        <w:tc>
+          <w:tcPr>
+            <w:tcW w:w="0" w:type="auto"/>
+            <w:vAlign w:val="center"/>
+            <w:hideMark/>
+          </w:tcPr>
+          <w:p>
+            <w:pPr>
+              <w:spacing w:after="0" w:line="240" w:lineRule="auto"/>
+              <w:rPr>
+                <w:lang w:val="en-IN"/>
+              </w:rPr>
+            </w:pPr>
+            <w:r>
+              <w:rPr>
+                <w:lang w:val="en-IN"/>
+              </w:rPr>
+              <w:t>Enum</w:t>
+            </w:r>
+          </w:p>
+        </w:tc>
+        <w:tc>
+          <w:tcPr>
+            <w:tcW w:w="0" w:type="auto"/>
+            <w:vAlign w:val="center"/>
+            <w:hideMark/>
+          </w:tcPr>
+          <w:p>
+            <w:pPr>
+              <w:spacing w:after="0" w:line="240" w:lineRule="auto"/>
+              <w:rPr>
+                <w:lang w:val="en-IN"/>
+              </w:rPr>
+            </w:pPr>
+            <w:r>
+              <w:rPr>
+                <w:lang w:val="en-IN"/>
+              </w:rPr>
+              <w:t>employmentType</w:t>
+            </w:r>
+          </w:p>
+        </w:tc>
+        <w:tc>
+          <w:tcPr>
+            <w:tcW w:w="0" w:type="auto"/>
+            <w:vAlign w:val="center"/>
+            <w:hideMark/>
+          </w:tcPr>
+          <w:p>
+            <w:pPr>
+              <w:spacing w:after="0" w:line="240" w:lineRule="auto"/>
+              <w:rPr>
+                <w:lang w:val="en-IN"/>
+              </w:rPr>
+            </w:pPr>
+            <w:r>
+              <w:rPr>
+                <w:lang w:val="en-IN"/>
+              </w:rPr>
+              <w:t>VARCHAR</w:t>
+            </w:r>
+          </w:p>
+        </w:tc>
+      </w:tr>
+      <w:tr>
+        <w:trPr>
+          <w:tblCellSpacing w:w="15" w:type="dxa"/>
+        </w:trPr>
+        <w:tc>
+          <w:tcPr>
+            <w:tcW w:w="0" w:type="auto"/>
+            <w:vAlign w:val="center"/>
+            <w:hideMark/>
+          </w:tcPr>
+          <w:p>
+            <w:pPr>
+              <w:spacing w:after="0" w:line="240" w:lineRule="auto"/>
+              <w:rPr>
+                <w:lang w:val="en-IN"/>
+              </w:rPr>
+            </w:pPr>
+            <w:r>
+              <w:rPr>
+                <w:lang w:val="en-IN"/>
+              </w:rPr>
+              <w:t>LocalDate</w:t>
+            </w:r>
+          </w:p>
+        </w:tc>
+        <w:tc>
+          <w:tcPr>
+            <w:tcW w:w="0" w:type="auto"/>
+            <w:vAlign w:val="center"/>
+            <w:hideMark/>
+          </w:tcPr>
+          <w:p>
+            <w:pPr>
+              <w:spacing w:after="0" w:line="240" w:lineRule="auto"/>
+              <w:rPr>
+                <w:lang w:val="en-IN"/>
+              </w:rPr>
+            </w:pPr>
+            <w:r>
+              <w:rPr>
+                <w:lang w:val="en-IN"/>
+              </w:rPr>
+              <w:t>dateOfBirth</w:t>
+            </w:r>
+          </w:p>
+        </w:tc>
+        <w:tc>
+          <w:tcPr>
+            <w:tcW w:w="0" w:type="auto"/>
+            <w:vAlign w:val="center"/>
+            <w:hideMark/>
+          </w:tcPr>
+          <w:p>
+            <w:pPr>
+              <w:spacing w:after="0" w:line="240" w:lineRule="auto"/>
+              <w:rPr>
+                <w:lang w:val="en-IN"/>
+              </w:rPr>
+            </w:pPr>
+            <w:r>
+              <w:rPr>
+                <w:lang w:val="en-IN"/>
+              </w:rPr>
+              <w:t>DATE</w:t>
+            </w:r>
+          </w:p>
+        </w:tc>
+      </w:tr>
+      <w:tr>
+        <w:trPr>
+          <w:tblCellSpacing w:w="15" w:type="dxa"/>
+        </w:trPr>
+        <w:tc>
+          <w:tcPr>
+            <w:tcW w:w="0" w:type="auto"/>
+            <w:vAlign w:val="center"/>
+            <w:hideMark/>
+          </w:tcPr>
+          <w:p>
+            <w:pPr>
+              <w:spacing w:after="0" w:line="240" w:lineRule="auto"/>
+              <w:rPr>
+                <w:lang w:val="en-IN"/>
+              </w:rPr>
+            </w:pPr>
+            <w:r>
+              <w:rPr>
+                <w:lang w:val="en-IN"/>
+              </w:rPr>
+              <w:t>LocalTime</w:t>
+            </w:r>
+          </w:p>
+        </w:tc>
+        <w:tc>
+          <w:tcPr>
+            <w:tcW w:w="0" w:type="auto"/>
+            <w:vAlign w:val="center"/>
+            <w:hideMark/>
+          </w:tcPr>
+          <w:p>
+            <w:pPr>
+              <w:spacing w:after="0" w:line="240" w:lineRule="auto"/>
+              <w:rPr>
+                <w:lang w:val="en-IN"/>
+              </w:rPr>
+            </w:pPr>
+            <w:r>
+              <w:rPr>
+                <w:lang w:val="en-IN"/>
+              </w:rPr>
+              <w:t>joiningTime</w:t>
+            </w:r>
+          </w:p>
+        </w:tc>
+        <w:tc>
+          <w:tcPr>
+            <w:tcW w:w="0" w:type="auto"/>
+            <w:vAlign w:val="center"/>
+            <w:hideMark/>
+          </w:tcPr>
+          <w:p>
+            <w:pPr>
+              <w:spacing w:after="0" w:line="240" w:lineRule="auto"/>
+              <w:rPr>
+                <w:lang w:val="en-IN"/>
+              </w:rPr>
+            </w:pPr>
+            <w:r>
+              <w:rPr>
+                <w:lang w:val="en-IN"/>
+              </w:rPr>
+              <w:t>TIME</w:t>
+            </w:r>
+          </w:p>
+        </w:tc>
+      </w:tr>
+      <w:tr>
+        <w:trPr>
+          <w:tblCellSpacing w:w="15" w:type="dxa"/>
+        </w:trPr>
+        <w:tc>
+          <w:tcPr>
+            <w:tcW w:w="0" w:type="auto"/>
+            <w:vAlign w:val="center"/>
+            <w:hideMark/>
+          </w:tcPr>
+          <w:p>
+            <w:pPr>
+              <w:spacing w:after="0" w:line="240" w:lineRule="auto"/>
+              <w:rPr>
+                <w:lang w:val="en-IN"/>
+              </w:rPr>
+            </w:pPr>
+            <w:r>
+              <w:rPr>
+                <w:lang w:val="en-IN"/>
+              </w:rPr>
+              <w:t>LocalDateTime</w:t>
+            </w:r>
+          </w:p>
+        </w:tc>
+        <w:tc>
+          <w:tcPr>
+            <w:tcW w:w="0" w:type="auto"/>
+            <w:vAlign w:val="center"/>
+            <w:hideMark/>
+          </w:tcPr>
+          <w:p>
+            <w:pPr>
+              <w:spacing w:after="0" w:line="240" w:lineRule="auto"/>
+              <w:rPr>
+                <w:lang w:val="en-IN"/>
+              </w:rPr>
+            </w:pPr>
+            <w:r>
+              <w:rPr>
+                <w:lang w:val="en-IN"/>
+              </w:rPr>
+              <w:t>createdAt</w:t>
+            </w:r>
+          </w:p>
+        </w:tc>
+        <w:tc>
+          <w:tcPr>
+            <w:tcW w:w="0" w:type="auto"/>
+            <w:vAlign w:val="center"/>
+            <w:hideMark/>
+          </w:tcPr>
+          <w:p>
+            <w:pPr>
+              <w:spacing w:after="0" w:line="240" w:lineRule="auto"/>
+              <w:rPr>
+                <w:lang w:val="en-IN"/>
+              </w:rPr>
+            </w:pPr>
+            <w:r>
+              <w:rPr>
+                <w:lang w:val="en-IN"/>
+              </w:rPr>
+              <w:t>DATETIME</w:t>
+            </w:r>
+          </w:p>
+        </w:tc>
+      </w:tr>
+      <w:tr>
+        <w:trPr>
+          <w:tblCellSpacing w:w="15" w:type="dxa"/>
+        </w:trPr>
+        <w:tc>
+          <w:tcPr>
+            <w:tcW w:w="0" w:type="auto"/>
+            <w:vAlign w:val="center"/>
+            <w:hideMark/>
+          </w:tcPr>
+          <w:p>
+            <w:pPr>
+              <w:spacing w:after="0" w:line="240" w:lineRule="auto"/>
+              <w:rPr>
+                <w:lang w:val="en-IN"/>
+              </w:rPr>
+            </w:pPr>
+            <w:r>
+              <w:rPr>
+                <w:lang w:val="en-IN"/>
+              </w:rPr>
+              <w:t>UUID</w:t>
+            </w:r>
+          </w:p>
+        </w:tc>
+        <w:tc>
+          <w:tcPr>
+            <w:tcW w:w="0" w:type="auto"/>
+            <w:vAlign w:val="center"/>
+            <w:hideMark/>
+          </w:tcPr>
+          <w:p>
+            <w:pPr>
+              <w:spacing w:after="0" w:line="240" w:lineRule="auto"/>
+              <w:rPr>
+                <w:lang w:val="en-IN"/>
+              </w:rPr>
+            </w:pPr>
+            <w:r>
+              <w:rPr>
+                <w:lang w:val="en-IN"/>
+              </w:rPr>
+              <w:t>employeeUuid</w:t>
+            </w:r>
+          </w:p>
+        </w:tc>
+        <w:tc>
+          <w:tcPr>
+            <w:tcW w:w="0" w:type="auto"/>
+            <w:vAlign w:val="center"/>
+            <w:hideMark/>
+          </w:tcPr>
+          <w:p>
+            <w:pPr>
+              <w:spacing w:after="0" w:line="240" w:lineRule="auto"/>
+              <w:rPr>
+                <w:lang w:val="en-IN"/>
+              </w:rPr>
+            </w:pPr>
+            <w:r>
+              <w:rPr>
+                <w:lang w:val="en-IN"/>
+              </w:rPr>
+              <w:t>BINARY(16) / CHAR</w:t>
+            </w:r>
+          </w:p>
+        </w:tc>
+      </w:tr>
+      <w:tr>
+        <w:trPr>
+          <w:tblCellSpacing w:w="15" w:type="dxa"/>
+        </w:trPr>
+        <w:tc>
+          <w:tcPr>
+            <w:tcW w:w="0" w:type="auto"/>
+            <w:vAlign w:val="center"/>
+            <w:hideMark/>
+          </w:tcPr>
+          <w:p>
+            <w:pPr>
+              <w:spacing w:after="0" w:line="240" w:lineRule="auto"/>
+              <w:rPr>
+                <w:lang w:val="en-IN"/>
+              </w:rPr>
+            </w:pPr>
+            <w:r>
+              <w:rPr>
+                <w:lang w:val="en-IN"/>
+              </w:rPr>
+              <w:t>byte[]</w:t>
+            </w:r>
+          </w:p>
+        </w:tc>
+        <w:tc>
+          <w:tcPr>
+            <w:tcW w:w="0" w:type="auto"/>
+            <w:vAlign w:val="center"/>
+            <w:hideMark/>
+          </w:tcPr>
+          <w:p>
+            <w:pPr>
+              <w:spacing w:after="0" w:line="240" w:lineRule="auto"/>
+              <w:rPr>
+                <w:lang w:val="en-IN"/>
+              </w:rPr>
+            </w:pPr>
+            <w:r>
+              <w:rPr>
+                <w:lang w:val="en-IN"/>
+              </w:rPr>
+              <w:t>profilePicture</w:t>
+            </w:r>
+          </w:p>
+        </w:tc>
+        <w:tc>
+          <w:tcPr>
+            <w:tcW w:w="0" w:type="auto"/>
+            <w:vAlign w:val="center"/>
+            <w:hideMark/>
+          </w:tcPr>
+          <w:p>
+            <w:pPr>
+              <w:spacing w:after="0" w:line="240" w:lineRule="auto"/>
+              <w:rPr>
+                <w:lang w:val="en-IN"/>
+              </w:rPr>
+            </w:pPr>
+            <w:r>
+              <w:rPr>
+                <w:lang w:val="en-IN"/>
+              </w:rPr>
+              <w:t>BLOB</w:t>
+            </w:r>
+          </w:p>
+        </w:tc>
+      </w:tr>
+    </w:tbl>
     <w:p>
       <w:pPr>
         <w:spacing w:after="0" w:line="240" w:lineRule="auto"/>
@@ -8798,7 +11568,7 @@
       <w:r>
         <w:t xml:space="preserve"> </w:t>
       </w:r>
-      <w:hyperlink r:id="rId29" w:history="1">
+      <w:hyperlink r:id="rId47" w:history="1">
         <w:r>
           <w:rPr>
             <w:rStyle w:val="Hyperlink"/>
@@ -8852,7 +11622,7 @@
                     <pic:cNvPicPr/>
                   </pic:nvPicPr>
                   <pic:blipFill>
-                    <a:blip r:embed="rId30"/>
+                    <a:blip r:embed="rId48"/>
                     <a:stretch>
                       <a:fillRect/>
                     </a:stretch>
@@ -11923,16 +14693,16 @@
     </w:lvl>
   </w:abstractNum>
   <w:abstractNum w:abstractNumId="4" w15:restartNumberingAfterBreak="0">
-    <w:nsid w:val="3BA2759D"/>
+    <w:nsid w:val="37EA478B"/>
     <w:multiLevelType w:val="hybridMultilevel"/>
-    <w:tmpl w:val="416C5320"/>
-    <w:lvl w:ilvl="0" w:tplc="695EC3F0">
-      <w:start w:val="7"/>
+    <w:tmpl w:val="8D882D0A"/>
+    <w:lvl w:ilvl="0" w:tplc="51688390">
+      <w:start w:val="1"/>
       <w:numFmt w:val="decimal"/>
       <w:lvlText w:val="%1."/>
       <w:lvlJc w:val="left"/>
       <w:pPr>
-        <w:ind w:left="1440" w:hanging="360"/>
+        <w:ind w:left="1080" w:hanging="360"/>
       </w:pPr>
       <w:rPr>
         <w:rFonts w:hint="default"/>
@@ -11944,7 +14714,7 @@
       <w:lvlText w:val="%2."/>
       <w:lvlJc w:val="left"/>
       <w:pPr>
-        <w:ind w:left="2160" w:hanging="360"/>
+        <w:ind w:left="1800" w:hanging="360"/>
       </w:pPr>
     </w:lvl>
     <w:lvl w:ilvl="2" w:tplc="4009001B" w:tentative="1">
@@ -11953,7 +14723,7 @@
       <w:lvlText w:val="%3."/>
       <w:lvlJc w:val="right"/>
       <w:pPr>
-        <w:ind w:left="2880" w:hanging="180"/>
+        <w:ind w:left="2520" w:hanging="180"/>
       </w:pPr>
     </w:lvl>
     <w:lvl w:ilvl="3" w:tplc="4009000F" w:tentative="1">
@@ -11962,7 +14732,7 @@
       <w:lvlText w:val="%4."/>
       <w:lvlJc w:val="left"/>
       <w:pPr>
-        <w:ind w:left="3600" w:hanging="360"/>
+        <w:ind w:left="3240" w:hanging="360"/>
       </w:pPr>
     </w:lvl>
     <w:lvl w:ilvl="4" w:tplc="40090019" w:tentative="1">
@@ -11971,7 +14741,7 @@
       <w:lvlText w:val="%5."/>
       <w:lvlJc w:val="left"/>
       <w:pPr>
-        <w:ind w:left="4320" w:hanging="360"/>
+        <w:ind w:left="3960" w:hanging="360"/>
       </w:pPr>
     </w:lvl>
     <w:lvl w:ilvl="5" w:tplc="4009001B" w:tentative="1">
@@ -11980,7 +14750,7 @@
       <w:lvlText w:val="%6."/>
       <w:lvlJc w:val="right"/>
       <w:pPr>
-        <w:ind w:left="5040" w:hanging="180"/>
+        <w:ind w:left="4680" w:hanging="180"/>
       </w:pPr>
     </w:lvl>
     <w:lvl w:ilvl="6" w:tplc="4009000F" w:tentative="1">
@@ -11989,7 +14759,7 @@
       <w:lvlText w:val="%7."/>
       <w:lvlJc w:val="left"/>
       <w:pPr>
-        <w:ind w:left="5760" w:hanging="360"/>
+        <w:ind w:left="5400" w:hanging="360"/>
       </w:pPr>
     </w:lvl>
     <w:lvl w:ilvl="7" w:tplc="40090019" w:tentative="1">
@@ -11998,7 +14768,7 @@
       <w:lvlText w:val="%8."/>
       <w:lvlJc w:val="left"/>
       <w:pPr>
-        <w:ind w:left="6480" w:hanging="360"/>
+        <w:ind w:left="6120" w:hanging="360"/>
       </w:pPr>
     </w:lvl>
     <w:lvl w:ilvl="8" w:tplc="4009001B" w:tentative="1">
@@ -12007,21 +14777,21 @@
       <w:lvlText w:val="%9."/>
       <w:lvlJc w:val="right"/>
       <w:pPr>
-        <w:ind w:left="7200" w:hanging="180"/>
+        <w:ind w:left="6840" w:hanging="180"/>
       </w:pPr>
     </w:lvl>
   </w:abstractNum>
   <w:abstractNum w:abstractNumId="5" w15:restartNumberingAfterBreak="0">
-    <w:nsid w:val="498C424A"/>
+    <w:nsid w:val="3BA2759D"/>
     <w:multiLevelType w:val="hybridMultilevel"/>
-    <w:tmpl w:val="6E702210"/>
-    <w:lvl w:ilvl="0" w:tplc="67F228BE">
-      <w:start w:val="1"/>
+    <w:tmpl w:val="416C5320"/>
+    <w:lvl w:ilvl="0" w:tplc="695EC3F0">
+      <w:start w:val="7"/>
       <w:numFmt w:val="decimal"/>
       <w:lvlText w:val="%1."/>
       <w:lvlJc w:val="left"/>
       <w:pPr>
-        <w:ind w:left="1080" w:hanging="360"/>
+        <w:ind w:left="1440" w:hanging="360"/>
       </w:pPr>
       <w:rPr>
         <w:rFonts w:hint="default"/>
@@ -12033,7 +14803,7 @@
       <w:lvlText w:val="%2."/>
       <w:lvlJc w:val="left"/>
       <w:pPr>
-        <w:ind w:left="1800" w:hanging="360"/>
+        <w:ind w:left="2160" w:hanging="360"/>
       </w:pPr>
     </w:lvl>
     <w:lvl w:ilvl="2" w:tplc="4009001B" w:tentative="1">
@@ -12042,7 +14812,7 @@
       <w:lvlText w:val="%3."/>
       <w:lvlJc w:val="right"/>
       <w:pPr>
-        <w:ind w:left="2520" w:hanging="180"/>
+        <w:ind w:left="2880" w:hanging="180"/>
       </w:pPr>
     </w:lvl>
     <w:lvl w:ilvl="3" w:tplc="4009000F" w:tentative="1">
@@ -12051,7 +14821,7 @@
       <w:lvlText w:val="%4."/>
       <w:lvlJc w:val="left"/>
       <w:pPr>
-        <w:ind w:left="3240" w:hanging="360"/>
+        <w:ind w:left="3600" w:hanging="360"/>
       </w:pPr>
     </w:lvl>
     <w:lvl w:ilvl="4" w:tplc="40090019" w:tentative="1">
@@ -12060,7 +14830,7 @@
       <w:lvlText w:val="%5."/>
       <w:lvlJc w:val="left"/>
       <w:pPr>
-        <w:ind w:left="3960" w:hanging="360"/>
+        <w:ind w:left="4320" w:hanging="360"/>
       </w:pPr>
     </w:lvl>
     <w:lvl w:ilvl="5" w:tplc="4009001B" w:tentative="1">
@@ -12069,7 +14839,7 @@
       <w:lvlText w:val="%6."/>
       <w:lvlJc w:val="right"/>
       <w:pPr>
-        <w:ind w:left="4680" w:hanging="180"/>
+        <w:ind w:left="5040" w:hanging="180"/>
       </w:pPr>
     </w:lvl>
     <w:lvl w:ilvl="6" w:tplc="4009000F" w:tentative="1">
@@ -12078,7 +14848,7 @@
       <w:lvlText w:val="%7."/>
       <w:lvlJc w:val="left"/>
       <w:pPr>
-        <w:ind w:left="5400" w:hanging="360"/>
+        <w:ind w:left="5760" w:hanging="360"/>
       </w:pPr>
     </w:lvl>
     <w:lvl w:ilvl="7" w:tplc="40090019" w:tentative="1">
@@ -12087,7 +14857,7 @@
       <w:lvlText w:val="%8."/>
       <w:lvlJc w:val="left"/>
       <w:pPr>
-        <w:ind w:left="6120" w:hanging="360"/>
+        <w:ind w:left="6480" w:hanging="360"/>
       </w:pPr>
     </w:lvl>
     <w:lvl w:ilvl="8" w:tplc="4009001B" w:tentative="1">
@@ -12096,15 +14866,15 @@
       <w:lvlText w:val="%9."/>
       <w:lvlJc w:val="right"/>
       <w:pPr>
-        <w:ind w:left="6840" w:hanging="180"/>
+        <w:ind w:left="7200" w:hanging="180"/>
       </w:pPr>
     </w:lvl>
   </w:abstractNum>
   <w:abstractNum w:abstractNumId="6" w15:restartNumberingAfterBreak="0">
-    <w:nsid w:val="4F890A9C"/>
+    <w:nsid w:val="498C424A"/>
     <w:multiLevelType w:val="hybridMultilevel"/>
-    <w:tmpl w:val="000037EA"/>
-    <w:lvl w:ilvl="0" w:tplc="05643C3A">
+    <w:tmpl w:val="6E702210"/>
+    <w:lvl w:ilvl="0" w:tplc="67F228BE">
       <w:start w:val="1"/>
       <w:numFmt w:val="decimal"/>
       <w:lvlText w:val="%1."/>
@@ -12190,10 +14960,10 @@
     </w:lvl>
   </w:abstractNum>
   <w:abstractNum w:abstractNumId="7" w15:restartNumberingAfterBreak="0">
-    <w:nsid w:val="62686A12"/>
+    <w:nsid w:val="4F890A9C"/>
     <w:multiLevelType w:val="hybridMultilevel"/>
-    <w:tmpl w:val="408A7700"/>
-    <w:lvl w:ilvl="0" w:tplc="54BE6BB4">
+    <w:tmpl w:val="000037EA"/>
+    <w:lvl w:ilvl="0" w:tplc="05643C3A">
       <w:start w:val="1"/>
       <w:numFmt w:val="decimal"/>
       <w:lvlText w:val="%1."/>
@@ -12279,6 +15049,840 @@
     </w:lvl>
   </w:abstractNum>
   <w:abstractNum w:abstractNumId="8" w15:restartNumberingAfterBreak="0">
+    <w:nsid w:val="5102031C"/>
+    <w:multiLevelType w:val="multilevel"/>
+    <w:tmpl w:val="153296EA"/>
+    <w:lvl w:ilvl="0">
+      <w:start w:val="1"/>
+      <w:numFmt w:val="bullet"/>
+      <w:lvlText w:val=""/>
+      <w:lvlJc w:val="left"/>
+      <w:pPr>
+        <w:tabs>
+          <w:tab w:val="num" w:pos="720"/>
+        </w:tabs>
+        <w:ind w:left="720" w:hanging="360"/>
+      </w:pPr>
+      <w:rPr>
+        <w:rFonts w:ascii="Symbol" w:hAnsi="Symbol" w:hint="default"/>
+        <w:sz w:val="20"/>
+      </w:rPr>
+    </w:lvl>
+    <w:lvl w:ilvl="1" w:tentative="1">
+      <w:start w:val="1"/>
+      <w:numFmt w:val="bullet"/>
+      <w:lvlText w:val="o"/>
+      <w:lvlJc w:val="left"/>
+      <w:pPr>
+        <w:tabs>
+          <w:tab w:val="num" w:pos="1440"/>
+        </w:tabs>
+        <w:ind w:left="1440" w:hanging="360"/>
+      </w:pPr>
+      <w:rPr>
+        <w:rFonts w:ascii="Courier New" w:hAnsi="Courier New" w:hint="default"/>
+        <w:sz w:val="20"/>
+      </w:rPr>
+    </w:lvl>
+    <w:lvl w:ilvl="2" w:tentative="1">
+      <w:start w:val="1"/>
+      <w:numFmt w:val="bullet"/>
+      <w:lvlText w:val=""/>
+      <w:lvlJc w:val="left"/>
+      <w:pPr>
+        <w:tabs>
+          <w:tab w:val="num" w:pos="2160"/>
+        </w:tabs>
+        <w:ind w:left="2160" w:hanging="360"/>
+      </w:pPr>
+      <w:rPr>
+        <w:rFonts w:ascii="Wingdings" w:hAnsi="Wingdings" w:hint="default"/>
+        <w:sz w:val="20"/>
+      </w:rPr>
+    </w:lvl>
+    <w:lvl w:ilvl="3" w:tentative="1">
+      <w:start w:val="1"/>
+      <w:numFmt w:val="bullet"/>
+      <w:lvlText w:val=""/>
+      <w:lvlJc w:val="left"/>
+      <w:pPr>
+        <w:tabs>
+          <w:tab w:val="num" w:pos="2880"/>
+        </w:tabs>
+        <w:ind w:left="2880" w:hanging="360"/>
+      </w:pPr>
+      <w:rPr>
+        <w:rFonts w:ascii="Wingdings" w:hAnsi="Wingdings" w:hint="default"/>
+        <w:sz w:val="20"/>
+      </w:rPr>
+    </w:lvl>
+    <w:lvl w:ilvl="4" w:tentative="1">
+      <w:start w:val="1"/>
+      <w:numFmt w:val="bullet"/>
+      <w:lvlText w:val=""/>
+      <w:lvlJc w:val="left"/>
+      <w:pPr>
+        <w:tabs>
+          <w:tab w:val="num" w:pos="3600"/>
+        </w:tabs>
+        <w:ind w:left="3600" w:hanging="360"/>
+      </w:pPr>
+      <w:rPr>
+        <w:rFonts w:ascii="Wingdings" w:hAnsi="Wingdings" w:hint="default"/>
+        <w:sz w:val="20"/>
+      </w:rPr>
+    </w:lvl>
+    <w:lvl w:ilvl="5" w:tentative="1">
+      <w:start w:val="1"/>
+      <w:numFmt w:val="bullet"/>
+      <w:lvlText w:val=""/>
+      <w:lvlJc w:val="left"/>
+      <w:pPr>
+        <w:tabs>
+          <w:tab w:val="num" w:pos="4320"/>
+        </w:tabs>
+        <w:ind w:left="4320" w:hanging="360"/>
+      </w:pPr>
+      <w:rPr>
+        <w:rFonts w:ascii="Wingdings" w:hAnsi="Wingdings" w:hint="default"/>
+        <w:sz w:val="20"/>
+      </w:rPr>
+    </w:lvl>
+    <w:lvl w:ilvl="6" w:tentative="1">
+      <w:start w:val="1"/>
+      <w:numFmt w:val="bullet"/>
+      <w:lvlText w:val=""/>
+      <w:lvlJc w:val="left"/>
+      <w:pPr>
+        <w:tabs>
+          <w:tab w:val="num" w:pos="5040"/>
+        </w:tabs>
+        <w:ind w:left="5040" w:hanging="360"/>
+      </w:pPr>
+      <w:rPr>
+        <w:rFonts w:ascii="Wingdings" w:hAnsi="Wingdings" w:hint="default"/>
+        <w:sz w:val="20"/>
+      </w:rPr>
+    </w:lvl>
+    <w:lvl w:ilvl="7" w:tentative="1">
+      <w:start w:val="1"/>
+      <w:numFmt w:val="bullet"/>
+      <w:lvlText w:val=""/>
+      <w:lvlJc w:val="left"/>
+      <w:pPr>
+        <w:tabs>
+          <w:tab w:val="num" w:pos="5760"/>
+        </w:tabs>
+        <w:ind w:left="5760" w:hanging="360"/>
+      </w:pPr>
+      <w:rPr>
+        <w:rFonts w:ascii="Wingdings" w:hAnsi="Wingdings" w:hint="default"/>
+        <w:sz w:val="20"/>
+      </w:rPr>
+    </w:lvl>
+    <w:lvl w:ilvl="8" w:tentative="1">
+      <w:start w:val="1"/>
+      <w:numFmt w:val="bullet"/>
+      <w:lvlText w:val=""/>
+      <w:lvlJc w:val="left"/>
+      <w:pPr>
+        <w:tabs>
+          <w:tab w:val="num" w:pos="6480"/>
+        </w:tabs>
+        <w:ind w:left="6480" w:hanging="360"/>
+      </w:pPr>
+      <w:rPr>
+        <w:rFonts w:ascii="Wingdings" w:hAnsi="Wingdings" w:hint="default"/>
+        <w:sz w:val="20"/>
+      </w:rPr>
+    </w:lvl>
+  </w:abstractNum>
+  <w:abstractNum w:abstractNumId="9" w15:restartNumberingAfterBreak="0">
+    <w:nsid w:val="552E09BC"/>
+    <w:multiLevelType w:val="multilevel"/>
+    <w:tmpl w:val="5A249DC8"/>
+    <w:lvl w:ilvl="0">
+      <w:start w:val="1"/>
+      <w:numFmt w:val="bullet"/>
+      <w:lvlText w:val=""/>
+      <w:lvlJc w:val="left"/>
+      <w:pPr>
+        <w:tabs>
+          <w:tab w:val="num" w:pos="720"/>
+        </w:tabs>
+        <w:ind w:left="720" w:hanging="360"/>
+      </w:pPr>
+      <w:rPr>
+        <w:rFonts w:ascii="Symbol" w:hAnsi="Symbol" w:hint="default"/>
+        <w:sz w:val="20"/>
+      </w:rPr>
+    </w:lvl>
+    <w:lvl w:ilvl="1" w:tentative="1">
+      <w:start w:val="1"/>
+      <w:numFmt w:val="bullet"/>
+      <w:lvlText w:val="o"/>
+      <w:lvlJc w:val="left"/>
+      <w:pPr>
+        <w:tabs>
+          <w:tab w:val="num" w:pos="1440"/>
+        </w:tabs>
+        <w:ind w:left="1440" w:hanging="360"/>
+      </w:pPr>
+      <w:rPr>
+        <w:rFonts w:ascii="Courier New" w:hAnsi="Courier New" w:hint="default"/>
+        <w:sz w:val="20"/>
+      </w:rPr>
+    </w:lvl>
+    <w:lvl w:ilvl="2" w:tentative="1">
+      <w:start w:val="1"/>
+      <w:numFmt w:val="bullet"/>
+      <w:lvlText w:val=""/>
+      <w:lvlJc w:val="left"/>
+      <w:pPr>
+        <w:tabs>
+          <w:tab w:val="num" w:pos="2160"/>
+        </w:tabs>
+        <w:ind w:left="2160" w:hanging="360"/>
+      </w:pPr>
+      <w:rPr>
+        <w:rFonts w:ascii="Wingdings" w:hAnsi="Wingdings" w:hint="default"/>
+        <w:sz w:val="20"/>
+      </w:rPr>
+    </w:lvl>
+    <w:lvl w:ilvl="3" w:tentative="1">
+      <w:start w:val="1"/>
+      <w:numFmt w:val="bullet"/>
+      <w:lvlText w:val=""/>
+      <w:lvlJc w:val="left"/>
+      <w:pPr>
+        <w:tabs>
+          <w:tab w:val="num" w:pos="2880"/>
+        </w:tabs>
+        <w:ind w:left="2880" w:hanging="360"/>
+      </w:pPr>
+      <w:rPr>
+        <w:rFonts w:ascii="Wingdings" w:hAnsi="Wingdings" w:hint="default"/>
+        <w:sz w:val="20"/>
+      </w:rPr>
+    </w:lvl>
+    <w:lvl w:ilvl="4" w:tentative="1">
+      <w:start w:val="1"/>
+      <w:numFmt w:val="bullet"/>
+      <w:lvlText w:val=""/>
+      <w:lvlJc w:val="left"/>
+      <w:pPr>
+        <w:tabs>
+          <w:tab w:val="num" w:pos="3600"/>
+        </w:tabs>
+        <w:ind w:left="3600" w:hanging="360"/>
+      </w:pPr>
+      <w:rPr>
+        <w:rFonts w:ascii="Wingdings" w:hAnsi="Wingdings" w:hint="default"/>
+        <w:sz w:val="20"/>
+      </w:rPr>
+    </w:lvl>
+    <w:lvl w:ilvl="5" w:tentative="1">
+      <w:start w:val="1"/>
+      <w:numFmt w:val="bullet"/>
+      <w:lvlText w:val=""/>
+      <w:lvlJc w:val="left"/>
+      <w:pPr>
+        <w:tabs>
+          <w:tab w:val="num" w:pos="4320"/>
+        </w:tabs>
+        <w:ind w:left="4320" w:hanging="360"/>
+      </w:pPr>
+      <w:rPr>
+        <w:rFonts w:ascii="Wingdings" w:hAnsi="Wingdings" w:hint="default"/>
+        <w:sz w:val="20"/>
+      </w:rPr>
+    </w:lvl>
+    <w:lvl w:ilvl="6" w:tentative="1">
+      <w:start w:val="1"/>
+      <w:numFmt w:val="bullet"/>
+      <w:lvlText w:val=""/>
+      <w:lvlJc w:val="left"/>
+      <w:pPr>
+        <w:tabs>
+          <w:tab w:val="num" w:pos="5040"/>
+        </w:tabs>
+        <w:ind w:left="5040" w:hanging="360"/>
+      </w:pPr>
+      <w:rPr>
+        <w:rFonts w:ascii="Wingdings" w:hAnsi="Wingdings" w:hint="default"/>
+        <w:sz w:val="20"/>
+      </w:rPr>
+    </w:lvl>
+    <w:lvl w:ilvl="7" w:tentative="1">
+      <w:start w:val="1"/>
+      <w:numFmt w:val="bullet"/>
+      <w:lvlText w:val=""/>
+      <w:lvlJc w:val="left"/>
+      <w:pPr>
+        <w:tabs>
+          <w:tab w:val="num" w:pos="5760"/>
+        </w:tabs>
+        <w:ind w:left="5760" w:hanging="360"/>
+      </w:pPr>
+      <w:rPr>
+        <w:rFonts w:ascii="Wingdings" w:hAnsi="Wingdings" w:hint="default"/>
+        <w:sz w:val="20"/>
+      </w:rPr>
+    </w:lvl>
+    <w:lvl w:ilvl="8" w:tentative="1">
+      <w:start w:val="1"/>
+      <w:numFmt w:val="bullet"/>
+      <w:lvlText w:val=""/>
+      <w:lvlJc w:val="left"/>
+      <w:pPr>
+        <w:tabs>
+          <w:tab w:val="num" w:pos="6480"/>
+        </w:tabs>
+        <w:ind w:left="6480" w:hanging="360"/>
+      </w:pPr>
+      <w:rPr>
+        <w:rFonts w:ascii="Wingdings" w:hAnsi="Wingdings" w:hint="default"/>
+        <w:sz w:val="20"/>
+      </w:rPr>
+    </w:lvl>
+  </w:abstractNum>
+  <w:abstractNum w:abstractNumId="10" w15:restartNumberingAfterBreak="0">
+    <w:nsid w:val="5920643F"/>
+    <w:multiLevelType w:val="multilevel"/>
+    <w:tmpl w:val="13F619D6"/>
+    <w:lvl w:ilvl="0">
+      <w:start w:val="1"/>
+      <w:numFmt w:val="bullet"/>
+      <w:lvlText w:val=""/>
+      <w:lvlJc w:val="left"/>
+      <w:pPr>
+        <w:tabs>
+          <w:tab w:val="num" w:pos="720"/>
+        </w:tabs>
+        <w:ind w:left="720" w:hanging="360"/>
+      </w:pPr>
+      <w:rPr>
+        <w:rFonts w:ascii="Symbol" w:hAnsi="Symbol" w:hint="default"/>
+        <w:sz w:val="20"/>
+      </w:rPr>
+    </w:lvl>
+    <w:lvl w:ilvl="1" w:tentative="1">
+      <w:start w:val="1"/>
+      <w:numFmt w:val="bullet"/>
+      <w:lvlText w:val="o"/>
+      <w:lvlJc w:val="left"/>
+      <w:pPr>
+        <w:tabs>
+          <w:tab w:val="num" w:pos="1440"/>
+        </w:tabs>
+        <w:ind w:left="1440" w:hanging="360"/>
+      </w:pPr>
+      <w:rPr>
+        <w:rFonts w:ascii="Courier New" w:hAnsi="Courier New" w:hint="default"/>
+        <w:sz w:val="20"/>
+      </w:rPr>
+    </w:lvl>
+    <w:lvl w:ilvl="2" w:tentative="1">
+      <w:start w:val="1"/>
+      <w:numFmt w:val="bullet"/>
+      <w:lvlText w:val=""/>
+      <w:lvlJc w:val="left"/>
+      <w:pPr>
+        <w:tabs>
+          <w:tab w:val="num" w:pos="2160"/>
+        </w:tabs>
+        <w:ind w:left="2160" w:hanging="360"/>
+      </w:pPr>
+      <w:rPr>
+        <w:rFonts w:ascii="Wingdings" w:hAnsi="Wingdings" w:hint="default"/>
+        <w:sz w:val="20"/>
+      </w:rPr>
+    </w:lvl>
+    <w:lvl w:ilvl="3" w:tentative="1">
+      <w:start w:val="1"/>
+      <w:numFmt w:val="bullet"/>
+      <w:lvlText w:val=""/>
+      <w:lvlJc w:val="left"/>
+      <w:pPr>
+        <w:tabs>
+          <w:tab w:val="num" w:pos="2880"/>
+        </w:tabs>
+        <w:ind w:left="2880" w:hanging="360"/>
+      </w:pPr>
+      <w:rPr>
+        <w:rFonts w:ascii="Wingdings" w:hAnsi="Wingdings" w:hint="default"/>
+        <w:sz w:val="20"/>
+      </w:rPr>
+    </w:lvl>
+    <w:lvl w:ilvl="4" w:tentative="1">
+      <w:start w:val="1"/>
+      <w:numFmt w:val="bullet"/>
+      <w:lvlText w:val=""/>
+      <w:lvlJc w:val="left"/>
+      <w:pPr>
+        <w:tabs>
+          <w:tab w:val="num" w:pos="3600"/>
+        </w:tabs>
+        <w:ind w:left="3600" w:hanging="360"/>
+      </w:pPr>
+      <w:rPr>
+        <w:rFonts w:ascii="Wingdings" w:hAnsi="Wingdings" w:hint="default"/>
+        <w:sz w:val="20"/>
+      </w:rPr>
+    </w:lvl>
+    <w:lvl w:ilvl="5" w:tentative="1">
+      <w:start w:val="1"/>
+      <w:numFmt w:val="bullet"/>
+      <w:lvlText w:val=""/>
+      <w:lvlJc w:val="left"/>
+      <w:pPr>
+        <w:tabs>
+          <w:tab w:val="num" w:pos="4320"/>
+        </w:tabs>
+        <w:ind w:left="4320" w:hanging="360"/>
+      </w:pPr>
+      <w:rPr>
+        <w:rFonts w:ascii="Wingdings" w:hAnsi="Wingdings" w:hint="default"/>
+        <w:sz w:val="20"/>
+      </w:rPr>
+    </w:lvl>
+    <w:lvl w:ilvl="6" w:tentative="1">
+      <w:start w:val="1"/>
+      <w:numFmt w:val="bullet"/>
+      <w:lvlText w:val=""/>
+      <w:lvlJc w:val="left"/>
+      <w:pPr>
+        <w:tabs>
+          <w:tab w:val="num" w:pos="5040"/>
+        </w:tabs>
+        <w:ind w:left="5040" w:hanging="360"/>
+      </w:pPr>
+      <w:rPr>
+        <w:rFonts w:ascii="Wingdings" w:hAnsi="Wingdings" w:hint="default"/>
+        <w:sz w:val="20"/>
+      </w:rPr>
+    </w:lvl>
+    <w:lvl w:ilvl="7" w:tentative="1">
+      <w:start w:val="1"/>
+      <w:numFmt w:val="bullet"/>
+      <w:lvlText w:val=""/>
+      <w:lvlJc w:val="left"/>
+      <w:pPr>
+        <w:tabs>
+          <w:tab w:val="num" w:pos="5760"/>
+        </w:tabs>
+        <w:ind w:left="5760" w:hanging="360"/>
+      </w:pPr>
+      <w:rPr>
+        <w:rFonts w:ascii="Wingdings" w:hAnsi="Wingdings" w:hint="default"/>
+        <w:sz w:val="20"/>
+      </w:rPr>
+    </w:lvl>
+    <w:lvl w:ilvl="8" w:tentative="1">
+      <w:start w:val="1"/>
+      <w:numFmt w:val="bullet"/>
+      <w:lvlText w:val=""/>
+      <w:lvlJc w:val="left"/>
+      <w:pPr>
+        <w:tabs>
+          <w:tab w:val="num" w:pos="6480"/>
+        </w:tabs>
+        <w:ind w:left="6480" w:hanging="360"/>
+      </w:pPr>
+      <w:rPr>
+        <w:rFonts w:ascii="Wingdings" w:hAnsi="Wingdings" w:hint="default"/>
+        <w:sz w:val="20"/>
+      </w:rPr>
+    </w:lvl>
+  </w:abstractNum>
+  <w:abstractNum w:abstractNumId="11" w15:restartNumberingAfterBreak="0">
+    <w:nsid w:val="5DCA4DF4"/>
+    <w:multiLevelType w:val="multilevel"/>
+    <w:tmpl w:val="822C386C"/>
+    <w:lvl w:ilvl="0">
+      <w:start w:val="1"/>
+      <w:numFmt w:val="bullet"/>
+      <w:lvlText w:val=""/>
+      <w:lvlJc w:val="left"/>
+      <w:pPr>
+        <w:tabs>
+          <w:tab w:val="num" w:pos="720"/>
+        </w:tabs>
+        <w:ind w:left="720" w:hanging="360"/>
+      </w:pPr>
+      <w:rPr>
+        <w:rFonts w:ascii="Symbol" w:hAnsi="Symbol" w:hint="default"/>
+        <w:sz w:val="20"/>
+      </w:rPr>
+    </w:lvl>
+    <w:lvl w:ilvl="1" w:tentative="1">
+      <w:start w:val="1"/>
+      <w:numFmt w:val="bullet"/>
+      <w:lvlText w:val="o"/>
+      <w:lvlJc w:val="left"/>
+      <w:pPr>
+        <w:tabs>
+          <w:tab w:val="num" w:pos="1440"/>
+        </w:tabs>
+        <w:ind w:left="1440" w:hanging="360"/>
+      </w:pPr>
+      <w:rPr>
+        <w:rFonts w:ascii="Courier New" w:hAnsi="Courier New" w:hint="default"/>
+        <w:sz w:val="20"/>
+      </w:rPr>
+    </w:lvl>
+    <w:lvl w:ilvl="2" w:tentative="1">
+      <w:start w:val="1"/>
+      <w:numFmt w:val="bullet"/>
+      <w:lvlText w:val=""/>
+      <w:lvlJc w:val="left"/>
+      <w:pPr>
+        <w:tabs>
+          <w:tab w:val="num" w:pos="2160"/>
+        </w:tabs>
+        <w:ind w:left="2160" w:hanging="360"/>
+      </w:pPr>
+      <w:rPr>
+        <w:rFonts w:ascii="Wingdings" w:hAnsi="Wingdings" w:hint="default"/>
+        <w:sz w:val="20"/>
+      </w:rPr>
+    </w:lvl>
+    <w:lvl w:ilvl="3" w:tentative="1">
+      <w:start w:val="1"/>
+      <w:numFmt w:val="bullet"/>
+      <w:lvlText w:val=""/>
+      <w:lvlJc w:val="left"/>
+      <w:pPr>
+        <w:tabs>
+          <w:tab w:val="num" w:pos="2880"/>
+        </w:tabs>
+        <w:ind w:left="2880" w:hanging="360"/>
+      </w:pPr>
+      <w:rPr>
+        <w:rFonts w:ascii="Wingdings" w:hAnsi="Wingdings" w:hint="default"/>
+        <w:sz w:val="20"/>
+      </w:rPr>
+    </w:lvl>
+    <w:lvl w:ilvl="4" w:tentative="1">
+      <w:start w:val="1"/>
+      <w:numFmt w:val="bullet"/>
+      <w:lvlText w:val=""/>
+      <w:lvlJc w:val="left"/>
+      <w:pPr>
+        <w:tabs>
+          <w:tab w:val="num" w:pos="3600"/>
+        </w:tabs>
+        <w:ind w:left="3600" w:hanging="360"/>
+      </w:pPr>
+      <w:rPr>
+        <w:rFonts w:ascii="Wingdings" w:hAnsi="Wingdings" w:hint="default"/>
+        <w:sz w:val="20"/>
+      </w:rPr>
+    </w:lvl>
+    <w:lvl w:ilvl="5" w:tentative="1">
+      <w:start w:val="1"/>
+      <w:numFmt w:val="bullet"/>
+      <w:lvlText w:val=""/>
+      <w:lvlJc w:val="left"/>
+      <w:pPr>
+        <w:tabs>
+          <w:tab w:val="num" w:pos="4320"/>
+        </w:tabs>
+        <w:ind w:left="4320" w:hanging="360"/>
+      </w:pPr>
+      <w:rPr>
+        <w:rFonts w:ascii="Wingdings" w:hAnsi="Wingdings" w:hint="default"/>
+        <w:sz w:val="20"/>
+      </w:rPr>
+    </w:lvl>
+    <w:lvl w:ilvl="6" w:tentative="1">
+      <w:start w:val="1"/>
+      <w:numFmt w:val="bullet"/>
+      <w:lvlText w:val=""/>
+      <w:lvlJc w:val="left"/>
+      <w:pPr>
+        <w:tabs>
+          <w:tab w:val="num" w:pos="5040"/>
+        </w:tabs>
+        <w:ind w:left="5040" w:hanging="360"/>
+      </w:pPr>
+      <w:rPr>
+        <w:rFonts w:ascii="Wingdings" w:hAnsi="Wingdings" w:hint="default"/>
+        <w:sz w:val="20"/>
+      </w:rPr>
+    </w:lvl>
+    <w:lvl w:ilvl="7" w:tentative="1">
+      <w:start w:val="1"/>
+      <w:numFmt w:val="bullet"/>
+      <w:lvlText w:val=""/>
+      <w:lvlJc w:val="left"/>
+      <w:pPr>
+        <w:tabs>
+          <w:tab w:val="num" w:pos="5760"/>
+        </w:tabs>
+        <w:ind w:left="5760" w:hanging="360"/>
+      </w:pPr>
+      <w:rPr>
+        <w:rFonts w:ascii="Wingdings" w:hAnsi="Wingdings" w:hint="default"/>
+        <w:sz w:val="20"/>
+      </w:rPr>
+    </w:lvl>
+    <w:lvl w:ilvl="8" w:tentative="1">
+      <w:start w:val="1"/>
+      <w:numFmt w:val="bullet"/>
+      <w:lvlText w:val=""/>
+      <w:lvlJc w:val="left"/>
+      <w:pPr>
+        <w:tabs>
+          <w:tab w:val="num" w:pos="6480"/>
+        </w:tabs>
+        <w:ind w:left="6480" w:hanging="360"/>
+      </w:pPr>
+      <w:rPr>
+        <w:rFonts w:ascii="Wingdings" w:hAnsi="Wingdings" w:hint="default"/>
+        <w:sz w:val="20"/>
+      </w:rPr>
+    </w:lvl>
+  </w:abstractNum>
+  <w:abstractNum w:abstractNumId="12" w15:restartNumberingAfterBreak="0">
+    <w:nsid w:val="603C23C4"/>
+    <w:multiLevelType w:val="multilevel"/>
+    <w:tmpl w:val="A1B050E0"/>
+    <w:lvl w:ilvl="0">
+      <w:start w:val="1"/>
+      <w:numFmt w:val="bullet"/>
+      <w:lvlText w:val=""/>
+      <w:lvlJc w:val="left"/>
+      <w:pPr>
+        <w:tabs>
+          <w:tab w:val="num" w:pos="720"/>
+        </w:tabs>
+        <w:ind w:left="720" w:hanging="360"/>
+      </w:pPr>
+      <w:rPr>
+        <w:rFonts w:ascii="Symbol" w:hAnsi="Symbol" w:hint="default"/>
+        <w:sz w:val="20"/>
+      </w:rPr>
+    </w:lvl>
+    <w:lvl w:ilvl="1" w:tentative="1">
+      <w:start w:val="1"/>
+      <w:numFmt w:val="bullet"/>
+      <w:lvlText w:val="o"/>
+      <w:lvlJc w:val="left"/>
+      <w:pPr>
+        <w:tabs>
+          <w:tab w:val="num" w:pos="1440"/>
+        </w:tabs>
+        <w:ind w:left="1440" w:hanging="360"/>
+      </w:pPr>
+      <w:rPr>
+        <w:rFonts w:ascii="Courier New" w:hAnsi="Courier New" w:hint="default"/>
+        <w:sz w:val="20"/>
+      </w:rPr>
+    </w:lvl>
+    <w:lvl w:ilvl="2" w:tentative="1">
+      <w:start w:val="1"/>
+      <w:numFmt w:val="bullet"/>
+      <w:lvlText w:val=""/>
+      <w:lvlJc w:val="left"/>
+      <w:pPr>
+        <w:tabs>
+          <w:tab w:val="num" w:pos="2160"/>
+        </w:tabs>
+        <w:ind w:left="2160" w:hanging="360"/>
+      </w:pPr>
+      <w:rPr>
+        <w:rFonts w:ascii="Wingdings" w:hAnsi="Wingdings" w:hint="default"/>
+        <w:sz w:val="20"/>
+      </w:rPr>
+    </w:lvl>
+    <w:lvl w:ilvl="3" w:tentative="1">
+      <w:start w:val="1"/>
+      <w:numFmt w:val="bullet"/>
+      <w:lvlText w:val=""/>
+      <w:lvlJc w:val="left"/>
+      <w:pPr>
+        <w:tabs>
+          <w:tab w:val="num" w:pos="2880"/>
+        </w:tabs>
+        <w:ind w:left="2880" w:hanging="360"/>
+      </w:pPr>
+      <w:rPr>
+        <w:rFonts w:ascii="Wingdings" w:hAnsi="Wingdings" w:hint="default"/>
+        <w:sz w:val="20"/>
+      </w:rPr>
+    </w:lvl>
+    <w:lvl w:ilvl="4" w:tentative="1">
+      <w:start w:val="1"/>
+      <w:numFmt w:val="bullet"/>
+      <w:lvlText w:val=""/>
+      <w:lvlJc w:val="left"/>
+      <w:pPr>
+        <w:tabs>
+          <w:tab w:val="num" w:pos="3600"/>
+        </w:tabs>
+        <w:ind w:left="3600" w:hanging="360"/>
+      </w:pPr>
+      <w:rPr>
+        <w:rFonts w:ascii="Wingdings" w:hAnsi="Wingdings" w:hint="default"/>
+        <w:sz w:val="20"/>
+      </w:rPr>
+    </w:lvl>
+    <w:lvl w:ilvl="5" w:tentative="1">
+      <w:start w:val="1"/>
+      <w:numFmt w:val="bullet"/>
+      <w:lvlText w:val=""/>
+      <w:lvlJc w:val="left"/>
+      <w:pPr>
+        <w:tabs>
+          <w:tab w:val="num" w:pos="4320"/>
+        </w:tabs>
+        <w:ind w:left="4320" w:hanging="360"/>
+      </w:pPr>
+      <w:rPr>
+        <w:rFonts w:ascii="Wingdings" w:hAnsi="Wingdings" w:hint="default"/>
+        <w:sz w:val="20"/>
+      </w:rPr>
+    </w:lvl>
+    <w:lvl w:ilvl="6" w:tentative="1">
+      <w:start w:val="1"/>
+      <w:numFmt w:val="bullet"/>
+      <w:lvlText w:val=""/>
+      <w:lvlJc w:val="left"/>
+      <w:pPr>
+        <w:tabs>
+          <w:tab w:val="num" w:pos="5040"/>
+        </w:tabs>
+        <w:ind w:left="5040" w:hanging="360"/>
+      </w:pPr>
+      <w:rPr>
+        <w:rFonts w:ascii="Wingdings" w:hAnsi="Wingdings" w:hint="default"/>
+        <w:sz w:val="20"/>
+      </w:rPr>
+    </w:lvl>
+    <w:lvl w:ilvl="7" w:tentative="1">
+      <w:start w:val="1"/>
+      <w:numFmt w:val="bullet"/>
+      <w:lvlText w:val=""/>
+      <w:lvlJc w:val="left"/>
+      <w:pPr>
+        <w:tabs>
+          <w:tab w:val="num" w:pos="5760"/>
+        </w:tabs>
+        <w:ind w:left="5760" w:hanging="360"/>
+      </w:pPr>
+      <w:rPr>
+        <w:rFonts w:ascii="Wingdings" w:hAnsi="Wingdings" w:hint="default"/>
+        <w:sz w:val="20"/>
+      </w:rPr>
+    </w:lvl>
+    <w:lvl w:ilvl="8" w:tentative="1">
+      <w:start w:val="1"/>
+      <w:numFmt w:val="bullet"/>
+      <w:lvlText w:val=""/>
+      <w:lvlJc w:val="left"/>
+      <w:pPr>
+        <w:tabs>
+          <w:tab w:val="num" w:pos="6480"/>
+        </w:tabs>
+        <w:ind w:left="6480" w:hanging="360"/>
+      </w:pPr>
+      <w:rPr>
+        <w:rFonts w:ascii="Wingdings" w:hAnsi="Wingdings" w:hint="default"/>
+        <w:sz w:val="20"/>
+      </w:rPr>
+    </w:lvl>
+  </w:abstractNum>
+  <w:abstractNum w:abstractNumId="13" w15:restartNumberingAfterBreak="0">
+    <w:nsid w:val="62686A12"/>
+    <w:multiLevelType w:val="hybridMultilevel"/>
+    <w:tmpl w:val="408A7700"/>
+    <w:lvl w:ilvl="0" w:tplc="54BE6BB4">
+      <w:start w:val="1"/>
+      <w:numFmt w:val="decimal"/>
+      <w:lvlText w:val="%1."/>
+      <w:lvlJc w:val="left"/>
+      <w:pPr>
+        <w:ind w:left="1080" w:hanging="360"/>
+      </w:pPr>
+      <w:rPr>
+        <w:rFonts w:hint="default"/>
+      </w:rPr>
+    </w:lvl>
+    <w:lvl w:ilvl="1" w:tplc="40090019" w:tentative="1">
+      <w:start w:val="1"/>
+      <w:numFmt w:val="lowerLetter"/>
+      <w:lvlText w:val="%2."/>
+      <w:lvlJc w:val="left"/>
+      <w:pPr>
+        <w:ind w:left="1800" w:hanging="360"/>
+      </w:pPr>
+    </w:lvl>
+    <w:lvl w:ilvl="2" w:tplc="4009001B" w:tentative="1">
+      <w:start w:val="1"/>
+      <w:numFmt w:val="lowerRoman"/>
+      <w:lvlText w:val="%3."/>
+      <w:lvlJc w:val="right"/>
+      <w:pPr>
+        <w:ind w:left="2520" w:hanging="180"/>
+      </w:pPr>
+    </w:lvl>
+    <w:lvl w:ilvl="3" w:tplc="4009000F" w:tentative="1">
+      <w:start w:val="1"/>
+      <w:numFmt w:val="decimal"/>
+      <w:lvlText w:val="%4."/>
+      <w:lvlJc w:val="left"/>
+      <w:pPr>
+        <w:ind w:left="3240" w:hanging="360"/>
+      </w:pPr>
+    </w:lvl>
+    <w:lvl w:ilvl="4" w:tplc="40090019" w:tentative="1">
+      <w:start w:val="1"/>
+      <w:numFmt w:val="lowerLetter"/>
+      <w:lvlText w:val="%5."/>
+      <w:lvlJc w:val="left"/>
+      <w:pPr>
+        <w:ind w:left="3960" w:hanging="360"/>
+      </w:pPr>
+    </w:lvl>
+    <w:lvl w:ilvl="5" w:tplc="4009001B" w:tentative="1">
+      <w:start w:val="1"/>
+      <w:numFmt w:val="lowerRoman"/>
+      <w:lvlText w:val="%6."/>
+      <w:lvlJc w:val="right"/>
+      <w:pPr>
+        <w:ind w:left="4680" w:hanging="180"/>
+      </w:pPr>
+    </w:lvl>
+    <w:lvl w:ilvl="6" w:tplc="4009000F" w:tentative="1">
+      <w:start w:val="1"/>
+      <w:numFmt w:val="decimal"/>
+      <w:lvlText w:val="%7."/>
+      <w:lvlJc w:val="left"/>
+      <w:pPr>
+        <w:ind w:left="5400" w:hanging="360"/>
+      </w:pPr>
+    </w:lvl>
+    <w:lvl w:ilvl="7" w:tplc="40090019" w:tentative="1">
+      <w:start w:val="1"/>
+      <w:numFmt w:val="lowerLetter"/>
+      <w:lvlText w:val="%8."/>
+      <w:lvlJc w:val="left"/>
+      <w:pPr>
+        <w:ind w:left="6120" w:hanging="360"/>
+      </w:pPr>
+    </w:lvl>
+    <w:lvl w:ilvl="8" w:tplc="4009001B" w:tentative="1">
+      <w:start w:val="1"/>
+      <w:numFmt w:val="lowerRoman"/>
+      <w:lvlText w:val="%9."/>
+      <w:lvlJc w:val="right"/>
+      <w:pPr>
+        <w:ind w:left="6840" w:hanging="180"/>
+      </w:pPr>
+    </w:lvl>
+  </w:abstractNum>
+  <w:abstractNum w:abstractNumId="14" w15:restartNumberingAfterBreak="0">
     <w:nsid w:val="76F2751D"/>
     <w:multiLevelType w:val="hybridMultilevel"/>
     <w:tmpl w:val="A18AB1F8"/>
@@ -12374,24 +15978,42 @@
     <w:abstractNumId w:val="3"/>
   </w:num>
   <w:num w:numId="3" w16cid:durableId="1477067824">
-    <w:abstractNumId w:val="5"/>
+    <w:abstractNumId w:val="6"/>
   </w:num>
   <w:num w:numId="4" w16cid:durableId="980420555">
     <w:abstractNumId w:val="1"/>
   </w:num>
   <w:num w:numId="5" w16cid:durableId="276446533">
-    <w:abstractNumId w:val="8"/>
+    <w:abstractNumId w:val="14"/>
   </w:num>
   <w:num w:numId="6" w16cid:durableId="1414663786">
-    <w:abstractNumId w:val="7"/>
+    <w:abstractNumId w:val="13"/>
   </w:num>
   <w:num w:numId="7" w16cid:durableId="1843356718">
-    <w:abstractNumId w:val="6"/>
+    <w:abstractNumId w:val="7"/>
   </w:num>
   <w:num w:numId="8" w16cid:durableId="1176774317">
     <w:abstractNumId w:val="0"/>
   </w:num>
   <w:num w:numId="9" w16cid:durableId="154495007">
+    <w:abstractNumId w:val="5"/>
+  </w:num>
+  <w:num w:numId="10" w16cid:durableId="94327571">
+    <w:abstractNumId w:val="11"/>
+  </w:num>
+  <w:num w:numId="11" w16cid:durableId="1434940605">
+    <w:abstractNumId w:val="10"/>
+  </w:num>
+  <w:num w:numId="12" w16cid:durableId="524683476">
+    <w:abstractNumId w:val="8"/>
+  </w:num>
+  <w:num w:numId="13" w16cid:durableId="1199319154">
+    <w:abstractNumId w:val="9"/>
+  </w:num>
+  <w:num w:numId="14" w16cid:durableId="2031223118">
+    <w:abstractNumId w:val="12"/>
+  </w:num>
+  <w:num w:numId="15" w16cid:durableId="2072729212">
     <w:abstractNumId w:val="4"/>
   </w:num>
 </w:numbering>
@@ -12800,6 +16422,7 @@
   <w:style w:type="character" w:default="1" w:styleId="DefaultParagraphFont">
     <w:name w:val="Default Paragraph Font"/>
     <w:uiPriority w:val="1"/>
+    <w:semiHidden/>
     <w:unhideWhenUsed/>
   </w:style>
   <w:style w:type="table" w:default="1" w:styleId="TableNormal">

--- a/java/Spring boot_Practice.docx
+++ b/java/Spring boot_Practice.docx
@@ -452,7 +452,25 @@
                 <w:bCs/>
                 <w:lang w:val="en-IN"/>
               </w:rPr>
-              <w:t>Spring Reactive Web (WebFlux)</w:t>
+              <w:t>Spring Reactive Web (</w:t>
+            </w:r>
+            <w:proofErr w:type="spellStart"/>
+            <w:r>
+              <w:rPr>
+                <w:b/>
+                <w:bCs/>
+                <w:lang w:val="en-IN"/>
+              </w:rPr>
+              <w:t>WebFlux</w:t>
+            </w:r>
+            <w:proofErr w:type="spellEnd"/>
+            <w:r>
+              <w:rPr>
+                <w:b/>
+                <w:bCs/>
+                <w:lang w:val="en-IN"/>
+              </w:rPr>
+              <w:t>)</w:t>
             </w:r>
           </w:p>
         </w:tc>
@@ -1441,6 +1459,8 @@
       <w:r>
         <w:t xml:space="preserve">2.change name of </w:t>
       </w:r>
+      <w:proofErr w:type="spellStart"/>
+      <w:proofErr w:type="gramStart"/>
       <w:r>
         <w:rPr>
           <w:b/>
@@ -1448,9 +1468,12 @@
         </w:rPr>
         <w:t>application.properties</w:t>
       </w:r>
+      <w:proofErr w:type="spellEnd"/>
+      <w:proofErr w:type="gramEnd"/>
       <w:r>
         <w:t xml:space="preserve"> file name into </w:t>
       </w:r>
+      <w:proofErr w:type="spellStart"/>
       <w:r>
         <w:rPr>
           <w:b/>
@@ -1459,11 +1482,20 @@
         </w:rPr>
         <w:t>application.yaml</w:t>
       </w:r>
-      <w:r>
-        <w:t xml:space="preserve"> file.</w:t>
-      </w:r>
-      <w:r>
-        <w:t>[right click -&gt; refractor-&gt; rename]</w:t>
+      <w:proofErr w:type="spellEnd"/>
+      <w:r>
+        <w:t xml:space="preserve"> </w:t>
+      </w:r>
+      <w:proofErr w:type="gramStart"/>
+      <w:r>
+        <w:t>file.</w:t>
+      </w:r>
+      <w:r>
+        <w:t>[</w:t>
+      </w:r>
+      <w:proofErr w:type="gramEnd"/>
+      <w:r>
+        <w:t>right click -&gt; refractor-&gt; rename]</w:t>
       </w:r>
     </w:p>
     <w:p>
@@ -1487,13 +1519,37 @@
         <w:t>]</w:t>
       </w:r>
       <w:r>
-        <w:t>In the application.yaml file add server port number</w:t>
-      </w:r>
-      <w:r>
-        <w:t xml:space="preserve">, number can be </w:t>
-      </w:r>
-      <w:r>
-        <w:t xml:space="preserve"> anything you interested. Like.. 9000, </w:t>
+        <w:t xml:space="preserve">In the </w:t>
+      </w:r>
+      <w:proofErr w:type="spellStart"/>
+      <w:r>
+        <w:t>application.yaml</w:t>
+      </w:r>
+      <w:proofErr w:type="spellEnd"/>
+      <w:r>
+        <w:t xml:space="preserve"> file add server port number</w:t>
+      </w:r>
+      <w:r>
+        <w:t xml:space="preserve">, number can </w:t>
+      </w:r>
+      <w:proofErr w:type="gramStart"/>
+      <w:r>
+        <w:t xml:space="preserve">be </w:t>
+      </w:r>
+      <w:r>
+        <w:t xml:space="preserve"> anything</w:t>
+      </w:r>
+      <w:proofErr w:type="gramEnd"/>
+      <w:r>
+        <w:t xml:space="preserve"> you interested. </w:t>
+      </w:r>
+      <w:proofErr w:type="gramStart"/>
+      <w:r>
+        <w:t>Like..</w:t>
+      </w:r>
+      <w:proofErr w:type="gramEnd"/>
+      <w:r>
+        <w:t xml:space="preserve"> 9000, </w:t>
       </w:r>
       <w:r>
         <w:t xml:space="preserve"> </w:t>
@@ -1506,6 +1562,7 @@
       <w:r>
         <w:t xml:space="preserve">                         </w:t>
       </w:r>
+      <w:proofErr w:type="gramStart"/>
       <w:r>
         <w:t xml:space="preserve">9001, </w:t>
       </w:r>
@@ -1513,11 +1570,20 @@
         <w:t xml:space="preserve"> </w:t>
       </w:r>
       <w:r>
-        <w:t>9002…….etc</w:t>
+        <w:t>9002</w:t>
+      </w:r>
+      <w:proofErr w:type="gramEnd"/>
+      <w:r>
+        <w:t>…</w:t>
+      </w:r>
+      <w:proofErr w:type="gramStart"/>
+      <w:r>
+        <w:t>….etc</w:t>
       </w:r>
       <w:r>
         <w:t>.</w:t>
       </w:r>
+      <w:proofErr w:type="gramEnd"/>
     </w:p>
     <w:p>
       <w:pPr>
@@ -1545,6 +1611,7 @@
         </w:rPr>
         <w:t>Request method type annotations</w:t>
       </w:r>
+      <w:proofErr w:type="gramStart"/>
       <w:r>
         <w:t>…</w:t>
       </w:r>
@@ -1552,7 +1619,11 @@
         <w:t>.</w:t>
       </w:r>
       <w:r>
-        <w:t xml:space="preserve">with </w:t>
+        <w:t>with</w:t>
+      </w:r>
+      <w:proofErr w:type="gramEnd"/>
+      <w:r>
+        <w:t xml:space="preserve"> </w:t>
       </w:r>
       <w:r>
         <w:rPr>
@@ -1623,11 +1694,20 @@
           <w:b/>
           <w:bCs/>
         </w:rPr>
-        <w:t>, @PutMapping, @DeleteMapping</w:t>
+        <w:t>, @PutMapping, @</w:t>
+      </w:r>
+      <w:proofErr w:type="gramStart"/>
+      <w:r>
+        <w:rPr>
+          <w:b/>
+          <w:bCs/>
+        </w:rPr>
+        <w:t>DeleteMapping</w:t>
       </w:r>
       <w:r>
         <w:t>..</w:t>
       </w:r>
+      <w:proofErr w:type="gramEnd"/>
     </w:p>
     <w:p>
       <w:pPr>
@@ -1903,6 +1983,7 @@
       <w:r>
         <w:t xml:space="preserve">-&gt; </w:t>
       </w:r>
+      <w:proofErr w:type="spellStart"/>
       <w:r>
         <w:rPr>
           <w:b/>
@@ -1910,6 +1991,7 @@
         </w:rPr>
         <w:t>fetchName</w:t>
       </w:r>
+      <w:proofErr w:type="spellEnd"/>
       <w:r>
         <w:t xml:space="preserve"> is controller method </w:t>
       </w:r>
@@ -1969,8 +2051,19 @@
           <w:b/>
           <w:bCs/>
         </w:rPr>
-        <w:t>DemoController.java                                                                         application.yaml</w:t>
-      </w:r>
+        <w:t xml:space="preserve">DemoController.java                                                                         </w:t>
+      </w:r>
+      <w:proofErr w:type="spellStart"/>
+      <w:proofErr w:type="gramStart"/>
+      <w:r>
+        <w:rPr>
+          <w:b/>
+          <w:bCs/>
+        </w:rPr>
+        <w:t>application.yaml</w:t>
+      </w:r>
+      <w:proofErr w:type="spellEnd"/>
+      <w:proofErr w:type="gramEnd"/>
     </w:p>
     <w:tbl>
       <w:tblPr>
@@ -2011,7 +2104,25 @@
                 <w:szCs w:val="16"/>
                 <w:lang w:val="en-IN"/>
               </w:rPr>
-              <w:t xml:space="preserve"> com.skh;</w:t>
+              <w:t xml:space="preserve"> </w:t>
+            </w:r>
+            <w:proofErr w:type="spellStart"/>
+            <w:r>
+              <w:rPr>
+                <w:sz w:val="16"/>
+                <w:szCs w:val="16"/>
+                <w:lang w:val="en-IN"/>
+              </w:rPr>
+              <w:t>com.skh</w:t>
+            </w:r>
+            <w:proofErr w:type="spellEnd"/>
+            <w:r>
+              <w:rPr>
+                <w:sz w:val="16"/>
+                <w:szCs w:val="16"/>
+                <w:lang w:val="en-IN"/>
+              </w:rPr>
+              <w:t>;</w:t>
             </w:r>
           </w:p>
           <w:p>
@@ -2047,7 +2158,45 @@
                 <w:szCs w:val="16"/>
                 <w:lang w:val="en-IN"/>
               </w:rPr>
-              <w:t xml:space="preserve"> org.springframework.web.bind.annotation.GetMapping;</w:t>
+              <w:t xml:space="preserve"> </w:t>
+            </w:r>
+            <w:proofErr w:type="spellStart"/>
+            <w:proofErr w:type="gramStart"/>
+            <w:r>
+              <w:rPr>
+                <w:sz w:val="16"/>
+                <w:szCs w:val="16"/>
+                <w:lang w:val="en-IN"/>
+              </w:rPr>
+              <w:t>org.springframework.web.bind</w:t>
+            </w:r>
+            <w:proofErr w:type="gramEnd"/>
+            <w:r>
+              <w:rPr>
+                <w:sz w:val="16"/>
+                <w:szCs w:val="16"/>
+                <w:lang w:val="en-IN"/>
+              </w:rPr>
+              <w:t>.</w:t>
+            </w:r>
+            <w:proofErr w:type="gramStart"/>
+            <w:r>
+              <w:rPr>
+                <w:sz w:val="16"/>
+                <w:szCs w:val="16"/>
+                <w:lang w:val="en-IN"/>
+              </w:rPr>
+              <w:t>annotation.GetMapping</w:t>
+            </w:r>
+            <w:proofErr w:type="spellEnd"/>
+            <w:proofErr w:type="gramEnd"/>
+            <w:r>
+              <w:rPr>
+                <w:sz w:val="16"/>
+                <w:szCs w:val="16"/>
+                <w:lang w:val="en-IN"/>
+              </w:rPr>
+              <w:t>;</w:t>
             </w:r>
           </w:p>
           <w:p>
@@ -2074,7 +2223,45 @@
                 <w:szCs w:val="16"/>
                 <w:lang w:val="en-IN"/>
               </w:rPr>
-              <w:t xml:space="preserve"> org.springframework.web.bind.annotation.RestController;</w:t>
+              <w:t xml:space="preserve"> </w:t>
+            </w:r>
+            <w:proofErr w:type="spellStart"/>
+            <w:proofErr w:type="gramStart"/>
+            <w:r>
+              <w:rPr>
+                <w:sz w:val="16"/>
+                <w:szCs w:val="16"/>
+                <w:lang w:val="en-IN"/>
+              </w:rPr>
+              <w:t>org.springframework.web.bind</w:t>
+            </w:r>
+            <w:proofErr w:type="gramEnd"/>
+            <w:r>
+              <w:rPr>
+                <w:sz w:val="16"/>
+                <w:szCs w:val="16"/>
+                <w:lang w:val="en-IN"/>
+              </w:rPr>
+              <w:t>.</w:t>
+            </w:r>
+            <w:proofErr w:type="gramStart"/>
+            <w:r>
+              <w:rPr>
+                <w:sz w:val="16"/>
+                <w:szCs w:val="16"/>
+                <w:lang w:val="en-IN"/>
+              </w:rPr>
+              <w:t>annotation.RestController</w:t>
+            </w:r>
+            <w:proofErr w:type="spellEnd"/>
+            <w:proofErr w:type="gramEnd"/>
+            <w:r>
+              <w:rPr>
+                <w:sz w:val="16"/>
+                <w:szCs w:val="16"/>
+                <w:lang w:val="en-IN"/>
+              </w:rPr>
+              <w:t>;</w:t>
             </w:r>
           </w:p>
           <w:p>
@@ -2150,7 +2337,25 @@
                 <w:szCs w:val="16"/>
                 <w:lang w:val="en-IN"/>
               </w:rPr>
-              <w:t xml:space="preserve"> DemoController {</w:t>
+              <w:t xml:space="preserve"> </w:t>
+            </w:r>
+            <w:proofErr w:type="spellStart"/>
+            <w:r>
+              <w:rPr>
+                <w:sz w:val="16"/>
+                <w:szCs w:val="16"/>
+                <w:lang w:val="en-IN"/>
+              </w:rPr>
+              <w:t>DemoController</w:t>
+            </w:r>
+            <w:proofErr w:type="spellEnd"/>
+            <w:r>
+              <w:rPr>
+                <w:sz w:val="16"/>
+                <w:szCs w:val="16"/>
+                <w:lang w:val="en-IN"/>
+              </w:rPr>
+              <w:t xml:space="preserve"> {</w:t>
             </w:r>
           </w:p>
           <w:p>
@@ -2197,7 +2402,55 @@
                 <w:highlight w:val="yellow"/>
                 <w:lang w:val="en-IN"/>
               </w:rPr>
-              <w:t>@GetMapping(path = "/fetchName")</w:t>
+              <w:t>@</w:t>
+            </w:r>
+            <w:proofErr w:type="gramStart"/>
+            <w:r>
+              <w:rPr>
+                <w:b/>
+                <w:bCs/>
+                <w:sz w:val="16"/>
+                <w:szCs w:val="16"/>
+                <w:highlight w:val="yellow"/>
+                <w:lang w:val="en-IN"/>
+              </w:rPr>
+              <w:t>GetMapping(</w:t>
+            </w:r>
+            <w:proofErr w:type="gramEnd"/>
+            <w:r>
+              <w:rPr>
+                <w:b/>
+                <w:bCs/>
+                <w:sz w:val="16"/>
+                <w:szCs w:val="16"/>
+                <w:highlight w:val="yellow"/>
+                <w:lang w:val="en-IN"/>
+              </w:rPr>
+              <w:t>path = "/</w:t>
+            </w:r>
+            <w:proofErr w:type="spellStart"/>
+            <w:r>
+              <w:rPr>
+                <w:b/>
+                <w:bCs/>
+                <w:sz w:val="16"/>
+                <w:szCs w:val="16"/>
+                <w:highlight w:val="yellow"/>
+                <w:lang w:val="en-IN"/>
+              </w:rPr>
+              <w:t>fetchName</w:t>
+            </w:r>
+            <w:proofErr w:type="spellEnd"/>
+            <w:r>
+              <w:rPr>
+                <w:b/>
+                <w:bCs/>
+                <w:sz w:val="16"/>
+                <w:szCs w:val="16"/>
+                <w:highlight w:val="yellow"/>
+                <w:lang w:val="en-IN"/>
+              </w:rPr>
+              <w:t>")</w:t>
             </w:r>
           </w:p>
           <w:p>
@@ -2275,6 +2528,14 @@
                 <w:lang w:val="en-IN"/>
               </w:rPr>
               <w:tab/>
+            </w:r>
+            <w:proofErr w:type="spellStart"/>
+            <w:r>
+              <w:rPr>
+                <w:sz w:val="16"/>
+                <w:szCs w:val="16"/>
+                <w:lang w:val="en-IN"/>
+              </w:rPr>
               <w:t>System.</w:t>
             </w:r>
             <w:r>
@@ -2295,7 +2556,34 @@
                 <w:szCs w:val="16"/>
                 <w:lang w:val="en-IN"/>
               </w:rPr>
-              <w:t>.println("Hi this is Kamal..!");</w:t>
+              <w:t>.println</w:t>
+            </w:r>
+            <w:proofErr w:type="spellEnd"/>
+            <w:r>
+              <w:rPr>
+                <w:sz w:val="16"/>
+                <w:szCs w:val="16"/>
+                <w:lang w:val="en-IN"/>
+              </w:rPr>
+              <w:t xml:space="preserve">("Hi this is </w:t>
+            </w:r>
+            <w:proofErr w:type="gramStart"/>
+            <w:r>
+              <w:rPr>
+                <w:sz w:val="16"/>
+                <w:szCs w:val="16"/>
+                <w:lang w:val="en-IN"/>
+              </w:rPr>
+              <w:t>Kamal..!</w:t>
+            </w:r>
+            <w:proofErr w:type="gramEnd"/>
+            <w:r>
+              <w:rPr>
+                <w:sz w:val="16"/>
+                <w:szCs w:val="16"/>
+                <w:lang w:val="en-IN"/>
+              </w:rPr>
+              <w:t>");</w:t>
             </w:r>
             <w:r>
               <w:rPr>
@@ -2372,7 +2660,43 @@
                 <w:lang w:val="en-IN"/>
               </w:rPr>
               <w:tab/>
-              <w:t>@GetMapping(path = "/fetchNumber")</w:t>
+              <w:t>@</w:t>
+            </w:r>
+            <w:proofErr w:type="gramStart"/>
+            <w:r>
+              <w:rPr>
+                <w:sz w:val="16"/>
+                <w:szCs w:val="16"/>
+                <w:lang w:val="en-IN"/>
+              </w:rPr>
+              <w:t>GetMapping(</w:t>
+            </w:r>
+            <w:proofErr w:type="gramEnd"/>
+            <w:r>
+              <w:rPr>
+                <w:sz w:val="16"/>
+                <w:szCs w:val="16"/>
+                <w:lang w:val="en-IN"/>
+              </w:rPr>
+              <w:t>path = "/</w:t>
+            </w:r>
+            <w:proofErr w:type="spellStart"/>
+            <w:r>
+              <w:rPr>
+                <w:sz w:val="16"/>
+                <w:szCs w:val="16"/>
+                <w:lang w:val="en-IN"/>
+              </w:rPr>
+              <w:t>fetchNumber</w:t>
+            </w:r>
+            <w:proofErr w:type="spellEnd"/>
+            <w:r>
+              <w:rPr>
+                <w:sz w:val="16"/>
+                <w:szCs w:val="16"/>
+                <w:lang w:val="en-IN"/>
+              </w:rPr>
+              <w:t>")</w:t>
             </w:r>
           </w:p>
           <w:p>
@@ -2531,7 +2855,43 @@
                 <w:lang w:val="en-IN"/>
               </w:rPr>
               <w:tab/>
-              <w:t>@GetMapping(path = "/fetchFullName")</w:t>
+              <w:t>@</w:t>
+            </w:r>
+            <w:proofErr w:type="gramStart"/>
+            <w:r>
+              <w:rPr>
+                <w:sz w:val="16"/>
+                <w:szCs w:val="16"/>
+                <w:lang w:val="en-IN"/>
+              </w:rPr>
+              <w:t>GetMapping(</w:t>
+            </w:r>
+            <w:proofErr w:type="gramEnd"/>
+            <w:r>
+              <w:rPr>
+                <w:sz w:val="16"/>
+                <w:szCs w:val="16"/>
+                <w:lang w:val="en-IN"/>
+              </w:rPr>
+              <w:t>path = "/</w:t>
+            </w:r>
+            <w:proofErr w:type="spellStart"/>
+            <w:r>
+              <w:rPr>
+                <w:sz w:val="16"/>
+                <w:szCs w:val="16"/>
+                <w:lang w:val="en-IN"/>
+              </w:rPr>
+              <w:t>fetchFullName</w:t>
+            </w:r>
+            <w:proofErr w:type="spellEnd"/>
+            <w:r>
+              <w:rPr>
+                <w:sz w:val="16"/>
+                <w:szCs w:val="16"/>
+                <w:lang w:val="en-IN"/>
+              </w:rPr>
+              <w:t>")</w:t>
             </w:r>
           </w:p>
           <w:p>
@@ -2629,7 +2989,25 @@
                 <w:szCs w:val="16"/>
                 <w:lang w:val="en-IN"/>
               </w:rPr>
-              <w:t xml:space="preserve"> "Shaik Azad...! Welcome to Spring boot..!";</w:t>
+              <w:t xml:space="preserve"> "Shaik Azad...! Welcome to Spring </w:t>
+            </w:r>
+            <w:proofErr w:type="gramStart"/>
+            <w:r>
+              <w:rPr>
+                <w:sz w:val="16"/>
+                <w:szCs w:val="16"/>
+                <w:lang w:val="en-IN"/>
+              </w:rPr>
+              <w:t>boot..!</w:t>
+            </w:r>
+            <w:proofErr w:type="gramEnd"/>
+            <w:r>
+              <w:rPr>
+                <w:sz w:val="16"/>
+                <w:szCs w:val="16"/>
+                <w:lang w:val="en-IN"/>
+              </w:rPr>
+              <w:t>";</w:t>
             </w:r>
           </w:p>
           <w:p>
@@ -2735,7 +3113,25 @@
         <w:spacing w:after="0" w:line="240" w:lineRule="auto"/>
       </w:pPr>
       <w:r>
-        <w:t xml:space="preserve">In application.yaml/yml </w:t>
+        <w:t xml:space="preserve">In </w:t>
+      </w:r>
+      <w:proofErr w:type="spellStart"/>
+      <w:proofErr w:type="gramStart"/>
+      <w:r>
+        <w:t>application.yaml</w:t>
+      </w:r>
+      <w:proofErr w:type="spellEnd"/>
+      <w:proofErr w:type="gramEnd"/>
+      <w:r>
+        <w:t>/</w:t>
+      </w:r>
+      <w:proofErr w:type="spellStart"/>
+      <w:r>
+        <w:t>yml</w:t>
+      </w:r>
+      <w:proofErr w:type="spellEnd"/>
+      <w:r>
+        <w:t xml:space="preserve"> </w:t>
       </w:r>
       <w:r>
         <w:sym w:font="Wingdings" w:char="F0E0"/>
@@ -2749,7 +3145,15 @@
         <w:spacing w:after="0" w:line="240" w:lineRule="auto"/>
       </w:pPr>
       <w:r>
-        <w:t>If we don’t add port number in application.yaml file. Tomcat serve</w:t>
+        <w:t xml:space="preserve">If we don’t add port number in </w:t>
+      </w:r>
+      <w:proofErr w:type="spellStart"/>
+      <w:r>
+        <w:t>application.yaml</w:t>
+      </w:r>
+      <w:proofErr w:type="spellEnd"/>
+      <w:r>
+        <w:t xml:space="preserve"> file. Tomcat serve</w:t>
       </w:r>
       <w:r>
         <w:t xml:space="preserve">r </w:t>
@@ -2826,8 +3230,17 @@
           <w:b/>
           <w:bCs/>
         </w:rPr>
-        <w:t>&gt;netstat -ano</w:t>
-      </w:r>
+        <w:t>&gt;netstat -</w:t>
+      </w:r>
+      <w:proofErr w:type="spellStart"/>
+      <w:r>
+        <w:rPr>
+          <w:b/>
+          <w:bCs/>
+        </w:rPr>
+        <w:t>ano</w:t>
+      </w:r>
+      <w:proofErr w:type="spellEnd"/>
     </w:p>
     <w:p>
       <w:pPr>
@@ -3084,8 +3497,13 @@
         <w:spacing w:after="0" w:line="240" w:lineRule="auto"/>
         <w:ind w:left="1080"/>
       </w:pPr>
-      <w:r>
-        <w:t>etc……</w:t>
+      <w:proofErr w:type="spellStart"/>
+      <w:r>
+        <w:t>etc</w:t>
+      </w:r>
+      <w:proofErr w:type="spellEnd"/>
+      <w:r>
+        <w:t>……</w:t>
       </w:r>
     </w:p>
     <w:p>
@@ -3201,8 +3619,18 @@
           <w:bCs/>
           <w:highlight w:val="yellow"/>
         </w:rPr>
-        <w:t>/inputValue</w:t>
-      </w:r>
+        <w:t>/</w:t>
+      </w:r>
+      <w:proofErr w:type="spellStart"/>
+      <w:r>
+        <w:rPr>
+          <w:b/>
+          <w:bCs/>
+          <w:highlight w:val="yellow"/>
+        </w:rPr>
+        <w:t>inputValue</w:t>
+      </w:r>
+      <w:proofErr w:type="spellEnd"/>
       <w:r>
         <w:rPr>
           <w:b/>
@@ -3279,15 +3707,46 @@
         <w:ind w:left="1080"/>
       </w:pPr>
       <w:r>
-        <w:t>@GetMapping(path = "/fetchFullName</w:t>
-      </w:r>
+        <w:t>@</w:t>
+      </w:r>
+      <w:proofErr w:type="gramStart"/>
+      <w:r>
+        <w:t>GetMapping(</w:t>
+      </w:r>
+      <w:proofErr w:type="gramEnd"/>
+      <w:r>
+        <w:t>path = "/</w:t>
+      </w:r>
+      <w:proofErr w:type="spellStart"/>
+      <w:r>
+        <w:t>fetchFullName</w:t>
+      </w:r>
+      <w:proofErr w:type="spellEnd"/>
       <w:r>
         <w:rPr>
           <w:b/>
           <w:bCs/>
           <w:highlight w:val="yellow"/>
         </w:rPr>
-        <w:t>/{fName}</w:t>
+        <w:t>/{</w:t>
+      </w:r>
+      <w:proofErr w:type="spellStart"/>
+      <w:r>
+        <w:rPr>
+          <w:b/>
+          <w:bCs/>
+          <w:highlight w:val="yellow"/>
+        </w:rPr>
+        <w:t>fName</w:t>
+      </w:r>
+      <w:proofErr w:type="spellEnd"/>
+      <w:r>
+        <w:rPr>
+          <w:b/>
+          <w:bCs/>
+          <w:highlight w:val="yellow"/>
+        </w:rPr>
+        <w:t>}</w:t>
       </w:r>
       <w:r>
         <w:rPr>
@@ -3354,14 +3813,52 @@
               <w:rPr>
                 <w:lang w:val="en-IN"/>
               </w:rPr>
-              <w:t>@GetMapping(path = "/fetchFullName</w:t>
-            </w:r>
+              <w:t>@</w:t>
+            </w:r>
+            <w:proofErr w:type="gramStart"/>
+            <w:r>
+              <w:rPr>
+                <w:lang w:val="en-IN"/>
+              </w:rPr>
+              <w:t>GetMapping(</w:t>
+            </w:r>
+            <w:proofErr w:type="gramEnd"/>
+            <w:r>
+              <w:rPr>
+                <w:lang w:val="en-IN"/>
+              </w:rPr>
+              <w:t>path = "/</w:t>
+            </w:r>
+            <w:proofErr w:type="spellStart"/>
+            <w:r>
+              <w:rPr>
+                <w:lang w:val="en-IN"/>
+              </w:rPr>
+              <w:t>fetchFullName</w:t>
+            </w:r>
+            <w:proofErr w:type="spellEnd"/>
             <w:r>
               <w:rPr>
                 <w:highlight w:val="yellow"/>
                 <w:lang w:val="en-IN"/>
               </w:rPr>
-              <w:t>/{fName}")</w:t>
+              <w:t>/{</w:t>
+            </w:r>
+            <w:proofErr w:type="spellStart"/>
+            <w:r>
+              <w:rPr>
+                <w:highlight w:val="yellow"/>
+                <w:lang w:val="en-IN"/>
+              </w:rPr>
+              <w:t>fName</w:t>
+            </w:r>
+            <w:proofErr w:type="spellEnd"/>
+            <w:r>
+              <w:rPr>
+                <w:highlight w:val="yellow"/>
+                <w:lang w:val="en-IN"/>
+              </w:rPr>
+              <w:t>}")</w:t>
             </w:r>
           </w:p>
           <w:p>
@@ -3390,8 +3887,17 @@
                 <w:highlight w:val="yellow"/>
                 <w:lang w:val="en-IN"/>
               </w:rPr>
-              <w:t>(@PathVariable String fName</w:t>
-            </w:r>
+              <w:t xml:space="preserve">(@PathVariable String </w:t>
+            </w:r>
+            <w:proofErr w:type="spellStart"/>
+            <w:r>
+              <w:rPr>
+                <w:highlight w:val="yellow"/>
+                <w:lang w:val="en-IN"/>
+              </w:rPr>
+              <w:t>fName</w:t>
+            </w:r>
+            <w:proofErr w:type="spellEnd"/>
             <w:r>
               <w:rPr>
                 <w:lang w:val="en-IN"/>
@@ -3430,7 +3936,14 @@
               <w:rPr>
                 <w:lang w:val="en-IN"/>
               </w:rPr>
-              <w:t xml:space="preserve"> String.</w:t>
+              <w:t xml:space="preserve"> </w:t>
+            </w:r>
+            <w:proofErr w:type="spellStart"/>
+            <w:r>
+              <w:rPr>
+                <w:lang w:val="en-IN"/>
+              </w:rPr>
+              <w:t>String.</w:t>
             </w:r>
             <w:r>
               <w:rPr>
@@ -3440,11 +3953,26 @@
               </w:rPr>
               <w:t>format</w:t>
             </w:r>
-            <w:r>
-              <w:rPr>
-                <w:lang w:val="en-IN"/>
-              </w:rPr>
-              <w:t>("Hi %s welcome to Spring boot", fName);</w:t>
+            <w:proofErr w:type="spellEnd"/>
+            <w:r>
+              <w:rPr>
+                <w:lang w:val="en-IN"/>
+              </w:rPr>
+              <w:t xml:space="preserve">("Hi %s welcome to Spring boot", </w:t>
+            </w:r>
+            <w:proofErr w:type="spellStart"/>
+            <w:r>
+              <w:rPr>
+                <w:lang w:val="en-IN"/>
+              </w:rPr>
+              <w:t>fName</w:t>
+            </w:r>
+            <w:proofErr w:type="spellEnd"/>
+            <w:r>
+              <w:rPr>
+                <w:lang w:val="en-IN"/>
+              </w:rPr>
+              <w:t>);</w:t>
             </w:r>
           </w:p>
           <w:p>
@@ -3491,7 +4019,11 @@
         <w:sym w:font="Wingdings" w:char="F0E0"/>
       </w:r>
       <w:r>
-        <w:t xml:space="preserve"> URL</w:t>
+        <w:t xml:space="preserve"> </w:t>
+      </w:r>
+      <w:proofErr w:type="spellStart"/>
+      <w:r>
+        <w:t>URL</w:t>
       </w:r>
       <w:r>
         <w:rPr>
@@ -3507,7 +4039,25 @@
           <w:bCs/>
           <w:highlight w:val="yellow"/>
         </w:rPr>
-        <w:t>key=value</w:t>
+        <w:t>key</w:t>
+      </w:r>
+      <w:proofErr w:type="spellEnd"/>
+      <w:r>
+        <w:rPr>
+          <w:b/>
+          <w:bCs/>
+          <w:highlight w:val="yellow"/>
+        </w:rPr>
+        <w:t>=</w:t>
+      </w:r>
+      <w:proofErr w:type="spellStart"/>
+      <w:r>
+        <w:rPr>
+          <w:b/>
+          <w:bCs/>
+          <w:highlight w:val="yellow"/>
+        </w:rPr>
+        <w:t>value</w:t>
       </w:r>
       <w:r>
         <w:rPr>
@@ -3523,7 +4073,25 @@
           <w:bCs/>
           <w:highlight w:val="yellow"/>
         </w:rPr>
-        <w:t>key=value</w:t>
+        <w:t>key</w:t>
+      </w:r>
+      <w:proofErr w:type="spellEnd"/>
+      <w:r>
+        <w:rPr>
+          <w:b/>
+          <w:bCs/>
+          <w:highlight w:val="yellow"/>
+        </w:rPr>
+        <w:t>=</w:t>
+      </w:r>
+      <w:proofErr w:type="spellStart"/>
+      <w:r>
+        <w:rPr>
+          <w:b/>
+          <w:bCs/>
+          <w:highlight w:val="yellow"/>
+        </w:rPr>
+        <w:t>value</w:t>
       </w:r>
       <w:r>
         <w:rPr>
@@ -3539,14 +4107,40 @@
           <w:bCs/>
           <w:highlight w:val="yellow"/>
         </w:rPr>
-        <w:t>key=value</w:t>
-      </w:r>
-      <w:r>
-        <w:rPr>
-          <w:b/>
-          <w:bCs/>
-        </w:rPr>
-        <w:t>Y&amp;key=value&amp;….</w:t>
+        <w:t>key</w:t>
+      </w:r>
+      <w:proofErr w:type="spellEnd"/>
+      <w:r>
+        <w:rPr>
+          <w:b/>
+          <w:bCs/>
+          <w:highlight w:val="yellow"/>
+        </w:rPr>
+        <w:t>=</w:t>
+      </w:r>
+      <w:proofErr w:type="spellStart"/>
+      <w:r>
+        <w:rPr>
+          <w:b/>
+          <w:bCs/>
+          <w:highlight w:val="yellow"/>
+        </w:rPr>
+        <w:t>value</w:t>
+      </w:r>
+      <w:r>
+        <w:rPr>
+          <w:b/>
+          <w:bCs/>
+        </w:rPr>
+        <w:t>Y&amp;key</w:t>
+      </w:r>
+      <w:proofErr w:type="spellEnd"/>
+      <w:r>
+        <w:rPr>
+          <w:b/>
+          <w:bCs/>
+        </w:rPr>
+        <w:t>=value&amp;….</w:t>
       </w:r>
     </w:p>
     <w:p>
@@ -3629,8 +4223,13 @@
         <w:spacing w:after="0" w:line="240" w:lineRule="auto"/>
         <w:ind w:left="1080"/>
       </w:pPr>
-      <w:r>
-        <w:t>Here : http – protocol</w:t>
+      <w:proofErr w:type="gramStart"/>
+      <w:r>
+        <w:t>Here :</w:t>
+      </w:r>
+      <w:proofErr w:type="gramEnd"/>
+      <w:r>
+        <w:t xml:space="preserve"> http – protocol</w:t>
       </w:r>
     </w:p>
     <w:p>
@@ -3666,12 +4265,14 @@
         </w:rPr>
         <w:t xml:space="preserve">      </w:t>
       </w:r>
+      <w:proofErr w:type="spellStart"/>
       <w:r>
         <w:rPr>
           <w:highlight w:val="cyan"/>
         </w:rPr>
         <w:t>sendQueryParams</w:t>
       </w:r>
+      <w:proofErr w:type="spellEnd"/>
       <w:r>
         <w:t xml:space="preserve"> – Endpoint</w:t>
       </w:r>
@@ -3686,7 +4287,35 @@
         <w:rPr>
           <w:highlight w:val="yellow"/>
         </w:rPr>
-        <w:t>?name=kamal&amp;city=hyd&amp;pin=534456</w:t>
+        <w:t>?name=</w:t>
+      </w:r>
+      <w:proofErr w:type="spellStart"/>
+      <w:r>
+        <w:rPr>
+          <w:highlight w:val="yellow"/>
+        </w:rPr>
+        <w:t>kamal&amp;city</w:t>
+      </w:r>
+      <w:proofErr w:type="spellEnd"/>
+      <w:r>
+        <w:rPr>
+          <w:highlight w:val="yellow"/>
+        </w:rPr>
+        <w:t>=</w:t>
+      </w:r>
+      <w:proofErr w:type="spellStart"/>
+      <w:r>
+        <w:rPr>
+          <w:highlight w:val="yellow"/>
+        </w:rPr>
+        <w:t>hyd&amp;pin</w:t>
+      </w:r>
+      <w:proofErr w:type="spellEnd"/>
+      <w:r>
+        <w:rPr>
+          <w:highlight w:val="yellow"/>
+        </w:rPr>
+        <w:t>=534456</w:t>
       </w:r>
       <w:r>
         <w:t xml:space="preserve"> – Query String.</w:t>
@@ -3742,7 +4371,35 @@
               <w:rPr>
                 <w:lang w:val="en-IN"/>
               </w:rPr>
-              <w:t>@GetMapping(path = "/sendQueryParams")</w:t>
+              <w:t>@</w:t>
+            </w:r>
+            <w:proofErr w:type="gramStart"/>
+            <w:r>
+              <w:rPr>
+                <w:lang w:val="en-IN"/>
+              </w:rPr>
+              <w:t>GetMapping(</w:t>
+            </w:r>
+            <w:proofErr w:type="gramEnd"/>
+            <w:r>
+              <w:rPr>
+                <w:lang w:val="en-IN"/>
+              </w:rPr>
+              <w:t>path = "/</w:t>
+            </w:r>
+            <w:proofErr w:type="spellStart"/>
+            <w:r>
+              <w:rPr>
+                <w:lang w:val="en-IN"/>
+              </w:rPr>
+              <w:t>sendQueryParams</w:t>
+            </w:r>
+            <w:proofErr w:type="spellEnd"/>
+            <w:r>
+              <w:rPr>
+                <w:lang w:val="en-IN"/>
+              </w:rPr>
+              <w:t>")</w:t>
             </w:r>
           </w:p>
           <w:p>
@@ -3819,7 +4476,14 @@
                 <w:lang w:val="en-IN"/>
               </w:rPr>
               <w:tab/>
-              <w:t>return String.</w:t>
+              <w:t xml:space="preserve">return </w:t>
+            </w:r>
+            <w:proofErr w:type="spellStart"/>
+            <w:r>
+              <w:rPr>
+                <w:lang w:val="en-IN"/>
+              </w:rPr>
+              <w:t>String.</w:t>
             </w:r>
             <w:r>
               <w:rPr>
@@ -3829,11 +4493,26 @@
               </w:rPr>
               <w:t>format</w:t>
             </w:r>
-            <w:r>
-              <w:rPr>
-                <w:lang w:val="en-IN"/>
-              </w:rPr>
-              <w:t>("My details %s - %s - %s ",name, city, pin);</w:t>
+            <w:proofErr w:type="spellEnd"/>
+            <w:r>
+              <w:rPr>
+                <w:lang w:val="en-IN"/>
+              </w:rPr>
+              <w:t xml:space="preserve">("My details %s - %s - %s </w:t>
+            </w:r>
+            <w:proofErr w:type="gramStart"/>
+            <w:r>
+              <w:rPr>
+                <w:lang w:val="en-IN"/>
+              </w:rPr>
+              <w:t>",name</w:t>
+            </w:r>
+            <w:proofErr w:type="gramEnd"/>
+            <w:r>
+              <w:rPr>
+                <w:lang w:val="en-IN"/>
+              </w:rPr>
+              <w:t>, city, pin);</w:t>
             </w:r>
           </w:p>
           <w:p>
@@ -3944,15 +4623,83 @@
               <w:rPr>
                 <w:lang w:val="en-IN"/>
               </w:rPr>
-              <w:t>@GetMapping(path = "/percentage</w:t>
-            </w:r>
-            <w:r>
-              <w:rPr>
-                <w:b/>
-                <w:bCs/>
-                <w:lang w:val="en-IN"/>
-              </w:rPr>
-              <w:t>/{tmarks}/{hMarks}/{emarks}</w:t>
+              <w:t>@</w:t>
+            </w:r>
+            <w:proofErr w:type="gramStart"/>
+            <w:r>
+              <w:rPr>
+                <w:lang w:val="en-IN"/>
+              </w:rPr>
+              <w:t>GetMapping(</w:t>
+            </w:r>
+            <w:proofErr w:type="gramEnd"/>
+            <w:r>
+              <w:rPr>
+                <w:lang w:val="en-IN"/>
+              </w:rPr>
+              <w:t>path = "/percentage</w:t>
+            </w:r>
+            <w:r>
+              <w:rPr>
+                <w:b/>
+                <w:bCs/>
+                <w:lang w:val="en-IN"/>
+              </w:rPr>
+              <w:t>/{</w:t>
+            </w:r>
+            <w:proofErr w:type="spellStart"/>
+            <w:r>
+              <w:rPr>
+                <w:b/>
+                <w:bCs/>
+                <w:lang w:val="en-IN"/>
+              </w:rPr>
+              <w:t>tmarks</w:t>
+            </w:r>
+            <w:proofErr w:type="spellEnd"/>
+            <w:r>
+              <w:rPr>
+                <w:b/>
+                <w:bCs/>
+                <w:lang w:val="en-IN"/>
+              </w:rPr>
+              <w:t>}/{</w:t>
+            </w:r>
+            <w:proofErr w:type="spellStart"/>
+            <w:r>
+              <w:rPr>
+                <w:b/>
+                <w:bCs/>
+                <w:lang w:val="en-IN"/>
+              </w:rPr>
+              <w:t>hMarks</w:t>
+            </w:r>
+            <w:proofErr w:type="spellEnd"/>
+            <w:r>
+              <w:rPr>
+                <w:b/>
+                <w:bCs/>
+                <w:lang w:val="en-IN"/>
+              </w:rPr>
+              <w:t>}/{</w:t>
+            </w:r>
+            <w:proofErr w:type="spellStart"/>
+            <w:r>
+              <w:rPr>
+                <w:b/>
+                <w:bCs/>
+                <w:lang w:val="en-IN"/>
+              </w:rPr>
+              <w:t>emarks</w:t>
+            </w:r>
+            <w:proofErr w:type="spellEnd"/>
+            <w:r>
+              <w:rPr>
+                <w:b/>
+                <w:bCs/>
+                <w:lang w:val="en-IN"/>
+              </w:rPr>
+              <w:t>}</w:t>
             </w:r>
             <w:r>
               <w:rPr>
@@ -3965,8 +4712,24 @@
                 <w:lang w:val="en-IN"/>
               </w:rPr>
               <w:br/>
-              <w:t>public Integer calculatePercentage(</w:t>
-            </w:r>
+              <w:t xml:space="preserve">public Integer </w:t>
+            </w:r>
+            <w:proofErr w:type="spellStart"/>
+            <w:proofErr w:type="gramStart"/>
+            <w:r>
+              <w:rPr>
+                <w:lang w:val="en-IN"/>
+              </w:rPr>
+              <w:t>calculatePercentage</w:t>
+            </w:r>
+            <w:proofErr w:type="spellEnd"/>
+            <w:r>
+              <w:rPr>
+                <w:lang w:val="en-IN"/>
+              </w:rPr>
+              <w:t>(</w:t>
+            </w:r>
+            <w:proofErr w:type="gramEnd"/>
             <w:r>
               <w:rPr>
                 <w:lang w:val="en-IN"/>
@@ -3985,7 +4748,21 @@
               <w:rPr>
                 <w:lang w:val="en-IN"/>
               </w:rPr>
-              <w:t xml:space="preserve"> Integer tmarks,</w:t>
+              <w:t xml:space="preserve"> Integer </w:t>
+            </w:r>
+            <w:proofErr w:type="spellStart"/>
+            <w:r>
+              <w:rPr>
+                <w:lang w:val="en-IN"/>
+              </w:rPr>
+              <w:t>tmarks</w:t>
+            </w:r>
+            <w:proofErr w:type="spellEnd"/>
+            <w:r>
+              <w:rPr>
+                <w:lang w:val="en-IN"/>
+              </w:rPr>
+              <w:t>,</w:t>
             </w:r>
             <w:r>
               <w:rPr>
@@ -4005,7 +4782,21 @@
               <w:rPr>
                 <w:lang w:val="en-IN"/>
               </w:rPr>
-              <w:t xml:space="preserve"> Integer hMarks,</w:t>
+              <w:t xml:space="preserve"> Integer </w:t>
+            </w:r>
+            <w:proofErr w:type="spellStart"/>
+            <w:r>
+              <w:rPr>
+                <w:lang w:val="en-IN"/>
+              </w:rPr>
+              <w:t>hMarks</w:t>
+            </w:r>
+            <w:proofErr w:type="spellEnd"/>
+            <w:r>
+              <w:rPr>
+                <w:lang w:val="en-IN"/>
+              </w:rPr>
+              <w:t>,</w:t>
             </w:r>
             <w:r>
               <w:rPr>
@@ -4025,14 +4816,70 @@
               <w:rPr>
                 <w:lang w:val="en-IN"/>
               </w:rPr>
-              <w:t xml:space="preserve"> Integer emarks) {</w:t>
+              <w:t xml:space="preserve"> Integer </w:t>
+            </w:r>
+            <w:proofErr w:type="spellStart"/>
+            <w:r>
+              <w:rPr>
+                <w:lang w:val="en-IN"/>
+              </w:rPr>
+              <w:t>emarks</w:t>
+            </w:r>
+            <w:proofErr w:type="spellEnd"/>
+            <w:r>
+              <w:rPr>
+                <w:lang w:val="en-IN"/>
+              </w:rPr>
+              <w:t>) {</w:t>
             </w:r>
             <w:r>
               <w:rPr>
                 <w:lang w:val="en-IN"/>
               </w:rPr>
               <w:br/>
-              <w:t xml:space="preserve">    Integer percentage = ((tmarks + hMarks + emarks) * 100) / 300;</w:t>
+              <w:t xml:space="preserve">    Integer percentage = ((</w:t>
+            </w:r>
+            <w:proofErr w:type="spellStart"/>
+            <w:r>
+              <w:rPr>
+                <w:lang w:val="en-IN"/>
+              </w:rPr>
+              <w:t>tmarks</w:t>
+            </w:r>
+            <w:proofErr w:type="spellEnd"/>
+            <w:r>
+              <w:rPr>
+                <w:lang w:val="en-IN"/>
+              </w:rPr>
+              <w:t xml:space="preserve"> + </w:t>
+            </w:r>
+            <w:proofErr w:type="spellStart"/>
+            <w:r>
+              <w:rPr>
+                <w:lang w:val="en-IN"/>
+              </w:rPr>
+              <w:t>hMarks</w:t>
+            </w:r>
+            <w:proofErr w:type="spellEnd"/>
+            <w:r>
+              <w:rPr>
+                <w:lang w:val="en-IN"/>
+              </w:rPr>
+              <w:t xml:space="preserve"> + </w:t>
+            </w:r>
+            <w:proofErr w:type="spellStart"/>
+            <w:r>
+              <w:rPr>
+                <w:lang w:val="en-IN"/>
+              </w:rPr>
+              <w:t>emarks</w:t>
+            </w:r>
+            <w:proofErr w:type="spellEnd"/>
+            <w:r>
+              <w:rPr>
+                <w:lang w:val="en-IN"/>
+              </w:rPr>
+              <w:t>) * 100) / 300;</w:t>
             </w:r>
             <w:r>
               <w:rPr>
@@ -4062,7 +4909,31 @@
         <w:spacing w:after="0" w:line="240" w:lineRule="auto"/>
       </w:pPr>
       <w:r>
-        <w:t>We have seen problem with Path vriables. If we want o send more values we will send n path variables only but it will confuse us.</w:t>
+        <w:t xml:space="preserve">We have seen problem with Path </w:t>
+      </w:r>
+      <w:proofErr w:type="spellStart"/>
+      <w:r>
+        <w:t>vriables</w:t>
+      </w:r>
+      <w:proofErr w:type="spellEnd"/>
+      <w:r>
+        <w:t xml:space="preserve">. If we want </w:t>
+      </w:r>
+      <w:proofErr w:type="spellStart"/>
+      <w:r>
+        <w:t>o</w:t>
+      </w:r>
+      <w:proofErr w:type="spellEnd"/>
+      <w:r>
+        <w:t xml:space="preserve"> send more </w:t>
+      </w:r>
+      <w:proofErr w:type="gramStart"/>
+      <w:r>
+        <w:t>values</w:t>
+      </w:r>
+      <w:proofErr w:type="gramEnd"/>
+      <w:r>
+        <w:t xml:space="preserve"> we will send n path variables only but it will confuse us.</w:t>
       </w:r>
     </w:p>
     <w:p>
@@ -4099,7 +4970,15 @@
         <w:spacing w:after="0" w:line="240" w:lineRule="auto"/>
       </w:pPr>
       <w:r>
-        <w:t>To overcome this we can use of “Query String” approach.</w:t>
+        <w:t xml:space="preserve">To overcome </w:t>
+      </w:r>
+      <w:proofErr w:type="gramStart"/>
+      <w:r>
+        <w:t>this</w:t>
+      </w:r>
+      <w:proofErr w:type="gramEnd"/>
+      <w:r>
+        <w:t xml:space="preserve"> we can use of “Query String” approach.</w:t>
       </w:r>
     </w:p>
     <w:p>
@@ -4113,7 +4992,15 @@
         <w:sym w:font="Wingdings" w:char="F0E0"/>
       </w:r>
       <w:r>
-        <w:t xml:space="preserve"> what ever the data we are sending to server is called as Payload.</w:t>
+        <w:t xml:space="preserve"> </w:t>
+      </w:r>
+      <w:proofErr w:type="spellStart"/>
+      <w:r>
+        <w:t>what ever</w:t>
+      </w:r>
+      <w:proofErr w:type="spellEnd"/>
+      <w:r>
+        <w:t xml:space="preserve"> the data we are sending to server is called as Payload.</w:t>
       </w:r>
     </w:p>
     <w:p>
@@ -4156,14 +5043,64 @@
               <w:rPr>
                 <w:lang w:val="en-IN"/>
               </w:rPr>
-              <w:t>@GetMapping(path= "/calculatePerWithQString")</w:t>
+              <w:t>@</w:t>
+            </w:r>
+            <w:proofErr w:type="gramStart"/>
+            <w:r>
+              <w:rPr>
+                <w:lang w:val="en-IN"/>
+              </w:rPr>
+              <w:t>GetMapping(</w:t>
+            </w:r>
+            <w:proofErr w:type="gramEnd"/>
+            <w:r>
+              <w:rPr>
+                <w:lang w:val="en-IN"/>
+              </w:rPr>
+              <w:t>path= "/</w:t>
+            </w:r>
+            <w:proofErr w:type="spellStart"/>
+            <w:r>
+              <w:rPr>
+                <w:lang w:val="en-IN"/>
+              </w:rPr>
+              <w:t>calculatePerWithQString</w:t>
+            </w:r>
+            <w:proofErr w:type="spellEnd"/>
+            <w:r>
+              <w:rPr>
+                <w:lang w:val="en-IN"/>
+              </w:rPr>
+              <w:t>")</w:t>
             </w:r>
             <w:r>
               <w:rPr>
                 <w:lang w:val="en-IN"/>
               </w:rPr>
               <w:br/>
-              <w:t>public String  calculatePerWithQString(</w:t>
+              <w:t xml:space="preserve">public </w:t>
+            </w:r>
+            <w:proofErr w:type="gramStart"/>
+            <w:r>
+              <w:rPr>
+                <w:lang w:val="en-IN"/>
+              </w:rPr>
+              <w:t xml:space="preserve">String  </w:t>
+            </w:r>
+            <w:proofErr w:type="spellStart"/>
+            <w:r>
+              <w:rPr>
+                <w:lang w:val="en-IN"/>
+              </w:rPr>
+              <w:t>calculatePerWithQString</w:t>
+            </w:r>
+            <w:proofErr w:type="spellEnd"/>
+            <w:proofErr w:type="gramEnd"/>
+            <w:r>
+              <w:rPr>
+                <w:lang w:val="en-IN"/>
+              </w:rPr>
+              <w:t>(</w:t>
             </w:r>
             <w:r>
               <w:rPr>
@@ -4183,7 +5120,21 @@
               <w:rPr>
                 <w:lang w:val="en-IN"/>
               </w:rPr>
-              <w:t xml:space="preserve"> Integer matchMarks,</w:t>
+              <w:t xml:space="preserve"> Integer </w:t>
+            </w:r>
+            <w:proofErr w:type="spellStart"/>
+            <w:r>
+              <w:rPr>
+                <w:lang w:val="en-IN"/>
+              </w:rPr>
+              <w:t>matchMarks</w:t>
+            </w:r>
+            <w:proofErr w:type="spellEnd"/>
+            <w:r>
+              <w:rPr>
+                <w:lang w:val="en-IN"/>
+              </w:rPr>
+              <w:t>,</w:t>
             </w:r>
             <w:r>
               <w:rPr>
@@ -4204,7 +5155,21 @@
               <w:rPr>
                 <w:lang w:val="en-IN"/>
               </w:rPr>
-              <w:t xml:space="preserve"> Integer sceinceMarks,</w:t>
+              <w:t xml:space="preserve"> Integer </w:t>
+            </w:r>
+            <w:proofErr w:type="spellStart"/>
+            <w:r>
+              <w:rPr>
+                <w:lang w:val="en-IN"/>
+              </w:rPr>
+              <w:t>sceinceMarks</w:t>
+            </w:r>
+            <w:proofErr w:type="spellEnd"/>
+            <w:r>
+              <w:rPr>
+                <w:lang w:val="en-IN"/>
+              </w:rPr>
+              <w:t>,</w:t>
             </w:r>
             <w:r>
               <w:rPr>
@@ -4224,21 +5189,91 @@
               <w:rPr>
                 <w:lang w:val="en-IN"/>
               </w:rPr>
-              <w:t xml:space="preserve"> Integer socialMarks) {</w:t>
+              <w:t xml:space="preserve"> Integer </w:t>
+            </w:r>
+            <w:proofErr w:type="spellStart"/>
+            <w:r>
+              <w:rPr>
+                <w:lang w:val="en-IN"/>
+              </w:rPr>
+              <w:t>socialMarks</w:t>
+            </w:r>
+            <w:proofErr w:type="spellEnd"/>
+            <w:r>
+              <w:rPr>
+                <w:lang w:val="en-IN"/>
+              </w:rPr>
+              <w:t>) {</w:t>
             </w:r>
             <w:r>
               <w:rPr>
                 <w:lang w:val="en-IN"/>
               </w:rPr>
               <w:br/>
-              <w:t xml:space="preserve">    Integer percentage = ((matchMarks + sceinceMarks + socialMarks) * 100) / 300;</w:t>
+              <w:t xml:space="preserve">    Integer percentage = ((</w:t>
+            </w:r>
+            <w:proofErr w:type="spellStart"/>
+            <w:r>
+              <w:rPr>
+                <w:lang w:val="en-IN"/>
+              </w:rPr>
+              <w:t>matchMarks</w:t>
+            </w:r>
+            <w:proofErr w:type="spellEnd"/>
+            <w:r>
+              <w:rPr>
+                <w:lang w:val="en-IN"/>
+              </w:rPr>
+              <w:t xml:space="preserve"> + </w:t>
+            </w:r>
+            <w:proofErr w:type="spellStart"/>
+            <w:r>
+              <w:rPr>
+                <w:lang w:val="en-IN"/>
+              </w:rPr>
+              <w:t>sceinceMarks</w:t>
+            </w:r>
+            <w:proofErr w:type="spellEnd"/>
+            <w:r>
+              <w:rPr>
+                <w:lang w:val="en-IN"/>
+              </w:rPr>
+              <w:t xml:space="preserve"> + </w:t>
+            </w:r>
+            <w:proofErr w:type="spellStart"/>
+            <w:r>
+              <w:rPr>
+                <w:lang w:val="en-IN"/>
+              </w:rPr>
+              <w:t>socialMarks</w:t>
+            </w:r>
+            <w:proofErr w:type="spellEnd"/>
+            <w:r>
+              <w:rPr>
+                <w:lang w:val="en-IN"/>
+              </w:rPr>
+              <w:t>) * 100) / 300;</w:t>
             </w:r>
             <w:r>
               <w:rPr>
                 <w:lang w:val="en-IN"/>
               </w:rPr>
               <w:br/>
-              <w:t xml:space="preserve">    return "Your percentage is : "+percentage;</w:t>
+              <w:t xml:space="preserve">    return "Your percentage </w:t>
+            </w:r>
+            <w:proofErr w:type="gramStart"/>
+            <w:r>
+              <w:rPr>
+                <w:lang w:val="en-IN"/>
+              </w:rPr>
+              <w:t>is :</w:t>
+            </w:r>
+            <w:proofErr w:type="gramEnd"/>
+            <w:r>
+              <w:rPr>
+                <w:lang w:val="en-IN"/>
+              </w:rPr>
+              <w:t xml:space="preserve"> "+percentage;</w:t>
             </w:r>
             <w:r>
               <w:rPr>
@@ -4501,7 +5536,21 @@
                 <w:lang w:val="en-IN"/>
               </w:rPr>
               <w:tab/>
-              <w:t>@PostMapping("/")</w:t>
+              <w:t>@</w:t>
+            </w:r>
+            <w:proofErr w:type="gramStart"/>
+            <w:r>
+              <w:rPr>
+                <w:lang w:val="en-IN"/>
+              </w:rPr>
+              <w:t>PostMapping(</w:t>
+            </w:r>
+            <w:proofErr w:type="gramEnd"/>
+            <w:r>
+              <w:rPr>
+                <w:lang w:val="en-IN"/>
+              </w:rPr>
+              <w:t>"/")</w:t>
             </w:r>
           </w:p>
           <w:p>
@@ -4528,7 +5577,29 @@
               <w:rPr>
                 <w:lang w:val="en-IN"/>
               </w:rPr>
-              <w:t xml:space="preserve"> String defaultDisplay() {</w:t>
+              <w:t xml:space="preserve"> String </w:t>
+            </w:r>
+            <w:proofErr w:type="spellStart"/>
+            <w:proofErr w:type="gramStart"/>
+            <w:r>
+              <w:rPr>
+                <w:lang w:val="en-IN"/>
+              </w:rPr>
+              <w:t>defaultDisplay</w:t>
+            </w:r>
+            <w:proofErr w:type="spellEnd"/>
+            <w:r>
+              <w:rPr>
+                <w:lang w:val="en-IN"/>
+              </w:rPr>
+              <w:t>(</w:t>
+            </w:r>
+            <w:proofErr w:type="gramEnd"/>
+            <w:r>
+              <w:rPr>
+                <w:lang w:val="en-IN"/>
+              </w:rPr>
+              <w:t>) {</w:t>
             </w:r>
           </w:p>
           <w:p>
@@ -4561,7 +5632,21 @@
               <w:rPr>
                 <w:lang w:val="en-IN"/>
               </w:rPr>
-              <w:t xml:space="preserve"> "Welcome to Spring boot...! This is Dahsboard / Homepage";</w:t>
+              <w:t xml:space="preserve"> "Welcome to Spring boot...! This is </w:t>
+            </w:r>
+            <w:proofErr w:type="spellStart"/>
+            <w:r>
+              <w:rPr>
+                <w:lang w:val="en-IN"/>
+              </w:rPr>
+              <w:t>Dahsboard</w:t>
+            </w:r>
+            <w:proofErr w:type="spellEnd"/>
+            <w:r>
+              <w:rPr>
+                <w:lang w:val="en-IN"/>
+              </w:rPr>
+              <w:t xml:space="preserve"> / Homepage";</w:t>
             </w:r>
           </w:p>
           <w:p>
@@ -4791,7 +5876,23 @@
           <w:b/>
           <w:bCs/>
         </w:rPr>
-        <w:t xml:space="preserve"> method=”POST”</w:t>
+        <w:t xml:space="preserve"> method</w:t>
+      </w:r>
+      <w:proofErr w:type="gramStart"/>
+      <w:r>
+        <w:rPr>
+          <w:b/>
+          <w:bCs/>
+        </w:rPr>
+        <w:t>=”POST</w:t>
+      </w:r>
+      <w:proofErr w:type="gramEnd"/>
+      <w:r>
+        <w:rPr>
+          <w:b/>
+          <w:bCs/>
+        </w:rPr>
+        <w:t>”</w:t>
       </w:r>
       <w:r>
         <w:rPr>
@@ -4914,6 +6015,7 @@
       <w:r>
         <w:t xml:space="preserve">By using </w:t>
       </w:r>
+      <w:proofErr w:type="spellStart"/>
       <w:r>
         <w:rPr>
           <w:b/>
@@ -4921,6 +6023,7 @@
         </w:rPr>
         <w:t>jMeter</w:t>
       </w:r>
+      <w:proofErr w:type="spellEnd"/>
       <w:r>
         <w:t>, we can send POST request</w:t>
       </w:r>
@@ -4947,8 +6050,13 @@
         </w:numPr>
         <w:spacing w:after="0" w:line="240" w:lineRule="auto"/>
       </w:pPr>
-      <w:r>
-        <w:t>Etc……</w:t>
+      <w:proofErr w:type="spellStart"/>
+      <w:r>
+        <w:t>Etc</w:t>
+      </w:r>
+      <w:proofErr w:type="spellEnd"/>
+      <w:r>
+        <w:t>……</w:t>
       </w:r>
     </w:p>
     <w:p>
@@ -4993,11 +6101,27 @@
         </w:rPr>
         <w:t>POST, PUT, DELETE</w:t>
       </w:r>
+      <w:proofErr w:type="gramStart"/>
       <w:r>
         <w:rPr>
           <w:highlight w:val="yellow"/>
         </w:rPr>
-        <w:t xml:space="preserve"> ..etc kind of requests we need to use above approaches.</w:t>
+        <w:t xml:space="preserve"> ..</w:t>
+      </w:r>
+      <w:proofErr w:type="spellStart"/>
+      <w:proofErr w:type="gramEnd"/>
+      <w:r>
+        <w:rPr>
+          <w:highlight w:val="yellow"/>
+        </w:rPr>
+        <w:t>etc</w:t>
+      </w:r>
+      <w:proofErr w:type="spellEnd"/>
+      <w:r>
+        <w:rPr>
+          <w:highlight w:val="yellow"/>
+        </w:rPr>
+        <w:t xml:space="preserve"> kind of requests we need to use above approaches.</w:t>
       </w:r>
     </w:p>
     <w:p>
@@ -5062,6 +6186,7 @@
       <w:r>
         <w:t xml:space="preserve"> or </w:t>
       </w:r>
+      <w:proofErr w:type="spellStart"/>
       <w:r>
         <w:rPr>
           <w:b/>
@@ -5069,6 +6194,7 @@
         </w:rPr>
         <w:t>jMeter</w:t>
       </w:r>
+      <w:proofErr w:type="spellEnd"/>
       <w:r>
         <w:t xml:space="preserve"> for sending POST request. </w:t>
       </w:r>
@@ -5148,8 +6274,17 @@
               <w:rPr>
                 <w:lang w:val="en-IN"/>
               </w:rPr>
-              <w:t xml:space="preserve"> String defaultDisplay</w:t>
-            </w:r>
+              <w:t xml:space="preserve"> String </w:t>
+            </w:r>
+            <w:proofErr w:type="spellStart"/>
+            <w:proofErr w:type="gramStart"/>
+            <w:r>
+              <w:rPr>
+                <w:lang w:val="en-IN"/>
+              </w:rPr>
+              <w:t>defaultDisplay</w:t>
+            </w:r>
+            <w:proofErr w:type="spellEnd"/>
             <w:r>
               <w:rPr>
                 <w:b/>
@@ -5157,13 +6292,37 @@
                 <w:highlight w:val="yellow"/>
                 <w:lang w:val="en-IN"/>
               </w:rPr>
-              <w:t>(@PathVariable</w:t>
-            </w:r>
-            <w:r>
-              <w:rPr>
-                <w:lang w:val="en-IN"/>
-              </w:rPr>
-              <w:t xml:space="preserve"> String myName) {</w:t>
+              <w:t>(</w:t>
+            </w:r>
+            <w:proofErr w:type="gramEnd"/>
+            <w:r>
+              <w:rPr>
+                <w:b/>
+                <w:bCs/>
+                <w:highlight w:val="yellow"/>
+                <w:lang w:val="en-IN"/>
+              </w:rPr>
+              <w:t>@PathVariable</w:t>
+            </w:r>
+            <w:r>
+              <w:rPr>
+                <w:lang w:val="en-IN"/>
+              </w:rPr>
+              <w:t xml:space="preserve"> String </w:t>
+            </w:r>
+            <w:proofErr w:type="spellStart"/>
+            <w:r>
+              <w:rPr>
+                <w:lang w:val="en-IN"/>
+              </w:rPr>
+              <w:t>myName</w:t>
+            </w:r>
+            <w:proofErr w:type="spellEnd"/>
+            <w:r>
+              <w:rPr>
+                <w:lang w:val="en-IN"/>
+              </w:rPr>
+              <w:t>) {</w:t>
             </w:r>
           </w:p>
           <w:p>
@@ -5196,7 +6355,49 @@
               <w:rPr>
                 <w:lang w:val="en-IN"/>
               </w:rPr>
-              <w:t xml:space="preserve"> "Welcome to Spring boot...! This is Dahsboard / Homepage : " + myName;</w:t>
+              <w:t xml:space="preserve"> "Welcome to Spring boot...! This is </w:t>
+            </w:r>
+            <w:proofErr w:type="spellStart"/>
+            <w:r>
+              <w:rPr>
+                <w:lang w:val="en-IN"/>
+              </w:rPr>
+              <w:t>Dahsboard</w:t>
+            </w:r>
+            <w:proofErr w:type="spellEnd"/>
+            <w:r>
+              <w:rPr>
+                <w:lang w:val="en-IN"/>
+              </w:rPr>
+              <w:t xml:space="preserve"> / </w:t>
+            </w:r>
+            <w:proofErr w:type="gramStart"/>
+            <w:r>
+              <w:rPr>
+                <w:lang w:val="en-IN"/>
+              </w:rPr>
+              <w:t>Homepage :</w:t>
+            </w:r>
+            <w:proofErr w:type="gramEnd"/>
+            <w:r>
+              <w:rPr>
+                <w:lang w:val="en-IN"/>
+              </w:rPr>
+              <w:t xml:space="preserve"> " + </w:t>
+            </w:r>
+            <w:proofErr w:type="spellStart"/>
+            <w:r>
+              <w:rPr>
+                <w:lang w:val="en-IN"/>
+              </w:rPr>
+              <w:t>myName</w:t>
+            </w:r>
+            <w:proofErr w:type="spellEnd"/>
+            <w:r>
+              <w:rPr>
+                <w:lang w:val="en-IN"/>
+              </w:rPr>
+              <w:t>;</w:t>
             </w:r>
           </w:p>
           <w:p>
@@ -5278,8 +6479,17 @@
               <w:rPr>
                 <w:lang w:val="en-IN"/>
               </w:rPr>
-              <w:t xml:space="preserve"> String pRequestWithQS</w:t>
-            </w:r>
+              <w:t xml:space="preserve"> String </w:t>
+            </w:r>
+            <w:proofErr w:type="spellStart"/>
+            <w:proofErr w:type="gramStart"/>
+            <w:r>
+              <w:rPr>
+                <w:lang w:val="en-IN"/>
+              </w:rPr>
+              <w:t>pRequestWithQS</w:t>
+            </w:r>
+            <w:proofErr w:type="spellEnd"/>
             <w:r>
               <w:rPr>
                 <w:b/>
@@ -5287,14 +6497,9 @@
                 <w:highlight w:val="yellow"/>
                 <w:lang w:val="en-IN"/>
               </w:rPr>
-              <w:t>(@RequestParam</w:t>
-            </w:r>
-            <w:r>
-              <w:rPr>
-                <w:lang w:val="en-IN"/>
-              </w:rPr>
-              <w:t xml:space="preserve"> String myName, </w:t>
-            </w:r>
+              <w:t>(</w:t>
+            </w:r>
+            <w:proofErr w:type="gramEnd"/>
             <w:r>
               <w:rPr>
                 <w:b/>
@@ -5308,7 +6513,50 @@
               <w:rPr>
                 <w:lang w:val="en-IN"/>
               </w:rPr>
-              <w:t xml:space="preserve"> Integer myAge) {</w:t>
+              <w:t xml:space="preserve"> String </w:t>
+            </w:r>
+            <w:proofErr w:type="spellStart"/>
+            <w:r>
+              <w:rPr>
+                <w:lang w:val="en-IN"/>
+              </w:rPr>
+              <w:t>myName</w:t>
+            </w:r>
+            <w:proofErr w:type="spellEnd"/>
+            <w:r>
+              <w:rPr>
+                <w:lang w:val="en-IN"/>
+              </w:rPr>
+              <w:t xml:space="preserve">, </w:t>
+            </w:r>
+            <w:r>
+              <w:rPr>
+                <w:b/>
+                <w:bCs/>
+                <w:highlight w:val="yellow"/>
+                <w:lang w:val="en-IN"/>
+              </w:rPr>
+              <w:t>@RequestParam</w:t>
+            </w:r>
+            <w:r>
+              <w:rPr>
+                <w:lang w:val="en-IN"/>
+              </w:rPr>
+              <w:t xml:space="preserve"> Integer </w:t>
+            </w:r>
+            <w:proofErr w:type="spellStart"/>
+            <w:r>
+              <w:rPr>
+                <w:lang w:val="en-IN"/>
+              </w:rPr>
+              <w:t>myAge</w:t>
+            </w:r>
+            <w:proofErr w:type="spellEnd"/>
+            <w:r>
+              <w:rPr>
+                <w:lang w:val="en-IN"/>
+              </w:rPr>
+              <w:t>) {</w:t>
             </w:r>
           </w:p>
           <w:p>
@@ -5341,7 +6589,14 @@
               <w:rPr>
                 <w:lang w:val="en-IN"/>
               </w:rPr>
-              <w:t xml:space="preserve"> String.</w:t>
+              <w:t xml:space="preserve"> </w:t>
+            </w:r>
+            <w:proofErr w:type="spellStart"/>
+            <w:r>
+              <w:rPr>
+                <w:lang w:val="en-IN"/>
+              </w:rPr>
+              <w:t>String.</w:t>
             </w:r>
             <w:r>
               <w:rPr>
@@ -5351,11 +6606,62 @@
               </w:rPr>
               <w:t>format</w:t>
             </w:r>
-            <w:r>
-              <w:rPr>
-                <w:lang w:val="en-IN"/>
-              </w:rPr>
-              <w:t>("Hi..%s, your age is %d", myName, myAge);</w:t>
+            <w:proofErr w:type="spellEnd"/>
+            <w:r>
+              <w:rPr>
+                <w:lang w:val="en-IN"/>
+              </w:rPr>
+              <w:t>("</w:t>
+            </w:r>
+            <w:proofErr w:type="spellStart"/>
+            <w:proofErr w:type="gramStart"/>
+            <w:r>
+              <w:rPr>
+                <w:lang w:val="en-IN"/>
+              </w:rPr>
+              <w:t>Hi..</w:t>
+            </w:r>
+            <w:proofErr w:type="gramEnd"/>
+            <w:r>
+              <w:rPr>
+                <w:lang w:val="en-IN"/>
+              </w:rPr>
+              <w:t>%s</w:t>
+            </w:r>
+            <w:proofErr w:type="spellEnd"/>
+            <w:r>
+              <w:rPr>
+                <w:lang w:val="en-IN"/>
+              </w:rPr>
+              <w:t xml:space="preserve">, your age is %d", </w:t>
+            </w:r>
+            <w:proofErr w:type="spellStart"/>
+            <w:r>
+              <w:rPr>
+                <w:lang w:val="en-IN"/>
+              </w:rPr>
+              <w:t>myName</w:t>
+            </w:r>
+            <w:proofErr w:type="spellEnd"/>
+            <w:r>
+              <w:rPr>
+                <w:lang w:val="en-IN"/>
+              </w:rPr>
+              <w:t xml:space="preserve">, </w:t>
+            </w:r>
+            <w:proofErr w:type="spellStart"/>
+            <w:r>
+              <w:rPr>
+                <w:lang w:val="en-IN"/>
+              </w:rPr>
+              <w:t>myAge</w:t>
+            </w:r>
+            <w:proofErr w:type="spellEnd"/>
+            <w:r>
+              <w:rPr>
+                <w:lang w:val="en-IN"/>
+              </w:rPr>
+              <w:t>);</w:t>
             </w:r>
           </w:p>
           <w:p>
@@ -5485,8 +6791,13 @@
       <w:pPr>
         <w:spacing w:after="0" w:line="240" w:lineRule="auto"/>
       </w:pPr>
-      <w:r>
-        <w:t>But, while working with POST method it is not recommended to send path variables or query string.</w:t>
+      <w:proofErr w:type="gramStart"/>
+      <w:r>
+        <w:t>But,</w:t>
+      </w:r>
+      <w:proofErr w:type="gramEnd"/>
+      <w:r>
+        <w:t xml:space="preserve"> while working with POST method it is not recommended to send path variables or query string.</w:t>
       </w:r>
     </w:p>
     <w:p>
@@ -5769,13 +7080,43 @@
                 <w:bCs/>
                 <w:lang w:val="en-IN"/>
               </w:rPr>
-              <w:t>@PostMapping</w:t>
-            </w:r>
-            <w:r>
-              <w:rPr>
-                <w:lang w:val="en-IN"/>
-              </w:rPr>
-              <w:t>(path = "/saveEmpData")</w:t>
+              <w:t>@</w:t>
+            </w:r>
+            <w:proofErr w:type="gramStart"/>
+            <w:r>
+              <w:rPr>
+                <w:b/>
+                <w:bCs/>
+                <w:lang w:val="en-IN"/>
+              </w:rPr>
+              <w:t>PostMapping</w:t>
+            </w:r>
+            <w:r>
+              <w:rPr>
+                <w:lang w:val="en-IN"/>
+              </w:rPr>
+              <w:t>(</w:t>
+            </w:r>
+            <w:proofErr w:type="gramEnd"/>
+            <w:r>
+              <w:rPr>
+                <w:lang w:val="en-IN"/>
+              </w:rPr>
+              <w:t>path = "/</w:t>
+            </w:r>
+            <w:proofErr w:type="spellStart"/>
+            <w:r>
+              <w:rPr>
+                <w:lang w:val="en-IN"/>
+              </w:rPr>
+              <w:t>saveEmpData</w:t>
+            </w:r>
+            <w:proofErr w:type="spellEnd"/>
+            <w:r>
+              <w:rPr>
+                <w:lang w:val="en-IN"/>
+              </w:rPr>
+              <w:t>")</w:t>
             </w:r>
           </w:p>
           <w:p>
@@ -5802,8 +7143,17 @@
               <w:rPr>
                 <w:lang w:val="en-IN"/>
               </w:rPr>
-              <w:t xml:space="preserve"> String saveEmpData</w:t>
-            </w:r>
+              <w:t xml:space="preserve"> String </w:t>
+            </w:r>
+            <w:proofErr w:type="spellStart"/>
+            <w:proofErr w:type="gramStart"/>
+            <w:r>
+              <w:rPr>
+                <w:lang w:val="en-IN"/>
+              </w:rPr>
+              <w:t>saveEmpData</w:t>
+            </w:r>
+            <w:proofErr w:type="spellEnd"/>
             <w:r>
               <w:rPr>
                 <w:b/>
@@ -5811,7 +7161,17 @@
                 <w:highlight w:val="yellow"/>
                 <w:lang w:val="en-IN"/>
               </w:rPr>
-              <w:t>(@RequestBody</w:t>
+              <w:t>(</w:t>
+            </w:r>
+            <w:proofErr w:type="gramEnd"/>
+            <w:r>
+              <w:rPr>
+                <w:b/>
+                <w:bCs/>
+                <w:highlight w:val="yellow"/>
+                <w:lang w:val="en-IN"/>
+              </w:rPr>
+              <w:t>@RequestBody</w:t>
             </w:r>
             <w:r>
               <w:rPr>
@@ -5825,7 +7185,21 @@
               <w:rPr>
                 <w:lang w:val="en-IN"/>
               </w:rPr>
-              <w:t>String empName) {</w:t>
+              <w:t xml:space="preserve">String </w:t>
+            </w:r>
+            <w:proofErr w:type="spellStart"/>
+            <w:r>
+              <w:rPr>
+                <w:lang w:val="en-IN"/>
+              </w:rPr>
+              <w:t>empName</w:t>
+            </w:r>
+            <w:proofErr w:type="spellEnd"/>
+            <w:r>
+              <w:rPr>
+                <w:lang w:val="en-IN"/>
+              </w:rPr>
+              <w:t>) {</w:t>
             </w:r>
           </w:p>
           <w:p>
@@ -5859,7 +7233,14 @@
               <w:rPr>
                 <w:lang w:val="en-IN"/>
               </w:rPr>
-              <w:t xml:space="preserve"> String.</w:t>
+              <w:t xml:space="preserve"> </w:t>
+            </w:r>
+            <w:proofErr w:type="spellStart"/>
+            <w:r>
+              <w:rPr>
+                <w:lang w:val="en-IN"/>
+              </w:rPr>
+              <w:t>String.</w:t>
             </w:r>
             <w:r>
               <w:rPr>
@@ -5869,11 +7250,26 @@
               </w:rPr>
               <w:t>format</w:t>
             </w:r>
-            <w:r>
-              <w:rPr>
-                <w:lang w:val="en-IN"/>
-              </w:rPr>
-              <w:t>("Hi...%s", empName);</w:t>
+            <w:proofErr w:type="spellEnd"/>
+            <w:r>
+              <w:rPr>
+                <w:lang w:val="en-IN"/>
+              </w:rPr>
+              <w:t xml:space="preserve">("Hi...%s", </w:t>
+            </w:r>
+            <w:proofErr w:type="spellStart"/>
+            <w:r>
+              <w:rPr>
+                <w:lang w:val="en-IN"/>
+              </w:rPr>
+              <w:t>empName</w:t>
+            </w:r>
+            <w:proofErr w:type="spellEnd"/>
+            <w:r>
+              <w:rPr>
+                <w:lang w:val="en-IN"/>
+              </w:rPr>
+              <w:t>);</w:t>
             </w:r>
           </w:p>
           <w:p>
@@ -6055,7 +7451,15 @@
         <w:spacing w:after="0" w:line="240" w:lineRule="auto"/>
       </w:pPr>
       <w:r>
-        <w:t>We can see above, what ever data we sent, it is not shown in URL bar, means we are sending data securely.</w:t>
+        <w:t xml:space="preserve">We can see above, </w:t>
+      </w:r>
+      <w:proofErr w:type="spellStart"/>
+      <w:r>
+        <w:t>what ever</w:t>
+      </w:r>
+      <w:proofErr w:type="spellEnd"/>
+      <w:r>
+        <w:t xml:space="preserve"> data we sent, it is not shown in URL bar, means we are sending data securely.</w:t>
       </w:r>
     </w:p>
     <w:p>
@@ -6192,7 +7596,20 @@
         <w:t>s</w:t>
       </w:r>
       <w:r>
-        <w:t xml:space="preserve"> and toString() method.</w:t>
+        <w:t xml:space="preserve"> and </w:t>
+      </w:r>
+      <w:proofErr w:type="spellStart"/>
+      <w:proofErr w:type="gramStart"/>
+      <w:r>
+        <w:t>toString</w:t>
+      </w:r>
+      <w:proofErr w:type="spellEnd"/>
+      <w:r>
+        <w:t>(</w:t>
+      </w:r>
+      <w:proofErr w:type="gramEnd"/>
+      <w:r>
+        <w:t>) method.</w:t>
       </w:r>
     </w:p>
     <w:p>
@@ -6225,8 +7642,13 @@
       <w:pPr>
         <w:spacing w:after="0" w:line="240" w:lineRule="auto"/>
       </w:pPr>
-      <w:r>
-        <w:t>Pojo class will be used for storing the data transferring the data from one place to another place.</w:t>
+      <w:proofErr w:type="spellStart"/>
+      <w:r>
+        <w:t>Pojo</w:t>
+      </w:r>
+      <w:proofErr w:type="spellEnd"/>
+      <w:r>
+        <w:t xml:space="preserve"> class will be used for storing the data transferring the data from one place to another place.</w:t>
       </w:r>
     </w:p>
     <w:p>
@@ -6242,10 +7664,26 @@
         <w:spacing w:after="0" w:line="240" w:lineRule="auto"/>
       </w:pPr>
       <w:r>
-        <w:t>JSON object means data always send in {} braces, in key:value format.</w:t>
-      </w:r>
-      <w:r>
-        <w:t xml:space="preserve"> Keys will be double quotes, values will be according to data type.</w:t>
+        <w:t xml:space="preserve">JSON object means data always send in {} braces, in </w:t>
+      </w:r>
+      <w:proofErr w:type="spellStart"/>
+      <w:r>
+        <w:t>key:value</w:t>
+      </w:r>
+      <w:proofErr w:type="spellEnd"/>
+      <w:r>
+        <w:t xml:space="preserve"> format.</w:t>
+      </w:r>
+      <w:r>
+        <w:t xml:space="preserve"> Keys will be double </w:t>
+      </w:r>
+      <w:proofErr w:type="gramStart"/>
+      <w:r>
+        <w:t>quotes,</w:t>
+      </w:r>
+      <w:proofErr w:type="gramEnd"/>
+      <w:r>
+        <w:t xml:space="preserve"> values will be according to data type.</w:t>
       </w:r>
     </w:p>
     <w:tbl>
@@ -6285,20 +7723,64 @@
               <w:rPr>
                 <w:lang w:val="en-IN"/>
               </w:rPr>
-              <w:t>    "empName" : "SAAASS",</w:t>
-            </w:r>
-          </w:p>
-          <w:p>
-            <w:pPr>
-              <w:rPr>
-                <w:lang w:val="en-IN"/>
-              </w:rPr>
-            </w:pPr>
-            <w:r>
-              <w:rPr>
-                <w:lang w:val="en-IN"/>
-              </w:rPr>
-              <w:t>    "empId" : 123</w:t>
+              <w:t>    "</w:t>
+            </w:r>
+            <w:proofErr w:type="spellStart"/>
+            <w:r>
+              <w:rPr>
+                <w:lang w:val="en-IN"/>
+              </w:rPr>
+              <w:t>empName</w:t>
+            </w:r>
+            <w:proofErr w:type="spellEnd"/>
+            <w:proofErr w:type="gramStart"/>
+            <w:r>
+              <w:rPr>
+                <w:lang w:val="en-IN"/>
+              </w:rPr>
+              <w:t>" :</w:t>
+            </w:r>
+            <w:proofErr w:type="gramEnd"/>
+            <w:r>
+              <w:rPr>
+                <w:lang w:val="en-IN"/>
+              </w:rPr>
+              <w:t xml:space="preserve"> "SAAASS",</w:t>
+            </w:r>
+          </w:p>
+          <w:p>
+            <w:pPr>
+              <w:rPr>
+                <w:lang w:val="en-IN"/>
+              </w:rPr>
+            </w:pPr>
+            <w:r>
+              <w:rPr>
+                <w:lang w:val="en-IN"/>
+              </w:rPr>
+              <w:t>    "</w:t>
+            </w:r>
+            <w:proofErr w:type="spellStart"/>
+            <w:r>
+              <w:rPr>
+                <w:lang w:val="en-IN"/>
+              </w:rPr>
+              <w:t>empId</w:t>
+            </w:r>
+            <w:proofErr w:type="spellEnd"/>
+            <w:proofErr w:type="gramStart"/>
+            <w:r>
+              <w:rPr>
+                <w:lang w:val="en-IN"/>
+              </w:rPr>
+              <w:t>" :</w:t>
+            </w:r>
+            <w:proofErr w:type="gramEnd"/>
+            <w:r>
+              <w:rPr>
+                <w:lang w:val="en-IN"/>
+              </w:rPr>
+              <w:t xml:space="preserve"> 123</w:t>
             </w:r>
           </w:p>
           <w:p>
@@ -6381,7 +7863,25 @@
                 <w:szCs w:val="16"/>
                 <w:lang w:val="en-IN"/>
               </w:rPr>
-              <w:t xml:space="preserve"> EmployeePojo {</w:t>
+              <w:t xml:space="preserve"> </w:t>
+            </w:r>
+            <w:proofErr w:type="spellStart"/>
+            <w:r>
+              <w:rPr>
+                <w:sz w:val="16"/>
+                <w:szCs w:val="16"/>
+                <w:lang w:val="en-IN"/>
+              </w:rPr>
+              <w:t>EmployeePojo</w:t>
+            </w:r>
+            <w:proofErr w:type="spellEnd"/>
+            <w:r>
+              <w:rPr>
+                <w:sz w:val="16"/>
+                <w:szCs w:val="16"/>
+                <w:lang w:val="en-IN"/>
+              </w:rPr>
+              <w:t xml:space="preserve"> {</w:t>
             </w:r>
           </w:p>
           <w:p>
@@ -6417,8 +7917,27 @@
                 <w:lang w:val="en-IN"/>
               </w:rPr>
               <w:tab/>
-              <w:t xml:space="preserve"> * private fields default </w:t>
-            </w:r>
+              <w:t xml:space="preserve"> * </w:t>
+            </w:r>
+            <w:proofErr w:type="gramStart"/>
+            <w:r>
+              <w:rPr>
+                <w:sz w:val="16"/>
+                <w:szCs w:val="16"/>
+                <w:lang w:val="en-IN"/>
+              </w:rPr>
+              <w:t>private</w:t>
+            </w:r>
+            <w:proofErr w:type="gramEnd"/>
+            <w:r>
+              <w:rPr>
+                <w:sz w:val="16"/>
+                <w:szCs w:val="16"/>
+                <w:lang w:val="en-IN"/>
+              </w:rPr>
+              <w:t xml:space="preserve"> fields default </w:t>
+            </w:r>
+            <w:proofErr w:type="spellStart"/>
             <w:r>
               <w:rPr>
                 <w:sz w:val="16"/>
@@ -6428,13 +7947,42 @@
               </w:rPr>
               <w:t>contructor</w:t>
             </w:r>
-            <w:r>
-              <w:rPr>
-                <w:sz w:val="16"/>
-                <w:szCs w:val="16"/>
-                <w:lang w:val="en-IN"/>
-              </w:rPr>
-              <w:t xml:space="preserve"> setters &amp; getters toString() method for</w:t>
+            <w:proofErr w:type="spellEnd"/>
+            <w:r>
+              <w:rPr>
+                <w:sz w:val="16"/>
+                <w:szCs w:val="16"/>
+                <w:lang w:val="en-IN"/>
+              </w:rPr>
+              <w:t xml:space="preserve"> setters &amp; getters </w:t>
+            </w:r>
+            <w:proofErr w:type="spellStart"/>
+            <w:proofErr w:type="gramStart"/>
+            <w:r>
+              <w:rPr>
+                <w:sz w:val="16"/>
+                <w:szCs w:val="16"/>
+                <w:lang w:val="en-IN"/>
+              </w:rPr>
+              <w:t>toString</w:t>
+            </w:r>
+            <w:proofErr w:type="spellEnd"/>
+            <w:r>
+              <w:rPr>
+                <w:sz w:val="16"/>
+                <w:szCs w:val="16"/>
+                <w:lang w:val="en-IN"/>
+              </w:rPr>
+              <w:t>(</w:t>
+            </w:r>
+            <w:proofErr w:type="gramEnd"/>
+            <w:r>
+              <w:rPr>
+                <w:sz w:val="16"/>
+                <w:szCs w:val="16"/>
+                <w:lang w:val="en-IN"/>
+              </w:rPr>
+              <w:t>) method for</w:t>
             </w:r>
           </w:p>
           <w:p>
@@ -6452,7 +8000,25 @@
                 <w:lang w:val="en-IN"/>
               </w:rPr>
               <w:tab/>
-              <w:t xml:space="preserve"> * testing.</w:t>
+              <w:t xml:space="preserve"> * </w:t>
+            </w:r>
+            <w:proofErr w:type="gramStart"/>
+            <w:r>
+              <w:rPr>
+                <w:sz w:val="16"/>
+                <w:szCs w:val="16"/>
+                <w:lang w:val="en-IN"/>
+              </w:rPr>
+              <w:t>testing</w:t>
+            </w:r>
+            <w:proofErr w:type="gramEnd"/>
+            <w:r>
+              <w:rPr>
+                <w:sz w:val="16"/>
+                <w:szCs w:val="16"/>
+                <w:lang w:val="en-IN"/>
+              </w:rPr>
+              <w:t>.</w:t>
             </w:r>
           </w:p>
           <w:p>
@@ -6505,7 +8071,25 @@
                 <w:szCs w:val="16"/>
                 <w:lang w:val="en-IN"/>
               </w:rPr>
-              <w:t xml:space="preserve"> String empName;</w:t>
+              <w:t xml:space="preserve"> String </w:t>
+            </w:r>
+            <w:proofErr w:type="spellStart"/>
+            <w:r>
+              <w:rPr>
+                <w:sz w:val="16"/>
+                <w:szCs w:val="16"/>
+                <w:lang w:val="en-IN"/>
+              </w:rPr>
+              <w:t>empName</w:t>
+            </w:r>
+            <w:proofErr w:type="spellEnd"/>
+            <w:r>
+              <w:rPr>
+                <w:sz w:val="16"/>
+                <w:szCs w:val="16"/>
+                <w:lang w:val="en-IN"/>
+              </w:rPr>
+              <w:t>;</w:t>
             </w:r>
           </w:p>
           <w:p>
@@ -6540,7 +8124,25 @@
                 <w:szCs w:val="16"/>
                 <w:lang w:val="en-IN"/>
               </w:rPr>
-              <w:t xml:space="preserve"> Integer empId;</w:t>
+              <w:t xml:space="preserve"> Integer </w:t>
+            </w:r>
+            <w:proofErr w:type="spellStart"/>
+            <w:r>
+              <w:rPr>
+                <w:sz w:val="16"/>
+                <w:szCs w:val="16"/>
+                <w:lang w:val="en-IN"/>
+              </w:rPr>
+              <w:t>empId</w:t>
+            </w:r>
+            <w:proofErr w:type="spellEnd"/>
+            <w:r>
+              <w:rPr>
+                <w:sz w:val="16"/>
+                <w:szCs w:val="16"/>
+                <w:lang w:val="en-IN"/>
+              </w:rPr>
+              <w:t>;</w:t>
             </w:r>
           </w:p>
           <w:p>
@@ -6586,26 +8188,36 @@
               </w:rPr>
               <w:lastRenderedPageBreak/>
               <w:tab/>
-              <w:t xml:space="preserve"> * create setters and getters..</w:t>
-            </w:r>
-          </w:p>
-          <w:p>
-            <w:pPr>
-              <w:rPr>
-                <w:sz w:val="16"/>
-                <w:szCs w:val="16"/>
-                <w:lang w:val="en-IN"/>
-              </w:rPr>
-            </w:pPr>
-            <w:r>
-              <w:rPr>
-                <w:sz w:val="16"/>
-                <w:szCs w:val="16"/>
-                <w:lang w:val="en-IN"/>
-              </w:rPr>
-              <w:tab/>
-              <w:t xml:space="preserve"> * right click on file --&gt; source --&gt; click on "Generate getters and setters.."</w:t>
-            </w:r>
+              <w:t xml:space="preserve"> * </w:t>
+            </w:r>
+            <w:proofErr w:type="gramStart"/>
+            <w:r>
+              <w:rPr>
+                <w:sz w:val="16"/>
+                <w:szCs w:val="16"/>
+                <w:lang w:val="en-IN"/>
+              </w:rPr>
+              <w:t>create</w:t>
+            </w:r>
+            <w:proofErr w:type="gramEnd"/>
+            <w:r>
+              <w:rPr>
+                <w:sz w:val="16"/>
+                <w:szCs w:val="16"/>
+                <w:lang w:val="en-IN"/>
+              </w:rPr>
+              <w:t xml:space="preserve"> setters and </w:t>
+            </w:r>
+            <w:proofErr w:type="gramStart"/>
+            <w:r>
+              <w:rPr>
+                <w:sz w:val="16"/>
+                <w:szCs w:val="16"/>
+                <w:lang w:val="en-IN"/>
+              </w:rPr>
+              <w:t>getters..</w:t>
+            </w:r>
+            <w:proofErr w:type="gramEnd"/>
           </w:p>
           <w:p>
             <w:pPr>
@@ -6624,6 +8236,60 @@
               <w:tab/>
               <w:t xml:space="preserve"> * </w:t>
             </w:r>
+            <w:proofErr w:type="gramStart"/>
+            <w:r>
+              <w:rPr>
+                <w:sz w:val="16"/>
+                <w:szCs w:val="16"/>
+                <w:lang w:val="en-IN"/>
+              </w:rPr>
+              <w:t>right</w:t>
+            </w:r>
+            <w:proofErr w:type="gramEnd"/>
+            <w:r>
+              <w:rPr>
+                <w:sz w:val="16"/>
+                <w:szCs w:val="16"/>
+                <w:lang w:val="en-IN"/>
+              </w:rPr>
+              <w:t xml:space="preserve"> click on file --&gt; source --&gt; click on "Generate getters and </w:t>
+            </w:r>
+            <w:proofErr w:type="gramStart"/>
+            <w:r>
+              <w:rPr>
+                <w:sz w:val="16"/>
+                <w:szCs w:val="16"/>
+                <w:lang w:val="en-IN"/>
+              </w:rPr>
+              <w:t>setters..</w:t>
+            </w:r>
+            <w:proofErr w:type="gramEnd"/>
+            <w:r>
+              <w:rPr>
+                <w:sz w:val="16"/>
+                <w:szCs w:val="16"/>
+                <w:lang w:val="en-IN"/>
+              </w:rPr>
+              <w:t>"</w:t>
+            </w:r>
+          </w:p>
+          <w:p>
+            <w:pPr>
+              <w:rPr>
+                <w:sz w:val="16"/>
+                <w:szCs w:val="16"/>
+                <w:lang w:val="en-IN"/>
+              </w:rPr>
+            </w:pPr>
+            <w:r>
+              <w:rPr>
+                <w:sz w:val="16"/>
+                <w:szCs w:val="16"/>
+                <w:lang w:val="en-IN"/>
+              </w:rPr>
+              <w:tab/>
+              <w:t xml:space="preserve"> * </w:t>
+            </w:r>
           </w:p>
           <w:p>
             <w:pPr>
@@ -6710,7 +8376,35 @@
                 <w:szCs w:val="16"/>
                 <w:lang w:val="en-IN"/>
               </w:rPr>
-              <w:t xml:space="preserve"> String toString() {</w:t>
+              <w:t xml:space="preserve"> String </w:t>
+            </w:r>
+            <w:proofErr w:type="spellStart"/>
+            <w:proofErr w:type="gramStart"/>
+            <w:r>
+              <w:rPr>
+                <w:sz w:val="16"/>
+                <w:szCs w:val="16"/>
+                <w:lang w:val="en-IN"/>
+              </w:rPr>
+              <w:t>toString</w:t>
+            </w:r>
+            <w:proofErr w:type="spellEnd"/>
+            <w:r>
+              <w:rPr>
+                <w:sz w:val="16"/>
+                <w:szCs w:val="16"/>
+                <w:lang w:val="en-IN"/>
+              </w:rPr>
+              <w:t>(</w:t>
+            </w:r>
+            <w:proofErr w:type="gramEnd"/>
+            <w:r>
+              <w:rPr>
+                <w:sz w:val="16"/>
+                <w:szCs w:val="16"/>
+                <w:lang w:val="en-IN"/>
+              </w:rPr>
+              <w:t>) {</w:t>
             </w:r>
           </w:p>
           <w:p>
@@ -6753,7 +8447,97 @@
                 <w:szCs w:val="16"/>
                 <w:lang w:val="en-IN"/>
               </w:rPr>
-              <w:t xml:space="preserve"> "EmployeePojo [empName=" + empName + ", empId=" + empId + "]";</w:t>
+              <w:t xml:space="preserve"> "</w:t>
+            </w:r>
+            <w:proofErr w:type="spellStart"/>
+            <w:r>
+              <w:rPr>
+                <w:sz w:val="16"/>
+                <w:szCs w:val="16"/>
+                <w:lang w:val="en-IN"/>
+              </w:rPr>
+              <w:t>EmployeePojo</w:t>
+            </w:r>
+            <w:proofErr w:type="spellEnd"/>
+            <w:r>
+              <w:rPr>
+                <w:sz w:val="16"/>
+                <w:szCs w:val="16"/>
+                <w:lang w:val="en-IN"/>
+              </w:rPr>
+              <w:t xml:space="preserve"> [</w:t>
+            </w:r>
+            <w:proofErr w:type="spellStart"/>
+            <w:r>
+              <w:rPr>
+                <w:sz w:val="16"/>
+                <w:szCs w:val="16"/>
+                <w:lang w:val="en-IN"/>
+              </w:rPr>
+              <w:t>empName</w:t>
+            </w:r>
+            <w:proofErr w:type="spellEnd"/>
+            <w:r>
+              <w:rPr>
+                <w:sz w:val="16"/>
+                <w:szCs w:val="16"/>
+                <w:lang w:val="en-IN"/>
+              </w:rPr>
+              <w:t xml:space="preserve">=" + </w:t>
+            </w:r>
+            <w:proofErr w:type="spellStart"/>
+            <w:r>
+              <w:rPr>
+                <w:sz w:val="16"/>
+                <w:szCs w:val="16"/>
+                <w:lang w:val="en-IN"/>
+              </w:rPr>
+              <w:t>empName</w:t>
+            </w:r>
+            <w:proofErr w:type="spellEnd"/>
+            <w:r>
+              <w:rPr>
+                <w:sz w:val="16"/>
+                <w:szCs w:val="16"/>
+                <w:lang w:val="en-IN"/>
+              </w:rPr>
+              <w:t xml:space="preserve"> + ", </w:t>
+            </w:r>
+            <w:proofErr w:type="spellStart"/>
+            <w:r>
+              <w:rPr>
+                <w:sz w:val="16"/>
+                <w:szCs w:val="16"/>
+                <w:lang w:val="en-IN"/>
+              </w:rPr>
+              <w:t>empId</w:t>
+            </w:r>
+            <w:proofErr w:type="spellEnd"/>
+            <w:r>
+              <w:rPr>
+                <w:sz w:val="16"/>
+                <w:szCs w:val="16"/>
+                <w:lang w:val="en-IN"/>
+              </w:rPr>
+              <w:t xml:space="preserve">=" + </w:t>
+            </w:r>
+            <w:proofErr w:type="spellStart"/>
+            <w:r>
+              <w:rPr>
+                <w:sz w:val="16"/>
+                <w:szCs w:val="16"/>
+                <w:lang w:val="en-IN"/>
+              </w:rPr>
+              <w:t>empId</w:t>
+            </w:r>
+            <w:proofErr w:type="spellEnd"/>
+            <w:r>
+              <w:rPr>
+                <w:sz w:val="16"/>
+                <w:szCs w:val="16"/>
+                <w:lang w:val="en-IN"/>
+              </w:rPr>
+              <w:t xml:space="preserve"> + "]";</w:t>
             </w:r>
           </w:p>
           <w:p>
@@ -6808,16 +8592,40 @@
       </w:pPr>
       <w:r>
         <w:tab/>
-        <w:t xml:space="preserve">Property name we sent and property name in pojo class matched then only biding </w:t>
+        <w:t xml:space="preserve">Property name we sent and property name in </w:t>
+      </w:r>
+      <w:proofErr w:type="spellStart"/>
+      <w:r>
+        <w:t>pojo</w:t>
+      </w:r>
+      <w:proofErr w:type="spellEnd"/>
+      <w:r>
+        <w:t xml:space="preserve"> class matched then only biding </w:t>
       </w:r>
       <w:r>
         <w:t>happens</w:t>
       </w:r>
       <w:r>
-        <w:t xml:space="preserve"> and data will be given to pojo class property.</w:t>
-      </w:r>
-      <w:r>
-        <w:t xml:space="preserve"> If not matched it will take default values of pojo class property.</w:t>
+        <w:t xml:space="preserve"> and data will be given to </w:t>
+      </w:r>
+      <w:proofErr w:type="spellStart"/>
+      <w:r>
+        <w:t>pojo</w:t>
+      </w:r>
+      <w:proofErr w:type="spellEnd"/>
+      <w:r>
+        <w:t xml:space="preserve"> class property.</w:t>
+      </w:r>
+      <w:r>
+        <w:t xml:space="preserve"> If not matched it will take default values of </w:t>
+      </w:r>
+      <w:proofErr w:type="spellStart"/>
+      <w:r>
+        <w:t>pojo</w:t>
+      </w:r>
+      <w:proofErr w:type="spellEnd"/>
+      <w:r>
+        <w:t xml:space="preserve"> class property.</w:t>
       </w:r>
     </w:p>
     <w:p>
@@ -6863,7 +8671,21 @@
                 <w:lang w:val="en-IN"/>
               </w:rPr>
               <w:tab/>
-              <w:t>@PostMapping(path = "/saveEmpData2")</w:t>
+              <w:t>@</w:t>
+            </w:r>
+            <w:proofErr w:type="gramStart"/>
+            <w:r>
+              <w:rPr>
+                <w:lang w:val="en-IN"/>
+              </w:rPr>
+              <w:t>PostMapping(</w:t>
+            </w:r>
+            <w:proofErr w:type="gramEnd"/>
+            <w:r>
+              <w:rPr>
+                <w:lang w:val="en-IN"/>
+              </w:rPr>
+              <w:t>path = "/saveEmpData2")</w:t>
             </w:r>
           </w:p>
           <w:p>
@@ -6890,7 +8712,35 @@
               <w:rPr>
                 <w:lang w:val="en-IN"/>
               </w:rPr>
-              <w:t xml:space="preserve"> String saveEmpData2(@RequestBody EmployeePojo empObj) {</w:t>
+              <w:t xml:space="preserve"> String saveEmpData2(@RequestBody </w:t>
+            </w:r>
+            <w:proofErr w:type="spellStart"/>
+            <w:r>
+              <w:rPr>
+                <w:lang w:val="en-IN"/>
+              </w:rPr>
+              <w:t>EmployeePojo</w:t>
+            </w:r>
+            <w:proofErr w:type="spellEnd"/>
+            <w:r>
+              <w:rPr>
+                <w:lang w:val="en-IN"/>
+              </w:rPr>
+              <w:t xml:space="preserve"> </w:t>
+            </w:r>
+            <w:proofErr w:type="spellStart"/>
+            <w:r>
+              <w:rPr>
+                <w:lang w:val="en-IN"/>
+              </w:rPr>
+              <w:t>empObj</w:t>
+            </w:r>
+            <w:proofErr w:type="spellEnd"/>
+            <w:r>
+              <w:rPr>
+                <w:lang w:val="en-IN"/>
+              </w:rPr>
+              <w:t>) {</w:t>
             </w:r>
           </w:p>
           <w:p>
@@ -6923,7 +8773,35 @@
               <w:rPr>
                 <w:lang w:val="en-IN"/>
               </w:rPr>
-              <w:t xml:space="preserve"> "Hi... : " + empObj;</w:t>
+              <w:t xml:space="preserve"> "Hi</w:t>
+            </w:r>
+            <w:proofErr w:type="gramStart"/>
+            <w:r>
+              <w:rPr>
+                <w:lang w:val="en-IN"/>
+              </w:rPr>
+              <w:t>... :</w:t>
+            </w:r>
+            <w:proofErr w:type="gramEnd"/>
+            <w:r>
+              <w:rPr>
+                <w:lang w:val="en-IN"/>
+              </w:rPr>
+              <w:t xml:space="preserve"> " + </w:t>
+            </w:r>
+            <w:proofErr w:type="spellStart"/>
+            <w:r>
+              <w:rPr>
+                <w:lang w:val="en-IN"/>
+              </w:rPr>
+              <w:t>empObj</w:t>
+            </w:r>
+            <w:proofErr w:type="spellEnd"/>
+            <w:r>
+              <w:rPr>
+                <w:lang w:val="en-IN"/>
+              </w:rPr>
+              <w:t>;</w:t>
             </w:r>
           </w:p>
           <w:p>
@@ -7053,15 +8931,36 @@
                 <w:highlight w:val="yellow"/>
                 <w:lang w:val="en-IN"/>
               </w:rPr>
-              <w:t>@PostMapping</w:t>
-            </w:r>
-            <w:r>
-              <w:rPr>
-                <w:sz w:val="16"/>
-                <w:szCs w:val="16"/>
-                <w:lang w:val="en-IN"/>
-              </w:rPr>
-              <w:t>(path = "/saveEmpData2")</w:t>
+              <w:t>@</w:t>
+            </w:r>
+            <w:proofErr w:type="gramStart"/>
+            <w:r>
+              <w:rPr>
+                <w:b/>
+                <w:bCs/>
+                <w:sz w:val="16"/>
+                <w:szCs w:val="16"/>
+                <w:highlight w:val="yellow"/>
+                <w:lang w:val="en-IN"/>
+              </w:rPr>
+              <w:t>PostMapping</w:t>
+            </w:r>
+            <w:r>
+              <w:rPr>
+                <w:sz w:val="16"/>
+                <w:szCs w:val="16"/>
+                <w:lang w:val="en-IN"/>
+              </w:rPr>
+              <w:t>(</w:t>
+            </w:r>
+            <w:proofErr w:type="gramEnd"/>
+            <w:r>
+              <w:rPr>
+                <w:sz w:val="16"/>
+                <w:szCs w:val="16"/>
+                <w:lang w:val="en-IN"/>
+              </w:rPr>
+              <w:t>path = "/saveEmpData2")</w:t>
             </w:r>
           </w:p>
           <w:p>
@@ -7115,7 +9014,43 @@
                 <w:szCs w:val="16"/>
                 <w:lang w:val="en-IN"/>
               </w:rPr>
-              <w:t xml:space="preserve"> EmployeePojo empObj) {</w:t>
+              <w:t xml:space="preserve"> </w:t>
+            </w:r>
+            <w:proofErr w:type="spellStart"/>
+            <w:r>
+              <w:rPr>
+                <w:sz w:val="16"/>
+                <w:szCs w:val="16"/>
+                <w:lang w:val="en-IN"/>
+              </w:rPr>
+              <w:t>EmployeePojo</w:t>
+            </w:r>
+            <w:proofErr w:type="spellEnd"/>
+            <w:r>
+              <w:rPr>
+                <w:sz w:val="16"/>
+                <w:szCs w:val="16"/>
+                <w:lang w:val="en-IN"/>
+              </w:rPr>
+              <w:t xml:space="preserve"> </w:t>
+            </w:r>
+            <w:proofErr w:type="spellStart"/>
+            <w:r>
+              <w:rPr>
+                <w:sz w:val="16"/>
+                <w:szCs w:val="16"/>
+                <w:lang w:val="en-IN"/>
+              </w:rPr>
+              <w:t>empObj</w:t>
+            </w:r>
+            <w:proofErr w:type="spellEnd"/>
+            <w:r>
+              <w:rPr>
+                <w:sz w:val="16"/>
+                <w:szCs w:val="16"/>
+                <w:lang w:val="en-IN"/>
+              </w:rPr>
+              <w:t>) {</w:t>
             </w:r>
           </w:p>
           <w:p>
@@ -7141,6 +9076,14 @@
                 <w:lang w:val="en-IN"/>
               </w:rPr>
               <w:tab/>
+            </w:r>
+            <w:proofErr w:type="spellStart"/>
+            <w:r>
+              <w:rPr>
+                <w:sz w:val="16"/>
+                <w:szCs w:val="16"/>
+                <w:lang w:val="en-IN"/>
+              </w:rPr>
               <w:t>System.</w:t>
             </w:r>
             <w:r>
@@ -7159,7 +9102,34 @@
                 <w:szCs w:val="16"/>
                 <w:lang w:val="en-IN"/>
               </w:rPr>
-              <w:t>.println(empObj); // store in DB</w:t>
+              <w:t>.println</w:t>
+            </w:r>
+            <w:proofErr w:type="spellEnd"/>
+            <w:r>
+              <w:rPr>
+                <w:sz w:val="16"/>
+                <w:szCs w:val="16"/>
+                <w:lang w:val="en-IN"/>
+              </w:rPr>
+              <w:t>(</w:t>
+            </w:r>
+            <w:proofErr w:type="spellStart"/>
+            <w:r>
+              <w:rPr>
+                <w:sz w:val="16"/>
+                <w:szCs w:val="16"/>
+                <w:lang w:val="en-IN"/>
+              </w:rPr>
+              <w:t>empObj</w:t>
+            </w:r>
+            <w:proofErr w:type="spellEnd"/>
+            <w:r>
+              <w:rPr>
+                <w:sz w:val="16"/>
+                <w:szCs w:val="16"/>
+                <w:lang w:val="en-IN"/>
+              </w:rPr>
+              <w:t>); // store in DB</w:t>
             </w:r>
           </w:p>
           <w:p>
@@ -7185,8 +9155,46 @@
                 <w:lang w:val="en-IN"/>
               </w:rPr>
               <w:tab/>
-              <w:t>return "Hi..." +  empObj.getEmpName() + " your data save in DB successfully!" ;</w:t>
-            </w:r>
+              <w:t xml:space="preserve">return "Hi..." </w:t>
+            </w:r>
+            <w:proofErr w:type="gramStart"/>
+            <w:r>
+              <w:rPr>
+                <w:sz w:val="16"/>
+                <w:szCs w:val="16"/>
+                <w:lang w:val="en-IN"/>
+              </w:rPr>
+              <w:t xml:space="preserve">+  </w:t>
+            </w:r>
+            <w:proofErr w:type="spellStart"/>
+            <w:r>
+              <w:rPr>
+                <w:sz w:val="16"/>
+                <w:szCs w:val="16"/>
+                <w:lang w:val="en-IN"/>
+              </w:rPr>
+              <w:t>empObj.getEmpName</w:t>
+            </w:r>
+            <w:proofErr w:type="spellEnd"/>
+            <w:proofErr w:type="gramEnd"/>
+            <w:r>
+              <w:rPr>
+                <w:sz w:val="16"/>
+                <w:szCs w:val="16"/>
+                <w:lang w:val="en-IN"/>
+              </w:rPr>
+              <w:t>() + " your data save in DB successfully!</w:t>
+            </w:r>
+            <w:proofErr w:type="gramStart"/>
+            <w:r>
+              <w:rPr>
+                <w:sz w:val="16"/>
+                <w:szCs w:val="16"/>
+                <w:lang w:val="en-IN"/>
+              </w:rPr>
+              <w:t>" ;</w:t>
+            </w:r>
+            <w:proofErr w:type="gramEnd"/>
             <w:r>
               <w:rPr>
                 <w:sz w:val="16"/>
@@ -7340,7 +9348,25 @@
                 <w:szCs w:val="16"/>
                 <w:lang w:val="en-IN"/>
               </w:rPr>
-              <w:t xml:space="preserve"> EmployeePojo {</w:t>
+              <w:t xml:space="preserve"> </w:t>
+            </w:r>
+            <w:proofErr w:type="spellStart"/>
+            <w:r>
+              <w:rPr>
+                <w:sz w:val="16"/>
+                <w:szCs w:val="16"/>
+                <w:lang w:val="en-IN"/>
+              </w:rPr>
+              <w:t>EmployeePojo</w:t>
+            </w:r>
+            <w:proofErr w:type="spellEnd"/>
+            <w:r>
+              <w:rPr>
+                <w:sz w:val="16"/>
+                <w:szCs w:val="16"/>
+                <w:lang w:val="en-IN"/>
+              </w:rPr>
+              <w:t xml:space="preserve"> {</w:t>
             </w:r>
           </w:p>
           <w:p>
@@ -7375,7 +9401,25 @@
                 <w:szCs w:val="16"/>
                 <w:lang w:val="en-IN"/>
               </w:rPr>
-              <w:t xml:space="preserve"> String empName;</w:t>
+              <w:t xml:space="preserve"> String </w:t>
+            </w:r>
+            <w:proofErr w:type="spellStart"/>
+            <w:r>
+              <w:rPr>
+                <w:sz w:val="16"/>
+                <w:szCs w:val="16"/>
+                <w:lang w:val="en-IN"/>
+              </w:rPr>
+              <w:t>empName</w:t>
+            </w:r>
+            <w:proofErr w:type="spellEnd"/>
+            <w:r>
+              <w:rPr>
+                <w:sz w:val="16"/>
+                <w:szCs w:val="16"/>
+                <w:lang w:val="en-IN"/>
+              </w:rPr>
+              <w:t>;</w:t>
             </w:r>
           </w:p>
           <w:p>
@@ -7410,7 +9454,25 @@
                 <w:szCs w:val="16"/>
                 <w:lang w:val="en-IN"/>
               </w:rPr>
-              <w:t xml:space="preserve"> Integer empId;</w:t>
+              <w:t xml:space="preserve"> Integer </w:t>
+            </w:r>
+            <w:proofErr w:type="spellStart"/>
+            <w:r>
+              <w:rPr>
+                <w:sz w:val="16"/>
+                <w:szCs w:val="16"/>
+                <w:lang w:val="en-IN"/>
+              </w:rPr>
+              <w:t>empId</w:t>
+            </w:r>
+            <w:proofErr w:type="spellEnd"/>
+            <w:r>
+              <w:rPr>
+                <w:sz w:val="16"/>
+                <w:szCs w:val="16"/>
+                <w:lang w:val="en-IN"/>
+              </w:rPr>
+              <w:t>;</w:t>
             </w:r>
           </w:p>
           <w:p>
@@ -7445,7 +9507,25 @@
                 <w:szCs w:val="16"/>
                 <w:lang w:val="en-IN"/>
               </w:rPr>
-              <w:t xml:space="preserve"> Double empSalary;</w:t>
+              <w:t xml:space="preserve"> Double </w:t>
+            </w:r>
+            <w:proofErr w:type="spellStart"/>
+            <w:r>
+              <w:rPr>
+                <w:sz w:val="16"/>
+                <w:szCs w:val="16"/>
+                <w:lang w:val="en-IN"/>
+              </w:rPr>
+              <w:t>empSalary</w:t>
+            </w:r>
+            <w:proofErr w:type="spellEnd"/>
+            <w:r>
+              <w:rPr>
+                <w:sz w:val="16"/>
+                <w:szCs w:val="16"/>
+                <w:lang w:val="en-IN"/>
+              </w:rPr>
+              <w:t>;</w:t>
             </w:r>
           </w:p>
           <w:p>
@@ -7480,7 +9560,25 @@
                 <w:szCs w:val="16"/>
                 <w:lang w:val="en-IN"/>
               </w:rPr>
-              <w:t xml:space="preserve"> String empAddress;</w:t>
+              <w:t xml:space="preserve"> String </w:t>
+            </w:r>
+            <w:proofErr w:type="spellStart"/>
+            <w:r>
+              <w:rPr>
+                <w:sz w:val="16"/>
+                <w:szCs w:val="16"/>
+                <w:lang w:val="en-IN"/>
+              </w:rPr>
+              <w:t>empAddress</w:t>
+            </w:r>
+            <w:proofErr w:type="spellEnd"/>
+            <w:r>
+              <w:rPr>
+                <w:sz w:val="16"/>
+                <w:szCs w:val="16"/>
+                <w:lang w:val="en-IN"/>
+              </w:rPr>
+              <w:t>;</w:t>
             </w:r>
           </w:p>
           <w:p>
@@ -7515,7 +9613,25 @@
                 <w:szCs w:val="16"/>
                 <w:lang w:val="en-IN"/>
               </w:rPr>
-              <w:t xml:space="preserve"> Integer empCell;</w:t>
+              <w:t xml:space="preserve"> Integer </w:t>
+            </w:r>
+            <w:proofErr w:type="spellStart"/>
+            <w:r>
+              <w:rPr>
+                <w:sz w:val="16"/>
+                <w:szCs w:val="16"/>
+                <w:lang w:val="en-IN"/>
+              </w:rPr>
+              <w:t>empCell</w:t>
+            </w:r>
+            <w:proofErr w:type="spellEnd"/>
+            <w:r>
+              <w:rPr>
+                <w:sz w:val="16"/>
+                <w:szCs w:val="16"/>
+                <w:lang w:val="en-IN"/>
+              </w:rPr>
+              <w:t>;</w:t>
             </w:r>
             <w:r>
               <w:rPr>
@@ -7557,7 +9673,35 @@
                 <w:szCs w:val="16"/>
                 <w:lang w:val="en-IN"/>
               </w:rPr>
-              <w:t xml:space="preserve">          // toString() method.</w:t>
+              <w:t xml:space="preserve">          // </w:t>
+            </w:r>
+            <w:proofErr w:type="spellStart"/>
+            <w:proofErr w:type="gramStart"/>
+            <w:r>
+              <w:rPr>
+                <w:sz w:val="16"/>
+                <w:szCs w:val="16"/>
+                <w:lang w:val="en-IN"/>
+              </w:rPr>
+              <w:t>toString</w:t>
+            </w:r>
+            <w:proofErr w:type="spellEnd"/>
+            <w:r>
+              <w:rPr>
+                <w:sz w:val="16"/>
+                <w:szCs w:val="16"/>
+                <w:lang w:val="en-IN"/>
+              </w:rPr>
+              <w:t>(</w:t>
+            </w:r>
+            <w:proofErr w:type="gramEnd"/>
+            <w:r>
+              <w:rPr>
+                <w:sz w:val="16"/>
+                <w:szCs w:val="16"/>
+                <w:lang w:val="en-IN"/>
+              </w:rPr>
+              <w:t>) method.</w:t>
             </w:r>
           </w:p>
           <w:p>
@@ -7649,7 +9793,21 @@
               <w:rPr>
                 <w:lang w:val="en-IN"/>
               </w:rPr>
-              <w:t xml:space="preserve"> DemoController {</w:t>
+              <w:t xml:space="preserve"> </w:t>
+            </w:r>
+            <w:proofErr w:type="spellStart"/>
+            <w:r>
+              <w:rPr>
+                <w:lang w:val="en-IN"/>
+              </w:rPr>
+              <w:t>DemoController</w:t>
+            </w:r>
+            <w:proofErr w:type="spellEnd"/>
+            <w:r>
+              <w:rPr>
+                <w:lang w:val="en-IN"/>
+              </w:rPr>
+              <w:t xml:space="preserve"> {</w:t>
             </w:r>
           </w:p>
           <w:p>
@@ -7697,7 +9855,43 @@
               <w:rPr>
                 <w:lang w:val="en-IN"/>
               </w:rPr>
-              <w:t xml:space="preserve"> String defaultDisplay(@PathVariable String myName) {</w:t>
+              <w:t xml:space="preserve"> String </w:t>
+            </w:r>
+            <w:proofErr w:type="spellStart"/>
+            <w:proofErr w:type="gramStart"/>
+            <w:r>
+              <w:rPr>
+                <w:lang w:val="en-IN"/>
+              </w:rPr>
+              <w:t>defaultDisplay</w:t>
+            </w:r>
+            <w:proofErr w:type="spellEnd"/>
+            <w:r>
+              <w:rPr>
+                <w:lang w:val="en-IN"/>
+              </w:rPr>
+              <w:t>(</w:t>
+            </w:r>
+            <w:proofErr w:type="gramEnd"/>
+            <w:r>
+              <w:rPr>
+                <w:lang w:val="en-IN"/>
+              </w:rPr>
+              <w:t xml:space="preserve">@PathVariable String </w:t>
+            </w:r>
+            <w:proofErr w:type="spellStart"/>
+            <w:r>
+              <w:rPr>
+                <w:lang w:val="en-IN"/>
+              </w:rPr>
+              <w:t>myName</w:t>
+            </w:r>
+            <w:proofErr w:type="spellEnd"/>
+            <w:r>
+              <w:rPr>
+                <w:lang w:val="en-IN"/>
+              </w:rPr>
+              <w:t>) {</w:t>
             </w:r>
           </w:p>
           <w:p>
@@ -7730,7 +9924,49 @@
               <w:rPr>
                 <w:lang w:val="en-IN"/>
               </w:rPr>
-              <w:t xml:space="preserve"> "Welcome to Spring boot...! This is Dahsboard / Homepage : " + myName;</w:t>
+              <w:t xml:space="preserve"> "Welcome to Spring boot...! This is </w:t>
+            </w:r>
+            <w:proofErr w:type="spellStart"/>
+            <w:r>
+              <w:rPr>
+                <w:lang w:val="en-IN"/>
+              </w:rPr>
+              <w:t>Dahsboard</w:t>
+            </w:r>
+            <w:proofErr w:type="spellEnd"/>
+            <w:r>
+              <w:rPr>
+                <w:lang w:val="en-IN"/>
+              </w:rPr>
+              <w:t xml:space="preserve"> / </w:t>
+            </w:r>
+            <w:proofErr w:type="gramStart"/>
+            <w:r>
+              <w:rPr>
+                <w:lang w:val="en-IN"/>
+              </w:rPr>
+              <w:t>Homepage :</w:t>
+            </w:r>
+            <w:proofErr w:type="gramEnd"/>
+            <w:r>
+              <w:rPr>
+                <w:lang w:val="en-IN"/>
+              </w:rPr>
+              <w:t xml:space="preserve"> " + </w:t>
+            </w:r>
+            <w:proofErr w:type="spellStart"/>
+            <w:r>
+              <w:rPr>
+                <w:lang w:val="en-IN"/>
+              </w:rPr>
+              <w:t>myName</w:t>
+            </w:r>
+            <w:proofErr w:type="spellEnd"/>
+            <w:r>
+              <w:rPr>
+                <w:lang w:val="en-IN"/>
+              </w:rPr>
+              <w:t>;</w:t>
             </w:r>
           </w:p>
           <w:p>
@@ -7792,7 +10028,57 @@
               <w:rPr>
                 <w:lang w:val="en-IN"/>
               </w:rPr>
-              <w:t xml:space="preserve"> String pRequestWithQS(@RequestParam String myName, @RequestParam Integer myAge) {</w:t>
+              <w:t xml:space="preserve"> String </w:t>
+            </w:r>
+            <w:proofErr w:type="spellStart"/>
+            <w:proofErr w:type="gramStart"/>
+            <w:r>
+              <w:rPr>
+                <w:lang w:val="en-IN"/>
+              </w:rPr>
+              <w:t>pRequestWithQS</w:t>
+            </w:r>
+            <w:proofErr w:type="spellEnd"/>
+            <w:r>
+              <w:rPr>
+                <w:lang w:val="en-IN"/>
+              </w:rPr>
+              <w:t>(</w:t>
+            </w:r>
+            <w:proofErr w:type="gramEnd"/>
+            <w:r>
+              <w:rPr>
+                <w:lang w:val="en-IN"/>
+              </w:rPr>
+              <w:t xml:space="preserve">@RequestParam String </w:t>
+            </w:r>
+            <w:proofErr w:type="spellStart"/>
+            <w:r>
+              <w:rPr>
+                <w:lang w:val="en-IN"/>
+              </w:rPr>
+              <w:t>myName</w:t>
+            </w:r>
+            <w:proofErr w:type="spellEnd"/>
+            <w:r>
+              <w:rPr>
+                <w:lang w:val="en-IN"/>
+              </w:rPr>
+              <w:t xml:space="preserve">, @RequestParam Integer </w:t>
+            </w:r>
+            <w:proofErr w:type="spellStart"/>
+            <w:r>
+              <w:rPr>
+                <w:lang w:val="en-IN"/>
+              </w:rPr>
+              <w:t>myAge</w:t>
+            </w:r>
+            <w:proofErr w:type="spellEnd"/>
+            <w:r>
+              <w:rPr>
+                <w:lang w:val="en-IN"/>
+              </w:rPr>
+              <w:t>) {</w:t>
             </w:r>
           </w:p>
           <w:p>
@@ -7825,7 +10111,14 @@
               <w:rPr>
                 <w:lang w:val="en-IN"/>
               </w:rPr>
-              <w:t xml:space="preserve"> String.</w:t>
+              <w:t xml:space="preserve"> </w:t>
+            </w:r>
+            <w:proofErr w:type="spellStart"/>
+            <w:r>
+              <w:rPr>
+                <w:lang w:val="en-IN"/>
+              </w:rPr>
+              <w:t>String.</w:t>
             </w:r>
             <w:r>
               <w:rPr>
@@ -7835,11 +10128,62 @@
               </w:rPr>
               <w:t>format</w:t>
             </w:r>
-            <w:r>
-              <w:rPr>
-                <w:lang w:val="en-IN"/>
-              </w:rPr>
-              <w:t>("Hi..%s, your age is %d", myName, myAge);</w:t>
+            <w:proofErr w:type="spellEnd"/>
+            <w:r>
+              <w:rPr>
+                <w:lang w:val="en-IN"/>
+              </w:rPr>
+              <w:t>("</w:t>
+            </w:r>
+            <w:proofErr w:type="spellStart"/>
+            <w:proofErr w:type="gramStart"/>
+            <w:r>
+              <w:rPr>
+                <w:lang w:val="en-IN"/>
+              </w:rPr>
+              <w:t>Hi..</w:t>
+            </w:r>
+            <w:proofErr w:type="gramEnd"/>
+            <w:r>
+              <w:rPr>
+                <w:lang w:val="en-IN"/>
+              </w:rPr>
+              <w:t>%s</w:t>
+            </w:r>
+            <w:proofErr w:type="spellEnd"/>
+            <w:r>
+              <w:rPr>
+                <w:lang w:val="en-IN"/>
+              </w:rPr>
+              <w:t xml:space="preserve">, your age is %d", </w:t>
+            </w:r>
+            <w:proofErr w:type="spellStart"/>
+            <w:r>
+              <w:rPr>
+                <w:lang w:val="en-IN"/>
+              </w:rPr>
+              <w:t>myName</w:t>
+            </w:r>
+            <w:proofErr w:type="spellEnd"/>
+            <w:r>
+              <w:rPr>
+                <w:lang w:val="en-IN"/>
+              </w:rPr>
+              <w:t xml:space="preserve">, </w:t>
+            </w:r>
+            <w:proofErr w:type="spellStart"/>
+            <w:r>
+              <w:rPr>
+                <w:lang w:val="en-IN"/>
+              </w:rPr>
+              <w:t>myAge</w:t>
+            </w:r>
+            <w:proofErr w:type="spellEnd"/>
+            <w:r>
+              <w:rPr>
+                <w:lang w:val="en-IN"/>
+              </w:rPr>
+              <w:t>);</w:t>
             </w:r>
           </w:p>
           <w:p>
@@ -7874,7 +10218,35 @@
                 <w:lang w:val="en-IN"/>
               </w:rPr>
               <w:tab/>
-              <w:t>@PostMapping(path = "/saveEmpData")</w:t>
+              <w:t>@</w:t>
+            </w:r>
+            <w:proofErr w:type="gramStart"/>
+            <w:r>
+              <w:rPr>
+                <w:lang w:val="en-IN"/>
+              </w:rPr>
+              <w:t>PostMapping(</w:t>
+            </w:r>
+            <w:proofErr w:type="gramEnd"/>
+            <w:r>
+              <w:rPr>
+                <w:lang w:val="en-IN"/>
+              </w:rPr>
+              <w:t>path = "/</w:t>
+            </w:r>
+            <w:proofErr w:type="spellStart"/>
+            <w:r>
+              <w:rPr>
+                <w:lang w:val="en-IN"/>
+              </w:rPr>
+              <w:t>saveEmpData</w:t>
+            </w:r>
+            <w:proofErr w:type="spellEnd"/>
+            <w:r>
+              <w:rPr>
+                <w:lang w:val="en-IN"/>
+              </w:rPr>
+              <w:t>")</w:t>
             </w:r>
           </w:p>
           <w:p>
@@ -7901,7 +10273,43 @@
               <w:rPr>
                 <w:lang w:val="en-IN"/>
               </w:rPr>
-              <w:t xml:space="preserve"> String saveEmpData(@RequestBody String empName) {</w:t>
+              <w:t xml:space="preserve"> String </w:t>
+            </w:r>
+            <w:proofErr w:type="spellStart"/>
+            <w:proofErr w:type="gramStart"/>
+            <w:r>
+              <w:rPr>
+                <w:lang w:val="en-IN"/>
+              </w:rPr>
+              <w:t>saveEmpData</w:t>
+            </w:r>
+            <w:proofErr w:type="spellEnd"/>
+            <w:r>
+              <w:rPr>
+                <w:lang w:val="en-IN"/>
+              </w:rPr>
+              <w:t>(</w:t>
+            </w:r>
+            <w:proofErr w:type="gramEnd"/>
+            <w:r>
+              <w:rPr>
+                <w:lang w:val="en-IN"/>
+              </w:rPr>
+              <w:t xml:space="preserve">@RequestBody String </w:t>
+            </w:r>
+            <w:proofErr w:type="spellStart"/>
+            <w:r>
+              <w:rPr>
+                <w:lang w:val="en-IN"/>
+              </w:rPr>
+              <w:t>empName</w:t>
+            </w:r>
+            <w:proofErr w:type="spellEnd"/>
+            <w:r>
+              <w:rPr>
+                <w:lang w:val="en-IN"/>
+              </w:rPr>
+              <w:t>) {</w:t>
             </w:r>
           </w:p>
           <w:p>
@@ -7934,7 +10342,14 @@
               <w:rPr>
                 <w:lang w:val="en-IN"/>
               </w:rPr>
-              <w:t xml:space="preserve"> String.</w:t>
+              <w:t xml:space="preserve"> </w:t>
+            </w:r>
+            <w:proofErr w:type="spellStart"/>
+            <w:r>
+              <w:rPr>
+                <w:lang w:val="en-IN"/>
+              </w:rPr>
+              <w:t>String.</w:t>
             </w:r>
             <w:r>
               <w:rPr>
@@ -7944,11 +10359,26 @@
               </w:rPr>
               <w:t>format</w:t>
             </w:r>
-            <w:r>
-              <w:rPr>
-                <w:lang w:val="en-IN"/>
-              </w:rPr>
-              <w:t>("Hi...%s", empName);</w:t>
+            <w:proofErr w:type="spellEnd"/>
+            <w:r>
+              <w:rPr>
+                <w:lang w:val="en-IN"/>
+              </w:rPr>
+              <w:t xml:space="preserve">("Hi...%s", </w:t>
+            </w:r>
+            <w:proofErr w:type="spellStart"/>
+            <w:r>
+              <w:rPr>
+                <w:lang w:val="en-IN"/>
+              </w:rPr>
+              <w:t>empName</w:t>
+            </w:r>
+            <w:proofErr w:type="spellEnd"/>
+            <w:r>
+              <w:rPr>
+                <w:lang w:val="en-IN"/>
+              </w:rPr>
+              <w:t>);</w:t>
             </w:r>
           </w:p>
           <w:p>
@@ -7987,7 +10417,27 @@
                 <w:highlight w:val="yellow"/>
                 <w:lang w:val="en-IN"/>
               </w:rPr>
-              <w:t>@PostMapping(path = "/saveEmpData2")</w:t>
+              <w:t>@</w:t>
+            </w:r>
+            <w:proofErr w:type="gramStart"/>
+            <w:r>
+              <w:rPr>
+                <w:b/>
+                <w:bCs/>
+                <w:highlight w:val="yellow"/>
+                <w:lang w:val="en-IN"/>
+              </w:rPr>
+              <w:t>PostMapping(</w:t>
+            </w:r>
+            <w:proofErr w:type="gramEnd"/>
+            <w:r>
+              <w:rPr>
+                <w:b/>
+                <w:bCs/>
+                <w:highlight w:val="yellow"/>
+                <w:lang w:val="en-IN"/>
+              </w:rPr>
+              <w:t>path = "/saveEmpData2")</w:t>
             </w:r>
           </w:p>
           <w:p>
@@ -8026,18 +10476,19 @@
                 <w:highlight w:val="yellow"/>
                 <w:lang w:val="en-IN"/>
               </w:rPr>
-              <w:t xml:space="preserve"> saveEmpData2(@RequestBody EmployeePojo empObj) {</w:t>
-            </w:r>
-          </w:p>
-          <w:p>
-            <w:pPr>
+              <w:t xml:space="preserve"> saveEmpData2(@RequestBody </w:t>
+            </w:r>
+            <w:proofErr w:type="spellStart"/>
+            <w:r>
               <w:rPr>
                 <w:b/>
                 <w:bCs/>
                 <w:highlight w:val="yellow"/>
                 <w:lang w:val="en-IN"/>
               </w:rPr>
-            </w:pPr>
+              <w:t>EmployeePojo</w:t>
+            </w:r>
+            <w:proofErr w:type="spellEnd"/>
             <w:r>
               <w:rPr>
                 <w:b/>
@@ -8045,6 +10496,45 @@
                 <w:highlight w:val="yellow"/>
                 <w:lang w:val="en-IN"/>
               </w:rPr>
+              <w:t xml:space="preserve"> </w:t>
+            </w:r>
+            <w:proofErr w:type="spellStart"/>
+            <w:r>
+              <w:rPr>
+                <w:b/>
+                <w:bCs/>
+                <w:highlight w:val="yellow"/>
+                <w:lang w:val="en-IN"/>
+              </w:rPr>
+              <w:t>empObj</w:t>
+            </w:r>
+            <w:proofErr w:type="spellEnd"/>
+            <w:r>
+              <w:rPr>
+                <w:b/>
+                <w:bCs/>
+                <w:highlight w:val="yellow"/>
+                <w:lang w:val="en-IN"/>
+              </w:rPr>
+              <w:t>) {</w:t>
+            </w:r>
+          </w:p>
+          <w:p>
+            <w:pPr>
+              <w:rPr>
+                <w:b/>
+                <w:bCs/>
+                <w:highlight w:val="yellow"/>
+                <w:lang w:val="en-IN"/>
+              </w:rPr>
+            </w:pPr>
+            <w:r>
+              <w:rPr>
+                <w:b/>
+                <w:bCs/>
+                <w:highlight w:val="yellow"/>
+                <w:lang w:val="en-IN"/>
+              </w:rPr>
               <w:tab/>
             </w:r>
             <w:r>
@@ -8055,6 +10545,15 @@
                 <w:lang w:val="en-IN"/>
               </w:rPr>
               <w:tab/>
+            </w:r>
+            <w:proofErr w:type="spellStart"/>
+            <w:r>
+              <w:rPr>
+                <w:b/>
+                <w:bCs/>
+                <w:highlight w:val="yellow"/>
+                <w:lang w:val="en-IN"/>
+              </w:rPr>
               <w:t>System.</w:t>
             </w:r>
             <w:r>
@@ -8075,18 +10574,19 @@
                 <w:highlight w:val="yellow"/>
                 <w:lang w:val="en-IN"/>
               </w:rPr>
-              <w:t>.println(empObj); // store in DB</w:t>
-            </w:r>
-          </w:p>
-          <w:p>
-            <w:pPr>
+              <w:t>.println</w:t>
+            </w:r>
+            <w:proofErr w:type="spellEnd"/>
+            <w:r>
               <w:rPr>
                 <w:b/>
                 <w:bCs/>
                 <w:highlight w:val="yellow"/>
                 <w:lang w:val="en-IN"/>
               </w:rPr>
-            </w:pPr>
+              <w:t>(</w:t>
+            </w:r>
+            <w:proofErr w:type="spellStart"/>
             <w:r>
               <w:rPr>
                 <w:b/>
@@ -8094,6 +10594,35 @@
                 <w:highlight w:val="yellow"/>
                 <w:lang w:val="en-IN"/>
               </w:rPr>
+              <w:t>empObj</w:t>
+            </w:r>
+            <w:proofErr w:type="spellEnd"/>
+            <w:r>
+              <w:rPr>
+                <w:b/>
+                <w:bCs/>
+                <w:highlight w:val="yellow"/>
+                <w:lang w:val="en-IN"/>
+              </w:rPr>
+              <w:t>); // store in DB</w:t>
+            </w:r>
+          </w:p>
+          <w:p>
+            <w:pPr>
+              <w:rPr>
+                <w:b/>
+                <w:bCs/>
+                <w:highlight w:val="yellow"/>
+                <w:lang w:val="en-IN"/>
+              </w:rPr>
+            </w:pPr>
+            <w:r>
+              <w:rPr>
+                <w:b/>
+                <w:bCs/>
+                <w:highlight w:val="yellow"/>
+                <w:lang w:val="en-IN"/>
+              </w:rPr>
               <w:tab/>
             </w:r>
             <w:r>
@@ -8104,8 +10633,50 @@
                 <w:lang w:val="en-IN"/>
               </w:rPr>
               <w:tab/>
-              <w:t>return "Hi..." +  empObj.getEmpName() + " your data save in DB successfully!" ;</w:t>
-            </w:r>
+              <w:t xml:space="preserve">return "Hi..." </w:t>
+            </w:r>
+            <w:proofErr w:type="gramStart"/>
+            <w:r>
+              <w:rPr>
+                <w:b/>
+                <w:bCs/>
+                <w:highlight w:val="yellow"/>
+                <w:lang w:val="en-IN"/>
+              </w:rPr>
+              <w:t xml:space="preserve">+  </w:t>
+            </w:r>
+            <w:proofErr w:type="spellStart"/>
+            <w:r>
+              <w:rPr>
+                <w:b/>
+                <w:bCs/>
+                <w:highlight w:val="yellow"/>
+                <w:lang w:val="en-IN"/>
+              </w:rPr>
+              <w:t>empObj.getEmpName</w:t>
+            </w:r>
+            <w:proofErr w:type="spellEnd"/>
+            <w:proofErr w:type="gramEnd"/>
+            <w:r>
+              <w:rPr>
+                <w:b/>
+                <w:bCs/>
+                <w:highlight w:val="yellow"/>
+                <w:lang w:val="en-IN"/>
+              </w:rPr>
+              <w:t>() + " your data save in DB successfully!</w:t>
+            </w:r>
+            <w:proofErr w:type="gramStart"/>
+            <w:r>
+              <w:rPr>
+                <w:b/>
+                <w:bCs/>
+                <w:highlight w:val="yellow"/>
+                <w:lang w:val="en-IN"/>
+              </w:rPr>
+              <w:t>" ;</w:t>
+            </w:r>
+            <w:proofErr w:type="gramEnd"/>
             <w:r>
               <w:rPr>
                 <w:b/>
@@ -8348,23 +10919,41 @@
           <w:bCs/>
           <w:highlight w:val="yellow"/>
         </w:rPr>
-        <w:t xml:space="preserve"> html, JS, Angular, react, Postman, jMeter, hopscotch.</w:t>
-      </w:r>
-    </w:p>
-    <w:p>
-      <w:pPr>
-        <w:spacing w:after="0" w:line="240" w:lineRule="auto"/>
-        <w:rPr>
-          <w:b/>
-          <w:bCs/>
-        </w:rPr>
-      </w:pPr>
+        <w:t xml:space="preserve"> html, JS, Angular, react, Postman, </w:t>
+      </w:r>
+      <w:proofErr w:type="spellStart"/>
       <w:r>
         <w:rPr>
           <w:b/>
           <w:bCs/>
           <w:highlight w:val="yellow"/>
         </w:rPr>
+        <w:t>jMeter</w:t>
+      </w:r>
+      <w:proofErr w:type="spellEnd"/>
+      <w:r>
+        <w:rPr>
+          <w:b/>
+          <w:bCs/>
+          <w:highlight w:val="yellow"/>
+        </w:rPr>
+        <w:t>, hopscotch.</w:t>
+      </w:r>
+    </w:p>
+    <w:p>
+      <w:pPr>
+        <w:spacing w:after="0" w:line="240" w:lineRule="auto"/>
+        <w:rPr>
+          <w:b/>
+          <w:bCs/>
+        </w:rPr>
+      </w:pPr>
+      <w:r>
+        <w:rPr>
+          <w:b/>
+          <w:bCs/>
+          <w:highlight w:val="yellow"/>
+        </w:rPr>
         <w:t xml:space="preserve">Controller </w:t>
       </w:r>
       <w:r>
@@ -8460,7 +11049,15 @@
         <w:sym w:font="Wingdings" w:char="F0E0"/>
       </w:r>
       <w:r>
-        <w:t xml:space="preserve"> Repository(DB).</w:t>
+        <w:t xml:space="preserve"> </w:t>
+      </w:r>
+      <w:proofErr w:type="gramStart"/>
+      <w:r>
+        <w:t>Repository(</w:t>
+      </w:r>
+      <w:proofErr w:type="gramEnd"/>
+      <w:r>
+        <w:t>DB).</w:t>
       </w:r>
     </w:p>
     <w:p>
@@ -8572,7 +11169,43 @@
                 <w:lang w:val="en-IN"/>
               </w:rPr>
               <w:br/>
-              <w:t>private EmployeeService employeeService;</w:t>
+              <w:t xml:space="preserve">private </w:t>
+            </w:r>
+            <w:proofErr w:type="spellStart"/>
+            <w:r>
+              <w:rPr>
+                <w:sz w:val="16"/>
+                <w:szCs w:val="16"/>
+                <w:lang w:val="en-IN"/>
+              </w:rPr>
+              <w:t>EmployeeService</w:t>
+            </w:r>
+            <w:proofErr w:type="spellEnd"/>
+            <w:r>
+              <w:rPr>
+                <w:sz w:val="16"/>
+                <w:szCs w:val="16"/>
+                <w:lang w:val="en-IN"/>
+              </w:rPr>
+              <w:t xml:space="preserve"> </w:t>
+            </w:r>
+            <w:proofErr w:type="spellStart"/>
+            <w:r>
+              <w:rPr>
+                <w:sz w:val="16"/>
+                <w:szCs w:val="16"/>
+                <w:lang w:val="en-IN"/>
+              </w:rPr>
+              <w:t>employeeService</w:t>
+            </w:r>
+            <w:proofErr w:type="spellEnd"/>
+            <w:r>
+              <w:rPr>
+                <w:sz w:val="16"/>
+                <w:szCs w:val="16"/>
+                <w:lang w:val="en-IN"/>
+              </w:rPr>
+              <w:t>;</w:t>
             </w:r>
           </w:p>
           <w:p>
@@ -8608,7 +11241,43 @@
                 <w:lang w:val="en-IN"/>
               </w:rPr>
               <w:br/>
-              <w:t>private EmployeeRepository employeeRepository;</w:t>
+              <w:t xml:space="preserve">private </w:t>
+            </w:r>
+            <w:proofErr w:type="spellStart"/>
+            <w:r>
+              <w:rPr>
+                <w:sz w:val="16"/>
+                <w:szCs w:val="16"/>
+                <w:lang w:val="en-IN"/>
+              </w:rPr>
+              <w:t>EmployeeRepository</w:t>
+            </w:r>
+            <w:proofErr w:type="spellEnd"/>
+            <w:r>
+              <w:rPr>
+                <w:sz w:val="16"/>
+                <w:szCs w:val="16"/>
+                <w:lang w:val="en-IN"/>
+              </w:rPr>
+              <w:t xml:space="preserve"> </w:t>
+            </w:r>
+            <w:proofErr w:type="spellStart"/>
+            <w:r>
+              <w:rPr>
+                <w:sz w:val="16"/>
+                <w:szCs w:val="16"/>
+                <w:lang w:val="en-IN"/>
+              </w:rPr>
+              <w:t>employeeRepository</w:t>
+            </w:r>
+            <w:proofErr w:type="spellEnd"/>
+            <w:r>
+              <w:rPr>
+                <w:sz w:val="16"/>
+                <w:szCs w:val="16"/>
+                <w:lang w:val="en-IN"/>
+              </w:rPr>
+              <w:t>;</w:t>
             </w:r>
           </w:p>
         </w:tc>
@@ -10209,12 +12878,14 @@
                 <w:lang w:val="en-IN"/>
               </w:rPr>
             </w:pPr>
+            <w:proofErr w:type="spellStart"/>
             <w:r>
               <w:rPr>
                 <w:lang w:val="en-IN"/>
               </w:rPr>
               <w:t>firstName</w:t>
             </w:r>
+            <w:proofErr w:type="spellEnd"/>
           </w:p>
         </w:tc>
         <w:tc>
@@ -10413,12 +13084,14 @@
                 <w:lang w:val="en-IN"/>
               </w:rPr>
             </w:pPr>
+            <w:proofErr w:type="spellStart"/>
             <w:r>
               <w:rPr>
                 <w:lang w:val="en-IN"/>
               </w:rPr>
               <w:t>mobileNumber</w:t>
             </w:r>
+            <w:proofErr w:type="spellEnd"/>
           </w:p>
         </w:tc>
         <w:tc>
@@ -10549,12 +13222,14 @@
                 <w:lang w:val="en-IN"/>
               </w:rPr>
             </w:pPr>
+            <w:proofErr w:type="spellStart"/>
             <w:r>
               <w:rPr>
                 <w:lang w:val="en-IN"/>
               </w:rPr>
               <w:t>performanceScore</w:t>
             </w:r>
+            <w:proofErr w:type="spellEnd"/>
           </w:p>
         </w:tc>
         <w:tc>
@@ -10617,12 +13292,14 @@
                 <w:lang w:val="en-IN"/>
               </w:rPr>
             </w:pPr>
+            <w:proofErr w:type="spellStart"/>
             <w:r>
               <w:rPr>
                 <w:lang w:val="en-IN"/>
               </w:rPr>
               <w:t>bonusPercentage</w:t>
             </w:r>
+            <w:proofErr w:type="spellEnd"/>
           </w:p>
         </w:tc>
         <w:tc>
@@ -10733,12 +13410,14 @@
                 <w:lang w:val="en-IN"/>
               </w:rPr>
             </w:pPr>
+            <w:proofErr w:type="spellStart"/>
             <w:r>
               <w:rPr>
                 <w:lang w:val="en-IN"/>
               </w:rPr>
               <w:t>boolean</w:t>
             </w:r>
+            <w:proofErr w:type="spellEnd"/>
           </w:p>
         </w:tc>
         <w:tc>
@@ -10822,12 +13501,14 @@
                 <w:lang w:val="en-IN"/>
               </w:rPr>
             </w:pPr>
+            <w:proofErr w:type="spellStart"/>
             <w:r>
               <w:rPr>
                 <w:lang w:val="en-IN"/>
               </w:rPr>
               <w:t>leaveCount</w:t>
             </w:r>
+            <w:proofErr w:type="spellEnd"/>
           </w:p>
         </w:tc>
         <w:tc>
@@ -10937,12 +13618,14 @@
                 <w:lang w:val="en-IN"/>
               </w:rPr>
             </w:pPr>
+            <w:proofErr w:type="spellStart"/>
             <w:r>
               <w:rPr>
                 <w:lang w:val="en-IN"/>
               </w:rPr>
               <w:t>BigDecimal</w:t>
             </w:r>
+            <w:proofErr w:type="spellEnd"/>
           </w:p>
         </w:tc>
         <w:tc>
@@ -11094,12 +13777,14 @@
                 <w:lang w:val="en-IN"/>
               </w:rPr>
             </w:pPr>
+            <w:proofErr w:type="spellStart"/>
             <w:r>
               <w:rPr>
                 <w:lang w:val="en-IN"/>
               </w:rPr>
               <w:t>employmentType</w:t>
             </w:r>
+            <w:proofErr w:type="spellEnd"/>
           </w:p>
         </w:tc>
         <w:tc>
@@ -11141,12 +13826,14 @@
                 <w:lang w:val="en-IN"/>
               </w:rPr>
             </w:pPr>
+            <w:proofErr w:type="spellStart"/>
             <w:r>
               <w:rPr>
                 <w:lang w:val="en-IN"/>
               </w:rPr>
               <w:t>LocalDate</w:t>
             </w:r>
+            <w:proofErr w:type="spellEnd"/>
           </w:p>
         </w:tc>
         <w:tc>
@@ -11162,12 +13849,14 @@
                 <w:lang w:val="en-IN"/>
               </w:rPr>
             </w:pPr>
+            <w:proofErr w:type="spellStart"/>
             <w:r>
               <w:rPr>
                 <w:lang w:val="en-IN"/>
               </w:rPr>
               <w:t>dateOfBirth</w:t>
             </w:r>
+            <w:proofErr w:type="spellEnd"/>
           </w:p>
         </w:tc>
         <w:tc>
@@ -11209,12 +13898,14 @@
                 <w:lang w:val="en-IN"/>
               </w:rPr>
             </w:pPr>
+            <w:proofErr w:type="spellStart"/>
             <w:r>
               <w:rPr>
                 <w:lang w:val="en-IN"/>
               </w:rPr>
               <w:t>LocalTime</w:t>
             </w:r>
+            <w:proofErr w:type="spellEnd"/>
           </w:p>
         </w:tc>
         <w:tc>
@@ -11230,12 +13921,14 @@
                 <w:lang w:val="en-IN"/>
               </w:rPr>
             </w:pPr>
+            <w:proofErr w:type="spellStart"/>
             <w:r>
               <w:rPr>
                 <w:lang w:val="en-IN"/>
               </w:rPr>
               <w:t>joiningTime</w:t>
             </w:r>
+            <w:proofErr w:type="spellEnd"/>
           </w:p>
         </w:tc>
         <w:tc>
@@ -11277,12 +13970,14 @@
                 <w:lang w:val="en-IN"/>
               </w:rPr>
             </w:pPr>
+            <w:proofErr w:type="spellStart"/>
             <w:r>
               <w:rPr>
                 <w:lang w:val="en-IN"/>
               </w:rPr>
               <w:t>LocalDateTime</w:t>
             </w:r>
+            <w:proofErr w:type="spellEnd"/>
           </w:p>
         </w:tc>
         <w:tc>
@@ -11298,12 +13993,14 @@
                 <w:lang w:val="en-IN"/>
               </w:rPr>
             </w:pPr>
+            <w:proofErr w:type="spellStart"/>
             <w:r>
               <w:rPr>
                 <w:lang w:val="en-IN"/>
               </w:rPr>
               <w:t>createdAt</w:t>
             </w:r>
+            <w:proofErr w:type="spellEnd"/>
           </w:p>
         </w:tc>
         <w:tc>
@@ -11366,12 +14063,14 @@
                 <w:lang w:val="en-IN"/>
               </w:rPr>
             </w:pPr>
+            <w:proofErr w:type="spellStart"/>
             <w:r>
               <w:rPr>
                 <w:lang w:val="en-IN"/>
               </w:rPr>
               <w:t>employeeUuid</w:t>
             </w:r>
+            <w:proofErr w:type="spellEnd"/>
           </w:p>
         </w:tc>
         <w:tc>
@@ -11387,11 +14086,19 @@
                 <w:lang w:val="en-IN"/>
               </w:rPr>
             </w:pPr>
-            <w:r>
-              <w:rPr>
-                <w:lang w:val="en-IN"/>
-              </w:rPr>
-              <w:t>BINARY(16) / CHAR</w:t>
+            <w:proofErr w:type="gramStart"/>
+            <w:r>
+              <w:rPr>
+                <w:lang w:val="en-IN"/>
+              </w:rPr>
+              <w:t>BINARY(</w:t>
+            </w:r>
+            <w:proofErr w:type="gramEnd"/>
+            <w:r>
+              <w:rPr>
+                <w:lang w:val="en-IN"/>
+              </w:rPr>
+              <w:t>16) / CHAR</w:t>
             </w:r>
           </w:p>
         </w:tc>
@@ -11413,11 +14120,19 @@
                 <w:lang w:val="en-IN"/>
               </w:rPr>
             </w:pPr>
-            <w:r>
-              <w:rPr>
-                <w:lang w:val="en-IN"/>
-              </w:rPr>
-              <w:t>byte[]</w:t>
+            <w:proofErr w:type="gramStart"/>
+            <w:r>
+              <w:rPr>
+                <w:lang w:val="en-IN"/>
+              </w:rPr>
+              <w:t>byte[</w:t>
+            </w:r>
+            <w:proofErr w:type="gramEnd"/>
+            <w:r>
+              <w:rPr>
+                <w:lang w:val="en-IN"/>
+              </w:rPr>
+              <w:t>]</w:t>
             </w:r>
           </w:p>
         </w:tc>
@@ -11434,12 +14149,14 @@
                 <w:lang w:val="en-IN"/>
               </w:rPr>
             </w:pPr>
+            <w:proofErr w:type="spellStart"/>
             <w:r>
               <w:rPr>
                 <w:lang w:val="en-IN"/>
               </w:rPr>
               <w:t>profilePicture</w:t>
             </w:r>
+            <w:proofErr w:type="spellEnd"/>
           </w:p>
         </w:tc>
         <w:tc>
@@ -11479,6 +14196,957 @@
       <w:pPr>
         <w:spacing w:after="0" w:line="240" w:lineRule="auto"/>
       </w:pPr>
+      <w:hyperlink r:id="rId47" w:history="1">
+        <w:r>
+          <w:rPr>
+            <w:rStyle w:val="Hyperlink"/>
+          </w:rPr>
+          <w:t>https://www.tutorialspoint.com/spring_boot/index.htm</w:t>
+        </w:r>
+      </w:hyperlink>
+      <w:r>
+        <w:t xml:space="preserve"> </w:t>
+      </w:r>
+    </w:p>
+    <w:p>
+      <w:pPr>
+        <w:spacing w:after="0" w:line="240" w:lineRule="auto"/>
+      </w:pPr>
+    </w:p>
+    <w:p>
+      <w:pPr>
+        <w:spacing w:after="0" w:line="240" w:lineRule="auto"/>
+        <w:rPr>
+          <w:lang w:val="en-IN"/>
+        </w:rPr>
+      </w:pPr>
+      <w:r>
+        <w:rPr>
+          <w:lang w:val="en-IN"/>
+        </w:rPr>
+        <w:t>@SpringBootApplication</w:t>
+      </w:r>
+      <w:r>
+        <w:rPr>
+          <w:lang w:val="en-IN"/>
+        </w:rPr>
+        <w:t xml:space="preserve"> </w:t>
+      </w:r>
+      <w:r>
+        <w:rPr>
+          <w:lang w:val="en-IN"/>
+        </w:rPr>
+        <w:sym w:font="Wingdings" w:char="F0E8"/>
+      </w:r>
+    </w:p>
+    <w:p>
+      <w:pPr>
+        <w:spacing w:after="0" w:line="240" w:lineRule="auto"/>
+        <w:ind w:left="720"/>
+        <w:rPr>
+          <w:lang w:val="en-IN"/>
+        </w:rPr>
+      </w:pPr>
+      <w:r>
+        <w:rPr>
+          <w:lang w:val="en-IN"/>
+        </w:rPr>
+        <w:t>@SpringBootConfiguration</w:t>
+      </w:r>
+      <w:r>
+        <w:rPr>
+          <w:lang w:val="en-IN"/>
+        </w:rPr>
+        <w:t xml:space="preserve"> </w:t>
+      </w:r>
+      <w:r>
+        <w:rPr>
+          <w:lang w:val="en-IN"/>
+        </w:rPr>
+        <w:sym w:font="Wingdings" w:char="F0E8"/>
+      </w:r>
+      <w:r>
+        <w:rPr>
+          <w:lang w:val="en-IN"/>
+        </w:rPr>
+        <w:t xml:space="preserve"> </w:t>
+      </w:r>
+      <w:r>
+        <w:rPr>
+          <w:lang w:val="en-IN"/>
+        </w:rPr>
+        <w:t>@Configuration</w:t>
+      </w:r>
+      <w:r>
+        <w:rPr>
+          <w:lang w:val="en-IN"/>
+        </w:rPr>
+        <w:br/>
+        <w:t>@EnableAutoConfiguration</w:t>
+      </w:r>
+      <w:r>
+        <w:rPr>
+          <w:lang w:val="en-IN"/>
+        </w:rPr>
+        <w:t xml:space="preserve"> </w:t>
+      </w:r>
+      <w:r>
+        <w:rPr>
+          <w:lang w:val="en-IN"/>
+        </w:rPr>
+        <w:sym w:font="Wingdings" w:char="F0E8"/>
+      </w:r>
+      <w:r>
+        <w:rPr>
+          <w:lang w:val="en-IN"/>
+        </w:rPr>
+        <w:t xml:space="preserve"> </w:t>
+      </w:r>
+    </w:p>
+    <w:p>
+      <w:pPr>
+        <w:spacing w:after="0" w:line="240" w:lineRule="auto"/>
+        <w:ind w:left="1440"/>
+        <w:rPr>
+          <w:lang w:val="en-IN"/>
+        </w:rPr>
+      </w:pPr>
+      <w:r>
+        <w:rPr>
+          <w:lang w:val="en-IN"/>
+        </w:rPr>
+        <w:t>@AutoConfigurationPackage</w:t>
+      </w:r>
+      <w:r>
+        <w:rPr>
+          <w:lang w:val="en-IN"/>
+        </w:rPr>
+        <w:t xml:space="preserve"> </w:t>
+      </w:r>
+      <w:r>
+        <w:rPr>
+          <w:lang w:val="en-IN"/>
+        </w:rPr>
+        <w:sym w:font="Wingdings" w:char="F0E8"/>
+      </w:r>
+      <w:r>
+        <w:rPr>
+          <w:lang w:val="en-IN"/>
+        </w:rPr>
+        <w:t xml:space="preserve"> </w:t>
+      </w:r>
+      <w:r>
+        <w:rPr>
+          <w:lang w:val="en-IN"/>
+        </w:rPr>
+        <w:t>@Import</w:t>
+      </w:r>
+      <w:r>
+        <w:rPr>
+          <w:lang w:val="en-IN"/>
+        </w:rPr>
+        <w:br/>
+        <w:t>@Import</w:t>
+      </w:r>
+    </w:p>
+    <w:p>
+      <w:pPr>
+        <w:spacing w:after="0"/>
+        <w:ind w:left="720"/>
+        <w:rPr>
+          <w:lang w:val="en-IN"/>
+        </w:rPr>
+      </w:pPr>
+      <w:r>
+        <w:rPr>
+          <w:lang w:val="en-IN"/>
+        </w:rPr>
+        <w:t>@ComponentScan</w:t>
+      </w:r>
+      <w:r>
+        <w:rPr>
+          <w:lang w:val="en-IN"/>
+        </w:rPr>
+        <w:t xml:space="preserve"> </w:t>
+      </w:r>
+      <w:r>
+        <w:rPr>
+          <w:lang w:val="en-IN"/>
+        </w:rPr>
+        <w:sym w:font="Wingdings" w:char="F0E8"/>
+      </w:r>
+      <w:r>
+        <w:rPr>
+          <w:lang w:val="en-IN"/>
+        </w:rPr>
+        <w:t xml:space="preserve"> </w:t>
+      </w:r>
+      <w:r>
+        <w:rPr>
+          <w:lang w:val="en-IN"/>
+        </w:rPr>
+        <w:t>@Repeatable</w:t>
+      </w:r>
+    </w:p>
+    <w:p>
+      <w:pPr>
+        <w:spacing w:after="0" w:line="240" w:lineRule="auto"/>
+        <w:rPr>
+          <w:lang w:val="en-IN"/>
+        </w:rPr>
+      </w:pPr>
+      <w:r>
+        <w:rPr>
+          <w:lang w:val="en-IN"/>
+        </w:rPr>
+        <w:t xml:space="preserve">The </w:t>
+      </w:r>
+      <w:r>
+        <w:rPr>
+          <w:b/>
+          <w:bCs/>
+          <w:lang w:val="en-IN"/>
+        </w:rPr>
+        <w:t>entry point of the</w:t>
+      </w:r>
+      <w:r>
+        <w:rPr>
+          <w:lang w:val="en-IN"/>
+        </w:rPr>
+        <w:t xml:space="preserve"> Spring Boot Application is the class contains </w:t>
+      </w:r>
+      <w:r>
+        <w:rPr>
+          <w:b/>
+          <w:bCs/>
+          <w:lang w:val="en-IN"/>
+        </w:rPr>
+        <w:t>@SpringBootApplication</w:t>
+      </w:r>
+      <w:r>
+        <w:rPr>
+          <w:lang w:val="en-IN"/>
+        </w:rPr>
+        <w:t xml:space="preserve"> annotation. This class should have the main method to run the Spring Boot application. </w:t>
+      </w:r>
+      <w:r>
+        <w:rPr>
+          <w:b/>
+          <w:bCs/>
+          <w:lang w:val="en-IN"/>
+        </w:rPr>
+        <w:t>@SpringBootApplication</w:t>
+      </w:r>
+      <w:r>
+        <w:rPr>
+          <w:lang w:val="en-IN"/>
+        </w:rPr>
+        <w:t xml:space="preserve"> annotation includes Auto- Configuration, Component Scan, and Spring Boot Configuration.</w:t>
+      </w:r>
+    </w:p>
+    <w:p>
+      <w:pPr>
+        <w:spacing w:after="0" w:line="240" w:lineRule="auto"/>
+        <w:rPr>
+          <w:lang w:val="en-IN"/>
+        </w:rPr>
+      </w:pPr>
+      <w:r>
+        <w:rPr>
+          <w:lang w:val="en-IN"/>
+        </w:rPr>
+        <w:t xml:space="preserve">If you added </w:t>
+      </w:r>
+      <w:r>
+        <w:rPr>
+          <w:b/>
+          <w:bCs/>
+          <w:lang w:val="en-IN"/>
+        </w:rPr>
+        <w:t>@SpringBootApplication</w:t>
+      </w:r>
+      <w:r>
+        <w:rPr>
+          <w:lang w:val="en-IN"/>
+        </w:rPr>
+        <w:t xml:space="preserve"> annotation to the class, you do not need to add the </w:t>
+      </w:r>
+      <w:r>
+        <w:rPr>
+          <w:b/>
+          <w:bCs/>
+          <w:lang w:val="en-IN"/>
+        </w:rPr>
+        <w:t>@EnableAutoConfiguration, @ComponentScan</w:t>
+      </w:r>
+      <w:r>
+        <w:rPr>
+          <w:lang w:val="en-IN"/>
+        </w:rPr>
+        <w:t xml:space="preserve"> and </w:t>
+      </w:r>
+      <w:r>
+        <w:rPr>
+          <w:b/>
+          <w:bCs/>
+          <w:lang w:val="en-IN"/>
+        </w:rPr>
+        <w:t>@SpringBootConfiguration</w:t>
+      </w:r>
+      <w:r>
+        <w:rPr>
+          <w:lang w:val="en-IN"/>
+        </w:rPr>
+        <w:t xml:space="preserve"> annotation. The </w:t>
+      </w:r>
+      <w:r>
+        <w:rPr>
+          <w:b/>
+          <w:bCs/>
+          <w:lang w:val="en-IN"/>
+        </w:rPr>
+        <w:t>@SpringBootApplication</w:t>
+      </w:r>
+      <w:r>
+        <w:rPr>
+          <w:lang w:val="en-IN"/>
+        </w:rPr>
+        <w:t xml:space="preserve"> annotation includes all other annotations.</w:t>
+      </w:r>
+    </w:p>
+    <w:p>
+      <w:pPr>
+        <w:spacing w:after="0" w:line="240" w:lineRule="auto"/>
+        <w:rPr>
+          <w:lang w:val="en-IN"/>
+        </w:rPr>
+      </w:pPr>
+    </w:p>
+    <w:p>
+      <w:pPr>
+        <w:spacing w:after="0" w:line="240" w:lineRule="auto"/>
+      </w:pPr>
+    </w:p>
+    <w:p>
+      <w:pPr>
+        <w:spacing w:after="0" w:line="240" w:lineRule="auto"/>
+      </w:pPr>
+    </w:p>
+    <w:p>
+      <w:pPr>
+        <w:spacing w:after="0" w:line="240" w:lineRule="auto"/>
+        <w:rPr>
+          <w:b/>
+          <w:bCs/>
+          <w:lang w:val="en-IN"/>
+        </w:rPr>
+      </w:pPr>
+      <w:r>
+        <w:rPr>
+          <w:b/>
+          <w:bCs/>
+          <w:lang w:val="en-IN"/>
+        </w:rPr>
+        <w:t>Component Scan</w:t>
+      </w:r>
+    </w:p>
+    <w:p>
+      <w:pPr>
+        <w:spacing w:after="0" w:line="240" w:lineRule="auto"/>
+        <w:rPr>
+          <w:lang w:val="en-IN"/>
+        </w:rPr>
+      </w:pPr>
+      <w:r>
+        <w:rPr>
+          <w:lang w:val="en-IN"/>
+        </w:rPr>
+        <w:t xml:space="preserve">Spring Boot application scans all the beans and package declarations when the application initializes. You need to add the </w:t>
+      </w:r>
+      <w:r>
+        <w:rPr>
+          <w:b/>
+          <w:bCs/>
+          <w:lang w:val="en-IN"/>
+        </w:rPr>
+        <w:t>@ComponentScan</w:t>
+      </w:r>
+      <w:r>
+        <w:rPr>
+          <w:lang w:val="en-IN"/>
+        </w:rPr>
+        <w:t xml:space="preserve"> annotation for your class file to scan your components added in your project.</w:t>
+      </w:r>
+    </w:p>
+    <w:p>
+      <w:pPr>
+        <w:spacing w:after="0" w:line="240" w:lineRule="auto"/>
+      </w:pPr>
+    </w:p>
+    <w:p>
+      <w:pPr>
+        <w:spacing w:after="0" w:line="240" w:lineRule="auto"/>
+        <w:rPr>
+          <w:b/>
+          <w:bCs/>
+          <w:lang w:val="en-IN"/>
+        </w:rPr>
+      </w:pPr>
+      <w:r>
+        <w:rPr>
+          <w:b/>
+          <w:bCs/>
+          <w:lang w:val="en-IN"/>
+        </w:rPr>
+        <w:t>Auto Configuration</w:t>
+      </w:r>
+    </w:p>
+    <w:p>
+      <w:pPr>
+        <w:spacing w:after="0" w:line="240" w:lineRule="auto"/>
+        <w:rPr>
+          <w:lang w:val="en-IN"/>
+        </w:rPr>
+      </w:pPr>
+      <w:r>
+        <w:rPr>
+          <w:lang w:val="en-IN"/>
+        </w:rPr>
+        <w:t>Spring Boot Auto Configuration automatically configures your Spring application based on the JAR dependencies you added in the project. For example,</w:t>
+      </w:r>
+    </w:p>
+    <w:p>
+      <w:pPr>
+        <w:spacing w:after="0" w:line="240" w:lineRule="auto"/>
+      </w:pPr>
+    </w:p>
+    <w:p>
+      <w:pPr>
+        <w:spacing w:after="0" w:line="240" w:lineRule="auto"/>
+      </w:pPr>
+    </w:p>
+    <w:p>
+      <w:pPr>
+        <w:spacing w:after="0" w:line="240" w:lineRule="auto"/>
+      </w:pPr>
+    </w:p>
+    <w:p>
+      <w:pPr>
+        <w:spacing w:after="0" w:line="240" w:lineRule="auto"/>
+      </w:pPr>
+    </w:p>
+    <w:p>
+      <w:pPr>
+        <w:spacing w:after="0" w:line="240" w:lineRule="auto"/>
+      </w:pPr>
+    </w:p>
+    <w:p>
+      <w:pPr>
+        <w:spacing w:after="0" w:line="240" w:lineRule="auto"/>
+      </w:pPr>
+    </w:p>
+    <w:p>
+      <w:pPr>
+        <w:spacing w:after="0" w:line="240" w:lineRule="auto"/>
+      </w:pPr>
+    </w:p>
+    <w:p>
+      <w:pPr>
+        <w:spacing w:after="0" w:line="240" w:lineRule="auto"/>
+      </w:pPr>
+    </w:p>
+    <w:p>
+      <w:pPr>
+        <w:spacing w:after="0" w:line="240" w:lineRule="auto"/>
+      </w:pPr>
+    </w:p>
+    <w:p>
+      <w:pPr>
+        <w:spacing w:after="0" w:line="240" w:lineRule="auto"/>
+      </w:pPr>
+    </w:p>
+    <w:p>
+      <w:pPr>
+        <w:spacing w:after="0" w:line="240" w:lineRule="auto"/>
+        <w:rPr>
+          <w:b/>
+          <w:bCs/>
+          <w:lang w:val="en-IN"/>
+        </w:rPr>
+      </w:pPr>
+      <w:r>
+        <w:rPr>
+          <w:b/>
+          <w:bCs/>
+          <w:lang w:val="en-IN"/>
+        </w:rPr>
+        <w:lastRenderedPageBreak/>
+        <w:t>Spring Boot - Quick Start using CLI</w:t>
+      </w:r>
+    </w:p>
+    <w:p>
+      <w:pPr>
+        <w:spacing w:after="0" w:line="240" w:lineRule="auto"/>
+      </w:pPr>
+      <w:r>
+        <w:t>To run spring boot application from CLI command/</w:t>
+      </w:r>
+      <w:proofErr w:type="spellStart"/>
+      <w:r>
+        <w:t>gitbash</w:t>
+      </w:r>
+      <w:proofErr w:type="spellEnd"/>
+      <w:r>
+        <w:t xml:space="preserve">, first build that project </w:t>
+      </w:r>
+    </w:p>
+    <w:p>
+      <w:pPr>
+        <w:spacing w:after="0" w:line="240" w:lineRule="auto"/>
+        <w:rPr>
+          <w:b/>
+          <w:bCs/>
+        </w:rPr>
+      </w:pPr>
+      <w:r>
+        <w:rPr>
+          <w:b/>
+          <w:bCs/>
+        </w:rPr>
+        <w:t xml:space="preserve">$ </w:t>
+      </w:r>
+      <w:proofErr w:type="spellStart"/>
+      <w:r>
+        <w:rPr>
+          <w:b/>
+          <w:bCs/>
+        </w:rPr>
+        <w:t>gradlew</w:t>
+      </w:r>
+      <w:proofErr w:type="spellEnd"/>
+      <w:r>
+        <w:rPr>
+          <w:b/>
+          <w:bCs/>
+        </w:rPr>
+        <w:t xml:space="preserve"> clean build</w:t>
+      </w:r>
+    </w:p>
+    <w:p>
+      <w:pPr>
+        <w:spacing w:after="0" w:line="240" w:lineRule="auto"/>
+      </w:pPr>
+      <w:r>
+        <w:t xml:space="preserve">This will generate .jar file in project /build folder. Now open </w:t>
+      </w:r>
+      <w:proofErr w:type="spellStart"/>
+      <w:r>
+        <w:t>gitbash</w:t>
+      </w:r>
+      <w:proofErr w:type="spellEnd"/>
+      <w:r>
+        <w:t xml:space="preserve"> there and run below command.</w:t>
+      </w:r>
+    </w:p>
+    <w:p>
+      <w:pPr>
+        <w:spacing w:after="0" w:line="240" w:lineRule="auto"/>
+        <w:rPr>
+          <w:b/>
+          <w:bCs/>
+          <w:highlight w:val="yellow"/>
+        </w:rPr>
+      </w:pPr>
+      <w:r>
+        <w:rPr>
+          <w:b/>
+          <w:bCs/>
+          <w:highlight w:val="yellow"/>
+        </w:rPr>
+        <w:t>$ java -jar &lt;</w:t>
+      </w:r>
+      <w:proofErr w:type="spellStart"/>
+      <w:r>
+        <w:rPr>
+          <w:b/>
+          <w:bCs/>
+          <w:highlight w:val="yellow"/>
+        </w:rPr>
+        <w:t>jarFile_name</w:t>
+      </w:r>
+      <w:proofErr w:type="spellEnd"/>
+      <w:r>
+        <w:rPr>
+          <w:b/>
+          <w:bCs/>
+          <w:highlight w:val="yellow"/>
+        </w:rPr>
+        <w:t>&gt;</w:t>
+      </w:r>
+    </w:p>
+    <w:p>
+      <w:pPr>
+        <w:spacing w:after="0" w:line="240" w:lineRule="auto"/>
+        <w:rPr>
+          <w:b/>
+          <w:bCs/>
+          <w:lang w:val="en-IN"/>
+        </w:rPr>
+      </w:pPr>
+      <w:r>
+        <w:rPr>
+          <w:b/>
+          <w:bCs/>
+          <w:highlight w:val="yellow"/>
+        </w:rPr>
+        <w:t xml:space="preserve">$ </w:t>
+      </w:r>
+      <w:r>
+        <w:rPr>
+          <w:b/>
+          <w:bCs/>
+          <w:highlight w:val="yellow"/>
+          <w:lang w:val="en-IN"/>
+        </w:rPr>
+        <w:t>java -jar sb-standalone-demo-0.0.1-SNAPSHOT.jar</w:t>
+      </w:r>
+    </w:p>
+    <w:p>
+      <w:pPr>
+        <w:spacing w:after="0" w:line="240" w:lineRule="auto"/>
+      </w:pPr>
+    </w:p>
+    <w:p>
+      <w:pPr>
+        <w:spacing w:after="0" w:line="240" w:lineRule="auto"/>
+      </w:pPr>
+    </w:p>
+    <w:p>
+      <w:pPr>
+        <w:spacing w:after="0" w:line="240" w:lineRule="auto"/>
+        <w:rPr>
+          <w:b/>
+          <w:bCs/>
+          <w:lang w:val="en-IN"/>
+        </w:rPr>
+      </w:pPr>
+      <w:r>
+        <w:rPr>
+          <w:b/>
+          <w:bCs/>
+          <w:lang w:val="en-IN"/>
+        </w:rPr>
+        <w:t>Spring Boot - Tomcat Deployment</w:t>
+      </w:r>
+      <w:r>
+        <w:rPr>
+          <w:b/>
+          <w:bCs/>
+          <w:lang w:val="en-IN"/>
+        </w:rPr>
+        <w:t>:</w:t>
+      </w:r>
+    </w:p>
+    <w:p>
+      <w:pPr>
+        <w:spacing w:after="0" w:line="240" w:lineRule="auto"/>
+      </w:pPr>
+      <w:r>
+        <w:t xml:space="preserve">JAR </w:t>
+      </w:r>
+      <w:r>
+        <w:sym w:font="Wingdings" w:char="F0E0"/>
+      </w:r>
+      <w:r>
+        <w:t xml:space="preserve"> </w:t>
+      </w:r>
+      <w:r>
+        <w:rPr>
+          <w:b/>
+          <w:bCs/>
+        </w:rPr>
+        <w:t>Java</w:t>
+      </w:r>
+      <w:r>
+        <w:t xml:space="preserve"> Archive File.</w:t>
+      </w:r>
+      <w:r>
+        <w:t xml:space="preserve"> [internally SB contains NETTY web server]</w:t>
+      </w:r>
+    </w:p>
+    <w:p>
+      <w:pPr>
+        <w:spacing w:after="0" w:line="240" w:lineRule="auto"/>
+      </w:pPr>
+      <w:r>
+        <w:rPr>
+          <w:b/>
+          <w:bCs/>
+        </w:rPr>
+        <w:t xml:space="preserve">WAR </w:t>
+      </w:r>
+      <w:r>
+        <w:rPr>
+          <w:b/>
+          <w:bCs/>
+        </w:rPr>
+        <w:sym w:font="Wingdings" w:char="F0E0"/>
+      </w:r>
+      <w:r>
+        <w:rPr>
+          <w:b/>
+          <w:bCs/>
+        </w:rPr>
+        <w:t xml:space="preserve"> Web </w:t>
+      </w:r>
+      <w:r>
+        <w:t>Archive File</w:t>
+      </w:r>
+      <w:r>
+        <w:rPr>
+          <w:b/>
+          <w:bCs/>
+        </w:rPr>
+        <w:t>.</w:t>
+      </w:r>
+      <w:r>
+        <w:rPr>
+          <w:b/>
+          <w:bCs/>
+        </w:rPr>
+        <w:t xml:space="preserve"> </w:t>
+      </w:r>
+      <w:r>
+        <w:t>[we need to install external web server</w:t>
+      </w:r>
+      <w:r>
+        <w:t xml:space="preserve"> and deploy our project</w:t>
+      </w:r>
+      <w:r>
+        <w:t>]</w:t>
+      </w:r>
+    </w:p>
+    <w:p>
+      <w:pPr>
+        <w:spacing w:after="0" w:line="240" w:lineRule="auto"/>
+      </w:pPr>
+      <w:r>
+        <w:t xml:space="preserve">EAR </w:t>
+      </w:r>
+      <w:r>
+        <w:sym w:font="Wingdings" w:char="F0E0"/>
+      </w:r>
+      <w:r>
+        <w:t xml:space="preserve"> </w:t>
+      </w:r>
+      <w:r>
+        <w:rPr>
+          <w:b/>
+          <w:bCs/>
+        </w:rPr>
+        <w:t>Enterprise</w:t>
+      </w:r>
+      <w:r>
+        <w:t xml:space="preserve"> </w:t>
+      </w:r>
+      <w:r>
+        <w:t>Archive File.</w:t>
+      </w:r>
+    </w:p>
+    <w:p>
+      <w:pPr>
+        <w:spacing w:after="0" w:line="240" w:lineRule="auto"/>
+      </w:pPr>
+    </w:p>
+    <w:p>
+      <w:pPr>
+        <w:spacing w:after="0" w:line="240" w:lineRule="auto"/>
+      </w:pPr>
+    </w:p>
+    <w:p>
+      <w:pPr>
+        <w:spacing w:after="0" w:line="240" w:lineRule="auto"/>
+      </w:pPr>
+    </w:p>
+    <w:p>
+      <w:pPr>
+        <w:spacing w:after="0" w:line="240" w:lineRule="auto"/>
+      </w:pPr>
+    </w:p>
+    <w:p>
+      <w:pPr>
+        <w:spacing w:after="0" w:line="240" w:lineRule="auto"/>
+      </w:pPr>
+    </w:p>
+    <w:p>
+      <w:pPr>
+        <w:spacing w:after="0" w:line="240" w:lineRule="auto"/>
+      </w:pPr>
+    </w:p>
+    <w:p>
+      <w:pPr>
+        <w:spacing w:after="0" w:line="240" w:lineRule="auto"/>
+      </w:pPr>
+    </w:p>
+    <w:p>
+      <w:pPr>
+        <w:spacing w:after="0" w:line="240" w:lineRule="auto"/>
+      </w:pPr>
+    </w:p>
+    <w:p>
+      <w:pPr>
+        <w:spacing w:after="0" w:line="240" w:lineRule="auto"/>
+      </w:pPr>
+    </w:p>
+    <w:p>
+      <w:pPr>
+        <w:spacing w:after="0" w:line="240" w:lineRule="auto"/>
+      </w:pPr>
+    </w:p>
+    <w:p>
+      <w:pPr>
+        <w:spacing w:after="0" w:line="240" w:lineRule="auto"/>
+      </w:pPr>
+    </w:p>
+    <w:p>
+      <w:pPr>
+        <w:spacing w:after="0" w:line="240" w:lineRule="auto"/>
+      </w:pPr>
+    </w:p>
+    <w:p>
+      <w:pPr>
+        <w:spacing w:after="0" w:line="240" w:lineRule="auto"/>
+      </w:pPr>
+    </w:p>
+    <w:p>
+      <w:pPr>
+        <w:spacing w:after="0" w:line="240" w:lineRule="auto"/>
+      </w:pPr>
+    </w:p>
+    <w:p>
+      <w:pPr>
+        <w:spacing w:after="0" w:line="240" w:lineRule="auto"/>
+      </w:pPr>
+    </w:p>
+    <w:p>
+      <w:pPr>
+        <w:spacing w:after="0" w:line="240" w:lineRule="auto"/>
+      </w:pPr>
+    </w:p>
+    <w:p>
+      <w:pPr>
+        <w:spacing w:after="0" w:line="240" w:lineRule="auto"/>
+      </w:pPr>
+    </w:p>
+    <w:p>
+      <w:pPr>
+        <w:spacing w:after="0" w:line="240" w:lineRule="auto"/>
+      </w:pPr>
+    </w:p>
+    <w:p>
+      <w:pPr>
+        <w:spacing w:after="0" w:line="240" w:lineRule="auto"/>
+      </w:pPr>
+    </w:p>
+    <w:p>
+      <w:pPr>
+        <w:spacing w:after="0" w:line="240" w:lineRule="auto"/>
+      </w:pPr>
+    </w:p>
+    <w:p>
+      <w:pPr>
+        <w:spacing w:after="0" w:line="240" w:lineRule="auto"/>
+      </w:pPr>
+    </w:p>
+    <w:p>
+      <w:pPr>
+        <w:spacing w:after="0" w:line="240" w:lineRule="auto"/>
+      </w:pPr>
+    </w:p>
+    <w:p>
+      <w:pPr>
+        <w:spacing w:after="0" w:line="240" w:lineRule="auto"/>
+      </w:pPr>
+    </w:p>
+    <w:p>
+      <w:pPr>
+        <w:spacing w:after="0" w:line="240" w:lineRule="auto"/>
+      </w:pPr>
+    </w:p>
+    <w:p>
+      <w:pPr>
+        <w:spacing w:after="0" w:line="240" w:lineRule="auto"/>
+      </w:pPr>
+    </w:p>
+    <w:p>
+      <w:pPr>
+        <w:spacing w:after="0" w:line="240" w:lineRule="auto"/>
+      </w:pPr>
+    </w:p>
+    <w:p>
+      <w:pPr>
+        <w:spacing w:after="0" w:line="240" w:lineRule="auto"/>
+      </w:pPr>
+    </w:p>
+    <w:p>
+      <w:pPr>
+        <w:spacing w:after="0" w:line="240" w:lineRule="auto"/>
+      </w:pPr>
+    </w:p>
+    <w:p>
+      <w:pPr>
+        <w:spacing w:after="0" w:line="240" w:lineRule="auto"/>
+      </w:pPr>
+    </w:p>
+    <w:p>
+      <w:pPr>
+        <w:spacing w:after="0" w:line="240" w:lineRule="auto"/>
+      </w:pPr>
+    </w:p>
+    <w:p>
+      <w:pPr>
+        <w:spacing w:after="0" w:line="240" w:lineRule="auto"/>
+      </w:pPr>
+    </w:p>
+    <w:p>
+      <w:pPr>
+        <w:spacing w:after="0" w:line="240" w:lineRule="auto"/>
+      </w:pPr>
+    </w:p>
+    <w:p>
+      <w:pPr>
+        <w:spacing w:after="0" w:line="240" w:lineRule="auto"/>
+      </w:pPr>
+    </w:p>
+    <w:p>
+      <w:pPr>
+        <w:spacing w:after="0" w:line="240" w:lineRule="auto"/>
+      </w:pPr>
+    </w:p>
+    <w:p>
+      <w:pPr>
+        <w:spacing w:after="0" w:line="240" w:lineRule="auto"/>
+      </w:pPr>
+    </w:p>
+    <w:p>
+      <w:pPr>
+        <w:spacing w:after="0" w:line="240" w:lineRule="auto"/>
+      </w:pPr>
+    </w:p>
+    <w:p>
+      <w:pPr>
+        <w:spacing w:after="0" w:line="240" w:lineRule="auto"/>
+      </w:pPr>
+    </w:p>
+    <w:p>
+      <w:pPr>
+        <w:spacing w:after="0" w:line="240" w:lineRule="auto"/>
+      </w:pPr>
+    </w:p>
+    <w:p>
+      <w:pPr>
+        <w:spacing w:after="0" w:line="240" w:lineRule="auto"/>
+      </w:pPr>
     </w:p>
     <w:p>
       <w:pPr>
@@ -11568,7 +15236,7 @@
       <w:r>
         <w:t xml:space="preserve"> </w:t>
       </w:r>
-      <w:hyperlink r:id="rId47" w:history="1">
+      <w:hyperlink r:id="rId48" w:history="1">
         <w:r>
           <w:rPr>
             <w:rStyle w:val="Hyperlink"/>
@@ -11622,7 +15290,7 @@
                     <pic:cNvPicPr/>
                   </pic:nvPicPr>
                   <pic:blipFill>
-                    <a:blip r:embed="rId48"/>
+                    <a:blip r:embed="rId49"/>
                     <a:stretch>
                       <a:fillRect/>
                     </a:stretch>
@@ -11658,7 +15326,17 @@
         <w:spacing w:after="0" w:line="240" w:lineRule="auto"/>
       </w:pPr>
       <w:r>
-        <w:t>Add user related user name and password in “tomcat-user.xml” file in below path.</w:t>
+        <w:t>Add user related user name and password in “</w:t>
+      </w:r>
+      <w:r>
+        <w:rPr>
+          <w:b/>
+          <w:bCs/>
+        </w:rPr>
+        <w:t>tomcat-user.xml</w:t>
+      </w:r>
+      <w:r>
+        <w:t>” file in below path.</w:t>
       </w:r>
     </w:p>
     <w:p>
@@ -11742,6 +15420,7 @@
             <w:r>
               <w:t>" password="</w:t>
             </w:r>
+            <w:proofErr w:type="spellStart"/>
             <w:r>
               <w:rPr>
                 <w:b/>
@@ -11749,6 +15428,7 @@
               </w:rPr>
               <w:t>adminadmin</w:t>
             </w:r>
+            <w:proofErr w:type="spellEnd"/>
             <w:r>
               <w:t>"</w:t>
             </w:r>
@@ -11762,8 +15442,60 @@
                 <w:b/>
                 <w:bCs/>
               </w:rPr>
-              <w:t>manager-gui,manager-script,manager-status,admin-gui</w:t>
-            </w:r>
+              <w:t>manager-</w:t>
+            </w:r>
+            <w:proofErr w:type="spellStart"/>
+            <w:proofErr w:type="gramStart"/>
+            <w:r>
+              <w:rPr>
+                <w:b/>
+                <w:bCs/>
+              </w:rPr>
+              <w:t>gui,manager</w:t>
+            </w:r>
+            <w:proofErr w:type="spellEnd"/>
+            <w:proofErr w:type="gramEnd"/>
+            <w:r>
+              <w:rPr>
+                <w:b/>
+                <w:bCs/>
+              </w:rPr>
+              <w:t>-</w:t>
+            </w:r>
+            <w:proofErr w:type="spellStart"/>
+            <w:proofErr w:type="gramStart"/>
+            <w:r>
+              <w:rPr>
+                <w:b/>
+                <w:bCs/>
+              </w:rPr>
+              <w:t>script,manager</w:t>
+            </w:r>
+            <w:proofErr w:type="gramEnd"/>
+            <w:r>
+              <w:rPr>
+                <w:b/>
+                <w:bCs/>
+              </w:rPr>
+              <w:t>-</w:t>
+            </w:r>
+            <w:proofErr w:type="gramStart"/>
+            <w:r>
+              <w:rPr>
+                <w:b/>
+                <w:bCs/>
+              </w:rPr>
+              <w:t>status,admin</w:t>
+            </w:r>
+            <w:proofErr w:type="gramEnd"/>
+            <w:r>
+              <w:rPr>
+                <w:b/>
+                <w:bCs/>
+              </w:rPr>
+              <w:t>-gui</w:t>
+            </w:r>
+            <w:proofErr w:type="spellEnd"/>
             <w:r>
               <w:t>"/&gt;</w:t>
             </w:r>
@@ -11778,378 +15510,836 @@
     </w:p>
     <w:p>
       <w:pPr>
-        <w:spacing w:after="0" w:line="240" w:lineRule="auto"/>
-      </w:pPr>
-    </w:p>
-    <w:p>
-      <w:pPr>
-        <w:spacing w:after="0" w:line="240" w:lineRule="auto"/>
-      </w:pPr>
-    </w:p>
-    <w:p>
-      <w:pPr>
-        <w:spacing w:after="0" w:line="240" w:lineRule="auto"/>
-      </w:pPr>
-    </w:p>
-    <w:p>
-      <w:pPr>
-        <w:spacing w:after="0" w:line="240" w:lineRule="auto"/>
-      </w:pPr>
-    </w:p>
-    <w:p>
-      <w:pPr>
-        <w:spacing w:after="0" w:line="240" w:lineRule="auto"/>
-      </w:pPr>
-    </w:p>
-    <w:p>
-      <w:pPr>
-        <w:spacing w:after="0" w:line="240" w:lineRule="auto"/>
-      </w:pPr>
-    </w:p>
-    <w:p>
-      <w:pPr>
-        <w:spacing w:after="0" w:line="240" w:lineRule="auto"/>
-      </w:pPr>
-    </w:p>
-    <w:p>
-      <w:pPr>
-        <w:spacing w:after="0" w:line="240" w:lineRule="auto"/>
-      </w:pPr>
-    </w:p>
-    <w:p>
-      <w:pPr>
-        <w:spacing w:after="0" w:line="240" w:lineRule="auto"/>
-      </w:pPr>
-    </w:p>
-    <w:p>
-      <w:pPr>
-        <w:spacing w:after="0" w:line="240" w:lineRule="auto"/>
-      </w:pPr>
-    </w:p>
-    <w:p>
-      <w:pPr>
-        <w:spacing w:after="0" w:line="240" w:lineRule="auto"/>
-      </w:pPr>
-    </w:p>
-    <w:p>
-      <w:pPr>
-        <w:spacing w:after="0" w:line="240" w:lineRule="auto"/>
-      </w:pPr>
-    </w:p>
-    <w:p>
-      <w:pPr>
-        <w:spacing w:after="0" w:line="240" w:lineRule="auto"/>
-      </w:pPr>
-    </w:p>
-    <w:p>
-      <w:pPr>
-        <w:spacing w:after="0" w:line="240" w:lineRule="auto"/>
-      </w:pPr>
-    </w:p>
-    <w:p>
-      <w:pPr>
-        <w:spacing w:after="0" w:line="240" w:lineRule="auto"/>
-      </w:pPr>
-    </w:p>
-    <w:p>
-      <w:pPr>
-        <w:spacing w:after="0" w:line="240" w:lineRule="auto"/>
-      </w:pPr>
-    </w:p>
-    <w:p>
-      <w:pPr>
-        <w:spacing w:after="0" w:line="240" w:lineRule="auto"/>
-      </w:pPr>
-    </w:p>
-    <w:p>
-      <w:pPr>
-        <w:spacing w:after="0" w:line="240" w:lineRule="auto"/>
-      </w:pPr>
-    </w:p>
-    <w:p>
-      <w:pPr>
-        <w:spacing w:after="0" w:line="240" w:lineRule="auto"/>
-      </w:pPr>
-    </w:p>
-    <w:p>
-      <w:pPr>
-        <w:spacing w:after="0" w:line="240" w:lineRule="auto"/>
-      </w:pPr>
-    </w:p>
-    <w:p>
-      <w:pPr>
-        <w:spacing w:after="0" w:line="240" w:lineRule="auto"/>
-      </w:pPr>
-    </w:p>
-    <w:p>
-      <w:pPr>
-        <w:spacing w:after="0" w:line="240" w:lineRule="auto"/>
-      </w:pPr>
-    </w:p>
-    <w:p>
-      <w:pPr>
-        <w:spacing w:after="0" w:line="240" w:lineRule="auto"/>
-      </w:pPr>
-    </w:p>
-    <w:p>
-      <w:pPr>
-        <w:spacing w:after="0" w:line="240" w:lineRule="auto"/>
-      </w:pPr>
-    </w:p>
-    <w:p>
-      <w:pPr>
-        <w:spacing w:after="0" w:line="240" w:lineRule="auto"/>
-      </w:pPr>
-    </w:p>
-    <w:p>
-      <w:pPr>
-        <w:spacing w:after="0" w:line="240" w:lineRule="auto"/>
-      </w:pPr>
-    </w:p>
-    <w:p>
-      <w:pPr>
-        <w:spacing w:after="0" w:line="240" w:lineRule="auto"/>
-      </w:pPr>
-    </w:p>
-    <w:p>
-      <w:pPr>
-        <w:spacing w:after="0" w:line="240" w:lineRule="auto"/>
-      </w:pPr>
-    </w:p>
-    <w:p>
-      <w:pPr>
-        <w:spacing w:after="0" w:line="240" w:lineRule="auto"/>
-      </w:pPr>
-    </w:p>
-    <w:p>
-      <w:pPr>
-        <w:spacing w:after="0" w:line="240" w:lineRule="auto"/>
-      </w:pPr>
-    </w:p>
-    <w:p>
-      <w:pPr>
-        <w:spacing w:after="0" w:line="240" w:lineRule="auto"/>
-      </w:pPr>
-    </w:p>
-    <w:p>
-      <w:pPr>
-        <w:spacing w:after="0" w:line="240" w:lineRule="auto"/>
-      </w:pPr>
-    </w:p>
-    <w:p>
-      <w:pPr>
-        <w:spacing w:after="0" w:line="240" w:lineRule="auto"/>
-      </w:pPr>
-    </w:p>
-    <w:p>
-      <w:pPr>
-        <w:spacing w:after="0" w:line="240" w:lineRule="auto"/>
-      </w:pPr>
-    </w:p>
-    <w:p>
-      <w:pPr>
-        <w:spacing w:after="0" w:line="240" w:lineRule="auto"/>
-      </w:pPr>
-    </w:p>
-    <w:p>
-      <w:pPr>
-        <w:spacing w:after="0" w:line="240" w:lineRule="auto"/>
-      </w:pPr>
-    </w:p>
-    <w:p>
-      <w:pPr>
-        <w:spacing w:after="0" w:line="240" w:lineRule="auto"/>
-      </w:pPr>
-    </w:p>
-    <w:p>
-      <w:pPr>
-        <w:spacing w:after="0" w:line="240" w:lineRule="auto"/>
-      </w:pPr>
-    </w:p>
-    <w:p>
-      <w:pPr>
-        <w:spacing w:after="0" w:line="240" w:lineRule="auto"/>
-      </w:pPr>
-    </w:p>
-    <w:p>
-      <w:pPr>
-        <w:spacing w:after="0" w:line="240" w:lineRule="auto"/>
-      </w:pPr>
-    </w:p>
-    <w:p>
-      <w:pPr>
-        <w:spacing w:after="0" w:line="240" w:lineRule="auto"/>
-      </w:pPr>
-    </w:p>
-    <w:p>
-      <w:pPr>
-        <w:spacing w:after="0" w:line="240" w:lineRule="auto"/>
-      </w:pPr>
-    </w:p>
-    <w:p>
-      <w:pPr>
-        <w:spacing w:after="0" w:line="240" w:lineRule="auto"/>
-      </w:pPr>
-    </w:p>
-    <w:p>
-      <w:pPr>
-        <w:spacing w:after="0" w:line="240" w:lineRule="auto"/>
-      </w:pPr>
-    </w:p>
-    <w:p>
-      <w:pPr>
-        <w:spacing w:after="0" w:line="240" w:lineRule="auto"/>
-      </w:pPr>
-    </w:p>
-    <w:p>
-      <w:pPr>
-        <w:spacing w:after="0" w:line="240" w:lineRule="auto"/>
-      </w:pPr>
-    </w:p>
-    <w:p>
-      <w:pPr>
-        <w:spacing w:after="0" w:line="240" w:lineRule="auto"/>
-      </w:pPr>
-    </w:p>
-    <w:p>
-      <w:pPr>
-        <w:spacing w:after="0" w:line="240" w:lineRule="auto"/>
-      </w:pPr>
-    </w:p>
-    <w:p>
-      <w:pPr>
-        <w:spacing w:after="0" w:line="240" w:lineRule="auto"/>
-      </w:pPr>
-    </w:p>
-    <w:p>
-      <w:pPr>
-        <w:spacing w:after="0" w:line="240" w:lineRule="auto"/>
-      </w:pPr>
-    </w:p>
-    <w:p>
-      <w:pPr>
-        <w:spacing w:after="0" w:line="240" w:lineRule="auto"/>
-      </w:pPr>
-    </w:p>
-    <w:p>
-      <w:pPr>
-        <w:spacing w:after="0" w:line="240" w:lineRule="auto"/>
-      </w:pPr>
-    </w:p>
-    <w:p>
-      <w:pPr>
-        <w:spacing w:after="0" w:line="240" w:lineRule="auto"/>
-      </w:pPr>
-    </w:p>
-    <w:p>
-      <w:pPr>
-        <w:spacing w:after="0" w:line="240" w:lineRule="auto"/>
-      </w:pPr>
-    </w:p>
-    <w:p>
-      <w:pPr>
-        <w:spacing w:after="0" w:line="240" w:lineRule="auto"/>
-      </w:pPr>
-    </w:p>
-    <w:p>
-      <w:pPr>
-        <w:spacing w:after="0" w:line="240" w:lineRule="auto"/>
-      </w:pPr>
-    </w:p>
-    <w:p>
-      <w:pPr>
-        <w:spacing w:after="0" w:line="240" w:lineRule="auto"/>
-      </w:pPr>
-    </w:p>
-    <w:p>
-      <w:pPr>
-        <w:spacing w:after="0" w:line="240" w:lineRule="auto"/>
-      </w:pPr>
-    </w:p>
-    <w:p>
-      <w:pPr>
-        <w:spacing w:after="0" w:line="240" w:lineRule="auto"/>
-      </w:pPr>
-    </w:p>
-    <w:p>
-      <w:pPr>
-        <w:spacing w:after="0" w:line="240" w:lineRule="auto"/>
-      </w:pPr>
-    </w:p>
-    <w:p>
-      <w:pPr>
-        <w:spacing w:after="0" w:line="240" w:lineRule="auto"/>
-      </w:pPr>
-    </w:p>
-    <w:p>
-      <w:pPr>
-        <w:spacing w:after="0" w:line="240" w:lineRule="auto"/>
-      </w:pPr>
-    </w:p>
-    <w:p>
-      <w:pPr>
-        <w:spacing w:after="0" w:line="240" w:lineRule="auto"/>
-      </w:pPr>
-    </w:p>
-    <w:p>
-      <w:pPr>
-        <w:spacing w:after="0" w:line="240" w:lineRule="auto"/>
-      </w:pPr>
-    </w:p>
-    <w:p>
-      <w:pPr>
-        <w:spacing w:after="0" w:line="240" w:lineRule="auto"/>
-      </w:pPr>
-    </w:p>
-    <w:p>
-      <w:pPr>
-        <w:spacing w:after="0" w:line="240" w:lineRule="auto"/>
-      </w:pPr>
-    </w:p>
-    <w:p>
-      <w:pPr>
-        <w:spacing w:after="0" w:line="240" w:lineRule="auto"/>
-      </w:pPr>
-    </w:p>
-    <w:p>
-      <w:pPr>
-        <w:spacing w:after="0" w:line="240" w:lineRule="auto"/>
-      </w:pPr>
-    </w:p>
-    <w:p>
-      <w:pPr>
-        <w:spacing w:after="0" w:line="240" w:lineRule="auto"/>
-      </w:pPr>
-    </w:p>
-    <w:p>
-      <w:pPr>
-        <w:spacing w:after="0" w:line="240" w:lineRule="auto"/>
-      </w:pPr>
-    </w:p>
-    <w:p>
-      <w:pPr>
-        <w:spacing w:after="0" w:line="240" w:lineRule="auto"/>
-      </w:pPr>
-    </w:p>
-    <w:p>
-      <w:pPr>
-        <w:spacing w:after="0" w:line="240" w:lineRule="auto"/>
-      </w:pPr>
-    </w:p>
-    <w:p>
-      <w:pPr>
-        <w:spacing w:after="0" w:line="240" w:lineRule="auto"/>
-        <w:rPr>
-          <w:b/>
-          <w:bCs/>
-        </w:rPr>
-      </w:pPr>
-      <w:r>
-        <w:rPr>
-          <w:b/>
-          <w:bCs/>
-        </w:rPr>
+        <w:pStyle w:val="ListParagraph"/>
+        <w:numPr>
+          <w:ilvl w:val="0"/>
+          <w:numId w:val="8"/>
+        </w:numPr>
+        <w:spacing w:after="0" w:line="240" w:lineRule="auto"/>
+      </w:pPr>
+      <w:r>
+        <w:t>Starting Tomc</w:t>
+      </w:r>
+      <w:r>
+        <w:t>a</w:t>
+      </w:r>
+      <w:r>
+        <w:t>t:</w:t>
+      </w:r>
+    </w:p>
+    <w:p>
+      <w:pPr>
+        <w:pStyle w:val="ListParagraph"/>
+        <w:numPr>
+          <w:ilvl w:val="0"/>
+          <w:numId w:val="16"/>
+        </w:numPr>
+        <w:spacing w:after="0" w:line="240" w:lineRule="auto"/>
+      </w:pPr>
+      <w:r>
+        <w:t xml:space="preserve">Go to downloaded tomcat “bin” folder. </w:t>
+      </w:r>
+      <w:r>
+        <w:rPr>
+          <w:b/>
+          <w:bCs/>
+        </w:rPr>
+        <w:t>apache-tomcat-11.0.10\bin</w:t>
+      </w:r>
+    </w:p>
+    <w:p>
+      <w:pPr>
+        <w:pStyle w:val="ListParagraph"/>
+        <w:numPr>
+          <w:ilvl w:val="0"/>
+          <w:numId w:val="16"/>
+        </w:numPr>
+        <w:spacing w:after="0" w:line="240" w:lineRule="auto"/>
+      </w:pPr>
+      <w:r>
+        <w:t>Open CMD/</w:t>
+      </w:r>
+      <w:proofErr w:type="spellStart"/>
+      <w:r>
+        <w:t>Gitbash</w:t>
+      </w:r>
+      <w:proofErr w:type="spellEnd"/>
+      <w:r>
+        <w:t xml:space="preserve"> there and run </w:t>
+      </w:r>
+      <w:r>
+        <w:rPr>
+          <w:highlight w:val="yellow"/>
+        </w:rPr>
+        <w:t xml:space="preserve">&gt; </w:t>
+      </w:r>
+      <w:r>
+        <w:rPr>
+          <w:b/>
+          <w:bCs/>
+          <w:highlight w:val="yellow"/>
+        </w:rPr>
+        <w:t>startup.bat</w:t>
+      </w:r>
+    </w:p>
+    <w:p>
+      <w:pPr>
+        <w:spacing w:after="0" w:line="240" w:lineRule="auto"/>
+      </w:pPr>
+      <w:r>
+        <w:drawing>
+          <wp:inline distT="0" distB="0" distL="0" distR="0" wp14:anchorId="714486A9" wp14:editId="73E5E1AA">
+            <wp:extent cx="6858000" cy="1047115"/>
+            <wp:effectExtent l="0" t="0" r="0" b="0"/>
+            <wp:docPr id="763609527" name="Picture 1"/>
+            <wp:cNvGraphicFramePr>
+              <a:graphicFrameLocks xmlns:a="http://schemas.openxmlformats.org/drawingml/2006/main" noChangeAspect="1"/>
+            </wp:cNvGraphicFramePr>
+            <a:graphic xmlns:a="http://schemas.openxmlformats.org/drawingml/2006/main">
+              <a:graphicData uri="http://schemas.openxmlformats.org/drawingml/2006/picture">
+                <pic:pic xmlns:pic="http://schemas.openxmlformats.org/drawingml/2006/picture">
+                  <pic:nvPicPr>
+                    <pic:cNvPr id="763609527" name=""/>
+                    <pic:cNvPicPr/>
+                  </pic:nvPicPr>
+                  <pic:blipFill>
+                    <a:blip r:embed="rId50"/>
+                    <a:stretch>
+                      <a:fillRect/>
+                    </a:stretch>
+                  </pic:blipFill>
+                  <pic:spPr>
+                    <a:xfrm>
+                      <a:off x="0" y="0"/>
+                      <a:ext cx="6858000" cy="1047115"/>
+                    </a:xfrm>
+                    <a:prstGeom prst="rect">
+                      <a:avLst/>
+                    </a:prstGeom>
+                  </pic:spPr>
+                </pic:pic>
+              </a:graphicData>
+            </a:graphic>
+          </wp:inline>
+        </w:drawing>
+      </w:r>
+    </w:p>
+    <w:p>
+      <w:pPr>
+        <w:spacing w:after="0" w:line="240" w:lineRule="auto"/>
+      </w:pPr>
+    </w:p>
+    <w:p>
+      <w:pPr>
+        <w:spacing w:after="0" w:line="240" w:lineRule="auto"/>
+      </w:pPr>
+      <w:r>
+        <w:drawing>
+          <wp:inline distT="0" distB="0" distL="0" distR="0" wp14:anchorId="043B93E6" wp14:editId="2B5D9C5E">
+            <wp:extent cx="6858000" cy="793750"/>
+            <wp:effectExtent l="0" t="0" r="0" b="0"/>
+            <wp:docPr id="215358526" name="Picture 1"/>
+            <wp:cNvGraphicFramePr>
+              <a:graphicFrameLocks xmlns:a="http://schemas.openxmlformats.org/drawingml/2006/main" noChangeAspect="1"/>
+            </wp:cNvGraphicFramePr>
+            <a:graphic xmlns:a="http://schemas.openxmlformats.org/drawingml/2006/main">
+              <a:graphicData uri="http://schemas.openxmlformats.org/drawingml/2006/picture">
+                <pic:pic xmlns:pic="http://schemas.openxmlformats.org/drawingml/2006/picture">
+                  <pic:nvPicPr>
+                    <pic:cNvPr id="215358526" name=""/>
+                    <pic:cNvPicPr/>
+                  </pic:nvPicPr>
+                  <pic:blipFill>
+                    <a:blip r:embed="rId51"/>
+                    <a:stretch>
+                      <a:fillRect/>
+                    </a:stretch>
+                  </pic:blipFill>
+                  <pic:spPr>
+                    <a:xfrm>
+                      <a:off x="0" y="0"/>
+                      <a:ext cx="6858000" cy="793750"/>
+                    </a:xfrm>
+                    <a:prstGeom prst="rect">
+                      <a:avLst/>
+                    </a:prstGeom>
+                  </pic:spPr>
+                </pic:pic>
+              </a:graphicData>
+            </a:graphic>
+          </wp:inline>
+        </w:drawing>
+      </w:r>
+    </w:p>
+    <w:p>
+      <w:pPr>
+        <w:pStyle w:val="ListParagraph"/>
+        <w:numPr>
+          <w:ilvl w:val="0"/>
+          <w:numId w:val="16"/>
+        </w:numPr>
+        <w:spacing w:after="0" w:line="240" w:lineRule="auto"/>
+      </w:pPr>
+      <w:r>
+        <w:t xml:space="preserve">Tomcat always starts on 8080 port number. </w:t>
+      </w:r>
+      <w:r>
+        <w:rPr>
+          <w:b/>
+          <w:bCs/>
+          <w:highlight w:val="yellow"/>
+        </w:rPr>
+        <w:t>To open browser and open http://localhost:8080</w:t>
+      </w:r>
+    </w:p>
+    <w:p>
+      <w:pPr>
+        <w:spacing w:after="0" w:line="240" w:lineRule="auto"/>
+      </w:pPr>
+    </w:p>
+    <w:p>
+      <w:pPr>
+        <w:spacing w:after="0" w:line="240" w:lineRule="auto"/>
+      </w:pPr>
+      <w:r>
+        <w:t>Browser opens like below.</w:t>
+      </w:r>
+    </w:p>
+    <w:p>
+      <w:pPr>
+        <w:spacing w:after="0" w:line="240" w:lineRule="auto"/>
+      </w:pPr>
+      <w:r>
         <w:lastRenderedPageBreak/>
+        <w:drawing>
+          <wp:inline distT="0" distB="0" distL="0" distR="0" wp14:anchorId="1CACA2A5" wp14:editId="4FC99CF4">
+            <wp:extent cx="6151418" cy="2926480"/>
+            <wp:effectExtent l="0" t="0" r="0" b="0"/>
+            <wp:docPr id="123357054" name="Picture 1"/>
+            <wp:cNvGraphicFramePr>
+              <a:graphicFrameLocks xmlns:a="http://schemas.openxmlformats.org/drawingml/2006/main" noChangeAspect="1"/>
+            </wp:cNvGraphicFramePr>
+            <a:graphic xmlns:a="http://schemas.openxmlformats.org/drawingml/2006/main">
+              <a:graphicData uri="http://schemas.openxmlformats.org/drawingml/2006/picture">
+                <pic:pic xmlns:pic="http://schemas.openxmlformats.org/drawingml/2006/picture">
+                  <pic:nvPicPr>
+                    <pic:cNvPr id="123357054" name=""/>
+                    <pic:cNvPicPr/>
+                  </pic:nvPicPr>
+                  <pic:blipFill>
+                    <a:blip r:embed="rId52"/>
+                    <a:stretch>
+                      <a:fillRect/>
+                    </a:stretch>
+                  </pic:blipFill>
+                  <pic:spPr>
+                    <a:xfrm>
+                      <a:off x="0" y="0"/>
+                      <a:ext cx="6193125" cy="2946322"/>
+                    </a:xfrm>
+                    <a:prstGeom prst="rect">
+                      <a:avLst/>
+                    </a:prstGeom>
+                  </pic:spPr>
+                </pic:pic>
+              </a:graphicData>
+            </a:graphic>
+          </wp:inline>
+        </w:drawing>
+      </w:r>
+    </w:p>
+    <w:p>
+      <w:pPr>
+        <w:spacing w:after="0" w:line="240" w:lineRule="auto"/>
+      </w:pPr>
+    </w:p>
+    <w:p>
+      <w:pPr>
+        <w:spacing w:after="0" w:line="240" w:lineRule="auto"/>
+      </w:pPr>
+      <w:r>
+        <w:t xml:space="preserve">To deploy </w:t>
+      </w:r>
+      <w:proofErr w:type="gramStart"/>
+      <w:r>
+        <w:t>our</w:t>
+      </w:r>
+      <w:proofErr w:type="gramEnd"/>
+      <w:r>
+        <w:t xml:space="preserve"> .war file we need to click on </w:t>
+      </w:r>
+      <w:r>
+        <w:rPr>
+          <w:b/>
+          <w:bCs/>
+          <w:highlight w:val="yellow"/>
+        </w:rPr>
+        <w:t>“Manager App”</w:t>
+      </w:r>
+      <w:r>
+        <w:t xml:space="preserve"> button from above. It will ask for user name and password, please enter user name and password which you configured in </w:t>
+      </w:r>
+      <w:r>
+        <w:rPr>
+          <w:b/>
+          <w:bCs/>
+        </w:rPr>
+        <w:t>tomcat-users.xml</w:t>
+      </w:r>
+      <w:r>
+        <w:rPr>
+          <w:b/>
+          <w:bCs/>
+        </w:rPr>
+        <w:t xml:space="preserve">. For </w:t>
+      </w:r>
+      <w:proofErr w:type="spellStart"/>
+      <w:r>
+        <w:rPr>
+          <w:b/>
+          <w:bCs/>
+        </w:rPr>
+        <w:t>eg</w:t>
+      </w:r>
+      <w:proofErr w:type="spellEnd"/>
+      <w:r>
+        <w:rPr>
+          <w:b/>
+          <w:bCs/>
+        </w:rPr>
+        <w:t>: admin/</w:t>
+      </w:r>
+      <w:proofErr w:type="spellStart"/>
+      <w:r>
+        <w:rPr>
+          <w:b/>
+          <w:bCs/>
+        </w:rPr>
+        <w:t>adminadmin</w:t>
+      </w:r>
+      <w:proofErr w:type="spellEnd"/>
+      <w:r>
+        <w:rPr>
+          <w:b/>
+          <w:bCs/>
+        </w:rPr>
+        <w:t>.</w:t>
+      </w:r>
+    </w:p>
+    <w:p>
+      <w:pPr>
+        <w:spacing w:after="0" w:line="240" w:lineRule="auto"/>
+      </w:pPr>
+    </w:p>
+    <w:p>
+      <w:pPr>
+        <w:spacing w:after="0" w:line="240" w:lineRule="auto"/>
+      </w:pPr>
+      <w:r>
+        <w:t>Now from “WAR file to deploy” section please upload the war file which you created and click on deploy button, that’s all your web war application will be deployed in tomcat.</w:t>
+      </w:r>
+    </w:p>
+    <w:p>
+      <w:pPr>
+        <w:spacing w:after="0" w:line="240" w:lineRule="auto"/>
+      </w:pPr>
+      <w:r>
+        <w:drawing>
+          <wp:inline distT="0" distB="0" distL="0" distR="0" wp14:anchorId="06D71F9D" wp14:editId="266DE68F">
+            <wp:extent cx="6858000" cy="2625090"/>
+            <wp:effectExtent l="0" t="0" r="0" b="0"/>
+            <wp:docPr id="1211928563" name="Picture 1"/>
+            <wp:cNvGraphicFramePr>
+              <a:graphicFrameLocks xmlns:a="http://schemas.openxmlformats.org/drawingml/2006/main" noChangeAspect="1"/>
+            </wp:cNvGraphicFramePr>
+            <a:graphic xmlns:a="http://schemas.openxmlformats.org/drawingml/2006/main">
+              <a:graphicData uri="http://schemas.openxmlformats.org/drawingml/2006/picture">
+                <pic:pic xmlns:pic="http://schemas.openxmlformats.org/drawingml/2006/picture">
+                  <pic:nvPicPr>
+                    <pic:cNvPr id="1211928563" name=""/>
+                    <pic:cNvPicPr/>
+                  </pic:nvPicPr>
+                  <pic:blipFill>
+                    <a:blip r:embed="rId53"/>
+                    <a:stretch>
+                      <a:fillRect/>
+                    </a:stretch>
+                  </pic:blipFill>
+                  <pic:spPr>
+                    <a:xfrm>
+                      <a:off x="0" y="0"/>
+                      <a:ext cx="6858000" cy="2625090"/>
+                    </a:xfrm>
+                    <a:prstGeom prst="rect">
+                      <a:avLst/>
+                    </a:prstGeom>
+                  </pic:spPr>
+                </pic:pic>
+              </a:graphicData>
+            </a:graphic>
+          </wp:inline>
+        </w:drawing>
+      </w:r>
+    </w:p>
+    <w:p>
+      <w:pPr>
+        <w:spacing w:after="0" w:line="240" w:lineRule="auto"/>
+      </w:pPr>
+      <w:r>
+        <w:t xml:space="preserve">Now you can see tomcat deployed your war file location in tomcat </w:t>
+      </w:r>
+      <w:r>
+        <w:rPr>
+          <w:b/>
+          <w:bCs/>
+          <w:highlight w:val="yellow"/>
+        </w:rPr>
+        <w:t>webapps</w:t>
+      </w:r>
+      <w:r>
+        <w:t xml:space="preserve"> folder.</w:t>
+      </w:r>
+    </w:p>
+    <w:p>
+      <w:pPr>
+        <w:spacing w:after="0" w:line="240" w:lineRule="auto"/>
+      </w:pPr>
+      <w:r>
+        <w:drawing>
+          <wp:inline distT="0" distB="0" distL="0" distR="0" wp14:anchorId="3B19F2EA" wp14:editId="367F721D">
+            <wp:extent cx="5090323" cy="1816963"/>
+            <wp:effectExtent l="0" t="0" r="0" b="0"/>
+            <wp:docPr id="708478911" name="Picture 1"/>
+            <wp:cNvGraphicFramePr>
+              <a:graphicFrameLocks xmlns:a="http://schemas.openxmlformats.org/drawingml/2006/main" noChangeAspect="1"/>
+            </wp:cNvGraphicFramePr>
+            <a:graphic xmlns:a="http://schemas.openxmlformats.org/drawingml/2006/main">
+              <a:graphicData uri="http://schemas.openxmlformats.org/drawingml/2006/picture">
+                <pic:pic xmlns:pic="http://schemas.openxmlformats.org/drawingml/2006/picture">
+                  <pic:nvPicPr>
+                    <pic:cNvPr id="708478911" name=""/>
+                    <pic:cNvPicPr/>
+                  </pic:nvPicPr>
+                  <pic:blipFill>
+                    <a:blip r:embed="rId54"/>
+                    <a:stretch>
+                      <a:fillRect/>
+                    </a:stretch>
+                  </pic:blipFill>
+                  <pic:spPr>
+                    <a:xfrm>
+                      <a:off x="0" y="0"/>
+                      <a:ext cx="5105299" cy="1822309"/>
+                    </a:xfrm>
+                    <a:prstGeom prst="rect">
+                      <a:avLst/>
+                    </a:prstGeom>
+                  </pic:spPr>
+                </pic:pic>
+              </a:graphicData>
+            </a:graphic>
+          </wp:inline>
+        </w:drawing>
+      </w:r>
+    </w:p>
+    <w:p>
+      <w:pPr>
+        <w:spacing w:after="0" w:line="240" w:lineRule="auto"/>
+      </w:pPr>
+    </w:p>
+    <w:p>
+      <w:pPr>
+        <w:spacing w:after="0" w:line="240" w:lineRule="auto"/>
+      </w:pPr>
+    </w:p>
+    <w:p>
+      <w:pPr>
+        <w:spacing w:after="0" w:line="240" w:lineRule="auto"/>
+      </w:pPr>
+    </w:p>
+    <w:p>
+      <w:pPr>
+        <w:spacing w:after="0" w:line="240" w:lineRule="auto"/>
+      </w:pPr>
+    </w:p>
+    <w:p>
+      <w:pPr>
+        <w:spacing w:after="0" w:line="240" w:lineRule="auto"/>
+      </w:pPr>
+    </w:p>
+    <w:p>
+      <w:pPr>
+        <w:spacing w:after="0" w:line="240" w:lineRule="auto"/>
+      </w:pPr>
+    </w:p>
+    <w:p>
+      <w:pPr>
+        <w:spacing w:after="0" w:line="240" w:lineRule="auto"/>
+      </w:pPr>
+    </w:p>
+    <w:p>
+      <w:pPr>
+        <w:spacing w:after="0" w:line="240" w:lineRule="auto"/>
+      </w:pPr>
+    </w:p>
+    <w:p>
+      <w:pPr>
+        <w:spacing w:after="0" w:line="240" w:lineRule="auto"/>
+      </w:pPr>
+    </w:p>
+    <w:p>
+      <w:pPr>
+        <w:spacing w:after="0" w:line="240" w:lineRule="auto"/>
+      </w:pPr>
+    </w:p>
+    <w:p>
+      <w:pPr>
+        <w:spacing w:after="0" w:line="240" w:lineRule="auto"/>
+      </w:pPr>
+    </w:p>
+    <w:p>
+      <w:pPr>
+        <w:spacing w:after="0" w:line="240" w:lineRule="auto"/>
+      </w:pPr>
+    </w:p>
+    <w:p>
+      <w:pPr>
+        <w:spacing w:after="0" w:line="240" w:lineRule="auto"/>
+      </w:pPr>
+    </w:p>
+    <w:p>
+      <w:pPr>
+        <w:spacing w:after="0" w:line="240" w:lineRule="auto"/>
+      </w:pPr>
+    </w:p>
+    <w:p>
+      <w:pPr>
+        <w:spacing w:after="0" w:line="240" w:lineRule="auto"/>
+      </w:pPr>
+    </w:p>
+    <w:p>
+      <w:pPr>
+        <w:spacing w:after="0" w:line="240" w:lineRule="auto"/>
+      </w:pPr>
+    </w:p>
+    <w:p>
+      <w:pPr>
+        <w:spacing w:after="0" w:line="240" w:lineRule="auto"/>
+      </w:pPr>
+    </w:p>
+    <w:p>
+      <w:pPr>
+        <w:spacing w:after="0" w:line="240" w:lineRule="auto"/>
+      </w:pPr>
+    </w:p>
+    <w:p>
+      <w:pPr>
+        <w:spacing w:after="0" w:line="240" w:lineRule="auto"/>
+      </w:pPr>
+    </w:p>
+    <w:p>
+      <w:pPr>
+        <w:spacing w:after="0" w:line="240" w:lineRule="auto"/>
+      </w:pPr>
+    </w:p>
+    <w:p>
+      <w:pPr>
+        <w:spacing w:after="0" w:line="240" w:lineRule="auto"/>
+      </w:pPr>
+    </w:p>
+    <w:p>
+      <w:pPr>
+        <w:spacing w:after="0" w:line="240" w:lineRule="auto"/>
+      </w:pPr>
+    </w:p>
+    <w:p>
+      <w:pPr>
+        <w:spacing w:after="0" w:line="240" w:lineRule="auto"/>
+      </w:pPr>
+    </w:p>
+    <w:p>
+      <w:pPr>
+        <w:spacing w:after="0" w:line="240" w:lineRule="auto"/>
+      </w:pPr>
+    </w:p>
+    <w:p>
+      <w:pPr>
+        <w:spacing w:after="0" w:line="240" w:lineRule="auto"/>
+      </w:pPr>
+    </w:p>
+    <w:p>
+      <w:pPr>
+        <w:spacing w:after="0" w:line="240" w:lineRule="auto"/>
+      </w:pPr>
+    </w:p>
+    <w:p>
+      <w:pPr>
+        <w:spacing w:after="0" w:line="240" w:lineRule="auto"/>
+      </w:pPr>
+    </w:p>
+    <w:p>
+      <w:pPr>
+        <w:spacing w:after="0" w:line="240" w:lineRule="auto"/>
+      </w:pPr>
+    </w:p>
+    <w:p>
+      <w:pPr>
+        <w:spacing w:after="0" w:line="240" w:lineRule="auto"/>
+      </w:pPr>
+    </w:p>
+    <w:p>
+      <w:pPr>
+        <w:spacing w:after="0" w:line="240" w:lineRule="auto"/>
+      </w:pPr>
+    </w:p>
+    <w:p>
+      <w:pPr>
+        <w:spacing w:after="0" w:line="240" w:lineRule="auto"/>
+      </w:pPr>
+    </w:p>
+    <w:p>
+      <w:pPr>
+        <w:spacing w:after="0" w:line="240" w:lineRule="auto"/>
+      </w:pPr>
+    </w:p>
+    <w:p>
+      <w:pPr>
+        <w:spacing w:after="0" w:line="240" w:lineRule="auto"/>
+      </w:pPr>
+    </w:p>
+    <w:p>
+      <w:pPr>
+        <w:spacing w:after="0" w:line="240" w:lineRule="auto"/>
+      </w:pPr>
+    </w:p>
+    <w:p>
+      <w:pPr>
+        <w:spacing w:after="0" w:line="240" w:lineRule="auto"/>
+      </w:pPr>
+    </w:p>
+    <w:p>
+      <w:pPr>
+        <w:spacing w:after="0" w:line="240" w:lineRule="auto"/>
+      </w:pPr>
+    </w:p>
+    <w:p>
+      <w:pPr>
+        <w:spacing w:after="0" w:line="240" w:lineRule="auto"/>
+      </w:pPr>
+    </w:p>
+    <w:p>
+      <w:pPr>
+        <w:spacing w:after="0" w:line="240" w:lineRule="auto"/>
+      </w:pPr>
+    </w:p>
+    <w:p>
+      <w:pPr>
+        <w:spacing w:after="0" w:line="240" w:lineRule="auto"/>
+      </w:pPr>
+    </w:p>
+    <w:p>
+      <w:pPr>
+        <w:spacing w:after="0" w:line="240" w:lineRule="auto"/>
+      </w:pPr>
+    </w:p>
+    <w:p>
+      <w:pPr>
+        <w:spacing w:after="0" w:line="240" w:lineRule="auto"/>
+      </w:pPr>
+    </w:p>
+    <w:p>
+      <w:pPr>
+        <w:spacing w:after="0" w:line="240" w:lineRule="auto"/>
+      </w:pPr>
+    </w:p>
+    <w:p>
+      <w:pPr>
+        <w:spacing w:after="0" w:line="240" w:lineRule="auto"/>
+      </w:pPr>
+    </w:p>
+    <w:p>
+      <w:pPr>
+        <w:spacing w:after="0" w:line="240" w:lineRule="auto"/>
+      </w:pPr>
+    </w:p>
+    <w:p>
+      <w:pPr>
+        <w:spacing w:after="0" w:line="240" w:lineRule="auto"/>
+      </w:pPr>
+    </w:p>
+    <w:p>
+      <w:pPr>
+        <w:spacing w:after="0" w:line="240" w:lineRule="auto"/>
+      </w:pPr>
+    </w:p>
+    <w:p>
+      <w:pPr>
+        <w:spacing w:after="0" w:line="240" w:lineRule="auto"/>
+      </w:pPr>
+    </w:p>
+    <w:p>
+      <w:pPr>
+        <w:spacing w:after="0" w:line="240" w:lineRule="auto"/>
+      </w:pPr>
+    </w:p>
+    <w:p>
+      <w:pPr>
+        <w:spacing w:after="0" w:line="240" w:lineRule="auto"/>
+      </w:pPr>
+    </w:p>
+    <w:p>
+      <w:pPr>
+        <w:spacing w:after="0" w:line="240" w:lineRule="auto"/>
+      </w:pPr>
+    </w:p>
+    <w:p>
+      <w:pPr>
+        <w:spacing w:after="0" w:line="240" w:lineRule="auto"/>
+      </w:pPr>
+    </w:p>
+    <w:p>
+      <w:pPr>
+        <w:spacing w:after="0" w:line="240" w:lineRule="auto"/>
+      </w:pPr>
+    </w:p>
+    <w:p>
+      <w:pPr>
+        <w:spacing w:after="0" w:line="240" w:lineRule="auto"/>
+      </w:pPr>
+    </w:p>
+    <w:p>
+      <w:pPr>
+        <w:spacing w:after="0" w:line="240" w:lineRule="auto"/>
+      </w:pPr>
+    </w:p>
+    <w:p>
+      <w:pPr>
+        <w:spacing w:after="0" w:line="240" w:lineRule="auto"/>
+      </w:pPr>
+    </w:p>
+    <w:p>
+      <w:pPr>
+        <w:spacing w:after="0" w:line="240" w:lineRule="auto"/>
+      </w:pPr>
+    </w:p>
+    <w:p>
+      <w:pPr>
+        <w:spacing w:after="0" w:line="240" w:lineRule="auto"/>
+      </w:pPr>
+    </w:p>
+    <w:p>
+      <w:pPr>
+        <w:spacing w:after="0" w:line="240" w:lineRule="auto"/>
+      </w:pPr>
+    </w:p>
+    <w:p>
+      <w:pPr>
+        <w:spacing w:after="0" w:line="240" w:lineRule="auto"/>
+      </w:pPr>
+    </w:p>
+    <w:p>
+      <w:pPr>
+        <w:spacing w:after="0" w:line="240" w:lineRule="auto"/>
+      </w:pPr>
+    </w:p>
+    <w:p>
+      <w:pPr>
+        <w:spacing w:after="0" w:line="240" w:lineRule="auto"/>
+      </w:pPr>
+    </w:p>
+    <w:p>
+      <w:pPr>
+        <w:spacing w:after="0" w:line="240" w:lineRule="auto"/>
+      </w:pPr>
+    </w:p>
+    <w:p>
+      <w:pPr>
+        <w:spacing w:after="0" w:line="240" w:lineRule="auto"/>
+      </w:pPr>
+    </w:p>
+    <w:p>
+      <w:pPr>
+        <w:spacing w:after="0" w:line="240" w:lineRule="auto"/>
+      </w:pPr>
+    </w:p>
+    <w:p>
+      <w:pPr>
+        <w:spacing w:after="0" w:line="240" w:lineRule="auto"/>
+      </w:pPr>
+    </w:p>
+    <w:p>
+      <w:pPr>
+        <w:spacing w:after="0" w:line="240" w:lineRule="auto"/>
+      </w:pPr>
+    </w:p>
+    <w:p>
+      <w:pPr>
+        <w:spacing w:after="0" w:line="240" w:lineRule="auto"/>
+      </w:pPr>
+    </w:p>
+    <w:p>
+      <w:pPr>
+        <w:spacing w:after="0" w:line="240" w:lineRule="auto"/>
+      </w:pPr>
+    </w:p>
+    <w:p>
+      <w:pPr>
+        <w:spacing w:after="0" w:line="240" w:lineRule="auto"/>
+      </w:pPr>
+    </w:p>
+    <w:p>
+      <w:pPr>
+        <w:spacing w:after="0" w:line="240" w:lineRule="auto"/>
+      </w:pPr>
+    </w:p>
+    <w:p>
+      <w:pPr>
+        <w:spacing w:after="0" w:line="240" w:lineRule="auto"/>
+      </w:pPr>
+    </w:p>
+    <w:p>
+      <w:pPr>
+        <w:spacing w:after="0" w:line="240" w:lineRule="auto"/>
+      </w:pPr>
+    </w:p>
+    <w:p>
+      <w:pPr>
+        <w:spacing w:after="0" w:line="240" w:lineRule="auto"/>
+      </w:pPr>
+    </w:p>
+    <w:p>
+      <w:pPr>
+        <w:spacing w:after="0" w:line="240" w:lineRule="auto"/>
+      </w:pPr>
+    </w:p>
+    <w:p>
+      <w:pPr>
+        <w:spacing w:after="0" w:line="240" w:lineRule="auto"/>
+      </w:pPr>
+    </w:p>
+    <w:p>
+      <w:pPr>
+        <w:spacing w:after="0" w:line="240" w:lineRule="auto"/>
+      </w:pPr>
+    </w:p>
+    <w:p>
+      <w:pPr>
+        <w:spacing w:after="0" w:line="240" w:lineRule="auto"/>
+      </w:pPr>
+    </w:p>
+    <w:p>
+      <w:pPr>
+        <w:spacing w:after="0" w:line="240" w:lineRule="auto"/>
+        <w:rPr>
+          <w:b/>
+          <w:bCs/>
+        </w:rPr>
+      </w:pPr>
+      <w:r>
+        <w:rPr>
+          <w:b/>
+          <w:bCs/>
+        </w:rPr>
         <w:t xml:space="preserve">Sending </w:t>
       </w:r>
       <w:r>
@@ -12273,7 +16463,25 @@
                 <w:szCs w:val="18"/>
                 <w:lang w:val="en-IN"/>
               </w:rPr>
-              <w:t>&lt;html lang="en"&gt;</w:t>
+              <w:t>&lt;html lang="</w:t>
+            </w:r>
+            <w:proofErr w:type="spellStart"/>
+            <w:r>
+              <w:rPr>
+                <w:sz w:val="18"/>
+                <w:szCs w:val="18"/>
+                <w:lang w:val="en-IN"/>
+              </w:rPr>
+              <w:t>en</w:t>
+            </w:r>
+            <w:proofErr w:type="spellEnd"/>
+            <w:r>
+              <w:rPr>
+                <w:sz w:val="18"/>
+                <w:szCs w:val="18"/>
+                <w:lang w:val="en-IN"/>
+              </w:rPr>
+              <w:t>"&gt;</w:t>
             </w:r>
           </w:p>
           <w:p>
@@ -12333,7 +16541,25 @@
                 <w:szCs w:val="18"/>
                 <w:lang w:val="en-IN"/>
               </w:rPr>
-              <w:t>  &lt;script src="test.js"&gt;&lt;/script&gt;</w:t>
+              <w:t xml:space="preserve">  &lt;script </w:t>
+            </w:r>
+            <w:proofErr w:type="spellStart"/>
+            <w:r>
+              <w:rPr>
+                <w:sz w:val="18"/>
+                <w:szCs w:val="18"/>
+                <w:lang w:val="en-IN"/>
+              </w:rPr>
+              <w:t>src</w:t>
+            </w:r>
+            <w:proofErr w:type="spellEnd"/>
+            <w:r>
+              <w:rPr>
+                <w:sz w:val="18"/>
+                <w:szCs w:val="18"/>
+                <w:lang w:val="en-IN"/>
+              </w:rPr>
+              <w:t>="test.js"&gt;&lt;/script&gt;</w:t>
             </w:r>
           </w:p>
           <w:p>
@@ -12397,7 +16623,29 @@
                 <w:szCs w:val="18"/>
                 <w:lang w:val="en-IN"/>
               </w:rPr>
-              <w:t>  &lt;button onclick="callMyFunction();"&gt;Click&lt;/button&gt;</w:t>
+              <w:t>  &lt;button onclick="</w:t>
+            </w:r>
+            <w:proofErr w:type="spellStart"/>
+            <w:r>
+              <w:rPr>
+                <w:b/>
+                <w:bCs/>
+                <w:sz w:val="18"/>
+                <w:szCs w:val="18"/>
+                <w:lang w:val="en-IN"/>
+              </w:rPr>
+              <w:t>callMyFunction</w:t>
+            </w:r>
+            <w:proofErr w:type="spellEnd"/>
+            <w:r>
+              <w:rPr>
+                <w:b/>
+                <w:bCs/>
+                <w:sz w:val="18"/>
+                <w:szCs w:val="18"/>
+                <w:lang w:val="en-IN"/>
+              </w:rPr>
+              <w:t>();"&gt;Click&lt;/button&gt;</w:t>
             </w:r>
           </w:p>
           <w:p>
@@ -12431,7 +16679,35 @@
                 <w:szCs w:val="18"/>
                 <w:lang w:val="en-IN"/>
               </w:rPr>
-              <w:t>    function callMyFunction() {</w:t>
+              <w:t xml:space="preserve">    function </w:t>
+            </w:r>
+            <w:proofErr w:type="spellStart"/>
+            <w:proofErr w:type="gramStart"/>
+            <w:r>
+              <w:rPr>
+                <w:sz w:val="18"/>
+                <w:szCs w:val="18"/>
+                <w:lang w:val="en-IN"/>
+              </w:rPr>
+              <w:t>callMyFunction</w:t>
+            </w:r>
+            <w:proofErr w:type="spellEnd"/>
+            <w:r>
+              <w:rPr>
+                <w:sz w:val="18"/>
+                <w:szCs w:val="18"/>
+                <w:lang w:val="en-IN"/>
+              </w:rPr>
+              <w:t>(</w:t>
+            </w:r>
+            <w:proofErr w:type="gramEnd"/>
+            <w:r>
+              <w:rPr>
+                <w:sz w:val="18"/>
+                <w:szCs w:val="18"/>
+                <w:lang w:val="en-IN"/>
+              </w:rPr>
+              <w:t>) {</w:t>
             </w:r>
           </w:p>
           <w:p>
@@ -12482,7 +16758,51 @@
                 <w:szCs w:val="18"/>
                 <w:lang w:val="en-IN"/>
               </w:rPr>
-              <w:t>'http://localhost:9000/api/users/dummyUserData')</w:t>
+              <w:t>'http://localhost:9000/</w:t>
+            </w:r>
+            <w:proofErr w:type="spellStart"/>
+            <w:r>
+              <w:rPr>
+                <w:b/>
+                <w:bCs/>
+                <w:sz w:val="18"/>
+                <w:szCs w:val="18"/>
+                <w:lang w:val="en-IN"/>
+              </w:rPr>
+              <w:t>api</w:t>
+            </w:r>
+            <w:proofErr w:type="spellEnd"/>
+            <w:r>
+              <w:rPr>
+                <w:b/>
+                <w:bCs/>
+                <w:sz w:val="18"/>
+                <w:szCs w:val="18"/>
+                <w:lang w:val="en-IN"/>
+              </w:rPr>
+              <w:t>/users/</w:t>
+            </w:r>
+            <w:proofErr w:type="spellStart"/>
+            <w:r>
+              <w:rPr>
+                <w:b/>
+                <w:bCs/>
+                <w:sz w:val="18"/>
+                <w:szCs w:val="18"/>
+                <w:lang w:val="en-IN"/>
+              </w:rPr>
+              <w:t>dummyUserData</w:t>
+            </w:r>
+            <w:proofErr w:type="spellEnd"/>
+            <w:r>
+              <w:rPr>
+                <w:b/>
+                <w:bCs/>
+                <w:sz w:val="18"/>
+                <w:szCs w:val="18"/>
+                <w:lang w:val="en-IN"/>
+              </w:rPr>
+              <w:t>')</w:t>
             </w:r>
           </w:p>
           <w:p>
@@ -12506,6 +16826,7 @@
               </w:rPr>
               <w:t xml:space="preserve">        </w:t>
             </w:r>
+            <w:proofErr w:type="gramStart"/>
             <w:r>
               <w:rPr>
                 <w:b/>
@@ -12515,11 +16836,10 @@
                 <w:highlight w:val="yellow"/>
                 <w:lang w:val="en-IN"/>
               </w:rPr>
-              <w:t>.then(res =&gt; res.text())</w:t>
-            </w:r>
-          </w:p>
-          <w:p>
-            <w:pPr>
+              <w:t>.then</w:t>
+            </w:r>
+            <w:proofErr w:type="gramEnd"/>
+            <w:r>
               <w:rPr>
                 <w:b/>
                 <w:bCs/>
@@ -12528,7 +16848,9 @@
                 <w:highlight w:val="yellow"/>
                 <w:lang w:val="en-IN"/>
               </w:rPr>
-            </w:pPr>
+              <w:t xml:space="preserve">(res =&gt; </w:t>
+            </w:r>
+            <w:proofErr w:type="spellStart"/>
             <w:r>
               <w:rPr>
                 <w:b/>
@@ -12538,19 +16860,9 @@
                 <w:highlight w:val="yellow"/>
                 <w:lang w:val="en-IN"/>
               </w:rPr>
-              <w:t>        .then(result =&gt; console.log(result))</w:t>
-            </w:r>
-          </w:p>
-          <w:p>
-            <w:pPr>
-              <w:rPr>
-                <w:b/>
-                <w:bCs/>
-                <w:sz w:val="18"/>
-                <w:szCs w:val="18"/>
-                <w:lang w:val="en-IN"/>
-              </w:rPr>
-            </w:pPr>
+              <w:t>res.</w:t>
+            </w:r>
+            <w:proofErr w:type="gramStart"/>
             <w:r>
               <w:rPr>
                 <w:b/>
@@ -12560,7 +16872,150 @@
                 <w:highlight w:val="yellow"/>
                 <w:lang w:val="en-IN"/>
               </w:rPr>
-              <w:t>        .catch(error =&gt; console.error('Error:', error));</w:t>
+              <w:t>text</w:t>
+            </w:r>
+            <w:proofErr w:type="spellEnd"/>
+            <w:r>
+              <w:rPr>
+                <w:b/>
+                <w:bCs/>
+                <w:sz w:val="18"/>
+                <w:szCs w:val="18"/>
+                <w:highlight w:val="yellow"/>
+                <w:lang w:val="en-IN"/>
+              </w:rPr>
+              <w:t>(</w:t>
+            </w:r>
+            <w:proofErr w:type="gramEnd"/>
+            <w:r>
+              <w:rPr>
+                <w:b/>
+                <w:bCs/>
+                <w:sz w:val="18"/>
+                <w:szCs w:val="18"/>
+                <w:highlight w:val="yellow"/>
+                <w:lang w:val="en-IN"/>
+              </w:rPr>
+              <w:t>))</w:t>
+            </w:r>
+          </w:p>
+          <w:p>
+            <w:pPr>
+              <w:rPr>
+                <w:b/>
+                <w:bCs/>
+                <w:sz w:val="18"/>
+                <w:szCs w:val="18"/>
+                <w:highlight w:val="yellow"/>
+                <w:lang w:val="en-IN"/>
+              </w:rPr>
+            </w:pPr>
+            <w:r>
+              <w:rPr>
+                <w:b/>
+                <w:bCs/>
+                <w:sz w:val="18"/>
+                <w:szCs w:val="18"/>
+                <w:highlight w:val="yellow"/>
+                <w:lang w:val="en-IN"/>
+              </w:rPr>
+              <w:t xml:space="preserve">        </w:t>
+            </w:r>
+            <w:proofErr w:type="gramStart"/>
+            <w:r>
+              <w:rPr>
+                <w:b/>
+                <w:bCs/>
+                <w:sz w:val="18"/>
+                <w:szCs w:val="18"/>
+                <w:highlight w:val="yellow"/>
+                <w:lang w:val="en-IN"/>
+              </w:rPr>
+              <w:t>.then</w:t>
+            </w:r>
+            <w:proofErr w:type="gramEnd"/>
+            <w:r>
+              <w:rPr>
+                <w:b/>
+                <w:bCs/>
+                <w:sz w:val="18"/>
+                <w:szCs w:val="18"/>
+                <w:highlight w:val="yellow"/>
+                <w:lang w:val="en-IN"/>
+              </w:rPr>
+              <w:t>(result =&gt; console.log(result))</w:t>
+            </w:r>
+          </w:p>
+          <w:p>
+            <w:pPr>
+              <w:rPr>
+                <w:b/>
+                <w:bCs/>
+                <w:sz w:val="18"/>
+                <w:szCs w:val="18"/>
+                <w:lang w:val="en-IN"/>
+              </w:rPr>
+            </w:pPr>
+            <w:r>
+              <w:rPr>
+                <w:b/>
+                <w:bCs/>
+                <w:sz w:val="18"/>
+                <w:szCs w:val="18"/>
+                <w:highlight w:val="yellow"/>
+                <w:lang w:val="en-IN"/>
+              </w:rPr>
+              <w:t xml:space="preserve">        </w:t>
+            </w:r>
+            <w:proofErr w:type="gramStart"/>
+            <w:r>
+              <w:rPr>
+                <w:b/>
+                <w:bCs/>
+                <w:sz w:val="18"/>
+                <w:szCs w:val="18"/>
+                <w:highlight w:val="yellow"/>
+                <w:lang w:val="en-IN"/>
+              </w:rPr>
+              <w:t>.catch</w:t>
+            </w:r>
+            <w:proofErr w:type="gramEnd"/>
+            <w:r>
+              <w:rPr>
+                <w:b/>
+                <w:bCs/>
+                <w:sz w:val="18"/>
+                <w:szCs w:val="18"/>
+                <w:highlight w:val="yellow"/>
+                <w:lang w:val="en-IN"/>
+              </w:rPr>
+              <w:t xml:space="preserve">(error =&gt; </w:t>
+            </w:r>
+            <w:proofErr w:type="spellStart"/>
+            <w:proofErr w:type="gramStart"/>
+            <w:r>
+              <w:rPr>
+                <w:b/>
+                <w:bCs/>
+                <w:sz w:val="18"/>
+                <w:szCs w:val="18"/>
+                <w:highlight w:val="yellow"/>
+                <w:lang w:val="en-IN"/>
+              </w:rPr>
+              <w:t>console.error</w:t>
+            </w:r>
+            <w:proofErr w:type="spellEnd"/>
+            <w:proofErr w:type="gramEnd"/>
+            <w:r>
+              <w:rPr>
+                <w:b/>
+                <w:bCs/>
+                <w:sz w:val="18"/>
+                <w:szCs w:val="18"/>
+                <w:highlight w:val="yellow"/>
+                <w:lang w:val="en-IN"/>
+              </w:rPr>
+              <w:t>('Error:', error));</w:t>
             </w:r>
           </w:p>
           <w:p>
@@ -12607,7 +17062,61 @@
                 <w:szCs w:val="18"/>
                 <w:lang w:val="en-IN"/>
               </w:rPr>
-              <w:t>    let myFunction = (res) =&gt; res.text();</w:t>
+              <w:t xml:space="preserve">    let </w:t>
+            </w:r>
+            <w:proofErr w:type="spellStart"/>
+            <w:r>
+              <w:rPr>
+                <w:sz w:val="18"/>
+                <w:szCs w:val="18"/>
+                <w:lang w:val="en-IN"/>
+              </w:rPr>
+              <w:t>myFunction</w:t>
+            </w:r>
+            <w:proofErr w:type="spellEnd"/>
+            <w:r>
+              <w:rPr>
+                <w:sz w:val="18"/>
+                <w:szCs w:val="18"/>
+                <w:lang w:val="en-IN"/>
+              </w:rPr>
+              <w:t xml:space="preserve"> = (res) =&gt; </w:t>
+            </w:r>
+            <w:proofErr w:type="spellStart"/>
+            <w:r>
+              <w:rPr>
+                <w:sz w:val="18"/>
+                <w:szCs w:val="18"/>
+                <w:lang w:val="en-IN"/>
+              </w:rPr>
+              <w:t>res.</w:t>
+            </w:r>
+            <w:proofErr w:type="gramStart"/>
+            <w:r>
+              <w:rPr>
+                <w:sz w:val="18"/>
+                <w:szCs w:val="18"/>
+                <w:lang w:val="en-IN"/>
+              </w:rPr>
+              <w:t>text</w:t>
+            </w:r>
+            <w:proofErr w:type="spellEnd"/>
+            <w:r>
+              <w:rPr>
+                <w:sz w:val="18"/>
+                <w:szCs w:val="18"/>
+                <w:lang w:val="en-IN"/>
+              </w:rPr>
+              <w:t>(</w:t>
+            </w:r>
+            <w:proofErr w:type="gramEnd"/>
+            <w:r>
+              <w:rPr>
+                <w:sz w:val="18"/>
+                <w:szCs w:val="18"/>
+                <w:lang w:val="en-IN"/>
+              </w:rPr>
+              <w:t>);</w:t>
             </w:r>
           </w:p>
           <w:p>
@@ -12650,7 +17159,43 @@
                 <w:szCs w:val="18"/>
                 <w:lang w:val="en-IN"/>
               </w:rPr>
-              <w:t>      return res.text();</w:t>
+              <w:t xml:space="preserve">      return </w:t>
+            </w:r>
+            <w:proofErr w:type="spellStart"/>
+            <w:r>
+              <w:rPr>
+                <w:sz w:val="18"/>
+                <w:szCs w:val="18"/>
+                <w:lang w:val="en-IN"/>
+              </w:rPr>
+              <w:t>res.</w:t>
+            </w:r>
+            <w:proofErr w:type="gramStart"/>
+            <w:r>
+              <w:rPr>
+                <w:sz w:val="18"/>
+                <w:szCs w:val="18"/>
+                <w:lang w:val="en-IN"/>
+              </w:rPr>
+              <w:t>text</w:t>
+            </w:r>
+            <w:proofErr w:type="spellEnd"/>
+            <w:r>
+              <w:rPr>
+                <w:sz w:val="18"/>
+                <w:szCs w:val="18"/>
+                <w:lang w:val="en-IN"/>
+              </w:rPr>
+              <w:t>(</w:t>
+            </w:r>
+            <w:proofErr w:type="gramEnd"/>
+            <w:r>
+              <w:rPr>
+                <w:sz w:val="18"/>
+                <w:szCs w:val="18"/>
+                <w:lang w:val="en-IN"/>
+              </w:rPr>
+              <w:t>);</w:t>
             </w:r>
           </w:p>
           <w:p>
@@ -12710,7 +17255,43 @@
                 <w:szCs w:val="18"/>
                 <w:lang w:val="en-IN"/>
               </w:rPr>
-              <w:t>      return res.text();</w:t>
+              <w:t xml:space="preserve">      return </w:t>
+            </w:r>
+            <w:proofErr w:type="spellStart"/>
+            <w:r>
+              <w:rPr>
+                <w:sz w:val="18"/>
+                <w:szCs w:val="18"/>
+                <w:lang w:val="en-IN"/>
+              </w:rPr>
+              <w:t>res.</w:t>
+            </w:r>
+            <w:proofErr w:type="gramStart"/>
+            <w:r>
+              <w:rPr>
+                <w:sz w:val="18"/>
+                <w:szCs w:val="18"/>
+                <w:lang w:val="en-IN"/>
+              </w:rPr>
+              <w:t>text</w:t>
+            </w:r>
+            <w:proofErr w:type="spellEnd"/>
+            <w:r>
+              <w:rPr>
+                <w:sz w:val="18"/>
+                <w:szCs w:val="18"/>
+                <w:lang w:val="en-IN"/>
+              </w:rPr>
+              <w:t>(</w:t>
+            </w:r>
+            <w:proofErr w:type="gramEnd"/>
+            <w:r>
+              <w:rPr>
+                <w:sz w:val="18"/>
+                <w:szCs w:val="18"/>
+                <w:lang w:val="en-IN"/>
+              </w:rPr>
+              <w:t>);</w:t>
             </w:r>
           </w:p>
           <w:p>
@@ -12753,33 +17334,105 @@
                 <w:szCs w:val="18"/>
                 <w:lang w:val="en-IN"/>
               </w:rPr>
-              <w:t>    let f3 = (res) =&gt; res.text();</w:t>
-            </w:r>
-          </w:p>
-          <w:p>
-            <w:pPr>
-              <w:rPr>
-                <w:sz w:val="18"/>
-                <w:szCs w:val="18"/>
-                <w:lang w:val="en-IN"/>
-              </w:rPr>
-            </w:pPr>
-          </w:p>
-          <w:p>
-            <w:pPr>
-              <w:rPr>
-                <w:sz w:val="18"/>
-                <w:szCs w:val="18"/>
-                <w:lang w:val="en-IN"/>
-              </w:rPr>
-            </w:pPr>
-            <w:r>
-              <w:rPr>
-                <w:sz w:val="18"/>
-                <w:szCs w:val="18"/>
-                <w:lang w:val="en-IN"/>
-              </w:rPr>
-              <w:t>    let f4 = res =&gt; res.text();</w:t>
+              <w:t xml:space="preserve">    let f3 = (res) =&gt; </w:t>
+            </w:r>
+            <w:proofErr w:type="spellStart"/>
+            <w:r>
+              <w:rPr>
+                <w:sz w:val="18"/>
+                <w:szCs w:val="18"/>
+                <w:lang w:val="en-IN"/>
+              </w:rPr>
+              <w:t>res.</w:t>
+            </w:r>
+            <w:proofErr w:type="gramStart"/>
+            <w:r>
+              <w:rPr>
+                <w:sz w:val="18"/>
+                <w:szCs w:val="18"/>
+                <w:lang w:val="en-IN"/>
+              </w:rPr>
+              <w:t>text</w:t>
+            </w:r>
+            <w:proofErr w:type="spellEnd"/>
+            <w:r>
+              <w:rPr>
+                <w:sz w:val="18"/>
+                <w:szCs w:val="18"/>
+                <w:lang w:val="en-IN"/>
+              </w:rPr>
+              <w:t>(</w:t>
+            </w:r>
+            <w:proofErr w:type="gramEnd"/>
+            <w:r>
+              <w:rPr>
+                <w:sz w:val="18"/>
+                <w:szCs w:val="18"/>
+                <w:lang w:val="en-IN"/>
+              </w:rPr>
+              <w:t>);</w:t>
+            </w:r>
+          </w:p>
+          <w:p>
+            <w:pPr>
+              <w:rPr>
+                <w:sz w:val="18"/>
+                <w:szCs w:val="18"/>
+                <w:lang w:val="en-IN"/>
+              </w:rPr>
+            </w:pPr>
+          </w:p>
+          <w:p>
+            <w:pPr>
+              <w:rPr>
+                <w:sz w:val="18"/>
+                <w:szCs w:val="18"/>
+                <w:lang w:val="en-IN"/>
+              </w:rPr>
+            </w:pPr>
+            <w:r>
+              <w:rPr>
+                <w:sz w:val="18"/>
+                <w:szCs w:val="18"/>
+                <w:lang w:val="en-IN"/>
+              </w:rPr>
+              <w:t xml:space="preserve">    let f4 = res =&gt; </w:t>
+            </w:r>
+            <w:proofErr w:type="spellStart"/>
+            <w:r>
+              <w:rPr>
+                <w:sz w:val="18"/>
+                <w:szCs w:val="18"/>
+                <w:lang w:val="en-IN"/>
+              </w:rPr>
+              <w:t>res.</w:t>
+            </w:r>
+            <w:proofErr w:type="gramStart"/>
+            <w:r>
+              <w:rPr>
+                <w:sz w:val="18"/>
+                <w:szCs w:val="18"/>
+                <w:lang w:val="en-IN"/>
+              </w:rPr>
+              <w:t>text</w:t>
+            </w:r>
+            <w:proofErr w:type="spellEnd"/>
+            <w:r>
+              <w:rPr>
+                <w:sz w:val="18"/>
+                <w:szCs w:val="18"/>
+                <w:lang w:val="en-IN"/>
+              </w:rPr>
+              <w:t>(</w:t>
+            </w:r>
+            <w:proofErr w:type="gramEnd"/>
+            <w:r>
+              <w:rPr>
+                <w:sz w:val="18"/>
+                <w:szCs w:val="18"/>
+                <w:lang w:val="en-IN"/>
+              </w:rPr>
+              <w:t>);</w:t>
             </w:r>
           </w:p>
           <w:p>
@@ -12869,7 +17522,26 @@
                 <w:szCs w:val="18"/>
                 <w:lang w:val="en-IN"/>
               </w:rPr>
-              <w:t>package com.skh.controllers;</w:t>
+              <w:lastRenderedPageBreak/>
+              <w:t xml:space="preserve">package </w:t>
+            </w:r>
+            <w:proofErr w:type="spellStart"/>
+            <w:r>
+              <w:rPr>
+                <w:sz w:val="18"/>
+                <w:szCs w:val="18"/>
+                <w:lang w:val="en-IN"/>
+              </w:rPr>
+              <w:t>com.skh.controllers</w:t>
+            </w:r>
+            <w:proofErr w:type="spellEnd"/>
+            <w:r>
+              <w:rPr>
+                <w:sz w:val="18"/>
+                <w:szCs w:val="18"/>
+                <w:lang w:val="en-IN"/>
+              </w:rPr>
+              <w:t>;</w:t>
             </w:r>
             <w:r>
               <w:rPr>
@@ -12886,7 +17558,25 @@
                 <w:lang w:val="en-IN"/>
               </w:rPr>
               <w:br/>
-              <w:t>import com.skh.models.Employee;</w:t>
+              <w:t xml:space="preserve">import </w:t>
+            </w:r>
+            <w:proofErr w:type="spellStart"/>
+            <w:r>
+              <w:rPr>
+                <w:sz w:val="18"/>
+                <w:szCs w:val="18"/>
+                <w:lang w:val="en-IN"/>
+              </w:rPr>
+              <w:t>com.skh.models.Employee</w:t>
+            </w:r>
+            <w:proofErr w:type="spellEnd"/>
+            <w:r>
+              <w:rPr>
+                <w:sz w:val="18"/>
+                <w:szCs w:val="18"/>
+                <w:lang w:val="en-IN"/>
+              </w:rPr>
+              <w:t>;</w:t>
             </w:r>
             <w:r>
               <w:rPr>
@@ -12895,7 +17585,25 @@
                 <w:lang w:val="en-IN"/>
               </w:rPr>
               <w:br/>
-              <w:t>import com.skh.models.UserData;</w:t>
+              <w:t xml:space="preserve">import </w:t>
+            </w:r>
+            <w:proofErr w:type="spellStart"/>
+            <w:r>
+              <w:rPr>
+                <w:sz w:val="18"/>
+                <w:szCs w:val="18"/>
+                <w:lang w:val="en-IN"/>
+              </w:rPr>
+              <w:t>com.skh.models.UserData</w:t>
+            </w:r>
+            <w:proofErr w:type="spellEnd"/>
+            <w:r>
+              <w:rPr>
+                <w:sz w:val="18"/>
+                <w:szCs w:val="18"/>
+                <w:lang w:val="en-IN"/>
+              </w:rPr>
+              <w:t>;</w:t>
             </w:r>
             <w:r>
               <w:rPr>
@@ -12904,7 +17612,25 @@
                 <w:lang w:val="en-IN"/>
               </w:rPr>
               <w:br/>
-              <w:t>import jakarta.validation.Valid;</w:t>
+              <w:t xml:space="preserve">import </w:t>
+            </w:r>
+            <w:proofErr w:type="spellStart"/>
+            <w:r>
+              <w:rPr>
+                <w:sz w:val="18"/>
+                <w:szCs w:val="18"/>
+                <w:lang w:val="en-IN"/>
+              </w:rPr>
+              <w:t>jakarta.validation.Valid</w:t>
+            </w:r>
+            <w:proofErr w:type="spellEnd"/>
+            <w:r>
+              <w:rPr>
+                <w:sz w:val="18"/>
+                <w:szCs w:val="18"/>
+                <w:lang w:val="en-IN"/>
+              </w:rPr>
+              <w:t>;</w:t>
             </w:r>
             <w:r>
               <w:rPr>
@@ -12913,7 +17639,25 @@
                 <w:lang w:val="en-IN"/>
               </w:rPr>
               <w:br/>
-              <w:t>import org.springframework.http.ResponseEntity;</w:t>
+              <w:t xml:space="preserve">import </w:t>
+            </w:r>
+            <w:proofErr w:type="spellStart"/>
+            <w:r>
+              <w:rPr>
+                <w:sz w:val="18"/>
+                <w:szCs w:val="18"/>
+                <w:lang w:val="en-IN"/>
+              </w:rPr>
+              <w:t>org.springframework.http.ResponseEntity</w:t>
+            </w:r>
+            <w:proofErr w:type="spellEnd"/>
+            <w:r>
+              <w:rPr>
+                <w:sz w:val="18"/>
+                <w:szCs w:val="18"/>
+                <w:lang w:val="en-IN"/>
+              </w:rPr>
+              <w:t>;</w:t>
             </w:r>
             <w:r>
               <w:rPr>
@@ -12922,7 +17666,25 @@
                 <w:lang w:val="en-IN"/>
               </w:rPr>
               <w:br/>
-              <w:t>import org.springframework.web.bind.annotation.*;</w:t>
+              <w:t xml:space="preserve">import </w:t>
+            </w:r>
+            <w:proofErr w:type="spellStart"/>
+            <w:r>
+              <w:rPr>
+                <w:sz w:val="18"/>
+                <w:szCs w:val="18"/>
+                <w:lang w:val="en-IN"/>
+              </w:rPr>
+              <w:t>org.springframework.web.bind.annotation</w:t>
+            </w:r>
+            <w:proofErr w:type="spellEnd"/>
+            <w:r>
+              <w:rPr>
+                <w:sz w:val="18"/>
+                <w:szCs w:val="18"/>
+                <w:lang w:val="en-IN"/>
+              </w:rPr>
+              <w:t>.*;</w:t>
             </w:r>
             <w:r>
               <w:rPr>
@@ -12939,7 +17701,25 @@
                 <w:lang w:val="en-IN"/>
               </w:rPr>
               <w:br/>
-              <w:t>import java.util.List;</w:t>
+              <w:t xml:space="preserve">import </w:t>
+            </w:r>
+            <w:proofErr w:type="spellStart"/>
+            <w:r>
+              <w:rPr>
+                <w:sz w:val="18"/>
+                <w:szCs w:val="18"/>
+                <w:lang w:val="en-IN"/>
+              </w:rPr>
+              <w:t>java.util.List</w:t>
+            </w:r>
+            <w:proofErr w:type="spellEnd"/>
+            <w:r>
+              <w:rPr>
+                <w:sz w:val="18"/>
+                <w:szCs w:val="18"/>
+                <w:lang w:val="en-IN"/>
+              </w:rPr>
+              <w:t>;</w:t>
             </w:r>
             <w:r>
               <w:rPr>
@@ -12995,6 +17775,7 @@
               <w:br/>
               <w:t xml:space="preserve">public class </w:t>
             </w:r>
+            <w:proofErr w:type="spellStart"/>
             <w:r>
               <w:rPr>
                 <w:b/>
@@ -13005,6 +17786,7 @@
               </w:rPr>
               <w:t>UserController</w:t>
             </w:r>
+            <w:proofErr w:type="spellEnd"/>
             <w:r>
               <w:rPr>
                 <w:sz w:val="18"/>
@@ -13054,7 +17836,29 @@
                 <w:szCs w:val="18"/>
                 <w:lang w:val="en-IN"/>
               </w:rPr>
-              <w:t>@GetMapping(path = "/dummyUserData")</w:t>
+              <w:t>@GetMapping(path = "/</w:t>
+            </w:r>
+            <w:proofErr w:type="spellStart"/>
+            <w:r>
+              <w:rPr>
+                <w:b/>
+                <w:bCs/>
+                <w:sz w:val="18"/>
+                <w:szCs w:val="18"/>
+                <w:lang w:val="en-IN"/>
+              </w:rPr>
+              <w:t>dummyUserData</w:t>
+            </w:r>
+            <w:proofErr w:type="spellEnd"/>
+            <w:r>
+              <w:rPr>
+                <w:b/>
+                <w:bCs/>
+                <w:sz w:val="18"/>
+                <w:szCs w:val="18"/>
+                <w:lang w:val="en-IN"/>
+              </w:rPr>
+              <w:t>")</w:t>
             </w:r>
             <w:r>
               <w:rPr>
@@ -13063,7 +17867,61 @@
                 <w:lang w:val="en-IN"/>
               </w:rPr>
               <w:br/>
-              <w:t xml:space="preserve">    public ResponseEntity&lt;UserData&gt; fetchDummyUserData() {</w:t>
+              <w:t xml:space="preserve">    public </w:t>
+            </w:r>
+            <w:proofErr w:type="spellStart"/>
+            <w:r>
+              <w:rPr>
+                <w:sz w:val="18"/>
+                <w:szCs w:val="18"/>
+                <w:lang w:val="en-IN"/>
+              </w:rPr>
+              <w:t>ResponseEntity</w:t>
+            </w:r>
+            <w:proofErr w:type="spellEnd"/>
+            <w:r>
+              <w:rPr>
+                <w:sz w:val="18"/>
+                <w:szCs w:val="18"/>
+                <w:lang w:val="en-IN"/>
+              </w:rPr>
+              <w:t>&lt;</w:t>
+            </w:r>
+            <w:proofErr w:type="spellStart"/>
+            <w:r>
+              <w:rPr>
+                <w:sz w:val="18"/>
+                <w:szCs w:val="18"/>
+                <w:lang w:val="en-IN"/>
+              </w:rPr>
+              <w:t>UserData</w:t>
+            </w:r>
+            <w:proofErr w:type="spellEnd"/>
+            <w:r>
+              <w:rPr>
+                <w:sz w:val="18"/>
+                <w:szCs w:val="18"/>
+                <w:lang w:val="en-IN"/>
+              </w:rPr>
+              <w:t xml:space="preserve">&gt; </w:t>
+            </w:r>
+            <w:proofErr w:type="spellStart"/>
+            <w:r>
+              <w:rPr>
+                <w:sz w:val="18"/>
+                <w:szCs w:val="18"/>
+                <w:lang w:val="en-IN"/>
+              </w:rPr>
+              <w:t>fetchDummyUserData</w:t>
+            </w:r>
+            <w:proofErr w:type="spellEnd"/>
+            <w:r>
+              <w:rPr>
+                <w:sz w:val="18"/>
+                <w:szCs w:val="18"/>
+                <w:lang w:val="en-IN"/>
+              </w:rPr>
+              <w:t>() {</w:t>
             </w:r>
             <w:r>
               <w:rPr>
@@ -13072,7 +17930,61 @@
                 <w:lang w:val="en-IN"/>
               </w:rPr>
               <w:br/>
-              <w:t xml:space="preserve">        UserData userData = new UserData();</w:t>
+              <w:t xml:space="preserve">        </w:t>
+            </w:r>
+            <w:proofErr w:type="spellStart"/>
+            <w:r>
+              <w:rPr>
+                <w:sz w:val="18"/>
+                <w:szCs w:val="18"/>
+                <w:lang w:val="en-IN"/>
+              </w:rPr>
+              <w:t>UserData</w:t>
+            </w:r>
+            <w:proofErr w:type="spellEnd"/>
+            <w:r>
+              <w:rPr>
+                <w:sz w:val="18"/>
+                <w:szCs w:val="18"/>
+                <w:lang w:val="en-IN"/>
+              </w:rPr>
+              <w:t xml:space="preserve"> </w:t>
+            </w:r>
+            <w:proofErr w:type="spellStart"/>
+            <w:r>
+              <w:rPr>
+                <w:sz w:val="18"/>
+                <w:szCs w:val="18"/>
+                <w:lang w:val="en-IN"/>
+              </w:rPr>
+              <w:t>userData</w:t>
+            </w:r>
+            <w:proofErr w:type="spellEnd"/>
+            <w:r>
+              <w:rPr>
+                <w:sz w:val="18"/>
+                <w:szCs w:val="18"/>
+                <w:lang w:val="en-IN"/>
+              </w:rPr>
+              <w:t xml:space="preserve"> = new </w:t>
+            </w:r>
+            <w:proofErr w:type="spellStart"/>
+            <w:r>
+              <w:rPr>
+                <w:sz w:val="18"/>
+                <w:szCs w:val="18"/>
+                <w:lang w:val="en-IN"/>
+              </w:rPr>
+              <w:t>UserData</w:t>
+            </w:r>
+            <w:proofErr w:type="spellEnd"/>
+            <w:r>
+              <w:rPr>
+                <w:sz w:val="18"/>
+                <w:szCs w:val="18"/>
+                <w:lang w:val="en-IN"/>
+              </w:rPr>
+              <w:t>();</w:t>
             </w:r>
             <w:r>
               <w:rPr>
@@ -13081,7 +17993,25 @@
                 <w:lang w:val="en-IN"/>
               </w:rPr>
               <w:br/>
-              <w:t xml:space="preserve">        userData.setUserId("A123");</w:t>
+              <w:t xml:space="preserve">        </w:t>
+            </w:r>
+            <w:proofErr w:type="spellStart"/>
+            <w:r>
+              <w:rPr>
+                <w:sz w:val="18"/>
+                <w:szCs w:val="18"/>
+                <w:lang w:val="en-IN"/>
+              </w:rPr>
+              <w:t>userData.setUserId</w:t>
+            </w:r>
+            <w:proofErr w:type="spellEnd"/>
+            <w:r>
+              <w:rPr>
+                <w:sz w:val="18"/>
+                <w:szCs w:val="18"/>
+                <w:lang w:val="en-IN"/>
+              </w:rPr>
+              <w:t>("A123");</w:t>
             </w:r>
             <w:r>
               <w:rPr>
@@ -13090,7 +18020,25 @@
                 <w:lang w:val="en-IN"/>
               </w:rPr>
               <w:br/>
-              <w:t xml:space="preserve">        userData.setSessionId("B123");</w:t>
+              <w:t xml:space="preserve">        </w:t>
+            </w:r>
+            <w:proofErr w:type="spellStart"/>
+            <w:r>
+              <w:rPr>
+                <w:sz w:val="18"/>
+                <w:szCs w:val="18"/>
+                <w:lang w:val="en-IN"/>
+              </w:rPr>
+              <w:t>userData.setSessionId</w:t>
+            </w:r>
+            <w:proofErr w:type="spellEnd"/>
+            <w:r>
+              <w:rPr>
+                <w:sz w:val="18"/>
+                <w:szCs w:val="18"/>
+                <w:lang w:val="en-IN"/>
+              </w:rPr>
+              <w:t>("B123");</w:t>
             </w:r>
             <w:r>
               <w:rPr>
@@ -13099,7 +18047,16 @@
                 <w:lang w:val="en-IN"/>
               </w:rPr>
               <w:br/>
-              <w:t xml:space="preserve">        return ResponseEntity.</w:t>
+              <w:t xml:space="preserve">        return </w:t>
+            </w:r>
+            <w:proofErr w:type="spellStart"/>
+            <w:r>
+              <w:rPr>
+                <w:sz w:val="18"/>
+                <w:szCs w:val="18"/>
+                <w:lang w:val="en-IN"/>
+              </w:rPr>
+              <w:t>ResponseEntity.</w:t>
             </w:r>
             <w:r>
               <w:rPr>
@@ -13111,13 +18068,32 @@
               </w:rPr>
               <w:t>ok</w:t>
             </w:r>
-            <w:r>
-              <w:rPr>
-                <w:sz w:val="18"/>
-                <w:szCs w:val="18"/>
-                <w:lang w:val="en-IN"/>
-              </w:rPr>
-              <w:t>(userData);</w:t>
+            <w:proofErr w:type="spellEnd"/>
+            <w:r>
+              <w:rPr>
+                <w:sz w:val="18"/>
+                <w:szCs w:val="18"/>
+                <w:lang w:val="en-IN"/>
+              </w:rPr>
+              <w:t>(</w:t>
+            </w:r>
+            <w:proofErr w:type="spellStart"/>
+            <w:r>
+              <w:rPr>
+                <w:sz w:val="18"/>
+                <w:szCs w:val="18"/>
+                <w:lang w:val="en-IN"/>
+              </w:rPr>
+              <w:t>userData</w:t>
+            </w:r>
+            <w:proofErr w:type="spellEnd"/>
+            <w:r>
+              <w:rPr>
+                <w:sz w:val="18"/>
+                <w:szCs w:val="18"/>
+                <w:lang w:val="en-IN"/>
+              </w:rPr>
+              <w:t>);</w:t>
             </w:r>
             <w:r>
               <w:rPr>
@@ -13366,7 +18342,6 @@
           <w:b/>
           <w:bCs/>
         </w:rPr>
-        <w:lastRenderedPageBreak/>
         <w:t>Submitting form from JavaScript:</w:t>
       </w:r>
     </w:p>
@@ -13492,75 +18467,237 @@
                 <w:szCs w:val="16"/>
                 <w:lang w:val="en-IN"/>
               </w:rPr>
-              <w:t>        Employee Name: &lt;input type="text" id="empName" value="Kamal" /&gt; &lt;br&gt;</w:t>
-            </w:r>
-          </w:p>
-          <w:p>
-            <w:pPr>
-              <w:rPr>
-                <w:sz w:val="16"/>
-                <w:szCs w:val="16"/>
-                <w:lang w:val="en-IN"/>
-              </w:rPr>
-            </w:pPr>
-            <w:r>
-              <w:rPr>
-                <w:sz w:val="16"/>
-                <w:szCs w:val="16"/>
-                <w:lang w:val="en-IN"/>
-              </w:rPr>
-              <w:t>        Employee Id: &lt;input type="text"  value="12" /&gt; &lt;br&gt;</w:t>
-            </w:r>
-          </w:p>
-          <w:p>
-            <w:pPr>
-              <w:rPr>
-                <w:sz w:val="16"/>
-                <w:szCs w:val="16"/>
-                <w:lang w:val="en-IN"/>
-              </w:rPr>
-            </w:pPr>
-            <w:r>
-              <w:rPr>
-                <w:sz w:val="16"/>
-                <w:szCs w:val="16"/>
-                <w:lang w:val="en-IN"/>
-              </w:rPr>
-              <w:t>        Employee Sal: &lt;input type="text"  value="1234" /&gt; &lt;br&gt;</w:t>
-            </w:r>
-          </w:p>
-          <w:p>
-            <w:pPr>
-              <w:rPr>
-                <w:sz w:val="16"/>
-                <w:szCs w:val="16"/>
-                <w:lang w:val="en-IN"/>
-              </w:rPr>
-            </w:pPr>
-            <w:r>
-              <w:rPr>
-                <w:sz w:val="16"/>
-                <w:szCs w:val="16"/>
-                <w:lang w:val="en-IN"/>
-              </w:rPr>
-              <w:t>        Employee Address: &lt;input type="text"  value="BVG" /&gt; &lt;br&gt;</w:t>
-            </w:r>
-          </w:p>
-          <w:p>
-            <w:pPr>
-              <w:rPr>
-                <w:sz w:val="16"/>
-                <w:szCs w:val="16"/>
-                <w:lang w:val="en-IN"/>
-              </w:rPr>
-            </w:pPr>
-            <w:r>
-              <w:rPr>
-                <w:sz w:val="16"/>
-                <w:szCs w:val="16"/>
-                <w:lang w:val="en-IN"/>
-              </w:rPr>
-              <w:t>        Employee Cell: &lt;input type="text" value="9848" /&gt; &lt;br&gt;</w:t>
+              <w:t>        Employee Name: &lt;input type="text" id="</w:t>
+            </w:r>
+            <w:proofErr w:type="spellStart"/>
+            <w:r>
+              <w:rPr>
+                <w:sz w:val="16"/>
+                <w:szCs w:val="16"/>
+                <w:lang w:val="en-IN"/>
+              </w:rPr>
+              <w:t>empName</w:t>
+            </w:r>
+            <w:proofErr w:type="spellEnd"/>
+            <w:r>
+              <w:rPr>
+                <w:sz w:val="16"/>
+                <w:szCs w:val="16"/>
+                <w:lang w:val="en-IN"/>
+              </w:rPr>
+              <w:t>" value="Kamal" /&gt; &lt;</w:t>
+            </w:r>
+            <w:proofErr w:type="spellStart"/>
+            <w:r>
+              <w:rPr>
+                <w:sz w:val="16"/>
+                <w:szCs w:val="16"/>
+                <w:lang w:val="en-IN"/>
+              </w:rPr>
+              <w:t>br</w:t>
+            </w:r>
+            <w:proofErr w:type="spellEnd"/>
+            <w:r>
+              <w:rPr>
+                <w:sz w:val="16"/>
+                <w:szCs w:val="16"/>
+                <w:lang w:val="en-IN"/>
+              </w:rPr>
+              <w:t>&gt;</w:t>
+            </w:r>
+          </w:p>
+          <w:p>
+            <w:pPr>
+              <w:rPr>
+                <w:sz w:val="16"/>
+                <w:szCs w:val="16"/>
+                <w:lang w:val="en-IN"/>
+              </w:rPr>
+            </w:pPr>
+            <w:r>
+              <w:rPr>
+                <w:sz w:val="16"/>
+                <w:szCs w:val="16"/>
+                <w:lang w:val="en-IN"/>
+              </w:rPr>
+              <w:t>        Employee Id: &lt;input type="text</w:t>
+            </w:r>
+            <w:proofErr w:type="gramStart"/>
+            <w:r>
+              <w:rPr>
+                <w:sz w:val="16"/>
+                <w:szCs w:val="16"/>
+                <w:lang w:val="en-IN"/>
+              </w:rPr>
+              <w:t>"  value</w:t>
+            </w:r>
+            <w:proofErr w:type="gramEnd"/>
+            <w:r>
+              <w:rPr>
+                <w:sz w:val="16"/>
+                <w:szCs w:val="16"/>
+                <w:lang w:val="en-IN"/>
+              </w:rPr>
+              <w:t>="12" /&gt; &lt;</w:t>
+            </w:r>
+            <w:proofErr w:type="spellStart"/>
+            <w:r>
+              <w:rPr>
+                <w:sz w:val="16"/>
+                <w:szCs w:val="16"/>
+                <w:lang w:val="en-IN"/>
+              </w:rPr>
+              <w:t>br</w:t>
+            </w:r>
+            <w:proofErr w:type="spellEnd"/>
+            <w:r>
+              <w:rPr>
+                <w:sz w:val="16"/>
+                <w:szCs w:val="16"/>
+                <w:lang w:val="en-IN"/>
+              </w:rPr>
+              <w:t>&gt;</w:t>
+            </w:r>
+          </w:p>
+          <w:p>
+            <w:pPr>
+              <w:rPr>
+                <w:sz w:val="16"/>
+                <w:szCs w:val="16"/>
+                <w:lang w:val="en-IN"/>
+              </w:rPr>
+            </w:pPr>
+            <w:r>
+              <w:rPr>
+                <w:sz w:val="16"/>
+                <w:szCs w:val="16"/>
+                <w:lang w:val="en-IN"/>
+              </w:rPr>
+              <w:t>        Employee Sal: &lt;input type="text</w:t>
+            </w:r>
+            <w:proofErr w:type="gramStart"/>
+            <w:r>
+              <w:rPr>
+                <w:sz w:val="16"/>
+                <w:szCs w:val="16"/>
+                <w:lang w:val="en-IN"/>
+              </w:rPr>
+              <w:t>"  value</w:t>
+            </w:r>
+            <w:proofErr w:type="gramEnd"/>
+            <w:r>
+              <w:rPr>
+                <w:sz w:val="16"/>
+                <w:szCs w:val="16"/>
+                <w:lang w:val="en-IN"/>
+              </w:rPr>
+              <w:t>="1234" /&gt; &lt;</w:t>
+            </w:r>
+            <w:proofErr w:type="spellStart"/>
+            <w:r>
+              <w:rPr>
+                <w:sz w:val="16"/>
+                <w:szCs w:val="16"/>
+                <w:lang w:val="en-IN"/>
+              </w:rPr>
+              <w:t>br</w:t>
+            </w:r>
+            <w:proofErr w:type="spellEnd"/>
+            <w:r>
+              <w:rPr>
+                <w:sz w:val="16"/>
+                <w:szCs w:val="16"/>
+                <w:lang w:val="en-IN"/>
+              </w:rPr>
+              <w:t>&gt;</w:t>
+            </w:r>
+          </w:p>
+          <w:p>
+            <w:pPr>
+              <w:rPr>
+                <w:sz w:val="16"/>
+                <w:szCs w:val="16"/>
+                <w:lang w:val="en-IN"/>
+              </w:rPr>
+            </w:pPr>
+            <w:r>
+              <w:rPr>
+                <w:sz w:val="16"/>
+                <w:szCs w:val="16"/>
+                <w:lang w:val="en-IN"/>
+              </w:rPr>
+              <w:t>        Employee Address: &lt;input type="text</w:t>
+            </w:r>
+            <w:proofErr w:type="gramStart"/>
+            <w:r>
+              <w:rPr>
+                <w:sz w:val="16"/>
+                <w:szCs w:val="16"/>
+                <w:lang w:val="en-IN"/>
+              </w:rPr>
+              <w:t>"  value</w:t>
+            </w:r>
+            <w:proofErr w:type="gramEnd"/>
+            <w:r>
+              <w:rPr>
+                <w:sz w:val="16"/>
+                <w:szCs w:val="16"/>
+                <w:lang w:val="en-IN"/>
+              </w:rPr>
+              <w:t>="BVG" /&gt; &lt;</w:t>
+            </w:r>
+            <w:proofErr w:type="spellStart"/>
+            <w:r>
+              <w:rPr>
+                <w:sz w:val="16"/>
+                <w:szCs w:val="16"/>
+                <w:lang w:val="en-IN"/>
+              </w:rPr>
+              <w:t>br</w:t>
+            </w:r>
+            <w:proofErr w:type="spellEnd"/>
+            <w:r>
+              <w:rPr>
+                <w:sz w:val="16"/>
+                <w:szCs w:val="16"/>
+                <w:lang w:val="en-IN"/>
+              </w:rPr>
+              <w:t>&gt;</w:t>
+            </w:r>
+          </w:p>
+          <w:p>
+            <w:pPr>
+              <w:rPr>
+                <w:sz w:val="16"/>
+                <w:szCs w:val="16"/>
+                <w:lang w:val="en-IN"/>
+              </w:rPr>
+            </w:pPr>
+            <w:r>
+              <w:rPr>
+                <w:sz w:val="16"/>
+                <w:szCs w:val="16"/>
+                <w:lang w:val="en-IN"/>
+              </w:rPr>
+              <w:t>        Employee Cell: &lt;input type="text" value="9848" /&gt; &lt;</w:t>
+            </w:r>
+            <w:proofErr w:type="spellStart"/>
+            <w:r>
+              <w:rPr>
+                <w:sz w:val="16"/>
+                <w:szCs w:val="16"/>
+                <w:lang w:val="en-IN"/>
+              </w:rPr>
+              <w:t>br</w:t>
+            </w:r>
+            <w:proofErr w:type="spellEnd"/>
+            <w:r>
+              <w:rPr>
+                <w:sz w:val="16"/>
+                <w:szCs w:val="16"/>
+                <w:lang w:val="en-IN"/>
+              </w:rPr>
+              <w:t>&gt;</w:t>
             </w:r>
           </w:p>
           <w:p>
@@ -13594,7 +18731,53 @@
                 <w:szCs w:val="16"/>
                 <w:lang w:val="en-IN"/>
               </w:rPr>
-              <w:t>    &lt;input type="submit" name="Submit" onclick="submitViaFetch()" /&gt; &lt;br&gt;</w:t>
+              <w:t>    &lt;input type="submit" name="Submit" onclick="</w:t>
+            </w:r>
+            <w:proofErr w:type="spellStart"/>
+            <w:proofErr w:type="gramStart"/>
+            <w:r>
+              <w:rPr>
+                <w:sz w:val="16"/>
+                <w:szCs w:val="16"/>
+                <w:lang w:val="en-IN"/>
+              </w:rPr>
+              <w:t>submitViaFetch</w:t>
+            </w:r>
+            <w:proofErr w:type="spellEnd"/>
+            <w:r>
+              <w:rPr>
+                <w:sz w:val="16"/>
+                <w:szCs w:val="16"/>
+                <w:lang w:val="en-IN"/>
+              </w:rPr>
+              <w:t>(</w:t>
+            </w:r>
+            <w:proofErr w:type="gramEnd"/>
+            <w:r>
+              <w:rPr>
+                <w:sz w:val="16"/>
+                <w:szCs w:val="16"/>
+                <w:lang w:val="en-IN"/>
+              </w:rPr>
+              <w:t>)" /&gt; &lt;</w:t>
+            </w:r>
+            <w:proofErr w:type="spellStart"/>
+            <w:r>
+              <w:rPr>
+                <w:sz w:val="16"/>
+                <w:szCs w:val="16"/>
+                <w:lang w:val="en-IN"/>
+              </w:rPr>
+              <w:t>br</w:t>
+            </w:r>
+            <w:proofErr w:type="spellEnd"/>
+            <w:r>
+              <w:rPr>
+                <w:sz w:val="16"/>
+                <w:szCs w:val="16"/>
+                <w:lang w:val="en-IN"/>
+              </w:rPr>
+              <w:t>&gt;</w:t>
             </w:r>
           </w:p>
           <w:p>
@@ -13637,109 +18820,283 @@
                 <w:szCs w:val="16"/>
                 <w:lang w:val="en-IN"/>
               </w:rPr>
-              <w:t>        function submitViaFetch() {</w:t>
-            </w:r>
-          </w:p>
-          <w:p>
-            <w:pPr>
-              <w:rPr>
-                <w:sz w:val="16"/>
-                <w:szCs w:val="16"/>
-                <w:lang w:val="en-IN"/>
-              </w:rPr>
-            </w:pPr>
-            <w:r>
-              <w:rPr>
-                <w:sz w:val="16"/>
-                <w:szCs w:val="16"/>
-                <w:lang w:val="en-IN"/>
-              </w:rPr>
-              <w:t>            const employee = {</w:t>
-            </w:r>
-          </w:p>
-          <w:p>
-            <w:pPr>
-              <w:rPr>
-                <w:sz w:val="16"/>
-                <w:szCs w:val="16"/>
-                <w:lang w:val="en-IN"/>
-              </w:rPr>
-            </w:pPr>
-            <w:r>
-              <w:rPr>
-                <w:sz w:val="16"/>
-                <w:szCs w:val="16"/>
-                <w:lang w:val="en-IN"/>
-              </w:rPr>
-              <w:t>                empName: document.getElementById("empName").value,</w:t>
-            </w:r>
-          </w:p>
-          <w:p>
-            <w:pPr>
-              <w:rPr>
-                <w:sz w:val="16"/>
-                <w:szCs w:val="16"/>
-                <w:lang w:val="en-IN"/>
-              </w:rPr>
-            </w:pPr>
-            <w:r>
-              <w:rPr>
-                <w:sz w:val="16"/>
-                <w:szCs w:val="16"/>
-                <w:lang w:val="en-IN"/>
-              </w:rPr>
-              <w:t>                empId: 4554,</w:t>
-            </w:r>
-          </w:p>
-          <w:p>
-            <w:pPr>
-              <w:rPr>
-                <w:sz w:val="16"/>
-                <w:szCs w:val="16"/>
-                <w:lang w:val="en-IN"/>
-              </w:rPr>
-            </w:pPr>
-            <w:r>
-              <w:rPr>
-                <w:sz w:val="16"/>
-                <w:szCs w:val="16"/>
-                <w:lang w:val="en-IN"/>
-              </w:rPr>
-              <w:t>                empSalary: 4545,</w:t>
-            </w:r>
-          </w:p>
-          <w:p>
-            <w:pPr>
-              <w:rPr>
-                <w:sz w:val="16"/>
-                <w:szCs w:val="16"/>
-                <w:lang w:val="en-IN"/>
-              </w:rPr>
-            </w:pPr>
-            <w:r>
-              <w:rPr>
-                <w:sz w:val="16"/>
-                <w:szCs w:val="16"/>
-                <w:lang w:val="en-IN"/>
-              </w:rPr>
-              <w:t>                empAddress: "MVG",</w:t>
-            </w:r>
-          </w:p>
-          <w:p>
-            <w:pPr>
-              <w:rPr>
-                <w:sz w:val="16"/>
-                <w:szCs w:val="16"/>
-                <w:lang w:val="en-IN"/>
-              </w:rPr>
-            </w:pPr>
-            <w:r>
-              <w:rPr>
-                <w:sz w:val="16"/>
-                <w:szCs w:val="16"/>
-                <w:lang w:val="en-IN"/>
-              </w:rPr>
-              <w:t>                empCell: 454</w:t>
+              <w:t xml:space="preserve">        function </w:t>
+            </w:r>
+            <w:proofErr w:type="spellStart"/>
+            <w:proofErr w:type="gramStart"/>
+            <w:r>
+              <w:rPr>
+                <w:sz w:val="16"/>
+                <w:szCs w:val="16"/>
+                <w:lang w:val="en-IN"/>
+              </w:rPr>
+              <w:t>submitViaFetch</w:t>
+            </w:r>
+            <w:proofErr w:type="spellEnd"/>
+            <w:r>
+              <w:rPr>
+                <w:sz w:val="16"/>
+                <w:szCs w:val="16"/>
+                <w:lang w:val="en-IN"/>
+              </w:rPr>
+              <w:t>(</w:t>
+            </w:r>
+            <w:proofErr w:type="gramEnd"/>
+            <w:r>
+              <w:rPr>
+                <w:sz w:val="16"/>
+                <w:szCs w:val="16"/>
+                <w:lang w:val="en-IN"/>
+              </w:rPr>
+              <w:t>) {</w:t>
+            </w:r>
+          </w:p>
+          <w:p>
+            <w:pPr>
+              <w:rPr>
+                <w:sz w:val="16"/>
+                <w:szCs w:val="16"/>
+                <w:lang w:val="en-IN"/>
+              </w:rPr>
+            </w:pPr>
+            <w:r>
+              <w:rPr>
+                <w:sz w:val="16"/>
+                <w:szCs w:val="16"/>
+                <w:lang w:val="en-IN"/>
+              </w:rPr>
+              <w:t xml:space="preserve">            </w:t>
+            </w:r>
+            <w:proofErr w:type="spellStart"/>
+            <w:r>
+              <w:rPr>
+                <w:sz w:val="16"/>
+                <w:szCs w:val="16"/>
+                <w:lang w:val="en-IN"/>
+              </w:rPr>
+              <w:t>const</w:t>
+            </w:r>
+            <w:proofErr w:type="spellEnd"/>
+            <w:r>
+              <w:rPr>
+                <w:sz w:val="16"/>
+                <w:szCs w:val="16"/>
+                <w:lang w:val="en-IN"/>
+              </w:rPr>
+              <w:t xml:space="preserve"> employee = {</w:t>
+            </w:r>
+          </w:p>
+          <w:p>
+            <w:pPr>
+              <w:rPr>
+                <w:sz w:val="16"/>
+                <w:szCs w:val="16"/>
+                <w:lang w:val="en-IN"/>
+              </w:rPr>
+            </w:pPr>
+            <w:r>
+              <w:rPr>
+                <w:sz w:val="16"/>
+                <w:szCs w:val="16"/>
+                <w:lang w:val="en-IN"/>
+              </w:rPr>
+              <w:t xml:space="preserve">                </w:t>
+            </w:r>
+            <w:proofErr w:type="spellStart"/>
+            <w:r>
+              <w:rPr>
+                <w:sz w:val="16"/>
+                <w:szCs w:val="16"/>
+                <w:lang w:val="en-IN"/>
+              </w:rPr>
+              <w:t>empName</w:t>
+            </w:r>
+            <w:proofErr w:type="spellEnd"/>
+            <w:r>
+              <w:rPr>
+                <w:sz w:val="16"/>
+                <w:szCs w:val="16"/>
+                <w:lang w:val="en-IN"/>
+              </w:rPr>
+              <w:t xml:space="preserve">: </w:t>
+            </w:r>
+            <w:proofErr w:type="spellStart"/>
+            <w:proofErr w:type="gramStart"/>
+            <w:r>
+              <w:rPr>
+                <w:sz w:val="16"/>
+                <w:szCs w:val="16"/>
+                <w:lang w:val="en-IN"/>
+              </w:rPr>
+              <w:t>document.getElementById</w:t>
+            </w:r>
+            <w:proofErr w:type="spellEnd"/>
+            <w:proofErr w:type="gramEnd"/>
+            <w:r>
+              <w:rPr>
+                <w:sz w:val="16"/>
+                <w:szCs w:val="16"/>
+                <w:lang w:val="en-IN"/>
+              </w:rPr>
+              <w:t>("</w:t>
+            </w:r>
+            <w:proofErr w:type="spellStart"/>
+            <w:r>
+              <w:rPr>
+                <w:sz w:val="16"/>
+                <w:szCs w:val="16"/>
+                <w:lang w:val="en-IN"/>
+              </w:rPr>
+              <w:t>empName</w:t>
+            </w:r>
+            <w:proofErr w:type="spellEnd"/>
+            <w:r>
+              <w:rPr>
+                <w:sz w:val="16"/>
+                <w:szCs w:val="16"/>
+                <w:lang w:val="en-IN"/>
+              </w:rPr>
+              <w:t>").value,</w:t>
+            </w:r>
+          </w:p>
+          <w:p>
+            <w:pPr>
+              <w:rPr>
+                <w:sz w:val="16"/>
+                <w:szCs w:val="16"/>
+                <w:lang w:val="en-IN"/>
+              </w:rPr>
+            </w:pPr>
+            <w:r>
+              <w:rPr>
+                <w:sz w:val="16"/>
+                <w:szCs w:val="16"/>
+                <w:lang w:val="en-IN"/>
+              </w:rPr>
+              <w:t xml:space="preserve">                </w:t>
+            </w:r>
+            <w:proofErr w:type="spellStart"/>
+            <w:r>
+              <w:rPr>
+                <w:sz w:val="16"/>
+                <w:szCs w:val="16"/>
+                <w:lang w:val="en-IN"/>
+              </w:rPr>
+              <w:t>empId</w:t>
+            </w:r>
+            <w:proofErr w:type="spellEnd"/>
+            <w:r>
+              <w:rPr>
+                <w:sz w:val="16"/>
+                <w:szCs w:val="16"/>
+                <w:lang w:val="en-IN"/>
+              </w:rPr>
+              <w:t>: 4554,</w:t>
+            </w:r>
+          </w:p>
+          <w:p>
+            <w:pPr>
+              <w:rPr>
+                <w:sz w:val="16"/>
+                <w:szCs w:val="16"/>
+                <w:lang w:val="en-IN"/>
+              </w:rPr>
+            </w:pPr>
+            <w:r>
+              <w:rPr>
+                <w:sz w:val="16"/>
+                <w:szCs w:val="16"/>
+                <w:lang w:val="en-IN"/>
+              </w:rPr>
+              <w:t xml:space="preserve">                </w:t>
+            </w:r>
+            <w:proofErr w:type="spellStart"/>
+            <w:r>
+              <w:rPr>
+                <w:sz w:val="16"/>
+                <w:szCs w:val="16"/>
+                <w:lang w:val="en-IN"/>
+              </w:rPr>
+              <w:t>empSalary</w:t>
+            </w:r>
+            <w:proofErr w:type="spellEnd"/>
+            <w:r>
+              <w:rPr>
+                <w:sz w:val="16"/>
+                <w:szCs w:val="16"/>
+                <w:lang w:val="en-IN"/>
+              </w:rPr>
+              <w:t>: 4545,</w:t>
+            </w:r>
+          </w:p>
+          <w:p>
+            <w:pPr>
+              <w:rPr>
+                <w:sz w:val="16"/>
+                <w:szCs w:val="16"/>
+                <w:lang w:val="en-IN"/>
+              </w:rPr>
+            </w:pPr>
+            <w:r>
+              <w:rPr>
+                <w:sz w:val="16"/>
+                <w:szCs w:val="16"/>
+                <w:lang w:val="en-IN"/>
+              </w:rPr>
+              <w:t xml:space="preserve">                </w:t>
+            </w:r>
+            <w:proofErr w:type="spellStart"/>
+            <w:r>
+              <w:rPr>
+                <w:sz w:val="16"/>
+                <w:szCs w:val="16"/>
+                <w:lang w:val="en-IN"/>
+              </w:rPr>
+              <w:t>empAddress</w:t>
+            </w:r>
+            <w:proofErr w:type="spellEnd"/>
+            <w:r>
+              <w:rPr>
+                <w:sz w:val="16"/>
+                <w:szCs w:val="16"/>
+                <w:lang w:val="en-IN"/>
+              </w:rPr>
+              <w:t>: "MVG",</w:t>
+            </w:r>
+          </w:p>
+          <w:p>
+            <w:pPr>
+              <w:rPr>
+                <w:sz w:val="16"/>
+                <w:szCs w:val="16"/>
+                <w:lang w:val="en-IN"/>
+              </w:rPr>
+            </w:pPr>
+            <w:r>
+              <w:rPr>
+                <w:sz w:val="16"/>
+                <w:szCs w:val="16"/>
+                <w:lang w:val="en-IN"/>
+              </w:rPr>
+              <w:t xml:space="preserve">                </w:t>
+            </w:r>
+            <w:proofErr w:type="spellStart"/>
+            <w:r>
+              <w:rPr>
+                <w:sz w:val="16"/>
+                <w:szCs w:val="16"/>
+                <w:lang w:val="en-IN"/>
+              </w:rPr>
+              <w:t>empCell</w:t>
+            </w:r>
+            <w:proofErr w:type="spellEnd"/>
+            <w:r>
+              <w:rPr>
+                <w:sz w:val="16"/>
+                <w:szCs w:val="16"/>
+                <w:lang w:val="en-IN"/>
+              </w:rPr>
+              <w:t>: 454</w:t>
             </w:r>
           </w:p>
           <w:p>
@@ -13792,6 +19149,7 @@
               </w:rPr>
               <w:t xml:space="preserve">            </w:t>
             </w:r>
+            <w:proofErr w:type="gramStart"/>
             <w:r>
               <w:rPr>
                 <w:b/>
@@ -13809,7 +19167,34 @@
                 <w:szCs w:val="16"/>
                 <w:lang w:val="en-IN"/>
               </w:rPr>
-              <w:t>('http://localhost:9002/saveFullEmpDetailsFromJS', {</w:t>
+              <w:t>(</w:t>
+            </w:r>
+            <w:proofErr w:type="gramEnd"/>
+            <w:r>
+              <w:rPr>
+                <w:sz w:val="16"/>
+                <w:szCs w:val="16"/>
+                <w:lang w:val="en-IN"/>
+              </w:rPr>
+              <w:t>'http://localhost:9002/</w:t>
+            </w:r>
+            <w:proofErr w:type="spellStart"/>
+            <w:r>
+              <w:rPr>
+                <w:sz w:val="16"/>
+                <w:szCs w:val="16"/>
+                <w:lang w:val="en-IN"/>
+              </w:rPr>
+              <w:t>saveFullEmpDetailsFromJS</w:t>
+            </w:r>
+            <w:proofErr w:type="spellEnd"/>
+            <w:r>
+              <w:rPr>
+                <w:sz w:val="16"/>
+                <w:szCs w:val="16"/>
+                <w:lang w:val="en-IN"/>
+              </w:rPr>
+              <w:t>', {</w:t>
             </w:r>
           </w:p>
           <w:p>
@@ -13896,7 +19281,31 @@
                 <w:highlight w:val="yellow"/>
                 <w:lang w:val="en-IN"/>
               </w:rPr>
-              <w:t>'Content-Type': 'application/json'</w:t>
+              <w:t>'Content-Type': 'application/</w:t>
+            </w:r>
+            <w:proofErr w:type="spellStart"/>
+            <w:r>
+              <w:rPr>
+                <w:b/>
+                <w:bCs/>
+                <w:sz w:val="16"/>
+                <w:szCs w:val="16"/>
+                <w:highlight w:val="yellow"/>
+                <w:lang w:val="en-IN"/>
+              </w:rPr>
+              <w:t>json</w:t>
+            </w:r>
+            <w:proofErr w:type="spellEnd"/>
+            <w:r>
+              <w:rPr>
+                <w:b/>
+                <w:bCs/>
+                <w:sz w:val="16"/>
+                <w:szCs w:val="16"/>
+                <w:highlight w:val="yellow"/>
+                <w:lang w:val="en-IN"/>
+              </w:rPr>
+              <w:t>'</w:t>
             </w:r>
           </w:p>
           <w:p>
@@ -13930,7 +19339,25 @@
                 <w:szCs w:val="16"/>
                 <w:lang w:val="en-IN"/>
               </w:rPr>
-              <w:t>                body: JSON.stringify(employee)</w:t>
+              <w:t xml:space="preserve">                body: </w:t>
+            </w:r>
+            <w:proofErr w:type="spellStart"/>
+            <w:r>
+              <w:rPr>
+                <w:sz w:val="16"/>
+                <w:szCs w:val="16"/>
+                <w:lang w:val="en-IN"/>
+              </w:rPr>
+              <w:t>JSON.stringify</w:t>
+            </w:r>
+            <w:proofErr w:type="spellEnd"/>
+            <w:r>
+              <w:rPr>
+                <w:sz w:val="16"/>
+                <w:szCs w:val="16"/>
+                <w:lang w:val="en-IN"/>
+              </w:rPr>
+              <w:t>(employee)</w:t>
             </w:r>
           </w:p>
           <w:p>
@@ -13964,41 +19391,151 @@
                 <w:szCs w:val="16"/>
                 <w:lang w:val="en-IN"/>
               </w:rPr>
-              <w:t>                .then(response =&gt; response.text())</w:t>
-            </w:r>
-          </w:p>
-          <w:p>
-            <w:pPr>
-              <w:rPr>
-                <w:sz w:val="16"/>
-                <w:szCs w:val="16"/>
-                <w:lang w:val="en-IN"/>
-              </w:rPr>
-            </w:pPr>
-            <w:r>
-              <w:rPr>
-                <w:sz w:val="16"/>
-                <w:szCs w:val="16"/>
-                <w:lang w:val="en-IN"/>
-              </w:rPr>
-              <w:t>                .then(result =&gt; console.log(result))</w:t>
-            </w:r>
-          </w:p>
-          <w:p>
-            <w:pPr>
-              <w:rPr>
-                <w:sz w:val="16"/>
-                <w:szCs w:val="16"/>
-                <w:lang w:val="en-IN"/>
-              </w:rPr>
-            </w:pPr>
-            <w:r>
-              <w:rPr>
-                <w:sz w:val="16"/>
-                <w:szCs w:val="16"/>
-                <w:lang w:val="en-IN"/>
-              </w:rPr>
-              <w:t>                .catch(error =&gt; console.error('Error:', error));</w:t>
+              <w:t xml:space="preserve">                </w:t>
+            </w:r>
+            <w:proofErr w:type="gramStart"/>
+            <w:r>
+              <w:rPr>
+                <w:sz w:val="16"/>
+                <w:szCs w:val="16"/>
+                <w:lang w:val="en-IN"/>
+              </w:rPr>
+              <w:t>.then</w:t>
+            </w:r>
+            <w:proofErr w:type="gramEnd"/>
+            <w:r>
+              <w:rPr>
+                <w:sz w:val="16"/>
+                <w:szCs w:val="16"/>
+                <w:lang w:val="en-IN"/>
+              </w:rPr>
+              <w:t xml:space="preserve">(response =&gt; </w:t>
+            </w:r>
+            <w:proofErr w:type="spellStart"/>
+            <w:r>
+              <w:rPr>
+                <w:sz w:val="16"/>
+                <w:szCs w:val="16"/>
+                <w:lang w:val="en-IN"/>
+              </w:rPr>
+              <w:t>response.</w:t>
+            </w:r>
+            <w:proofErr w:type="gramStart"/>
+            <w:r>
+              <w:rPr>
+                <w:sz w:val="16"/>
+                <w:szCs w:val="16"/>
+                <w:lang w:val="en-IN"/>
+              </w:rPr>
+              <w:t>text</w:t>
+            </w:r>
+            <w:proofErr w:type="spellEnd"/>
+            <w:r>
+              <w:rPr>
+                <w:sz w:val="16"/>
+                <w:szCs w:val="16"/>
+                <w:lang w:val="en-IN"/>
+              </w:rPr>
+              <w:t>(</w:t>
+            </w:r>
+            <w:proofErr w:type="gramEnd"/>
+            <w:r>
+              <w:rPr>
+                <w:sz w:val="16"/>
+                <w:szCs w:val="16"/>
+                <w:lang w:val="en-IN"/>
+              </w:rPr>
+              <w:t>))</w:t>
+            </w:r>
+          </w:p>
+          <w:p>
+            <w:pPr>
+              <w:rPr>
+                <w:sz w:val="16"/>
+                <w:szCs w:val="16"/>
+                <w:lang w:val="en-IN"/>
+              </w:rPr>
+            </w:pPr>
+            <w:r>
+              <w:rPr>
+                <w:sz w:val="16"/>
+                <w:szCs w:val="16"/>
+                <w:lang w:val="en-IN"/>
+              </w:rPr>
+              <w:t xml:space="preserve">                </w:t>
+            </w:r>
+            <w:proofErr w:type="gramStart"/>
+            <w:r>
+              <w:rPr>
+                <w:sz w:val="16"/>
+                <w:szCs w:val="16"/>
+                <w:lang w:val="en-IN"/>
+              </w:rPr>
+              <w:t>.then</w:t>
+            </w:r>
+            <w:proofErr w:type="gramEnd"/>
+            <w:r>
+              <w:rPr>
+                <w:sz w:val="16"/>
+                <w:szCs w:val="16"/>
+                <w:lang w:val="en-IN"/>
+              </w:rPr>
+              <w:t>(result =&gt; console.log(result))</w:t>
+            </w:r>
+          </w:p>
+          <w:p>
+            <w:pPr>
+              <w:rPr>
+                <w:sz w:val="16"/>
+                <w:szCs w:val="16"/>
+                <w:lang w:val="en-IN"/>
+              </w:rPr>
+            </w:pPr>
+            <w:r>
+              <w:rPr>
+                <w:sz w:val="16"/>
+                <w:szCs w:val="16"/>
+                <w:lang w:val="en-IN"/>
+              </w:rPr>
+              <w:t xml:space="preserve">                </w:t>
+            </w:r>
+            <w:proofErr w:type="gramStart"/>
+            <w:r>
+              <w:rPr>
+                <w:sz w:val="16"/>
+                <w:szCs w:val="16"/>
+                <w:lang w:val="en-IN"/>
+              </w:rPr>
+              <w:t>.catch</w:t>
+            </w:r>
+            <w:proofErr w:type="gramEnd"/>
+            <w:r>
+              <w:rPr>
+                <w:sz w:val="16"/>
+                <w:szCs w:val="16"/>
+                <w:lang w:val="en-IN"/>
+              </w:rPr>
+              <w:t xml:space="preserve">(error =&gt; </w:t>
+            </w:r>
+            <w:proofErr w:type="spellStart"/>
+            <w:proofErr w:type="gramStart"/>
+            <w:r>
+              <w:rPr>
+                <w:sz w:val="16"/>
+                <w:szCs w:val="16"/>
+                <w:lang w:val="en-IN"/>
+              </w:rPr>
+              <w:t>console.error</w:t>
+            </w:r>
+            <w:proofErr w:type="spellEnd"/>
+            <w:proofErr w:type="gramEnd"/>
+            <w:r>
+              <w:rPr>
+                <w:sz w:val="16"/>
+                <w:szCs w:val="16"/>
+                <w:lang w:val="en-IN"/>
+              </w:rPr>
+              <w:t>('Error:', error));</w:t>
             </w:r>
           </w:p>
           <w:p>
@@ -14099,24 +19636,55 @@
                 <w:highlight w:val="yellow"/>
                 <w:lang w:val="en-IN"/>
               </w:rPr>
-              <w:t>@PostMapping</w:t>
-            </w:r>
-            <w:r>
-              <w:rPr>
+              <w:t>@</w:t>
+            </w:r>
+            <w:proofErr w:type="gramStart"/>
+            <w:r>
+              <w:rPr>
+                <w:b/>
+                <w:bCs/>
                 <w:sz w:val="16"/>
                 <w:szCs w:val="16"/>
                 <w:highlight w:val="yellow"/>
                 <w:lang w:val="en-IN"/>
               </w:rPr>
+              <w:t>PostMapping</w:t>
+            </w:r>
+            <w:r>
+              <w:rPr>
+                <w:sz w:val="16"/>
+                <w:szCs w:val="16"/>
+                <w:highlight w:val="yellow"/>
+                <w:lang w:val="en-IN"/>
+              </w:rPr>
               <w:t>(</w:t>
             </w:r>
-            <w:r>
-              <w:rPr>
-                <w:sz w:val="16"/>
-                <w:szCs w:val="16"/>
-                <w:lang w:val="en-IN"/>
-              </w:rPr>
-              <w:t>path = "/saveFullEmpDetailsFromJS")</w:t>
+            <w:proofErr w:type="gramEnd"/>
+            <w:r>
+              <w:rPr>
+                <w:sz w:val="16"/>
+                <w:szCs w:val="16"/>
+                <w:lang w:val="en-IN"/>
+              </w:rPr>
+              <w:t>path = "/</w:t>
+            </w:r>
+            <w:proofErr w:type="spellStart"/>
+            <w:r>
+              <w:rPr>
+                <w:sz w:val="16"/>
+                <w:szCs w:val="16"/>
+                <w:lang w:val="en-IN"/>
+              </w:rPr>
+              <w:t>saveFullEmpDetailsFromJS</w:t>
+            </w:r>
+            <w:proofErr w:type="spellEnd"/>
+            <w:r>
+              <w:rPr>
+                <w:sz w:val="16"/>
+                <w:szCs w:val="16"/>
+                <w:lang w:val="en-IN"/>
+              </w:rPr>
+              <w:t>")</w:t>
             </w:r>
           </w:p>
           <w:p>
@@ -14143,8 +19711,28 @@
                 <w:szCs w:val="16"/>
                 <w:lang w:val="en-IN"/>
               </w:rPr>
-              <w:t xml:space="preserve"> String saveFullEmpDetailsFromJS(</w:t>
-            </w:r>
+              <w:t xml:space="preserve"> String </w:t>
+            </w:r>
+            <w:proofErr w:type="spellStart"/>
+            <w:proofErr w:type="gramStart"/>
+            <w:r>
+              <w:rPr>
+                <w:sz w:val="16"/>
+                <w:szCs w:val="16"/>
+                <w:lang w:val="en-IN"/>
+              </w:rPr>
+              <w:t>saveFullEmpDetailsFromJS</w:t>
+            </w:r>
+            <w:proofErr w:type="spellEnd"/>
+            <w:r>
+              <w:rPr>
+                <w:sz w:val="16"/>
+                <w:szCs w:val="16"/>
+                <w:lang w:val="en-IN"/>
+              </w:rPr>
+              <w:t>(</w:t>
+            </w:r>
+            <w:proofErr w:type="gramEnd"/>
             <w:r>
               <w:rPr>
                 <w:b/>
@@ -14162,17 +19750,36 @@
                 <w:szCs w:val="16"/>
                 <w:lang w:val="en-IN"/>
               </w:rPr>
-              <w:t xml:space="preserve"> Map&lt;String, String&gt; empObj) {</w:t>
-            </w:r>
-          </w:p>
-          <w:p>
-            <w:pPr>
-              <w:rPr>
-                <w:sz w:val="16"/>
-                <w:szCs w:val="16"/>
-                <w:lang w:val="en-IN"/>
-              </w:rPr>
-            </w:pPr>
+              <w:t xml:space="preserve"> Map&lt;String, String&gt; </w:t>
+            </w:r>
+            <w:proofErr w:type="spellStart"/>
+            <w:r>
+              <w:rPr>
+                <w:sz w:val="16"/>
+                <w:szCs w:val="16"/>
+                <w:lang w:val="en-IN"/>
+              </w:rPr>
+              <w:t>empObj</w:t>
+            </w:r>
+            <w:proofErr w:type="spellEnd"/>
+            <w:r>
+              <w:rPr>
+                <w:sz w:val="16"/>
+                <w:szCs w:val="16"/>
+                <w:lang w:val="en-IN"/>
+              </w:rPr>
+              <w:t>) {</w:t>
+            </w:r>
+          </w:p>
+          <w:p>
+            <w:pPr>
+              <w:rPr>
+                <w:sz w:val="16"/>
+                <w:szCs w:val="16"/>
+                <w:lang w:val="en-IN"/>
+              </w:rPr>
+            </w:pPr>
+            <w:proofErr w:type="spellStart"/>
             <w:r>
               <w:rPr>
                 <w:sz w:val="16"/>
@@ -14199,7 +19806,34 @@
                 <w:szCs w:val="16"/>
                 <w:lang w:val="en-IN"/>
               </w:rPr>
-              <w:t>.println(empObj); // store in DB</w:t>
+              <w:t>.println</w:t>
+            </w:r>
+            <w:proofErr w:type="spellEnd"/>
+            <w:r>
+              <w:rPr>
+                <w:sz w:val="16"/>
+                <w:szCs w:val="16"/>
+                <w:lang w:val="en-IN"/>
+              </w:rPr>
+              <w:t>(</w:t>
+            </w:r>
+            <w:proofErr w:type="spellStart"/>
+            <w:r>
+              <w:rPr>
+                <w:sz w:val="16"/>
+                <w:szCs w:val="16"/>
+                <w:lang w:val="en-IN"/>
+              </w:rPr>
+              <w:t>empObj</w:t>
+            </w:r>
+            <w:proofErr w:type="spellEnd"/>
+            <w:r>
+              <w:rPr>
+                <w:sz w:val="16"/>
+                <w:szCs w:val="16"/>
+                <w:lang w:val="en-IN"/>
+              </w:rPr>
+              <w:t>); // store in DB</w:t>
             </w:r>
           </w:p>
           <w:p>
@@ -14226,7 +19860,53 @@
                 <w:szCs w:val="16"/>
                 <w:lang w:val="en-IN"/>
               </w:rPr>
-              <w:t xml:space="preserve"> "Hi..." +  empObj.get("empName") + " your data save</w:t>
+              <w:t xml:space="preserve"> "Hi..." </w:t>
+            </w:r>
+            <w:proofErr w:type="gramStart"/>
+            <w:r>
+              <w:rPr>
+                <w:sz w:val="16"/>
+                <w:szCs w:val="16"/>
+                <w:lang w:val="en-IN"/>
+              </w:rPr>
+              <w:t xml:space="preserve">+  </w:t>
+            </w:r>
+            <w:proofErr w:type="spellStart"/>
+            <w:r>
+              <w:rPr>
+                <w:sz w:val="16"/>
+                <w:szCs w:val="16"/>
+                <w:lang w:val="en-IN"/>
+              </w:rPr>
+              <w:t>empObj.get</w:t>
+            </w:r>
+            <w:proofErr w:type="spellEnd"/>
+            <w:proofErr w:type="gramEnd"/>
+            <w:r>
+              <w:rPr>
+                <w:sz w:val="16"/>
+                <w:szCs w:val="16"/>
+                <w:lang w:val="en-IN"/>
+              </w:rPr>
+              <w:t>("</w:t>
+            </w:r>
+            <w:proofErr w:type="spellStart"/>
+            <w:r>
+              <w:rPr>
+                <w:sz w:val="16"/>
+                <w:szCs w:val="16"/>
+                <w:lang w:val="en-IN"/>
+              </w:rPr>
+              <w:t>empName</w:t>
+            </w:r>
+            <w:proofErr w:type="spellEnd"/>
+            <w:r>
+              <w:rPr>
+                <w:sz w:val="16"/>
+                <w:szCs w:val="16"/>
+                <w:lang w:val="en-IN"/>
+              </w:rPr>
+              <w:t>") + " your data save</w:t>
             </w:r>
             <w:r>
               <w:rPr>
@@ -14242,8 +19922,18 @@
                 <w:szCs w:val="16"/>
                 <w:lang w:val="en-IN"/>
               </w:rPr>
-              <w:t xml:space="preserve"> in DB successfully!" ;</w:t>
-            </w:r>
+              <w:t xml:space="preserve"> in DB successfully!</w:t>
+            </w:r>
+            <w:proofErr w:type="gramStart"/>
+            <w:r>
+              <w:rPr>
+                <w:sz w:val="16"/>
+                <w:szCs w:val="16"/>
+                <w:lang w:val="en-IN"/>
+              </w:rPr>
+              <w:t>" ;</w:t>
+            </w:r>
+            <w:proofErr w:type="gramEnd"/>
           </w:p>
           <w:p>
             <w:pPr>
@@ -14871,10 +20561,10 @@
     </w:lvl>
   </w:abstractNum>
   <w:abstractNum w:abstractNumId="6" w15:restartNumberingAfterBreak="0">
-    <w:nsid w:val="498C424A"/>
+    <w:nsid w:val="404D7F66"/>
     <w:multiLevelType w:val="hybridMultilevel"/>
-    <w:tmpl w:val="6E702210"/>
-    <w:lvl w:ilvl="0" w:tplc="67F228BE">
+    <w:tmpl w:val="80CEDE5A"/>
+    <w:lvl w:ilvl="0" w:tplc="30302A3A">
       <w:start w:val="1"/>
       <w:numFmt w:val="decimal"/>
       <w:lvlText w:val="%1."/>
@@ -14960,10 +20650,10 @@
     </w:lvl>
   </w:abstractNum>
   <w:abstractNum w:abstractNumId="7" w15:restartNumberingAfterBreak="0">
-    <w:nsid w:val="4F890A9C"/>
+    <w:nsid w:val="498C424A"/>
     <w:multiLevelType w:val="hybridMultilevel"/>
-    <w:tmpl w:val="000037EA"/>
-    <w:lvl w:ilvl="0" w:tplc="05643C3A">
+    <w:tmpl w:val="6E702210"/>
+    <w:lvl w:ilvl="0" w:tplc="67F228BE">
       <w:start w:val="1"/>
       <w:numFmt w:val="decimal"/>
       <w:lvlText w:val="%1."/>
@@ -15049,6 +20739,95 @@
     </w:lvl>
   </w:abstractNum>
   <w:abstractNum w:abstractNumId="8" w15:restartNumberingAfterBreak="0">
+    <w:nsid w:val="4F890A9C"/>
+    <w:multiLevelType w:val="hybridMultilevel"/>
+    <w:tmpl w:val="000037EA"/>
+    <w:lvl w:ilvl="0" w:tplc="05643C3A">
+      <w:start w:val="1"/>
+      <w:numFmt w:val="decimal"/>
+      <w:lvlText w:val="%1."/>
+      <w:lvlJc w:val="left"/>
+      <w:pPr>
+        <w:ind w:left="1080" w:hanging="360"/>
+      </w:pPr>
+      <w:rPr>
+        <w:rFonts w:hint="default"/>
+      </w:rPr>
+    </w:lvl>
+    <w:lvl w:ilvl="1" w:tplc="40090019" w:tentative="1">
+      <w:start w:val="1"/>
+      <w:numFmt w:val="lowerLetter"/>
+      <w:lvlText w:val="%2."/>
+      <w:lvlJc w:val="left"/>
+      <w:pPr>
+        <w:ind w:left="1800" w:hanging="360"/>
+      </w:pPr>
+    </w:lvl>
+    <w:lvl w:ilvl="2" w:tplc="4009001B" w:tentative="1">
+      <w:start w:val="1"/>
+      <w:numFmt w:val="lowerRoman"/>
+      <w:lvlText w:val="%3."/>
+      <w:lvlJc w:val="right"/>
+      <w:pPr>
+        <w:ind w:left="2520" w:hanging="180"/>
+      </w:pPr>
+    </w:lvl>
+    <w:lvl w:ilvl="3" w:tplc="4009000F" w:tentative="1">
+      <w:start w:val="1"/>
+      <w:numFmt w:val="decimal"/>
+      <w:lvlText w:val="%4."/>
+      <w:lvlJc w:val="left"/>
+      <w:pPr>
+        <w:ind w:left="3240" w:hanging="360"/>
+      </w:pPr>
+    </w:lvl>
+    <w:lvl w:ilvl="4" w:tplc="40090019" w:tentative="1">
+      <w:start w:val="1"/>
+      <w:numFmt w:val="lowerLetter"/>
+      <w:lvlText w:val="%5."/>
+      <w:lvlJc w:val="left"/>
+      <w:pPr>
+        <w:ind w:left="3960" w:hanging="360"/>
+      </w:pPr>
+    </w:lvl>
+    <w:lvl w:ilvl="5" w:tplc="4009001B" w:tentative="1">
+      <w:start w:val="1"/>
+      <w:numFmt w:val="lowerRoman"/>
+      <w:lvlText w:val="%6."/>
+      <w:lvlJc w:val="right"/>
+      <w:pPr>
+        <w:ind w:left="4680" w:hanging="180"/>
+      </w:pPr>
+    </w:lvl>
+    <w:lvl w:ilvl="6" w:tplc="4009000F" w:tentative="1">
+      <w:start w:val="1"/>
+      <w:numFmt w:val="decimal"/>
+      <w:lvlText w:val="%7."/>
+      <w:lvlJc w:val="left"/>
+      <w:pPr>
+        <w:ind w:left="5400" w:hanging="360"/>
+      </w:pPr>
+    </w:lvl>
+    <w:lvl w:ilvl="7" w:tplc="40090019" w:tentative="1">
+      <w:start w:val="1"/>
+      <w:numFmt w:val="lowerLetter"/>
+      <w:lvlText w:val="%8."/>
+      <w:lvlJc w:val="left"/>
+      <w:pPr>
+        <w:ind w:left="6120" w:hanging="360"/>
+      </w:pPr>
+    </w:lvl>
+    <w:lvl w:ilvl="8" w:tplc="4009001B" w:tentative="1">
+      <w:start w:val="1"/>
+      <w:numFmt w:val="lowerRoman"/>
+      <w:lvlText w:val="%9."/>
+      <w:lvlJc w:val="right"/>
+      <w:pPr>
+        <w:ind w:left="6840" w:hanging="180"/>
+      </w:pPr>
+    </w:lvl>
+  </w:abstractNum>
+  <w:abstractNum w:abstractNumId="9" w15:restartNumberingAfterBreak="0">
     <w:nsid w:val="5102031C"/>
     <w:multiLevelType w:val="multilevel"/>
     <w:tmpl w:val="153296EA"/>
@@ -15197,7 +20976,7 @@
       </w:rPr>
     </w:lvl>
   </w:abstractNum>
-  <w:abstractNum w:abstractNumId="9" w15:restartNumberingAfterBreak="0">
+  <w:abstractNum w:abstractNumId="10" w15:restartNumberingAfterBreak="0">
     <w:nsid w:val="552E09BC"/>
     <w:multiLevelType w:val="multilevel"/>
     <w:tmpl w:val="5A249DC8"/>
@@ -15346,7 +21125,7 @@
       </w:rPr>
     </w:lvl>
   </w:abstractNum>
-  <w:abstractNum w:abstractNumId="10" w15:restartNumberingAfterBreak="0">
+  <w:abstractNum w:abstractNumId="11" w15:restartNumberingAfterBreak="0">
     <w:nsid w:val="5920643F"/>
     <w:multiLevelType w:val="multilevel"/>
     <w:tmpl w:val="13F619D6"/>
@@ -15495,7 +21274,7 @@
       </w:rPr>
     </w:lvl>
   </w:abstractNum>
-  <w:abstractNum w:abstractNumId="11" w15:restartNumberingAfterBreak="0">
+  <w:abstractNum w:abstractNumId="12" w15:restartNumberingAfterBreak="0">
     <w:nsid w:val="5DCA4DF4"/>
     <w:multiLevelType w:val="multilevel"/>
     <w:tmpl w:val="822C386C"/>
@@ -15644,7 +21423,7 @@
       </w:rPr>
     </w:lvl>
   </w:abstractNum>
-  <w:abstractNum w:abstractNumId="12" w15:restartNumberingAfterBreak="0">
+  <w:abstractNum w:abstractNumId="13" w15:restartNumberingAfterBreak="0">
     <w:nsid w:val="603C23C4"/>
     <w:multiLevelType w:val="multilevel"/>
     <w:tmpl w:val="A1B050E0"/>
@@ -15793,7 +21572,7 @@
       </w:rPr>
     </w:lvl>
   </w:abstractNum>
-  <w:abstractNum w:abstractNumId="13" w15:restartNumberingAfterBreak="0">
+  <w:abstractNum w:abstractNumId="14" w15:restartNumberingAfterBreak="0">
     <w:nsid w:val="62686A12"/>
     <w:multiLevelType w:val="hybridMultilevel"/>
     <w:tmpl w:val="408A7700"/>
@@ -15882,7 +21661,7 @@
       </w:pPr>
     </w:lvl>
   </w:abstractNum>
-  <w:abstractNum w:abstractNumId="14" w15:restartNumberingAfterBreak="0">
+  <w:abstractNum w:abstractNumId="15" w15:restartNumberingAfterBreak="0">
     <w:nsid w:val="76F2751D"/>
     <w:multiLevelType w:val="hybridMultilevel"/>
     <w:tmpl w:val="A18AB1F8"/>
@@ -15978,19 +21757,19 @@
     <w:abstractNumId w:val="3"/>
   </w:num>
   <w:num w:numId="3" w16cid:durableId="1477067824">
-    <w:abstractNumId w:val="6"/>
+    <w:abstractNumId w:val="7"/>
   </w:num>
   <w:num w:numId="4" w16cid:durableId="980420555">
     <w:abstractNumId w:val="1"/>
   </w:num>
   <w:num w:numId="5" w16cid:durableId="276446533">
+    <w:abstractNumId w:val="15"/>
+  </w:num>
+  <w:num w:numId="6" w16cid:durableId="1414663786">
     <w:abstractNumId w:val="14"/>
   </w:num>
-  <w:num w:numId="6" w16cid:durableId="1414663786">
-    <w:abstractNumId w:val="13"/>
-  </w:num>
   <w:num w:numId="7" w16cid:durableId="1843356718">
-    <w:abstractNumId w:val="7"/>
+    <w:abstractNumId w:val="8"/>
   </w:num>
   <w:num w:numId="8" w16cid:durableId="1176774317">
     <w:abstractNumId w:val="0"/>
@@ -15999,22 +21778,25 @@
     <w:abstractNumId w:val="5"/>
   </w:num>
   <w:num w:numId="10" w16cid:durableId="94327571">
+    <w:abstractNumId w:val="12"/>
+  </w:num>
+  <w:num w:numId="11" w16cid:durableId="1434940605">
     <w:abstractNumId w:val="11"/>
   </w:num>
-  <w:num w:numId="11" w16cid:durableId="1434940605">
+  <w:num w:numId="12" w16cid:durableId="524683476">
+    <w:abstractNumId w:val="9"/>
+  </w:num>
+  <w:num w:numId="13" w16cid:durableId="1199319154">
     <w:abstractNumId w:val="10"/>
   </w:num>
-  <w:num w:numId="12" w16cid:durableId="524683476">
-    <w:abstractNumId w:val="8"/>
-  </w:num>
-  <w:num w:numId="13" w16cid:durableId="1199319154">
-    <w:abstractNumId w:val="9"/>
-  </w:num>
   <w:num w:numId="14" w16cid:durableId="2031223118">
-    <w:abstractNumId w:val="12"/>
+    <w:abstractNumId w:val="13"/>
   </w:num>
   <w:num w:numId="15" w16cid:durableId="2072729212">
     <w:abstractNumId w:val="4"/>
+  </w:num>
+  <w:num w:numId="16" w16cid:durableId="1018578415">
+    <w:abstractNumId w:val="6"/>
   </w:num>
 </w:numbering>
 </file>
@@ -16422,7 +22204,6 @@
   <w:style w:type="character" w:default="1" w:styleId="DefaultParagraphFont">
     <w:name w:val="Default Paragraph Font"/>
     <w:uiPriority w:val="1"/>
-    <w:semiHidden/>
     <w:unhideWhenUsed/>
   </w:style>
   <w:style w:type="table" w:default="1" w:styleId="TableNormal">

--- a/java/Spring boot_Practice.docx
+++ b/java/Spring boot_Practice.docx
@@ -1460,7 +1460,6 @@
         <w:t xml:space="preserve">2.change name of </w:t>
       </w:r>
       <w:proofErr w:type="spellStart"/>
-      <w:proofErr w:type="gramStart"/>
       <w:r>
         <w:rPr>
           <w:b/>
@@ -1469,7 +1468,6 @@
         <w:t>application.properties</w:t>
       </w:r>
       <w:proofErr w:type="spellEnd"/>
-      <w:proofErr w:type="gramEnd"/>
       <w:r>
         <w:t xml:space="preserve"> file name into </w:t>
       </w:r>
@@ -1484,146 +1482,107 @@
       </w:r>
       <w:proofErr w:type="spellEnd"/>
       <w:r>
+        <w:t xml:space="preserve"> file.</w:t>
+      </w:r>
+      <w:r>
+        <w:t>[right click -&gt; refractor-&gt; rename]</w:t>
+      </w:r>
+    </w:p>
+    <w:p>
+      <w:pPr>
+        <w:spacing w:after="0" w:line="240" w:lineRule="auto"/>
+      </w:pPr>
+      <w:r>
+        <w:t>3.</w:t>
+      </w:r>
+      <w:r>
+        <w:t>[</w:t>
+      </w:r>
+      <w:r>
+        <w:rPr>
+          <w:b/>
+          <w:bCs/>
+        </w:rPr>
+        <w:t>OPTIONAL</w:t>
+      </w:r>
+      <w:r>
+        <w:t>]</w:t>
+      </w:r>
+      <w:r>
+        <w:t xml:space="preserve">In the </w:t>
+      </w:r>
+      <w:proofErr w:type="spellStart"/>
+      <w:r>
+        <w:t>application.yaml</w:t>
+      </w:r>
+      <w:proofErr w:type="spellEnd"/>
+      <w:r>
+        <w:t xml:space="preserve"> file add server port number</w:t>
+      </w:r>
+      <w:r>
+        <w:t xml:space="preserve">, number can be </w:t>
+      </w:r>
+      <w:r>
+        <w:t xml:space="preserve"> anything you interested. Like.. 9000, </w:t>
+      </w:r>
+      <w:r>
         <w:t xml:space="preserve"> </w:t>
       </w:r>
-      <w:proofErr w:type="gramStart"/>
-      <w:r>
-        <w:t>file.</w:t>
-      </w:r>
-      <w:r>
-        <w:t>[</w:t>
-      </w:r>
-      <w:proofErr w:type="gramEnd"/>
-      <w:r>
-        <w:t>right click -&gt; refractor-&gt; rename]</w:t>
-      </w:r>
-    </w:p>
-    <w:p>
-      <w:pPr>
-        <w:spacing w:after="0" w:line="240" w:lineRule="auto"/>
-      </w:pPr>
-      <w:r>
-        <w:t>3.</w:t>
-      </w:r>
-      <w:r>
-        <w:t>[</w:t>
-      </w:r>
-      <w:r>
-        <w:rPr>
-          <w:b/>
-          <w:bCs/>
-        </w:rPr>
-        <w:t>OPTIONAL</w:t>
-      </w:r>
-      <w:r>
-        <w:t>]</w:t>
-      </w:r>
-      <w:r>
-        <w:t xml:space="preserve">In the </w:t>
-      </w:r>
-      <w:proofErr w:type="spellStart"/>
-      <w:r>
-        <w:t>application.yaml</w:t>
-      </w:r>
-      <w:proofErr w:type="spellEnd"/>
-      <w:r>
-        <w:t xml:space="preserve"> file add server port number</w:t>
-      </w:r>
-      <w:r>
-        <w:t xml:space="preserve">, number can </w:t>
-      </w:r>
-      <w:proofErr w:type="gramStart"/>
-      <w:r>
-        <w:t xml:space="preserve">be </w:t>
-      </w:r>
-      <w:r>
-        <w:t xml:space="preserve"> anything</w:t>
-      </w:r>
-      <w:proofErr w:type="gramEnd"/>
-      <w:r>
-        <w:t xml:space="preserve"> you interested. </w:t>
-      </w:r>
-      <w:proofErr w:type="gramStart"/>
-      <w:r>
-        <w:t>Like..</w:t>
-      </w:r>
-      <w:proofErr w:type="gramEnd"/>
-      <w:r>
-        <w:t xml:space="preserve"> 9000, </w:t>
+    </w:p>
+    <w:p>
+      <w:pPr>
+        <w:spacing w:after="0" w:line="240" w:lineRule="auto"/>
+      </w:pPr>
+      <w:r>
+        <w:t xml:space="preserve">                         </w:t>
+      </w:r>
+      <w:r>
+        <w:t xml:space="preserve">9001, </w:t>
       </w:r>
       <w:r>
         <w:t xml:space="preserve"> </w:t>
       </w:r>
-    </w:p>
-    <w:p>
-      <w:pPr>
-        <w:spacing w:after="0" w:line="240" w:lineRule="auto"/>
-      </w:pPr>
-      <w:r>
-        <w:t xml:space="preserve">                         </w:t>
-      </w:r>
-      <w:proofErr w:type="gramStart"/>
-      <w:r>
-        <w:t xml:space="preserve">9001, </w:t>
+      <w:r>
+        <w:t>9002…….etc</w:t>
+      </w:r>
+      <w:r>
+        <w:t>.</w:t>
+      </w:r>
+    </w:p>
+    <w:p>
+      <w:pPr>
+        <w:spacing w:after="0" w:line="240" w:lineRule="auto"/>
+      </w:pPr>
+      <w:r>
+        <w:t>4.</w:t>
+      </w:r>
+      <w:r>
+        <w:t xml:space="preserve">create methods in </w:t>
+      </w:r>
+      <w:r>
+        <w:t>controller</w:t>
       </w:r>
       <w:r>
         <w:t xml:space="preserve"> </w:t>
       </w:r>
       <w:r>
-        <w:t>9002</w:t>
-      </w:r>
-      <w:proofErr w:type="gramEnd"/>
+        <w:t xml:space="preserve">class you created, and add </w:t>
+      </w:r>
+      <w:r>
+        <w:rPr>
+          <w:b/>
+          <w:bCs/>
+        </w:rPr>
+        <w:t>Request method type annotations</w:t>
+      </w:r>
       <w:r>
         <w:t>…</w:t>
       </w:r>
-      <w:proofErr w:type="gramStart"/>
-      <w:r>
-        <w:t>….etc</w:t>
-      </w:r>
       <w:r>
         <w:t>.</w:t>
       </w:r>
-      <w:proofErr w:type="gramEnd"/>
-    </w:p>
-    <w:p>
-      <w:pPr>
-        <w:spacing w:after="0" w:line="240" w:lineRule="auto"/>
-      </w:pPr>
-      <w:r>
-        <w:t>4.</w:t>
-      </w:r>
-      <w:r>
-        <w:t xml:space="preserve">create methods in </w:t>
-      </w:r>
-      <w:r>
-        <w:t>controller</w:t>
-      </w:r>
-      <w:r>
-        <w:t xml:space="preserve"> </w:t>
-      </w:r>
-      <w:r>
-        <w:t xml:space="preserve">class you created, and add </w:t>
-      </w:r>
-      <w:r>
-        <w:rPr>
-          <w:b/>
-          <w:bCs/>
-        </w:rPr>
-        <w:t>Request method type annotations</w:t>
-      </w:r>
-      <w:proofErr w:type="gramStart"/>
-      <w:r>
-        <w:t>…</w:t>
-      </w:r>
-      <w:r>
-        <w:t>.</w:t>
-      </w:r>
-      <w:r>
-        <w:t>with</w:t>
-      </w:r>
-      <w:proofErr w:type="gramEnd"/>
-      <w:r>
-        <w:t xml:space="preserve"> </w:t>
+      <w:r>
+        <w:t xml:space="preserve">with </w:t>
       </w:r>
       <w:r>
         <w:rPr>
@@ -1694,20 +1653,11 @@
           <w:b/>
           <w:bCs/>
         </w:rPr>
-        <w:t>, @PutMapping, @</w:t>
-      </w:r>
-      <w:proofErr w:type="gramStart"/>
-      <w:r>
-        <w:rPr>
-          <w:b/>
-          <w:bCs/>
-        </w:rPr>
-        <w:t>DeleteMapping</w:t>
+        <w:t>, @PutMapping, @DeleteMapping</w:t>
       </w:r>
       <w:r>
         <w:t>..</w:t>
       </w:r>
-      <w:proofErr w:type="gramEnd"/>
     </w:p>
     <w:p>
       <w:pPr>
@@ -2054,7 +2004,6 @@
         <w:t xml:space="preserve">DemoController.java                                                                         </w:t>
       </w:r>
       <w:proofErr w:type="spellStart"/>
-      <w:proofErr w:type="gramStart"/>
       <w:r>
         <w:rPr>
           <w:b/>
@@ -2063,7 +2012,6 @@
         <w:t>application.yaml</w:t>
       </w:r>
       <w:proofErr w:type="spellEnd"/>
-      <w:proofErr w:type="gramEnd"/>
     </w:p>
     <w:tbl>
       <w:tblPr>
@@ -2161,35 +2109,15 @@
               <w:t xml:space="preserve"> </w:t>
             </w:r>
             <w:proofErr w:type="spellStart"/>
-            <w:proofErr w:type="gramStart"/>
-            <w:r>
-              <w:rPr>
-                <w:sz w:val="16"/>
-                <w:szCs w:val="16"/>
-                <w:lang w:val="en-IN"/>
-              </w:rPr>
-              <w:t>org.springframework.web.bind</w:t>
-            </w:r>
-            <w:proofErr w:type="gramEnd"/>
-            <w:r>
-              <w:rPr>
-                <w:sz w:val="16"/>
-                <w:szCs w:val="16"/>
-                <w:lang w:val="en-IN"/>
-              </w:rPr>
-              <w:t>.</w:t>
-            </w:r>
-            <w:proofErr w:type="gramStart"/>
-            <w:r>
-              <w:rPr>
-                <w:sz w:val="16"/>
-                <w:szCs w:val="16"/>
-                <w:lang w:val="en-IN"/>
-              </w:rPr>
-              <w:t>annotation.GetMapping</w:t>
+            <w:r>
+              <w:rPr>
+                <w:sz w:val="16"/>
+                <w:szCs w:val="16"/>
+                <w:lang w:val="en-IN"/>
+              </w:rPr>
+              <w:t>org.springframework.web.bind.annotation.GetMapping</w:t>
             </w:r>
             <w:proofErr w:type="spellEnd"/>
-            <w:proofErr w:type="gramEnd"/>
             <w:r>
               <w:rPr>
                 <w:sz w:val="16"/>
@@ -2226,35 +2154,15 @@
               <w:t xml:space="preserve"> </w:t>
             </w:r>
             <w:proofErr w:type="spellStart"/>
-            <w:proofErr w:type="gramStart"/>
-            <w:r>
-              <w:rPr>
-                <w:sz w:val="16"/>
-                <w:szCs w:val="16"/>
-                <w:lang w:val="en-IN"/>
-              </w:rPr>
-              <w:t>org.springframework.web.bind</w:t>
-            </w:r>
-            <w:proofErr w:type="gramEnd"/>
-            <w:r>
-              <w:rPr>
-                <w:sz w:val="16"/>
-                <w:szCs w:val="16"/>
-                <w:lang w:val="en-IN"/>
-              </w:rPr>
-              <w:t>.</w:t>
-            </w:r>
-            <w:proofErr w:type="gramStart"/>
-            <w:r>
-              <w:rPr>
-                <w:sz w:val="16"/>
-                <w:szCs w:val="16"/>
-                <w:lang w:val="en-IN"/>
-              </w:rPr>
-              <w:t>annotation.RestController</w:t>
+            <w:r>
+              <w:rPr>
+                <w:sz w:val="16"/>
+                <w:szCs w:val="16"/>
+                <w:lang w:val="en-IN"/>
+              </w:rPr>
+              <w:t>org.springframework.web.bind.annotation.RestController</w:t>
             </w:r>
             <w:proofErr w:type="spellEnd"/>
-            <w:proofErr w:type="gramEnd"/>
             <w:r>
               <w:rPr>
                 <w:sz w:val="16"/>
@@ -2402,31 +2310,7 @@
                 <w:highlight w:val="yellow"/>
                 <w:lang w:val="en-IN"/>
               </w:rPr>
-              <w:t>@</w:t>
-            </w:r>
-            <w:proofErr w:type="gramStart"/>
-            <w:r>
-              <w:rPr>
-                <w:b/>
-                <w:bCs/>
-                <w:sz w:val="16"/>
-                <w:szCs w:val="16"/>
-                <w:highlight w:val="yellow"/>
-                <w:lang w:val="en-IN"/>
-              </w:rPr>
-              <w:t>GetMapping(</w:t>
-            </w:r>
-            <w:proofErr w:type="gramEnd"/>
-            <w:r>
-              <w:rPr>
-                <w:b/>
-                <w:bCs/>
-                <w:sz w:val="16"/>
-                <w:szCs w:val="16"/>
-                <w:highlight w:val="yellow"/>
-                <w:lang w:val="en-IN"/>
-              </w:rPr>
-              <w:t>path = "/</w:t>
+              <w:t>@GetMapping(path = "/</w:t>
             </w:r>
             <w:proofErr w:type="spellStart"/>
             <w:r>
@@ -2565,25 +2449,7 @@
                 <w:szCs w:val="16"/>
                 <w:lang w:val="en-IN"/>
               </w:rPr>
-              <w:t xml:space="preserve">("Hi this is </w:t>
-            </w:r>
-            <w:proofErr w:type="gramStart"/>
-            <w:r>
-              <w:rPr>
-                <w:sz w:val="16"/>
-                <w:szCs w:val="16"/>
-                <w:lang w:val="en-IN"/>
-              </w:rPr>
-              <w:t>Kamal..!</w:t>
-            </w:r>
-            <w:proofErr w:type="gramEnd"/>
-            <w:r>
-              <w:rPr>
-                <w:sz w:val="16"/>
-                <w:szCs w:val="16"/>
-                <w:lang w:val="en-IN"/>
-              </w:rPr>
-              <w:t>");</w:t>
+              <w:t>("Hi this is Kamal..!");</w:t>
             </w:r>
             <w:r>
               <w:rPr>
@@ -2660,25 +2526,7 @@
                 <w:lang w:val="en-IN"/>
               </w:rPr>
               <w:tab/>
-              <w:t>@</w:t>
-            </w:r>
-            <w:proofErr w:type="gramStart"/>
-            <w:r>
-              <w:rPr>
-                <w:sz w:val="16"/>
-                <w:szCs w:val="16"/>
-                <w:lang w:val="en-IN"/>
-              </w:rPr>
-              <w:t>GetMapping(</w:t>
-            </w:r>
-            <w:proofErr w:type="gramEnd"/>
-            <w:r>
-              <w:rPr>
-                <w:sz w:val="16"/>
-                <w:szCs w:val="16"/>
-                <w:lang w:val="en-IN"/>
-              </w:rPr>
-              <w:t>path = "/</w:t>
+              <w:t>@GetMapping(path = "/</w:t>
             </w:r>
             <w:proofErr w:type="spellStart"/>
             <w:r>
@@ -2855,25 +2703,7 @@
                 <w:lang w:val="en-IN"/>
               </w:rPr>
               <w:tab/>
-              <w:t>@</w:t>
-            </w:r>
-            <w:proofErr w:type="gramStart"/>
-            <w:r>
-              <w:rPr>
-                <w:sz w:val="16"/>
-                <w:szCs w:val="16"/>
-                <w:lang w:val="en-IN"/>
-              </w:rPr>
-              <w:t>GetMapping(</w:t>
-            </w:r>
-            <w:proofErr w:type="gramEnd"/>
-            <w:r>
-              <w:rPr>
-                <w:sz w:val="16"/>
-                <w:szCs w:val="16"/>
-                <w:lang w:val="en-IN"/>
-              </w:rPr>
-              <w:t>path = "/</w:t>
+              <w:t>@GetMapping(path = "/</w:t>
             </w:r>
             <w:proofErr w:type="spellStart"/>
             <w:r>
@@ -2989,25 +2819,7 @@
                 <w:szCs w:val="16"/>
                 <w:lang w:val="en-IN"/>
               </w:rPr>
-              <w:t xml:space="preserve"> "Shaik Azad...! Welcome to Spring </w:t>
-            </w:r>
-            <w:proofErr w:type="gramStart"/>
-            <w:r>
-              <w:rPr>
-                <w:sz w:val="16"/>
-                <w:szCs w:val="16"/>
-                <w:lang w:val="en-IN"/>
-              </w:rPr>
-              <w:t>boot..!</w:t>
-            </w:r>
-            <w:proofErr w:type="gramEnd"/>
-            <w:r>
-              <w:rPr>
-                <w:sz w:val="16"/>
-                <w:szCs w:val="16"/>
-                <w:lang w:val="en-IN"/>
-              </w:rPr>
-              <w:t>";</w:t>
+              <w:t xml:space="preserve"> "Shaik Azad...! Welcome to Spring boot..!";</w:t>
             </w:r>
           </w:p>
           <w:p>
@@ -3116,12 +2928,10 @@
         <w:t xml:space="preserve">In </w:t>
       </w:r>
       <w:proofErr w:type="spellStart"/>
-      <w:proofErr w:type="gramStart"/>
       <w:r>
         <w:t>application.yaml</w:t>
       </w:r>
       <w:proofErr w:type="spellEnd"/>
-      <w:proofErr w:type="gramEnd"/>
       <w:r>
         <w:t>/</w:t>
       </w:r>
@@ -3707,15 +3517,7 @@
         <w:ind w:left="1080"/>
       </w:pPr>
       <w:r>
-        <w:t>@</w:t>
-      </w:r>
-      <w:proofErr w:type="gramStart"/>
-      <w:r>
-        <w:t>GetMapping(</w:t>
-      </w:r>
-      <w:proofErr w:type="gramEnd"/>
-      <w:r>
-        <w:t>path = "/</w:t>
+        <w:t>@GetMapping(path = "/</w:t>
       </w:r>
       <w:proofErr w:type="spellStart"/>
       <w:r>
@@ -3813,21 +3615,7 @@
               <w:rPr>
                 <w:lang w:val="en-IN"/>
               </w:rPr>
-              <w:t>@</w:t>
-            </w:r>
-            <w:proofErr w:type="gramStart"/>
-            <w:r>
-              <w:rPr>
-                <w:lang w:val="en-IN"/>
-              </w:rPr>
-              <w:t>GetMapping(</w:t>
-            </w:r>
-            <w:proofErr w:type="gramEnd"/>
-            <w:r>
-              <w:rPr>
-                <w:lang w:val="en-IN"/>
-              </w:rPr>
-              <w:t>path = "/</w:t>
+              <w:t>@GetMapping(path = "/</w:t>
             </w:r>
             <w:proofErr w:type="spellStart"/>
             <w:r>
@@ -4223,13 +4011,8 @@
         <w:spacing w:after="0" w:line="240" w:lineRule="auto"/>
         <w:ind w:left="1080"/>
       </w:pPr>
-      <w:proofErr w:type="gramStart"/>
-      <w:r>
-        <w:t>Here :</w:t>
-      </w:r>
-      <w:proofErr w:type="gramEnd"/>
-      <w:r>
-        <w:t xml:space="preserve"> http – protocol</w:t>
+      <w:r>
+        <w:t>Here : http – protocol</w:t>
       </w:r>
     </w:p>
     <w:p>
@@ -4371,21 +4154,7 @@
               <w:rPr>
                 <w:lang w:val="en-IN"/>
               </w:rPr>
-              <w:t>@</w:t>
-            </w:r>
-            <w:proofErr w:type="gramStart"/>
-            <w:r>
-              <w:rPr>
-                <w:lang w:val="en-IN"/>
-              </w:rPr>
-              <w:t>GetMapping(</w:t>
-            </w:r>
-            <w:proofErr w:type="gramEnd"/>
-            <w:r>
-              <w:rPr>
-                <w:lang w:val="en-IN"/>
-              </w:rPr>
-              <w:t>path = "/</w:t>
+              <w:t>@GetMapping(path = "/</w:t>
             </w:r>
             <w:proofErr w:type="spellStart"/>
             <w:r>
@@ -4498,21 +4267,7 @@
               <w:rPr>
                 <w:lang w:val="en-IN"/>
               </w:rPr>
-              <w:t xml:space="preserve">("My details %s - %s - %s </w:t>
-            </w:r>
-            <w:proofErr w:type="gramStart"/>
-            <w:r>
-              <w:rPr>
-                <w:lang w:val="en-IN"/>
-              </w:rPr>
-              <w:t>",name</w:t>
-            </w:r>
-            <w:proofErr w:type="gramEnd"/>
-            <w:r>
-              <w:rPr>
-                <w:lang w:val="en-IN"/>
-              </w:rPr>
-              <w:t>, city, pin);</w:t>
+              <w:t>("My details %s - %s - %s ",name, city, pin);</w:t>
             </w:r>
           </w:p>
           <w:p>
@@ -4623,21 +4378,7 @@
               <w:rPr>
                 <w:lang w:val="en-IN"/>
               </w:rPr>
-              <w:t>@</w:t>
-            </w:r>
-            <w:proofErr w:type="gramStart"/>
-            <w:r>
-              <w:rPr>
-                <w:lang w:val="en-IN"/>
-              </w:rPr>
-              <w:t>GetMapping(</w:t>
-            </w:r>
-            <w:proofErr w:type="gramEnd"/>
-            <w:r>
-              <w:rPr>
-                <w:lang w:val="en-IN"/>
-              </w:rPr>
-              <w:t>path = "/percentage</w:t>
+              <w:t>@GetMapping(path = "/percentage</w:t>
             </w:r>
             <w:r>
               <w:rPr>
@@ -4715,7 +4456,6 @@
               <w:t xml:space="preserve">public Integer </w:t>
             </w:r>
             <w:proofErr w:type="spellStart"/>
-            <w:proofErr w:type="gramStart"/>
             <w:r>
               <w:rPr>
                 <w:lang w:val="en-IN"/>
@@ -4729,7 +4469,6 @@
               </w:rPr>
               <w:t>(</w:t>
             </w:r>
-            <w:proofErr w:type="gramEnd"/>
             <w:r>
               <w:rPr>
                 <w:lang w:val="en-IN"/>
@@ -4925,15 +4664,7 @@
       </w:r>
       <w:proofErr w:type="spellEnd"/>
       <w:r>
-        <w:t xml:space="preserve"> send more </w:t>
-      </w:r>
-      <w:proofErr w:type="gramStart"/>
-      <w:r>
-        <w:t>values</w:t>
-      </w:r>
-      <w:proofErr w:type="gramEnd"/>
-      <w:r>
-        <w:t xml:space="preserve"> we will send n path variables only but it will confuse us.</w:t>
+        <w:t xml:space="preserve"> send more values we will send n path variables only but it will confuse us.</w:t>
       </w:r>
     </w:p>
     <w:p>
@@ -4970,15 +4701,7 @@
         <w:spacing w:after="0" w:line="240" w:lineRule="auto"/>
       </w:pPr>
       <w:r>
-        <w:t xml:space="preserve">To overcome </w:t>
-      </w:r>
-      <w:proofErr w:type="gramStart"/>
-      <w:r>
-        <w:t>this</w:t>
-      </w:r>
-      <w:proofErr w:type="gramEnd"/>
-      <w:r>
-        <w:t xml:space="preserve"> we can use of “Query String” approach.</w:t>
+        <w:t>To overcome this we can use of “Query String” approach.</w:t>
       </w:r>
     </w:p>
     <w:p>
@@ -5043,21 +4766,7 @@
               <w:rPr>
                 <w:lang w:val="en-IN"/>
               </w:rPr>
-              <w:t>@</w:t>
-            </w:r>
-            <w:proofErr w:type="gramStart"/>
-            <w:r>
-              <w:rPr>
-                <w:lang w:val="en-IN"/>
-              </w:rPr>
-              <w:t>GetMapping(</w:t>
-            </w:r>
-            <w:proofErr w:type="gramEnd"/>
-            <w:r>
-              <w:rPr>
-                <w:lang w:val="en-IN"/>
-              </w:rPr>
-              <w:t>path= "/</w:t>
+              <w:t>@GetMapping(path= "/</w:t>
             </w:r>
             <w:proofErr w:type="spellStart"/>
             <w:r>
@@ -5078,14 +4787,7 @@
                 <w:lang w:val="en-IN"/>
               </w:rPr>
               <w:br/>
-              <w:t xml:space="preserve">public </w:t>
-            </w:r>
-            <w:proofErr w:type="gramStart"/>
-            <w:r>
-              <w:rPr>
-                <w:lang w:val="en-IN"/>
-              </w:rPr>
-              <w:t xml:space="preserve">String  </w:t>
+              <w:t xml:space="preserve">public String  </w:t>
             </w:r>
             <w:proofErr w:type="spellStart"/>
             <w:r>
@@ -5095,7 +4797,6 @@
               <w:t>calculatePerWithQString</w:t>
             </w:r>
             <w:proofErr w:type="spellEnd"/>
-            <w:proofErr w:type="gramEnd"/>
             <w:r>
               <w:rPr>
                 <w:lang w:val="en-IN"/>
@@ -5259,21 +4960,7 @@
                 <w:lang w:val="en-IN"/>
               </w:rPr>
               <w:br/>
-              <w:t xml:space="preserve">    return "Your percentage </w:t>
-            </w:r>
-            <w:proofErr w:type="gramStart"/>
-            <w:r>
-              <w:rPr>
-                <w:lang w:val="en-IN"/>
-              </w:rPr>
-              <w:t>is :</w:t>
-            </w:r>
-            <w:proofErr w:type="gramEnd"/>
-            <w:r>
-              <w:rPr>
-                <w:lang w:val="en-IN"/>
-              </w:rPr>
-              <w:t xml:space="preserve"> "+percentage;</w:t>
+              <w:t xml:space="preserve">    return "Your percentage is : "+percentage;</w:t>
             </w:r>
             <w:r>
               <w:rPr>
@@ -5536,21 +5223,7 @@
                 <w:lang w:val="en-IN"/>
               </w:rPr>
               <w:tab/>
-              <w:t>@</w:t>
-            </w:r>
-            <w:proofErr w:type="gramStart"/>
-            <w:r>
-              <w:rPr>
-                <w:lang w:val="en-IN"/>
-              </w:rPr>
-              <w:t>PostMapping(</w:t>
-            </w:r>
-            <w:proofErr w:type="gramEnd"/>
-            <w:r>
-              <w:rPr>
-                <w:lang w:val="en-IN"/>
-              </w:rPr>
-              <w:t>"/")</w:t>
+              <w:t>@PostMapping("/")</w:t>
             </w:r>
           </w:p>
           <w:p>
@@ -5580,7 +5253,6 @@
               <w:t xml:space="preserve"> String </w:t>
             </w:r>
             <w:proofErr w:type="spellStart"/>
-            <w:proofErr w:type="gramStart"/>
             <w:r>
               <w:rPr>
                 <w:lang w:val="en-IN"/>
@@ -5592,14 +5264,7 @@
               <w:rPr>
                 <w:lang w:val="en-IN"/>
               </w:rPr>
-              <w:t>(</w:t>
-            </w:r>
-            <w:proofErr w:type="gramEnd"/>
-            <w:r>
-              <w:rPr>
-                <w:lang w:val="en-IN"/>
-              </w:rPr>
-              <w:t>) {</w:t>
+              <w:t>() {</w:t>
             </w:r>
           </w:p>
           <w:p>
@@ -5876,23 +5541,7 @@
           <w:b/>
           <w:bCs/>
         </w:rPr>
-        <w:t xml:space="preserve"> method</w:t>
-      </w:r>
-      <w:proofErr w:type="gramStart"/>
-      <w:r>
-        <w:rPr>
-          <w:b/>
-          <w:bCs/>
-        </w:rPr>
-        <w:t>=”POST</w:t>
-      </w:r>
-      <w:proofErr w:type="gramEnd"/>
-      <w:r>
-        <w:rPr>
-          <w:b/>
-          <w:bCs/>
-        </w:rPr>
-        <w:t>”</w:t>
+        <w:t xml:space="preserve"> method=”POST”</w:t>
       </w:r>
       <w:r>
         <w:rPr>
@@ -6101,7 +5750,6 @@
         </w:rPr>
         <w:t>POST, PUT, DELETE</w:t>
       </w:r>
-      <w:proofErr w:type="gramStart"/>
       <w:r>
         <w:rPr>
           <w:highlight w:val="yellow"/>
@@ -6109,7 +5757,6 @@
         <w:t xml:space="preserve"> ..</w:t>
       </w:r>
       <w:proofErr w:type="spellStart"/>
-      <w:proofErr w:type="gramEnd"/>
       <w:r>
         <w:rPr>
           <w:highlight w:val="yellow"/>
@@ -6277,7 +5924,6 @@
               <w:t xml:space="preserve"> String </w:t>
             </w:r>
             <w:proofErr w:type="spellStart"/>
-            <w:proofErr w:type="gramStart"/>
             <w:r>
               <w:rPr>
                 <w:lang w:val="en-IN"/>
@@ -6292,17 +5938,7 @@
                 <w:highlight w:val="yellow"/>
                 <w:lang w:val="en-IN"/>
               </w:rPr>
-              <w:t>(</w:t>
-            </w:r>
-            <w:proofErr w:type="gramEnd"/>
-            <w:r>
-              <w:rPr>
-                <w:b/>
-                <w:bCs/>
-                <w:highlight w:val="yellow"/>
-                <w:lang w:val="en-IN"/>
-              </w:rPr>
-              <w:t>@PathVariable</w:t>
+              <w:t>(@PathVariable</w:t>
             </w:r>
             <w:r>
               <w:rPr>
@@ -6369,21 +6005,7 @@
               <w:rPr>
                 <w:lang w:val="en-IN"/>
               </w:rPr>
-              <w:t xml:space="preserve"> / </w:t>
-            </w:r>
-            <w:proofErr w:type="gramStart"/>
-            <w:r>
-              <w:rPr>
-                <w:lang w:val="en-IN"/>
-              </w:rPr>
-              <w:t>Homepage :</w:t>
-            </w:r>
-            <w:proofErr w:type="gramEnd"/>
-            <w:r>
-              <w:rPr>
-                <w:lang w:val="en-IN"/>
-              </w:rPr>
-              <w:t xml:space="preserve"> " + </w:t>
+              <w:t xml:space="preserve"> / Homepage : " + </w:t>
             </w:r>
             <w:proofErr w:type="spellStart"/>
             <w:r>
@@ -6482,7 +6104,6 @@
               <w:t xml:space="preserve"> String </w:t>
             </w:r>
             <w:proofErr w:type="spellStart"/>
-            <w:proofErr w:type="gramStart"/>
             <w:r>
               <w:rPr>
                 <w:lang w:val="en-IN"/>
@@ -6497,17 +6118,7 @@
                 <w:highlight w:val="yellow"/>
                 <w:lang w:val="en-IN"/>
               </w:rPr>
-              <w:t>(</w:t>
-            </w:r>
-            <w:proofErr w:type="gramEnd"/>
-            <w:r>
-              <w:rPr>
-                <w:b/>
-                <w:bCs/>
-                <w:highlight w:val="yellow"/>
-                <w:lang w:val="en-IN"/>
-              </w:rPr>
-              <w:t>@RequestParam</w:t>
+              <w:t>(@RequestParam</w:t>
             </w:r>
             <w:r>
               <w:rPr>
@@ -6614,19 +6225,11 @@
               <w:t>("</w:t>
             </w:r>
             <w:proofErr w:type="spellStart"/>
-            <w:proofErr w:type="gramStart"/>
-            <w:r>
-              <w:rPr>
-                <w:lang w:val="en-IN"/>
-              </w:rPr>
-              <w:t>Hi..</w:t>
-            </w:r>
-            <w:proofErr w:type="gramEnd"/>
-            <w:r>
-              <w:rPr>
-                <w:lang w:val="en-IN"/>
-              </w:rPr>
-              <w:t>%s</w:t>
+            <w:r>
+              <w:rPr>
+                <w:lang w:val="en-IN"/>
+              </w:rPr>
+              <w:t>Hi..%s</w:t>
             </w:r>
             <w:proofErr w:type="spellEnd"/>
             <w:r>
@@ -6791,13 +6394,8 @@
       <w:pPr>
         <w:spacing w:after="0" w:line="240" w:lineRule="auto"/>
       </w:pPr>
-      <w:proofErr w:type="gramStart"/>
-      <w:r>
-        <w:t>But,</w:t>
-      </w:r>
-      <w:proofErr w:type="gramEnd"/>
-      <w:r>
-        <w:t xml:space="preserve"> while working with POST method it is not recommended to send path variables or query string.</w:t>
+      <w:r>
+        <w:t>But, while working with POST method it is not recommended to send path variables or query string.</w:t>
       </w:r>
     </w:p>
     <w:p>
@@ -7080,29 +6678,13 @@
                 <w:bCs/>
                 <w:lang w:val="en-IN"/>
               </w:rPr>
-              <w:t>@</w:t>
-            </w:r>
-            <w:proofErr w:type="gramStart"/>
-            <w:r>
-              <w:rPr>
-                <w:b/>
-                <w:bCs/>
-                <w:lang w:val="en-IN"/>
-              </w:rPr>
-              <w:t>PostMapping</w:t>
-            </w:r>
-            <w:r>
-              <w:rPr>
-                <w:lang w:val="en-IN"/>
-              </w:rPr>
-              <w:t>(</w:t>
-            </w:r>
-            <w:proofErr w:type="gramEnd"/>
-            <w:r>
-              <w:rPr>
-                <w:lang w:val="en-IN"/>
-              </w:rPr>
-              <w:t>path = "/</w:t>
+              <w:t>@PostMapping</w:t>
+            </w:r>
+            <w:r>
+              <w:rPr>
+                <w:lang w:val="en-IN"/>
+              </w:rPr>
+              <w:t>(path = "/</w:t>
             </w:r>
             <w:proofErr w:type="spellStart"/>
             <w:r>
@@ -7146,7 +6728,6 @@
               <w:t xml:space="preserve"> String </w:t>
             </w:r>
             <w:proofErr w:type="spellStart"/>
-            <w:proofErr w:type="gramStart"/>
             <w:r>
               <w:rPr>
                 <w:lang w:val="en-IN"/>
@@ -7161,17 +6742,7 @@
                 <w:highlight w:val="yellow"/>
                 <w:lang w:val="en-IN"/>
               </w:rPr>
-              <w:t>(</w:t>
-            </w:r>
-            <w:proofErr w:type="gramEnd"/>
-            <w:r>
-              <w:rPr>
-                <w:b/>
-                <w:bCs/>
-                <w:highlight w:val="yellow"/>
-                <w:lang w:val="en-IN"/>
-              </w:rPr>
-              <w:t>@RequestBody</w:t>
+              <w:t>(@RequestBody</w:t>
             </w:r>
             <w:r>
               <w:rPr>
@@ -7599,17 +7170,12 @@
         <w:t xml:space="preserve"> and </w:t>
       </w:r>
       <w:proofErr w:type="spellStart"/>
-      <w:proofErr w:type="gramStart"/>
       <w:r>
         <w:t>toString</w:t>
       </w:r>
       <w:proofErr w:type="spellEnd"/>
       <w:r>
-        <w:t>(</w:t>
-      </w:r>
-      <w:proofErr w:type="gramEnd"/>
-      <w:r>
-        <w:t>) method.</w:t>
+        <w:t>() method.</w:t>
       </w:r>
     </w:p>
     <w:p>
@@ -7675,15 +7241,7 @@
         <w:t xml:space="preserve"> format.</w:t>
       </w:r>
       <w:r>
-        <w:t xml:space="preserve"> Keys will be double </w:t>
-      </w:r>
-      <w:proofErr w:type="gramStart"/>
-      <w:r>
-        <w:t>quotes,</w:t>
-      </w:r>
-      <w:proofErr w:type="gramEnd"/>
-      <w:r>
-        <w:t xml:space="preserve"> values will be according to data type.</w:t>
+        <w:t xml:space="preserve"> Keys will be double quotes, values will be according to data type.</w:t>
       </w:r>
     </w:p>
     <w:tbl>
@@ -7733,19 +7291,11 @@
               <w:t>empName</w:t>
             </w:r>
             <w:proofErr w:type="spellEnd"/>
-            <w:proofErr w:type="gramStart"/>
-            <w:r>
-              <w:rPr>
-                <w:lang w:val="en-IN"/>
-              </w:rPr>
-              <w:t>" :</w:t>
-            </w:r>
-            <w:proofErr w:type="gramEnd"/>
-            <w:r>
-              <w:rPr>
-                <w:lang w:val="en-IN"/>
-              </w:rPr>
-              <w:t xml:space="preserve"> "SAAASS",</w:t>
+            <w:r>
+              <w:rPr>
+                <w:lang w:val="en-IN"/>
+              </w:rPr>
+              <w:t>" : "SAAASS",</w:t>
             </w:r>
           </w:p>
           <w:p>
@@ -7768,19 +7318,11 @@
               <w:t>empId</w:t>
             </w:r>
             <w:proofErr w:type="spellEnd"/>
-            <w:proofErr w:type="gramStart"/>
-            <w:r>
-              <w:rPr>
-                <w:lang w:val="en-IN"/>
-              </w:rPr>
-              <w:t>" :</w:t>
-            </w:r>
-            <w:proofErr w:type="gramEnd"/>
-            <w:r>
-              <w:rPr>
-                <w:lang w:val="en-IN"/>
-              </w:rPr>
-              <w:t xml:space="preserve"> 123</w:t>
+            <w:r>
+              <w:rPr>
+                <w:lang w:val="en-IN"/>
+              </w:rPr>
+              <w:t>" : 123</w:t>
             </w:r>
           </w:p>
           <w:p>
@@ -7917,35 +7459,124 @@
                 <w:lang w:val="en-IN"/>
               </w:rPr>
               <w:tab/>
-              <w:t xml:space="preserve"> * </w:t>
-            </w:r>
-            <w:proofErr w:type="gramStart"/>
-            <w:r>
-              <w:rPr>
+              <w:t xml:space="preserve"> * private fields default </w:t>
+            </w:r>
+            <w:proofErr w:type="spellStart"/>
+            <w:r>
+              <w:rPr>
+                <w:sz w:val="16"/>
+                <w:szCs w:val="16"/>
+                <w:u w:val="single"/>
+                <w:lang w:val="en-IN"/>
+              </w:rPr>
+              <w:t>contructor</w:t>
+            </w:r>
+            <w:proofErr w:type="spellEnd"/>
+            <w:r>
+              <w:rPr>
+                <w:sz w:val="16"/>
+                <w:szCs w:val="16"/>
+                <w:lang w:val="en-IN"/>
+              </w:rPr>
+              <w:t xml:space="preserve"> setters &amp; getters </w:t>
+            </w:r>
+            <w:proofErr w:type="spellStart"/>
+            <w:r>
+              <w:rPr>
+                <w:sz w:val="16"/>
+                <w:szCs w:val="16"/>
+                <w:lang w:val="en-IN"/>
+              </w:rPr>
+              <w:t>toString</w:t>
+            </w:r>
+            <w:proofErr w:type="spellEnd"/>
+            <w:r>
+              <w:rPr>
+                <w:sz w:val="16"/>
+                <w:szCs w:val="16"/>
+                <w:lang w:val="en-IN"/>
+              </w:rPr>
+              <w:t>() method for</w:t>
+            </w:r>
+          </w:p>
+          <w:p>
+            <w:pPr>
+              <w:rPr>
+                <w:sz w:val="16"/>
+                <w:szCs w:val="16"/>
+                <w:lang w:val="en-IN"/>
+              </w:rPr>
+            </w:pPr>
+            <w:r>
+              <w:rPr>
+                <w:sz w:val="16"/>
+                <w:szCs w:val="16"/>
+                <w:lang w:val="en-IN"/>
+              </w:rPr>
+              <w:tab/>
+              <w:t xml:space="preserve"> * testing.</w:t>
+            </w:r>
+          </w:p>
+          <w:p>
+            <w:pPr>
+              <w:rPr>
+                <w:sz w:val="16"/>
+                <w:szCs w:val="16"/>
+                <w:lang w:val="en-IN"/>
+              </w:rPr>
+            </w:pPr>
+            <w:r>
+              <w:rPr>
+                <w:sz w:val="16"/>
+                <w:szCs w:val="16"/>
+                <w:lang w:val="en-IN"/>
+              </w:rPr>
+              <w:tab/>
+              <w:t xml:space="preserve"> */</w:t>
+            </w:r>
+          </w:p>
+          <w:p>
+            <w:pPr>
+              <w:rPr>
+                <w:sz w:val="16"/>
+                <w:szCs w:val="16"/>
+                <w:lang w:val="en-IN"/>
+              </w:rPr>
+            </w:pPr>
+            <w:r>
+              <w:rPr>
+                <w:sz w:val="16"/>
+                <w:szCs w:val="16"/>
+                <w:lang w:val="en-IN"/>
+              </w:rPr>
+              <w:tab/>
+            </w:r>
+            <w:r>
+              <w:rPr>
+                <w:b/>
+                <w:bCs/>
                 <w:sz w:val="16"/>
                 <w:szCs w:val="16"/>
                 <w:lang w:val="en-IN"/>
               </w:rPr>
               <w:t>private</w:t>
             </w:r>
-            <w:proofErr w:type="gramEnd"/>
-            <w:r>
-              <w:rPr>
-                <w:sz w:val="16"/>
-                <w:szCs w:val="16"/>
-                <w:lang w:val="en-IN"/>
-              </w:rPr>
-              <w:t xml:space="preserve"> fields default </w:t>
+            <w:r>
+              <w:rPr>
+                <w:sz w:val="16"/>
+                <w:szCs w:val="16"/>
+                <w:lang w:val="en-IN"/>
+              </w:rPr>
+              <w:t xml:space="preserve"> String </w:t>
             </w:r>
             <w:proofErr w:type="spellStart"/>
             <w:r>
               <w:rPr>
                 <w:sz w:val="16"/>
                 <w:szCs w:val="16"/>
-                <w:u w:val="single"/>
-                <w:lang w:val="en-IN"/>
-              </w:rPr>
-              <w:t>contructor</w:t>
+                <w:lang w:val="en-IN"/>
+              </w:rPr>
+              <w:t>empName</w:t>
             </w:r>
             <w:proofErr w:type="spellEnd"/>
             <w:r>
@@ -7954,17 +7585,51 @@
                 <w:szCs w:val="16"/>
                 <w:lang w:val="en-IN"/>
               </w:rPr>
-              <w:t xml:space="preserve"> setters &amp; getters </w:t>
+              <w:t>;</w:t>
+            </w:r>
+          </w:p>
+          <w:p>
+            <w:pPr>
+              <w:rPr>
+                <w:sz w:val="16"/>
+                <w:szCs w:val="16"/>
+                <w:lang w:val="en-IN"/>
+              </w:rPr>
+            </w:pPr>
+            <w:r>
+              <w:rPr>
+                <w:sz w:val="16"/>
+                <w:szCs w:val="16"/>
+                <w:lang w:val="en-IN"/>
+              </w:rPr>
+              <w:tab/>
+            </w:r>
+            <w:r>
+              <w:rPr>
+                <w:b/>
+                <w:bCs/>
+                <w:sz w:val="16"/>
+                <w:szCs w:val="16"/>
+                <w:lang w:val="en-IN"/>
+              </w:rPr>
+              <w:t>private</w:t>
+            </w:r>
+            <w:r>
+              <w:rPr>
+                <w:sz w:val="16"/>
+                <w:szCs w:val="16"/>
+                <w:lang w:val="en-IN"/>
+              </w:rPr>
+              <w:t xml:space="preserve"> Integer </w:t>
             </w:r>
             <w:proofErr w:type="spellStart"/>
-            <w:proofErr w:type="gramStart"/>
-            <w:r>
-              <w:rPr>
-                <w:sz w:val="16"/>
-                <w:szCs w:val="16"/>
-                <w:lang w:val="en-IN"/>
-              </w:rPr>
-              <w:t>toString</w:t>
+            <w:r>
+              <w:rPr>
+                <w:sz w:val="16"/>
+                <w:szCs w:val="16"/>
+                <w:lang w:val="en-IN"/>
+              </w:rPr>
+              <w:t>empId</w:t>
             </w:r>
             <w:proofErr w:type="spellEnd"/>
             <w:r>
@@ -7973,16 +7638,71 @@
                 <w:szCs w:val="16"/>
                 <w:lang w:val="en-IN"/>
               </w:rPr>
-              <w:t>(</w:t>
-            </w:r>
-            <w:proofErr w:type="gramEnd"/>
-            <w:r>
-              <w:rPr>
-                <w:sz w:val="16"/>
-                <w:szCs w:val="16"/>
-                <w:lang w:val="en-IN"/>
-              </w:rPr>
-              <w:t>) method for</w:t>
+              <w:t>;</w:t>
+            </w:r>
+          </w:p>
+          <w:p>
+            <w:pPr>
+              <w:rPr>
+                <w:sz w:val="16"/>
+                <w:szCs w:val="16"/>
+                <w:lang w:val="en-IN"/>
+              </w:rPr>
+            </w:pPr>
+          </w:p>
+          <w:p>
+            <w:pPr>
+              <w:rPr>
+                <w:sz w:val="16"/>
+                <w:szCs w:val="16"/>
+                <w:lang w:val="en-IN"/>
+              </w:rPr>
+            </w:pPr>
+            <w:r>
+              <w:rPr>
+                <w:sz w:val="16"/>
+                <w:szCs w:val="16"/>
+                <w:lang w:val="en-IN"/>
+              </w:rPr>
+              <w:tab/>
+              <w:t>/*</w:t>
+            </w:r>
+          </w:p>
+          <w:p>
+            <w:pPr>
+              <w:rPr>
+                <w:sz w:val="16"/>
+                <w:szCs w:val="16"/>
+                <w:lang w:val="en-IN"/>
+              </w:rPr>
+            </w:pPr>
+            <w:r>
+              <w:rPr>
+                <w:sz w:val="16"/>
+                <w:szCs w:val="16"/>
+                <w:lang w:val="en-IN"/>
+              </w:rPr>
+              <w:lastRenderedPageBreak/>
+              <w:tab/>
+              <w:t xml:space="preserve"> * create setters and getters..</w:t>
+            </w:r>
+          </w:p>
+          <w:p>
+            <w:pPr>
+              <w:rPr>
+                <w:sz w:val="16"/>
+                <w:szCs w:val="16"/>
+                <w:lang w:val="en-IN"/>
+              </w:rPr>
+            </w:pPr>
+            <w:r>
+              <w:rPr>
+                <w:sz w:val="16"/>
+                <w:szCs w:val="16"/>
+                <w:lang w:val="en-IN"/>
+              </w:rPr>
+              <w:tab/>
+              <w:t xml:space="preserve"> * right click on file --&gt; source --&gt; click on "Generate getters and setters.."</w:t>
             </w:r>
           </w:p>
           <w:p>
@@ -8002,24 +7722,6 @@
               <w:tab/>
               <w:t xml:space="preserve"> * </w:t>
             </w:r>
-            <w:proofErr w:type="gramStart"/>
-            <w:r>
-              <w:rPr>
-                <w:sz w:val="16"/>
-                <w:szCs w:val="16"/>
-                <w:lang w:val="en-IN"/>
-              </w:rPr>
-              <w:t>testing</w:t>
-            </w:r>
-            <w:proofErr w:type="gramEnd"/>
-            <w:r>
-              <w:rPr>
-                <w:sz w:val="16"/>
-                <w:szCs w:val="16"/>
-                <w:lang w:val="en-IN"/>
-              </w:rPr>
-              <w:t>.</w:t>
-            </w:r>
           </w:p>
           <w:p>
             <w:pPr>
@@ -8053,276 +7755,6 @@
                 <w:szCs w:val="16"/>
                 <w:lang w:val="en-IN"/>
               </w:rPr>
-              <w:tab/>
-            </w:r>
-            <w:r>
-              <w:rPr>
-                <w:b/>
-                <w:bCs/>
-                <w:sz w:val="16"/>
-                <w:szCs w:val="16"/>
-                <w:lang w:val="en-IN"/>
-              </w:rPr>
-              <w:t>private</w:t>
-            </w:r>
-            <w:r>
-              <w:rPr>
-                <w:sz w:val="16"/>
-                <w:szCs w:val="16"/>
-                <w:lang w:val="en-IN"/>
-              </w:rPr>
-              <w:t xml:space="preserve"> String </w:t>
-            </w:r>
-            <w:proofErr w:type="spellStart"/>
-            <w:r>
-              <w:rPr>
-                <w:sz w:val="16"/>
-                <w:szCs w:val="16"/>
-                <w:lang w:val="en-IN"/>
-              </w:rPr>
-              <w:t>empName</w:t>
-            </w:r>
-            <w:proofErr w:type="spellEnd"/>
-            <w:r>
-              <w:rPr>
-                <w:sz w:val="16"/>
-                <w:szCs w:val="16"/>
-                <w:lang w:val="en-IN"/>
-              </w:rPr>
-              <w:t>;</w:t>
-            </w:r>
-          </w:p>
-          <w:p>
-            <w:pPr>
-              <w:rPr>
-                <w:sz w:val="16"/>
-                <w:szCs w:val="16"/>
-                <w:lang w:val="en-IN"/>
-              </w:rPr>
-            </w:pPr>
-            <w:r>
-              <w:rPr>
-                <w:sz w:val="16"/>
-                <w:szCs w:val="16"/>
-                <w:lang w:val="en-IN"/>
-              </w:rPr>
-              <w:tab/>
-            </w:r>
-            <w:r>
-              <w:rPr>
-                <w:b/>
-                <w:bCs/>
-                <w:sz w:val="16"/>
-                <w:szCs w:val="16"/>
-                <w:lang w:val="en-IN"/>
-              </w:rPr>
-              <w:t>private</w:t>
-            </w:r>
-            <w:r>
-              <w:rPr>
-                <w:sz w:val="16"/>
-                <w:szCs w:val="16"/>
-                <w:lang w:val="en-IN"/>
-              </w:rPr>
-              <w:t xml:space="preserve"> Integer </w:t>
-            </w:r>
-            <w:proofErr w:type="spellStart"/>
-            <w:r>
-              <w:rPr>
-                <w:sz w:val="16"/>
-                <w:szCs w:val="16"/>
-                <w:lang w:val="en-IN"/>
-              </w:rPr>
-              <w:t>empId</w:t>
-            </w:r>
-            <w:proofErr w:type="spellEnd"/>
-            <w:r>
-              <w:rPr>
-                <w:sz w:val="16"/>
-                <w:szCs w:val="16"/>
-                <w:lang w:val="en-IN"/>
-              </w:rPr>
-              <w:t>;</w:t>
-            </w:r>
-          </w:p>
-          <w:p>
-            <w:pPr>
-              <w:rPr>
-                <w:sz w:val="16"/>
-                <w:szCs w:val="16"/>
-                <w:lang w:val="en-IN"/>
-              </w:rPr>
-            </w:pPr>
-          </w:p>
-          <w:p>
-            <w:pPr>
-              <w:rPr>
-                <w:sz w:val="16"/>
-                <w:szCs w:val="16"/>
-                <w:lang w:val="en-IN"/>
-              </w:rPr>
-            </w:pPr>
-            <w:r>
-              <w:rPr>
-                <w:sz w:val="16"/>
-                <w:szCs w:val="16"/>
-                <w:lang w:val="en-IN"/>
-              </w:rPr>
-              <w:tab/>
-              <w:t>/*</w:t>
-            </w:r>
-          </w:p>
-          <w:p>
-            <w:pPr>
-              <w:rPr>
-                <w:sz w:val="16"/>
-                <w:szCs w:val="16"/>
-                <w:lang w:val="en-IN"/>
-              </w:rPr>
-            </w:pPr>
-            <w:r>
-              <w:rPr>
-                <w:sz w:val="16"/>
-                <w:szCs w:val="16"/>
-                <w:lang w:val="en-IN"/>
-              </w:rPr>
-              <w:lastRenderedPageBreak/>
-              <w:tab/>
-              <w:t xml:space="preserve"> * </w:t>
-            </w:r>
-            <w:proofErr w:type="gramStart"/>
-            <w:r>
-              <w:rPr>
-                <w:sz w:val="16"/>
-                <w:szCs w:val="16"/>
-                <w:lang w:val="en-IN"/>
-              </w:rPr>
-              <w:t>create</w:t>
-            </w:r>
-            <w:proofErr w:type="gramEnd"/>
-            <w:r>
-              <w:rPr>
-                <w:sz w:val="16"/>
-                <w:szCs w:val="16"/>
-                <w:lang w:val="en-IN"/>
-              </w:rPr>
-              <w:t xml:space="preserve"> setters and </w:t>
-            </w:r>
-            <w:proofErr w:type="gramStart"/>
-            <w:r>
-              <w:rPr>
-                <w:sz w:val="16"/>
-                <w:szCs w:val="16"/>
-                <w:lang w:val="en-IN"/>
-              </w:rPr>
-              <w:t>getters..</w:t>
-            </w:r>
-            <w:proofErr w:type="gramEnd"/>
-          </w:p>
-          <w:p>
-            <w:pPr>
-              <w:rPr>
-                <w:sz w:val="16"/>
-                <w:szCs w:val="16"/>
-                <w:lang w:val="en-IN"/>
-              </w:rPr>
-            </w:pPr>
-            <w:r>
-              <w:rPr>
-                <w:sz w:val="16"/>
-                <w:szCs w:val="16"/>
-                <w:lang w:val="en-IN"/>
-              </w:rPr>
-              <w:tab/>
-              <w:t xml:space="preserve"> * </w:t>
-            </w:r>
-            <w:proofErr w:type="gramStart"/>
-            <w:r>
-              <w:rPr>
-                <w:sz w:val="16"/>
-                <w:szCs w:val="16"/>
-                <w:lang w:val="en-IN"/>
-              </w:rPr>
-              <w:t>right</w:t>
-            </w:r>
-            <w:proofErr w:type="gramEnd"/>
-            <w:r>
-              <w:rPr>
-                <w:sz w:val="16"/>
-                <w:szCs w:val="16"/>
-                <w:lang w:val="en-IN"/>
-              </w:rPr>
-              <w:t xml:space="preserve"> click on file --&gt; source --&gt; click on "Generate getters and </w:t>
-            </w:r>
-            <w:proofErr w:type="gramStart"/>
-            <w:r>
-              <w:rPr>
-                <w:sz w:val="16"/>
-                <w:szCs w:val="16"/>
-                <w:lang w:val="en-IN"/>
-              </w:rPr>
-              <w:t>setters..</w:t>
-            </w:r>
-            <w:proofErr w:type="gramEnd"/>
-            <w:r>
-              <w:rPr>
-                <w:sz w:val="16"/>
-                <w:szCs w:val="16"/>
-                <w:lang w:val="en-IN"/>
-              </w:rPr>
-              <w:t>"</w:t>
-            </w:r>
-          </w:p>
-          <w:p>
-            <w:pPr>
-              <w:rPr>
-                <w:sz w:val="16"/>
-                <w:szCs w:val="16"/>
-                <w:lang w:val="en-IN"/>
-              </w:rPr>
-            </w:pPr>
-            <w:r>
-              <w:rPr>
-                <w:sz w:val="16"/>
-                <w:szCs w:val="16"/>
-                <w:lang w:val="en-IN"/>
-              </w:rPr>
-              <w:tab/>
-              <w:t xml:space="preserve"> * </w:t>
-            </w:r>
-          </w:p>
-          <w:p>
-            <w:pPr>
-              <w:rPr>
-                <w:sz w:val="16"/>
-                <w:szCs w:val="16"/>
-                <w:lang w:val="en-IN"/>
-              </w:rPr>
-            </w:pPr>
-            <w:r>
-              <w:rPr>
-                <w:sz w:val="16"/>
-                <w:szCs w:val="16"/>
-                <w:lang w:val="en-IN"/>
-              </w:rPr>
-              <w:tab/>
-              <w:t xml:space="preserve"> */</w:t>
-            </w:r>
-          </w:p>
-          <w:p>
-            <w:pPr>
-              <w:rPr>
-                <w:sz w:val="16"/>
-                <w:szCs w:val="16"/>
-                <w:lang w:val="en-IN"/>
-              </w:rPr>
-            </w:pPr>
-            <w:r>
-              <w:rPr>
-                <w:sz w:val="16"/>
-                <w:szCs w:val="16"/>
-                <w:lang w:val="en-IN"/>
-              </w:rPr>
               <w:t xml:space="preserve"> </w:t>
             </w:r>
           </w:p>
@@ -8379,7 +7811,6 @@
               <w:t xml:space="preserve"> String </w:t>
             </w:r>
             <w:proofErr w:type="spellStart"/>
-            <w:proofErr w:type="gramStart"/>
             <w:r>
               <w:rPr>
                 <w:sz w:val="16"/>
@@ -8395,16 +7826,7 @@
                 <w:szCs w:val="16"/>
                 <w:lang w:val="en-IN"/>
               </w:rPr>
-              <w:t>(</w:t>
-            </w:r>
-            <w:proofErr w:type="gramEnd"/>
-            <w:r>
-              <w:rPr>
-                <w:sz w:val="16"/>
-                <w:szCs w:val="16"/>
-                <w:lang w:val="en-IN"/>
-              </w:rPr>
-              <w:t>) {</w:t>
+              <w:t>() {</w:t>
             </w:r>
           </w:p>
           <w:p>
@@ -8671,21 +8093,7 @@
                 <w:lang w:val="en-IN"/>
               </w:rPr>
               <w:tab/>
-              <w:t>@</w:t>
-            </w:r>
-            <w:proofErr w:type="gramStart"/>
-            <w:r>
-              <w:rPr>
-                <w:lang w:val="en-IN"/>
-              </w:rPr>
-              <w:t>PostMapping(</w:t>
-            </w:r>
-            <w:proofErr w:type="gramEnd"/>
-            <w:r>
-              <w:rPr>
-                <w:lang w:val="en-IN"/>
-              </w:rPr>
-              <w:t>path = "/saveEmpData2")</w:t>
+              <w:t>@PostMapping(path = "/saveEmpData2")</w:t>
             </w:r>
           </w:p>
           <w:p>
@@ -8773,21 +8181,7 @@
               <w:rPr>
                 <w:lang w:val="en-IN"/>
               </w:rPr>
-              <w:t xml:space="preserve"> "Hi</w:t>
-            </w:r>
-            <w:proofErr w:type="gramStart"/>
-            <w:r>
-              <w:rPr>
-                <w:lang w:val="en-IN"/>
-              </w:rPr>
-              <w:t>... :</w:t>
-            </w:r>
-            <w:proofErr w:type="gramEnd"/>
-            <w:r>
-              <w:rPr>
-                <w:lang w:val="en-IN"/>
-              </w:rPr>
-              <w:t xml:space="preserve"> " + </w:t>
+              <w:t xml:space="preserve"> "Hi... : " + </w:t>
             </w:r>
             <w:proofErr w:type="spellStart"/>
             <w:r>
@@ -8931,36 +8325,15 @@
                 <w:highlight w:val="yellow"/>
                 <w:lang w:val="en-IN"/>
               </w:rPr>
-              <w:t>@</w:t>
-            </w:r>
-            <w:proofErr w:type="gramStart"/>
-            <w:r>
-              <w:rPr>
-                <w:b/>
-                <w:bCs/>
-                <w:sz w:val="16"/>
-                <w:szCs w:val="16"/>
-                <w:highlight w:val="yellow"/>
-                <w:lang w:val="en-IN"/>
-              </w:rPr>
-              <w:t>PostMapping</w:t>
-            </w:r>
-            <w:r>
-              <w:rPr>
-                <w:sz w:val="16"/>
-                <w:szCs w:val="16"/>
-                <w:lang w:val="en-IN"/>
-              </w:rPr>
-              <w:t>(</w:t>
-            </w:r>
-            <w:proofErr w:type="gramEnd"/>
-            <w:r>
-              <w:rPr>
-                <w:sz w:val="16"/>
-                <w:szCs w:val="16"/>
-                <w:lang w:val="en-IN"/>
-              </w:rPr>
-              <w:t>path = "/saveEmpData2")</w:t>
+              <w:t>@PostMapping</w:t>
+            </w:r>
+            <w:r>
+              <w:rPr>
+                <w:sz w:val="16"/>
+                <w:szCs w:val="16"/>
+                <w:lang w:val="en-IN"/>
+              </w:rPr>
+              <w:t>(path = "/saveEmpData2")</w:t>
             </w:r>
           </w:p>
           <w:p>
@@ -9155,16 +8528,7 @@
                 <w:lang w:val="en-IN"/>
               </w:rPr>
               <w:tab/>
-              <w:t xml:space="preserve">return "Hi..." </w:t>
-            </w:r>
-            <w:proofErr w:type="gramStart"/>
-            <w:r>
-              <w:rPr>
-                <w:sz w:val="16"/>
-                <w:szCs w:val="16"/>
-                <w:lang w:val="en-IN"/>
-              </w:rPr>
-              <w:t xml:space="preserve">+  </w:t>
+              <w:t xml:space="preserve">return "Hi..." +  </w:t>
             </w:r>
             <w:proofErr w:type="spellStart"/>
             <w:r>
@@ -9176,25 +8540,14 @@
               <w:t>empObj.getEmpName</w:t>
             </w:r>
             <w:proofErr w:type="spellEnd"/>
-            <w:proofErr w:type="gramEnd"/>
-            <w:r>
-              <w:rPr>
-                <w:sz w:val="16"/>
-                <w:szCs w:val="16"/>
-                <w:lang w:val="en-IN"/>
-              </w:rPr>
-              <w:t>() + " your data save in DB successfully!</w:t>
-            </w:r>
-            <w:proofErr w:type="gramStart"/>
-            <w:r>
-              <w:rPr>
-                <w:sz w:val="16"/>
-                <w:szCs w:val="16"/>
-                <w:lang w:val="en-IN"/>
-              </w:rPr>
-              <w:t>" ;</w:t>
-            </w:r>
-            <w:proofErr w:type="gramEnd"/>
+            <w:r>
+              <w:rPr>
+                <w:sz w:val="16"/>
+                <w:szCs w:val="16"/>
+                <w:lang w:val="en-IN"/>
+              </w:rPr>
+              <w:t>() + " your data save in DB successfully!" ;</w:t>
+            </w:r>
             <w:r>
               <w:rPr>
                 <w:sz w:val="16"/>
@@ -9676,7 +9029,6 @@
               <w:t xml:space="preserve">          // </w:t>
             </w:r>
             <w:proofErr w:type="spellStart"/>
-            <w:proofErr w:type="gramStart"/>
             <w:r>
               <w:rPr>
                 <w:sz w:val="16"/>
@@ -9692,16 +9044,7 @@
                 <w:szCs w:val="16"/>
                 <w:lang w:val="en-IN"/>
               </w:rPr>
-              <w:t>(</w:t>
-            </w:r>
-            <w:proofErr w:type="gramEnd"/>
-            <w:r>
-              <w:rPr>
-                <w:sz w:val="16"/>
-                <w:szCs w:val="16"/>
-                <w:lang w:val="en-IN"/>
-              </w:rPr>
-              <w:t>) method.</w:t>
+              <w:t>() method.</w:t>
             </w:r>
           </w:p>
           <w:p>
@@ -9858,7 +9201,6 @@
               <w:t xml:space="preserve"> String </w:t>
             </w:r>
             <w:proofErr w:type="spellStart"/>
-            <w:proofErr w:type="gramStart"/>
             <w:r>
               <w:rPr>
                 <w:lang w:val="en-IN"/>
@@ -9870,14 +9212,7 @@
               <w:rPr>
                 <w:lang w:val="en-IN"/>
               </w:rPr>
-              <w:t>(</w:t>
-            </w:r>
-            <w:proofErr w:type="gramEnd"/>
-            <w:r>
-              <w:rPr>
-                <w:lang w:val="en-IN"/>
-              </w:rPr>
-              <w:t xml:space="preserve">@PathVariable String </w:t>
+              <w:t xml:space="preserve">(@PathVariable String </w:t>
             </w:r>
             <w:proofErr w:type="spellStart"/>
             <w:r>
@@ -9938,21 +9273,7 @@
               <w:rPr>
                 <w:lang w:val="en-IN"/>
               </w:rPr>
-              <w:t xml:space="preserve"> / </w:t>
-            </w:r>
-            <w:proofErr w:type="gramStart"/>
-            <w:r>
-              <w:rPr>
-                <w:lang w:val="en-IN"/>
-              </w:rPr>
-              <w:t>Homepage :</w:t>
-            </w:r>
-            <w:proofErr w:type="gramEnd"/>
-            <w:r>
-              <w:rPr>
-                <w:lang w:val="en-IN"/>
-              </w:rPr>
-              <w:t xml:space="preserve"> " + </w:t>
+              <w:t xml:space="preserve"> / Homepage : " + </w:t>
             </w:r>
             <w:proofErr w:type="spellStart"/>
             <w:r>
@@ -10031,7 +9352,6 @@
               <w:t xml:space="preserve"> String </w:t>
             </w:r>
             <w:proofErr w:type="spellStart"/>
-            <w:proofErr w:type="gramStart"/>
             <w:r>
               <w:rPr>
                 <w:lang w:val="en-IN"/>
@@ -10043,14 +9363,7 @@
               <w:rPr>
                 <w:lang w:val="en-IN"/>
               </w:rPr>
-              <w:t>(</w:t>
-            </w:r>
-            <w:proofErr w:type="gramEnd"/>
-            <w:r>
-              <w:rPr>
-                <w:lang w:val="en-IN"/>
-              </w:rPr>
-              <w:t xml:space="preserve">@RequestParam String </w:t>
+              <w:t xml:space="preserve">(@RequestParam String </w:t>
             </w:r>
             <w:proofErr w:type="spellStart"/>
             <w:r>
@@ -10136,19 +9449,11 @@
               <w:t>("</w:t>
             </w:r>
             <w:proofErr w:type="spellStart"/>
-            <w:proofErr w:type="gramStart"/>
-            <w:r>
-              <w:rPr>
-                <w:lang w:val="en-IN"/>
-              </w:rPr>
-              <w:t>Hi..</w:t>
-            </w:r>
-            <w:proofErr w:type="gramEnd"/>
-            <w:r>
-              <w:rPr>
-                <w:lang w:val="en-IN"/>
-              </w:rPr>
-              <w:t>%s</w:t>
+            <w:r>
+              <w:rPr>
+                <w:lang w:val="en-IN"/>
+              </w:rPr>
+              <w:t>Hi..%s</w:t>
             </w:r>
             <w:proofErr w:type="spellEnd"/>
             <w:r>
@@ -10218,21 +9523,7 @@
                 <w:lang w:val="en-IN"/>
               </w:rPr>
               <w:tab/>
-              <w:t>@</w:t>
-            </w:r>
-            <w:proofErr w:type="gramStart"/>
-            <w:r>
-              <w:rPr>
-                <w:lang w:val="en-IN"/>
-              </w:rPr>
-              <w:t>PostMapping(</w:t>
-            </w:r>
-            <w:proofErr w:type="gramEnd"/>
-            <w:r>
-              <w:rPr>
-                <w:lang w:val="en-IN"/>
-              </w:rPr>
-              <w:t>path = "/</w:t>
+              <w:t>@PostMapping(path = "/</w:t>
             </w:r>
             <w:proofErr w:type="spellStart"/>
             <w:r>
@@ -10276,7 +9567,6 @@
               <w:t xml:space="preserve"> String </w:t>
             </w:r>
             <w:proofErr w:type="spellStart"/>
-            <w:proofErr w:type="gramStart"/>
             <w:r>
               <w:rPr>
                 <w:lang w:val="en-IN"/>
@@ -10288,14 +9578,7 @@
               <w:rPr>
                 <w:lang w:val="en-IN"/>
               </w:rPr>
-              <w:t>(</w:t>
-            </w:r>
-            <w:proofErr w:type="gramEnd"/>
-            <w:r>
-              <w:rPr>
-                <w:lang w:val="en-IN"/>
-              </w:rPr>
-              <w:t xml:space="preserve">@RequestBody String </w:t>
+              <w:t xml:space="preserve">(@RequestBody String </w:t>
             </w:r>
             <w:proofErr w:type="spellStart"/>
             <w:r>
@@ -10417,27 +9700,7 @@
                 <w:highlight w:val="yellow"/>
                 <w:lang w:val="en-IN"/>
               </w:rPr>
-              <w:t>@</w:t>
-            </w:r>
-            <w:proofErr w:type="gramStart"/>
-            <w:r>
-              <w:rPr>
-                <w:b/>
-                <w:bCs/>
-                <w:highlight w:val="yellow"/>
-                <w:lang w:val="en-IN"/>
-              </w:rPr>
-              <w:t>PostMapping(</w:t>
-            </w:r>
-            <w:proofErr w:type="gramEnd"/>
-            <w:r>
-              <w:rPr>
-                <w:b/>
-                <w:bCs/>
-                <w:highlight w:val="yellow"/>
-                <w:lang w:val="en-IN"/>
-              </w:rPr>
-              <w:t>path = "/saveEmpData2")</w:t>
+              <w:t>@PostMapping(path = "/saveEmpData2")</w:t>
             </w:r>
           </w:p>
           <w:p>
@@ -10633,9 +9896,9 @@
                 <w:lang w:val="en-IN"/>
               </w:rPr>
               <w:tab/>
-              <w:t xml:space="preserve">return "Hi..." </w:t>
-            </w:r>
-            <w:proofErr w:type="gramStart"/>
+              <w:t xml:space="preserve">return "Hi..." +  </w:t>
+            </w:r>
+            <w:proofErr w:type="spellStart"/>
             <w:r>
               <w:rPr>
                 <w:b/>
@@ -10643,9 +9906,9 @@
                 <w:highlight w:val="yellow"/>
                 <w:lang w:val="en-IN"/>
               </w:rPr>
-              <w:t xml:space="preserve">+  </w:t>
-            </w:r>
-            <w:proofErr w:type="spellStart"/>
+              <w:t>empObj.getEmpName</w:t>
+            </w:r>
+            <w:proofErr w:type="spellEnd"/>
             <w:r>
               <w:rPr>
                 <w:b/>
@@ -10653,30 +9916,8 @@
                 <w:highlight w:val="yellow"/>
                 <w:lang w:val="en-IN"/>
               </w:rPr>
-              <w:t>empObj.getEmpName</w:t>
-            </w:r>
-            <w:proofErr w:type="spellEnd"/>
-            <w:proofErr w:type="gramEnd"/>
-            <w:r>
-              <w:rPr>
-                <w:b/>
-                <w:bCs/>
-                <w:highlight w:val="yellow"/>
-                <w:lang w:val="en-IN"/>
-              </w:rPr>
-              <w:t>() + " your data save in DB successfully!</w:t>
-            </w:r>
-            <w:proofErr w:type="gramStart"/>
-            <w:r>
-              <w:rPr>
-                <w:b/>
-                <w:bCs/>
-                <w:highlight w:val="yellow"/>
-                <w:lang w:val="en-IN"/>
-              </w:rPr>
-              <w:t>" ;</w:t>
-            </w:r>
-            <w:proofErr w:type="gramEnd"/>
+              <w:t>() + " your data save in DB successfully!" ;</w:t>
+            </w:r>
             <w:r>
               <w:rPr>
                 <w:b/>
@@ -11049,15 +10290,7 @@
         <w:sym w:font="Wingdings" w:char="F0E0"/>
       </w:r>
       <w:r>
-        <w:t xml:space="preserve"> </w:t>
-      </w:r>
-      <w:proofErr w:type="gramStart"/>
-      <w:r>
-        <w:t>Repository(</w:t>
-      </w:r>
-      <w:proofErr w:type="gramEnd"/>
-      <w:r>
-        <w:t>DB).</w:t>
+        <w:t xml:space="preserve"> Repository(DB).</w:t>
       </w:r>
     </w:p>
     <w:p>
@@ -14086,19 +13319,11 @@
                 <w:lang w:val="en-IN"/>
               </w:rPr>
             </w:pPr>
-            <w:proofErr w:type="gramStart"/>
-            <w:r>
-              <w:rPr>
-                <w:lang w:val="en-IN"/>
-              </w:rPr>
-              <w:t>BINARY(</w:t>
-            </w:r>
-            <w:proofErr w:type="gramEnd"/>
-            <w:r>
-              <w:rPr>
-                <w:lang w:val="en-IN"/>
-              </w:rPr>
-              <w:t>16) / CHAR</w:t>
+            <w:r>
+              <w:rPr>
+                <w:lang w:val="en-IN"/>
+              </w:rPr>
+              <w:t>BINARY(16) / CHAR</w:t>
             </w:r>
           </w:p>
         </w:tc>
@@ -14120,19 +13345,11 @@
                 <w:lang w:val="en-IN"/>
               </w:rPr>
             </w:pPr>
-            <w:proofErr w:type="gramStart"/>
-            <w:r>
-              <w:rPr>
-                <w:lang w:val="en-IN"/>
-              </w:rPr>
-              <w:t>byte[</w:t>
-            </w:r>
-            <w:proofErr w:type="gramEnd"/>
-            <w:r>
-              <w:rPr>
-                <w:lang w:val="en-IN"/>
-              </w:rPr>
-              <w:t>]</w:t>
+            <w:r>
+              <w:rPr>
+                <w:lang w:val="en-IN"/>
+              </w:rPr>
+              <w:t>byte[]</w:t>
             </w:r>
           </w:p>
         </w:tc>
@@ -14947,250 +14164,4038 @@
         <w:t>Enterprise</w:t>
       </w:r>
       <w:r>
+        <w:t xml:space="preserve"> Archive File.</w:t>
+      </w:r>
+    </w:p>
+    <w:p>
+      <w:pPr>
+        <w:spacing w:after="0" w:line="240" w:lineRule="auto"/>
+      </w:pPr>
+    </w:p>
+    <w:p>
+      <w:pPr>
+        <w:spacing w:after="0" w:line="240" w:lineRule="auto"/>
+      </w:pPr>
+      <w:r>
+        <w:t>In this document we added about Tomcat installation procedure and deployment procedure, please learn about it, and example project we have in below git path please take that project into IntelliJ and run build, it will generate .war file, take that .war file and put in tomcat webapps folder and start the tomcat server, that’s all deployment done.</w:t>
+      </w:r>
+    </w:p>
+    <w:p>
+      <w:pPr>
+        <w:spacing w:after="0" w:line="240" w:lineRule="auto"/>
+      </w:pPr>
+    </w:p>
+    <w:p>
+      <w:pPr>
+        <w:spacing w:after="0" w:line="240" w:lineRule="auto"/>
+      </w:pPr>
+    </w:p>
+    <w:p>
+      <w:pPr>
+        <w:spacing w:after="0" w:line="240" w:lineRule="auto"/>
+        <w:rPr>
+          <w:b/>
+          <w:bCs/>
+          <w:lang w:val="en-IN"/>
+        </w:rPr>
+      </w:pPr>
+      <w:r>
+        <w:rPr>
+          <w:b/>
+          <w:bCs/>
+          <w:lang w:val="en-IN"/>
+        </w:rPr>
+        <w:t>Spring Boot - Build Systems</w:t>
+      </w:r>
+      <w:r>
+        <w:rPr>
+          <w:b/>
+          <w:bCs/>
+          <w:lang w:val="en-IN"/>
+        </w:rPr>
         <w:t xml:space="preserve"> </w:t>
       </w:r>
       <w:r>
-        <w:t>Archive File.</w:t>
-      </w:r>
-    </w:p>
-    <w:p>
-      <w:pPr>
-        <w:spacing w:after="0" w:line="240" w:lineRule="auto"/>
-      </w:pPr>
-    </w:p>
-    <w:p>
-      <w:pPr>
-        <w:spacing w:after="0" w:line="240" w:lineRule="auto"/>
-      </w:pPr>
-    </w:p>
-    <w:p>
-      <w:pPr>
-        <w:spacing w:after="0" w:line="240" w:lineRule="auto"/>
-      </w:pPr>
-    </w:p>
-    <w:p>
-      <w:pPr>
-        <w:spacing w:after="0" w:line="240" w:lineRule="auto"/>
-      </w:pPr>
-    </w:p>
-    <w:p>
-      <w:pPr>
-        <w:spacing w:after="0" w:line="240" w:lineRule="auto"/>
-      </w:pPr>
-    </w:p>
-    <w:p>
-      <w:pPr>
-        <w:spacing w:after="0" w:line="240" w:lineRule="auto"/>
-      </w:pPr>
-    </w:p>
-    <w:p>
-      <w:pPr>
-        <w:spacing w:after="0" w:line="240" w:lineRule="auto"/>
-      </w:pPr>
-    </w:p>
-    <w:p>
-      <w:pPr>
-        <w:spacing w:after="0" w:line="240" w:lineRule="auto"/>
-      </w:pPr>
-    </w:p>
-    <w:p>
-      <w:pPr>
-        <w:spacing w:after="0" w:line="240" w:lineRule="auto"/>
-      </w:pPr>
-    </w:p>
-    <w:p>
-      <w:pPr>
-        <w:spacing w:after="0" w:line="240" w:lineRule="auto"/>
-      </w:pPr>
-    </w:p>
-    <w:p>
-      <w:pPr>
-        <w:spacing w:after="0" w:line="240" w:lineRule="auto"/>
-      </w:pPr>
-    </w:p>
-    <w:p>
-      <w:pPr>
-        <w:spacing w:after="0" w:line="240" w:lineRule="auto"/>
-      </w:pPr>
-    </w:p>
-    <w:p>
-      <w:pPr>
-        <w:spacing w:after="0" w:line="240" w:lineRule="auto"/>
-      </w:pPr>
-    </w:p>
-    <w:p>
-      <w:pPr>
-        <w:spacing w:after="0" w:line="240" w:lineRule="auto"/>
-      </w:pPr>
-    </w:p>
-    <w:p>
-      <w:pPr>
-        <w:spacing w:after="0" w:line="240" w:lineRule="auto"/>
-      </w:pPr>
-    </w:p>
-    <w:p>
-      <w:pPr>
-        <w:spacing w:after="0" w:line="240" w:lineRule="auto"/>
-      </w:pPr>
-    </w:p>
-    <w:p>
-      <w:pPr>
-        <w:spacing w:after="0" w:line="240" w:lineRule="auto"/>
-      </w:pPr>
-    </w:p>
-    <w:p>
-      <w:pPr>
-        <w:spacing w:after="0" w:line="240" w:lineRule="auto"/>
-      </w:pPr>
-    </w:p>
-    <w:p>
-      <w:pPr>
-        <w:spacing w:after="0" w:line="240" w:lineRule="auto"/>
-      </w:pPr>
-    </w:p>
-    <w:p>
-      <w:pPr>
-        <w:spacing w:after="0" w:line="240" w:lineRule="auto"/>
-      </w:pPr>
-    </w:p>
-    <w:p>
-      <w:pPr>
-        <w:spacing w:after="0" w:line="240" w:lineRule="auto"/>
-      </w:pPr>
-    </w:p>
-    <w:p>
-      <w:pPr>
-        <w:spacing w:after="0" w:line="240" w:lineRule="auto"/>
-      </w:pPr>
-    </w:p>
-    <w:p>
-      <w:pPr>
-        <w:spacing w:after="0" w:line="240" w:lineRule="auto"/>
-      </w:pPr>
-    </w:p>
-    <w:p>
-      <w:pPr>
-        <w:spacing w:after="0" w:line="240" w:lineRule="auto"/>
-      </w:pPr>
-    </w:p>
-    <w:p>
-      <w:pPr>
-        <w:spacing w:after="0" w:line="240" w:lineRule="auto"/>
-      </w:pPr>
-    </w:p>
-    <w:p>
-      <w:pPr>
-        <w:spacing w:after="0" w:line="240" w:lineRule="auto"/>
-      </w:pPr>
-    </w:p>
-    <w:p>
-      <w:pPr>
-        <w:spacing w:after="0" w:line="240" w:lineRule="auto"/>
-      </w:pPr>
-    </w:p>
-    <w:p>
-      <w:pPr>
-        <w:spacing w:after="0" w:line="240" w:lineRule="auto"/>
-      </w:pPr>
-    </w:p>
-    <w:p>
-      <w:pPr>
-        <w:spacing w:after="0" w:line="240" w:lineRule="auto"/>
-      </w:pPr>
-    </w:p>
-    <w:p>
-      <w:pPr>
-        <w:spacing w:after="0" w:line="240" w:lineRule="auto"/>
-      </w:pPr>
-    </w:p>
-    <w:p>
-      <w:pPr>
-        <w:spacing w:after="0" w:line="240" w:lineRule="auto"/>
-      </w:pPr>
-    </w:p>
-    <w:p>
-      <w:pPr>
-        <w:spacing w:after="0" w:line="240" w:lineRule="auto"/>
-      </w:pPr>
-    </w:p>
-    <w:p>
-      <w:pPr>
-        <w:spacing w:after="0" w:line="240" w:lineRule="auto"/>
-      </w:pPr>
-    </w:p>
-    <w:p>
-      <w:pPr>
-        <w:spacing w:after="0" w:line="240" w:lineRule="auto"/>
-      </w:pPr>
-    </w:p>
-    <w:p>
-      <w:pPr>
-        <w:spacing w:after="0" w:line="240" w:lineRule="auto"/>
-      </w:pPr>
-    </w:p>
-    <w:p>
-      <w:pPr>
-        <w:spacing w:after="0" w:line="240" w:lineRule="auto"/>
-      </w:pPr>
-    </w:p>
-    <w:p>
-      <w:pPr>
-        <w:spacing w:after="0" w:line="240" w:lineRule="auto"/>
-      </w:pPr>
-    </w:p>
-    <w:p>
-      <w:pPr>
-        <w:spacing w:after="0" w:line="240" w:lineRule="auto"/>
-      </w:pPr>
-    </w:p>
-    <w:p>
-      <w:pPr>
-        <w:spacing w:after="0" w:line="240" w:lineRule="auto"/>
-      </w:pPr>
-    </w:p>
-    <w:p>
-      <w:pPr>
-        <w:spacing w:after="0" w:line="240" w:lineRule="auto"/>
-      </w:pPr>
-    </w:p>
-    <w:p>
-      <w:pPr>
-        <w:spacing w:after="0" w:line="240" w:lineRule="auto"/>
-      </w:pPr>
-    </w:p>
-    <w:p>
-      <w:pPr>
-        <w:spacing w:after="0" w:line="240" w:lineRule="auto"/>
-      </w:pPr>
-    </w:p>
-    <w:p>
-      <w:pPr>
-        <w:spacing w:after="0" w:line="240" w:lineRule="auto"/>
-      </w:pPr>
-    </w:p>
-    <w:p>
-      <w:pPr>
-        <w:spacing w:after="0" w:line="240" w:lineRule="auto"/>
-      </w:pPr>
-    </w:p>
-    <w:p>
-      <w:pPr>
-        <w:spacing w:after="0" w:line="240" w:lineRule="auto"/>
-      </w:pPr>
-    </w:p>
-    <w:p>
-      <w:pPr>
-        <w:spacing w:after="0" w:line="240" w:lineRule="auto"/>
-      </w:pPr>
-    </w:p>
-    <w:p>
-      <w:pPr>
-        <w:spacing w:after="0" w:line="240" w:lineRule="auto"/>
-      </w:pPr>
-    </w:p>
-    <w:p>
-      <w:pPr>
-        <w:spacing w:after="0" w:line="240" w:lineRule="auto"/>
+        <w:rPr>
+          <w:b/>
+          <w:bCs/>
+          <w:lang w:val="en-IN"/>
+        </w:rPr>
+        <w:sym w:font="Wingdings" w:char="F0E0"/>
+      </w:r>
+      <w:r>
+        <w:rPr>
+          <w:b/>
+          <w:bCs/>
+          <w:lang w:val="en-IN"/>
+        </w:rPr>
+        <w:t xml:space="preserve"> we can use build tools as MAVEN or GRADLE.</w:t>
+      </w:r>
+    </w:p>
+    <w:p>
+      <w:pPr>
+        <w:spacing w:after="0" w:line="240" w:lineRule="auto"/>
+      </w:pPr>
+    </w:p>
+    <w:p>
+      <w:pPr>
+        <w:spacing w:after="0" w:line="240" w:lineRule="auto"/>
+      </w:pPr>
+    </w:p>
+    <w:p>
+      <w:pPr>
+        <w:spacing w:after="0" w:line="240" w:lineRule="auto"/>
+        <w:rPr>
+          <w:b/>
+          <w:bCs/>
+          <w:lang w:val="en-IN"/>
+        </w:rPr>
+      </w:pPr>
+      <w:r>
+        <w:rPr>
+          <w:b/>
+          <w:bCs/>
+          <w:lang w:val="en-IN"/>
+        </w:rPr>
+        <w:t>Spring Boot - Beans &amp; Dependency Injection</w:t>
+      </w:r>
+    </w:p>
+    <w:p>
+      <w:pPr>
+        <w:spacing w:after="0" w:line="240" w:lineRule="auto"/>
+      </w:pPr>
+    </w:p>
+    <w:p>
+      <w:pPr>
+        <w:spacing w:after="0" w:line="240" w:lineRule="auto"/>
+        <w:rPr>
+          <w:b/>
+          <w:bCs/>
+          <w:lang w:val="en-IN"/>
+        </w:rPr>
+      </w:pPr>
+      <w:r>
+        <w:rPr>
+          <w:b/>
+          <w:bCs/>
+          <w:lang w:val="en-IN"/>
+        </w:rPr>
+        <w:t>Spring Boot - Runners</w:t>
+      </w:r>
+    </w:p>
+    <w:p>
+      <w:pPr>
+        <w:spacing w:after="0" w:line="240" w:lineRule="auto"/>
+      </w:pPr>
+      <w:r>
+        <w:t>These are two types:</w:t>
+      </w:r>
+    </w:p>
+    <w:p>
+      <w:pPr>
+        <w:pStyle w:val="ListParagraph"/>
+        <w:numPr>
+          <w:ilvl w:val="0"/>
+          <w:numId w:val="17"/>
+        </w:numPr>
+        <w:spacing w:after="0" w:line="240" w:lineRule="auto"/>
+      </w:pPr>
+      <w:r>
+        <w:t>A</w:t>
+      </w:r>
+      <w:r>
+        <w:t>pplication Runner</w:t>
+      </w:r>
+      <w:r>
+        <w:t xml:space="preserve"> </w:t>
+      </w:r>
+      <w:r>
+        <w:t>interface</w:t>
+      </w:r>
+      <w:r>
+        <w:t>.</w:t>
+      </w:r>
+    </w:p>
+    <w:p>
+      <w:pPr>
+        <w:pStyle w:val="ListParagraph"/>
+        <w:numPr>
+          <w:ilvl w:val="0"/>
+          <w:numId w:val="17"/>
+        </w:numPr>
+        <w:spacing w:after="0" w:line="240" w:lineRule="auto"/>
+      </w:pPr>
+      <w:r>
+        <w:t>Command Line Runner interface</w:t>
+      </w:r>
+      <w:r>
+        <w:t>.</w:t>
+      </w:r>
+    </w:p>
+    <w:p>
+      <w:pPr>
+        <w:spacing w:after="0" w:line="240" w:lineRule="auto"/>
+      </w:pPr>
+      <w:r>
+        <w:t>Application Runner and Command Line Runner interfaces lets you to execute the code after the Spring Boot application is started. </w:t>
+      </w:r>
+      <w:r>
+        <w:t>You can use these interfaces to perform any actions immediately after the application has started. This chapter talks about them in detail.</w:t>
+      </w:r>
+    </w:p>
+    <w:p>
+      <w:pPr>
+        <w:spacing w:after="0" w:line="240" w:lineRule="auto"/>
+        <w:rPr>
+          <w:lang w:val="en-IN"/>
+        </w:rPr>
+      </w:pPr>
+      <w:r>
+        <w:rPr>
+          <w:lang w:val="en-IN"/>
+        </w:rPr>
+        <w:t>Application Runner</w:t>
+      </w:r>
+    </w:p>
+    <w:p>
+      <w:pPr>
+        <w:spacing w:after="0" w:line="240" w:lineRule="auto"/>
+        <w:rPr>
+          <w:lang w:val="en-IN"/>
+        </w:rPr>
+      </w:pPr>
+      <w:r>
+        <w:rPr>
+          <w:lang w:val="en-IN"/>
+        </w:rPr>
+        <w:t>Application Runner is an interface used to execute the code after the Spring Boot application started. </w:t>
+      </w:r>
+    </w:p>
+    <w:tbl>
+      <w:tblPr>
+        <w:tblStyle w:val="TableGrid"/>
+        <w:tblW w:w="0" w:type="auto"/>
+        <w:tblLook w:val="04A0" w:firstRow="1" w:lastRow="0" w:firstColumn="1" w:lastColumn="0" w:noHBand="0" w:noVBand="1"/>
+      </w:tblPr>
+      <w:tblGrid>
+        <w:gridCol w:w="5508"/>
+        <w:gridCol w:w="5508"/>
+      </w:tblGrid>
+      <w:tr>
+        <w:tc>
+          <w:tcPr>
+            <w:tcW w:w="5508" w:type="dxa"/>
+          </w:tcPr>
+          <w:p>
+            <w:pPr>
+              <w:rPr>
+                <w:sz w:val="16"/>
+                <w:szCs w:val="16"/>
+              </w:rPr>
+            </w:pPr>
+            <w:proofErr w:type="spellStart"/>
+            <w:r>
+              <w:rPr>
+                <w:b/>
+                <w:bCs/>
+                <w:sz w:val="16"/>
+                <w:szCs w:val="16"/>
+                <w:lang w:val="en-IN"/>
+              </w:rPr>
+              <w:t>ApplicationRunner</w:t>
+            </w:r>
+            <w:proofErr w:type="spellEnd"/>
+          </w:p>
+        </w:tc>
+        <w:tc>
+          <w:tcPr>
+            <w:tcW w:w="5508" w:type="dxa"/>
+          </w:tcPr>
+          <w:p>
+            <w:pPr>
+              <w:rPr>
+                <w:sz w:val="16"/>
+                <w:szCs w:val="16"/>
+              </w:rPr>
+            </w:pPr>
+            <w:proofErr w:type="spellStart"/>
+            <w:r>
+              <w:rPr>
+                <w:b/>
+                <w:bCs/>
+                <w:sz w:val="16"/>
+                <w:szCs w:val="16"/>
+                <w:lang w:val="en-IN"/>
+              </w:rPr>
+              <w:t>CommandLineRunner</w:t>
+            </w:r>
+            <w:proofErr w:type="spellEnd"/>
+          </w:p>
+        </w:tc>
+      </w:tr>
+      <w:tr>
+        <w:tc>
+          <w:tcPr>
+            <w:tcW w:w="5508" w:type="dxa"/>
+          </w:tcPr>
+          <w:p>
+            <w:pPr>
+              <w:rPr>
+                <w:sz w:val="16"/>
+                <w:szCs w:val="16"/>
+              </w:rPr>
+            </w:pPr>
+            <w:r>
+              <w:rPr>
+                <w:sz w:val="16"/>
+                <w:szCs w:val="16"/>
+                <w:lang w:val="en-IN"/>
+              </w:rPr>
+              <w:t>@SpringBootApplication</w:t>
+            </w:r>
+            <w:r>
+              <w:rPr>
+                <w:sz w:val="16"/>
+                <w:szCs w:val="16"/>
+                <w:lang w:val="en-IN"/>
+              </w:rPr>
+              <w:br/>
+              <w:t xml:space="preserve">public class </w:t>
+            </w:r>
+            <w:proofErr w:type="spellStart"/>
+            <w:r>
+              <w:rPr>
+                <w:sz w:val="16"/>
+                <w:szCs w:val="16"/>
+                <w:lang w:val="en-IN"/>
+              </w:rPr>
+              <w:t>DemoApplication</w:t>
+            </w:r>
+            <w:proofErr w:type="spellEnd"/>
+            <w:r>
+              <w:rPr>
+                <w:sz w:val="16"/>
+                <w:szCs w:val="16"/>
+                <w:lang w:val="en-IN"/>
+              </w:rPr>
+              <w:t xml:space="preserve"> </w:t>
+            </w:r>
+            <w:r>
+              <w:rPr>
+                <w:b/>
+                <w:bCs/>
+                <w:sz w:val="16"/>
+                <w:szCs w:val="16"/>
+                <w:lang w:val="en-IN"/>
+              </w:rPr>
+              <w:t xml:space="preserve">implements </w:t>
+            </w:r>
+            <w:proofErr w:type="spellStart"/>
+            <w:r>
+              <w:rPr>
+                <w:b/>
+                <w:bCs/>
+                <w:sz w:val="16"/>
+                <w:szCs w:val="16"/>
+                <w:lang w:val="en-IN"/>
+              </w:rPr>
+              <w:t>ApplicationRunner</w:t>
+            </w:r>
+            <w:proofErr w:type="spellEnd"/>
+            <w:r>
+              <w:rPr>
+                <w:sz w:val="16"/>
+                <w:szCs w:val="16"/>
+                <w:lang w:val="en-IN"/>
+              </w:rPr>
+              <w:t xml:space="preserve"> {</w:t>
+            </w:r>
+            <w:r>
+              <w:rPr>
+                <w:sz w:val="16"/>
+                <w:szCs w:val="16"/>
+                <w:lang w:val="en-IN"/>
+              </w:rPr>
+              <w:br/>
+              <w:t xml:space="preserve">    public static void main(String[] </w:t>
+            </w:r>
+            <w:proofErr w:type="spellStart"/>
+            <w:r>
+              <w:rPr>
+                <w:sz w:val="16"/>
+                <w:szCs w:val="16"/>
+                <w:lang w:val="en-IN"/>
+              </w:rPr>
+              <w:t>args</w:t>
+            </w:r>
+            <w:proofErr w:type="spellEnd"/>
+            <w:r>
+              <w:rPr>
+                <w:sz w:val="16"/>
+                <w:szCs w:val="16"/>
+                <w:lang w:val="en-IN"/>
+              </w:rPr>
+              <w:t>) {</w:t>
+            </w:r>
+            <w:r>
+              <w:rPr>
+                <w:sz w:val="16"/>
+                <w:szCs w:val="16"/>
+                <w:lang w:val="en-IN"/>
+              </w:rPr>
+              <w:br/>
+              <w:t xml:space="preserve">       </w:t>
+            </w:r>
+            <w:proofErr w:type="spellStart"/>
+            <w:r>
+              <w:rPr>
+                <w:sz w:val="16"/>
+                <w:szCs w:val="16"/>
+                <w:lang w:val="en-IN"/>
+              </w:rPr>
+              <w:t>SpringApplication.</w:t>
+            </w:r>
+            <w:r>
+              <w:rPr>
+                <w:i/>
+                <w:iCs/>
+                <w:sz w:val="16"/>
+                <w:szCs w:val="16"/>
+                <w:lang w:val="en-IN"/>
+              </w:rPr>
+              <w:t>run</w:t>
+            </w:r>
+            <w:proofErr w:type="spellEnd"/>
+            <w:r>
+              <w:rPr>
+                <w:sz w:val="16"/>
+                <w:szCs w:val="16"/>
+                <w:lang w:val="en-IN"/>
+              </w:rPr>
+              <w:t>(</w:t>
+            </w:r>
+            <w:proofErr w:type="spellStart"/>
+            <w:r>
+              <w:rPr>
+                <w:sz w:val="16"/>
+                <w:szCs w:val="16"/>
+                <w:lang w:val="en-IN"/>
+              </w:rPr>
+              <w:t>DemoApplication.class</w:t>
+            </w:r>
+            <w:proofErr w:type="spellEnd"/>
+            <w:r>
+              <w:rPr>
+                <w:sz w:val="16"/>
+                <w:szCs w:val="16"/>
+                <w:lang w:val="en-IN"/>
+              </w:rPr>
+              <w:t xml:space="preserve">, </w:t>
+            </w:r>
+            <w:proofErr w:type="spellStart"/>
+            <w:r>
+              <w:rPr>
+                <w:sz w:val="16"/>
+                <w:szCs w:val="16"/>
+                <w:lang w:val="en-IN"/>
+              </w:rPr>
+              <w:t>args</w:t>
+            </w:r>
+            <w:proofErr w:type="spellEnd"/>
+            <w:r>
+              <w:rPr>
+                <w:sz w:val="16"/>
+                <w:szCs w:val="16"/>
+                <w:lang w:val="en-IN"/>
+              </w:rPr>
+              <w:t>);</w:t>
+            </w:r>
+            <w:r>
+              <w:rPr>
+                <w:sz w:val="16"/>
+                <w:szCs w:val="16"/>
+                <w:lang w:val="en-IN"/>
+              </w:rPr>
+              <w:br/>
+              <w:t xml:space="preserve">    }</w:t>
+            </w:r>
+            <w:r>
+              <w:rPr>
+                <w:sz w:val="16"/>
+                <w:szCs w:val="16"/>
+                <w:lang w:val="en-IN"/>
+              </w:rPr>
+              <w:br/>
+            </w:r>
+            <w:r>
+              <w:rPr>
+                <w:b/>
+                <w:bCs/>
+                <w:sz w:val="16"/>
+                <w:szCs w:val="16"/>
+                <w:lang w:val="en-IN"/>
+              </w:rPr>
+              <w:t xml:space="preserve">    @Override</w:t>
+            </w:r>
+            <w:r>
+              <w:rPr>
+                <w:b/>
+                <w:bCs/>
+                <w:sz w:val="16"/>
+                <w:szCs w:val="16"/>
+                <w:lang w:val="en-IN"/>
+              </w:rPr>
+              <w:br/>
+              <w:t xml:space="preserve">    public void run(</w:t>
+            </w:r>
+            <w:proofErr w:type="spellStart"/>
+            <w:r>
+              <w:rPr>
+                <w:b/>
+                <w:bCs/>
+                <w:sz w:val="16"/>
+                <w:szCs w:val="16"/>
+                <w:lang w:val="en-IN"/>
+              </w:rPr>
+              <w:t>ApplicationArguments</w:t>
+            </w:r>
+            <w:proofErr w:type="spellEnd"/>
+            <w:r>
+              <w:rPr>
+                <w:b/>
+                <w:bCs/>
+                <w:sz w:val="16"/>
+                <w:szCs w:val="16"/>
+                <w:lang w:val="en-IN"/>
+              </w:rPr>
+              <w:t xml:space="preserve"> </w:t>
+            </w:r>
+            <w:proofErr w:type="spellStart"/>
+            <w:r>
+              <w:rPr>
+                <w:b/>
+                <w:bCs/>
+                <w:sz w:val="16"/>
+                <w:szCs w:val="16"/>
+                <w:lang w:val="en-IN"/>
+              </w:rPr>
+              <w:t>args</w:t>
+            </w:r>
+            <w:proofErr w:type="spellEnd"/>
+            <w:r>
+              <w:rPr>
+                <w:b/>
+                <w:bCs/>
+                <w:sz w:val="16"/>
+                <w:szCs w:val="16"/>
+                <w:lang w:val="en-IN"/>
+              </w:rPr>
+              <w:t>)</w:t>
+            </w:r>
+            <w:r>
+              <w:rPr>
+                <w:sz w:val="16"/>
+                <w:szCs w:val="16"/>
+                <w:lang w:val="en-IN"/>
+              </w:rPr>
+              <w:t xml:space="preserve"> throws Exception {</w:t>
+            </w:r>
+            <w:r>
+              <w:rPr>
+                <w:sz w:val="16"/>
+                <w:szCs w:val="16"/>
+                <w:lang w:val="en-IN"/>
+              </w:rPr>
+              <w:br/>
+              <w:t xml:space="preserve">       </w:t>
+            </w:r>
+            <w:proofErr w:type="spellStart"/>
+            <w:r>
+              <w:rPr>
+                <w:sz w:val="16"/>
+                <w:szCs w:val="16"/>
+                <w:lang w:val="en-IN"/>
+              </w:rPr>
+              <w:t>System.</w:t>
+            </w:r>
+            <w:r>
+              <w:rPr>
+                <w:i/>
+                <w:iCs/>
+                <w:sz w:val="16"/>
+                <w:szCs w:val="16"/>
+                <w:lang w:val="en-IN"/>
+              </w:rPr>
+              <w:t>out</w:t>
+            </w:r>
+            <w:r>
+              <w:rPr>
+                <w:sz w:val="16"/>
+                <w:szCs w:val="16"/>
+                <w:lang w:val="en-IN"/>
+              </w:rPr>
+              <w:t>.println</w:t>
+            </w:r>
+            <w:proofErr w:type="spellEnd"/>
+            <w:r>
+              <w:rPr>
+                <w:sz w:val="16"/>
+                <w:szCs w:val="16"/>
+                <w:lang w:val="en-IN"/>
+              </w:rPr>
+              <w:t>("Hello World from Application Runner");</w:t>
+            </w:r>
+            <w:r>
+              <w:rPr>
+                <w:sz w:val="16"/>
+                <w:szCs w:val="16"/>
+                <w:lang w:val="en-IN"/>
+              </w:rPr>
+              <w:br/>
+              <w:t xml:space="preserve">    }</w:t>
+            </w:r>
+            <w:r>
+              <w:rPr>
+                <w:sz w:val="16"/>
+                <w:szCs w:val="16"/>
+                <w:lang w:val="en-IN"/>
+              </w:rPr>
+              <w:br/>
+              <w:t>}</w:t>
+            </w:r>
+          </w:p>
+        </w:tc>
+        <w:tc>
+          <w:tcPr>
+            <w:tcW w:w="5508" w:type="dxa"/>
+          </w:tcPr>
+          <w:p>
+            <w:pPr>
+              <w:rPr>
+                <w:sz w:val="16"/>
+                <w:szCs w:val="16"/>
+              </w:rPr>
+            </w:pPr>
+            <w:r>
+              <w:rPr>
+                <w:sz w:val="16"/>
+                <w:szCs w:val="16"/>
+                <w:lang w:val="en-IN"/>
+              </w:rPr>
+              <w:t>@SpringBootApplication</w:t>
+            </w:r>
+            <w:r>
+              <w:rPr>
+                <w:sz w:val="16"/>
+                <w:szCs w:val="16"/>
+                <w:lang w:val="en-IN"/>
+              </w:rPr>
+              <w:br/>
+              <w:t xml:space="preserve">public class </w:t>
+            </w:r>
+            <w:proofErr w:type="spellStart"/>
+            <w:r>
+              <w:rPr>
+                <w:sz w:val="16"/>
+                <w:szCs w:val="16"/>
+                <w:lang w:val="en-IN"/>
+              </w:rPr>
+              <w:t>DemoApplication</w:t>
+            </w:r>
+            <w:proofErr w:type="spellEnd"/>
+            <w:r>
+              <w:rPr>
+                <w:sz w:val="16"/>
+                <w:szCs w:val="16"/>
+                <w:lang w:val="en-IN"/>
+              </w:rPr>
+              <w:t xml:space="preserve"> </w:t>
+            </w:r>
+            <w:r>
+              <w:rPr>
+                <w:b/>
+                <w:bCs/>
+                <w:sz w:val="16"/>
+                <w:szCs w:val="16"/>
+                <w:lang w:val="en-IN"/>
+              </w:rPr>
+              <w:t xml:space="preserve">implements </w:t>
+            </w:r>
+            <w:proofErr w:type="spellStart"/>
+            <w:r>
+              <w:rPr>
+                <w:b/>
+                <w:bCs/>
+                <w:sz w:val="16"/>
+                <w:szCs w:val="16"/>
+                <w:lang w:val="en-IN"/>
+              </w:rPr>
+              <w:t>CommandLineRunner</w:t>
+            </w:r>
+            <w:proofErr w:type="spellEnd"/>
+            <w:r>
+              <w:rPr>
+                <w:sz w:val="16"/>
+                <w:szCs w:val="16"/>
+                <w:lang w:val="en-IN"/>
+              </w:rPr>
+              <w:t xml:space="preserve"> {</w:t>
+            </w:r>
+            <w:r>
+              <w:rPr>
+                <w:sz w:val="16"/>
+                <w:szCs w:val="16"/>
+                <w:lang w:val="en-IN"/>
+              </w:rPr>
+              <w:br/>
+              <w:t xml:space="preserve">    public static void main(String[] </w:t>
+            </w:r>
+            <w:proofErr w:type="spellStart"/>
+            <w:r>
+              <w:rPr>
+                <w:sz w:val="16"/>
+                <w:szCs w:val="16"/>
+                <w:lang w:val="en-IN"/>
+              </w:rPr>
+              <w:t>args</w:t>
+            </w:r>
+            <w:proofErr w:type="spellEnd"/>
+            <w:r>
+              <w:rPr>
+                <w:sz w:val="16"/>
+                <w:szCs w:val="16"/>
+                <w:lang w:val="en-IN"/>
+              </w:rPr>
+              <w:t>) {</w:t>
+            </w:r>
+            <w:r>
+              <w:rPr>
+                <w:sz w:val="16"/>
+                <w:szCs w:val="16"/>
+                <w:lang w:val="en-IN"/>
+              </w:rPr>
+              <w:br/>
+              <w:t xml:space="preserve">       </w:t>
+            </w:r>
+            <w:proofErr w:type="spellStart"/>
+            <w:r>
+              <w:rPr>
+                <w:sz w:val="16"/>
+                <w:szCs w:val="16"/>
+                <w:lang w:val="en-IN"/>
+              </w:rPr>
+              <w:t>SpringApplication.</w:t>
+            </w:r>
+            <w:r>
+              <w:rPr>
+                <w:i/>
+                <w:iCs/>
+                <w:sz w:val="16"/>
+                <w:szCs w:val="16"/>
+                <w:lang w:val="en-IN"/>
+              </w:rPr>
+              <w:t>run</w:t>
+            </w:r>
+            <w:proofErr w:type="spellEnd"/>
+            <w:r>
+              <w:rPr>
+                <w:sz w:val="16"/>
+                <w:szCs w:val="16"/>
+                <w:lang w:val="en-IN"/>
+              </w:rPr>
+              <w:t>(</w:t>
+            </w:r>
+            <w:proofErr w:type="spellStart"/>
+            <w:r>
+              <w:rPr>
+                <w:sz w:val="16"/>
+                <w:szCs w:val="16"/>
+                <w:lang w:val="en-IN"/>
+              </w:rPr>
+              <w:t>DemoApplication.class</w:t>
+            </w:r>
+            <w:proofErr w:type="spellEnd"/>
+            <w:r>
+              <w:rPr>
+                <w:sz w:val="16"/>
+                <w:szCs w:val="16"/>
+                <w:lang w:val="en-IN"/>
+              </w:rPr>
+              <w:t xml:space="preserve">, </w:t>
+            </w:r>
+            <w:proofErr w:type="spellStart"/>
+            <w:r>
+              <w:rPr>
+                <w:sz w:val="16"/>
+                <w:szCs w:val="16"/>
+                <w:lang w:val="en-IN"/>
+              </w:rPr>
+              <w:t>args</w:t>
+            </w:r>
+            <w:proofErr w:type="spellEnd"/>
+            <w:r>
+              <w:rPr>
+                <w:sz w:val="16"/>
+                <w:szCs w:val="16"/>
+                <w:lang w:val="en-IN"/>
+              </w:rPr>
+              <w:t>);</w:t>
+            </w:r>
+            <w:r>
+              <w:rPr>
+                <w:sz w:val="16"/>
+                <w:szCs w:val="16"/>
+                <w:lang w:val="en-IN"/>
+              </w:rPr>
+              <w:br/>
+              <w:t xml:space="preserve">    }</w:t>
+            </w:r>
+            <w:r>
+              <w:rPr>
+                <w:sz w:val="16"/>
+                <w:szCs w:val="16"/>
+                <w:lang w:val="en-IN"/>
+              </w:rPr>
+              <w:br/>
+            </w:r>
+            <w:r>
+              <w:rPr>
+                <w:b/>
+                <w:bCs/>
+                <w:sz w:val="16"/>
+                <w:szCs w:val="16"/>
+                <w:lang w:val="en-IN"/>
+              </w:rPr>
+              <w:t xml:space="preserve">    @Override</w:t>
+            </w:r>
+            <w:r>
+              <w:rPr>
+                <w:b/>
+                <w:bCs/>
+                <w:sz w:val="16"/>
+                <w:szCs w:val="16"/>
+                <w:lang w:val="en-IN"/>
+              </w:rPr>
+              <w:br/>
+              <w:t xml:space="preserve">    public void run(String... </w:t>
+            </w:r>
+            <w:proofErr w:type="spellStart"/>
+            <w:r>
+              <w:rPr>
+                <w:b/>
+                <w:bCs/>
+                <w:sz w:val="16"/>
+                <w:szCs w:val="16"/>
+                <w:lang w:val="en-IN"/>
+              </w:rPr>
+              <w:t>args</w:t>
+            </w:r>
+            <w:proofErr w:type="spellEnd"/>
+            <w:r>
+              <w:rPr>
+                <w:b/>
+                <w:bCs/>
+                <w:sz w:val="16"/>
+                <w:szCs w:val="16"/>
+                <w:lang w:val="en-IN"/>
+              </w:rPr>
+              <w:t>)</w:t>
+            </w:r>
+            <w:r>
+              <w:rPr>
+                <w:sz w:val="16"/>
+                <w:szCs w:val="16"/>
+                <w:lang w:val="en-IN"/>
+              </w:rPr>
+              <w:t xml:space="preserve"> throws Exception {</w:t>
+            </w:r>
+            <w:r>
+              <w:rPr>
+                <w:sz w:val="16"/>
+                <w:szCs w:val="16"/>
+                <w:lang w:val="en-IN"/>
+              </w:rPr>
+              <w:br/>
+              <w:t xml:space="preserve">       </w:t>
+            </w:r>
+            <w:proofErr w:type="spellStart"/>
+            <w:r>
+              <w:rPr>
+                <w:sz w:val="16"/>
+                <w:szCs w:val="16"/>
+                <w:lang w:val="en-IN"/>
+              </w:rPr>
+              <w:t>System.</w:t>
+            </w:r>
+            <w:r>
+              <w:rPr>
+                <w:i/>
+                <w:iCs/>
+                <w:sz w:val="16"/>
+                <w:szCs w:val="16"/>
+                <w:lang w:val="en-IN"/>
+              </w:rPr>
+              <w:t>out</w:t>
+            </w:r>
+            <w:r>
+              <w:rPr>
+                <w:sz w:val="16"/>
+                <w:szCs w:val="16"/>
+                <w:lang w:val="en-IN"/>
+              </w:rPr>
+              <w:t>.println</w:t>
+            </w:r>
+            <w:proofErr w:type="spellEnd"/>
+            <w:r>
+              <w:rPr>
+                <w:sz w:val="16"/>
+                <w:szCs w:val="16"/>
+                <w:lang w:val="en-IN"/>
+              </w:rPr>
+              <w:t>("Hello World from Command Line Runner");</w:t>
+            </w:r>
+            <w:r>
+              <w:rPr>
+                <w:sz w:val="16"/>
+                <w:szCs w:val="16"/>
+                <w:lang w:val="en-IN"/>
+              </w:rPr>
+              <w:br/>
+              <w:t xml:space="preserve">    }</w:t>
+            </w:r>
+            <w:r>
+              <w:rPr>
+                <w:sz w:val="16"/>
+                <w:szCs w:val="16"/>
+                <w:lang w:val="en-IN"/>
+              </w:rPr>
+              <w:br/>
+              <w:t>}</w:t>
+            </w:r>
+          </w:p>
+        </w:tc>
+      </w:tr>
+    </w:tbl>
+    <w:p>
+      <w:pPr>
+        <w:spacing w:after="0" w:line="240" w:lineRule="auto"/>
+      </w:pPr>
+    </w:p>
+    <w:p>
+      <w:pPr>
+        <w:spacing w:after="0" w:line="240" w:lineRule="auto"/>
+      </w:pPr>
+      <w:hyperlink r:id="rId48" w:history="1">
+        <w:r>
+          <w:rPr>
+            <w:rStyle w:val="Hyperlink"/>
+          </w:rPr>
+          <w:t>https://chatgpt.com/c/6aba9b36-bf48-83e8-8b32-b4579dbdd0f2</w:t>
+        </w:r>
+      </w:hyperlink>
+      <w:r>
+        <w:t xml:space="preserve"> </w:t>
+      </w:r>
+    </w:p>
+    <w:p>
+      <w:pPr>
+        <w:spacing w:after="0" w:line="240" w:lineRule="auto"/>
+      </w:pPr>
+    </w:p>
+    <w:p>
+      <w:pPr>
+        <w:spacing w:after="0" w:line="240" w:lineRule="auto"/>
+      </w:pPr>
+    </w:p>
+    <w:p>
+      <w:pPr>
+        <w:spacing w:after="0" w:line="240" w:lineRule="auto"/>
+        <w:rPr>
+          <w:b/>
+          <w:bCs/>
+          <w:lang w:val="en-IN"/>
+        </w:rPr>
+      </w:pPr>
+      <w:r>
+        <w:rPr>
+          <w:b/>
+          <w:bCs/>
+          <w:lang w:val="en-IN"/>
+        </w:rPr>
+        <w:t xml:space="preserve">Spring Boot </w:t>
+      </w:r>
+      <w:r>
+        <w:rPr>
+          <w:b/>
+          <w:bCs/>
+          <w:lang w:val="en-IN"/>
+        </w:rPr>
+        <w:t>–</w:t>
+      </w:r>
+      <w:r>
+        <w:rPr>
+          <w:b/>
+          <w:bCs/>
+          <w:lang w:val="en-IN"/>
+        </w:rPr>
+        <w:t xml:space="preserve"> Starters</w:t>
+      </w:r>
+      <w:r>
+        <w:rPr>
+          <w:b/>
+          <w:bCs/>
+          <w:lang w:val="en-IN"/>
+        </w:rPr>
+        <w:t xml:space="preserve">: </w:t>
+      </w:r>
+    </w:p>
+    <w:p>
+      <w:pPr>
+        <w:spacing w:after="0" w:line="240" w:lineRule="auto"/>
+      </w:pPr>
+      <w:r>
+        <w:t xml:space="preserve">Spring Boot starters are a set of predefined dependency descriptors which we can include in our Spring Boot project. </w:t>
+      </w:r>
+      <w:r>
+        <w:rPr>
+          <w:b/>
+          <w:bCs/>
+          <w:highlight w:val="yellow"/>
+        </w:rPr>
+        <w:t>Each starter focuses on a specific area of functionality</w:t>
+      </w:r>
+      <w:r>
+        <w:rPr>
+          <w:b/>
+          <w:bCs/>
+        </w:rPr>
+        <w:t>.</w:t>
+      </w:r>
+      <w:r>
+        <w:rPr>
+          <w:b/>
+          <w:bCs/>
+        </w:rPr>
+        <w:t xml:space="preserve"> </w:t>
+      </w:r>
+      <w:r>
+        <w:rPr>
+          <w:b/>
+          <w:bCs/>
+          <w:highlight w:val="yellow"/>
+        </w:rPr>
+        <w:t>If add one starter tag/dependency that will download all that functionality related jar file in the project class path.</w:t>
+      </w:r>
+    </w:p>
+    <w:p>
+      <w:pPr>
+        <w:spacing w:after="0" w:line="240" w:lineRule="auto"/>
+      </w:pPr>
+    </w:p>
+    <w:p>
+      <w:pPr>
+        <w:spacing w:after="0" w:line="240" w:lineRule="auto"/>
+      </w:pPr>
+    </w:p>
+    <w:p>
+      <w:pPr>
+        <w:spacing w:after="0" w:line="240" w:lineRule="auto"/>
+        <w:rPr>
+          <w:b/>
+          <w:bCs/>
+          <w:lang w:val="en-IN"/>
+        </w:rPr>
+      </w:pPr>
+    </w:p>
+    <w:p>
+      <w:pPr>
+        <w:spacing w:after="0" w:line="240" w:lineRule="auto"/>
+        <w:rPr>
+          <w:b/>
+          <w:bCs/>
+          <w:lang w:val="en-IN"/>
+        </w:rPr>
+      </w:pPr>
+    </w:p>
+    <w:p>
+      <w:pPr>
+        <w:spacing w:after="0" w:line="240" w:lineRule="auto"/>
+        <w:rPr>
+          <w:b/>
+          <w:bCs/>
+          <w:lang w:val="en-IN"/>
+        </w:rPr>
+      </w:pPr>
+    </w:p>
+    <w:p>
+      <w:pPr>
+        <w:spacing w:after="0" w:line="240" w:lineRule="auto"/>
+        <w:rPr>
+          <w:b/>
+          <w:bCs/>
+          <w:lang w:val="en-IN"/>
+        </w:rPr>
+      </w:pPr>
+      <w:r>
+        <w:rPr>
+          <w:b/>
+          <w:bCs/>
+          <w:lang w:val="en-IN"/>
+        </w:rPr>
+        <w:lastRenderedPageBreak/>
+        <w:t>Spring Boot - Application Properties</w:t>
+      </w:r>
+    </w:p>
+    <w:p>
+      <w:pPr>
+        <w:spacing w:after="0" w:line="240" w:lineRule="auto"/>
+      </w:pPr>
+    </w:p>
+    <w:p>
+      <w:pPr>
+        <w:spacing w:after="0" w:line="240" w:lineRule="auto"/>
+      </w:pPr>
+      <w:r>
+        <w:t>Application Properties support us to work in different environments</w:t>
+      </w:r>
+      <w:r>
+        <w:t>.</w:t>
+      </w:r>
+    </w:p>
+    <w:p>
+      <w:pPr>
+        <w:spacing w:after="0" w:line="240" w:lineRule="auto"/>
+      </w:pPr>
+    </w:p>
+    <w:p>
+      <w:pPr>
+        <w:spacing w:after="0" w:line="240" w:lineRule="auto"/>
+        <w:rPr>
+          <w:lang w:val="en-IN"/>
+        </w:rPr>
+      </w:pPr>
+      <w:r>
+        <w:rPr>
+          <w:lang w:val="en-IN"/>
+        </w:rPr>
+        <w:t>Command Line Properties</w:t>
+      </w:r>
+      <w:r>
+        <w:rPr>
+          <w:lang w:val="en-IN"/>
+        </w:rPr>
+        <w:t>:</w:t>
+      </w:r>
+    </w:p>
+    <w:p>
+      <w:pPr>
+        <w:spacing w:after="0" w:line="240" w:lineRule="auto"/>
+      </w:pPr>
+      <w:r>
+        <w:t xml:space="preserve">$ </w:t>
+      </w:r>
+      <w:r>
+        <w:t>demo\build\libs&gt;</w:t>
+      </w:r>
+      <w:r>
+        <w:rPr>
+          <w:b/>
+          <w:bCs/>
+        </w:rPr>
+        <w:t>java -jar demo-0.0.1-SNAPSHOT.jar</w:t>
+      </w:r>
+      <w:r>
+        <w:t xml:space="preserve"> </w:t>
+      </w:r>
+      <w:r>
+        <w:rPr>
+          <w:b/>
+          <w:bCs/>
+          <w:highlight w:val="yellow"/>
+        </w:rPr>
+        <w:t>--</w:t>
+      </w:r>
+      <w:proofErr w:type="spellStart"/>
+      <w:r>
+        <w:rPr>
+          <w:b/>
+          <w:bCs/>
+          <w:highlight w:val="yellow"/>
+        </w:rPr>
+        <w:t>server.port</w:t>
+      </w:r>
+      <w:proofErr w:type="spellEnd"/>
+      <w:r>
+        <w:rPr>
+          <w:b/>
+          <w:bCs/>
+          <w:highlight w:val="yellow"/>
+        </w:rPr>
+        <w:t>=9009</w:t>
+      </w:r>
+    </w:p>
+    <w:p>
+      <w:pPr>
+        <w:spacing w:after="0" w:line="240" w:lineRule="auto"/>
+      </w:pPr>
+      <w:r>
+        <w:t xml:space="preserve">$ </w:t>
+      </w:r>
+      <w:r>
+        <w:t xml:space="preserve">java -jar demo-0.0.1-SNAPSHOT.jar </w:t>
+      </w:r>
+      <w:r>
+        <w:rPr>
+          <w:b/>
+          <w:bCs/>
+          <w:highlight w:val="yellow"/>
+        </w:rPr>
+        <w:t>--</w:t>
+      </w:r>
+      <w:proofErr w:type="spellStart"/>
+      <w:r>
+        <w:rPr>
+          <w:b/>
+          <w:bCs/>
+          <w:highlight w:val="yellow"/>
+        </w:rPr>
+        <w:t>server.port</w:t>
+      </w:r>
+      <w:proofErr w:type="spellEnd"/>
+      <w:r>
+        <w:rPr>
+          <w:b/>
+          <w:bCs/>
+          <w:highlight w:val="yellow"/>
+        </w:rPr>
+        <w:t>=9009 --debug=true</w:t>
+      </w:r>
+    </w:p>
+    <w:p>
+      <w:pPr>
+        <w:spacing w:after="0" w:line="240" w:lineRule="auto"/>
+        <w:rPr>
+          <w:b/>
+          <w:bCs/>
+        </w:rPr>
+      </w:pPr>
+      <w:r>
+        <w:t xml:space="preserve">$ </w:t>
+      </w:r>
+      <w:r>
+        <w:t>java -jar demo-0.0.1-SNAPSHOT.jar</w:t>
+      </w:r>
+      <w:r>
+        <w:t xml:space="preserve"> </w:t>
+      </w:r>
+      <w:r>
+        <w:rPr>
+          <w:b/>
+          <w:bCs/>
+          <w:highlight w:val="yellow"/>
+        </w:rPr>
+        <w:t>--key</w:t>
+      </w:r>
+      <w:r>
+        <w:rPr>
+          <w:b/>
+          <w:bCs/>
+          <w:highlight w:val="yellow"/>
+        </w:rPr>
+        <w:t>1</w:t>
+      </w:r>
+      <w:r>
+        <w:rPr>
+          <w:b/>
+          <w:bCs/>
+          <w:highlight w:val="yellow"/>
+        </w:rPr>
+        <w:t>=value</w:t>
+      </w:r>
+      <w:r>
+        <w:rPr>
+          <w:b/>
+          <w:bCs/>
+        </w:rPr>
+        <w:t>1</w:t>
+      </w:r>
+      <w:r>
+        <w:rPr>
+          <w:b/>
+          <w:bCs/>
+        </w:rPr>
+        <w:t xml:space="preserve"> </w:t>
+      </w:r>
+      <w:r>
+        <w:rPr>
+          <w:b/>
+          <w:bCs/>
+          <w:highlight w:val="yellow"/>
+        </w:rPr>
+        <w:t>–</w:t>
+      </w:r>
+      <w:r>
+        <w:rPr>
+          <w:b/>
+          <w:bCs/>
+          <w:highlight w:val="yellow"/>
+        </w:rPr>
+        <w:t>key</w:t>
+      </w:r>
+      <w:r>
+        <w:rPr>
+          <w:b/>
+          <w:bCs/>
+          <w:highlight w:val="yellow"/>
+        </w:rPr>
+        <w:t>2</w:t>
+      </w:r>
+      <w:r>
+        <w:rPr>
+          <w:b/>
+          <w:bCs/>
+          <w:highlight w:val="yellow"/>
+        </w:rPr>
+        <w:t>=value</w:t>
+      </w:r>
+      <w:r>
+        <w:rPr>
+          <w:b/>
+          <w:bCs/>
+        </w:rPr>
+        <w:t>2</w:t>
+      </w:r>
+      <w:r>
+        <w:rPr>
+          <w:b/>
+          <w:bCs/>
+        </w:rPr>
+        <w:t xml:space="preserve"> </w:t>
+      </w:r>
+      <w:r>
+        <w:rPr>
+          <w:b/>
+          <w:bCs/>
+          <w:highlight w:val="yellow"/>
+        </w:rPr>
+        <w:t>–</w:t>
+      </w:r>
+      <w:r>
+        <w:rPr>
+          <w:b/>
+          <w:bCs/>
+          <w:highlight w:val="yellow"/>
+        </w:rPr>
+        <w:t>key</w:t>
+      </w:r>
+      <w:r>
+        <w:rPr>
+          <w:b/>
+          <w:bCs/>
+          <w:highlight w:val="yellow"/>
+        </w:rPr>
+        <w:t>3</w:t>
+      </w:r>
+      <w:r>
+        <w:rPr>
+          <w:b/>
+          <w:bCs/>
+          <w:highlight w:val="yellow"/>
+        </w:rPr>
+        <w:t>=value</w:t>
+      </w:r>
+      <w:r>
+        <w:rPr>
+          <w:b/>
+          <w:bCs/>
+        </w:rPr>
+        <w:t>3</w:t>
+      </w:r>
+      <w:r>
+        <w:rPr>
+          <w:b/>
+          <w:bCs/>
+        </w:rPr>
+        <w:t xml:space="preserve"> </w:t>
+      </w:r>
+    </w:p>
+    <w:p>
+      <w:pPr>
+        <w:spacing w:after="0" w:line="240" w:lineRule="auto"/>
+        <w:rPr>
+          <w:b/>
+          <w:bCs/>
+        </w:rPr>
+      </w:pPr>
+    </w:p>
+    <w:p>
+      <w:pPr>
+        <w:spacing w:after="0" w:line="240" w:lineRule="auto"/>
+        <w:rPr>
+          <w:b/>
+          <w:bCs/>
+        </w:rPr>
+      </w:pPr>
+    </w:p>
+    <w:p>
+      <w:pPr>
+        <w:spacing w:after="0" w:line="240" w:lineRule="auto"/>
+        <w:rPr>
+          <w:lang w:val="en-IN"/>
+        </w:rPr>
+      </w:pPr>
+      <w:r>
+        <w:rPr>
+          <w:lang w:val="en-IN"/>
+        </w:rPr>
+        <w:t>Properties File</w:t>
+      </w:r>
+    </w:p>
+    <w:p>
+      <w:pPr>
+        <w:spacing w:after="0" w:line="240" w:lineRule="auto"/>
+        <w:rPr>
+          <w:lang w:val="en-IN"/>
+        </w:rPr>
+      </w:pPr>
+      <w:r>
+        <w:rPr>
+          <w:lang w:val="en-IN"/>
+        </w:rPr>
+        <w:t xml:space="preserve">Properties files are used to keep N number of properties in a single file to run the application in a different environment. In Spring Boot, properties are kept in the </w:t>
+      </w:r>
+      <w:proofErr w:type="spellStart"/>
+      <w:r>
+        <w:rPr>
+          <w:b/>
+          <w:bCs/>
+          <w:lang w:val="en-IN"/>
+        </w:rPr>
+        <w:t>application.properties</w:t>
+      </w:r>
+      <w:proofErr w:type="spellEnd"/>
+      <w:r>
+        <w:rPr>
+          <w:lang w:val="en-IN"/>
+        </w:rPr>
+        <w:t xml:space="preserve"> file under the </w:t>
+      </w:r>
+      <w:proofErr w:type="spellStart"/>
+      <w:r>
+        <w:rPr>
+          <w:lang w:val="en-IN"/>
+        </w:rPr>
+        <w:t>classpath</w:t>
+      </w:r>
+      <w:proofErr w:type="spellEnd"/>
+      <w:r>
+        <w:rPr>
+          <w:lang w:val="en-IN"/>
+        </w:rPr>
+        <w:t>.</w:t>
+      </w:r>
+    </w:p>
+    <w:p>
+      <w:pPr>
+        <w:spacing w:after="0" w:line="240" w:lineRule="auto"/>
+        <w:rPr>
+          <w:lang w:val="en-IN"/>
+        </w:rPr>
+      </w:pPr>
+      <w:r>
+        <w:rPr>
+          <w:lang w:val="en-IN"/>
+        </w:rPr>
+        <w:t xml:space="preserve">The </w:t>
+      </w:r>
+      <w:proofErr w:type="spellStart"/>
+      <w:r>
+        <w:rPr>
+          <w:lang w:val="en-IN"/>
+        </w:rPr>
+        <w:t>application.properties</w:t>
+      </w:r>
+      <w:proofErr w:type="spellEnd"/>
+      <w:r>
+        <w:rPr>
+          <w:lang w:val="en-IN"/>
+        </w:rPr>
+        <w:t xml:space="preserve"> file is located in the </w:t>
+      </w:r>
+      <w:proofErr w:type="spellStart"/>
+      <w:r>
+        <w:rPr>
+          <w:b/>
+          <w:bCs/>
+          <w:lang w:val="en-IN"/>
+        </w:rPr>
+        <w:t>src</w:t>
+      </w:r>
+      <w:proofErr w:type="spellEnd"/>
+      <w:r>
+        <w:rPr>
+          <w:b/>
+          <w:bCs/>
+          <w:lang w:val="en-IN"/>
+        </w:rPr>
+        <w:t>/main/resources</w:t>
+      </w:r>
+      <w:r>
+        <w:rPr>
+          <w:lang w:val="en-IN"/>
+        </w:rPr>
+        <w:t xml:space="preserve"> directory. The code for sample </w:t>
+      </w:r>
+      <w:proofErr w:type="spellStart"/>
+      <w:r>
+        <w:rPr>
+          <w:b/>
+          <w:bCs/>
+          <w:lang w:val="en-IN"/>
+        </w:rPr>
+        <w:t>application.properties</w:t>
+      </w:r>
+      <w:proofErr w:type="spellEnd"/>
+      <w:r>
+        <w:rPr>
+          <w:lang w:val="en-IN"/>
+        </w:rPr>
+        <w:t xml:space="preserve"> file is given below −</w:t>
+      </w:r>
+    </w:p>
+    <w:p>
+      <w:pPr>
+        <w:spacing w:after="0" w:line="240" w:lineRule="auto"/>
+      </w:pPr>
+    </w:p>
+    <w:p>
+      <w:pPr>
+        <w:spacing w:after="0" w:line="240" w:lineRule="auto"/>
+      </w:pPr>
+      <w:r>
+        <w:t>/</w:t>
+      </w:r>
+      <w:r>
+        <w:rPr>
+          <w:b/>
+          <w:bCs/>
+          <w:lang w:val="en-IN"/>
+        </w:rPr>
+        <w:t>r</w:t>
+      </w:r>
+      <w:r>
+        <w:rPr>
+          <w:b/>
+          <w:bCs/>
+          <w:lang w:val="en-IN"/>
+        </w:rPr>
+        <w:t>esources</w:t>
+      </w:r>
+      <w:r>
+        <w:rPr>
+          <w:b/>
+          <w:bCs/>
+          <w:lang w:val="en-IN"/>
+        </w:rPr>
+        <w:t xml:space="preserve"> </w:t>
+      </w:r>
+      <w:r>
+        <w:rPr>
+          <w:lang w:val="en-IN"/>
+        </w:rPr>
+        <w:t>folder is called as CLASSPATH folder for our java project.</w:t>
+      </w:r>
+    </w:p>
+    <w:p>
+      <w:pPr>
+        <w:spacing w:after="0" w:line="240" w:lineRule="auto"/>
+      </w:pPr>
+    </w:p>
+    <w:p>
+      <w:pPr>
+        <w:spacing w:after="0" w:line="240" w:lineRule="auto"/>
+        <w:rPr>
+          <w:b/>
+          <w:bCs/>
+        </w:rPr>
+      </w:pPr>
+      <w:r>
+        <w:rPr>
+          <w:b/>
+          <w:bCs/>
+        </w:rPr>
+        <w:t xml:space="preserve">What is the difference between </w:t>
+      </w:r>
+      <w:proofErr w:type="spellStart"/>
+      <w:r>
+        <w:rPr>
+          <w:b/>
+          <w:bCs/>
+        </w:rPr>
+        <w:t>a.p</w:t>
+      </w:r>
+      <w:proofErr w:type="spellEnd"/>
+      <w:r>
+        <w:rPr>
+          <w:b/>
+          <w:bCs/>
+        </w:rPr>
+        <w:t xml:space="preserve"> file and </w:t>
+      </w:r>
+      <w:proofErr w:type="spellStart"/>
+      <w:r>
+        <w:rPr>
+          <w:b/>
+          <w:bCs/>
+        </w:rPr>
+        <w:t>a.yaml</w:t>
+      </w:r>
+      <w:proofErr w:type="spellEnd"/>
+      <w:r>
+        <w:rPr>
+          <w:b/>
+          <w:bCs/>
+        </w:rPr>
+        <w:t xml:space="preserve"> file? Which one is better? </w:t>
+      </w:r>
+    </w:p>
+    <w:p>
+      <w:pPr>
+        <w:spacing w:after="0" w:line="240" w:lineRule="auto"/>
+      </w:pPr>
+    </w:p>
+    <w:p>
+      <w:pPr>
+        <w:spacing w:after="0" w:line="240" w:lineRule="auto"/>
+      </w:pPr>
+    </w:p>
+    <w:p>
+      <w:pPr>
+        <w:spacing w:after="0" w:line="240" w:lineRule="auto"/>
+        <w:rPr>
+          <w:lang w:val="en-IN"/>
+        </w:rPr>
+      </w:pPr>
+      <w:r>
+        <w:rPr>
+          <w:lang w:val="en-IN"/>
+        </w:rPr>
+        <w:t>YAML File</w:t>
+      </w:r>
+    </w:p>
+    <w:p>
+      <w:pPr>
+        <w:spacing w:after="0" w:line="240" w:lineRule="auto"/>
+        <w:rPr>
+          <w:lang w:val="en-IN"/>
+        </w:rPr>
+      </w:pPr>
+      <w:r>
+        <w:rPr>
+          <w:lang w:val="en-IN"/>
+        </w:rPr>
+        <w:t xml:space="preserve">Spring Boot supports YAML based properties configurations to run the application. Instead of </w:t>
+      </w:r>
+      <w:proofErr w:type="spellStart"/>
+      <w:r>
+        <w:rPr>
+          <w:b/>
+          <w:bCs/>
+          <w:lang w:val="en-IN"/>
+        </w:rPr>
+        <w:t>application.properties</w:t>
+      </w:r>
+      <w:proofErr w:type="spellEnd"/>
+      <w:r>
+        <w:rPr>
+          <w:lang w:val="en-IN"/>
+        </w:rPr>
+        <w:t xml:space="preserve">, we can use </w:t>
+      </w:r>
+      <w:proofErr w:type="spellStart"/>
+      <w:r>
+        <w:rPr>
+          <w:b/>
+          <w:bCs/>
+          <w:lang w:val="en-IN"/>
+        </w:rPr>
+        <w:t>application.yml</w:t>
+      </w:r>
+      <w:proofErr w:type="spellEnd"/>
+      <w:r>
+        <w:rPr>
+          <w:lang w:val="en-IN"/>
+        </w:rPr>
+        <w:t xml:space="preserve"> file. This YAML file also should be kept inside the </w:t>
+      </w:r>
+      <w:proofErr w:type="spellStart"/>
+      <w:r>
+        <w:rPr>
+          <w:lang w:val="en-IN"/>
+        </w:rPr>
+        <w:t>classpath</w:t>
+      </w:r>
+      <w:proofErr w:type="spellEnd"/>
+      <w:r>
+        <w:rPr>
+          <w:lang w:val="en-IN"/>
+        </w:rPr>
+        <w:t xml:space="preserve">. The sample </w:t>
+      </w:r>
+      <w:proofErr w:type="spellStart"/>
+      <w:r>
+        <w:rPr>
+          <w:b/>
+          <w:bCs/>
+          <w:lang w:val="en-IN"/>
+        </w:rPr>
+        <w:t>application.yml</w:t>
+      </w:r>
+      <w:proofErr w:type="spellEnd"/>
+      <w:r>
+        <w:rPr>
+          <w:lang w:val="en-IN"/>
+        </w:rPr>
+        <w:t xml:space="preserve"> file is given below −</w:t>
+      </w:r>
+    </w:p>
+    <w:tbl>
+      <w:tblPr>
+        <w:tblStyle w:val="TableGrid"/>
+        <w:tblW w:w="0" w:type="auto"/>
+        <w:tblLook w:val="04A0" w:firstRow="1" w:lastRow="0" w:firstColumn="1" w:lastColumn="0" w:noHBand="0" w:noVBand="1"/>
+      </w:tblPr>
+      <w:tblGrid>
+        <w:gridCol w:w="11016"/>
+      </w:tblGrid>
+      <w:tr>
+        <w:tc>
+          <w:tcPr>
+            <w:tcW w:w="11016" w:type="dxa"/>
+          </w:tcPr>
+          <w:p>
+            <w:pPr>
+              <w:rPr>
+                <w:sz w:val="16"/>
+                <w:szCs w:val="16"/>
+              </w:rPr>
+            </w:pPr>
+            <w:proofErr w:type="spellStart"/>
+            <w:r>
+              <w:rPr>
+                <w:b/>
+                <w:bCs/>
+                <w:sz w:val="16"/>
+                <w:szCs w:val="16"/>
+                <w:lang w:val="en-IN"/>
+              </w:rPr>
+              <w:t>application.yml</w:t>
+            </w:r>
+            <w:proofErr w:type="spellEnd"/>
+          </w:p>
+        </w:tc>
+      </w:tr>
+      <w:tr>
+        <w:tc>
+          <w:tcPr>
+            <w:tcW w:w="11016" w:type="dxa"/>
+          </w:tcPr>
+          <w:p>
+            <w:pPr>
+              <w:rPr>
+                <w:sz w:val="16"/>
+                <w:szCs w:val="16"/>
+              </w:rPr>
+            </w:pPr>
+            <w:r>
+              <w:rPr>
+                <w:sz w:val="16"/>
+                <w:szCs w:val="16"/>
+                <w:lang w:val="en-IN"/>
+              </w:rPr>
+              <w:t>spring:</w:t>
+            </w:r>
+            <w:r>
+              <w:rPr>
+                <w:sz w:val="16"/>
+                <w:szCs w:val="16"/>
+                <w:lang w:val="en-IN"/>
+              </w:rPr>
+              <w:br/>
+              <w:t xml:space="preserve">  application:</w:t>
+            </w:r>
+            <w:r>
+              <w:rPr>
+                <w:sz w:val="16"/>
+                <w:szCs w:val="16"/>
+                <w:lang w:val="en-IN"/>
+              </w:rPr>
+              <w:br/>
+              <w:t xml:space="preserve">    name: demo</w:t>
+            </w:r>
+            <w:r>
+              <w:rPr>
+                <w:sz w:val="16"/>
+                <w:szCs w:val="16"/>
+                <w:lang w:val="en-IN"/>
+              </w:rPr>
+              <w:br/>
+              <w:t>server:</w:t>
+            </w:r>
+            <w:r>
+              <w:rPr>
+                <w:sz w:val="16"/>
+                <w:szCs w:val="16"/>
+                <w:lang w:val="en-IN"/>
+              </w:rPr>
+              <w:br/>
+              <w:t xml:space="preserve">  port: 9000</w:t>
+            </w:r>
+            <w:r>
+              <w:rPr>
+                <w:sz w:val="16"/>
+                <w:szCs w:val="16"/>
+                <w:lang w:val="en-IN"/>
+              </w:rPr>
+              <w:br/>
+            </w:r>
+            <w:r>
+              <w:rPr>
+                <w:sz w:val="16"/>
+                <w:szCs w:val="16"/>
+                <w:lang w:val="en-IN"/>
+              </w:rPr>
+              <w:br/>
+            </w:r>
+            <w:r>
+              <w:rPr>
+                <w:sz w:val="16"/>
+                <w:szCs w:val="16"/>
+                <w:lang w:val="en-IN"/>
+              </w:rPr>
+              <w:br/>
+              <w:t>employee:</w:t>
+            </w:r>
+            <w:r>
+              <w:rPr>
+                <w:sz w:val="16"/>
+                <w:szCs w:val="16"/>
+                <w:lang w:val="en-IN"/>
+              </w:rPr>
+              <w:br/>
+              <w:t xml:space="preserve">  name: AZAD</w:t>
+            </w:r>
+            <w:r>
+              <w:rPr>
+                <w:sz w:val="16"/>
+                <w:szCs w:val="16"/>
+                <w:lang w:val="en-IN"/>
+              </w:rPr>
+              <w:br/>
+              <w:t xml:space="preserve">  age: 23</w:t>
+            </w:r>
+            <w:r>
+              <w:rPr>
+                <w:sz w:val="16"/>
+                <w:szCs w:val="16"/>
+                <w:lang w:val="en-IN"/>
+              </w:rPr>
+              <w:br/>
+              <w:t xml:space="preserve">  department: IT</w:t>
+            </w:r>
+          </w:p>
+        </w:tc>
+      </w:tr>
+    </w:tbl>
+    <w:p>
+      <w:pPr>
+        <w:spacing w:after="0" w:line="240" w:lineRule="auto"/>
+      </w:pPr>
+    </w:p>
+    <w:p>
+      <w:pPr>
+        <w:spacing w:after="0" w:line="240" w:lineRule="auto"/>
+      </w:pPr>
+    </w:p>
+    <w:p>
+      <w:pPr>
+        <w:spacing w:after="0" w:line="240" w:lineRule="auto"/>
+        <w:rPr>
+          <w:lang w:val="en-IN"/>
+        </w:rPr>
+      </w:pPr>
+      <w:r>
+        <w:rPr>
+          <w:lang w:val="en-IN"/>
+        </w:rPr>
+        <w:t>Externalized Properties</w:t>
+      </w:r>
+    </w:p>
+    <w:p>
+      <w:pPr>
+        <w:spacing w:after="0" w:line="240" w:lineRule="auto"/>
+        <w:rPr>
+          <w:lang w:val="en-IN"/>
+        </w:rPr>
+      </w:pPr>
+      <w:r>
+        <w:rPr>
+          <w:lang w:val="en-IN"/>
+        </w:rPr>
+        <w:t xml:space="preserve">Instead of keeping the properties file under </w:t>
+      </w:r>
+      <w:proofErr w:type="spellStart"/>
+      <w:r>
+        <w:rPr>
+          <w:lang w:val="en-IN"/>
+        </w:rPr>
+        <w:t>classpath</w:t>
+      </w:r>
+      <w:proofErr w:type="spellEnd"/>
+      <w:r>
+        <w:rPr>
+          <w:lang w:val="en-IN"/>
+        </w:rPr>
+        <w:t>, we can keep the properties in different location or path. While running the JAR file, we can specify the properties file path. You can use the following command to specify the location of properties file while running the JAR −</w:t>
+      </w:r>
+    </w:p>
+    <w:p>
+      <w:pPr>
+        <w:spacing w:after="0" w:line="240" w:lineRule="auto"/>
+        <w:rPr>
+          <w:lang w:val="en-IN"/>
+        </w:rPr>
+      </w:pPr>
+      <w:r>
+        <w:rPr>
+          <w:b/>
+          <w:bCs/>
+          <w:highlight w:val="yellow"/>
+          <w:lang w:val="en-IN"/>
+        </w:rPr>
+        <w:t>-</w:t>
+      </w:r>
+      <w:proofErr w:type="spellStart"/>
+      <w:r>
+        <w:rPr>
+          <w:b/>
+          <w:bCs/>
+          <w:highlight w:val="yellow"/>
+          <w:lang w:val="en-IN"/>
+        </w:rPr>
+        <w:t>Dspring.config.location</w:t>
+      </w:r>
+      <w:proofErr w:type="spellEnd"/>
+      <w:r>
+        <w:rPr>
+          <w:lang w:val="en-IN"/>
+        </w:rPr>
+        <w:t xml:space="preserve"> = C:\application.properties</w:t>
+      </w:r>
+    </w:p>
+    <w:p>
+      <w:pPr>
+        <w:spacing w:after="0" w:line="240" w:lineRule="auto"/>
+      </w:pPr>
+    </w:p>
+    <w:p>
+      <w:pPr>
+        <w:spacing w:after="0" w:line="240" w:lineRule="auto"/>
+      </w:pPr>
+      <w:r>
+        <w:t xml:space="preserve">For example: </w:t>
+      </w:r>
+    </w:p>
+    <w:p>
+      <w:pPr>
+        <w:spacing w:after="0" w:line="240" w:lineRule="auto"/>
+        <w:ind w:firstLine="720"/>
+        <w:rPr>
+          <w:b/>
+          <w:bCs/>
+        </w:rPr>
+      </w:pPr>
+      <w:r>
+        <w:t>&gt;</w:t>
+      </w:r>
+      <w:r>
+        <w:t>demo\build\libs&gt;</w:t>
+      </w:r>
+      <w:r>
+        <w:rPr>
+          <w:b/>
+          <w:bCs/>
+        </w:rPr>
+        <w:t xml:space="preserve">java -jar </w:t>
+      </w:r>
+      <w:r>
+        <w:rPr>
+          <w:b/>
+          <w:bCs/>
+          <w:highlight w:val="yellow"/>
+        </w:rPr>
+        <w:t>-</w:t>
+      </w:r>
+      <w:proofErr w:type="spellStart"/>
+      <w:r>
+        <w:rPr>
+          <w:b/>
+          <w:bCs/>
+          <w:highlight w:val="yellow"/>
+        </w:rPr>
+        <w:t>Dserver.port</w:t>
+      </w:r>
+      <w:proofErr w:type="spellEnd"/>
+      <w:r>
+        <w:rPr>
+          <w:b/>
+          <w:bCs/>
+        </w:rPr>
+        <w:t>=9003 demo-0.0.1-SNAPSHOT.jar</w:t>
+      </w:r>
+      <w:r>
+        <w:rPr>
+          <w:b/>
+          <w:bCs/>
+        </w:rPr>
+        <w:t xml:space="preserve"> </w:t>
+      </w:r>
+      <w:r>
+        <w:rPr>
+          <w:b/>
+          <w:bCs/>
+        </w:rPr>
+        <w:sym w:font="Wingdings" w:char="F0E8"/>
+      </w:r>
+      <w:r>
+        <w:rPr>
+          <w:b/>
+          <w:bCs/>
+        </w:rPr>
+        <w:t xml:space="preserve"> system property.</w:t>
+      </w:r>
+    </w:p>
+    <w:p>
+      <w:pPr>
+        <w:spacing w:after="0" w:line="240" w:lineRule="auto"/>
+        <w:ind w:firstLine="720"/>
+        <w:rPr>
+          <w:b/>
+          <w:bCs/>
+        </w:rPr>
+      </w:pPr>
+      <w:r>
+        <w:t>&gt;</w:t>
+      </w:r>
+      <w:r>
+        <w:t>demo\build\libs&gt;</w:t>
+      </w:r>
+      <w:r>
+        <w:rPr>
+          <w:b/>
+          <w:bCs/>
+        </w:rPr>
+        <w:t>java -jar demo-0.0.1-SNAPSHOT.jar</w:t>
+      </w:r>
+      <w:r>
+        <w:rPr>
+          <w:b/>
+          <w:bCs/>
+        </w:rPr>
+        <w:t xml:space="preserve">  </w:t>
+      </w:r>
+      <w:r>
+        <w:rPr>
+          <w:b/>
+          <w:bCs/>
+          <w:highlight w:val="yellow"/>
+        </w:rPr>
+        <w:t>-</w:t>
+      </w:r>
+      <w:r>
+        <w:rPr>
+          <w:b/>
+          <w:bCs/>
+          <w:highlight w:val="yellow"/>
+        </w:rPr>
+        <w:t>-</w:t>
+      </w:r>
+      <w:proofErr w:type="spellStart"/>
+      <w:r>
+        <w:rPr>
+          <w:b/>
+          <w:bCs/>
+          <w:highlight w:val="yellow"/>
+        </w:rPr>
+        <w:t>server.port</w:t>
+      </w:r>
+      <w:proofErr w:type="spellEnd"/>
+      <w:r>
+        <w:rPr>
+          <w:b/>
+          <w:bCs/>
+        </w:rPr>
+        <w:t>=9003</w:t>
+      </w:r>
+      <w:r>
+        <w:rPr>
+          <w:b/>
+          <w:bCs/>
+        </w:rPr>
+        <w:t xml:space="preserve"> </w:t>
+      </w:r>
+      <w:r>
+        <w:rPr>
+          <w:b/>
+          <w:bCs/>
+        </w:rPr>
+        <w:sym w:font="Wingdings" w:char="F0E8"/>
+      </w:r>
+      <w:r>
+        <w:rPr>
+          <w:b/>
+          <w:bCs/>
+        </w:rPr>
+        <w:t xml:space="preserve"> CMD line </w:t>
+      </w:r>
+      <w:proofErr w:type="spellStart"/>
+      <w:r>
+        <w:rPr>
+          <w:b/>
+          <w:bCs/>
+        </w:rPr>
+        <w:t>arg</w:t>
+      </w:r>
+      <w:proofErr w:type="spellEnd"/>
+    </w:p>
+    <w:p>
+      <w:pPr>
+        <w:spacing w:after="0" w:line="240" w:lineRule="auto"/>
+        <w:ind w:firstLine="720"/>
+      </w:pPr>
+    </w:p>
+    <w:p>
+      <w:pPr>
+        <w:spacing w:after="0" w:line="240" w:lineRule="auto"/>
+      </w:pPr>
+      <w:r>
+        <w:t xml:space="preserve">From above </w:t>
+      </w:r>
+      <w:r>
+        <w:rPr>
+          <w:b/>
+          <w:bCs/>
+          <w:highlight w:val="yellow"/>
+        </w:rPr>
+        <w:t>-</w:t>
+      </w:r>
+      <w:proofErr w:type="spellStart"/>
+      <w:r>
+        <w:rPr>
+          <w:b/>
+          <w:bCs/>
+          <w:highlight w:val="yellow"/>
+        </w:rPr>
+        <w:t>Dserver.port</w:t>
+      </w:r>
+      <w:proofErr w:type="spellEnd"/>
+      <w:r>
+        <w:rPr>
+          <w:b/>
+          <w:bCs/>
+        </w:rPr>
+        <w:t xml:space="preserve"> </w:t>
+      </w:r>
+      <w:r>
+        <w:t>we need to mention in the command before the .jar file.</w:t>
+      </w:r>
+    </w:p>
+    <w:p>
+      <w:pPr>
+        <w:spacing w:after="0" w:line="240" w:lineRule="auto"/>
+      </w:pPr>
+      <w:r>
+        <w:t xml:space="preserve">From above </w:t>
+      </w:r>
+      <w:r>
+        <w:rPr>
+          <w:b/>
+          <w:bCs/>
+          <w:highlight w:val="yellow"/>
+        </w:rPr>
+        <w:t>-</w:t>
+      </w:r>
+      <w:r>
+        <w:rPr>
+          <w:b/>
+          <w:bCs/>
+          <w:highlight w:val="yellow"/>
+        </w:rPr>
+        <w:t>-</w:t>
+      </w:r>
+      <w:proofErr w:type="spellStart"/>
+      <w:r>
+        <w:rPr>
+          <w:b/>
+          <w:bCs/>
+          <w:highlight w:val="yellow"/>
+        </w:rPr>
+        <w:t>server.port</w:t>
+      </w:r>
+      <w:proofErr w:type="spellEnd"/>
+      <w:r>
+        <w:rPr>
+          <w:b/>
+          <w:bCs/>
+        </w:rPr>
+        <w:t xml:space="preserve"> </w:t>
+      </w:r>
+      <w:r>
+        <w:t xml:space="preserve">we need to mention in the command </w:t>
+      </w:r>
+      <w:r>
+        <w:t>after</w:t>
+      </w:r>
+      <w:r>
+        <w:t xml:space="preserve"> the .jar file.</w:t>
+      </w:r>
+    </w:p>
+    <w:p>
+      <w:pPr>
+        <w:spacing w:after="0" w:line="240" w:lineRule="auto"/>
+      </w:pPr>
+    </w:p>
+    <w:p>
+      <w:pPr>
+        <w:spacing w:after="0" w:line="240" w:lineRule="auto"/>
+        <w:rPr>
+          <w:b/>
+          <w:bCs/>
+          <w:highlight w:val="yellow"/>
+        </w:rPr>
+      </w:pPr>
+      <w:r>
+        <w:rPr>
+          <w:b/>
+          <w:bCs/>
+          <w:highlight w:val="yellow"/>
+        </w:rPr>
+        <w:t xml:space="preserve">If we use </w:t>
+      </w:r>
+      <w:r>
+        <w:rPr>
+          <w:b/>
+          <w:bCs/>
+          <w:highlight w:val="yellow"/>
+        </w:rPr>
+        <w:t>--</w:t>
+      </w:r>
+      <w:r>
+        <w:rPr>
+          <w:b/>
+          <w:bCs/>
+          <w:highlight w:val="yellow"/>
+        </w:rPr>
+        <w:t>key=value we call it as Command line argument.</w:t>
+      </w:r>
+    </w:p>
+    <w:p>
+      <w:pPr>
+        <w:spacing w:after="0" w:line="240" w:lineRule="auto"/>
+        <w:rPr>
+          <w:b/>
+          <w:bCs/>
+        </w:rPr>
+      </w:pPr>
+      <w:r>
+        <w:rPr>
+          <w:b/>
+          <w:bCs/>
+          <w:highlight w:val="yellow"/>
+        </w:rPr>
+        <w:t>If we use -</w:t>
+      </w:r>
+      <w:proofErr w:type="spellStart"/>
+      <w:r>
+        <w:rPr>
+          <w:b/>
+          <w:bCs/>
+          <w:highlight w:val="yellow"/>
+        </w:rPr>
+        <w:t>DKey</w:t>
+      </w:r>
+      <w:proofErr w:type="spellEnd"/>
+      <w:r>
+        <w:rPr>
+          <w:b/>
+          <w:bCs/>
+          <w:highlight w:val="yellow"/>
+        </w:rPr>
+        <w:t>=value we call it as System property.</w:t>
+      </w:r>
+    </w:p>
+    <w:p>
+      <w:pPr>
+        <w:spacing w:after="0" w:line="240" w:lineRule="auto"/>
+      </w:pPr>
+    </w:p>
+    <w:p>
+      <w:pPr>
+        <w:spacing w:after="0" w:line="240" w:lineRule="auto"/>
+      </w:pPr>
+    </w:p>
+    <w:p>
+      <w:pPr>
+        <w:spacing w:after="0" w:line="240" w:lineRule="auto"/>
+        <w:rPr>
+          <w:lang w:val="en-IN"/>
+        </w:rPr>
+      </w:pPr>
+      <w:r>
+        <w:rPr>
+          <w:lang w:val="en-IN"/>
+        </w:rPr>
+        <w:lastRenderedPageBreak/>
+        <w:t xml:space="preserve">Use of </w:t>
+      </w:r>
+      <w:r>
+        <w:rPr>
+          <w:b/>
+          <w:bCs/>
+          <w:highlight w:val="yellow"/>
+          <w:lang w:val="en-IN"/>
+        </w:rPr>
+        <w:t>@Value</w:t>
+      </w:r>
+      <w:r>
+        <w:rPr>
+          <w:lang w:val="en-IN"/>
+        </w:rPr>
+        <w:t xml:space="preserve"> Annotation</w:t>
+      </w:r>
+    </w:p>
+    <w:p>
+      <w:pPr>
+        <w:spacing w:after="0" w:line="240" w:lineRule="auto"/>
+        <w:rPr>
+          <w:lang w:val="en-IN"/>
+        </w:rPr>
+      </w:pPr>
+      <w:r>
+        <w:rPr>
+          <w:lang w:val="en-IN"/>
+        </w:rPr>
+        <w:t xml:space="preserve">The @Value annotation is used to read the environment or application property value in Java code. The syntax to read the property value is shown below </w:t>
+      </w:r>
+      <w:r>
+        <w:rPr>
+          <w:lang w:val="en-IN"/>
+        </w:rPr>
+        <w:t>– we need to write it in java code.</w:t>
+      </w:r>
+    </w:p>
+    <w:p>
+      <w:pPr>
+        <w:spacing w:after="0" w:line="240" w:lineRule="auto"/>
+      </w:pPr>
+    </w:p>
+    <w:tbl>
+      <w:tblPr>
+        <w:tblStyle w:val="TableGrid"/>
+        <w:tblW w:w="0" w:type="auto"/>
+        <w:tblLook w:val="04A0" w:firstRow="1" w:lastRow="0" w:firstColumn="1" w:lastColumn="0" w:noHBand="0" w:noVBand="1"/>
+      </w:tblPr>
+      <w:tblGrid>
+        <w:gridCol w:w="11016"/>
+      </w:tblGrid>
+      <w:tr>
+        <w:tc>
+          <w:tcPr>
+            <w:tcW w:w="11016" w:type="dxa"/>
+          </w:tcPr>
+          <w:p>
+            <w:r>
+              <w:t>@Value("${property_key_name}")</w:t>
+            </w:r>
+          </w:p>
+        </w:tc>
+      </w:tr>
+    </w:tbl>
+    <w:p>
+      <w:pPr>
+        <w:spacing w:after="0" w:line="240" w:lineRule="auto"/>
+      </w:pPr>
+    </w:p>
+    <w:p>
+      <w:pPr>
+        <w:spacing w:after="0" w:line="240" w:lineRule="auto"/>
+      </w:pPr>
+    </w:p>
+    <w:p>
+      <w:pPr>
+        <w:spacing w:after="0" w:line="240" w:lineRule="auto"/>
+      </w:pPr>
+      <w:r>
+        <w:t xml:space="preserve">Look at the following example that shows the syntax to read the </w:t>
+      </w:r>
+      <w:r>
+        <w:rPr>
+          <w:b/>
+          <w:bCs/>
+        </w:rPr>
+        <w:t>spring.application.name</w:t>
+      </w:r>
+      <w:r>
+        <w:t xml:space="preserve"> property value in Java variable by using @Value annotation.</w:t>
+      </w:r>
+    </w:p>
+    <w:p>
+      <w:pPr>
+        <w:spacing w:after="0" w:line="240" w:lineRule="auto"/>
+      </w:pPr>
+    </w:p>
+    <w:p>
+      <w:pPr>
+        <w:spacing w:after="0" w:line="240" w:lineRule="auto"/>
+      </w:pPr>
+      <w:r>
+        <w:t>@Value("${spring.application.name}")</w:t>
+      </w:r>
+    </w:p>
+    <w:p>
+      <w:pPr>
+        <w:spacing w:after="0" w:line="240" w:lineRule="auto"/>
+      </w:pPr>
+    </w:p>
+    <w:tbl>
+      <w:tblPr>
+        <w:tblStyle w:val="TableGrid"/>
+        <w:tblW w:w="0" w:type="auto"/>
+        <w:tblLook w:val="04A0" w:firstRow="1" w:lastRow="0" w:firstColumn="1" w:lastColumn="0" w:noHBand="0" w:noVBand="1"/>
+      </w:tblPr>
+      <w:tblGrid>
+        <w:gridCol w:w="11016"/>
+      </w:tblGrid>
+      <w:tr>
+        <w:tc>
+          <w:tcPr>
+            <w:tcW w:w="11016" w:type="dxa"/>
+          </w:tcPr>
+          <w:p>
+            <w:pPr>
+              <w:rPr>
+                <w:sz w:val="16"/>
+                <w:szCs w:val="16"/>
+                <w:lang w:val="en-IN"/>
+              </w:rPr>
+            </w:pPr>
+            <w:r>
+              <w:rPr>
+                <w:sz w:val="16"/>
+                <w:szCs w:val="16"/>
+                <w:lang w:val="en-IN"/>
+              </w:rPr>
+              <w:t>@SpringBootApplication</w:t>
+            </w:r>
+            <w:r>
+              <w:rPr>
+                <w:sz w:val="16"/>
+                <w:szCs w:val="16"/>
+                <w:lang w:val="en-IN"/>
+              </w:rPr>
+              <w:br/>
+              <w:t>@RestController</w:t>
+            </w:r>
+            <w:r>
+              <w:rPr>
+                <w:sz w:val="16"/>
+                <w:szCs w:val="16"/>
+                <w:lang w:val="en-IN"/>
+              </w:rPr>
+              <w:br/>
+              <w:t xml:space="preserve">public class </w:t>
+            </w:r>
+            <w:proofErr w:type="spellStart"/>
+            <w:r>
+              <w:rPr>
+                <w:sz w:val="16"/>
+                <w:szCs w:val="16"/>
+                <w:lang w:val="en-IN"/>
+              </w:rPr>
+              <w:t>DemoApplication</w:t>
+            </w:r>
+            <w:proofErr w:type="spellEnd"/>
+            <w:r>
+              <w:rPr>
+                <w:sz w:val="16"/>
+                <w:szCs w:val="16"/>
+                <w:lang w:val="en-IN"/>
+              </w:rPr>
+              <w:t xml:space="preserve"> {</w:t>
+            </w:r>
+            <w:r>
+              <w:rPr>
+                <w:sz w:val="16"/>
+                <w:szCs w:val="16"/>
+                <w:lang w:val="en-IN"/>
+              </w:rPr>
+              <w:br/>
+            </w:r>
+            <w:r>
+              <w:rPr>
+                <w:b/>
+                <w:bCs/>
+                <w:sz w:val="16"/>
+                <w:szCs w:val="16"/>
+                <w:lang w:val="en-IN"/>
+              </w:rPr>
+              <w:t xml:space="preserve">    @Value("${spring.application.name}")</w:t>
+            </w:r>
+            <w:r>
+              <w:rPr>
+                <w:b/>
+                <w:bCs/>
+                <w:sz w:val="16"/>
+                <w:szCs w:val="16"/>
+                <w:lang w:val="en-IN"/>
+              </w:rPr>
+              <w:br/>
+              <w:t xml:space="preserve">    private String name;</w:t>
+            </w:r>
+            <w:r>
+              <w:rPr>
+                <w:sz w:val="16"/>
+                <w:szCs w:val="16"/>
+                <w:lang w:val="en-IN"/>
+              </w:rPr>
+              <w:br/>
+              <w:t xml:space="preserve">    public static void main(String[] </w:t>
+            </w:r>
+            <w:proofErr w:type="spellStart"/>
+            <w:r>
+              <w:rPr>
+                <w:sz w:val="16"/>
+                <w:szCs w:val="16"/>
+                <w:lang w:val="en-IN"/>
+              </w:rPr>
+              <w:t>args</w:t>
+            </w:r>
+            <w:proofErr w:type="spellEnd"/>
+            <w:r>
+              <w:rPr>
+                <w:sz w:val="16"/>
+                <w:szCs w:val="16"/>
+                <w:lang w:val="en-IN"/>
+              </w:rPr>
+              <w:t>) {</w:t>
+            </w:r>
+            <w:r>
+              <w:rPr>
+                <w:sz w:val="16"/>
+                <w:szCs w:val="16"/>
+                <w:lang w:val="en-IN"/>
+              </w:rPr>
+              <w:br/>
+              <w:t xml:space="preserve">       </w:t>
+            </w:r>
+            <w:proofErr w:type="spellStart"/>
+            <w:r>
+              <w:rPr>
+                <w:sz w:val="16"/>
+                <w:szCs w:val="16"/>
+                <w:lang w:val="en-IN"/>
+              </w:rPr>
+              <w:t>SpringApplication.</w:t>
+            </w:r>
+            <w:r>
+              <w:rPr>
+                <w:i/>
+                <w:iCs/>
+                <w:sz w:val="16"/>
+                <w:szCs w:val="16"/>
+                <w:lang w:val="en-IN"/>
+              </w:rPr>
+              <w:t>run</w:t>
+            </w:r>
+            <w:proofErr w:type="spellEnd"/>
+            <w:r>
+              <w:rPr>
+                <w:sz w:val="16"/>
+                <w:szCs w:val="16"/>
+                <w:lang w:val="en-IN"/>
+              </w:rPr>
+              <w:t>(</w:t>
+            </w:r>
+            <w:proofErr w:type="spellStart"/>
+            <w:r>
+              <w:rPr>
+                <w:sz w:val="16"/>
+                <w:szCs w:val="16"/>
+                <w:lang w:val="en-IN"/>
+              </w:rPr>
+              <w:t>DemoApplication.class</w:t>
+            </w:r>
+            <w:proofErr w:type="spellEnd"/>
+            <w:r>
+              <w:rPr>
+                <w:sz w:val="16"/>
+                <w:szCs w:val="16"/>
+                <w:lang w:val="en-IN"/>
+              </w:rPr>
+              <w:t xml:space="preserve">, </w:t>
+            </w:r>
+            <w:proofErr w:type="spellStart"/>
+            <w:r>
+              <w:rPr>
+                <w:sz w:val="16"/>
+                <w:szCs w:val="16"/>
+                <w:lang w:val="en-IN"/>
+              </w:rPr>
+              <w:t>args</w:t>
+            </w:r>
+            <w:proofErr w:type="spellEnd"/>
+            <w:r>
+              <w:rPr>
+                <w:sz w:val="16"/>
+                <w:szCs w:val="16"/>
+                <w:lang w:val="en-IN"/>
+              </w:rPr>
+              <w:t>);</w:t>
+            </w:r>
+            <w:r>
+              <w:rPr>
+                <w:sz w:val="16"/>
+                <w:szCs w:val="16"/>
+                <w:lang w:val="en-IN"/>
+              </w:rPr>
+              <w:br/>
+              <w:t xml:space="preserve">    }</w:t>
+            </w:r>
+            <w:r>
+              <w:rPr>
+                <w:sz w:val="16"/>
+                <w:szCs w:val="16"/>
+                <w:lang w:val="en-IN"/>
+              </w:rPr>
+              <w:br/>
+              <w:t xml:space="preserve">    @RequestMapping(value = "/")</w:t>
+            </w:r>
+            <w:r>
+              <w:rPr>
+                <w:sz w:val="16"/>
+                <w:szCs w:val="16"/>
+                <w:lang w:val="en-IN"/>
+              </w:rPr>
+              <w:br/>
+              <w:t xml:space="preserve">    public String name() {</w:t>
+            </w:r>
+            <w:r>
+              <w:rPr>
+                <w:sz w:val="16"/>
+                <w:szCs w:val="16"/>
+                <w:lang w:val="en-IN"/>
+              </w:rPr>
+              <w:br/>
+              <w:t xml:space="preserve">       return </w:t>
+            </w:r>
+            <w:r>
+              <w:rPr>
+                <w:b/>
+                <w:bCs/>
+                <w:sz w:val="16"/>
+                <w:szCs w:val="16"/>
+                <w:lang w:val="en-IN"/>
+              </w:rPr>
+              <w:t>name</w:t>
+            </w:r>
+            <w:r>
+              <w:rPr>
+                <w:sz w:val="16"/>
+                <w:szCs w:val="16"/>
+                <w:lang w:val="en-IN"/>
+              </w:rPr>
+              <w:t>;</w:t>
+            </w:r>
+            <w:r>
+              <w:rPr>
+                <w:sz w:val="16"/>
+                <w:szCs w:val="16"/>
+                <w:lang w:val="en-IN"/>
+              </w:rPr>
+              <w:br/>
+              <w:t xml:space="preserve">    }</w:t>
+            </w:r>
+            <w:r>
+              <w:rPr>
+                <w:sz w:val="16"/>
+                <w:szCs w:val="16"/>
+                <w:lang w:val="en-IN"/>
+              </w:rPr>
+              <w:br/>
+              <w:t xml:space="preserve">}   </w:t>
+            </w:r>
+          </w:p>
+          <w:p>
+            <w:pPr>
+              <w:rPr>
+                <w:sz w:val="16"/>
+                <w:szCs w:val="16"/>
+              </w:rPr>
+            </w:pPr>
+          </w:p>
+        </w:tc>
+      </w:tr>
+    </w:tbl>
+    <w:p>
+      <w:pPr>
+        <w:spacing w:after="0" w:line="240" w:lineRule="auto"/>
+      </w:pPr>
+    </w:p>
+    <w:p>
+      <w:pPr>
+        <w:spacing w:after="0" w:line="240" w:lineRule="auto"/>
+      </w:pPr>
+    </w:p>
+    <w:p>
+      <w:pPr>
+        <w:spacing w:after="0" w:line="240" w:lineRule="auto"/>
+      </w:pPr>
+      <w:r>
+        <w:t xml:space="preserve">Our example: </w:t>
+      </w:r>
+    </w:p>
+    <w:tbl>
+      <w:tblPr>
+        <w:tblStyle w:val="TableGrid"/>
+        <w:tblW w:w="0" w:type="auto"/>
+        <w:tblLook w:val="04A0" w:firstRow="1" w:lastRow="0" w:firstColumn="1" w:lastColumn="0" w:noHBand="0" w:noVBand="1"/>
+      </w:tblPr>
+      <w:tblGrid>
+        <w:gridCol w:w="5508"/>
+        <w:gridCol w:w="5508"/>
+      </w:tblGrid>
+      <w:tr>
+        <w:tc>
+          <w:tcPr>
+            <w:tcW w:w="5508" w:type="dxa"/>
+          </w:tcPr>
+          <w:p>
+            <w:pPr>
+              <w:rPr>
+                <w:sz w:val="16"/>
+                <w:szCs w:val="16"/>
+              </w:rPr>
+            </w:pPr>
+            <w:proofErr w:type="spellStart"/>
+            <w:r>
+              <w:rPr>
+                <w:sz w:val="16"/>
+                <w:szCs w:val="16"/>
+              </w:rPr>
+              <w:t>Application.yaml</w:t>
+            </w:r>
+            <w:proofErr w:type="spellEnd"/>
+          </w:p>
+        </w:tc>
+        <w:tc>
+          <w:tcPr>
+            <w:tcW w:w="5508" w:type="dxa"/>
+          </w:tcPr>
+          <w:p>
+            <w:pPr>
+              <w:rPr>
+                <w:sz w:val="16"/>
+                <w:szCs w:val="16"/>
+              </w:rPr>
+            </w:pPr>
+          </w:p>
+        </w:tc>
+      </w:tr>
+      <w:tr>
+        <w:tc>
+          <w:tcPr>
+            <w:tcW w:w="5508" w:type="dxa"/>
+          </w:tcPr>
+          <w:p>
+            <w:pPr>
+              <w:rPr>
+                <w:sz w:val="16"/>
+                <w:szCs w:val="16"/>
+                <w:lang w:val="en-IN"/>
+              </w:rPr>
+            </w:pPr>
+            <w:r>
+              <w:rPr>
+                <w:sz w:val="16"/>
+                <w:szCs w:val="16"/>
+                <w:lang w:val="en-IN"/>
+              </w:rPr>
+              <w:t>spring:</w:t>
+            </w:r>
+            <w:r>
+              <w:rPr>
+                <w:sz w:val="16"/>
+                <w:szCs w:val="16"/>
+                <w:lang w:val="en-IN"/>
+              </w:rPr>
+              <w:br/>
+              <w:t xml:space="preserve">  application:</w:t>
+            </w:r>
+            <w:r>
+              <w:rPr>
+                <w:sz w:val="16"/>
+                <w:szCs w:val="16"/>
+                <w:lang w:val="en-IN"/>
+              </w:rPr>
+              <w:br/>
+              <w:t xml:space="preserve">    name: demo</w:t>
+            </w:r>
+            <w:r>
+              <w:rPr>
+                <w:sz w:val="16"/>
+                <w:szCs w:val="16"/>
+                <w:lang w:val="en-IN"/>
+              </w:rPr>
+              <w:br/>
+              <w:t>server:</w:t>
+            </w:r>
+            <w:r>
+              <w:rPr>
+                <w:sz w:val="16"/>
+                <w:szCs w:val="16"/>
+                <w:lang w:val="en-IN"/>
+              </w:rPr>
+              <w:br/>
+              <w:t xml:space="preserve">  port: 9000</w:t>
+            </w:r>
+            <w:r>
+              <w:rPr>
+                <w:sz w:val="16"/>
+                <w:szCs w:val="16"/>
+                <w:lang w:val="en-IN"/>
+              </w:rPr>
+              <w:br/>
+            </w:r>
+            <w:r>
+              <w:rPr>
+                <w:sz w:val="16"/>
+                <w:szCs w:val="16"/>
+                <w:lang w:val="en-IN"/>
+              </w:rPr>
+              <w:br/>
+              <w:t>employee:</w:t>
+            </w:r>
+            <w:r>
+              <w:rPr>
+                <w:sz w:val="16"/>
+                <w:szCs w:val="16"/>
+                <w:lang w:val="en-IN"/>
+              </w:rPr>
+              <w:br/>
+              <w:t xml:space="preserve">  name: AZAD</w:t>
+            </w:r>
+            <w:r>
+              <w:rPr>
+                <w:sz w:val="16"/>
+                <w:szCs w:val="16"/>
+                <w:lang w:val="en-IN"/>
+              </w:rPr>
+              <w:br/>
+              <w:t xml:space="preserve">  age: 23</w:t>
+            </w:r>
+            <w:r>
+              <w:rPr>
+                <w:sz w:val="16"/>
+                <w:szCs w:val="16"/>
+                <w:lang w:val="en-IN"/>
+              </w:rPr>
+              <w:br/>
+              <w:t xml:space="preserve">  department: IT</w:t>
+            </w:r>
+          </w:p>
+          <w:p>
+            <w:pPr>
+              <w:rPr>
+                <w:sz w:val="16"/>
+                <w:szCs w:val="16"/>
+              </w:rPr>
+            </w:pPr>
+          </w:p>
+        </w:tc>
+        <w:tc>
+          <w:tcPr>
+            <w:tcW w:w="5508" w:type="dxa"/>
+          </w:tcPr>
+          <w:p>
+            <w:pPr>
+              <w:rPr>
+                <w:b/>
+                <w:bCs/>
+                <w:sz w:val="16"/>
+                <w:szCs w:val="16"/>
+                <w:lang w:val="en-IN"/>
+              </w:rPr>
+            </w:pPr>
+            <w:r>
+              <w:rPr>
+                <w:sz w:val="16"/>
+                <w:szCs w:val="16"/>
+                <w:lang w:val="en-IN"/>
+              </w:rPr>
+              <w:t>@SpringBootApplication</w:t>
+            </w:r>
+            <w:r>
+              <w:rPr>
+                <w:sz w:val="16"/>
+                <w:szCs w:val="16"/>
+                <w:lang w:val="en-IN"/>
+              </w:rPr>
+              <w:br/>
+              <w:t>@RestController</w:t>
+            </w:r>
+            <w:r>
+              <w:rPr>
+                <w:sz w:val="16"/>
+                <w:szCs w:val="16"/>
+                <w:lang w:val="en-IN"/>
+              </w:rPr>
+              <w:br/>
+              <w:t xml:space="preserve">public class </w:t>
+            </w:r>
+            <w:proofErr w:type="spellStart"/>
+            <w:r>
+              <w:rPr>
+                <w:sz w:val="16"/>
+                <w:szCs w:val="16"/>
+                <w:lang w:val="en-IN"/>
+              </w:rPr>
+              <w:t>DemoApplication</w:t>
+            </w:r>
+            <w:proofErr w:type="spellEnd"/>
+            <w:r>
+              <w:rPr>
+                <w:sz w:val="16"/>
+                <w:szCs w:val="16"/>
+                <w:lang w:val="en-IN"/>
+              </w:rPr>
+              <w:t xml:space="preserve"> implements </w:t>
+            </w:r>
+            <w:proofErr w:type="spellStart"/>
+            <w:r>
+              <w:rPr>
+                <w:sz w:val="16"/>
+                <w:szCs w:val="16"/>
+                <w:lang w:val="en-IN"/>
+              </w:rPr>
+              <w:t>CommandLineRunner</w:t>
+            </w:r>
+            <w:proofErr w:type="spellEnd"/>
+            <w:r>
+              <w:rPr>
+                <w:sz w:val="16"/>
+                <w:szCs w:val="16"/>
+                <w:lang w:val="en-IN"/>
+              </w:rPr>
+              <w:t xml:space="preserve"> {</w:t>
+            </w:r>
+            <w:r>
+              <w:rPr>
+                <w:sz w:val="16"/>
+                <w:szCs w:val="16"/>
+                <w:lang w:val="en-IN"/>
+              </w:rPr>
+              <w:br/>
+            </w:r>
+            <w:r>
+              <w:rPr>
+                <w:sz w:val="16"/>
+                <w:szCs w:val="16"/>
+                <w:lang w:val="en-IN"/>
+              </w:rPr>
+              <w:br/>
+            </w:r>
+            <w:r>
+              <w:rPr>
+                <w:b/>
+                <w:bCs/>
+                <w:sz w:val="16"/>
+                <w:szCs w:val="16"/>
+                <w:lang w:val="en-IN"/>
+              </w:rPr>
+              <w:t xml:space="preserve">    </w:t>
+            </w:r>
+            <w:r>
+              <w:rPr>
+                <w:b/>
+                <w:bCs/>
+                <w:sz w:val="16"/>
+                <w:szCs w:val="16"/>
+                <w:highlight w:val="yellow"/>
+                <w:lang w:val="en-IN"/>
+              </w:rPr>
+              <w:t>@Value("${employee.name}")</w:t>
+            </w:r>
+            <w:r>
+              <w:rPr>
+                <w:b/>
+                <w:bCs/>
+                <w:sz w:val="16"/>
+                <w:szCs w:val="16"/>
+                <w:lang w:val="en-IN"/>
+              </w:rPr>
+              <w:br/>
+              <w:t xml:space="preserve">    private String </w:t>
+            </w:r>
+            <w:proofErr w:type="spellStart"/>
+            <w:r>
+              <w:rPr>
+                <w:b/>
+                <w:bCs/>
+                <w:sz w:val="16"/>
+                <w:szCs w:val="16"/>
+                <w:lang w:val="en-IN"/>
+              </w:rPr>
+              <w:t>empName</w:t>
+            </w:r>
+            <w:proofErr w:type="spellEnd"/>
+            <w:r>
+              <w:rPr>
+                <w:b/>
+                <w:bCs/>
+                <w:sz w:val="16"/>
+                <w:szCs w:val="16"/>
+                <w:lang w:val="en-IN"/>
+              </w:rPr>
+              <w:t>;</w:t>
+            </w:r>
+            <w:r>
+              <w:rPr>
+                <w:b/>
+                <w:bCs/>
+                <w:sz w:val="16"/>
+                <w:szCs w:val="16"/>
+                <w:lang w:val="en-IN"/>
+              </w:rPr>
+              <w:br/>
+              <w:t xml:space="preserve">    </w:t>
+            </w:r>
+            <w:r>
+              <w:rPr>
+                <w:b/>
+                <w:bCs/>
+                <w:sz w:val="16"/>
+                <w:szCs w:val="16"/>
+                <w:highlight w:val="yellow"/>
+                <w:lang w:val="en-IN"/>
+              </w:rPr>
+              <w:t>@Value("${employee.age}")</w:t>
+            </w:r>
+            <w:r>
+              <w:rPr>
+                <w:b/>
+                <w:bCs/>
+                <w:sz w:val="16"/>
+                <w:szCs w:val="16"/>
+                <w:lang w:val="en-IN"/>
+              </w:rPr>
+              <w:br/>
+              <w:t xml:space="preserve">    private String </w:t>
+            </w:r>
+            <w:proofErr w:type="spellStart"/>
+            <w:r>
+              <w:rPr>
+                <w:b/>
+                <w:bCs/>
+                <w:sz w:val="16"/>
+                <w:szCs w:val="16"/>
+                <w:lang w:val="en-IN"/>
+              </w:rPr>
+              <w:t>empAge</w:t>
+            </w:r>
+            <w:proofErr w:type="spellEnd"/>
+            <w:r>
+              <w:rPr>
+                <w:b/>
+                <w:bCs/>
+                <w:sz w:val="16"/>
+                <w:szCs w:val="16"/>
+                <w:lang w:val="en-IN"/>
+              </w:rPr>
+              <w:t>;</w:t>
+            </w:r>
+            <w:r>
+              <w:rPr>
+                <w:b/>
+                <w:bCs/>
+                <w:sz w:val="16"/>
+                <w:szCs w:val="16"/>
+                <w:lang w:val="en-IN"/>
+              </w:rPr>
+              <w:br/>
+              <w:t xml:space="preserve">    </w:t>
+            </w:r>
+            <w:r>
+              <w:rPr>
+                <w:b/>
+                <w:bCs/>
+                <w:sz w:val="16"/>
+                <w:szCs w:val="16"/>
+                <w:highlight w:val="yellow"/>
+                <w:lang w:val="en-IN"/>
+              </w:rPr>
+              <w:t>@Value("${server.port}")</w:t>
+            </w:r>
+            <w:r>
+              <w:rPr>
+                <w:b/>
+                <w:bCs/>
+                <w:sz w:val="16"/>
+                <w:szCs w:val="16"/>
+                <w:lang w:val="en-IN"/>
+              </w:rPr>
+              <w:br/>
+              <w:t xml:space="preserve">    private String </w:t>
+            </w:r>
+            <w:proofErr w:type="spellStart"/>
+            <w:r>
+              <w:rPr>
+                <w:b/>
+                <w:bCs/>
+                <w:sz w:val="16"/>
+                <w:szCs w:val="16"/>
+                <w:lang w:val="en-IN"/>
+              </w:rPr>
+              <w:t>serverPort</w:t>
+            </w:r>
+            <w:proofErr w:type="spellEnd"/>
+            <w:r>
+              <w:rPr>
+                <w:b/>
+                <w:bCs/>
+                <w:sz w:val="16"/>
+                <w:szCs w:val="16"/>
+                <w:lang w:val="en-IN"/>
+              </w:rPr>
+              <w:t>;</w:t>
+            </w:r>
+            <w:r>
+              <w:rPr>
+                <w:b/>
+                <w:bCs/>
+                <w:sz w:val="16"/>
+                <w:szCs w:val="16"/>
+                <w:lang w:val="en-IN"/>
+              </w:rPr>
+              <w:br/>
+              <w:t xml:space="preserve">    </w:t>
+            </w:r>
+            <w:r>
+              <w:rPr>
+                <w:b/>
+                <w:bCs/>
+                <w:sz w:val="16"/>
+                <w:szCs w:val="16"/>
+                <w:highlight w:val="yellow"/>
+                <w:lang w:val="en-IN"/>
+              </w:rPr>
+              <w:t>@Value("${spring.application.name}")</w:t>
+            </w:r>
+            <w:r>
+              <w:rPr>
+                <w:b/>
+                <w:bCs/>
+                <w:sz w:val="16"/>
+                <w:szCs w:val="16"/>
+                <w:lang w:val="en-IN"/>
+              </w:rPr>
+              <w:br/>
+              <w:t xml:space="preserve">    private String </w:t>
+            </w:r>
+            <w:proofErr w:type="spellStart"/>
+            <w:r>
+              <w:rPr>
+                <w:b/>
+                <w:bCs/>
+                <w:sz w:val="16"/>
+                <w:szCs w:val="16"/>
+                <w:lang w:val="en-IN"/>
+              </w:rPr>
+              <w:t>appName</w:t>
+            </w:r>
+            <w:proofErr w:type="spellEnd"/>
+            <w:r>
+              <w:rPr>
+                <w:b/>
+                <w:bCs/>
+                <w:sz w:val="16"/>
+                <w:szCs w:val="16"/>
+                <w:lang w:val="en-IN"/>
+              </w:rPr>
+              <w:t>;</w:t>
+            </w:r>
+          </w:p>
+          <w:p>
+            <w:pPr>
+              <w:rPr>
+                <w:sz w:val="16"/>
+                <w:szCs w:val="16"/>
+                <w:lang w:val="en-IN"/>
+              </w:rPr>
+            </w:pPr>
+            <w:r>
+              <w:rPr>
+                <w:sz w:val="16"/>
+                <w:szCs w:val="16"/>
+                <w:lang w:val="en-IN"/>
+              </w:rPr>
+              <w:br/>
+              <w:t xml:space="preserve">    public static void main(String[] </w:t>
+            </w:r>
+            <w:proofErr w:type="spellStart"/>
+            <w:r>
+              <w:rPr>
+                <w:sz w:val="16"/>
+                <w:szCs w:val="16"/>
+                <w:lang w:val="en-IN"/>
+              </w:rPr>
+              <w:t>args</w:t>
+            </w:r>
+            <w:proofErr w:type="spellEnd"/>
+            <w:r>
+              <w:rPr>
+                <w:sz w:val="16"/>
+                <w:szCs w:val="16"/>
+                <w:lang w:val="en-IN"/>
+              </w:rPr>
+              <w:t>) {</w:t>
+            </w:r>
+            <w:r>
+              <w:rPr>
+                <w:sz w:val="16"/>
+                <w:szCs w:val="16"/>
+                <w:lang w:val="en-IN"/>
+              </w:rPr>
+              <w:br/>
+              <w:t xml:space="preserve">       </w:t>
+            </w:r>
+            <w:proofErr w:type="spellStart"/>
+            <w:r>
+              <w:rPr>
+                <w:sz w:val="16"/>
+                <w:szCs w:val="16"/>
+                <w:lang w:val="en-IN"/>
+              </w:rPr>
+              <w:t>SpringApplication.</w:t>
+            </w:r>
+            <w:r>
+              <w:rPr>
+                <w:i/>
+                <w:iCs/>
+                <w:sz w:val="16"/>
+                <w:szCs w:val="16"/>
+                <w:lang w:val="en-IN"/>
+              </w:rPr>
+              <w:t>run</w:t>
+            </w:r>
+            <w:proofErr w:type="spellEnd"/>
+            <w:r>
+              <w:rPr>
+                <w:sz w:val="16"/>
+                <w:szCs w:val="16"/>
+                <w:lang w:val="en-IN"/>
+              </w:rPr>
+              <w:t>(</w:t>
+            </w:r>
+            <w:proofErr w:type="spellStart"/>
+            <w:r>
+              <w:rPr>
+                <w:sz w:val="16"/>
+                <w:szCs w:val="16"/>
+                <w:lang w:val="en-IN"/>
+              </w:rPr>
+              <w:t>DemoApplication.class</w:t>
+            </w:r>
+            <w:proofErr w:type="spellEnd"/>
+            <w:r>
+              <w:rPr>
+                <w:sz w:val="16"/>
+                <w:szCs w:val="16"/>
+                <w:lang w:val="en-IN"/>
+              </w:rPr>
+              <w:t xml:space="preserve">, </w:t>
+            </w:r>
+            <w:proofErr w:type="spellStart"/>
+            <w:r>
+              <w:rPr>
+                <w:sz w:val="16"/>
+                <w:szCs w:val="16"/>
+                <w:lang w:val="en-IN"/>
+              </w:rPr>
+              <w:t>args</w:t>
+            </w:r>
+            <w:proofErr w:type="spellEnd"/>
+            <w:r>
+              <w:rPr>
+                <w:sz w:val="16"/>
+                <w:szCs w:val="16"/>
+                <w:lang w:val="en-IN"/>
+              </w:rPr>
+              <w:t>);</w:t>
+            </w:r>
+            <w:r>
+              <w:rPr>
+                <w:sz w:val="16"/>
+                <w:szCs w:val="16"/>
+                <w:lang w:val="en-IN"/>
+              </w:rPr>
+              <w:br/>
+              <w:t xml:space="preserve">    }</w:t>
+            </w:r>
+            <w:r>
+              <w:rPr>
+                <w:sz w:val="16"/>
+                <w:szCs w:val="16"/>
+                <w:lang w:val="en-IN"/>
+              </w:rPr>
+              <w:br/>
+              <w:t xml:space="preserve">    @Override</w:t>
+            </w:r>
+            <w:r>
+              <w:rPr>
+                <w:sz w:val="16"/>
+                <w:szCs w:val="16"/>
+                <w:lang w:val="en-IN"/>
+              </w:rPr>
+              <w:br/>
+              <w:t xml:space="preserve">    public void run(String... </w:t>
+            </w:r>
+            <w:proofErr w:type="spellStart"/>
+            <w:r>
+              <w:rPr>
+                <w:sz w:val="16"/>
+                <w:szCs w:val="16"/>
+                <w:lang w:val="en-IN"/>
+              </w:rPr>
+              <w:t>args</w:t>
+            </w:r>
+            <w:proofErr w:type="spellEnd"/>
+            <w:r>
+              <w:rPr>
+                <w:sz w:val="16"/>
+                <w:szCs w:val="16"/>
+                <w:lang w:val="en-IN"/>
+              </w:rPr>
+              <w:t>) throws Exception {</w:t>
+            </w:r>
+            <w:r>
+              <w:rPr>
+                <w:sz w:val="16"/>
+                <w:szCs w:val="16"/>
+                <w:lang w:val="en-IN"/>
+              </w:rPr>
+              <w:br/>
+            </w:r>
+            <w:r>
+              <w:rPr>
+                <w:sz w:val="16"/>
+                <w:szCs w:val="16"/>
+                <w:lang w:val="en-IN"/>
+              </w:rPr>
+              <w:br/>
+            </w:r>
+            <w:r>
+              <w:rPr>
+                <w:b/>
+                <w:bCs/>
+                <w:sz w:val="16"/>
+                <w:szCs w:val="16"/>
+                <w:lang w:val="en-IN"/>
+              </w:rPr>
+              <w:t xml:space="preserve">       </w:t>
+            </w:r>
+            <w:proofErr w:type="spellStart"/>
+            <w:r>
+              <w:rPr>
+                <w:b/>
+                <w:bCs/>
+                <w:sz w:val="16"/>
+                <w:szCs w:val="16"/>
+                <w:lang w:val="en-IN"/>
+              </w:rPr>
+              <w:t>System.</w:t>
+            </w:r>
+            <w:r>
+              <w:rPr>
+                <w:b/>
+                <w:bCs/>
+                <w:i/>
+                <w:iCs/>
+                <w:sz w:val="16"/>
+                <w:szCs w:val="16"/>
+                <w:lang w:val="en-IN"/>
+              </w:rPr>
+              <w:t>out</w:t>
+            </w:r>
+            <w:r>
+              <w:rPr>
+                <w:b/>
+                <w:bCs/>
+                <w:sz w:val="16"/>
+                <w:szCs w:val="16"/>
+                <w:lang w:val="en-IN"/>
+              </w:rPr>
+              <w:t>.println</w:t>
+            </w:r>
+            <w:proofErr w:type="spellEnd"/>
+            <w:r>
+              <w:rPr>
+                <w:b/>
+                <w:bCs/>
+                <w:sz w:val="16"/>
+                <w:szCs w:val="16"/>
+                <w:lang w:val="en-IN"/>
+              </w:rPr>
+              <w:t xml:space="preserve">("Employee Name: " + </w:t>
+            </w:r>
+            <w:proofErr w:type="spellStart"/>
+            <w:r>
+              <w:rPr>
+                <w:b/>
+                <w:bCs/>
+                <w:sz w:val="16"/>
+                <w:szCs w:val="16"/>
+                <w:lang w:val="en-IN"/>
+              </w:rPr>
+              <w:t>empName</w:t>
+            </w:r>
+            <w:proofErr w:type="spellEnd"/>
+            <w:r>
+              <w:rPr>
+                <w:b/>
+                <w:bCs/>
+                <w:sz w:val="16"/>
+                <w:szCs w:val="16"/>
+                <w:lang w:val="en-IN"/>
+              </w:rPr>
+              <w:t>);</w:t>
+            </w:r>
+            <w:r>
+              <w:rPr>
+                <w:b/>
+                <w:bCs/>
+                <w:sz w:val="16"/>
+                <w:szCs w:val="16"/>
+                <w:lang w:val="en-IN"/>
+              </w:rPr>
+              <w:br/>
+              <w:t xml:space="preserve">       </w:t>
+            </w:r>
+            <w:proofErr w:type="spellStart"/>
+            <w:r>
+              <w:rPr>
+                <w:b/>
+                <w:bCs/>
+                <w:sz w:val="16"/>
+                <w:szCs w:val="16"/>
+                <w:lang w:val="en-IN"/>
+              </w:rPr>
+              <w:t>System.</w:t>
+            </w:r>
+            <w:r>
+              <w:rPr>
+                <w:b/>
+                <w:bCs/>
+                <w:i/>
+                <w:iCs/>
+                <w:sz w:val="16"/>
+                <w:szCs w:val="16"/>
+                <w:lang w:val="en-IN"/>
+              </w:rPr>
+              <w:t>out</w:t>
+            </w:r>
+            <w:r>
+              <w:rPr>
+                <w:b/>
+                <w:bCs/>
+                <w:sz w:val="16"/>
+                <w:szCs w:val="16"/>
+                <w:lang w:val="en-IN"/>
+              </w:rPr>
+              <w:t>.println</w:t>
+            </w:r>
+            <w:proofErr w:type="spellEnd"/>
+            <w:r>
+              <w:rPr>
+                <w:b/>
+                <w:bCs/>
+                <w:sz w:val="16"/>
+                <w:szCs w:val="16"/>
+                <w:lang w:val="en-IN"/>
+              </w:rPr>
+              <w:t xml:space="preserve">("Employee Age: " + </w:t>
+            </w:r>
+            <w:proofErr w:type="spellStart"/>
+            <w:r>
+              <w:rPr>
+                <w:b/>
+                <w:bCs/>
+                <w:sz w:val="16"/>
+                <w:szCs w:val="16"/>
+                <w:lang w:val="en-IN"/>
+              </w:rPr>
+              <w:t>empAge</w:t>
+            </w:r>
+            <w:proofErr w:type="spellEnd"/>
+            <w:r>
+              <w:rPr>
+                <w:b/>
+                <w:bCs/>
+                <w:sz w:val="16"/>
+                <w:szCs w:val="16"/>
+                <w:lang w:val="en-IN"/>
+              </w:rPr>
+              <w:t>);</w:t>
+            </w:r>
+            <w:r>
+              <w:rPr>
+                <w:b/>
+                <w:bCs/>
+                <w:sz w:val="16"/>
+                <w:szCs w:val="16"/>
+                <w:lang w:val="en-IN"/>
+              </w:rPr>
+              <w:br/>
+              <w:t xml:space="preserve">       </w:t>
+            </w:r>
+            <w:proofErr w:type="spellStart"/>
+            <w:r>
+              <w:rPr>
+                <w:b/>
+                <w:bCs/>
+                <w:sz w:val="16"/>
+                <w:szCs w:val="16"/>
+                <w:lang w:val="en-IN"/>
+              </w:rPr>
+              <w:t>System.</w:t>
+            </w:r>
+            <w:r>
+              <w:rPr>
+                <w:b/>
+                <w:bCs/>
+                <w:i/>
+                <w:iCs/>
+                <w:sz w:val="16"/>
+                <w:szCs w:val="16"/>
+                <w:lang w:val="en-IN"/>
+              </w:rPr>
+              <w:t>out</w:t>
+            </w:r>
+            <w:r>
+              <w:rPr>
+                <w:b/>
+                <w:bCs/>
+                <w:sz w:val="16"/>
+                <w:szCs w:val="16"/>
+                <w:lang w:val="en-IN"/>
+              </w:rPr>
+              <w:t>.println</w:t>
+            </w:r>
+            <w:proofErr w:type="spellEnd"/>
+            <w:r>
+              <w:rPr>
+                <w:b/>
+                <w:bCs/>
+                <w:sz w:val="16"/>
+                <w:szCs w:val="16"/>
+                <w:lang w:val="en-IN"/>
+              </w:rPr>
+              <w:t xml:space="preserve">("Server Port: " + </w:t>
+            </w:r>
+            <w:proofErr w:type="spellStart"/>
+            <w:r>
+              <w:rPr>
+                <w:b/>
+                <w:bCs/>
+                <w:sz w:val="16"/>
+                <w:szCs w:val="16"/>
+                <w:lang w:val="en-IN"/>
+              </w:rPr>
+              <w:t>serverPort</w:t>
+            </w:r>
+            <w:proofErr w:type="spellEnd"/>
+            <w:r>
+              <w:rPr>
+                <w:b/>
+                <w:bCs/>
+                <w:sz w:val="16"/>
+                <w:szCs w:val="16"/>
+                <w:lang w:val="en-IN"/>
+              </w:rPr>
+              <w:t>);</w:t>
+            </w:r>
+            <w:r>
+              <w:rPr>
+                <w:b/>
+                <w:bCs/>
+                <w:sz w:val="16"/>
+                <w:szCs w:val="16"/>
+                <w:lang w:val="en-IN"/>
+              </w:rPr>
+              <w:br/>
+              <w:t xml:space="preserve">       </w:t>
+            </w:r>
+            <w:proofErr w:type="spellStart"/>
+            <w:r>
+              <w:rPr>
+                <w:b/>
+                <w:bCs/>
+                <w:sz w:val="16"/>
+                <w:szCs w:val="16"/>
+                <w:lang w:val="en-IN"/>
+              </w:rPr>
+              <w:t>System.</w:t>
+            </w:r>
+            <w:r>
+              <w:rPr>
+                <w:b/>
+                <w:bCs/>
+                <w:i/>
+                <w:iCs/>
+                <w:sz w:val="16"/>
+                <w:szCs w:val="16"/>
+                <w:lang w:val="en-IN"/>
+              </w:rPr>
+              <w:t>out</w:t>
+            </w:r>
+            <w:r>
+              <w:rPr>
+                <w:b/>
+                <w:bCs/>
+                <w:sz w:val="16"/>
+                <w:szCs w:val="16"/>
+                <w:lang w:val="en-IN"/>
+              </w:rPr>
+              <w:t>.println</w:t>
+            </w:r>
+            <w:proofErr w:type="spellEnd"/>
+            <w:r>
+              <w:rPr>
+                <w:b/>
+                <w:bCs/>
+                <w:sz w:val="16"/>
+                <w:szCs w:val="16"/>
+                <w:lang w:val="en-IN"/>
+              </w:rPr>
+              <w:t xml:space="preserve">("Application Name: " + </w:t>
+            </w:r>
+            <w:proofErr w:type="spellStart"/>
+            <w:r>
+              <w:rPr>
+                <w:b/>
+                <w:bCs/>
+                <w:sz w:val="16"/>
+                <w:szCs w:val="16"/>
+                <w:lang w:val="en-IN"/>
+              </w:rPr>
+              <w:t>appName</w:t>
+            </w:r>
+            <w:proofErr w:type="spellEnd"/>
+            <w:r>
+              <w:rPr>
+                <w:b/>
+                <w:bCs/>
+                <w:sz w:val="16"/>
+                <w:szCs w:val="16"/>
+                <w:lang w:val="en-IN"/>
+              </w:rPr>
+              <w:t>);</w:t>
+            </w:r>
+            <w:r>
+              <w:rPr>
+                <w:b/>
+                <w:bCs/>
+                <w:sz w:val="16"/>
+                <w:szCs w:val="16"/>
+                <w:lang w:val="en-IN"/>
+              </w:rPr>
+              <w:br/>
+              <w:t xml:space="preserve">       </w:t>
+            </w:r>
+            <w:proofErr w:type="spellStart"/>
+            <w:r>
+              <w:rPr>
+                <w:b/>
+                <w:bCs/>
+                <w:sz w:val="16"/>
+                <w:szCs w:val="16"/>
+                <w:lang w:val="en-IN"/>
+              </w:rPr>
+              <w:t>System.</w:t>
+            </w:r>
+            <w:r>
+              <w:rPr>
+                <w:b/>
+                <w:bCs/>
+                <w:i/>
+                <w:iCs/>
+                <w:sz w:val="16"/>
+                <w:szCs w:val="16"/>
+                <w:lang w:val="en-IN"/>
+              </w:rPr>
+              <w:t>out</w:t>
+            </w:r>
+            <w:r>
+              <w:rPr>
+                <w:b/>
+                <w:bCs/>
+                <w:sz w:val="16"/>
+                <w:szCs w:val="16"/>
+                <w:lang w:val="en-IN"/>
+              </w:rPr>
+              <w:t>.println</w:t>
+            </w:r>
+            <w:proofErr w:type="spellEnd"/>
+            <w:r>
+              <w:rPr>
+                <w:b/>
+                <w:bCs/>
+                <w:sz w:val="16"/>
+                <w:szCs w:val="16"/>
+                <w:lang w:val="en-IN"/>
+              </w:rPr>
+              <w:t>("Hello World from Command Line Runner");</w:t>
+            </w:r>
+            <w:r>
+              <w:rPr>
+                <w:b/>
+                <w:bCs/>
+                <w:sz w:val="16"/>
+                <w:szCs w:val="16"/>
+                <w:lang w:val="en-IN"/>
+              </w:rPr>
+              <w:br/>
+            </w:r>
+            <w:r>
+              <w:rPr>
+                <w:sz w:val="16"/>
+                <w:szCs w:val="16"/>
+                <w:lang w:val="en-IN"/>
+              </w:rPr>
+              <w:t xml:space="preserve">    }</w:t>
+            </w:r>
+            <w:r>
+              <w:rPr>
+                <w:sz w:val="16"/>
+                <w:szCs w:val="16"/>
+                <w:lang w:val="en-IN"/>
+              </w:rPr>
+              <w:br/>
+            </w:r>
+            <w:r>
+              <w:rPr>
+                <w:sz w:val="16"/>
+                <w:szCs w:val="16"/>
+                <w:lang w:val="en-IN"/>
+              </w:rPr>
+              <w:br/>
+              <w:t xml:space="preserve">    @RequestMapping("/")</w:t>
+            </w:r>
+            <w:r>
+              <w:rPr>
+                <w:sz w:val="16"/>
+                <w:szCs w:val="16"/>
+                <w:lang w:val="en-IN"/>
+              </w:rPr>
+              <w:br/>
+              <w:t xml:space="preserve">    public String welcome(){</w:t>
+            </w:r>
+            <w:r>
+              <w:rPr>
+                <w:sz w:val="16"/>
+                <w:szCs w:val="16"/>
+                <w:lang w:val="en-IN"/>
+              </w:rPr>
+              <w:br/>
+              <w:t xml:space="preserve">       return "Welcome to the Demo Application";</w:t>
+            </w:r>
+            <w:r>
+              <w:rPr>
+                <w:sz w:val="16"/>
+                <w:szCs w:val="16"/>
+                <w:lang w:val="en-IN"/>
+              </w:rPr>
+              <w:br/>
+              <w:t xml:space="preserve">    }</w:t>
+            </w:r>
+            <w:r>
+              <w:rPr>
+                <w:sz w:val="16"/>
+                <w:szCs w:val="16"/>
+                <w:lang w:val="en-IN"/>
+              </w:rPr>
+              <w:br/>
+              <w:t>}</w:t>
+            </w:r>
+          </w:p>
+          <w:p>
+            <w:pPr>
+              <w:rPr>
+                <w:sz w:val="16"/>
+                <w:szCs w:val="16"/>
+              </w:rPr>
+            </w:pPr>
+          </w:p>
+        </w:tc>
+      </w:tr>
+    </w:tbl>
+    <w:p>
+      <w:pPr>
+        <w:spacing w:after="0" w:line="240" w:lineRule="auto"/>
+      </w:pPr>
+    </w:p>
+    <w:p>
+      <w:pPr>
+        <w:spacing w:after="0" w:line="240" w:lineRule="auto"/>
+      </w:pPr>
+    </w:p>
+    <w:p>
+      <w:pPr>
+        <w:spacing w:after="0" w:line="240" w:lineRule="auto"/>
+      </w:pPr>
+    </w:p>
+    <w:p>
+      <w:pPr>
+        <w:spacing w:after="0" w:line="240" w:lineRule="auto"/>
+      </w:pPr>
+    </w:p>
+    <w:p>
+      <w:pPr>
+        <w:spacing w:after="0" w:line="240" w:lineRule="auto"/>
+        <w:rPr>
+          <w:lang w:val="en-IN"/>
+        </w:rPr>
+      </w:pPr>
+      <w:r>
+        <w:rPr>
+          <w:b/>
+          <w:bCs/>
+          <w:lang w:val="en-IN"/>
+        </w:rPr>
+        <w:lastRenderedPageBreak/>
+        <w:t>Note</w:t>
+      </w:r>
+      <w:r>
+        <w:rPr>
+          <w:lang w:val="en-IN"/>
+        </w:rPr>
+        <w:t xml:space="preserve"> − If the property is not found while running the application, Spring Boot throws the Illegal Argument exception as </w:t>
+      </w:r>
+      <w:r>
+        <w:rPr>
+          <w:b/>
+          <w:bCs/>
+          <w:lang w:val="en-IN"/>
+        </w:rPr>
+        <w:t>Could not resolve placeholder 'spring.application.name' in value "${spring.application.name}"</w:t>
+      </w:r>
+      <w:r>
+        <w:rPr>
+          <w:lang w:val="en-IN"/>
+        </w:rPr>
+        <w:t>.</w:t>
+      </w:r>
+    </w:p>
+    <w:p>
+      <w:pPr>
+        <w:spacing w:after="0" w:line="240" w:lineRule="auto"/>
+        <w:rPr>
+          <w:lang w:val="en-IN"/>
+        </w:rPr>
+      </w:pPr>
+      <w:r>
+        <w:rPr>
+          <w:lang w:val="en-IN"/>
+        </w:rPr>
+        <w:t xml:space="preserve">To resolve the placeholder issue, we can set the default value for the property using </w:t>
+      </w:r>
+      <w:proofErr w:type="spellStart"/>
+      <w:r>
+        <w:rPr>
+          <w:lang w:val="en-IN"/>
+        </w:rPr>
+        <w:t>thr</w:t>
+      </w:r>
+      <w:proofErr w:type="spellEnd"/>
+      <w:r>
+        <w:rPr>
+          <w:lang w:val="en-IN"/>
+        </w:rPr>
+        <w:t xml:space="preserve"> syntax given below </w:t>
+      </w:r>
+      <w:r>
+        <w:rPr>
+          <w:lang w:val="en-IN"/>
+        </w:rPr>
+        <w:t>–</w:t>
+      </w:r>
+    </w:p>
+    <w:p>
+      <w:pPr>
+        <w:spacing w:after="0" w:line="240" w:lineRule="auto"/>
+        <w:rPr>
+          <w:lang w:val="en-IN"/>
+        </w:rPr>
+      </w:pPr>
+    </w:p>
+    <w:tbl>
+      <w:tblPr>
+        <w:tblStyle w:val="TableGrid"/>
+        <w:tblW w:w="0" w:type="auto"/>
+        <w:tblLook w:val="04A0" w:firstRow="1" w:lastRow="0" w:firstColumn="1" w:lastColumn="0" w:noHBand="0" w:noVBand="1"/>
+      </w:tblPr>
+      <w:tblGrid>
+        <w:gridCol w:w="11016"/>
+      </w:tblGrid>
+      <w:tr>
+        <w:tc>
+          <w:tcPr>
+            <w:tcW w:w="11016" w:type="dxa"/>
+          </w:tcPr>
+          <w:p>
+            <w:r>
+              <w:t>@Value("${property_key_name</w:t>
+            </w:r>
+            <w:r>
+              <w:rPr>
+                <w:b/>
+                <w:bCs/>
+                <w:highlight w:val="yellow"/>
+              </w:rPr>
+              <w:t>:default_value</w:t>
+            </w:r>
+            <w:r>
+              <w:t xml:space="preserve">}") </w:t>
+            </w:r>
+          </w:p>
+          <w:p>
+            <w:r>
+              <w:t>@Value("${spring.application.name</w:t>
+            </w:r>
+            <w:r>
+              <w:rPr>
+                <w:b/>
+                <w:bCs/>
+              </w:rPr>
+              <w:t>:demoservice</w:t>
+            </w:r>
+            <w:r>
+              <w:t>}")</w:t>
+            </w:r>
+          </w:p>
+          <w:p/>
+          <w:p>
+            <w:pPr>
+              <w:rPr>
+                <w:lang w:val="en-IN"/>
+              </w:rPr>
+            </w:pPr>
+            <w:r>
+              <w:rPr>
+                <w:lang w:val="en-IN"/>
+              </w:rPr>
+              <w:t>@Value("${</w:t>
+            </w:r>
+            <w:r>
+              <w:rPr>
+                <w:b/>
+                <w:bCs/>
+                <w:lang w:val="en-IN"/>
+              </w:rPr>
+              <w:t>server.port</w:t>
+            </w:r>
+            <w:r>
+              <w:rPr>
+                <w:lang w:val="en-IN"/>
+              </w:rPr>
+              <w:t xml:space="preserve">: </w:t>
+            </w:r>
+            <w:r>
+              <w:rPr>
+                <w:b/>
+                <w:bCs/>
+                <w:lang w:val="en-IN"/>
+              </w:rPr>
+              <w:t>9005</w:t>
+            </w:r>
+            <w:r>
+              <w:rPr>
+                <w:lang w:val="en-IN"/>
+              </w:rPr>
+              <w:t>}")</w:t>
+            </w:r>
+            <w:r>
+              <w:rPr>
+                <w:lang w:val="en-IN"/>
+              </w:rPr>
+              <w:br/>
+              <w:t xml:space="preserve">private String </w:t>
+            </w:r>
+            <w:proofErr w:type="spellStart"/>
+            <w:r>
+              <w:rPr>
+                <w:lang w:val="en-IN"/>
+              </w:rPr>
+              <w:t>serverPort</w:t>
+            </w:r>
+            <w:proofErr w:type="spellEnd"/>
+            <w:r>
+              <w:rPr>
+                <w:lang w:val="en-IN"/>
+              </w:rPr>
+              <w:t>;</w:t>
+            </w:r>
+          </w:p>
+        </w:tc>
+      </w:tr>
+    </w:tbl>
+    <w:p>
+      <w:pPr>
+        <w:spacing w:after="0" w:line="240" w:lineRule="auto"/>
+        <w:rPr>
+          <w:lang w:val="en-IN"/>
+        </w:rPr>
+      </w:pPr>
+    </w:p>
+    <w:p>
+      <w:pPr>
+        <w:spacing w:after="0" w:line="240" w:lineRule="auto"/>
+        <w:rPr>
+          <w:lang w:val="en-IN"/>
+        </w:rPr>
+      </w:pPr>
+    </w:p>
+    <w:p>
+      <w:pPr>
+        <w:spacing w:after="0" w:line="240" w:lineRule="auto"/>
+        <w:rPr>
+          <w:lang w:val="en-IN"/>
+        </w:rPr>
+      </w:pPr>
+    </w:p>
+    <w:p>
+      <w:pPr>
+        <w:spacing w:after="0" w:line="240" w:lineRule="auto"/>
+        <w:rPr>
+          <w:lang w:val="en-IN"/>
+        </w:rPr>
+      </w:pPr>
+    </w:p>
+    <w:p>
+      <w:pPr>
+        <w:spacing w:after="0" w:line="240" w:lineRule="auto"/>
+        <w:rPr>
+          <w:lang w:val="en-IN"/>
+        </w:rPr>
       </w:pPr>
     </w:p>
     <w:p>
@@ -15236,7 +18241,7 @@
       <w:r>
         <w:t xml:space="preserve"> </w:t>
       </w:r>
-      <w:hyperlink r:id="rId48" w:history="1">
+      <w:hyperlink r:id="rId49" w:history="1">
         <w:r>
           <w:rPr>
             <w:rStyle w:val="Hyperlink"/>
@@ -15290,7 +18295,7 @@
                     <pic:cNvPicPr/>
                   </pic:nvPicPr>
                   <pic:blipFill>
-                    <a:blip r:embed="rId49"/>
+                    <a:blip r:embed="rId50"/>
                     <a:stretch>
                       <a:fillRect/>
                     </a:stretch>
@@ -15445,7 +18450,6 @@
               <w:t>manager-</w:t>
             </w:r>
             <w:proofErr w:type="spellStart"/>
-            <w:proofErr w:type="gramStart"/>
             <w:r>
               <w:rPr>
                 <w:b/>
@@ -15454,7 +18458,6 @@
               <w:t>gui,manager</w:t>
             </w:r>
             <w:proofErr w:type="spellEnd"/>
-            <w:proofErr w:type="gramEnd"/>
             <w:r>
               <w:rPr>
                 <w:b/>
@@ -15463,37 +18466,12 @@
               <w:t>-</w:t>
             </w:r>
             <w:proofErr w:type="spellStart"/>
-            <w:proofErr w:type="gramStart"/>
-            <w:r>
-              <w:rPr>
-                <w:b/>
-                <w:bCs/>
-              </w:rPr>
-              <w:t>script,manager</w:t>
-            </w:r>
-            <w:proofErr w:type="gramEnd"/>
-            <w:r>
-              <w:rPr>
-                <w:b/>
-                <w:bCs/>
-              </w:rPr>
-              <w:t>-</w:t>
-            </w:r>
-            <w:proofErr w:type="gramStart"/>
-            <w:r>
-              <w:rPr>
-                <w:b/>
-                <w:bCs/>
-              </w:rPr>
-              <w:t>status,admin</w:t>
-            </w:r>
-            <w:proofErr w:type="gramEnd"/>
-            <w:r>
-              <w:rPr>
-                <w:b/>
-                <w:bCs/>
-              </w:rPr>
-              <w:t>-gui</w:t>
+            <w:r>
+              <w:rPr>
+                <w:b/>
+                <w:bCs/>
+              </w:rPr>
+              <w:t>script,manager-status,admin-gui</w:t>
             </w:r>
             <w:proofErr w:type="spellEnd"/>
             <w:r>
@@ -15587,6 +18565,9 @@
         <w:spacing w:after="0" w:line="240" w:lineRule="auto"/>
       </w:pPr>
       <w:r>
+        <w:rPr>
+          <w:noProof/>
+        </w:rPr>
         <w:drawing>
           <wp:inline distT="0" distB="0" distL="0" distR="0" wp14:anchorId="714486A9" wp14:editId="73E5E1AA">
             <wp:extent cx="6858000" cy="1047115"/>
@@ -15603,7 +18584,7 @@
                     <pic:cNvPicPr/>
                   </pic:nvPicPr>
                   <pic:blipFill>
-                    <a:blip r:embed="rId50"/>
+                    <a:blip r:embed="rId51"/>
                     <a:stretch>
                       <a:fillRect/>
                     </a:stretch>
@@ -15634,6 +18615,9 @@
         <w:spacing w:after="0" w:line="240" w:lineRule="auto"/>
       </w:pPr>
       <w:r>
+        <w:rPr>
+          <w:noProof/>
+        </w:rPr>
         <w:drawing>
           <wp:inline distT="0" distB="0" distL="0" distR="0" wp14:anchorId="043B93E6" wp14:editId="2B5D9C5E">
             <wp:extent cx="6858000" cy="793750"/>
@@ -15650,7 +18634,7 @@
                     <pic:cNvPicPr/>
                   </pic:nvPicPr>
                   <pic:blipFill>
-                    <a:blip r:embed="rId51"/>
+                    <a:blip r:embed="rId52"/>
                     <a:stretch>
                       <a:fillRect/>
                     </a:stretch>
@@ -15710,6 +18694,9 @@
         <w:spacing w:after="0" w:line="240" w:lineRule="auto"/>
       </w:pPr>
       <w:r>
+        <w:rPr>
+          <w:noProof/>
+        </w:rPr>
         <w:lastRenderedPageBreak/>
         <w:drawing>
           <wp:inline distT="0" distB="0" distL="0" distR="0" wp14:anchorId="1CACA2A5" wp14:editId="4FC99CF4">
@@ -15727,7 +18714,7 @@
                     <pic:cNvPicPr/>
                   </pic:nvPicPr>
                   <pic:blipFill>
-                    <a:blip r:embed="rId52"/>
+                    <a:blip r:embed="rId53"/>
                     <a:stretch>
                       <a:fillRect/>
                     </a:stretch>
@@ -15758,15 +18745,7 @@
         <w:spacing w:after="0" w:line="240" w:lineRule="auto"/>
       </w:pPr>
       <w:r>
-        <w:t xml:space="preserve">To deploy </w:t>
-      </w:r>
-      <w:proofErr w:type="gramStart"/>
-      <w:r>
-        <w:t>our</w:t>
-      </w:r>
-      <w:proofErr w:type="gramEnd"/>
-      <w:r>
-        <w:t xml:space="preserve"> .war file we need to click on </w:t>
+        <w:t xml:space="preserve">To deploy our .war file we need to click on </w:t>
       </w:r>
       <w:r>
         <w:rPr>
@@ -15844,6 +18823,9 @@
         <w:spacing w:after="0" w:line="240" w:lineRule="auto"/>
       </w:pPr>
       <w:r>
+        <w:rPr>
+          <w:noProof/>
+        </w:rPr>
         <w:drawing>
           <wp:inline distT="0" distB="0" distL="0" distR="0" wp14:anchorId="06D71F9D" wp14:editId="266DE68F">
             <wp:extent cx="6858000" cy="2625090"/>
@@ -15860,7 +18842,7 @@
                     <pic:cNvPicPr/>
                   </pic:nvPicPr>
                   <pic:blipFill>
-                    <a:blip r:embed="rId53"/>
+                    <a:blip r:embed="rId54"/>
                     <a:stretch>
                       <a:fillRect/>
                     </a:stretch>
@@ -15905,6 +18887,9 @@
         <w:spacing w:after="0" w:line="240" w:lineRule="auto"/>
       </w:pPr>
       <w:r>
+        <w:rPr>
+          <w:noProof/>
+        </w:rPr>
         <w:drawing>
           <wp:inline distT="0" distB="0" distL="0" distR="0" wp14:anchorId="3B19F2EA" wp14:editId="367F721D">
             <wp:extent cx="5090323" cy="1816963"/>
@@ -15921,7 +18906,7 @@
                     <pic:cNvPicPr/>
                   </pic:nvPicPr>
                   <pic:blipFill>
-                    <a:blip r:embed="rId54"/>
+                    <a:blip r:embed="rId55"/>
                     <a:stretch>
                       <a:fillRect/>
                     </a:stretch>
@@ -16682,7 +19667,6 @@
               <w:t xml:space="preserve">    function </w:t>
             </w:r>
             <w:proofErr w:type="spellStart"/>
-            <w:proofErr w:type="gramStart"/>
             <w:r>
               <w:rPr>
                 <w:sz w:val="18"/>
@@ -16698,16 +19682,7 @@
                 <w:szCs w:val="18"/>
                 <w:lang w:val="en-IN"/>
               </w:rPr>
-              <w:t>(</w:t>
-            </w:r>
-            <w:proofErr w:type="gramEnd"/>
-            <w:r>
-              <w:rPr>
-                <w:sz w:val="18"/>
-                <w:szCs w:val="18"/>
-                <w:lang w:val="en-IN"/>
-              </w:rPr>
-              <w:t>) {</w:t>
+              <w:t>() {</w:t>
             </w:r>
           </w:p>
           <w:p>
@@ -16826,7 +19801,6 @@
               </w:rPr>
               <w:t xml:space="preserve">        </w:t>
             </w:r>
-            <w:proofErr w:type="gramStart"/>
             <w:r>
               <w:rPr>
                 <w:b/>
@@ -16836,9 +19810,9 @@
                 <w:highlight w:val="yellow"/>
                 <w:lang w:val="en-IN"/>
               </w:rPr>
-              <w:t>.then</w:t>
-            </w:r>
-            <w:proofErr w:type="gramEnd"/>
+              <w:t xml:space="preserve">.then(res =&gt; </w:t>
+            </w:r>
+            <w:proofErr w:type="spellStart"/>
             <w:r>
               <w:rPr>
                 <w:b/>
@@ -16848,7 +19822,64 @@
                 <w:highlight w:val="yellow"/>
                 <w:lang w:val="en-IN"/>
               </w:rPr>
-              <w:t xml:space="preserve">(res =&gt; </w:t>
+              <w:t>res.text</w:t>
+            </w:r>
+            <w:proofErr w:type="spellEnd"/>
+            <w:r>
+              <w:rPr>
+                <w:b/>
+                <w:bCs/>
+                <w:sz w:val="18"/>
+                <w:szCs w:val="18"/>
+                <w:highlight w:val="yellow"/>
+                <w:lang w:val="en-IN"/>
+              </w:rPr>
+              <w:t>())</w:t>
+            </w:r>
+          </w:p>
+          <w:p>
+            <w:pPr>
+              <w:rPr>
+                <w:b/>
+                <w:bCs/>
+                <w:sz w:val="18"/>
+                <w:szCs w:val="18"/>
+                <w:highlight w:val="yellow"/>
+                <w:lang w:val="en-IN"/>
+              </w:rPr>
+            </w:pPr>
+            <w:r>
+              <w:rPr>
+                <w:b/>
+                <w:bCs/>
+                <w:sz w:val="18"/>
+                <w:szCs w:val="18"/>
+                <w:highlight w:val="yellow"/>
+                <w:lang w:val="en-IN"/>
+              </w:rPr>
+              <w:t>        .then(result =&gt; console.log(result))</w:t>
+            </w:r>
+          </w:p>
+          <w:p>
+            <w:pPr>
+              <w:rPr>
+                <w:b/>
+                <w:bCs/>
+                <w:sz w:val="18"/>
+                <w:szCs w:val="18"/>
+                <w:lang w:val="en-IN"/>
+              </w:rPr>
+            </w:pPr>
+            <w:r>
+              <w:rPr>
+                <w:b/>
+                <w:bCs/>
+                <w:sz w:val="18"/>
+                <w:szCs w:val="18"/>
+                <w:highlight w:val="yellow"/>
+                <w:lang w:val="en-IN"/>
+              </w:rPr>
+              <w:t xml:space="preserve">        .catch(error =&gt; </w:t>
             </w:r>
             <w:proofErr w:type="spellStart"/>
             <w:r>
@@ -16860,9 +19891,9 @@
                 <w:highlight w:val="yellow"/>
                 <w:lang w:val="en-IN"/>
               </w:rPr>
-              <w:t>res.</w:t>
-            </w:r>
-            <w:proofErr w:type="gramStart"/>
+              <w:t>console.error</w:t>
+            </w:r>
+            <w:proofErr w:type="spellEnd"/>
             <w:r>
               <w:rPr>
                 <w:b/>
@@ -16872,166 +19903,163 @@
                 <w:highlight w:val="yellow"/>
                 <w:lang w:val="en-IN"/>
               </w:rPr>
-              <w:t>text</w:t>
+              <w:t>('Error:', error));</w:t>
+            </w:r>
+          </w:p>
+          <w:p>
+            <w:pPr>
+              <w:rPr>
+                <w:b/>
+                <w:bCs/>
+                <w:sz w:val="18"/>
+                <w:szCs w:val="18"/>
+                <w:lang w:val="en-IN"/>
+              </w:rPr>
+            </w:pPr>
+            <w:r>
+              <w:rPr>
+                <w:b/>
+                <w:bCs/>
+                <w:sz w:val="18"/>
+                <w:szCs w:val="18"/>
+                <w:lang w:val="en-IN"/>
+              </w:rPr>
+              <w:t>    }</w:t>
+            </w:r>
+          </w:p>
+          <w:p>
+            <w:pPr>
+              <w:rPr>
+                <w:sz w:val="18"/>
+                <w:szCs w:val="18"/>
+                <w:lang w:val="en-IN"/>
+              </w:rPr>
+            </w:pPr>
+          </w:p>
+          <w:p>
+            <w:pPr>
+              <w:rPr>
+                <w:sz w:val="18"/>
+                <w:szCs w:val="18"/>
+                <w:lang w:val="en-IN"/>
+              </w:rPr>
+            </w:pPr>
+            <w:r>
+              <w:rPr>
+                <w:sz w:val="18"/>
+                <w:szCs w:val="18"/>
+                <w:lang w:val="en-IN"/>
+              </w:rPr>
+              <w:t xml:space="preserve">    let </w:t>
+            </w:r>
+            <w:proofErr w:type="spellStart"/>
+            <w:r>
+              <w:rPr>
+                <w:sz w:val="18"/>
+                <w:szCs w:val="18"/>
+                <w:lang w:val="en-IN"/>
+              </w:rPr>
+              <w:t>myFunction</w:t>
             </w:r>
             <w:proofErr w:type="spellEnd"/>
             <w:r>
               <w:rPr>
-                <w:b/>
-                <w:bCs/>
-                <w:sz w:val="18"/>
-                <w:szCs w:val="18"/>
-                <w:highlight w:val="yellow"/>
-                <w:lang w:val="en-IN"/>
-              </w:rPr>
-              <w:t>(</w:t>
-            </w:r>
-            <w:proofErr w:type="gramEnd"/>
-            <w:r>
-              <w:rPr>
-                <w:b/>
-                <w:bCs/>
-                <w:sz w:val="18"/>
-                <w:szCs w:val="18"/>
-                <w:highlight w:val="yellow"/>
-                <w:lang w:val="en-IN"/>
-              </w:rPr>
-              <w:t>))</w:t>
-            </w:r>
-          </w:p>
-          <w:p>
-            <w:pPr>
-              <w:rPr>
-                <w:b/>
-                <w:bCs/>
-                <w:sz w:val="18"/>
-                <w:szCs w:val="18"/>
-                <w:highlight w:val="yellow"/>
-                <w:lang w:val="en-IN"/>
-              </w:rPr>
-            </w:pPr>
-            <w:r>
-              <w:rPr>
-                <w:b/>
-                <w:bCs/>
-                <w:sz w:val="18"/>
-                <w:szCs w:val="18"/>
-                <w:highlight w:val="yellow"/>
-                <w:lang w:val="en-IN"/>
-              </w:rPr>
-              <w:t xml:space="preserve">        </w:t>
-            </w:r>
-            <w:proofErr w:type="gramStart"/>
-            <w:r>
-              <w:rPr>
-                <w:b/>
-                <w:bCs/>
-                <w:sz w:val="18"/>
-                <w:szCs w:val="18"/>
-                <w:highlight w:val="yellow"/>
-                <w:lang w:val="en-IN"/>
-              </w:rPr>
-              <w:t>.then</w:t>
-            </w:r>
-            <w:proofErr w:type="gramEnd"/>
-            <w:r>
-              <w:rPr>
-                <w:b/>
-                <w:bCs/>
-                <w:sz w:val="18"/>
-                <w:szCs w:val="18"/>
-                <w:highlight w:val="yellow"/>
-                <w:lang w:val="en-IN"/>
-              </w:rPr>
-              <w:t>(result =&gt; console.log(result))</w:t>
-            </w:r>
-          </w:p>
-          <w:p>
-            <w:pPr>
-              <w:rPr>
-                <w:b/>
-                <w:bCs/>
-                <w:sz w:val="18"/>
-                <w:szCs w:val="18"/>
-                <w:lang w:val="en-IN"/>
-              </w:rPr>
-            </w:pPr>
-            <w:r>
-              <w:rPr>
-                <w:b/>
-                <w:bCs/>
-                <w:sz w:val="18"/>
-                <w:szCs w:val="18"/>
-                <w:highlight w:val="yellow"/>
-                <w:lang w:val="en-IN"/>
-              </w:rPr>
-              <w:t xml:space="preserve">        </w:t>
-            </w:r>
-            <w:proofErr w:type="gramStart"/>
-            <w:r>
-              <w:rPr>
-                <w:b/>
-                <w:bCs/>
-                <w:sz w:val="18"/>
-                <w:szCs w:val="18"/>
-                <w:highlight w:val="yellow"/>
-                <w:lang w:val="en-IN"/>
-              </w:rPr>
-              <w:t>.catch</w:t>
-            </w:r>
-            <w:proofErr w:type="gramEnd"/>
-            <w:r>
-              <w:rPr>
-                <w:b/>
-                <w:bCs/>
-                <w:sz w:val="18"/>
-                <w:szCs w:val="18"/>
-                <w:highlight w:val="yellow"/>
-                <w:lang w:val="en-IN"/>
-              </w:rPr>
-              <w:t xml:space="preserve">(error =&gt; </w:t>
+                <w:sz w:val="18"/>
+                <w:szCs w:val="18"/>
+                <w:lang w:val="en-IN"/>
+              </w:rPr>
+              <w:t xml:space="preserve"> = (res) =&gt; </w:t>
             </w:r>
             <w:proofErr w:type="spellStart"/>
-            <w:proofErr w:type="gramStart"/>
-            <w:r>
-              <w:rPr>
-                <w:b/>
-                <w:bCs/>
-                <w:sz w:val="18"/>
-                <w:szCs w:val="18"/>
-                <w:highlight w:val="yellow"/>
-                <w:lang w:val="en-IN"/>
-              </w:rPr>
-              <w:t>console.error</w:t>
+            <w:r>
+              <w:rPr>
+                <w:sz w:val="18"/>
+                <w:szCs w:val="18"/>
+                <w:lang w:val="en-IN"/>
+              </w:rPr>
+              <w:t>res.text</w:t>
             </w:r>
             <w:proofErr w:type="spellEnd"/>
-            <w:proofErr w:type="gramEnd"/>
-            <w:r>
-              <w:rPr>
-                <w:b/>
-                <w:bCs/>
-                <w:sz w:val="18"/>
-                <w:szCs w:val="18"/>
-                <w:highlight w:val="yellow"/>
-                <w:lang w:val="en-IN"/>
-              </w:rPr>
-              <w:t>('Error:', error));</w:t>
-            </w:r>
-          </w:p>
-          <w:p>
-            <w:pPr>
-              <w:rPr>
-                <w:b/>
-                <w:bCs/>
-                <w:sz w:val="18"/>
-                <w:szCs w:val="18"/>
-                <w:lang w:val="en-IN"/>
-              </w:rPr>
-            </w:pPr>
-            <w:r>
-              <w:rPr>
-                <w:b/>
-                <w:bCs/>
+            <w:r>
+              <w:rPr>
+                <w:sz w:val="18"/>
+                <w:szCs w:val="18"/>
+                <w:lang w:val="en-IN"/>
+              </w:rPr>
+              <w:t>();</w:t>
+            </w:r>
+          </w:p>
+          <w:p>
+            <w:pPr>
+              <w:rPr>
+                <w:sz w:val="18"/>
+                <w:szCs w:val="18"/>
+                <w:lang w:val="en-IN"/>
+              </w:rPr>
+            </w:pPr>
+          </w:p>
+          <w:p>
+            <w:pPr>
+              <w:rPr>
+                <w:sz w:val="18"/>
+                <w:szCs w:val="18"/>
+                <w:lang w:val="en-IN"/>
+              </w:rPr>
+            </w:pPr>
+            <w:r>
+              <w:rPr>
+                <w:sz w:val="18"/>
+                <w:szCs w:val="18"/>
+                <w:lang w:val="en-IN"/>
+              </w:rPr>
+              <w:t>    function f1(res) {</w:t>
+            </w:r>
+          </w:p>
+          <w:p>
+            <w:pPr>
+              <w:rPr>
+                <w:sz w:val="18"/>
+                <w:szCs w:val="18"/>
+                <w:lang w:val="en-IN"/>
+              </w:rPr>
+            </w:pPr>
+            <w:r>
+              <w:rPr>
+                <w:sz w:val="18"/>
+                <w:szCs w:val="18"/>
+                <w:lang w:val="en-IN"/>
+              </w:rPr>
+              <w:t xml:space="preserve">      return </w:t>
+            </w:r>
+            <w:proofErr w:type="spellStart"/>
+            <w:r>
+              <w:rPr>
+                <w:sz w:val="18"/>
+                <w:szCs w:val="18"/>
+                <w:lang w:val="en-IN"/>
+              </w:rPr>
+              <w:t>res.text</w:t>
+            </w:r>
+            <w:proofErr w:type="spellEnd"/>
+            <w:r>
+              <w:rPr>
+                <w:sz w:val="18"/>
+                <w:szCs w:val="18"/>
+                <w:lang w:val="en-IN"/>
+              </w:rPr>
+              <w:t>();</w:t>
+            </w:r>
+          </w:p>
+          <w:p>
+            <w:pPr>
+              <w:rPr>
+                <w:sz w:val="18"/>
+                <w:szCs w:val="18"/>
+                <w:lang w:val="en-IN"/>
+              </w:rPr>
+            </w:pPr>
+            <w:r>
+              <w:rPr>
                 <w:sz w:val="18"/>
                 <w:szCs w:val="18"/>
                 <w:lang w:val="en-IN"/>
@@ -17062,7 +20090,24 @@
                 <w:szCs w:val="18"/>
                 <w:lang w:val="en-IN"/>
               </w:rPr>
-              <w:t xml:space="preserve">    let </w:t>
+              <w:t>    let f2 = (res) =&gt; {</w:t>
+            </w:r>
+          </w:p>
+          <w:p>
+            <w:pPr>
+              <w:rPr>
+                <w:sz w:val="18"/>
+                <w:szCs w:val="18"/>
+                <w:lang w:val="en-IN"/>
+              </w:rPr>
+            </w:pPr>
+            <w:r>
+              <w:rPr>
+                <w:sz w:val="18"/>
+                <w:szCs w:val="18"/>
+                <w:lang w:val="en-IN"/>
+              </w:rPr>
+              <w:t xml:space="preserve">      return </w:t>
             </w:r>
             <w:proofErr w:type="spellStart"/>
             <w:r>
@@ -17071,7 +20116,7 @@
                 <w:szCs w:val="18"/>
                 <w:lang w:val="en-IN"/>
               </w:rPr>
-              <w:t>myFunction</w:t>
+              <w:t>res.text</w:t>
             </w:r>
             <w:proofErr w:type="spellEnd"/>
             <w:r>
@@ -17080,7 +20125,50 @@
                 <w:szCs w:val="18"/>
                 <w:lang w:val="en-IN"/>
               </w:rPr>
-              <w:t xml:space="preserve"> = (res) =&gt; </w:t>
+              <w:t>();</w:t>
+            </w:r>
+          </w:p>
+          <w:p>
+            <w:pPr>
+              <w:rPr>
+                <w:sz w:val="18"/>
+                <w:szCs w:val="18"/>
+                <w:lang w:val="en-IN"/>
+              </w:rPr>
+            </w:pPr>
+            <w:r>
+              <w:rPr>
+                <w:sz w:val="18"/>
+                <w:szCs w:val="18"/>
+                <w:lang w:val="en-IN"/>
+              </w:rPr>
+              <w:t>    }</w:t>
+            </w:r>
+          </w:p>
+          <w:p>
+            <w:pPr>
+              <w:rPr>
+                <w:sz w:val="18"/>
+                <w:szCs w:val="18"/>
+                <w:lang w:val="en-IN"/>
+              </w:rPr>
+            </w:pPr>
+          </w:p>
+          <w:p>
+            <w:pPr>
+              <w:rPr>
+                <w:sz w:val="18"/>
+                <w:szCs w:val="18"/>
+                <w:lang w:val="en-IN"/>
+              </w:rPr>
+            </w:pPr>
+            <w:r>
+              <w:rPr>
+                <w:sz w:val="18"/>
+                <w:szCs w:val="18"/>
+                <w:lang w:val="en-IN"/>
+              </w:rPr>
+              <w:t xml:space="preserve">    let f3 = (res) =&gt; </w:t>
             </w:r>
             <w:proofErr w:type="spellStart"/>
             <w:r>
@@ -17089,16 +20177,7 @@
                 <w:szCs w:val="18"/>
                 <w:lang w:val="en-IN"/>
               </w:rPr>
-              <w:t>res.</w:t>
-            </w:r>
-            <w:proofErr w:type="gramStart"/>
-            <w:r>
-              <w:rPr>
-                <w:sz w:val="18"/>
-                <w:szCs w:val="18"/>
-                <w:lang w:val="en-IN"/>
-              </w:rPr>
-              <w:t>text</w:t>
+              <w:t>res.text</w:t>
             </w:r>
             <w:proofErr w:type="spellEnd"/>
             <w:r>
@@ -17107,59 +20186,33 @@
                 <w:szCs w:val="18"/>
                 <w:lang w:val="en-IN"/>
               </w:rPr>
-              <w:t>(</w:t>
-            </w:r>
-            <w:proofErr w:type="gramEnd"/>
-            <w:r>
-              <w:rPr>
-                <w:sz w:val="18"/>
-                <w:szCs w:val="18"/>
-                <w:lang w:val="en-IN"/>
-              </w:rPr>
-              <w:t>);</w:t>
-            </w:r>
-          </w:p>
-          <w:p>
-            <w:pPr>
-              <w:rPr>
-                <w:sz w:val="18"/>
-                <w:szCs w:val="18"/>
-                <w:lang w:val="en-IN"/>
-              </w:rPr>
-            </w:pPr>
-          </w:p>
-          <w:p>
-            <w:pPr>
-              <w:rPr>
-                <w:sz w:val="18"/>
-                <w:szCs w:val="18"/>
-                <w:lang w:val="en-IN"/>
-              </w:rPr>
-            </w:pPr>
-            <w:r>
-              <w:rPr>
-                <w:sz w:val="18"/>
-                <w:szCs w:val="18"/>
-                <w:lang w:val="en-IN"/>
-              </w:rPr>
-              <w:t>    function f1(res) {</w:t>
-            </w:r>
-          </w:p>
-          <w:p>
-            <w:pPr>
-              <w:rPr>
-                <w:sz w:val="18"/>
-                <w:szCs w:val="18"/>
-                <w:lang w:val="en-IN"/>
-              </w:rPr>
-            </w:pPr>
-            <w:r>
-              <w:rPr>
-                <w:sz w:val="18"/>
-                <w:szCs w:val="18"/>
-                <w:lang w:val="en-IN"/>
-              </w:rPr>
-              <w:t xml:space="preserve">      return </w:t>
+              <w:t>();</w:t>
+            </w:r>
+          </w:p>
+          <w:p>
+            <w:pPr>
+              <w:rPr>
+                <w:sz w:val="18"/>
+                <w:szCs w:val="18"/>
+                <w:lang w:val="en-IN"/>
+              </w:rPr>
+            </w:pPr>
+          </w:p>
+          <w:p>
+            <w:pPr>
+              <w:rPr>
+                <w:sz w:val="18"/>
+                <w:szCs w:val="18"/>
+                <w:lang w:val="en-IN"/>
+              </w:rPr>
+            </w:pPr>
+            <w:r>
+              <w:rPr>
+                <w:sz w:val="18"/>
+                <w:szCs w:val="18"/>
+                <w:lang w:val="en-IN"/>
+              </w:rPr>
+              <w:t xml:space="preserve">    let f4 = res =&gt; </w:t>
             </w:r>
             <w:proofErr w:type="spellStart"/>
             <w:r>
@@ -17168,16 +20221,7 @@
                 <w:szCs w:val="18"/>
                 <w:lang w:val="en-IN"/>
               </w:rPr>
-              <w:t>res.</w:t>
-            </w:r>
-            <w:proofErr w:type="gramStart"/>
-            <w:r>
-              <w:rPr>
-                <w:sz w:val="18"/>
-                <w:szCs w:val="18"/>
-                <w:lang w:val="en-IN"/>
-              </w:rPr>
-              <w:t>text</w:t>
+              <w:t>res.text</w:t>
             </w:r>
             <w:proofErr w:type="spellEnd"/>
             <w:r>
@@ -17186,253 +20230,7 @@
                 <w:szCs w:val="18"/>
                 <w:lang w:val="en-IN"/>
               </w:rPr>
-              <w:t>(</w:t>
-            </w:r>
-            <w:proofErr w:type="gramEnd"/>
-            <w:r>
-              <w:rPr>
-                <w:sz w:val="18"/>
-                <w:szCs w:val="18"/>
-                <w:lang w:val="en-IN"/>
-              </w:rPr>
-              <w:t>);</w:t>
-            </w:r>
-          </w:p>
-          <w:p>
-            <w:pPr>
-              <w:rPr>
-                <w:sz w:val="18"/>
-                <w:szCs w:val="18"/>
-                <w:lang w:val="en-IN"/>
-              </w:rPr>
-            </w:pPr>
-            <w:r>
-              <w:rPr>
-                <w:sz w:val="18"/>
-                <w:szCs w:val="18"/>
-                <w:lang w:val="en-IN"/>
-              </w:rPr>
-              <w:t>    }</w:t>
-            </w:r>
-          </w:p>
-          <w:p>
-            <w:pPr>
-              <w:rPr>
-                <w:sz w:val="18"/>
-                <w:szCs w:val="18"/>
-                <w:lang w:val="en-IN"/>
-              </w:rPr>
-            </w:pPr>
-          </w:p>
-          <w:p>
-            <w:pPr>
-              <w:rPr>
-                <w:sz w:val="18"/>
-                <w:szCs w:val="18"/>
-                <w:lang w:val="en-IN"/>
-              </w:rPr>
-            </w:pPr>
-            <w:r>
-              <w:rPr>
-                <w:sz w:val="18"/>
-                <w:szCs w:val="18"/>
-                <w:lang w:val="en-IN"/>
-              </w:rPr>
-              <w:t>    let f2 = (res) =&gt; {</w:t>
-            </w:r>
-          </w:p>
-          <w:p>
-            <w:pPr>
-              <w:rPr>
-                <w:sz w:val="18"/>
-                <w:szCs w:val="18"/>
-                <w:lang w:val="en-IN"/>
-              </w:rPr>
-            </w:pPr>
-            <w:r>
-              <w:rPr>
-                <w:sz w:val="18"/>
-                <w:szCs w:val="18"/>
-                <w:lang w:val="en-IN"/>
-              </w:rPr>
-              <w:t xml:space="preserve">      return </w:t>
-            </w:r>
-            <w:proofErr w:type="spellStart"/>
-            <w:r>
-              <w:rPr>
-                <w:sz w:val="18"/>
-                <w:szCs w:val="18"/>
-                <w:lang w:val="en-IN"/>
-              </w:rPr>
-              <w:t>res.</w:t>
-            </w:r>
-            <w:proofErr w:type="gramStart"/>
-            <w:r>
-              <w:rPr>
-                <w:sz w:val="18"/>
-                <w:szCs w:val="18"/>
-                <w:lang w:val="en-IN"/>
-              </w:rPr>
-              <w:t>text</w:t>
-            </w:r>
-            <w:proofErr w:type="spellEnd"/>
-            <w:r>
-              <w:rPr>
-                <w:sz w:val="18"/>
-                <w:szCs w:val="18"/>
-                <w:lang w:val="en-IN"/>
-              </w:rPr>
-              <w:t>(</w:t>
-            </w:r>
-            <w:proofErr w:type="gramEnd"/>
-            <w:r>
-              <w:rPr>
-                <w:sz w:val="18"/>
-                <w:szCs w:val="18"/>
-                <w:lang w:val="en-IN"/>
-              </w:rPr>
-              <w:t>);</w:t>
-            </w:r>
-          </w:p>
-          <w:p>
-            <w:pPr>
-              <w:rPr>
-                <w:sz w:val="18"/>
-                <w:szCs w:val="18"/>
-                <w:lang w:val="en-IN"/>
-              </w:rPr>
-            </w:pPr>
-            <w:r>
-              <w:rPr>
-                <w:sz w:val="18"/>
-                <w:szCs w:val="18"/>
-                <w:lang w:val="en-IN"/>
-              </w:rPr>
-              <w:t>    }</w:t>
-            </w:r>
-          </w:p>
-          <w:p>
-            <w:pPr>
-              <w:rPr>
-                <w:sz w:val="18"/>
-                <w:szCs w:val="18"/>
-                <w:lang w:val="en-IN"/>
-              </w:rPr>
-            </w:pPr>
-          </w:p>
-          <w:p>
-            <w:pPr>
-              <w:rPr>
-                <w:sz w:val="18"/>
-                <w:szCs w:val="18"/>
-                <w:lang w:val="en-IN"/>
-              </w:rPr>
-            </w:pPr>
-            <w:r>
-              <w:rPr>
-                <w:sz w:val="18"/>
-                <w:szCs w:val="18"/>
-                <w:lang w:val="en-IN"/>
-              </w:rPr>
-              <w:t xml:space="preserve">    let f3 = (res) =&gt; </w:t>
-            </w:r>
-            <w:proofErr w:type="spellStart"/>
-            <w:r>
-              <w:rPr>
-                <w:sz w:val="18"/>
-                <w:szCs w:val="18"/>
-                <w:lang w:val="en-IN"/>
-              </w:rPr>
-              <w:t>res.</w:t>
-            </w:r>
-            <w:proofErr w:type="gramStart"/>
-            <w:r>
-              <w:rPr>
-                <w:sz w:val="18"/>
-                <w:szCs w:val="18"/>
-                <w:lang w:val="en-IN"/>
-              </w:rPr>
-              <w:t>text</w:t>
-            </w:r>
-            <w:proofErr w:type="spellEnd"/>
-            <w:r>
-              <w:rPr>
-                <w:sz w:val="18"/>
-                <w:szCs w:val="18"/>
-                <w:lang w:val="en-IN"/>
-              </w:rPr>
-              <w:t>(</w:t>
-            </w:r>
-            <w:proofErr w:type="gramEnd"/>
-            <w:r>
-              <w:rPr>
-                <w:sz w:val="18"/>
-                <w:szCs w:val="18"/>
-                <w:lang w:val="en-IN"/>
-              </w:rPr>
-              <w:t>);</w:t>
-            </w:r>
-          </w:p>
-          <w:p>
-            <w:pPr>
-              <w:rPr>
-                <w:sz w:val="18"/>
-                <w:szCs w:val="18"/>
-                <w:lang w:val="en-IN"/>
-              </w:rPr>
-            </w:pPr>
-          </w:p>
-          <w:p>
-            <w:pPr>
-              <w:rPr>
-                <w:sz w:val="18"/>
-                <w:szCs w:val="18"/>
-                <w:lang w:val="en-IN"/>
-              </w:rPr>
-            </w:pPr>
-            <w:r>
-              <w:rPr>
-                <w:sz w:val="18"/>
-                <w:szCs w:val="18"/>
-                <w:lang w:val="en-IN"/>
-              </w:rPr>
-              <w:t xml:space="preserve">    let f4 = res =&gt; </w:t>
-            </w:r>
-            <w:proofErr w:type="spellStart"/>
-            <w:r>
-              <w:rPr>
-                <w:sz w:val="18"/>
-                <w:szCs w:val="18"/>
-                <w:lang w:val="en-IN"/>
-              </w:rPr>
-              <w:t>res.</w:t>
-            </w:r>
-            <w:proofErr w:type="gramStart"/>
-            <w:r>
-              <w:rPr>
-                <w:sz w:val="18"/>
-                <w:szCs w:val="18"/>
-                <w:lang w:val="en-IN"/>
-              </w:rPr>
-              <w:t>text</w:t>
-            </w:r>
-            <w:proofErr w:type="spellEnd"/>
-            <w:r>
-              <w:rPr>
-                <w:sz w:val="18"/>
-                <w:szCs w:val="18"/>
-                <w:lang w:val="en-IN"/>
-              </w:rPr>
-              <w:t>(</w:t>
-            </w:r>
-            <w:proofErr w:type="gramEnd"/>
-            <w:r>
-              <w:rPr>
-                <w:sz w:val="18"/>
-                <w:szCs w:val="18"/>
-                <w:lang w:val="en-IN"/>
-              </w:rPr>
-              <w:t>);</w:t>
+              <w:t>();</w:t>
             </w:r>
           </w:p>
           <w:p>
@@ -18520,25 +21318,7 @@
                 <w:szCs w:val="16"/>
                 <w:lang w:val="en-IN"/>
               </w:rPr>
-              <w:t>        Employee Id: &lt;input type="text</w:t>
-            </w:r>
-            <w:proofErr w:type="gramStart"/>
-            <w:r>
-              <w:rPr>
-                <w:sz w:val="16"/>
-                <w:szCs w:val="16"/>
-                <w:lang w:val="en-IN"/>
-              </w:rPr>
-              <w:t>"  value</w:t>
-            </w:r>
-            <w:proofErr w:type="gramEnd"/>
-            <w:r>
-              <w:rPr>
-                <w:sz w:val="16"/>
-                <w:szCs w:val="16"/>
-                <w:lang w:val="en-IN"/>
-              </w:rPr>
-              <w:t>="12" /&gt; &lt;</w:t>
+              <w:t>        Employee Id: &lt;input type="text"  value="12" /&gt; &lt;</w:t>
             </w:r>
             <w:proofErr w:type="spellStart"/>
             <w:r>
@@ -18573,25 +21353,7 @@
                 <w:szCs w:val="16"/>
                 <w:lang w:val="en-IN"/>
               </w:rPr>
-              <w:t>        Employee Sal: &lt;input type="text</w:t>
-            </w:r>
-            <w:proofErr w:type="gramStart"/>
-            <w:r>
-              <w:rPr>
-                <w:sz w:val="16"/>
-                <w:szCs w:val="16"/>
-                <w:lang w:val="en-IN"/>
-              </w:rPr>
-              <w:t>"  value</w:t>
-            </w:r>
-            <w:proofErr w:type="gramEnd"/>
-            <w:r>
-              <w:rPr>
-                <w:sz w:val="16"/>
-                <w:szCs w:val="16"/>
-                <w:lang w:val="en-IN"/>
-              </w:rPr>
-              <w:t>="1234" /&gt; &lt;</w:t>
+              <w:t>        Employee Sal: &lt;input type="text"  value="1234" /&gt; &lt;</w:t>
             </w:r>
             <w:proofErr w:type="spellStart"/>
             <w:r>
@@ -18626,25 +21388,7 @@
                 <w:szCs w:val="16"/>
                 <w:lang w:val="en-IN"/>
               </w:rPr>
-              <w:t>        Employee Address: &lt;input type="text</w:t>
-            </w:r>
-            <w:proofErr w:type="gramStart"/>
-            <w:r>
-              <w:rPr>
-                <w:sz w:val="16"/>
-                <w:szCs w:val="16"/>
-                <w:lang w:val="en-IN"/>
-              </w:rPr>
-              <w:t>"  value</w:t>
-            </w:r>
-            <w:proofErr w:type="gramEnd"/>
-            <w:r>
-              <w:rPr>
-                <w:sz w:val="16"/>
-                <w:szCs w:val="16"/>
-                <w:lang w:val="en-IN"/>
-              </w:rPr>
-              <w:t>="BVG" /&gt; &lt;</w:t>
+              <w:t>        Employee Address: &lt;input type="text"  value="BVG" /&gt; &lt;</w:t>
             </w:r>
             <w:proofErr w:type="spellStart"/>
             <w:r>
@@ -18734,7 +21478,6 @@
               <w:t>    &lt;input type="submit" name="Submit" onclick="</w:t>
             </w:r>
             <w:proofErr w:type="spellStart"/>
-            <w:proofErr w:type="gramStart"/>
             <w:r>
               <w:rPr>
                 <w:sz w:val="16"/>
@@ -18750,16 +21493,7 @@
                 <w:szCs w:val="16"/>
                 <w:lang w:val="en-IN"/>
               </w:rPr>
-              <w:t>(</w:t>
-            </w:r>
-            <w:proofErr w:type="gramEnd"/>
-            <w:r>
-              <w:rPr>
-                <w:sz w:val="16"/>
-                <w:szCs w:val="16"/>
-                <w:lang w:val="en-IN"/>
-              </w:rPr>
-              <w:t>)" /&gt; &lt;</w:t>
+              <w:t>()" /&gt; &lt;</w:t>
             </w:r>
             <w:proofErr w:type="spellStart"/>
             <w:r>
@@ -18823,7 +21557,6 @@
               <w:t xml:space="preserve">        function </w:t>
             </w:r>
             <w:proofErr w:type="spellStart"/>
-            <w:proofErr w:type="gramStart"/>
             <w:r>
               <w:rPr>
                 <w:sz w:val="16"/>
@@ -18839,16 +21572,7 @@
                 <w:szCs w:val="16"/>
                 <w:lang w:val="en-IN"/>
               </w:rPr>
-              <w:t>(</w:t>
-            </w:r>
-            <w:proofErr w:type="gramEnd"/>
-            <w:r>
-              <w:rPr>
-                <w:sz w:val="16"/>
-                <w:szCs w:val="16"/>
-                <w:lang w:val="en-IN"/>
-              </w:rPr>
-              <w:t>) {</w:t>
+              <w:t>() {</w:t>
             </w:r>
           </w:p>
           <w:p>
@@ -18921,7 +21645,6 @@
               <w:t xml:space="preserve">: </w:t>
             </w:r>
             <w:proofErr w:type="spellStart"/>
-            <w:proofErr w:type="gramStart"/>
             <w:r>
               <w:rPr>
                 <w:sz w:val="16"/>
@@ -18931,7 +21654,6 @@
               <w:t>document.getElementById</w:t>
             </w:r>
             <w:proofErr w:type="spellEnd"/>
-            <w:proofErr w:type="gramEnd"/>
             <w:r>
               <w:rPr>
                 <w:sz w:val="16"/>
@@ -19149,7 +21871,6 @@
               </w:rPr>
               <w:t xml:space="preserve">            </w:t>
             </w:r>
-            <w:proofErr w:type="gramStart"/>
             <w:r>
               <w:rPr>
                 <w:b/>
@@ -19167,16 +21888,7 @@
                 <w:szCs w:val="16"/>
                 <w:lang w:val="en-IN"/>
               </w:rPr>
-              <w:t>(</w:t>
-            </w:r>
-            <w:proofErr w:type="gramEnd"/>
-            <w:r>
-              <w:rPr>
-                <w:sz w:val="16"/>
-                <w:szCs w:val="16"/>
-                <w:lang w:val="en-IN"/>
-              </w:rPr>
-              <w:t>'http://localhost:9002/</w:t>
+              <w:t>('http://localhost:9002/</w:t>
             </w:r>
             <w:proofErr w:type="spellStart"/>
             <w:r>
@@ -19391,25 +22103,7 @@
                 <w:szCs w:val="16"/>
                 <w:lang w:val="en-IN"/>
               </w:rPr>
-              <w:t xml:space="preserve">                </w:t>
-            </w:r>
-            <w:proofErr w:type="gramStart"/>
-            <w:r>
-              <w:rPr>
-                <w:sz w:val="16"/>
-                <w:szCs w:val="16"/>
-                <w:lang w:val="en-IN"/>
-              </w:rPr>
-              <w:t>.then</w:t>
-            </w:r>
-            <w:proofErr w:type="gramEnd"/>
-            <w:r>
-              <w:rPr>
-                <w:sz w:val="16"/>
-                <w:szCs w:val="16"/>
-                <w:lang w:val="en-IN"/>
-              </w:rPr>
-              <w:t xml:space="preserve">(response =&gt; </w:t>
+              <w:t xml:space="preserve">                .then(response =&gt; </w:t>
             </w:r>
             <w:proofErr w:type="spellStart"/>
             <w:r>
@@ -19418,16 +22112,7 @@
                 <w:szCs w:val="16"/>
                 <w:lang w:val="en-IN"/>
               </w:rPr>
-              <w:t>response.</w:t>
-            </w:r>
-            <w:proofErr w:type="gramStart"/>
-            <w:r>
-              <w:rPr>
-                <w:sz w:val="16"/>
-                <w:szCs w:val="16"/>
-                <w:lang w:val="en-IN"/>
-              </w:rPr>
-              <w:t>text</w:t>
+              <w:t>response.text</w:t>
             </w:r>
             <w:proofErr w:type="spellEnd"/>
             <w:r>
@@ -19436,89 +22121,43 @@
                 <w:szCs w:val="16"/>
                 <w:lang w:val="en-IN"/>
               </w:rPr>
-              <w:t>(</w:t>
-            </w:r>
-            <w:proofErr w:type="gramEnd"/>
-            <w:r>
-              <w:rPr>
-                <w:sz w:val="16"/>
-                <w:szCs w:val="16"/>
-                <w:lang w:val="en-IN"/>
-              </w:rPr>
-              <w:t>))</w:t>
-            </w:r>
-          </w:p>
-          <w:p>
-            <w:pPr>
-              <w:rPr>
-                <w:sz w:val="16"/>
-                <w:szCs w:val="16"/>
-                <w:lang w:val="en-IN"/>
-              </w:rPr>
-            </w:pPr>
-            <w:r>
-              <w:rPr>
-                <w:sz w:val="16"/>
-                <w:szCs w:val="16"/>
-                <w:lang w:val="en-IN"/>
-              </w:rPr>
-              <w:t xml:space="preserve">                </w:t>
-            </w:r>
-            <w:proofErr w:type="gramStart"/>
-            <w:r>
-              <w:rPr>
-                <w:sz w:val="16"/>
-                <w:szCs w:val="16"/>
-                <w:lang w:val="en-IN"/>
-              </w:rPr>
-              <w:t>.then</w:t>
-            </w:r>
-            <w:proofErr w:type="gramEnd"/>
-            <w:r>
-              <w:rPr>
-                <w:sz w:val="16"/>
-                <w:szCs w:val="16"/>
-                <w:lang w:val="en-IN"/>
-              </w:rPr>
-              <w:t>(result =&gt; console.log(result))</w:t>
-            </w:r>
-          </w:p>
-          <w:p>
-            <w:pPr>
-              <w:rPr>
-                <w:sz w:val="16"/>
-                <w:szCs w:val="16"/>
-                <w:lang w:val="en-IN"/>
-              </w:rPr>
-            </w:pPr>
-            <w:r>
-              <w:rPr>
-                <w:sz w:val="16"/>
-                <w:szCs w:val="16"/>
-                <w:lang w:val="en-IN"/>
-              </w:rPr>
-              <w:t xml:space="preserve">                </w:t>
-            </w:r>
-            <w:proofErr w:type="gramStart"/>
-            <w:r>
-              <w:rPr>
-                <w:sz w:val="16"/>
-                <w:szCs w:val="16"/>
-                <w:lang w:val="en-IN"/>
-              </w:rPr>
-              <w:t>.catch</w:t>
-            </w:r>
-            <w:proofErr w:type="gramEnd"/>
-            <w:r>
-              <w:rPr>
-                <w:sz w:val="16"/>
-                <w:szCs w:val="16"/>
-                <w:lang w:val="en-IN"/>
-              </w:rPr>
-              <w:t xml:space="preserve">(error =&gt; </w:t>
+              <w:t>())</w:t>
+            </w:r>
+          </w:p>
+          <w:p>
+            <w:pPr>
+              <w:rPr>
+                <w:sz w:val="16"/>
+                <w:szCs w:val="16"/>
+                <w:lang w:val="en-IN"/>
+              </w:rPr>
+            </w:pPr>
+            <w:r>
+              <w:rPr>
+                <w:sz w:val="16"/>
+                <w:szCs w:val="16"/>
+                <w:lang w:val="en-IN"/>
+              </w:rPr>
+              <w:t>                .then(result =&gt; console.log(result))</w:t>
+            </w:r>
+          </w:p>
+          <w:p>
+            <w:pPr>
+              <w:rPr>
+                <w:sz w:val="16"/>
+                <w:szCs w:val="16"/>
+                <w:lang w:val="en-IN"/>
+              </w:rPr>
+            </w:pPr>
+            <w:r>
+              <w:rPr>
+                <w:sz w:val="16"/>
+                <w:szCs w:val="16"/>
+                <w:lang w:val="en-IN"/>
+              </w:rPr>
+              <w:t xml:space="preserve">                .catch(error =&gt; </w:t>
             </w:r>
             <w:proofErr w:type="spellStart"/>
-            <w:proofErr w:type="gramStart"/>
             <w:r>
               <w:rPr>
                 <w:sz w:val="16"/>
@@ -19528,7 +22167,6 @@
               <w:t>console.error</w:t>
             </w:r>
             <w:proofErr w:type="spellEnd"/>
-            <w:proofErr w:type="gramEnd"/>
             <w:r>
               <w:rPr>
                 <w:sz w:val="16"/>
@@ -19636,30 +22274,17 @@
                 <w:highlight w:val="yellow"/>
                 <w:lang w:val="en-IN"/>
               </w:rPr>
-              <w:t>@</w:t>
-            </w:r>
-            <w:proofErr w:type="gramStart"/>
-            <w:r>
-              <w:rPr>
-                <w:b/>
-                <w:bCs/>
+              <w:t>@PostMapping</w:t>
+            </w:r>
+            <w:r>
+              <w:rPr>
                 <w:sz w:val="16"/>
                 <w:szCs w:val="16"/>
                 <w:highlight w:val="yellow"/>
                 <w:lang w:val="en-IN"/>
               </w:rPr>
-              <w:t>PostMapping</w:t>
-            </w:r>
-            <w:r>
-              <w:rPr>
-                <w:sz w:val="16"/>
-                <w:szCs w:val="16"/>
-                <w:highlight w:val="yellow"/>
-                <w:lang w:val="en-IN"/>
-              </w:rPr>
               <w:t>(</w:t>
             </w:r>
-            <w:proofErr w:type="gramEnd"/>
             <w:r>
               <w:rPr>
                 <w:sz w:val="16"/>
@@ -19714,7 +22339,6 @@
               <w:t xml:space="preserve"> String </w:t>
             </w:r>
             <w:proofErr w:type="spellStart"/>
-            <w:proofErr w:type="gramStart"/>
             <w:r>
               <w:rPr>
                 <w:sz w:val="16"/>
@@ -19732,7 +22356,6 @@
               </w:rPr>
               <w:t>(</w:t>
             </w:r>
-            <w:proofErr w:type="gramEnd"/>
             <w:r>
               <w:rPr>
                 <w:b/>
@@ -19860,16 +22483,7 @@
                 <w:szCs w:val="16"/>
                 <w:lang w:val="en-IN"/>
               </w:rPr>
-              <w:t xml:space="preserve"> "Hi..." </w:t>
-            </w:r>
-            <w:proofErr w:type="gramStart"/>
-            <w:r>
-              <w:rPr>
-                <w:sz w:val="16"/>
-                <w:szCs w:val="16"/>
-                <w:lang w:val="en-IN"/>
-              </w:rPr>
-              <w:t xml:space="preserve">+  </w:t>
+              <w:t xml:space="preserve"> "Hi..." +  </w:t>
             </w:r>
             <w:proofErr w:type="spellStart"/>
             <w:r>
@@ -19881,7 +22495,6 @@
               <w:t>empObj.get</w:t>
             </w:r>
             <w:proofErr w:type="spellEnd"/>
-            <w:proofErr w:type="gramEnd"/>
             <w:r>
               <w:rPr>
                 <w:sz w:val="16"/>
@@ -19922,18 +22535,8 @@
                 <w:szCs w:val="16"/>
                 <w:lang w:val="en-IN"/>
               </w:rPr>
-              <w:t xml:space="preserve"> in DB successfully!</w:t>
-            </w:r>
-            <w:proofErr w:type="gramStart"/>
-            <w:r>
-              <w:rPr>
-                <w:sz w:val="16"/>
-                <w:szCs w:val="16"/>
-                <w:lang w:val="en-IN"/>
-              </w:rPr>
-              <w:t>" ;</w:t>
-            </w:r>
-            <w:proofErr w:type="gramEnd"/>
+              <w:t xml:space="preserve"> in DB successfully!" ;</w:t>
+            </w:r>
           </w:p>
           <w:p>
             <w:pPr>
@@ -21126,6 +23729,95 @@
     </w:lvl>
   </w:abstractNum>
   <w:abstractNum w:abstractNumId="11" w15:restartNumberingAfterBreak="0">
+    <w:nsid w:val="568C0DE0"/>
+    <w:multiLevelType w:val="hybridMultilevel"/>
+    <w:tmpl w:val="256C1FFE"/>
+    <w:lvl w:ilvl="0" w:tplc="4009000F">
+      <w:start w:val="1"/>
+      <w:numFmt w:val="decimal"/>
+      <w:lvlText w:val="%1."/>
+      <w:lvlJc w:val="left"/>
+      <w:pPr>
+        <w:ind w:left="720" w:hanging="360"/>
+      </w:pPr>
+      <w:rPr>
+        <w:rFonts w:hint="default"/>
+      </w:rPr>
+    </w:lvl>
+    <w:lvl w:ilvl="1" w:tplc="40090019" w:tentative="1">
+      <w:start w:val="1"/>
+      <w:numFmt w:val="lowerLetter"/>
+      <w:lvlText w:val="%2."/>
+      <w:lvlJc w:val="left"/>
+      <w:pPr>
+        <w:ind w:left="1440" w:hanging="360"/>
+      </w:pPr>
+    </w:lvl>
+    <w:lvl w:ilvl="2" w:tplc="4009001B" w:tentative="1">
+      <w:start w:val="1"/>
+      <w:numFmt w:val="lowerRoman"/>
+      <w:lvlText w:val="%3."/>
+      <w:lvlJc w:val="right"/>
+      <w:pPr>
+        <w:ind w:left="2160" w:hanging="180"/>
+      </w:pPr>
+    </w:lvl>
+    <w:lvl w:ilvl="3" w:tplc="4009000F" w:tentative="1">
+      <w:start w:val="1"/>
+      <w:numFmt w:val="decimal"/>
+      <w:lvlText w:val="%4."/>
+      <w:lvlJc w:val="left"/>
+      <w:pPr>
+        <w:ind w:left="2880" w:hanging="360"/>
+      </w:pPr>
+    </w:lvl>
+    <w:lvl w:ilvl="4" w:tplc="40090019" w:tentative="1">
+      <w:start w:val="1"/>
+      <w:numFmt w:val="lowerLetter"/>
+      <w:lvlText w:val="%5."/>
+      <w:lvlJc w:val="left"/>
+      <w:pPr>
+        <w:ind w:left="3600" w:hanging="360"/>
+      </w:pPr>
+    </w:lvl>
+    <w:lvl w:ilvl="5" w:tplc="4009001B" w:tentative="1">
+      <w:start w:val="1"/>
+      <w:numFmt w:val="lowerRoman"/>
+      <w:lvlText w:val="%6."/>
+      <w:lvlJc w:val="right"/>
+      <w:pPr>
+        <w:ind w:left="4320" w:hanging="180"/>
+      </w:pPr>
+    </w:lvl>
+    <w:lvl w:ilvl="6" w:tplc="4009000F" w:tentative="1">
+      <w:start w:val="1"/>
+      <w:numFmt w:val="decimal"/>
+      <w:lvlText w:val="%7."/>
+      <w:lvlJc w:val="left"/>
+      <w:pPr>
+        <w:ind w:left="5040" w:hanging="360"/>
+      </w:pPr>
+    </w:lvl>
+    <w:lvl w:ilvl="7" w:tplc="40090019" w:tentative="1">
+      <w:start w:val="1"/>
+      <w:numFmt w:val="lowerLetter"/>
+      <w:lvlText w:val="%8."/>
+      <w:lvlJc w:val="left"/>
+      <w:pPr>
+        <w:ind w:left="5760" w:hanging="360"/>
+      </w:pPr>
+    </w:lvl>
+    <w:lvl w:ilvl="8" w:tplc="4009001B" w:tentative="1">
+      <w:start w:val="1"/>
+      <w:numFmt w:val="lowerRoman"/>
+      <w:lvlText w:val="%9."/>
+      <w:lvlJc w:val="right"/>
+      <w:pPr>
+        <w:ind w:left="6480" w:hanging="180"/>
+      </w:pPr>
+    </w:lvl>
+  </w:abstractNum>
+  <w:abstractNum w:abstractNumId="12" w15:restartNumberingAfterBreak="0">
     <w:nsid w:val="5920643F"/>
     <w:multiLevelType w:val="multilevel"/>
     <w:tmpl w:val="13F619D6"/>
@@ -21274,7 +23966,7 @@
       </w:rPr>
     </w:lvl>
   </w:abstractNum>
-  <w:abstractNum w:abstractNumId="12" w15:restartNumberingAfterBreak="0">
+  <w:abstractNum w:abstractNumId="13" w15:restartNumberingAfterBreak="0">
     <w:nsid w:val="5DCA4DF4"/>
     <w:multiLevelType w:val="multilevel"/>
     <w:tmpl w:val="822C386C"/>
@@ -21423,7 +24115,7 @@
       </w:rPr>
     </w:lvl>
   </w:abstractNum>
-  <w:abstractNum w:abstractNumId="13" w15:restartNumberingAfterBreak="0">
+  <w:abstractNum w:abstractNumId="14" w15:restartNumberingAfterBreak="0">
     <w:nsid w:val="603C23C4"/>
     <w:multiLevelType w:val="multilevel"/>
     <w:tmpl w:val="A1B050E0"/>
@@ -21572,7 +24264,7 @@
       </w:rPr>
     </w:lvl>
   </w:abstractNum>
-  <w:abstractNum w:abstractNumId="14" w15:restartNumberingAfterBreak="0">
+  <w:abstractNum w:abstractNumId="15" w15:restartNumberingAfterBreak="0">
     <w:nsid w:val="62686A12"/>
     <w:multiLevelType w:val="hybridMultilevel"/>
     <w:tmpl w:val="408A7700"/>
@@ -21661,7 +24353,7 @@
       </w:pPr>
     </w:lvl>
   </w:abstractNum>
-  <w:abstractNum w:abstractNumId="15" w15:restartNumberingAfterBreak="0">
+  <w:abstractNum w:abstractNumId="16" w15:restartNumberingAfterBreak="0">
     <w:nsid w:val="76F2751D"/>
     <w:multiLevelType w:val="hybridMultilevel"/>
     <w:tmpl w:val="A18AB1F8"/>
@@ -21763,10 +24455,10 @@
     <w:abstractNumId w:val="1"/>
   </w:num>
   <w:num w:numId="5" w16cid:durableId="276446533">
-    <w:abstractNumId w:val="15"/>
+    <w:abstractNumId w:val="16"/>
   </w:num>
   <w:num w:numId="6" w16cid:durableId="1414663786">
-    <w:abstractNumId w:val="14"/>
+    <w:abstractNumId w:val="15"/>
   </w:num>
   <w:num w:numId="7" w16cid:durableId="1843356718">
     <w:abstractNumId w:val="8"/>
@@ -21778,10 +24470,10 @@
     <w:abstractNumId w:val="5"/>
   </w:num>
   <w:num w:numId="10" w16cid:durableId="94327571">
-    <w:abstractNumId w:val="12"/>
+    <w:abstractNumId w:val="13"/>
   </w:num>
   <w:num w:numId="11" w16cid:durableId="1434940605">
-    <w:abstractNumId w:val="11"/>
+    <w:abstractNumId w:val="12"/>
   </w:num>
   <w:num w:numId="12" w16cid:durableId="524683476">
     <w:abstractNumId w:val="9"/>
@@ -21790,13 +24482,16 @@
     <w:abstractNumId w:val="10"/>
   </w:num>
   <w:num w:numId="14" w16cid:durableId="2031223118">
-    <w:abstractNumId w:val="13"/>
+    <w:abstractNumId w:val="14"/>
   </w:num>
   <w:num w:numId="15" w16cid:durableId="2072729212">
     <w:abstractNumId w:val="4"/>
   </w:num>
   <w:num w:numId="16" w16cid:durableId="1018578415">
     <w:abstractNumId w:val="6"/>
+  </w:num>
+  <w:num w:numId="17" w16cid:durableId="1442141670">
+    <w:abstractNumId w:val="11"/>
   </w:num>
 </w:numbering>
 </file>

--- a/java/Spring boot_Practice.docx
+++ b/java/Spring boot_Practice.docx
@@ -1460,6 +1460,7 @@
         <w:t xml:space="preserve">2.change name of </w:t>
       </w:r>
       <w:proofErr w:type="spellStart"/>
+      <w:proofErr w:type="gramStart"/>
       <w:r>
         <w:rPr>
           <w:b/>
@@ -1468,6 +1469,7 @@
         <w:t>application.properties</w:t>
       </w:r>
       <w:proofErr w:type="spellEnd"/>
+      <w:proofErr w:type="gramEnd"/>
       <w:r>
         <w:t xml:space="preserve"> file name into </w:t>
       </w:r>
@@ -1482,10 +1484,18 @@
       </w:r>
       <w:proofErr w:type="spellEnd"/>
       <w:r>
-        <w:t xml:space="preserve"> file.</w:t>
-      </w:r>
-      <w:r>
-        <w:t>[right click -&gt; refractor-&gt; rename]</w:t>
+        <w:t xml:space="preserve"> </w:t>
+      </w:r>
+      <w:proofErr w:type="gramStart"/>
+      <w:r>
+        <w:t>file.</w:t>
+      </w:r>
+      <w:r>
+        <w:t>[</w:t>
+      </w:r>
+      <w:proofErr w:type="gramEnd"/>
+      <w:r>
+        <w:t>right click -&gt; refractor-&gt; rename]</w:t>
       </w:r>
     </w:p>
     <w:p>
@@ -1520,10 +1530,26 @@
         <w:t xml:space="preserve"> file add server port number</w:t>
       </w:r>
       <w:r>
-        <w:t xml:space="preserve">, number can be </w:t>
-      </w:r>
-      <w:r>
-        <w:t xml:space="preserve"> anything you interested. Like.. 9000, </w:t>
+        <w:t xml:space="preserve">, number can </w:t>
+      </w:r>
+      <w:proofErr w:type="gramStart"/>
+      <w:r>
+        <w:t xml:space="preserve">be </w:t>
+      </w:r>
+      <w:r>
+        <w:t xml:space="preserve"> anything</w:t>
+      </w:r>
+      <w:proofErr w:type="gramEnd"/>
+      <w:r>
+        <w:t xml:space="preserve"> you interested. </w:t>
+      </w:r>
+      <w:proofErr w:type="gramStart"/>
+      <w:r>
+        <w:t>Like..</w:t>
+      </w:r>
+      <w:proofErr w:type="gramEnd"/>
+      <w:r>
+        <w:t xml:space="preserve"> 9000, </w:t>
       </w:r>
       <w:r>
         <w:t xml:space="preserve"> </w:t>
@@ -1536,6 +1562,7 @@
       <w:r>
         <w:t xml:space="preserve">                         </w:t>
       </w:r>
+      <w:proofErr w:type="gramStart"/>
       <w:r>
         <w:t xml:space="preserve">9001, </w:t>
       </w:r>
@@ -1543,11 +1570,20 @@
         <w:t xml:space="preserve"> </w:t>
       </w:r>
       <w:r>
-        <w:t>9002…….etc</w:t>
+        <w:t>9002</w:t>
+      </w:r>
+      <w:proofErr w:type="gramEnd"/>
+      <w:r>
+        <w:t>…</w:t>
+      </w:r>
+      <w:proofErr w:type="gramStart"/>
+      <w:r>
+        <w:t>….etc</w:t>
       </w:r>
       <w:r>
         <w:t>.</w:t>
       </w:r>
+      <w:proofErr w:type="gramEnd"/>
     </w:p>
     <w:p>
       <w:pPr>
@@ -1575,6 +1611,7 @@
         </w:rPr>
         <w:t>Request method type annotations</w:t>
       </w:r>
+      <w:proofErr w:type="gramStart"/>
       <w:r>
         <w:t>…</w:t>
       </w:r>
@@ -1582,7 +1619,11 @@
         <w:t>.</w:t>
       </w:r>
       <w:r>
-        <w:t xml:space="preserve">with </w:t>
+        <w:t>with</w:t>
+      </w:r>
+      <w:proofErr w:type="gramEnd"/>
+      <w:r>
+        <w:t xml:space="preserve"> </w:t>
       </w:r>
       <w:r>
         <w:rPr>
@@ -1653,11 +1694,20 @@
           <w:b/>
           <w:bCs/>
         </w:rPr>
-        <w:t>, @PutMapping, @DeleteMapping</w:t>
+        <w:t>, @PutMapping, @</w:t>
+      </w:r>
+      <w:proofErr w:type="gramStart"/>
+      <w:r>
+        <w:rPr>
+          <w:b/>
+          <w:bCs/>
+        </w:rPr>
+        <w:t>DeleteMapping</w:t>
       </w:r>
       <w:r>
         <w:t>..</w:t>
       </w:r>
+      <w:proofErr w:type="gramEnd"/>
     </w:p>
     <w:p>
       <w:pPr>
@@ -2004,6 +2054,7 @@
         <w:t xml:space="preserve">DemoController.java                                                                         </w:t>
       </w:r>
       <w:proofErr w:type="spellStart"/>
+      <w:proofErr w:type="gramStart"/>
       <w:r>
         <w:rPr>
           <w:b/>
@@ -2012,6 +2063,7 @@
         <w:t>application.yaml</w:t>
       </w:r>
       <w:proofErr w:type="spellEnd"/>
+      <w:proofErr w:type="gramEnd"/>
     </w:p>
     <w:tbl>
       <w:tblPr>
@@ -2109,15 +2161,35 @@
               <w:t xml:space="preserve"> </w:t>
             </w:r>
             <w:proofErr w:type="spellStart"/>
-            <w:r>
-              <w:rPr>
-                <w:sz w:val="16"/>
-                <w:szCs w:val="16"/>
-                <w:lang w:val="en-IN"/>
-              </w:rPr>
-              <w:t>org.springframework.web.bind.annotation.GetMapping</w:t>
+            <w:proofErr w:type="gramStart"/>
+            <w:r>
+              <w:rPr>
+                <w:sz w:val="16"/>
+                <w:szCs w:val="16"/>
+                <w:lang w:val="en-IN"/>
+              </w:rPr>
+              <w:t>org.springframework.web.bind</w:t>
+            </w:r>
+            <w:proofErr w:type="gramEnd"/>
+            <w:r>
+              <w:rPr>
+                <w:sz w:val="16"/>
+                <w:szCs w:val="16"/>
+                <w:lang w:val="en-IN"/>
+              </w:rPr>
+              <w:t>.</w:t>
+            </w:r>
+            <w:proofErr w:type="gramStart"/>
+            <w:r>
+              <w:rPr>
+                <w:sz w:val="16"/>
+                <w:szCs w:val="16"/>
+                <w:lang w:val="en-IN"/>
+              </w:rPr>
+              <w:t>annotation.GetMapping</w:t>
             </w:r>
             <w:proofErr w:type="spellEnd"/>
+            <w:proofErr w:type="gramEnd"/>
             <w:r>
               <w:rPr>
                 <w:sz w:val="16"/>
@@ -2154,15 +2226,35 @@
               <w:t xml:space="preserve"> </w:t>
             </w:r>
             <w:proofErr w:type="spellStart"/>
-            <w:r>
-              <w:rPr>
-                <w:sz w:val="16"/>
-                <w:szCs w:val="16"/>
-                <w:lang w:val="en-IN"/>
-              </w:rPr>
-              <w:t>org.springframework.web.bind.annotation.RestController</w:t>
+            <w:proofErr w:type="gramStart"/>
+            <w:r>
+              <w:rPr>
+                <w:sz w:val="16"/>
+                <w:szCs w:val="16"/>
+                <w:lang w:val="en-IN"/>
+              </w:rPr>
+              <w:t>org.springframework.web.bind</w:t>
+            </w:r>
+            <w:proofErr w:type="gramEnd"/>
+            <w:r>
+              <w:rPr>
+                <w:sz w:val="16"/>
+                <w:szCs w:val="16"/>
+                <w:lang w:val="en-IN"/>
+              </w:rPr>
+              <w:t>.</w:t>
+            </w:r>
+            <w:proofErr w:type="gramStart"/>
+            <w:r>
+              <w:rPr>
+                <w:sz w:val="16"/>
+                <w:szCs w:val="16"/>
+                <w:lang w:val="en-IN"/>
+              </w:rPr>
+              <w:t>annotation.RestController</w:t>
             </w:r>
             <w:proofErr w:type="spellEnd"/>
+            <w:proofErr w:type="gramEnd"/>
             <w:r>
               <w:rPr>
                 <w:sz w:val="16"/>
@@ -2310,7 +2402,31 @@
                 <w:highlight w:val="yellow"/>
                 <w:lang w:val="en-IN"/>
               </w:rPr>
-              <w:t>@GetMapping(path = "/</w:t>
+              <w:t>@</w:t>
+            </w:r>
+            <w:proofErr w:type="gramStart"/>
+            <w:r>
+              <w:rPr>
+                <w:b/>
+                <w:bCs/>
+                <w:sz w:val="16"/>
+                <w:szCs w:val="16"/>
+                <w:highlight w:val="yellow"/>
+                <w:lang w:val="en-IN"/>
+              </w:rPr>
+              <w:t>GetMapping(</w:t>
+            </w:r>
+            <w:proofErr w:type="gramEnd"/>
+            <w:r>
+              <w:rPr>
+                <w:b/>
+                <w:bCs/>
+                <w:sz w:val="16"/>
+                <w:szCs w:val="16"/>
+                <w:highlight w:val="yellow"/>
+                <w:lang w:val="en-IN"/>
+              </w:rPr>
+              <w:t>path = "/</w:t>
             </w:r>
             <w:proofErr w:type="spellStart"/>
             <w:r>
@@ -2449,7 +2565,25 @@
                 <w:szCs w:val="16"/>
                 <w:lang w:val="en-IN"/>
               </w:rPr>
-              <w:t>("Hi this is Kamal..!");</w:t>
+              <w:t xml:space="preserve">("Hi this is </w:t>
+            </w:r>
+            <w:proofErr w:type="gramStart"/>
+            <w:r>
+              <w:rPr>
+                <w:sz w:val="16"/>
+                <w:szCs w:val="16"/>
+                <w:lang w:val="en-IN"/>
+              </w:rPr>
+              <w:t>Kamal..!</w:t>
+            </w:r>
+            <w:proofErr w:type="gramEnd"/>
+            <w:r>
+              <w:rPr>
+                <w:sz w:val="16"/>
+                <w:szCs w:val="16"/>
+                <w:lang w:val="en-IN"/>
+              </w:rPr>
+              <w:t>");</w:t>
             </w:r>
             <w:r>
               <w:rPr>
@@ -2526,7 +2660,25 @@
                 <w:lang w:val="en-IN"/>
               </w:rPr>
               <w:tab/>
-              <w:t>@GetMapping(path = "/</w:t>
+              <w:t>@</w:t>
+            </w:r>
+            <w:proofErr w:type="gramStart"/>
+            <w:r>
+              <w:rPr>
+                <w:sz w:val="16"/>
+                <w:szCs w:val="16"/>
+                <w:lang w:val="en-IN"/>
+              </w:rPr>
+              <w:t>GetMapping(</w:t>
+            </w:r>
+            <w:proofErr w:type="gramEnd"/>
+            <w:r>
+              <w:rPr>
+                <w:sz w:val="16"/>
+                <w:szCs w:val="16"/>
+                <w:lang w:val="en-IN"/>
+              </w:rPr>
+              <w:t>path = "/</w:t>
             </w:r>
             <w:proofErr w:type="spellStart"/>
             <w:r>
@@ -2703,7 +2855,25 @@
                 <w:lang w:val="en-IN"/>
               </w:rPr>
               <w:tab/>
-              <w:t>@GetMapping(path = "/</w:t>
+              <w:t>@</w:t>
+            </w:r>
+            <w:proofErr w:type="gramStart"/>
+            <w:r>
+              <w:rPr>
+                <w:sz w:val="16"/>
+                <w:szCs w:val="16"/>
+                <w:lang w:val="en-IN"/>
+              </w:rPr>
+              <w:t>GetMapping(</w:t>
+            </w:r>
+            <w:proofErr w:type="gramEnd"/>
+            <w:r>
+              <w:rPr>
+                <w:sz w:val="16"/>
+                <w:szCs w:val="16"/>
+                <w:lang w:val="en-IN"/>
+              </w:rPr>
+              <w:t>path = "/</w:t>
             </w:r>
             <w:proofErr w:type="spellStart"/>
             <w:r>
@@ -2819,7 +2989,25 @@
                 <w:szCs w:val="16"/>
                 <w:lang w:val="en-IN"/>
               </w:rPr>
-              <w:t xml:space="preserve"> "Shaik Azad...! Welcome to Spring boot..!";</w:t>
+              <w:t xml:space="preserve"> "Shaik Azad...! Welcome to Spring </w:t>
+            </w:r>
+            <w:proofErr w:type="gramStart"/>
+            <w:r>
+              <w:rPr>
+                <w:sz w:val="16"/>
+                <w:szCs w:val="16"/>
+                <w:lang w:val="en-IN"/>
+              </w:rPr>
+              <w:t>boot..!</w:t>
+            </w:r>
+            <w:proofErr w:type="gramEnd"/>
+            <w:r>
+              <w:rPr>
+                <w:sz w:val="16"/>
+                <w:szCs w:val="16"/>
+                <w:lang w:val="en-IN"/>
+              </w:rPr>
+              <w:t>";</w:t>
             </w:r>
           </w:p>
           <w:p>
@@ -2928,10 +3116,12 @@
         <w:t xml:space="preserve">In </w:t>
       </w:r>
       <w:proofErr w:type="spellStart"/>
+      <w:proofErr w:type="gramStart"/>
       <w:r>
         <w:t>application.yaml</w:t>
       </w:r>
       <w:proofErr w:type="spellEnd"/>
+      <w:proofErr w:type="gramEnd"/>
       <w:r>
         <w:t>/</w:t>
       </w:r>
@@ -3517,7 +3707,15 @@
         <w:ind w:left="1080"/>
       </w:pPr>
       <w:r>
-        <w:t>@GetMapping(path = "/</w:t>
+        <w:t>@</w:t>
+      </w:r>
+      <w:proofErr w:type="gramStart"/>
+      <w:r>
+        <w:t>GetMapping(</w:t>
+      </w:r>
+      <w:proofErr w:type="gramEnd"/>
+      <w:r>
+        <w:t>path = "/</w:t>
       </w:r>
       <w:proofErr w:type="spellStart"/>
       <w:r>
@@ -3615,7 +3813,21 @@
               <w:rPr>
                 <w:lang w:val="en-IN"/>
               </w:rPr>
-              <w:t>@GetMapping(path = "/</w:t>
+              <w:t>@</w:t>
+            </w:r>
+            <w:proofErr w:type="gramStart"/>
+            <w:r>
+              <w:rPr>
+                <w:lang w:val="en-IN"/>
+              </w:rPr>
+              <w:t>GetMapping(</w:t>
+            </w:r>
+            <w:proofErr w:type="gramEnd"/>
+            <w:r>
+              <w:rPr>
+                <w:lang w:val="en-IN"/>
+              </w:rPr>
+              <w:t>path = "/</w:t>
             </w:r>
             <w:proofErr w:type="spellStart"/>
             <w:r>
@@ -4011,8 +4223,13 @@
         <w:spacing w:after="0" w:line="240" w:lineRule="auto"/>
         <w:ind w:left="1080"/>
       </w:pPr>
-      <w:r>
-        <w:t>Here : http – protocol</w:t>
+      <w:proofErr w:type="gramStart"/>
+      <w:r>
+        <w:t>Here :</w:t>
+      </w:r>
+      <w:proofErr w:type="gramEnd"/>
+      <w:r>
+        <w:t xml:space="preserve"> http – protocol</w:t>
       </w:r>
     </w:p>
     <w:p>
@@ -4154,7 +4371,21 @@
               <w:rPr>
                 <w:lang w:val="en-IN"/>
               </w:rPr>
-              <w:t>@GetMapping(path = "/</w:t>
+              <w:t>@</w:t>
+            </w:r>
+            <w:proofErr w:type="gramStart"/>
+            <w:r>
+              <w:rPr>
+                <w:lang w:val="en-IN"/>
+              </w:rPr>
+              <w:t>GetMapping(</w:t>
+            </w:r>
+            <w:proofErr w:type="gramEnd"/>
+            <w:r>
+              <w:rPr>
+                <w:lang w:val="en-IN"/>
+              </w:rPr>
+              <w:t>path = "/</w:t>
             </w:r>
             <w:proofErr w:type="spellStart"/>
             <w:r>
@@ -4267,7 +4498,21 @@
               <w:rPr>
                 <w:lang w:val="en-IN"/>
               </w:rPr>
-              <w:t>("My details %s - %s - %s ",name, city, pin);</w:t>
+              <w:t xml:space="preserve">("My details %s - %s - %s </w:t>
+            </w:r>
+            <w:proofErr w:type="gramStart"/>
+            <w:r>
+              <w:rPr>
+                <w:lang w:val="en-IN"/>
+              </w:rPr>
+              <w:t>",name</w:t>
+            </w:r>
+            <w:proofErr w:type="gramEnd"/>
+            <w:r>
+              <w:rPr>
+                <w:lang w:val="en-IN"/>
+              </w:rPr>
+              <w:t>, city, pin);</w:t>
             </w:r>
           </w:p>
           <w:p>
@@ -4378,7 +4623,21 @@
               <w:rPr>
                 <w:lang w:val="en-IN"/>
               </w:rPr>
-              <w:t>@GetMapping(path = "/percentage</w:t>
+              <w:t>@</w:t>
+            </w:r>
+            <w:proofErr w:type="gramStart"/>
+            <w:r>
+              <w:rPr>
+                <w:lang w:val="en-IN"/>
+              </w:rPr>
+              <w:t>GetMapping(</w:t>
+            </w:r>
+            <w:proofErr w:type="gramEnd"/>
+            <w:r>
+              <w:rPr>
+                <w:lang w:val="en-IN"/>
+              </w:rPr>
+              <w:t>path = "/percentage</w:t>
             </w:r>
             <w:r>
               <w:rPr>
@@ -4456,6 +4715,7 @@
               <w:t xml:space="preserve">public Integer </w:t>
             </w:r>
             <w:proofErr w:type="spellStart"/>
+            <w:proofErr w:type="gramStart"/>
             <w:r>
               <w:rPr>
                 <w:lang w:val="en-IN"/>
@@ -4469,6 +4729,7 @@
               </w:rPr>
               <w:t>(</w:t>
             </w:r>
+            <w:proofErr w:type="gramEnd"/>
             <w:r>
               <w:rPr>
                 <w:lang w:val="en-IN"/>
@@ -4664,7 +4925,15 @@
       </w:r>
       <w:proofErr w:type="spellEnd"/>
       <w:r>
-        <w:t xml:space="preserve"> send more values we will send n path variables only but it will confuse us.</w:t>
+        <w:t xml:space="preserve"> send more </w:t>
+      </w:r>
+      <w:proofErr w:type="gramStart"/>
+      <w:r>
+        <w:t>values</w:t>
+      </w:r>
+      <w:proofErr w:type="gramEnd"/>
+      <w:r>
+        <w:t xml:space="preserve"> we will send n path variables only but it will confuse us.</w:t>
       </w:r>
     </w:p>
     <w:p>
@@ -4701,7 +4970,15 @@
         <w:spacing w:after="0" w:line="240" w:lineRule="auto"/>
       </w:pPr>
       <w:r>
-        <w:t>To overcome this we can use of “Query String” approach.</w:t>
+        <w:t xml:space="preserve">To overcome </w:t>
+      </w:r>
+      <w:proofErr w:type="gramStart"/>
+      <w:r>
+        <w:t>this</w:t>
+      </w:r>
+      <w:proofErr w:type="gramEnd"/>
+      <w:r>
+        <w:t xml:space="preserve"> we can use of “Query String” approach.</w:t>
       </w:r>
     </w:p>
     <w:p>
@@ -4766,7 +5043,21 @@
               <w:rPr>
                 <w:lang w:val="en-IN"/>
               </w:rPr>
-              <w:t>@GetMapping(path= "/</w:t>
+              <w:t>@</w:t>
+            </w:r>
+            <w:proofErr w:type="gramStart"/>
+            <w:r>
+              <w:rPr>
+                <w:lang w:val="en-IN"/>
+              </w:rPr>
+              <w:t>GetMapping(</w:t>
+            </w:r>
+            <w:proofErr w:type="gramEnd"/>
+            <w:r>
+              <w:rPr>
+                <w:lang w:val="en-IN"/>
+              </w:rPr>
+              <w:t>path= "/</w:t>
             </w:r>
             <w:proofErr w:type="spellStart"/>
             <w:r>
@@ -4787,7 +5078,14 @@
                 <w:lang w:val="en-IN"/>
               </w:rPr>
               <w:br/>
-              <w:t xml:space="preserve">public String  </w:t>
+              <w:t xml:space="preserve">public </w:t>
+            </w:r>
+            <w:proofErr w:type="gramStart"/>
+            <w:r>
+              <w:rPr>
+                <w:lang w:val="en-IN"/>
+              </w:rPr>
+              <w:t xml:space="preserve">String  </w:t>
             </w:r>
             <w:proofErr w:type="spellStart"/>
             <w:r>
@@ -4797,6 +5095,7 @@
               <w:t>calculatePerWithQString</w:t>
             </w:r>
             <w:proofErr w:type="spellEnd"/>
+            <w:proofErr w:type="gramEnd"/>
             <w:r>
               <w:rPr>
                 <w:lang w:val="en-IN"/>
@@ -4960,7 +5259,21 @@
                 <w:lang w:val="en-IN"/>
               </w:rPr>
               <w:br/>
-              <w:t xml:space="preserve">    return "Your percentage is : "+percentage;</w:t>
+              <w:t xml:space="preserve">    return "Your percentage </w:t>
+            </w:r>
+            <w:proofErr w:type="gramStart"/>
+            <w:r>
+              <w:rPr>
+                <w:lang w:val="en-IN"/>
+              </w:rPr>
+              <w:t>is :</w:t>
+            </w:r>
+            <w:proofErr w:type="gramEnd"/>
+            <w:r>
+              <w:rPr>
+                <w:lang w:val="en-IN"/>
+              </w:rPr>
+              <w:t xml:space="preserve"> "+percentage;</w:t>
             </w:r>
             <w:r>
               <w:rPr>
@@ -5223,7 +5536,21 @@
                 <w:lang w:val="en-IN"/>
               </w:rPr>
               <w:tab/>
-              <w:t>@PostMapping("/")</w:t>
+              <w:t>@</w:t>
+            </w:r>
+            <w:proofErr w:type="gramStart"/>
+            <w:r>
+              <w:rPr>
+                <w:lang w:val="en-IN"/>
+              </w:rPr>
+              <w:t>PostMapping(</w:t>
+            </w:r>
+            <w:proofErr w:type="gramEnd"/>
+            <w:r>
+              <w:rPr>
+                <w:lang w:val="en-IN"/>
+              </w:rPr>
+              <w:t>"/")</w:t>
             </w:r>
           </w:p>
           <w:p>
@@ -5253,6 +5580,7 @@
               <w:t xml:space="preserve"> String </w:t>
             </w:r>
             <w:proofErr w:type="spellStart"/>
+            <w:proofErr w:type="gramStart"/>
             <w:r>
               <w:rPr>
                 <w:lang w:val="en-IN"/>
@@ -5264,7 +5592,14 @@
               <w:rPr>
                 <w:lang w:val="en-IN"/>
               </w:rPr>
-              <w:t>() {</w:t>
+              <w:t>(</w:t>
+            </w:r>
+            <w:proofErr w:type="gramEnd"/>
+            <w:r>
+              <w:rPr>
+                <w:lang w:val="en-IN"/>
+              </w:rPr>
+              <w:t>) {</w:t>
             </w:r>
           </w:p>
           <w:p>
@@ -5541,7 +5876,23 @@
           <w:b/>
           <w:bCs/>
         </w:rPr>
-        <w:t xml:space="preserve"> method=”POST”</w:t>
+        <w:t xml:space="preserve"> method</w:t>
+      </w:r>
+      <w:proofErr w:type="gramStart"/>
+      <w:r>
+        <w:rPr>
+          <w:b/>
+          <w:bCs/>
+        </w:rPr>
+        <w:t>=”POST</w:t>
+      </w:r>
+      <w:proofErr w:type="gramEnd"/>
+      <w:r>
+        <w:rPr>
+          <w:b/>
+          <w:bCs/>
+        </w:rPr>
+        <w:t>”</w:t>
       </w:r>
       <w:r>
         <w:rPr>
@@ -5750,6 +6101,7 @@
         </w:rPr>
         <w:t>POST, PUT, DELETE</w:t>
       </w:r>
+      <w:proofErr w:type="gramStart"/>
       <w:r>
         <w:rPr>
           <w:highlight w:val="yellow"/>
@@ -5757,6 +6109,7 @@
         <w:t xml:space="preserve"> ..</w:t>
       </w:r>
       <w:proofErr w:type="spellStart"/>
+      <w:proofErr w:type="gramEnd"/>
       <w:r>
         <w:rPr>
           <w:highlight w:val="yellow"/>
@@ -5924,6 +6277,7 @@
               <w:t xml:space="preserve"> String </w:t>
             </w:r>
             <w:proofErr w:type="spellStart"/>
+            <w:proofErr w:type="gramStart"/>
             <w:r>
               <w:rPr>
                 <w:lang w:val="en-IN"/>
@@ -5938,7 +6292,17 @@
                 <w:highlight w:val="yellow"/>
                 <w:lang w:val="en-IN"/>
               </w:rPr>
-              <w:t>(@PathVariable</w:t>
+              <w:t>(</w:t>
+            </w:r>
+            <w:proofErr w:type="gramEnd"/>
+            <w:r>
+              <w:rPr>
+                <w:b/>
+                <w:bCs/>
+                <w:highlight w:val="yellow"/>
+                <w:lang w:val="en-IN"/>
+              </w:rPr>
+              <w:t>@PathVariable</w:t>
             </w:r>
             <w:r>
               <w:rPr>
@@ -6005,7 +6369,21 @@
               <w:rPr>
                 <w:lang w:val="en-IN"/>
               </w:rPr>
-              <w:t xml:space="preserve"> / Homepage : " + </w:t>
+              <w:t xml:space="preserve"> / </w:t>
+            </w:r>
+            <w:proofErr w:type="gramStart"/>
+            <w:r>
+              <w:rPr>
+                <w:lang w:val="en-IN"/>
+              </w:rPr>
+              <w:t>Homepage :</w:t>
+            </w:r>
+            <w:proofErr w:type="gramEnd"/>
+            <w:r>
+              <w:rPr>
+                <w:lang w:val="en-IN"/>
+              </w:rPr>
+              <w:t xml:space="preserve"> " + </w:t>
             </w:r>
             <w:proofErr w:type="spellStart"/>
             <w:r>
@@ -6104,6 +6482,7 @@
               <w:t xml:space="preserve"> String </w:t>
             </w:r>
             <w:proofErr w:type="spellStart"/>
+            <w:proofErr w:type="gramStart"/>
             <w:r>
               <w:rPr>
                 <w:lang w:val="en-IN"/>
@@ -6118,7 +6497,17 @@
                 <w:highlight w:val="yellow"/>
                 <w:lang w:val="en-IN"/>
               </w:rPr>
-              <w:t>(@RequestParam</w:t>
+              <w:t>(</w:t>
+            </w:r>
+            <w:proofErr w:type="gramEnd"/>
+            <w:r>
+              <w:rPr>
+                <w:b/>
+                <w:bCs/>
+                <w:highlight w:val="yellow"/>
+                <w:lang w:val="en-IN"/>
+              </w:rPr>
+              <w:t>@RequestParam</w:t>
             </w:r>
             <w:r>
               <w:rPr>
@@ -6225,11 +6614,19 @@
               <w:t>("</w:t>
             </w:r>
             <w:proofErr w:type="spellStart"/>
-            <w:r>
-              <w:rPr>
-                <w:lang w:val="en-IN"/>
-              </w:rPr>
-              <w:t>Hi..%s</w:t>
+            <w:proofErr w:type="gramStart"/>
+            <w:r>
+              <w:rPr>
+                <w:lang w:val="en-IN"/>
+              </w:rPr>
+              <w:t>Hi..</w:t>
+            </w:r>
+            <w:proofErr w:type="gramEnd"/>
+            <w:r>
+              <w:rPr>
+                <w:lang w:val="en-IN"/>
+              </w:rPr>
+              <w:t>%s</w:t>
             </w:r>
             <w:proofErr w:type="spellEnd"/>
             <w:r>
@@ -6394,8 +6791,13 @@
       <w:pPr>
         <w:spacing w:after="0" w:line="240" w:lineRule="auto"/>
       </w:pPr>
-      <w:r>
-        <w:t>But, while working with POST method it is not recommended to send path variables or query string.</w:t>
+      <w:proofErr w:type="gramStart"/>
+      <w:r>
+        <w:t>But,</w:t>
+      </w:r>
+      <w:proofErr w:type="gramEnd"/>
+      <w:r>
+        <w:t xml:space="preserve"> while working with POST method it is not recommended to send path variables or query string.</w:t>
       </w:r>
     </w:p>
     <w:p>
@@ -6678,13 +7080,29 @@
                 <w:bCs/>
                 <w:lang w:val="en-IN"/>
               </w:rPr>
-              <w:t>@PostMapping</w:t>
-            </w:r>
-            <w:r>
-              <w:rPr>
-                <w:lang w:val="en-IN"/>
-              </w:rPr>
-              <w:t>(path = "/</w:t>
+              <w:t>@</w:t>
+            </w:r>
+            <w:proofErr w:type="gramStart"/>
+            <w:r>
+              <w:rPr>
+                <w:b/>
+                <w:bCs/>
+                <w:lang w:val="en-IN"/>
+              </w:rPr>
+              <w:t>PostMapping</w:t>
+            </w:r>
+            <w:r>
+              <w:rPr>
+                <w:lang w:val="en-IN"/>
+              </w:rPr>
+              <w:t>(</w:t>
+            </w:r>
+            <w:proofErr w:type="gramEnd"/>
+            <w:r>
+              <w:rPr>
+                <w:lang w:val="en-IN"/>
+              </w:rPr>
+              <w:t>path = "/</w:t>
             </w:r>
             <w:proofErr w:type="spellStart"/>
             <w:r>
@@ -6728,6 +7146,7 @@
               <w:t xml:space="preserve"> String </w:t>
             </w:r>
             <w:proofErr w:type="spellStart"/>
+            <w:proofErr w:type="gramStart"/>
             <w:r>
               <w:rPr>
                 <w:lang w:val="en-IN"/>
@@ -6742,7 +7161,17 @@
                 <w:highlight w:val="yellow"/>
                 <w:lang w:val="en-IN"/>
               </w:rPr>
-              <w:t>(@RequestBody</w:t>
+              <w:t>(</w:t>
+            </w:r>
+            <w:proofErr w:type="gramEnd"/>
+            <w:r>
+              <w:rPr>
+                <w:b/>
+                <w:bCs/>
+                <w:highlight w:val="yellow"/>
+                <w:lang w:val="en-IN"/>
+              </w:rPr>
+              <w:t>@RequestBody</w:t>
             </w:r>
             <w:r>
               <w:rPr>
@@ -7170,12 +7599,17 @@
         <w:t xml:space="preserve"> and </w:t>
       </w:r>
       <w:proofErr w:type="spellStart"/>
+      <w:proofErr w:type="gramStart"/>
       <w:r>
         <w:t>toString</w:t>
       </w:r>
       <w:proofErr w:type="spellEnd"/>
       <w:r>
-        <w:t>() method.</w:t>
+        <w:t>(</w:t>
+      </w:r>
+      <w:proofErr w:type="gramEnd"/>
+      <w:r>
+        <w:t>) method.</w:t>
       </w:r>
     </w:p>
     <w:p>
@@ -7241,7 +7675,15 @@
         <w:t xml:space="preserve"> format.</w:t>
       </w:r>
       <w:r>
-        <w:t xml:space="preserve"> Keys will be double quotes, values will be according to data type.</w:t>
+        <w:t xml:space="preserve"> Keys will be double </w:t>
+      </w:r>
+      <w:proofErr w:type="gramStart"/>
+      <w:r>
+        <w:t>quotes,</w:t>
+      </w:r>
+      <w:proofErr w:type="gramEnd"/>
+      <w:r>
+        <w:t xml:space="preserve"> values will be according to data type.</w:t>
       </w:r>
     </w:p>
     <w:tbl>
@@ -7291,11 +7733,19 @@
               <w:t>empName</w:t>
             </w:r>
             <w:proofErr w:type="spellEnd"/>
-            <w:r>
-              <w:rPr>
-                <w:lang w:val="en-IN"/>
-              </w:rPr>
-              <w:t>" : "SAAASS",</w:t>
+            <w:proofErr w:type="gramStart"/>
+            <w:r>
+              <w:rPr>
+                <w:lang w:val="en-IN"/>
+              </w:rPr>
+              <w:t>" :</w:t>
+            </w:r>
+            <w:proofErr w:type="gramEnd"/>
+            <w:r>
+              <w:rPr>
+                <w:lang w:val="en-IN"/>
+              </w:rPr>
+              <w:t xml:space="preserve"> "SAAASS",</w:t>
             </w:r>
           </w:p>
           <w:p>
@@ -7318,11 +7768,19 @@
               <w:t>empId</w:t>
             </w:r>
             <w:proofErr w:type="spellEnd"/>
-            <w:r>
-              <w:rPr>
-                <w:lang w:val="en-IN"/>
-              </w:rPr>
-              <w:t>" : 123</w:t>
+            <w:proofErr w:type="gramStart"/>
+            <w:r>
+              <w:rPr>
+                <w:lang w:val="en-IN"/>
+              </w:rPr>
+              <w:t>" :</w:t>
+            </w:r>
+            <w:proofErr w:type="gramEnd"/>
+            <w:r>
+              <w:rPr>
+                <w:lang w:val="en-IN"/>
+              </w:rPr>
+              <w:t xml:space="preserve"> 123</w:t>
             </w:r>
           </w:p>
           <w:p>
@@ -7459,7 +7917,25 @@
                 <w:lang w:val="en-IN"/>
               </w:rPr>
               <w:tab/>
-              <w:t xml:space="preserve"> * private fields default </w:t>
+              <w:t xml:space="preserve"> * </w:t>
+            </w:r>
+            <w:proofErr w:type="gramStart"/>
+            <w:r>
+              <w:rPr>
+                <w:sz w:val="16"/>
+                <w:szCs w:val="16"/>
+                <w:lang w:val="en-IN"/>
+              </w:rPr>
+              <w:t>private</w:t>
+            </w:r>
+            <w:proofErr w:type="gramEnd"/>
+            <w:r>
+              <w:rPr>
+                <w:sz w:val="16"/>
+                <w:szCs w:val="16"/>
+                <w:lang w:val="en-IN"/>
+              </w:rPr>
+              <w:t xml:space="preserve"> fields default </w:t>
             </w:r>
             <w:proofErr w:type="spellStart"/>
             <w:r>
@@ -7481,6 +7957,7 @@
               <w:t xml:space="preserve"> setters &amp; getters </w:t>
             </w:r>
             <w:proofErr w:type="spellStart"/>
+            <w:proofErr w:type="gramStart"/>
             <w:r>
               <w:rPr>
                 <w:sz w:val="16"/>
@@ -7496,7 +7973,16 @@
                 <w:szCs w:val="16"/>
                 <w:lang w:val="en-IN"/>
               </w:rPr>
-              <w:t>() method for</w:t>
+              <w:t>(</w:t>
+            </w:r>
+            <w:proofErr w:type="gramEnd"/>
+            <w:r>
+              <w:rPr>
+                <w:sz w:val="16"/>
+                <w:szCs w:val="16"/>
+                <w:lang w:val="en-IN"/>
+              </w:rPr>
+              <w:t>) method for</w:t>
             </w:r>
           </w:p>
           <w:p>
@@ -7514,7 +8000,25 @@
                 <w:lang w:val="en-IN"/>
               </w:rPr>
               <w:tab/>
-              <w:t xml:space="preserve"> * testing.</w:t>
+              <w:t xml:space="preserve"> * </w:t>
+            </w:r>
+            <w:proofErr w:type="gramStart"/>
+            <w:r>
+              <w:rPr>
+                <w:sz w:val="16"/>
+                <w:szCs w:val="16"/>
+                <w:lang w:val="en-IN"/>
+              </w:rPr>
+              <w:t>testing</w:t>
+            </w:r>
+            <w:proofErr w:type="gramEnd"/>
+            <w:r>
+              <w:rPr>
+                <w:sz w:val="16"/>
+                <w:szCs w:val="16"/>
+                <w:lang w:val="en-IN"/>
+              </w:rPr>
+              <w:t>.</w:t>
             </w:r>
           </w:p>
           <w:p>
@@ -7684,26 +8188,36 @@
               </w:rPr>
               <w:lastRenderedPageBreak/>
               <w:tab/>
-              <w:t xml:space="preserve"> * create setters and getters..</w:t>
-            </w:r>
-          </w:p>
-          <w:p>
-            <w:pPr>
-              <w:rPr>
-                <w:sz w:val="16"/>
-                <w:szCs w:val="16"/>
-                <w:lang w:val="en-IN"/>
-              </w:rPr>
-            </w:pPr>
-            <w:r>
-              <w:rPr>
-                <w:sz w:val="16"/>
-                <w:szCs w:val="16"/>
-                <w:lang w:val="en-IN"/>
-              </w:rPr>
-              <w:tab/>
-              <w:t xml:space="preserve"> * right click on file --&gt; source --&gt; click on "Generate getters and setters.."</w:t>
-            </w:r>
+              <w:t xml:space="preserve"> * </w:t>
+            </w:r>
+            <w:proofErr w:type="gramStart"/>
+            <w:r>
+              <w:rPr>
+                <w:sz w:val="16"/>
+                <w:szCs w:val="16"/>
+                <w:lang w:val="en-IN"/>
+              </w:rPr>
+              <w:t>create</w:t>
+            </w:r>
+            <w:proofErr w:type="gramEnd"/>
+            <w:r>
+              <w:rPr>
+                <w:sz w:val="16"/>
+                <w:szCs w:val="16"/>
+                <w:lang w:val="en-IN"/>
+              </w:rPr>
+              <w:t xml:space="preserve"> setters and </w:t>
+            </w:r>
+            <w:proofErr w:type="gramStart"/>
+            <w:r>
+              <w:rPr>
+                <w:sz w:val="16"/>
+                <w:szCs w:val="16"/>
+                <w:lang w:val="en-IN"/>
+              </w:rPr>
+              <w:t>getters..</w:t>
+            </w:r>
+            <w:proofErr w:type="gramEnd"/>
           </w:p>
           <w:p>
             <w:pPr>
@@ -7722,6 +8236,60 @@
               <w:tab/>
               <w:t xml:space="preserve"> * </w:t>
             </w:r>
+            <w:proofErr w:type="gramStart"/>
+            <w:r>
+              <w:rPr>
+                <w:sz w:val="16"/>
+                <w:szCs w:val="16"/>
+                <w:lang w:val="en-IN"/>
+              </w:rPr>
+              <w:t>right</w:t>
+            </w:r>
+            <w:proofErr w:type="gramEnd"/>
+            <w:r>
+              <w:rPr>
+                <w:sz w:val="16"/>
+                <w:szCs w:val="16"/>
+                <w:lang w:val="en-IN"/>
+              </w:rPr>
+              <w:t xml:space="preserve"> click on file --&gt; source --&gt; click on "Generate getters and </w:t>
+            </w:r>
+            <w:proofErr w:type="gramStart"/>
+            <w:r>
+              <w:rPr>
+                <w:sz w:val="16"/>
+                <w:szCs w:val="16"/>
+                <w:lang w:val="en-IN"/>
+              </w:rPr>
+              <w:t>setters..</w:t>
+            </w:r>
+            <w:proofErr w:type="gramEnd"/>
+            <w:r>
+              <w:rPr>
+                <w:sz w:val="16"/>
+                <w:szCs w:val="16"/>
+                <w:lang w:val="en-IN"/>
+              </w:rPr>
+              <w:t>"</w:t>
+            </w:r>
+          </w:p>
+          <w:p>
+            <w:pPr>
+              <w:rPr>
+                <w:sz w:val="16"/>
+                <w:szCs w:val="16"/>
+                <w:lang w:val="en-IN"/>
+              </w:rPr>
+            </w:pPr>
+            <w:r>
+              <w:rPr>
+                <w:sz w:val="16"/>
+                <w:szCs w:val="16"/>
+                <w:lang w:val="en-IN"/>
+              </w:rPr>
+              <w:tab/>
+              <w:t xml:space="preserve"> * </w:t>
+            </w:r>
           </w:p>
           <w:p>
             <w:pPr>
@@ -7811,6 +8379,7 @@
               <w:t xml:space="preserve"> String </w:t>
             </w:r>
             <w:proofErr w:type="spellStart"/>
+            <w:proofErr w:type="gramStart"/>
             <w:r>
               <w:rPr>
                 <w:sz w:val="16"/>
@@ -7826,7 +8395,16 @@
                 <w:szCs w:val="16"/>
                 <w:lang w:val="en-IN"/>
               </w:rPr>
-              <w:t>() {</w:t>
+              <w:t>(</w:t>
+            </w:r>
+            <w:proofErr w:type="gramEnd"/>
+            <w:r>
+              <w:rPr>
+                <w:sz w:val="16"/>
+                <w:szCs w:val="16"/>
+                <w:lang w:val="en-IN"/>
+              </w:rPr>
+              <w:t>) {</w:t>
             </w:r>
           </w:p>
           <w:p>
@@ -8093,7 +8671,21 @@
                 <w:lang w:val="en-IN"/>
               </w:rPr>
               <w:tab/>
-              <w:t>@PostMapping(path = "/saveEmpData2")</w:t>
+              <w:t>@</w:t>
+            </w:r>
+            <w:proofErr w:type="gramStart"/>
+            <w:r>
+              <w:rPr>
+                <w:lang w:val="en-IN"/>
+              </w:rPr>
+              <w:t>PostMapping(</w:t>
+            </w:r>
+            <w:proofErr w:type="gramEnd"/>
+            <w:r>
+              <w:rPr>
+                <w:lang w:val="en-IN"/>
+              </w:rPr>
+              <w:t>path = "/saveEmpData2")</w:t>
             </w:r>
           </w:p>
           <w:p>
@@ -8181,7 +8773,21 @@
               <w:rPr>
                 <w:lang w:val="en-IN"/>
               </w:rPr>
-              <w:t xml:space="preserve"> "Hi... : " + </w:t>
+              <w:t xml:space="preserve"> "Hi</w:t>
+            </w:r>
+            <w:proofErr w:type="gramStart"/>
+            <w:r>
+              <w:rPr>
+                <w:lang w:val="en-IN"/>
+              </w:rPr>
+              <w:t>... :</w:t>
+            </w:r>
+            <w:proofErr w:type="gramEnd"/>
+            <w:r>
+              <w:rPr>
+                <w:lang w:val="en-IN"/>
+              </w:rPr>
+              <w:t xml:space="preserve"> " + </w:t>
             </w:r>
             <w:proofErr w:type="spellStart"/>
             <w:r>
@@ -8325,15 +8931,36 @@
                 <w:highlight w:val="yellow"/>
                 <w:lang w:val="en-IN"/>
               </w:rPr>
-              <w:t>@PostMapping</w:t>
-            </w:r>
-            <w:r>
-              <w:rPr>
-                <w:sz w:val="16"/>
-                <w:szCs w:val="16"/>
-                <w:lang w:val="en-IN"/>
-              </w:rPr>
-              <w:t>(path = "/saveEmpData2")</w:t>
+              <w:t>@</w:t>
+            </w:r>
+            <w:proofErr w:type="gramStart"/>
+            <w:r>
+              <w:rPr>
+                <w:b/>
+                <w:bCs/>
+                <w:sz w:val="16"/>
+                <w:szCs w:val="16"/>
+                <w:highlight w:val="yellow"/>
+                <w:lang w:val="en-IN"/>
+              </w:rPr>
+              <w:t>PostMapping</w:t>
+            </w:r>
+            <w:r>
+              <w:rPr>
+                <w:sz w:val="16"/>
+                <w:szCs w:val="16"/>
+                <w:lang w:val="en-IN"/>
+              </w:rPr>
+              <w:t>(</w:t>
+            </w:r>
+            <w:proofErr w:type="gramEnd"/>
+            <w:r>
+              <w:rPr>
+                <w:sz w:val="16"/>
+                <w:szCs w:val="16"/>
+                <w:lang w:val="en-IN"/>
+              </w:rPr>
+              <w:t>path = "/saveEmpData2")</w:t>
             </w:r>
           </w:p>
           <w:p>
@@ -8528,7 +9155,16 @@
                 <w:lang w:val="en-IN"/>
               </w:rPr>
               <w:tab/>
-              <w:t xml:space="preserve">return "Hi..." +  </w:t>
+              <w:t xml:space="preserve">return "Hi..." </w:t>
+            </w:r>
+            <w:proofErr w:type="gramStart"/>
+            <w:r>
+              <w:rPr>
+                <w:sz w:val="16"/>
+                <w:szCs w:val="16"/>
+                <w:lang w:val="en-IN"/>
+              </w:rPr>
+              <w:t xml:space="preserve">+  </w:t>
             </w:r>
             <w:proofErr w:type="spellStart"/>
             <w:r>
@@ -8540,14 +9176,25 @@
               <w:t>empObj.getEmpName</w:t>
             </w:r>
             <w:proofErr w:type="spellEnd"/>
-            <w:r>
-              <w:rPr>
-                <w:sz w:val="16"/>
-                <w:szCs w:val="16"/>
-                <w:lang w:val="en-IN"/>
-              </w:rPr>
-              <w:t>() + " your data save in DB successfully!" ;</w:t>
-            </w:r>
+            <w:proofErr w:type="gramEnd"/>
+            <w:r>
+              <w:rPr>
+                <w:sz w:val="16"/>
+                <w:szCs w:val="16"/>
+                <w:lang w:val="en-IN"/>
+              </w:rPr>
+              <w:t>() + " your data save in DB successfully!</w:t>
+            </w:r>
+            <w:proofErr w:type="gramStart"/>
+            <w:r>
+              <w:rPr>
+                <w:sz w:val="16"/>
+                <w:szCs w:val="16"/>
+                <w:lang w:val="en-IN"/>
+              </w:rPr>
+              <w:t>" ;</w:t>
+            </w:r>
+            <w:proofErr w:type="gramEnd"/>
             <w:r>
               <w:rPr>
                 <w:sz w:val="16"/>
@@ -9029,6 +9676,7 @@
               <w:t xml:space="preserve">          // </w:t>
             </w:r>
             <w:proofErr w:type="spellStart"/>
+            <w:proofErr w:type="gramStart"/>
             <w:r>
               <w:rPr>
                 <w:sz w:val="16"/>
@@ -9044,7 +9692,16 @@
                 <w:szCs w:val="16"/>
                 <w:lang w:val="en-IN"/>
               </w:rPr>
-              <w:t>() method.</w:t>
+              <w:t>(</w:t>
+            </w:r>
+            <w:proofErr w:type="gramEnd"/>
+            <w:r>
+              <w:rPr>
+                <w:sz w:val="16"/>
+                <w:szCs w:val="16"/>
+                <w:lang w:val="en-IN"/>
+              </w:rPr>
+              <w:t>) method.</w:t>
             </w:r>
           </w:p>
           <w:p>
@@ -9201,6 +9858,7 @@
               <w:t xml:space="preserve"> String </w:t>
             </w:r>
             <w:proofErr w:type="spellStart"/>
+            <w:proofErr w:type="gramStart"/>
             <w:r>
               <w:rPr>
                 <w:lang w:val="en-IN"/>
@@ -9212,7 +9870,14 @@
               <w:rPr>
                 <w:lang w:val="en-IN"/>
               </w:rPr>
-              <w:t xml:space="preserve">(@PathVariable String </w:t>
+              <w:t>(</w:t>
+            </w:r>
+            <w:proofErr w:type="gramEnd"/>
+            <w:r>
+              <w:rPr>
+                <w:lang w:val="en-IN"/>
+              </w:rPr>
+              <w:t xml:space="preserve">@PathVariable String </w:t>
             </w:r>
             <w:proofErr w:type="spellStart"/>
             <w:r>
@@ -9273,7 +9938,21 @@
               <w:rPr>
                 <w:lang w:val="en-IN"/>
               </w:rPr>
-              <w:t xml:space="preserve"> / Homepage : " + </w:t>
+              <w:t xml:space="preserve"> / </w:t>
+            </w:r>
+            <w:proofErr w:type="gramStart"/>
+            <w:r>
+              <w:rPr>
+                <w:lang w:val="en-IN"/>
+              </w:rPr>
+              <w:t>Homepage :</w:t>
+            </w:r>
+            <w:proofErr w:type="gramEnd"/>
+            <w:r>
+              <w:rPr>
+                <w:lang w:val="en-IN"/>
+              </w:rPr>
+              <w:t xml:space="preserve"> " + </w:t>
             </w:r>
             <w:proofErr w:type="spellStart"/>
             <w:r>
@@ -9352,6 +10031,7 @@
               <w:t xml:space="preserve"> String </w:t>
             </w:r>
             <w:proofErr w:type="spellStart"/>
+            <w:proofErr w:type="gramStart"/>
             <w:r>
               <w:rPr>
                 <w:lang w:val="en-IN"/>
@@ -9363,7 +10043,14 @@
               <w:rPr>
                 <w:lang w:val="en-IN"/>
               </w:rPr>
-              <w:t xml:space="preserve">(@RequestParam String </w:t>
+              <w:t>(</w:t>
+            </w:r>
+            <w:proofErr w:type="gramEnd"/>
+            <w:r>
+              <w:rPr>
+                <w:lang w:val="en-IN"/>
+              </w:rPr>
+              <w:t xml:space="preserve">@RequestParam String </w:t>
             </w:r>
             <w:proofErr w:type="spellStart"/>
             <w:r>
@@ -9449,11 +10136,19 @@
               <w:t>("</w:t>
             </w:r>
             <w:proofErr w:type="spellStart"/>
-            <w:r>
-              <w:rPr>
-                <w:lang w:val="en-IN"/>
-              </w:rPr>
-              <w:t>Hi..%s</w:t>
+            <w:proofErr w:type="gramStart"/>
+            <w:r>
+              <w:rPr>
+                <w:lang w:val="en-IN"/>
+              </w:rPr>
+              <w:t>Hi..</w:t>
+            </w:r>
+            <w:proofErr w:type="gramEnd"/>
+            <w:r>
+              <w:rPr>
+                <w:lang w:val="en-IN"/>
+              </w:rPr>
+              <w:t>%s</w:t>
             </w:r>
             <w:proofErr w:type="spellEnd"/>
             <w:r>
@@ -9523,7 +10218,21 @@
                 <w:lang w:val="en-IN"/>
               </w:rPr>
               <w:tab/>
-              <w:t>@PostMapping(path = "/</w:t>
+              <w:t>@</w:t>
+            </w:r>
+            <w:proofErr w:type="gramStart"/>
+            <w:r>
+              <w:rPr>
+                <w:lang w:val="en-IN"/>
+              </w:rPr>
+              <w:t>PostMapping(</w:t>
+            </w:r>
+            <w:proofErr w:type="gramEnd"/>
+            <w:r>
+              <w:rPr>
+                <w:lang w:val="en-IN"/>
+              </w:rPr>
+              <w:t>path = "/</w:t>
             </w:r>
             <w:proofErr w:type="spellStart"/>
             <w:r>
@@ -9567,6 +10276,7 @@
               <w:t xml:space="preserve"> String </w:t>
             </w:r>
             <w:proofErr w:type="spellStart"/>
+            <w:proofErr w:type="gramStart"/>
             <w:r>
               <w:rPr>
                 <w:lang w:val="en-IN"/>
@@ -9578,7 +10288,14 @@
               <w:rPr>
                 <w:lang w:val="en-IN"/>
               </w:rPr>
-              <w:t xml:space="preserve">(@RequestBody String </w:t>
+              <w:t>(</w:t>
+            </w:r>
+            <w:proofErr w:type="gramEnd"/>
+            <w:r>
+              <w:rPr>
+                <w:lang w:val="en-IN"/>
+              </w:rPr>
+              <w:t xml:space="preserve">@RequestBody String </w:t>
             </w:r>
             <w:proofErr w:type="spellStart"/>
             <w:r>
@@ -9700,7 +10417,27 @@
                 <w:highlight w:val="yellow"/>
                 <w:lang w:val="en-IN"/>
               </w:rPr>
-              <w:t>@PostMapping(path = "/saveEmpData2")</w:t>
+              <w:t>@</w:t>
+            </w:r>
+            <w:proofErr w:type="gramStart"/>
+            <w:r>
+              <w:rPr>
+                <w:b/>
+                <w:bCs/>
+                <w:highlight w:val="yellow"/>
+                <w:lang w:val="en-IN"/>
+              </w:rPr>
+              <w:t>PostMapping(</w:t>
+            </w:r>
+            <w:proofErr w:type="gramEnd"/>
+            <w:r>
+              <w:rPr>
+                <w:b/>
+                <w:bCs/>
+                <w:highlight w:val="yellow"/>
+                <w:lang w:val="en-IN"/>
+              </w:rPr>
+              <w:t>path = "/saveEmpData2")</w:t>
             </w:r>
           </w:p>
           <w:p>
@@ -9896,7 +10633,17 @@
                 <w:lang w:val="en-IN"/>
               </w:rPr>
               <w:tab/>
-              <w:t xml:space="preserve">return "Hi..." +  </w:t>
+              <w:t xml:space="preserve">return "Hi..." </w:t>
+            </w:r>
+            <w:proofErr w:type="gramStart"/>
+            <w:r>
+              <w:rPr>
+                <w:b/>
+                <w:bCs/>
+                <w:highlight w:val="yellow"/>
+                <w:lang w:val="en-IN"/>
+              </w:rPr>
+              <w:t xml:space="preserve">+  </w:t>
             </w:r>
             <w:proofErr w:type="spellStart"/>
             <w:r>
@@ -9909,6 +10656,7 @@
               <w:t>empObj.getEmpName</w:t>
             </w:r>
             <w:proofErr w:type="spellEnd"/>
+            <w:proofErr w:type="gramEnd"/>
             <w:r>
               <w:rPr>
                 <w:b/>
@@ -9916,8 +10664,19 @@
                 <w:highlight w:val="yellow"/>
                 <w:lang w:val="en-IN"/>
               </w:rPr>
-              <w:t>() + " your data save in DB successfully!" ;</w:t>
-            </w:r>
+              <w:t>() + " your data save in DB successfully!</w:t>
+            </w:r>
+            <w:proofErr w:type="gramStart"/>
+            <w:r>
+              <w:rPr>
+                <w:b/>
+                <w:bCs/>
+                <w:highlight w:val="yellow"/>
+                <w:lang w:val="en-IN"/>
+              </w:rPr>
+              <w:t>" ;</w:t>
+            </w:r>
+            <w:proofErr w:type="gramEnd"/>
             <w:r>
               <w:rPr>
                 <w:b/>
@@ -10290,7 +11049,15 @@
         <w:sym w:font="Wingdings" w:char="F0E0"/>
       </w:r>
       <w:r>
-        <w:t xml:space="preserve"> Repository(DB).</w:t>
+        <w:t xml:space="preserve"> </w:t>
+      </w:r>
+      <w:proofErr w:type="gramStart"/>
+      <w:r>
+        <w:t>Repository(</w:t>
+      </w:r>
+      <w:proofErr w:type="gramEnd"/>
+      <w:r>
+        <w:t>DB).</w:t>
       </w:r>
     </w:p>
     <w:p>
@@ -13319,11 +14086,19 @@
                 <w:lang w:val="en-IN"/>
               </w:rPr>
             </w:pPr>
-            <w:r>
-              <w:rPr>
-                <w:lang w:val="en-IN"/>
-              </w:rPr>
-              <w:t>BINARY(16) / CHAR</w:t>
+            <w:proofErr w:type="gramStart"/>
+            <w:r>
+              <w:rPr>
+                <w:lang w:val="en-IN"/>
+              </w:rPr>
+              <w:t>BINARY(</w:t>
+            </w:r>
+            <w:proofErr w:type="gramEnd"/>
+            <w:r>
+              <w:rPr>
+                <w:lang w:val="en-IN"/>
+              </w:rPr>
+              <w:t>16) / CHAR</w:t>
             </w:r>
           </w:p>
         </w:tc>
@@ -13345,11 +14120,19 @@
                 <w:lang w:val="en-IN"/>
               </w:rPr>
             </w:pPr>
-            <w:r>
-              <w:rPr>
-                <w:lang w:val="en-IN"/>
-              </w:rPr>
-              <w:t>byte[]</w:t>
+            <w:proofErr w:type="gramStart"/>
+            <w:r>
+              <w:rPr>
+                <w:lang w:val="en-IN"/>
+              </w:rPr>
+              <w:t>byte[</w:t>
+            </w:r>
+            <w:proofErr w:type="gramEnd"/>
+            <w:r>
+              <w:rPr>
+                <w:lang w:val="en-IN"/>
+              </w:rPr>
+              <w:t>]</w:t>
             </w:r>
           </w:p>
         </w:tc>
@@ -14517,7 +15300,25 @@
                 <w:lang w:val="en-IN"/>
               </w:rPr>
               <w:br/>
-              <w:t xml:space="preserve">    public static void main(String[] </w:t>
+              <w:t xml:space="preserve">    public static void </w:t>
+            </w:r>
+            <w:proofErr w:type="gramStart"/>
+            <w:r>
+              <w:rPr>
+                <w:sz w:val="16"/>
+                <w:szCs w:val="16"/>
+                <w:lang w:val="en-IN"/>
+              </w:rPr>
+              <w:t>main(String[</w:t>
+            </w:r>
+            <w:proofErr w:type="gramEnd"/>
+            <w:r>
+              <w:rPr>
+                <w:sz w:val="16"/>
+                <w:szCs w:val="16"/>
+                <w:lang w:val="en-IN"/>
+              </w:rPr>
+              <w:t xml:space="preserve">] </w:t>
             </w:r>
             <w:proofErr w:type="spellStart"/>
             <w:r>
@@ -14547,6 +15348,7 @@
               <w:t xml:space="preserve">       </w:t>
             </w:r>
             <w:proofErr w:type="spellStart"/>
+            <w:proofErr w:type="gramStart"/>
             <w:r>
               <w:rPr>
                 <w:sz w:val="16"/>
@@ -14575,6 +15377,7 @@
               <w:t>(</w:t>
             </w:r>
             <w:proofErr w:type="spellStart"/>
+            <w:proofErr w:type="gramEnd"/>
             <w:r>
               <w:rPr>
                 <w:sz w:val="16"/>
@@ -14617,8 +15420,18 @@
                 <w:lang w:val="en-IN"/>
               </w:rPr>
               <w:br/>
-              <w:t xml:space="preserve">    }</w:t>
-            </w:r>
+              <w:t xml:space="preserve">  </w:t>
+            </w:r>
+            <w:proofErr w:type="gramStart"/>
+            <w:r>
+              <w:rPr>
+                <w:sz w:val="16"/>
+                <w:szCs w:val="16"/>
+                <w:lang w:val="en-IN"/>
+              </w:rPr>
+              <w:t xml:space="preserve">  }</w:t>
+            </w:r>
+            <w:proofErr w:type="gramEnd"/>
             <w:r>
               <w:rPr>
                 <w:sz w:val="16"/>
@@ -14646,9 +15459,21 @@
                 <w:lang w:val="en-IN"/>
               </w:rPr>
               <w:br/>
-              <w:t xml:space="preserve">    public void run(</w:t>
+              <w:t xml:space="preserve">    public void </w:t>
+            </w:r>
+            <w:proofErr w:type="gramStart"/>
+            <w:r>
+              <w:rPr>
+                <w:b/>
+                <w:bCs/>
+                <w:sz w:val="16"/>
+                <w:szCs w:val="16"/>
+                <w:lang w:val="en-IN"/>
+              </w:rPr>
+              <w:t>run(</w:t>
             </w:r>
             <w:proofErr w:type="spellStart"/>
+            <w:proofErr w:type="gramEnd"/>
             <w:r>
               <w:rPr>
                 <w:b/>
@@ -14752,8 +15577,18 @@
                 <w:lang w:val="en-IN"/>
               </w:rPr>
               <w:br/>
-              <w:t xml:space="preserve">    }</w:t>
-            </w:r>
+              <w:t xml:space="preserve">  </w:t>
+            </w:r>
+            <w:proofErr w:type="gramStart"/>
+            <w:r>
+              <w:rPr>
+                <w:sz w:val="16"/>
+                <w:szCs w:val="16"/>
+                <w:lang w:val="en-IN"/>
+              </w:rPr>
+              <w:t xml:space="preserve">  }</w:t>
+            </w:r>
+            <w:proofErr w:type="gramEnd"/>
             <w:r>
               <w:rPr>
                 <w:sz w:val="16"/>
@@ -14848,7 +15683,25 @@
                 <w:lang w:val="en-IN"/>
               </w:rPr>
               <w:br/>
-              <w:t xml:space="preserve">    public static void main(String[] </w:t>
+              <w:t xml:space="preserve">    public static void </w:t>
+            </w:r>
+            <w:proofErr w:type="gramStart"/>
+            <w:r>
+              <w:rPr>
+                <w:sz w:val="16"/>
+                <w:szCs w:val="16"/>
+                <w:lang w:val="en-IN"/>
+              </w:rPr>
+              <w:t>main(String[</w:t>
+            </w:r>
+            <w:proofErr w:type="gramEnd"/>
+            <w:r>
+              <w:rPr>
+                <w:sz w:val="16"/>
+                <w:szCs w:val="16"/>
+                <w:lang w:val="en-IN"/>
+              </w:rPr>
+              <w:t xml:space="preserve">] </w:t>
             </w:r>
             <w:proofErr w:type="spellStart"/>
             <w:r>
@@ -14878,6 +15731,7 @@
               <w:t xml:space="preserve">       </w:t>
             </w:r>
             <w:proofErr w:type="spellStart"/>
+            <w:proofErr w:type="gramStart"/>
             <w:r>
               <w:rPr>
                 <w:sz w:val="16"/>
@@ -14906,6 +15760,7 @@
               <w:t>(</w:t>
             </w:r>
             <w:proofErr w:type="spellStart"/>
+            <w:proofErr w:type="gramEnd"/>
             <w:r>
               <w:rPr>
                 <w:sz w:val="16"/>
@@ -14948,8 +15803,18 @@
                 <w:lang w:val="en-IN"/>
               </w:rPr>
               <w:br/>
-              <w:t xml:space="preserve">    }</w:t>
-            </w:r>
+              <w:t xml:space="preserve">  </w:t>
+            </w:r>
+            <w:proofErr w:type="gramStart"/>
+            <w:r>
+              <w:rPr>
+                <w:sz w:val="16"/>
+                <w:szCs w:val="16"/>
+                <w:lang w:val="en-IN"/>
+              </w:rPr>
+              <w:t xml:space="preserve">  }</w:t>
+            </w:r>
+            <w:proofErr w:type="gramEnd"/>
             <w:r>
               <w:rPr>
                 <w:sz w:val="16"/>
@@ -14977,7 +15842,29 @@
                 <w:lang w:val="en-IN"/>
               </w:rPr>
               <w:br/>
-              <w:t xml:space="preserve">    public void run(String... </w:t>
+              <w:t xml:space="preserve">    public void </w:t>
+            </w:r>
+            <w:proofErr w:type="gramStart"/>
+            <w:r>
+              <w:rPr>
+                <w:b/>
+                <w:bCs/>
+                <w:sz w:val="16"/>
+                <w:szCs w:val="16"/>
+                <w:lang w:val="en-IN"/>
+              </w:rPr>
+              <w:t>run(</w:t>
+            </w:r>
+            <w:proofErr w:type="gramEnd"/>
+            <w:r>
+              <w:rPr>
+                <w:b/>
+                <w:bCs/>
+                <w:sz w:val="16"/>
+                <w:szCs w:val="16"/>
+                <w:lang w:val="en-IN"/>
+              </w:rPr>
+              <w:t xml:space="preserve">String... </w:t>
             </w:r>
             <w:proofErr w:type="spellStart"/>
             <w:r>
@@ -15061,8 +15948,18 @@
                 <w:lang w:val="en-IN"/>
               </w:rPr>
               <w:br/>
-              <w:t xml:space="preserve">    }</w:t>
-            </w:r>
+              <w:t xml:space="preserve">  </w:t>
+            </w:r>
+            <w:proofErr w:type="gramStart"/>
+            <w:r>
+              <w:rPr>
+                <w:sz w:val="16"/>
+                <w:szCs w:val="16"/>
+                <w:lang w:val="en-IN"/>
+              </w:rPr>
+              <w:t xml:space="preserve">  }</w:t>
+            </w:r>
+            <w:proofErr w:type="gramEnd"/>
             <w:r>
               <w:rPr>
                 <w:sz w:val="16"/>
@@ -15316,6 +16213,7 @@
         <w:t>--</w:t>
       </w:r>
       <w:proofErr w:type="spellStart"/>
+      <w:proofErr w:type="gramStart"/>
       <w:r>
         <w:rPr>
           <w:b/>
@@ -15325,6 +16223,7 @@
         <w:t>server.port</w:t>
       </w:r>
       <w:proofErr w:type="spellEnd"/>
+      <w:proofErr w:type="gramEnd"/>
       <w:r>
         <w:rPr>
           <w:b/>
@@ -15353,6 +16252,7 @@
         <w:t>--</w:t>
       </w:r>
       <w:proofErr w:type="spellStart"/>
+      <w:proofErr w:type="gramStart"/>
       <w:r>
         <w:rPr>
           <w:b/>
@@ -15362,6 +16262,7 @@
         <w:t>server.port</w:t>
       </w:r>
       <w:proofErr w:type="spellEnd"/>
+      <w:proofErr w:type="gramEnd"/>
       <w:r>
         <w:rPr>
           <w:b/>
@@ -15565,6 +16466,7 @@
         <w:t xml:space="preserve">Properties files are used to keep N number of properties in a single file to run the application in a different environment. In Spring Boot, properties are kept in the </w:t>
       </w:r>
       <w:proofErr w:type="spellStart"/>
+      <w:proofErr w:type="gramStart"/>
       <w:r>
         <w:rPr>
           <w:b/>
@@ -15574,6 +16476,7 @@
         <w:t>application.properties</w:t>
       </w:r>
       <w:proofErr w:type="spellEnd"/>
+      <w:proofErr w:type="gramEnd"/>
       <w:r>
         <w:rPr>
           <w:lang w:val="en-IN"/>
@@ -15609,6 +16512,7 @@
         <w:t xml:space="preserve">The </w:t>
       </w:r>
       <w:proofErr w:type="spellStart"/>
+      <w:proofErr w:type="gramStart"/>
       <w:r>
         <w:rPr>
           <w:lang w:val="en-IN"/>
@@ -15616,6 +16520,7 @@
         <w:t>application.properties</w:t>
       </w:r>
       <w:proofErr w:type="spellEnd"/>
+      <w:proofErr w:type="gramEnd"/>
       <w:r>
         <w:rPr>
           <w:lang w:val="en-IN"/>
@@ -15647,6 +16552,7 @@
         <w:t xml:space="preserve"> directory. The code for sample </w:t>
       </w:r>
       <w:proofErr w:type="spellStart"/>
+      <w:proofErr w:type="gramStart"/>
       <w:r>
         <w:rPr>
           <w:b/>
@@ -15656,6 +16562,7 @@
         <w:t>application.properties</w:t>
       </w:r>
       <w:proofErr w:type="spellEnd"/>
+      <w:proofErr w:type="gramEnd"/>
       <w:r>
         <w:rPr>
           <w:lang w:val="en-IN"/>
@@ -15675,6 +16582,7 @@
       <w:r>
         <w:t>/</w:t>
       </w:r>
+      <w:proofErr w:type="gramStart"/>
       <w:r>
         <w:rPr>
           <w:b/>
@@ -15691,6 +16599,7 @@
         </w:rPr>
         <w:t>esources</w:t>
       </w:r>
+      <w:proofErr w:type="gramEnd"/>
       <w:r>
         <w:rPr>
           <w:b/>
@@ -15727,6 +16636,7 @@
         <w:t xml:space="preserve">What is the difference between </w:t>
       </w:r>
       <w:proofErr w:type="spellStart"/>
+      <w:proofErr w:type="gramStart"/>
       <w:r>
         <w:rPr>
           <w:b/>
@@ -15735,6 +16645,7 @@
         <w:t>a.p</w:t>
       </w:r>
       <w:proofErr w:type="spellEnd"/>
+      <w:proofErr w:type="gramEnd"/>
       <w:r>
         <w:rPr>
           <w:b/>
@@ -15797,6 +16708,7 @@
         <w:t xml:space="preserve">Spring Boot supports YAML based properties configurations to run the application. Instead of </w:t>
       </w:r>
       <w:proofErr w:type="spellStart"/>
+      <w:proofErr w:type="gramStart"/>
       <w:r>
         <w:rPr>
           <w:b/>
@@ -15806,6 +16718,7 @@
         <w:t>application.properties</w:t>
       </w:r>
       <w:proofErr w:type="spellEnd"/>
+      <w:proofErr w:type="gramEnd"/>
       <w:r>
         <w:rPr>
           <w:lang w:val="en-IN"/>
@@ -16076,6 +16989,7 @@
         <w:t>-</w:t>
       </w:r>
       <w:proofErr w:type="spellStart"/>
+      <w:proofErr w:type="gramStart"/>
       <w:r>
         <w:rPr>
           <w:b/>
@@ -16086,6 +17000,7 @@
         <w:t>Dspring.config.location</w:t>
       </w:r>
       <w:proofErr w:type="spellEnd"/>
+      <w:proofErr w:type="gramEnd"/>
       <w:r>
         <w:rPr>
           <w:lang w:val="en-IN"/>
@@ -16195,7 +17110,15 @@
           <w:b/>
           <w:bCs/>
         </w:rPr>
-        <w:t>java -jar demo-0.0.1-SNAPSHOT.jar</w:t>
+        <w:t xml:space="preserve">java -jar </w:t>
+      </w:r>
+      <w:proofErr w:type="gramStart"/>
+      <w:r>
+        <w:rPr>
+          <w:b/>
+          <w:bCs/>
+        </w:rPr>
+        <w:t>demo-0.0.1-SNAPSHOT.jar</w:t>
       </w:r>
       <w:r>
         <w:rPr>
@@ -16230,6 +17153,7 @@
         <w:t>server.port</w:t>
       </w:r>
       <w:proofErr w:type="spellEnd"/>
+      <w:proofErr w:type="gramEnd"/>
       <w:r>
         <w:rPr>
           <w:b/>
@@ -16334,6 +17258,7 @@
         <w:t>-</w:t>
       </w:r>
       <w:proofErr w:type="spellStart"/>
+      <w:proofErr w:type="gramStart"/>
       <w:r>
         <w:rPr>
           <w:b/>
@@ -16343,6 +17268,7 @@
         <w:t>server.port</w:t>
       </w:r>
       <w:proofErr w:type="spellEnd"/>
+      <w:proofErr w:type="gramEnd"/>
       <w:r>
         <w:rPr>
           <w:b/>
@@ -16351,13 +17277,7 @@
         <w:t xml:space="preserve"> </w:t>
       </w:r>
       <w:r>
-        <w:t xml:space="preserve">we need to mention in the command </w:t>
-      </w:r>
-      <w:r>
-        <w:t>after</w:t>
-      </w:r>
-      <w:r>
-        <w:t xml:space="preserve"> the .jar file.</w:t>
+        <w:t>we need to mention in the command after the .jar file.</w:t>
       </w:r>
     </w:p>
     <w:p>
@@ -16669,7 +17589,25 @@
                 <w:lang w:val="en-IN"/>
               </w:rPr>
               <w:br/>
-              <w:t xml:space="preserve">    public static void main(String[] </w:t>
+              <w:t xml:space="preserve">    public static void </w:t>
+            </w:r>
+            <w:proofErr w:type="gramStart"/>
+            <w:r>
+              <w:rPr>
+                <w:sz w:val="16"/>
+                <w:szCs w:val="16"/>
+                <w:lang w:val="en-IN"/>
+              </w:rPr>
+              <w:t>main(String[</w:t>
+            </w:r>
+            <w:proofErr w:type="gramEnd"/>
+            <w:r>
+              <w:rPr>
+                <w:sz w:val="16"/>
+                <w:szCs w:val="16"/>
+                <w:lang w:val="en-IN"/>
+              </w:rPr>
+              <w:t xml:space="preserve">] </w:t>
             </w:r>
             <w:proofErr w:type="spellStart"/>
             <w:r>
@@ -16699,6 +17637,7 @@
               <w:t xml:space="preserve">       </w:t>
             </w:r>
             <w:proofErr w:type="spellStart"/>
+            <w:proofErr w:type="gramStart"/>
             <w:r>
               <w:rPr>
                 <w:sz w:val="16"/>
@@ -16727,6 +17666,7 @@
               <w:t>(</w:t>
             </w:r>
             <w:proofErr w:type="spellStart"/>
+            <w:proofErr w:type="gramEnd"/>
             <w:r>
               <w:rPr>
                 <w:sz w:val="16"/>
@@ -16769,8 +17709,18 @@
                 <w:lang w:val="en-IN"/>
               </w:rPr>
               <w:br/>
-              <w:t xml:space="preserve">    }</w:t>
-            </w:r>
+              <w:t xml:space="preserve">  </w:t>
+            </w:r>
+            <w:proofErr w:type="gramStart"/>
+            <w:r>
+              <w:rPr>
+                <w:sz w:val="16"/>
+                <w:szCs w:val="16"/>
+                <w:lang w:val="en-IN"/>
+              </w:rPr>
+              <w:t xml:space="preserve">  }</w:t>
+            </w:r>
+            <w:proofErr w:type="gramEnd"/>
             <w:r>
               <w:rPr>
                 <w:sz w:val="16"/>
@@ -16778,7 +17728,25 @@
                 <w:lang w:val="en-IN"/>
               </w:rPr>
               <w:br/>
-              <w:t xml:space="preserve">    @RequestMapping(value = "/")</w:t>
+              <w:t xml:space="preserve">    @</w:t>
+            </w:r>
+            <w:proofErr w:type="gramStart"/>
+            <w:r>
+              <w:rPr>
+                <w:sz w:val="16"/>
+                <w:szCs w:val="16"/>
+                <w:lang w:val="en-IN"/>
+              </w:rPr>
+              <w:t>RequestMapping(</w:t>
+            </w:r>
+            <w:proofErr w:type="gramEnd"/>
+            <w:r>
+              <w:rPr>
+                <w:sz w:val="16"/>
+                <w:szCs w:val="16"/>
+                <w:lang w:val="en-IN"/>
+              </w:rPr>
+              <w:t>value = "/")</w:t>
             </w:r>
             <w:r>
               <w:rPr>
@@ -16787,7 +17755,25 @@
                 <w:lang w:val="en-IN"/>
               </w:rPr>
               <w:br/>
-              <w:t xml:space="preserve">    public String name() {</w:t>
+              <w:t xml:space="preserve">    public String </w:t>
+            </w:r>
+            <w:proofErr w:type="gramStart"/>
+            <w:r>
+              <w:rPr>
+                <w:sz w:val="16"/>
+                <w:szCs w:val="16"/>
+                <w:lang w:val="en-IN"/>
+              </w:rPr>
+              <w:t>name(</w:t>
+            </w:r>
+            <w:proofErr w:type="gramEnd"/>
+            <w:r>
+              <w:rPr>
+                <w:sz w:val="16"/>
+                <w:szCs w:val="16"/>
+                <w:lang w:val="en-IN"/>
+              </w:rPr>
+              <w:t>) {</w:t>
             </w:r>
             <w:r>
               <w:rPr>
@@ -16823,8 +17809,18 @@
                 <w:lang w:val="en-IN"/>
               </w:rPr>
               <w:br/>
-              <w:t xml:space="preserve">    }</w:t>
-            </w:r>
+              <w:t xml:space="preserve">  </w:t>
+            </w:r>
+            <w:proofErr w:type="gramStart"/>
+            <w:r>
+              <w:rPr>
+                <w:sz w:val="16"/>
+                <w:szCs w:val="16"/>
+                <w:lang w:val="en-IN"/>
+              </w:rPr>
+              <w:t xml:space="preserve">  }</w:t>
+            </w:r>
+            <w:proofErr w:type="gramEnd"/>
             <w:r>
               <w:rPr>
                 <w:sz w:val="16"/>
@@ -17243,7 +18239,31 @@
                 <w:highlight w:val="yellow"/>
                 <w:lang w:val="en-IN"/>
               </w:rPr>
-              <w:t>@Value("${server.port}")</w:t>
+              <w:t>@Value("${</w:t>
+            </w:r>
+            <w:proofErr w:type="gramStart"/>
+            <w:r>
+              <w:rPr>
+                <w:b/>
+                <w:bCs/>
+                <w:sz w:val="16"/>
+                <w:szCs w:val="16"/>
+                <w:highlight w:val="yellow"/>
+                <w:lang w:val="en-IN"/>
+              </w:rPr>
+              <w:t>server.port</w:t>
+            </w:r>
+            <w:proofErr w:type="gramEnd"/>
+            <w:r>
+              <w:rPr>
+                <w:b/>
+                <w:bCs/>
+                <w:sz w:val="16"/>
+                <w:szCs w:val="16"/>
+                <w:highlight w:val="yellow"/>
+                <w:lang w:val="en-IN"/>
+              </w:rPr>
+              <w:t>}")</w:t>
             </w:r>
             <w:r>
               <w:rPr>
@@ -18079,7 +19099,11 @@
           </w:p>
           <w:p>
             <w:r>
-              <w:t>@Value("${spring.application.name</w:t>
+              <w:t>@Value("${</w:t>
+            </w:r>
+            <w:proofErr w:type="gramStart"/>
+            <w:r>
+              <w:t>spring.application.name</w:t>
             </w:r>
             <w:r>
               <w:rPr>
@@ -18088,6 +19112,7 @@
               </w:rPr>
               <w:t>:demoservice</w:t>
             </w:r>
+            <w:proofErr w:type="gramEnd"/>
             <w:r>
               <w:t>}")</w:t>
             </w:r>
@@ -18103,8 +19128,23 @@
               <w:rPr>
                 <w:lang w:val="en-IN"/>
               </w:rPr>
-              <w:t>@Value("${</w:t>
-            </w:r>
+              <w:t>@</w:t>
+            </w:r>
+            <w:proofErr w:type="gramStart"/>
+            <w:r>
+              <w:rPr>
+                <w:lang w:val="en-IN"/>
+              </w:rPr>
+              <w:t>Value(</w:t>
+            </w:r>
+            <w:proofErr w:type="gramEnd"/>
+            <w:r>
+              <w:rPr>
+                <w:lang w:val="en-IN"/>
+              </w:rPr>
+              <w:t>"${</w:t>
+            </w:r>
+            <w:proofErr w:type="gramStart"/>
             <w:r>
               <w:rPr>
                 <w:b/>
@@ -18113,6 +19153,7 @@
               </w:rPr>
               <w:t>server.port</w:t>
             </w:r>
+            <w:proofErr w:type="gramEnd"/>
             <w:r>
               <w:rPr>
                 <w:lang w:val="en-IN"/>
@@ -18174,6 +19215,465 @@
         </w:rPr>
       </w:pPr>
     </w:p>
+    <w:tbl>
+      <w:tblPr>
+        <w:tblStyle w:val="TableGrid"/>
+        <w:tblW w:w="0" w:type="auto"/>
+        <w:tblLook w:val="04A0" w:firstRow="1" w:lastRow="0" w:firstColumn="1" w:lastColumn="0" w:noHBand="0" w:noVBand="1"/>
+      </w:tblPr>
+      <w:tblGrid>
+        <w:gridCol w:w="11016"/>
+      </w:tblGrid>
+      <w:tr>
+        <w:tc>
+          <w:tcPr>
+            <w:tcW w:w="11016" w:type="dxa"/>
+          </w:tcPr>
+          <w:p>
+            <w:pPr>
+              <w:rPr>
+                <w:lang w:val="en-IN"/>
+              </w:rPr>
+            </w:pPr>
+            <w:r>
+              <w:t>&gt;</w:t>
+            </w:r>
+            <w:r>
+              <w:t>demo\build\libs&gt;</w:t>
+            </w:r>
+            <w:r>
+              <w:rPr>
+                <w:b/>
+                <w:bCs/>
+              </w:rPr>
+              <w:t xml:space="preserve">java -jar </w:t>
+            </w:r>
+            <w:r>
+              <w:rPr>
+                <w:b/>
+                <w:bCs/>
+                <w:highlight w:val="yellow"/>
+              </w:rPr>
+              <w:t>-</w:t>
+            </w:r>
+            <w:proofErr w:type="spellStart"/>
+            <w:r>
+              <w:rPr>
+                <w:b/>
+                <w:bCs/>
+                <w:highlight w:val="yellow"/>
+              </w:rPr>
+              <w:t>Dserver.port</w:t>
+            </w:r>
+            <w:proofErr w:type="spellEnd"/>
+            <w:r>
+              <w:rPr>
+                <w:b/>
+                <w:bCs/>
+              </w:rPr>
+              <w:t>=9003 demo-0.0.1-SNAPSHOT.jar</w:t>
+            </w:r>
+            <w:r>
+              <w:rPr>
+                <w:b/>
+                <w:bCs/>
+              </w:rPr>
+              <w:t xml:space="preserve"> </w:t>
+            </w:r>
+            <w:r>
+              <w:rPr>
+                <w:b/>
+                <w:bCs/>
+              </w:rPr>
+              <w:sym w:font="Wingdings" w:char="F0E8"/>
+            </w:r>
+            <w:r>
+              <w:rPr>
+                <w:b/>
+                <w:bCs/>
+              </w:rPr>
+              <w:t xml:space="preserve"> system property.</w:t>
+            </w:r>
+          </w:p>
+        </w:tc>
+      </w:tr>
+      <w:tr>
+        <w:tc>
+          <w:tcPr>
+            <w:tcW w:w="11016" w:type="dxa"/>
+          </w:tcPr>
+          <w:p>
+            <w:pPr>
+              <w:rPr>
+                <w:lang w:val="en-IN"/>
+              </w:rPr>
+            </w:pPr>
+            <w:r>
+              <w:t>&gt;</w:t>
+            </w:r>
+            <w:r>
+              <w:t>demo\build\libs&gt;</w:t>
+            </w:r>
+            <w:r>
+              <w:rPr>
+                <w:b/>
+                <w:bCs/>
+              </w:rPr>
+              <w:t xml:space="preserve">java -jar </w:t>
+            </w:r>
+            <w:proofErr w:type="gramStart"/>
+            <w:r>
+              <w:rPr>
+                <w:b/>
+                <w:bCs/>
+              </w:rPr>
+              <w:t>demo-0.0.1-SNAPSHOT.jar</w:t>
+            </w:r>
+            <w:r>
+              <w:rPr>
+                <w:b/>
+                <w:bCs/>
+              </w:rPr>
+              <w:t xml:space="preserve">  </w:t>
+            </w:r>
+            <w:r>
+              <w:rPr>
+                <w:b/>
+                <w:bCs/>
+                <w:highlight w:val="yellow"/>
+              </w:rPr>
+              <w:t>-</w:t>
+            </w:r>
+            <w:r>
+              <w:rPr>
+                <w:b/>
+                <w:bCs/>
+                <w:highlight w:val="yellow"/>
+              </w:rPr>
+              <w:t>-</w:t>
+            </w:r>
+            <w:proofErr w:type="spellStart"/>
+            <w:r>
+              <w:rPr>
+                <w:b/>
+                <w:bCs/>
+                <w:highlight w:val="yellow"/>
+              </w:rPr>
+              <w:t>server.port</w:t>
+            </w:r>
+            <w:proofErr w:type="spellEnd"/>
+            <w:proofErr w:type="gramEnd"/>
+            <w:r>
+              <w:rPr>
+                <w:b/>
+                <w:bCs/>
+              </w:rPr>
+              <w:t>=9003</w:t>
+            </w:r>
+            <w:r>
+              <w:rPr>
+                <w:b/>
+                <w:bCs/>
+              </w:rPr>
+              <w:t xml:space="preserve"> </w:t>
+            </w:r>
+            <w:r>
+              <w:rPr>
+                <w:b/>
+                <w:bCs/>
+              </w:rPr>
+              <w:sym w:font="Wingdings" w:char="F0E8"/>
+            </w:r>
+            <w:r>
+              <w:rPr>
+                <w:b/>
+                <w:bCs/>
+              </w:rPr>
+              <w:t xml:space="preserve"> CMD line </w:t>
+            </w:r>
+            <w:proofErr w:type="spellStart"/>
+            <w:r>
+              <w:rPr>
+                <w:b/>
+                <w:bCs/>
+              </w:rPr>
+              <w:t>arg</w:t>
+            </w:r>
+            <w:proofErr w:type="spellEnd"/>
+          </w:p>
+        </w:tc>
+      </w:tr>
+      <w:tr>
+        <w:tc>
+          <w:tcPr>
+            <w:tcW w:w="11016" w:type="dxa"/>
+          </w:tcPr>
+          <w:p>
+            <w:pPr>
+              <w:rPr>
+                <w:b/>
+                <w:bCs/>
+                <w:lang w:val="en-IN"/>
+              </w:rPr>
+            </w:pPr>
+            <w:r>
+              <w:rPr>
+                <w:lang w:val="en-IN"/>
+              </w:rPr>
+              <w:t>$ java -jar ./build/libs/demo-0.0.1-SNAPSHOT.jar -</w:t>
+            </w:r>
+            <w:proofErr w:type="spellStart"/>
+            <w:proofErr w:type="gramStart"/>
+            <w:r>
+              <w:rPr>
+                <w:b/>
+                <w:bCs/>
+                <w:lang w:val="en-IN"/>
+              </w:rPr>
+              <w:t>Dspring.</w:t>
+            </w:r>
+            <w:r>
+              <w:rPr>
+                <w:b/>
+                <w:bCs/>
+                <w:highlight w:val="yellow"/>
+                <w:lang w:val="en-IN"/>
+              </w:rPr>
+              <w:t>config.location</w:t>
+            </w:r>
+            <w:proofErr w:type="spellEnd"/>
+            <w:proofErr w:type="gramEnd"/>
+            <w:r>
+              <w:rPr>
+                <w:b/>
+                <w:bCs/>
+                <w:highlight w:val="yellow"/>
+                <w:lang w:val="en-IN"/>
+              </w:rPr>
+              <w:t>=./build/test/</w:t>
+            </w:r>
+            <w:proofErr w:type="spellStart"/>
+            <w:r>
+              <w:rPr>
+                <w:b/>
+                <w:bCs/>
+                <w:highlight w:val="yellow"/>
+                <w:lang w:val="en-IN"/>
+              </w:rPr>
+              <w:t>application.yaml</w:t>
+            </w:r>
+            <w:proofErr w:type="spellEnd"/>
+          </w:p>
+          <w:p>
+            <w:pPr>
+              <w:rPr>
+                <w:lang w:val="en-IN"/>
+              </w:rPr>
+            </w:pPr>
+            <w:r>
+              <w:rPr>
+                <w:lang w:val="en-IN"/>
+              </w:rPr>
+              <w:t>$ java -jar ./build/libs/demo-0.0.1-SNAPSHOT.jar -</w:t>
+            </w:r>
+            <w:r>
+              <w:rPr>
+                <w:lang w:val="en-IN"/>
+              </w:rPr>
+              <w:t>-</w:t>
+            </w:r>
+            <w:proofErr w:type="spellStart"/>
+            <w:r>
+              <w:rPr>
+                <w:b/>
+                <w:bCs/>
+                <w:lang w:val="en-IN"/>
+              </w:rPr>
+              <w:t>spring.</w:t>
+            </w:r>
+            <w:proofErr w:type="gramStart"/>
+            <w:r>
+              <w:rPr>
+                <w:b/>
+                <w:bCs/>
+                <w:highlight w:val="yellow"/>
+                <w:lang w:val="en-IN"/>
+              </w:rPr>
+              <w:t>config.location</w:t>
+            </w:r>
+            <w:proofErr w:type="spellEnd"/>
+            <w:proofErr w:type="gramEnd"/>
+            <w:r>
+              <w:rPr>
+                <w:b/>
+                <w:bCs/>
+                <w:highlight w:val="yellow"/>
+                <w:lang w:val="en-IN"/>
+              </w:rPr>
+              <w:t>=./build/test/</w:t>
+            </w:r>
+            <w:proofErr w:type="spellStart"/>
+            <w:r>
+              <w:rPr>
+                <w:b/>
+                <w:bCs/>
+                <w:highlight w:val="yellow"/>
+                <w:lang w:val="en-IN"/>
+              </w:rPr>
+              <w:t>application.yaml</w:t>
+            </w:r>
+            <w:proofErr w:type="spellEnd"/>
+          </w:p>
+        </w:tc>
+      </w:tr>
+      <w:tr>
+        <w:tc>
+          <w:tcPr>
+            <w:tcW w:w="11016" w:type="dxa"/>
+          </w:tcPr>
+          <w:p>
+            <w:pPr>
+              <w:rPr>
+                <w:b/>
+                <w:bCs/>
+                <w:lang w:val="en-IN"/>
+              </w:rPr>
+            </w:pPr>
+            <w:r>
+              <w:rPr>
+                <w:lang w:val="en-IN"/>
+              </w:rPr>
+              <w:t xml:space="preserve">$ java -jar ./build/libs/demo-0.0.1-SNAPSHOT.jar </w:t>
+            </w:r>
+            <w:r>
+              <w:rPr>
+                <w:b/>
+                <w:bCs/>
+                <w:highlight w:val="yellow"/>
+                <w:lang w:val="en-IN"/>
+              </w:rPr>
+              <w:t>-</w:t>
+            </w:r>
+            <w:proofErr w:type="spellStart"/>
+            <w:proofErr w:type="gramStart"/>
+            <w:r>
+              <w:rPr>
+                <w:b/>
+                <w:bCs/>
+                <w:highlight w:val="yellow"/>
+                <w:lang w:val="en-IN"/>
+              </w:rPr>
+              <w:t>Dspring.config.location</w:t>
+            </w:r>
+            <w:proofErr w:type="spellEnd"/>
+            <w:r>
+              <w:rPr>
+                <w:b/>
+                <w:bCs/>
+                <w:highlight w:val="yellow"/>
+                <w:lang w:val="en-IN"/>
+              </w:rPr>
+              <w:t>=./</w:t>
+            </w:r>
+            <w:proofErr w:type="gramEnd"/>
+            <w:r>
+              <w:rPr>
+                <w:b/>
+                <w:bCs/>
+                <w:highlight w:val="yellow"/>
+                <w:lang w:val="en-IN"/>
+              </w:rPr>
+              <w:t>build/test/</w:t>
+            </w:r>
+          </w:p>
+          <w:p>
+            <w:pPr>
+              <w:rPr>
+                <w:lang w:val="en-IN"/>
+              </w:rPr>
+            </w:pPr>
+            <w:r>
+              <w:rPr>
+                <w:lang w:val="en-IN"/>
+              </w:rPr>
+              <w:t xml:space="preserve">$ java -jar ./build/libs/demo-0.0.1-SNAPSHOT.jar </w:t>
+            </w:r>
+            <w:r>
+              <w:rPr>
+                <w:b/>
+                <w:bCs/>
+                <w:highlight w:val="yellow"/>
+                <w:lang w:val="en-IN"/>
+              </w:rPr>
+              <w:t>-</w:t>
+            </w:r>
+            <w:r>
+              <w:rPr>
+                <w:b/>
+                <w:bCs/>
+                <w:highlight w:val="yellow"/>
+                <w:lang w:val="en-IN"/>
+              </w:rPr>
+              <w:t>-</w:t>
+            </w:r>
+            <w:proofErr w:type="spellStart"/>
+            <w:r>
+              <w:rPr>
+                <w:b/>
+                <w:bCs/>
+                <w:highlight w:val="yellow"/>
+                <w:lang w:val="en-IN"/>
+              </w:rPr>
+              <w:t>spring.</w:t>
+            </w:r>
+            <w:proofErr w:type="gramStart"/>
+            <w:r>
+              <w:rPr>
+                <w:b/>
+                <w:bCs/>
+                <w:highlight w:val="yellow"/>
+                <w:lang w:val="en-IN"/>
+              </w:rPr>
+              <w:t>config.location</w:t>
+            </w:r>
+            <w:proofErr w:type="spellEnd"/>
+            <w:r>
+              <w:rPr>
+                <w:b/>
+                <w:bCs/>
+                <w:highlight w:val="yellow"/>
+                <w:lang w:val="en-IN"/>
+              </w:rPr>
+              <w:t>=./</w:t>
+            </w:r>
+            <w:proofErr w:type="gramEnd"/>
+            <w:r>
+              <w:rPr>
+                <w:b/>
+                <w:bCs/>
+                <w:highlight w:val="yellow"/>
+                <w:lang w:val="en-IN"/>
+              </w:rPr>
+              <w:t>build/test/</w:t>
+            </w:r>
+          </w:p>
+        </w:tc>
+      </w:tr>
+      <w:tr>
+        <w:tc>
+          <w:tcPr>
+            <w:tcW w:w="11016" w:type="dxa"/>
+          </w:tcPr>
+          <w:p>
+            <w:pPr>
+              <w:rPr>
+                <w:lang w:val="en-IN"/>
+              </w:rPr>
+            </w:pPr>
+          </w:p>
+        </w:tc>
+      </w:tr>
+    </w:tbl>
     <w:p>
       <w:pPr>
         <w:spacing w:after="0" w:line="240" w:lineRule="auto"/>
@@ -18189,19 +19689,756 @@
           <w:lang w:val="en-IN"/>
         </w:rPr>
       </w:pPr>
-    </w:p>
-    <w:p>
-      <w:pPr>
-        <w:spacing w:after="0" w:line="240" w:lineRule="auto"/>
+      <w:r>
         <w:rPr>
           <w:lang w:val="en-IN"/>
         </w:rPr>
-      </w:pPr>
-    </w:p>
-    <w:p>
-      <w:pPr>
-        <w:spacing w:after="0" w:line="240" w:lineRule="auto"/>
-      </w:pPr>
+        <w:t>Same above passed arguments in CLI/</w:t>
+      </w:r>
+      <w:proofErr w:type="spellStart"/>
+      <w:r>
+        <w:rPr>
+          <w:lang w:val="en-IN"/>
+        </w:rPr>
+        <w:t>Gitbash</w:t>
+      </w:r>
+      <w:proofErr w:type="spellEnd"/>
+      <w:r>
+        <w:rPr>
+          <w:lang w:val="en-IN"/>
+        </w:rPr>
+        <w:t xml:space="preserve"> same we can achieve in </w:t>
+      </w:r>
+      <w:proofErr w:type="spellStart"/>
+      <w:r>
+        <w:rPr>
+          <w:lang w:val="en-IN"/>
+        </w:rPr>
+        <w:t>intelliJ</w:t>
+      </w:r>
+      <w:proofErr w:type="spellEnd"/>
+      <w:r>
+        <w:rPr>
+          <w:lang w:val="en-IN"/>
+        </w:rPr>
+        <w:t xml:space="preserve"> also.</w:t>
+      </w:r>
+    </w:p>
+    <w:p>
+      <w:pPr>
+        <w:spacing w:after="0" w:line="240" w:lineRule="auto"/>
+      </w:pPr>
+      <w:r>
+        <w:t>In IntelliJ edit setting inside “Program arguments” we only allowed to specify “Command line arguments</w:t>
+      </w:r>
+      <w:r>
+        <w:t xml:space="preserve"> [--key=value]</w:t>
+      </w:r>
+      <w:r>
+        <w:t>” only.</w:t>
+      </w:r>
+    </w:p>
+    <w:p>
+      <w:pPr>
+        <w:spacing w:after="0" w:line="240" w:lineRule="auto"/>
+      </w:pPr>
+      <w:r>
+        <w:drawing>
+          <wp:inline distT="0" distB="0" distL="0" distR="0" wp14:anchorId="03B0CDD6" wp14:editId="0A712E99">
+            <wp:extent cx="4415525" cy="2097374"/>
+            <wp:effectExtent l="0" t="0" r="0" b="0"/>
+            <wp:docPr id="570439541" name="Picture 1"/>
+            <wp:cNvGraphicFramePr>
+              <a:graphicFrameLocks xmlns:a="http://schemas.openxmlformats.org/drawingml/2006/main" noChangeAspect="1"/>
+            </wp:cNvGraphicFramePr>
+            <a:graphic xmlns:a="http://schemas.openxmlformats.org/drawingml/2006/main">
+              <a:graphicData uri="http://schemas.openxmlformats.org/drawingml/2006/picture">
+                <pic:pic xmlns:pic="http://schemas.openxmlformats.org/drawingml/2006/picture">
+                  <pic:nvPicPr>
+                    <pic:cNvPr id="570439541" name=""/>
+                    <pic:cNvPicPr/>
+                  </pic:nvPicPr>
+                  <pic:blipFill>
+                    <a:blip r:embed="rId49"/>
+                    <a:stretch>
+                      <a:fillRect/>
+                    </a:stretch>
+                  </pic:blipFill>
+                  <pic:spPr>
+                    <a:xfrm>
+                      <a:off x="0" y="0"/>
+                      <a:ext cx="4427611" cy="2103115"/>
+                    </a:xfrm>
+                    <a:prstGeom prst="rect">
+                      <a:avLst/>
+                    </a:prstGeom>
+                  </pic:spPr>
+                </pic:pic>
+              </a:graphicData>
+            </a:graphic>
+          </wp:inline>
+        </w:drawing>
+      </w:r>
+    </w:p>
+    <w:p>
+      <w:pPr>
+        <w:spacing w:after="0" w:line="240" w:lineRule="auto"/>
+      </w:pPr>
+    </w:p>
+    <w:p>
+      <w:pPr>
+        <w:spacing w:after="0" w:line="240" w:lineRule="auto"/>
+      </w:pPr>
+      <w:r>
+        <w:drawing>
+          <wp:inline distT="0" distB="0" distL="0" distR="0" wp14:anchorId="036B2B94" wp14:editId="513ECE4B">
+            <wp:extent cx="5046314" cy="2246544"/>
+            <wp:effectExtent l="0" t="0" r="0" b="0"/>
+            <wp:docPr id="1197809856" name="Picture 1"/>
+            <wp:cNvGraphicFramePr>
+              <a:graphicFrameLocks xmlns:a="http://schemas.openxmlformats.org/drawingml/2006/main" noChangeAspect="1"/>
+            </wp:cNvGraphicFramePr>
+            <a:graphic xmlns:a="http://schemas.openxmlformats.org/drawingml/2006/main">
+              <a:graphicData uri="http://schemas.openxmlformats.org/drawingml/2006/picture">
+                <pic:pic xmlns:pic="http://schemas.openxmlformats.org/drawingml/2006/picture">
+                  <pic:nvPicPr>
+                    <pic:cNvPr id="1197809856" name=""/>
+                    <pic:cNvPicPr/>
+                  </pic:nvPicPr>
+                  <pic:blipFill>
+                    <a:blip r:embed="rId50"/>
+                    <a:stretch>
+                      <a:fillRect/>
+                    </a:stretch>
+                  </pic:blipFill>
+                  <pic:spPr>
+                    <a:xfrm>
+                      <a:off x="0" y="0"/>
+                      <a:ext cx="5064322" cy="2254561"/>
+                    </a:xfrm>
+                    <a:prstGeom prst="rect">
+                      <a:avLst/>
+                    </a:prstGeom>
+                  </pic:spPr>
+                </pic:pic>
+              </a:graphicData>
+            </a:graphic>
+          </wp:inline>
+        </w:drawing>
+      </w:r>
+    </w:p>
+    <w:p>
+      <w:pPr>
+        <w:spacing w:after="0" w:line="240" w:lineRule="auto"/>
+      </w:pPr>
+      <w:r>
+        <w:t>It will not take “system properties” means it will not accept [-</w:t>
+      </w:r>
+      <w:proofErr w:type="spellStart"/>
+      <w:r>
+        <w:t>Dkey</w:t>
+      </w:r>
+      <w:proofErr w:type="spellEnd"/>
+      <w:r>
+        <w:t>=value].</w:t>
+      </w:r>
+    </w:p>
+    <w:p>
+      <w:pPr>
+        <w:spacing w:after="0" w:line="240" w:lineRule="auto"/>
+      </w:pPr>
+    </w:p>
+    <w:p>
+      <w:pPr>
+        <w:spacing w:after="0" w:line="240" w:lineRule="auto"/>
+      </w:pPr>
+      <w:r>
+        <w:t>In edit setting… “VM options” means we can pass “system properties</w:t>
+      </w:r>
+      <w:proofErr w:type="gramStart"/>
+      <w:r>
+        <w:t>”.[</w:t>
+      </w:r>
+      <w:proofErr w:type="gramEnd"/>
+      <w:r>
+        <w:t>-</w:t>
+      </w:r>
+      <w:proofErr w:type="spellStart"/>
+      <w:r>
+        <w:t>Dkey</w:t>
+      </w:r>
+      <w:proofErr w:type="spellEnd"/>
+      <w:r>
+        <w:t>=value]</w:t>
+      </w:r>
+    </w:p>
+    <w:p>
+      <w:pPr>
+        <w:spacing w:after="0" w:line="240" w:lineRule="auto"/>
+      </w:pPr>
+      <w:r>
+        <w:lastRenderedPageBreak/>
+        <w:drawing>
+          <wp:inline distT="0" distB="0" distL="0" distR="0" wp14:anchorId="7C621DD5" wp14:editId="2DAAD8B8">
+            <wp:extent cx="4043897" cy="2062387"/>
+            <wp:effectExtent l="0" t="0" r="0" b="0"/>
+            <wp:docPr id="1195260889" name="Picture 1"/>
+            <wp:cNvGraphicFramePr>
+              <a:graphicFrameLocks xmlns:a="http://schemas.openxmlformats.org/drawingml/2006/main" noChangeAspect="1"/>
+            </wp:cNvGraphicFramePr>
+            <a:graphic xmlns:a="http://schemas.openxmlformats.org/drawingml/2006/main">
+              <a:graphicData uri="http://schemas.openxmlformats.org/drawingml/2006/picture">
+                <pic:pic xmlns:pic="http://schemas.openxmlformats.org/drawingml/2006/picture">
+                  <pic:nvPicPr>
+                    <pic:cNvPr id="1195260889" name=""/>
+                    <pic:cNvPicPr/>
+                  </pic:nvPicPr>
+                  <pic:blipFill>
+                    <a:blip r:embed="rId51"/>
+                    <a:stretch>
+                      <a:fillRect/>
+                    </a:stretch>
+                  </pic:blipFill>
+                  <pic:spPr>
+                    <a:xfrm>
+                      <a:off x="0" y="0"/>
+                      <a:ext cx="4051834" cy="2066435"/>
+                    </a:xfrm>
+                    <a:prstGeom prst="rect">
+                      <a:avLst/>
+                    </a:prstGeom>
+                  </pic:spPr>
+                </pic:pic>
+              </a:graphicData>
+            </a:graphic>
+          </wp:inline>
+        </w:drawing>
+      </w:r>
+    </w:p>
+    <w:p>
+      <w:pPr>
+        <w:spacing w:after="0" w:line="240" w:lineRule="auto"/>
+      </w:pPr>
+    </w:p>
+    <w:p>
+      <w:pPr>
+        <w:spacing w:after="0" w:line="240" w:lineRule="auto"/>
+      </w:pPr>
+      <w:r>
+        <w:drawing>
+          <wp:inline distT="0" distB="0" distL="0" distR="0" wp14:anchorId="6CB5BF60" wp14:editId="5CA9899D">
+            <wp:extent cx="6858000" cy="2179320"/>
+            <wp:effectExtent l="0" t="0" r="0" b="0"/>
+            <wp:docPr id="885726877" name="Picture 1"/>
+            <wp:cNvGraphicFramePr>
+              <a:graphicFrameLocks xmlns:a="http://schemas.openxmlformats.org/drawingml/2006/main" noChangeAspect="1"/>
+            </wp:cNvGraphicFramePr>
+            <a:graphic xmlns:a="http://schemas.openxmlformats.org/drawingml/2006/main">
+              <a:graphicData uri="http://schemas.openxmlformats.org/drawingml/2006/picture">
+                <pic:pic xmlns:pic="http://schemas.openxmlformats.org/drawingml/2006/picture">
+                  <pic:nvPicPr>
+                    <pic:cNvPr id="885726877" name=""/>
+                    <pic:cNvPicPr/>
+                  </pic:nvPicPr>
+                  <pic:blipFill>
+                    <a:blip r:embed="rId52"/>
+                    <a:stretch>
+                      <a:fillRect/>
+                    </a:stretch>
+                  </pic:blipFill>
+                  <pic:spPr>
+                    <a:xfrm>
+                      <a:off x="0" y="0"/>
+                      <a:ext cx="6858000" cy="2179320"/>
+                    </a:xfrm>
+                    <a:prstGeom prst="rect">
+                      <a:avLst/>
+                    </a:prstGeom>
+                  </pic:spPr>
+                </pic:pic>
+              </a:graphicData>
+            </a:graphic>
+          </wp:inline>
+        </w:drawing>
+      </w:r>
+    </w:p>
+    <w:p>
+      <w:pPr>
+        <w:spacing w:after="0" w:line="240" w:lineRule="auto"/>
+      </w:pPr>
+    </w:p>
+    <w:p>
+      <w:pPr>
+        <w:spacing w:after="0" w:line="240" w:lineRule="auto"/>
+      </w:pPr>
+      <w:proofErr w:type="gramStart"/>
+      <w:r>
+        <w:t>Lets</w:t>
+      </w:r>
+      <w:proofErr w:type="gramEnd"/>
+      <w:r>
+        <w:t xml:space="preserve"> assume we passed CMD line </w:t>
+      </w:r>
+      <w:proofErr w:type="spellStart"/>
+      <w:proofErr w:type="gramStart"/>
+      <w:r>
+        <w:t>args</w:t>
+      </w:r>
+      <w:proofErr w:type="spellEnd"/>
+      <w:r>
+        <w:t>[</w:t>
+      </w:r>
+      <w:proofErr w:type="gramEnd"/>
+      <w:r>
+        <w:t xml:space="preserve">--Key=value, Program </w:t>
+      </w:r>
+      <w:proofErr w:type="spellStart"/>
+      <w:r>
+        <w:t>args</w:t>
+      </w:r>
+      <w:proofErr w:type="spellEnd"/>
+      <w:r>
+        <w:t xml:space="preserve">] and system </w:t>
+      </w:r>
+      <w:proofErr w:type="gramStart"/>
+      <w:r>
+        <w:t>properties[</w:t>
+      </w:r>
+      <w:proofErr w:type="gramEnd"/>
+      <w:r>
+        <w:t>-</w:t>
+      </w:r>
+      <w:proofErr w:type="spellStart"/>
+      <w:r>
+        <w:t>Dkey</w:t>
+      </w:r>
+      <w:proofErr w:type="spellEnd"/>
+      <w:r>
+        <w:t>=value, VM options].</w:t>
+      </w:r>
+    </w:p>
+    <w:p>
+      <w:pPr>
+        <w:spacing w:after="0" w:line="240" w:lineRule="auto"/>
+      </w:pPr>
+      <w:r>
+        <w:t xml:space="preserve">Which one have more priority??? </w:t>
+      </w:r>
+      <w:r>
+        <w:sym w:font="Wingdings" w:char="F0E8"/>
+      </w:r>
+      <w:r>
+        <w:t xml:space="preserve"> ANS: CMD line </w:t>
+      </w:r>
+      <w:proofErr w:type="spellStart"/>
+      <w:r>
+        <w:t>argnt</w:t>
+      </w:r>
+      <w:proofErr w:type="spellEnd"/>
+      <w:r>
+        <w:t xml:space="preserve"> is having more priority.</w:t>
+      </w:r>
+    </w:p>
+    <w:p>
+      <w:pPr>
+        <w:spacing w:after="0" w:line="240" w:lineRule="auto"/>
+      </w:pPr>
+      <w:r>
+        <w:drawing>
+          <wp:inline distT="0" distB="0" distL="0" distR="0" wp14:anchorId="31335425" wp14:editId="204C5B86">
+            <wp:extent cx="6858000" cy="2311400"/>
+            <wp:effectExtent l="0" t="0" r="0" b="0"/>
+            <wp:docPr id="2141858172" name="Picture 1"/>
+            <wp:cNvGraphicFramePr>
+              <a:graphicFrameLocks xmlns:a="http://schemas.openxmlformats.org/drawingml/2006/main" noChangeAspect="1"/>
+            </wp:cNvGraphicFramePr>
+            <a:graphic xmlns:a="http://schemas.openxmlformats.org/drawingml/2006/main">
+              <a:graphicData uri="http://schemas.openxmlformats.org/drawingml/2006/picture">
+                <pic:pic xmlns:pic="http://schemas.openxmlformats.org/drawingml/2006/picture">
+                  <pic:nvPicPr>
+                    <pic:cNvPr id="2141858172" name=""/>
+                    <pic:cNvPicPr/>
+                  </pic:nvPicPr>
+                  <pic:blipFill>
+                    <a:blip r:embed="rId53"/>
+                    <a:stretch>
+                      <a:fillRect/>
+                    </a:stretch>
+                  </pic:blipFill>
+                  <pic:spPr>
+                    <a:xfrm>
+                      <a:off x="0" y="0"/>
+                      <a:ext cx="6858000" cy="2311400"/>
+                    </a:xfrm>
+                    <a:prstGeom prst="rect">
+                      <a:avLst/>
+                    </a:prstGeom>
+                  </pic:spPr>
+                </pic:pic>
+              </a:graphicData>
+            </a:graphic>
+          </wp:inline>
+        </w:drawing>
+      </w:r>
+    </w:p>
+    <w:p>
+      <w:pPr>
+        <w:spacing w:after="0" w:line="240" w:lineRule="auto"/>
+      </w:pPr>
+    </w:p>
+    <w:p>
+      <w:pPr>
+        <w:spacing w:after="0" w:line="240" w:lineRule="auto"/>
+      </w:pPr>
+      <w:r>
+        <w:t xml:space="preserve">If you have more than one value in VM </w:t>
+      </w:r>
+      <w:r>
+        <w:t>options</w:t>
+      </w:r>
+      <w:r>
+        <w:t xml:space="preserve">/System property we need to use </w:t>
+      </w:r>
+      <w:proofErr w:type="gramStart"/>
+      <w:r>
+        <w:t>comma ,</w:t>
+      </w:r>
+      <w:proofErr w:type="gramEnd"/>
+      <w:r>
+        <w:t xml:space="preserve"> as separator</w:t>
+      </w:r>
+      <w:r>
+        <w:t xml:space="preserve"> in </w:t>
+      </w:r>
+      <w:proofErr w:type="spellStart"/>
+      <w:r>
+        <w:t>intelliJ</w:t>
+      </w:r>
+      <w:proofErr w:type="spellEnd"/>
+      <w:r>
+        <w:t>.</w:t>
+      </w:r>
+    </w:p>
+    <w:p>
+      <w:pPr>
+        <w:spacing w:after="0" w:line="240" w:lineRule="auto"/>
+      </w:pPr>
+      <w:r>
+        <w:t xml:space="preserve">If you have more than one value in </w:t>
+      </w:r>
+      <w:r>
+        <w:t xml:space="preserve">Program </w:t>
+      </w:r>
+      <w:proofErr w:type="spellStart"/>
+      <w:r>
+        <w:t>args</w:t>
+      </w:r>
+      <w:proofErr w:type="spellEnd"/>
+      <w:r>
+        <w:t>/</w:t>
+      </w:r>
+      <w:r>
+        <w:t xml:space="preserve">CMD line </w:t>
+      </w:r>
+      <w:proofErr w:type="spellStart"/>
+      <w:r>
+        <w:t>args</w:t>
+      </w:r>
+      <w:proofErr w:type="spellEnd"/>
+      <w:r>
+        <w:t xml:space="preserve"> we need to use </w:t>
+      </w:r>
+      <w:r>
+        <w:t>space</w:t>
+      </w:r>
+      <w:r>
+        <w:t xml:space="preserve"> </w:t>
+      </w:r>
+      <w:r>
+        <w:t xml:space="preserve">as separator in </w:t>
+      </w:r>
+      <w:proofErr w:type="spellStart"/>
+      <w:r>
+        <w:t>intelliJ</w:t>
+      </w:r>
+      <w:proofErr w:type="spellEnd"/>
+      <w:r>
+        <w:t>.</w:t>
+      </w:r>
+    </w:p>
+    <w:p>
+      <w:pPr>
+        <w:spacing w:after="0" w:line="240" w:lineRule="auto"/>
+      </w:pPr>
+      <w:r>
+        <w:t>Below we mentioned, you can see.</w:t>
+      </w:r>
+    </w:p>
+    <w:p>
+      <w:pPr>
+        <w:spacing w:after="0" w:line="240" w:lineRule="auto"/>
+      </w:pPr>
+      <w:r>
+        <w:lastRenderedPageBreak/>
+        <w:drawing>
+          <wp:inline distT="0" distB="0" distL="0" distR="0" wp14:anchorId="7044E4A1" wp14:editId="16B9BFF1">
+            <wp:extent cx="5662434" cy="2682316"/>
+            <wp:effectExtent l="0" t="0" r="0" b="0"/>
+            <wp:docPr id="517711947" name="Picture 1"/>
+            <wp:cNvGraphicFramePr>
+              <a:graphicFrameLocks xmlns:a="http://schemas.openxmlformats.org/drawingml/2006/main" noChangeAspect="1"/>
+            </wp:cNvGraphicFramePr>
+            <a:graphic xmlns:a="http://schemas.openxmlformats.org/drawingml/2006/main">
+              <a:graphicData uri="http://schemas.openxmlformats.org/drawingml/2006/picture">
+                <pic:pic xmlns:pic="http://schemas.openxmlformats.org/drawingml/2006/picture">
+                  <pic:nvPicPr>
+                    <pic:cNvPr id="517711947" name=""/>
+                    <pic:cNvPicPr/>
+                  </pic:nvPicPr>
+                  <pic:blipFill>
+                    <a:blip r:embed="rId54"/>
+                    <a:stretch>
+                      <a:fillRect/>
+                    </a:stretch>
+                  </pic:blipFill>
+                  <pic:spPr>
+                    <a:xfrm>
+                      <a:off x="0" y="0"/>
+                      <a:ext cx="5670564" cy="2686167"/>
+                    </a:xfrm>
+                    <a:prstGeom prst="rect">
+                      <a:avLst/>
+                    </a:prstGeom>
+                  </pic:spPr>
+                </pic:pic>
+              </a:graphicData>
+            </a:graphic>
+          </wp:inline>
+        </w:drawing>
+      </w:r>
+    </w:p>
+    <w:p>
+      <w:pPr>
+        <w:spacing w:after="0" w:line="240" w:lineRule="auto"/>
+      </w:pPr>
+    </w:p>
+    <w:p>
+      <w:pPr>
+        <w:spacing w:after="0" w:line="240" w:lineRule="auto"/>
+      </w:pPr>
+    </w:p>
+    <w:p>
+      <w:pPr>
+        <w:spacing w:after="0" w:line="240" w:lineRule="auto"/>
+      </w:pPr>
+    </w:p>
+    <w:p>
+      <w:pPr>
+        <w:spacing w:after="0" w:line="240" w:lineRule="auto"/>
+      </w:pPr>
+    </w:p>
+    <w:p>
+      <w:pPr>
+        <w:spacing w:after="0" w:line="240" w:lineRule="auto"/>
+      </w:pPr>
+    </w:p>
+    <w:p>
+      <w:pPr>
+        <w:spacing w:after="0" w:line="240" w:lineRule="auto"/>
+      </w:pPr>
+    </w:p>
+    <w:p>
+      <w:pPr>
+        <w:spacing w:after="0" w:line="240" w:lineRule="auto"/>
+      </w:pPr>
+    </w:p>
+    <w:p>
+      <w:pPr>
+        <w:spacing w:after="0" w:line="240" w:lineRule="auto"/>
+      </w:pPr>
+    </w:p>
+    <w:p>
+      <w:pPr>
+        <w:spacing w:after="0" w:line="240" w:lineRule="auto"/>
+      </w:pPr>
+    </w:p>
+    <w:p>
+      <w:pPr>
+        <w:spacing w:after="0" w:line="240" w:lineRule="auto"/>
+      </w:pPr>
+    </w:p>
+    <w:p>
+      <w:pPr>
+        <w:spacing w:after="0" w:line="240" w:lineRule="auto"/>
+      </w:pPr>
+    </w:p>
+    <w:p>
+      <w:pPr>
+        <w:spacing w:after="0" w:line="240" w:lineRule="auto"/>
+      </w:pPr>
+    </w:p>
+    <w:p>
+      <w:pPr>
+        <w:spacing w:after="0" w:line="240" w:lineRule="auto"/>
+      </w:pPr>
+    </w:p>
+    <w:p>
+      <w:pPr>
+        <w:spacing w:after="0" w:line="240" w:lineRule="auto"/>
+      </w:pPr>
+    </w:p>
+    <w:p>
+      <w:pPr>
+        <w:spacing w:after="0" w:line="240" w:lineRule="auto"/>
+      </w:pPr>
+    </w:p>
+    <w:p>
+      <w:pPr>
+        <w:spacing w:after="0" w:line="240" w:lineRule="auto"/>
+      </w:pPr>
+    </w:p>
+    <w:p>
+      <w:pPr>
+        <w:spacing w:after="0" w:line="240" w:lineRule="auto"/>
+      </w:pPr>
+    </w:p>
+    <w:p>
+      <w:pPr>
+        <w:spacing w:after="0" w:line="240" w:lineRule="auto"/>
+      </w:pPr>
+    </w:p>
+    <w:p>
+      <w:pPr>
+        <w:spacing w:after="0" w:line="240" w:lineRule="auto"/>
+      </w:pPr>
+    </w:p>
+    <w:p>
+      <w:pPr>
+        <w:spacing w:after="0" w:line="240" w:lineRule="auto"/>
+      </w:pPr>
+    </w:p>
+    <w:p>
+      <w:pPr>
+        <w:spacing w:after="0" w:line="240" w:lineRule="auto"/>
+      </w:pPr>
+    </w:p>
+    <w:p>
+      <w:pPr>
+        <w:spacing w:after="0" w:line="240" w:lineRule="auto"/>
+      </w:pPr>
+    </w:p>
+    <w:p>
+      <w:pPr>
+        <w:spacing w:after="0" w:line="240" w:lineRule="auto"/>
+      </w:pPr>
+    </w:p>
+    <w:p>
+      <w:pPr>
+        <w:spacing w:after="0" w:line="240" w:lineRule="auto"/>
+      </w:pPr>
+    </w:p>
+    <w:p>
+      <w:pPr>
+        <w:spacing w:after="0" w:line="240" w:lineRule="auto"/>
+      </w:pPr>
+    </w:p>
+    <w:p>
+      <w:pPr>
+        <w:spacing w:after="0" w:line="240" w:lineRule="auto"/>
+      </w:pPr>
+    </w:p>
+    <w:p>
+      <w:pPr>
+        <w:spacing w:after="0" w:line="240" w:lineRule="auto"/>
+      </w:pPr>
+    </w:p>
+    <w:p>
+      <w:pPr>
+        <w:spacing w:after="0" w:line="240" w:lineRule="auto"/>
+      </w:pPr>
+    </w:p>
+    <w:p>
+      <w:pPr>
+        <w:spacing w:after="0" w:line="240" w:lineRule="auto"/>
+      </w:pPr>
+    </w:p>
+    <w:p>
+      <w:pPr>
+        <w:spacing w:after="0" w:line="240" w:lineRule="auto"/>
+      </w:pPr>
+    </w:p>
+    <w:p>
+      <w:pPr>
+        <w:spacing w:after="0" w:line="240" w:lineRule="auto"/>
+      </w:pPr>
+    </w:p>
+    <w:p>
+      <w:pPr>
+        <w:spacing w:after="0" w:line="240" w:lineRule="auto"/>
+      </w:pPr>
+    </w:p>
+    <w:p>
+      <w:pPr>
+        <w:spacing w:after="0" w:line="240" w:lineRule="auto"/>
+      </w:pPr>
+    </w:p>
+    <w:p>
+      <w:pPr>
+        <w:spacing w:after="0" w:line="240" w:lineRule="auto"/>
+      </w:pPr>
+    </w:p>
+    <w:p>
+      <w:pPr>
+        <w:spacing w:after="0" w:line="240" w:lineRule="auto"/>
+      </w:pPr>
+    </w:p>
+    <w:p>
+      <w:pPr>
+        <w:spacing w:after="0" w:line="240" w:lineRule="auto"/>
+      </w:pPr>
+    </w:p>
+    <w:p>
+      <w:pPr>
+        <w:spacing w:after="0" w:line="240" w:lineRule="auto"/>
+      </w:pPr>
+    </w:p>
+    <w:p>
+      <w:pPr>
+        <w:spacing w:after="0" w:line="240" w:lineRule="auto"/>
+      </w:pPr>
+    </w:p>
+    <w:p>
+      <w:pPr>
+        <w:spacing w:after="0" w:line="240" w:lineRule="auto"/>
+      </w:pPr>
+    </w:p>
+    <w:p>
+      <w:pPr>
+        <w:spacing w:after="0" w:line="240" w:lineRule="auto"/>
+      </w:pPr>
+    </w:p>
+    <w:p>
+      <w:pPr>
+        <w:spacing w:after="0" w:line="240" w:lineRule="auto"/>
+      </w:pPr>
+    </w:p>
+    <w:p>
+      <w:pPr>
+        <w:spacing w:after="0" w:line="240" w:lineRule="auto"/>
+      </w:pPr>
+    </w:p>
+    <w:p>
+      <w:pPr>
+        <w:spacing w:after="0" w:line="240" w:lineRule="auto"/>
+      </w:pPr>
+    </w:p>
+    <w:p>
+      <w:pPr>
+        <w:spacing w:after="0" w:line="240" w:lineRule="auto"/>
+      </w:pPr>
+      <w:r>
+        <w:t xml:space="preserve"> </w:t>
+      </w:r>
       <w:r>
         <w:br w:type="page"/>
       </w:r>
@@ -18214,12 +20451,56 @@
           <w:bCs/>
         </w:rPr>
       </w:pPr>
-      <w:r>
-        <w:rPr>
-          <w:b/>
-          <w:bCs/>
-        </w:rPr>
-        <w:lastRenderedPageBreak/>
+    </w:p>
+    <w:p>
+      <w:pPr>
+        <w:spacing w:after="0" w:line="240" w:lineRule="auto"/>
+        <w:rPr>
+          <w:b/>
+          <w:bCs/>
+        </w:rPr>
+      </w:pPr>
+    </w:p>
+    <w:p>
+      <w:pPr>
+        <w:spacing w:after="0" w:line="240" w:lineRule="auto"/>
+        <w:rPr>
+          <w:b/>
+          <w:bCs/>
+        </w:rPr>
+      </w:pPr>
+    </w:p>
+    <w:p>
+      <w:pPr>
+        <w:spacing w:after="0" w:line="240" w:lineRule="auto"/>
+        <w:rPr>
+          <w:b/>
+          <w:bCs/>
+        </w:rPr>
+      </w:pPr>
+    </w:p>
+    <w:p>
+      <w:pPr>
+        <w:spacing w:after="0" w:line="240" w:lineRule="auto"/>
+        <w:rPr>
+          <w:b/>
+          <w:bCs/>
+        </w:rPr>
+      </w:pPr>
+    </w:p>
+    <w:p>
+      <w:pPr>
+        <w:spacing w:after="0" w:line="240" w:lineRule="auto"/>
+        <w:rPr>
+          <w:b/>
+          <w:bCs/>
+        </w:rPr>
+      </w:pPr>
+      <w:r>
+        <w:rPr>
+          <w:b/>
+          <w:bCs/>
+        </w:rPr>
         <w:t xml:space="preserve">Tomcat Deployment: </w:t>
       </w:r>
     </w:p>
@@ -18241,7 +20522,7 @@
       <w:r>
         <w:t xml:space="preserve"> </w:t>
       </w:r>
-      <w:hyperlink r:id="rId49" w:history="1">
+      <w:hyperlink r:id="rId55" w:history="1">
         <w:r>
           <w:rPr>
             <w:rStyle w:val="Hyperlink"/>
@@ -18295,7 +20576,7 @@
                     <pic:cNvPicPr/>
                   </pic:nvPicPr>
                   <pic:blipFill>
-                    <a:blip r:embed="rId50"/>
+                    <a:blip r:embed="rId56"/>
                     <a:stretch>
                       <a:fillRect/>
                     </a:stretch>
@@ -18450,6 +20731,7 @@
               <w:t>manager-</w:t>
             </w:r>
             <w:proofErr w:type="spellStart"/>
+            <w:proofErr w:type="gramStart"/>
             <w:r>
               <w:rPr>
                 <w:b/>
@@ -18458,6 +20740,7 @@
               <w:t>gui,manager</w:t>
             </w:r>
             <w:proofErr w:type="spellEnd"/>
+            <w:proofErr w:type="gramEnd"/>
             <w:r>
               <w:rPr>
                 <w:b/>
@@ -18466,12 +20749,37 @@
               <w:t>-</w:t>
             </w:r>
             <w:proofErr w:type="spellStart"/>
-            <w:r>
-              <w:rPr>
-                <w:b/>
-                <w:bCs/>
-              </w:rPr>
-              <w:t>script,manager-status,admin-gui</w:t>
+            <w:proofErr w:type="gramStart"/>
+            <w:r>
+              <w:rPr>
+                <w:b/>
+                <w:bCs/>
+              </w:rPr>
+              <w:t>script,manager</w:t>
+            </w:r>
+            <w:proofErr w:type="gramEnd"/>
+            <w:r>
+              <w:rPr>
+                <w:b/>
+                <w:bCs/>
+              </w:rPr>
+              <w:t>-</w:t>
+            </w:r>
+            <w:proofErr w:type="gramStart"/>
+            <w:r>
+              <w:rPr>
+                <w:b/>
+                <w:bCs/>
+              </w:rPr>
+              <w:t>status,admin</w:t>
+            </w:r>
+            <w:proofErr w:type="gramEnd"/>
+            <w:r>
+              <w:rPr>
+                <w:b/>
+                <w:bCs/>
+              </w:rPr>
+              <w:t>-gui</w:t>
             </w:r>
             <w:proofErr w:type="spellEnd"/>
             <w:r>
@@ -18584,7 +20892,7 @@
                     <pic:cNvPicPr/>
                   </pic:nvPicPr>
                   <pic:blipFill>
-                    <a:blip r:embed="rId51"/>
+                    <a:blip r:embed="rId57"/>
                     <a:stretch>
                       <a:fillRect/>
                     </a:stretch>
@@ -18618,6 +20926,7 @@
         <w:rPr>
           <w:noProof/>
         </w:rPr>
+        <w:lastRenderedPageBreak/>
         <w:drawing>
           <wp:inline distT="0" distB="0" distL="0" distR="0" wp14:anchorId="043B93E6" wp14:editId="2B5D9C5E">
             <wp:extent cx="6858000" cy="793750"/>
@@ -18634,7 +20943,7 @@
                     <pic:cNvPicPr/>
                   </pic:nvPicPr>
                   <pic:blipFill>
-                    <a:blip r:embed="rId52"/>
+                    <a:blip r:embed="rId58"/>
                     <a:stretch>
                       <a:fillRect/>
                     </a:stretch>
@@ -18697,7 +21006,6 @@
         <w:rPr>
           <w:noProof/>
         </w:rPr>
-        <w:lastRenderedPageBreak/>
         <w:drawing>
           <wp:inline distT="0" distB="0" distL="0" distR="0" wp14:anchorId="1CACA2A5" wp14:editId="4FC99CF4">
             <wp:extent cx="6151418" cy="2926480"/>
@@ -18714,7 +21022,7 @@
                     <pic:cNvPicPr/>
                   </pic:nvPicPr>
                   <pic:blipFill>
-                    <a:blip r:embed="rId53"/>
+                    <a:blip r:embed="rId59"/>
                     <a:stretch>
                       <a:fillRect/>
                     </a:stretch>
@@ -18745,7 +21053,15 @@
         <w:spacing w:after="0" w:line="240" w:lineRule="auto"/>
       </w:pPr>
       <w:r>
-        <w:t xml:space="preserve">To deploy our .war file we need to click on </w:t>
+        <w:t xml:space="preserve">To deploy </w:t>
+      </w:r>
+      <w:proofErr w:type="gramStart"/>
+      <w:r>
+        <w:t>our</w:t>
+      </w:r>
+      <w:proofErr w:type="gramEnd"/>
+      <w:r>
+        <w:t xml:space="preserve"> .war file we need to click on </w:t>
       </w:r>
       <w:r>
         <w:rPr>
@@ -18842,7 +21158,7 @@
                     <pic:cNvPicPr/>
                   </pic:nvPicPr>
                   <pic:blipFill>
-                    <a:blip r:embed="rId54"/>
+                    <a:blip r:embed="rId60"/>
                     <a:stretch>
                       <a:fillRect/>
                     </a:stretch>
@@ -18890,6 +21206,7 @@
         <w:rPr>
           <w:noProof/>
         </w:rPr>
+        <w:lastRenderedPageBreak/>
         <w:drawing>
           <wp:inline distT="0" distB="0" distL="0" distR="0" wp14:anchorId="3B19F2EA" wp14:editId="367F721D">
             <wp:extent cx="5090323" cy="1816963"/>
@@ -18906,7 +21223,7 @@
                     <pic:cNvPicPr/>
                   </pic:nvPicPr>
                   <pic:blipFill>
-                    <a:blip r:embed="rId55"/>
+                    <a:blip r:embed="rId61"/>
                     <a:stretch>
                       <a:fillRect/>
                     </a:stretch>
@@ -19667,6 +21984,7 @@
               <w:t xml:space="preserve">    function </w:t>
             </w:r>
             <w:proofErr w:type="spellStart"/>
+            <w:proofErr w:type="gramStart"/>
             <w:r>
               <w:rPr>
                 <w:sz w:val="18"/>
@@ -19682,7 +22000,16 @@
                 <w:szCs w:val="18"/>
                 <w:lang w:val="en-IN"/>
               </w:rPr>
-              <w:t>() {</w:t>
+              <w:t>(</w:t>
+            </w:r>
+            <w:proofErr w:type="gramEnd"/>
+            <w:r>
+              <w:rPr>
+                <w:sz w:val="18"/>
+                <w:szCs w:val="18"/>
+                <w:lang w:val="en-IN"/>
+              </w:rPr>
+              <w:t>) {</w:t>
             </w:r>
           </w:p>
           <w:p>
@@ -19801,6 +22128,7 @@
               </w:rPr>
               <w:t xml:space="preserve">        </w:t>
             </w:r>
+            <w:proofErr w:type="gramStart"/>
             <w:r>
               <w:rPr>
                 <w:b/>
@@ -19810,7 +22138,19 @@
                 <w:highlight w:val="yellow"/>
                 <w:lang w:val="en-IN"/>
               </w:rPr>
-              <w:t xml:space="preserve">.then(res =&gt; </w:t>
+              <w:t>.then</w:t>
+            </w:r>
+            <w:proofErr w:type="gramEnd"/>
+            <w:r>
+              <w:rPr>
+                <w:b/>
+                <w:bCs/>
+                <w:sz w:val="18"/>
+                <w:szCs w:val="18"/>
+                <w:highlight w:val="yellow"/>
+                <w:lang w:val="en-IN"/>
+              </w:rPr>
+              <w:t xml:space="preserve">(res =&gt; </w:t>
             </w:r>
             <w:proofErr w:type="spellStart"/>
             <w:r>
@@ -19822,7 +22162,19 @@
                 <w:highlight w:val="yellow"/>
                 <w:lang w:val="en-IN"/>
               </w:rPr>
-              <w:t>res.text</w:t>
+              <w:t>res.</w:t>
+            </w:r>
+            <w:proofErr w:type="gramStart"/>
+            <w:r>
+              <w:rPr>
+                <w:b/>
+                <w:bCs/>
+                <w:sz w:val="18"/>
+                <w:szCs w:val="18"/>
+                <w:highlight w:val="yellow"/>
+                <w:lang w:val="en-IN"/>
+              </w:rPr>
+              <w:t>text</w:t>
             </w:r>
             <w:proofErr w:type="spellEnd"/>
             <w:r>
@@ -19834,11 +22186,10 @@
                 <w:highlight w:val="yellow"/>
                 <w:lang w:val="en-IN"/>
               </w:rPr>
-              <w:t>())</w:t>
-            </w:r>
-          </w:p>
-          <w:p>
-            <w:pPr>
+              <w:t>(</w:t>
+            </w:r>
+            <w:proofErr w:type="gramEnd"/>
+            <w:r>
               <w:rPr>
                 <w:b/>
                 <w:bCs/>
@@ -19847,8 +22198,11 @@
                 <w:highlight w:val="yellow"/>
                 <w:lang w:val="en-IN"/>
               </w:rPr>
-            </w:pPr>
-            <w:r>
+              <w:t>))</w:t>
+            </w:r>
+          </w:p>
+          <w:p>
+            <w:pPr>
               <w:rPr>
                 <w:b/>
                 <w:bCs/>
@@ -19857,18 +22211,6 @@
                 <w:highlight w:val="yellow"/>
                 <w:lang w:val="en-IN"/>
               </w:rPr>
-              <w:t>        .then(result =&gt; console.log(result))</w:t>
-            </w:r>
-          </w:p>
-          <w:p>
-            <w:pPr>
-              <w:rPr>
-                <w:b/>
-                <w:bCs/>
-                <w:sz w:val="18"/>
-                <w:szCs w:val="18"/>
-                <w:lang w:val="en-IN"/>
-              </w:rPr>
             </w:pPr>
             <w:r>
               <w:rPr>
@@ -19879,9 +22221,80 @@
                 <w:highlight w:val="yellow"/>
                 <w:lang w:val="en-IN"/>
               </w:rPr>
-              <w:t xml:space="preserve">        .catch(error =&gt; </w:t>
+              <w:t xml:space="preserve">        </w:t>
+            </w:r>
+            <w:proofErr w:type="gramStart"/>
+            <w:r>
+              <w:rPr>
+                <w:b/>
+                <w:bCs/>
+                <w:sz w:val="18"/>
+                <w:szCs w:val="18"/>
+                <w:highlight w:val="yellow"/>
+                <w:lang w:val="en-IN"/>
+              </w:rPr>
+              <w:t>.then</w:t>
+            </w:r>
+            <w:proofErr w:type="gramEnd"/>
+            <w:r>
+              <w:rPr>
+                <w:b/>
+                <w:bCs/>
+                <w:sz w:val="18"/>
+                <w:szCs w:val="18"/>
+                <w:highlight w:val="yellow"/>
+                <w:lang w:val="en-IN"/>
+              </w:rPr>
+              <w:t>(result =&gt; console.log(result))</w:t>
+            </w:r>
+          </w:p>
+          <w:p>
+            <w:pPr>
+              <w:rPr>
+                <w:b/>
+                <w:bCs/>
+                <w:sz w:val="18"/>
+                <w:szCs w:val="18"/>
+                <w:lang w:val="en-IN"/>
+              </w:rPr>
+            </w:pPr>
+            <w:r>
+              <w:rPr>
+                <w:b/>
+                <w:bCs/>
+                <w:sz w:val="18"/>
+                <w:szCs w:val="18"/>
+                <w:highlight w:val="yellow"/>
+                <w:lang w:val="en-IN"/>
+              </w:rPr>
+              <w:t xml:space="preserve">        </w:t>
+            </w:r>
+            <w:proofErr w:type="gramStart"/>
+            <w:r>
+              <w:rPr>
+                <w:b/>
+                <w:bCs/>
+                <w:sz w:val="18"/>
+                <w:szCs w:val="18"/>
+                <w:highlight w:val="yellow"/>
+                <w:lang w:val="en-IN"/>
+              </w:rPr>
+              <w:t>.catch</w:t>
+            </w:r>
+            <w:proofErr w:type="gramEnd"/>
+            <w:r>
+              <w:rPr>
+                <w:b/>
+                <w:bCs/>
+                <w:sz w:val="18"/>
+                <w:szCs w:val="18"/>
+                <w:highlight w:val="yellow"/>
+                <w:lang w:val="en-IN"/>
+              </w:rPr>
+              <w:t xml:space="preserve">(error =&gt; </w:t>
             </w:r>
             <w:proofErr w:type="spellStart"/>
+            <w:proofErr w:type="gramStart"/>
             <w:r>
               <w:rPr>
                 <w:b/>
@@ -19894,6 +22307,7 @@
               <w:t>console.error</w:t>
             </w:r>
             <w:proofErr w:type="spellEnd"/>
+            <w:proofErr w:type="gramEnd"/>
             <w:r>
               <w:rPr>
                 <w:b/>
@@ -19950,6 +22364,7 @@
                 <w:szCs w:val="18"/>
                 <w:lang w:val="en-IN"/>
               </w:rPr>
+              <w:lastRenderedPageBreak/>
               <w:t xml:space="preserve">    let </w:t>
             </w:r>
             <w:proofErr w:type="spellStart"/>
@@ -19977,7 +22392,16 @@
                 <w:szCs w:val="18"/>
                 <w:lang w:val="en-IN"/>
               </w:rPr>
-              <w:t>res.text</w:t>
+              <w:t>res.</w:t>
+            </w:r>
+            <w:proofErr w:type="gramStart"/>
+            <w:r>
+              <w:rPr>
+                <w:sz w:val="18"/>
+                <w:szCs w:val="18"/>
+                <w:lang w:val="en-IN"/>
+              </w:rPr>
+              <w:t>text</w:t>
             </w:r>
             <w:proofErr w:type="spellEnd"/>
             <w:r>
@@ -19986,7 +22410,16 @@
                 <w:szCs w:val="18"/>
                 <w:lang w:val="en-IN"/>
               </w:rPr>
-              <w:t>();</w:t>
+              <w:t>(</w:t>
+            </w:r>
+            <w:proofErr w:type="gramEnd"/>
+            <w:r>
+              <w:rPr>
+                <w:sz w:val="18"/>
+                <w:szCs w:val="18"/>
+                <w:lang w:val="en-IN"/>
+              </w:rPr>
+              <w:t>);</w:t>
             </w:r>
           </w:p>
           <w:p>
@@ -20038,7 +22471,16 @@
                 <w:szCs w:val="18"/>
                 <w:lang w:val="en-IN"/>
               </w:rPr>
-              <w:t>res.text</w:t>
+              <w:t>res.</w:t>
+            </w:r>
+            <w:proofErr w:type="gramStart"/>
+            <w:r>
+              <w:rPr>
+                <w:sz w:val="18"/>
+                <w:szCs w:val="18"/>
+                <w:lang w:val="en-IN"/>
+              </w:rPr>
+              <w:t>text</w:t>
             </w:r>
             <w:proofErr w:type="spellEnd"/>
             <w:r>
@@ -20047,7 +22489,16 @@
                 <w:szCs w:val="18"/>
                 <w:lang w:val="en-IN"/>
               </w:rPr>
-              <w:t>();</w:t>
+              <w:t>(</w:t>
+            </w:r>
+            <w:proofErr w:type="gramEnd"/>
+            <w:r>
+              <w:rPr>
+                <w:sz w:val="18"/>
+                <w:szCs w:val="18"/>
+                <w:lang w:val="en-IN"/>
+              </w:rPr>
+              <w:t>);</w:t>
             </w:r>
           </w:p>
           <w:p>
@@ -20116,7 +22567,16 @@
                 <w:szCs w:val="18"/>
                 <w:lang w:val="en-IN"/>
               </w:rPr>
-              <w:t>res.text</w:t>
+              <w:t>res.</w:t>
+            </w:r>
+            <w:proofErr w:type="gramStart"/>
+            <w:r>
+              <w:rPr>
+                <w:sz w:val="18"/>
+                <w:szCs w:val="18"/>
+                <w:lang w:val="en-IN"/>
+              </w:rPr>
+              <w:t>text</w:t>
             </w:r>
             <w:proofErr w:type="spellEnd"/>
             <w:r>
@@ -20125,7 +22585,16 @@
                 <w:szCs w:val="18"/>
                 <w:lang w:val="en-IN"/>
               </w:rPr>
-              <w:t>();</w:t>
+              <w:t>(</w:t>
+            </w:r>
+            <w:proofErr w:type="gramEnd"/>
+            <w:r>
+              <w:rPr>
+                <w:sz w:val="18"/>
+                <w:szCs w:val="18"/>
+                <w:lang w:val="en-IN"/>
+              </w:rPr>
+              <w:t>);</w:t>
             </w:r>
           </w:p>
           <w:p>
@@ -20177,7 +22646,16 @@
                 <w:szCs w:val="18"/>
                 <w:lang w:val="en-IN"/>
               </w:rPr>
-              <w:t>res.text</w:t>
+              <w:t>res.</w:t>
+            </w:r>
+            <w:proofErr w:type="gramStart"/>
+            <w:r>
+              <w:rPr>
+                <w:sz w:val="18"/>
+                <w:szCs w:val="18"/>
+                <w:lang w:val="en-IN"/>
+              </w:rPr>
+              <w:t>text</w:t>
             </w:r>
             <w:proofErr w:type="spellEnd"/>
             <w:r>
@@ -20186,7 +22664,16 @@
                 <w:szCs w:val="18"/>
                 <w:lang w:val="en-IN"/>
               </w:rPr>
-              <w:t>();</w:t>
+              <w:t>(</w:t>
+            </w:r>
+            <w:proofErr w:type="gramEnd"/>
+            <w:r>
+              <w:rPr>
+                <w:sz w:val="18"/>
+                <w:szCs w:val="18"/>
+                <w:lang w:val="en-IN"/>
+              </w:rPr>
+              <w:t>);</w:t>
             </w:r>
           </w:p>
           <w:p>
@@ -20221,7 +22708,16 @@
                 <w:szCs w:val="18"/>
                 <w:lang w:val="en-IN"/>
               </w:rPr>
-              <w:t>res.text</w:t>
+              <w:t>res.</w:t>
+            </w:r>
+            <w:proofErr w:type="gramStart"/>
+            <w:r>
+              <w:rPr>
+                <w:sz w:val="18"/>
+                <w:szCs w:val="18"/>
+                <w:lang w:val="en-IN"/>
+              </w:rPr>
+              <w:t>text</w:t>
             </w:r>
             <w:proofErr w:type="spellEnd"/>
             <w:r>
@@ -20230,7 +22726,16 @@
                 <w:szCs w:val="18"/>
                 <w:lang w:val="en-IN"/>
               </w:rPr>
-              <w:t>();</w:t>
+              <w:t>(</w:t>
+            </w:r>
+            <w:proofErr w:type="gramEnd"/>
+            <w:r>
+              <w:rPr>
+                <w:sz w:val="18"/>
+                <w:szCs w:val="18"/>
+                <w:lang w:val="en-IN"/>
+              </w:rPr>
+              <w:t>);</w:t>
             </w:r>
           </w:p>
           <w:p>
@@ -20818,6 +23323,14 @@
                 <w:lang w:val="en-IN"/>
               </w:rPr>
               <w:br/>
+            </w:r>
+            <w:r>
+              <w:rPr>
+                <w:sz w:val="18"/>
+                <w:szCs w:val="18"/>
+                <w:lang w:val="en-IN"/>
+              </w:rPr>
+              <w:lastRenderedPageBreak/>
               <w:t xml:space="preserve">        </w:t>
             </w:r>
             <w:proofErr w:type="spellStart"/>
@@ -21318,7 +23831,25 @@
                 <w:szCs w:val="16"/>
                 <w:lang w:val="en-IN"/>
               </w:rPr>
-              <w:t>        Employee Id: &lt;input type="text"  value="12" /&gt; &lt;</w:t>
+              <w:t>        Employee Id: &lt;input type="text</w:t>
+            </w:r>
+            <w:proofErr w:type="gramStart"/>
+            <w:r>
+              <w:rPr>
+                <w:sz w:val="16"/>
+                <w:szCs w:val="16"/>
+                <w:lang w:val="en-IN"/>
+              </w:rPr>
+              <w:t>"  value</w:t>
+            </w:r>
+            <w:proofErr w:type="gramEnd"/>
+            <w:r>
+              <w:rPr>
+                <w:sz w:val="16"/>
+                <w:szCs w:val="16"/>
+                <w:lang w:val="en-IN"/>
+              </w:rPr>
+              <w:t>="12" /&gt; &lt;</w:t>
             </w:r>
             <w:proofErr w:type="spellStart"/>
             <w:r>
@@ -21353,7 +23884,25 @@
                 <w:szCs w:val="16"/>
                 <w:lang w:val="en-IN"/>
               </w:rPr>
-              <w:t>        Employee Sal: &lt;input type="text"  value="1234" /&gt; &lt;</w:t>
+              <w:t>        Employee Sal: &lt;input type="text</w:t>
+            </w:r>
+            <w:proofErr w:type="gramStart"/>
+            <w:r>
+              <w:rPr>
+                <w:sz w:val="16"/>
+                <w:szCs w:val="16"/>
+                <w:lang w:val="en-IN"/>
+              </w:rPr>
+              <w:t>"  value</w:t>
+            </w:r>
+            <w:proofErr w:type="gramEnd"/>
+            <w:r>
+              <w:rPr>
+                <w:sz w:val="16"/>
+                <w:szCs w:val="16"/>
+                <w:lang w:val="en-IN"/>
+              </w:rPr>
+              <w:t>="1234" /&gt; &lt;</w:t>
             </w:r>
             <w:proofErr w:type="spellStart"/>
             <w:r>
@@ -21388,7 +23937,25 @@
                 <w:szCs w:val="16"/>
                 <w:lang w:val="en-IN"/>
               </w:rPr>
-              <w:t>        Employee Address: &lt;input type="text"  value="BVG" /&gt; &lt;</w:t>
+              <w:t>        Employee Address: &lt;input type="text</w:t>
+            </w:r>
+            <w:proofErr w:type="gramStart"/>
+            <w:r>
+              <w:rPr>
+                <w:sz w:val="16"/>
+                <w:szCs w:val="16"/>
+                <w:lang w:val="en-IN"/>
+              </w:rPr>
+              <w:t>"  value</w:t>
+            </w:r>
+            <w:proofErr w:type="gramEnd"/>
+            <w:r>
+              <w:rPr>
+                <w:sz w:val="16"/>
+                <w:szCs w:val="16"/>
+                <w:lang w:val="en-IN"/>
+              </w:rPr>
+              <w:t>="BVG" /&gt; &lt;</w:t>
             </w:r>
             <w:proofErr w:type="spellStart"/>
             <w:r>
@@ -21478,6 +24045,7 @@
               <w:t>    &lt;input type="submit" name="Submit" onclick="</w:t>
             </w:r>
             <w:proofErr w:type="spellStart"/>
+            <w:proofErr w:type="gramStart"/>
             <w:r>
               <w:rPr>
                 <w:sz w:val="16"/>
@@ -21493,7 +24061,16 @@
                 <w:szCs w:val="16"/>
                 <w:lang w:val="en-IN"/>
               </w:rPr>
-              <w:t>()" /&gt; &lt;</w:t>
+              <w:t>(</w:t>
+            </w:r>
+            <w:proofErr w:type="gramEnd"/>
+            <w:r>
+              <w:rPr>
+                <w:sz w:val="16"/>
+                <w:szCs w:val="16"/>
+                <w:lang w:val="en-IN"/>
+              </w:rPr>
+              <w:t>)" /&gt; &lt;</w:t>
             </w:r>
             <w:proofErr w:type="spellStart"/>
             <w:r>
@@ -21557,6 +24134,7 @@
               <w:t xml:space="preserve">        function </w:t>
             </w:r>
             <w:proofErr w:type="spellStart"/>
+            <w:proofErr w:type="gramStart"/>
             <w:r>
               <w:rPr>
                 <w:sz w:val="16"/>
@@ -21572,7 +24150,16 @@
                 <w:szCs w:val="16"/>
                 <w:lang w:val="en-IN"/>
               </w:rPr>
-              <w:t>() {</w:t>
+              <w:t>(</w:t>
+            </w:r>
+            <w:proofErr w:type="gramEnd"/>
+            <w:r>
+              <w:rPr>
+                <w:sz w:val="16"/>
+                <w:szCs w:val="16"/>
+                <w:lang w:val="en-IN"/>
+              </w:rPr>
+              <w:t>) {</w:t>
             </w:r>
           </w:p>
           <w:p>
@@ -21645,6 +24232,7 @@
               <w:t xml:space="preserve">: </w:t>
             </w:r>
             <w:proofErr w:type="spellStart"/>
+            <w:proofErr w:type="gramStart"/>
             <w:r>
               <w:rPr>
                 <w:sz w:val="16"/>
@@ -21654,6 +24242,7 @@
               <w:t>document.getElementById</w:t>
             </w:r>
             <w:proofErr w:type="spellEnd"/>
+            <w:proofErr w:type="gramEnd"/>
             <w:r>
               <w:rPr>
                 <w:sz w:val="16"/>
@@ -21869,8 +24458,10 @@
                 <w:szCs w:val="16"/>
                 <w:lang w:val="en-IN"/>
               </w:rPr>
+              <w:lastRenderedPageBreak/>
               <w:t xml:space="preserve">            </w:t>
             </w:r>
+            <w:proofErr w:type="gramStart"/>
             <w:r>
               <w:rPr>
                 <w:b/>
@@ -21888,7 +24479,16 @@
                 <w:szCs w:val="16"/>
                 <w:lang w:val="en-IN"/>
               </w:rPr>
-              <w:t>('http://localhost:9002/</w:t>
+              <w:t>(</w:t>
+            </w:r>
+            <w:proofErr w:type="gramEnd"/>
+            <w:r>
+              <w:rPr>
+                <w:sz w:val="16"/>
+                <w:szCs w:val="16"/>
+                <w:lang w:val="en-IN"/>
+              </w:rPr>
+              <w:t>'http://localhost:9002/</w:t>
             </w:r>
             <w:proofErr w:type="spellStart"/>
             <w:r>
@@ -22103,7 +24703,25 @@
                 <w:szCs w:val="16"/>
                 <w:lang w:val="en-IN"/>
               </w:rPr>
-              <w:t xml:space="preserve">                .then(response =&gt; </w:t>
+              <w:t xml:space="preserve">                </w:t>
+            </w:r>
+            <w:proofErr w:type="gramStart"/>
+            <w:r>
+              <w:rPr>
+                <w:sz w:val="16"/>
+                <w:szCs w:val="16"/>
+                <w:lang w:val="en-IN"/>
+              </w:rPr>
+              <w:t>.then</w:t>
+            </w:r>
+            <w:proofErr w:type="gramEnd"/>
+            <w:r>
+              <w:rPr>
+                <w:sz w:val="16"/>
+                <w:szCs w:val="16"/>
+                <w:lang w:val="en-IN"/>
+              </w:rPr>
+              <w:t xml:space="preserve">(response =&gt; </w:t>
             </w:r>
             <w:proofErr w:type="spellStart"/>
             <w:r>
@@ -22112,7 +24730,16 @@
                 <w:szCs w:val="16"/>
                 <w:lang w:val="en-IN"/>
               </w:rPr>
-              <w:t>response.text</w:t>
+              <w:t>response.</w:t>
+            </w:r>
+            <w:proofErr w:type="gramStart"/>
+            <w:r>
+              <w:rPr>
+                <w:sz w:val="16"/>
+                <w:szCs w:val="16"/>
+                <w:lang w:val="en-IN"/>
+              </w:rPr>
+              <w:t>text</w:t>
             </w:r>
             <w:proofErr w:type="spellEnd"/>
             <w:r>
@@ -22121,43 +24748,89 @@
                 <w:szCs w:val="16"/>
                 <w:lang w:val="en-IN"/>
               </w:rPr>
-              <w:t>())</w:t>
-            </w:r>
-          </w:p>
-          <w:p>
-            <w:pPr>
-              <w:rPr>
-                <w:sz w:val="16"/>
-                <w:szCs w:val="16"/>
-                <w:lang w:val="en-IN"/>
-              </w:rPr>
-            </w:pPr>
-            <w:r>
-              <w:rPr>
-                <w:sz w:val="16"/>
-                <w:szCs w:val="16"/>
-                <w:lang w:val="en-IN"/>
-              </w:rPr>
-              <w:t>                .then(result =&gt; console.log(result))</w:t>
-            </w:r>
-          </w:p>
-          <w:p>
-            <w:pPr>
-              <w:rPr>
-                <w:sz w:val="16"/>
-                <w:szCs w:val="16"/>
-                <w:lang w:val="en-IN"/>
-              </w:rPr>
-            </w:pPr>
-            <w:r>
-              <w:rPr>
-                <w:sz w:val="16"/>
-                <w:szCs w:val="16"/>
-                <w:lang w:val="en-IN"/>
-              </w:rPr>
-              <w:t xml:space="preserve">                .catch(error =&gt; </w:t>
+              <w:t>(</w:t>
+            </w:r>
+            <w:proofErr w:type="gramEnd"/>
+            <w:r>
+              <w:rPr>
+                <w:sz w:val="16"/>
+                <w:szCs w:val="16"/>
+                <w:lang w:val="en-IN"/>
+              </w:rPr>
+              <w:t>))</w:t>
+            </w:r>
+          </w:p>
+          <w:p>
+            <w:pPr>
+              <w:rPr>
+                <w:sz w:val="16"/>
+                <w:szCs w:val="16"/>
+                <w:lang w:val="en-IN"/>
+              </w:rPr>
+            </w:pPr>
+            <w:r>
+              <w:rPr>
+                <w:sz w:val="16"/>
+                <w:szCs w:val="16"/>
+                <w:lang w:val="en-IN"/>
+              </w:rPr>
+              <w:t xml:space="preserve">                </w:t>
+            </w:r>
+            <w:proofErr w:type="gramStart"/>
+            <w:r>
+              <w:rPr>
+                <w:sz w:val="16"/>
+                <w:szCs w:val="16"/>
+                <w:lang w:val="en-IN"/>
+              </w:rPr>
+              <w:t>.then</w:t>
+            </w:r>
+            <w:proofErr w:type="gramEnd"/>
+            <w:r>
+              <w:rPr>
+                <w:sz w:val="16"/>
+                <w:szCs w:val="16"/>
+                <w:lang w:val="en-IN"/>
+              </w:rPr>
+              <w:t>(result =&gt; console.log(result))</w:t>
+            </w:r>
+          </w:p>
+          <w:p>
+            <w:pPr>
+              <w:rPr>
+                <w:sz w:val="16"/>
+                <w:szCs w:val="16"/>
+                <w:lang w:val="en-IN"/>
+              </w:rPr>
+            </w:pPr>
+            <w:r>
+              <w:rPr>
+                <w:sz w:val="16"/>
+                <w:szCs w:val="16"/>
+                <w:lang w:val="en-IN"/>
+              </w:rPr>
+              <w:t xml:space="preserve">                </w:t>
+            </w:r>
+            <w:proofErr w:type="gramStart"/>
+            <w:r>
+              <w:rPr>
+                <w:sz w:val="16"/>
+                <w:szCs w:val="16"/>
+                <w:lang w:val="en-IN"/>
+              </w:rPr>
+              <w:t>.catch</w:t>
+            </w:r>
+            <w:proofErr w:type="gramEnd"/>
+            <w:r>
+              <w:rPr>
+                <w:sz w:val="16"/>
+                <w:szCs w:val="16"/>
+                <w:lang w:val="en-IN"/>
+              </w:rPr>
+              <w:t xml:space="preserve">(error =&gt; </w:t>
             </w:r>
             <w:proofErr w:type="spellStart"/>
+            <w:proofErr w:type="gramStart"/>
             <w:r>
               <w:rPr>
                 <w:sz w:val="16"/>
@@ -22167,6 +24840,7 @@
               <w:t>console.error</w:t>
             </w:r>
             <w:proofErr w:type="spellEnd"/>
+            <w:proofErr w:type="gramEnd"/>
             <w:r>
               <w:rPr>
                 <w:sz w:val="16"/>
@@ -22274,17 +24948,31 @@
                 <w:highlight w:val="yellow"/>
                 <w:lang w:val="en-IN"/>
               </w:rPr>
-              <w:t>@PostMapping</w:t>
-            </w:r>
-            <w:r>
-              <w:rPr>
+              <w:lastRenderedPageBreak/>
+              <w:t>@</w:t>
+            </w:r>
+            <w:proofErr w:type="gramStart"/>
+            <w:r>
+              <w:rPr>
+                <w:b/>
+                <w:bCs/>
                 <w:sz w:val="16"/>
                 <w:szCs w:val="16"/>
                 <w:highlight w:val="yellow"/>
                 <w:lang w:val="en-IN"/>
               </w:rPr>
+              <w:t>PostMapping</w:t>
+            </w:r>
+            <w:r>
+              <w:rPr>
+                <w:sz w:val="16"/>
+                <w:szCs w:val="16"/>
+                <w:highlight w:val="yellow"/>
+                <w:lang w:val="en-IN"/>
+              </w:rPr>
               <w:t>(</w:t>
             </w:r>
+            <w:proofErr w:type="gramEnd"/>
             <w:r>
               <w:rPr>
                 <w:sz w:val="16"/>
@@ -22339,6 +25027,7 @@
               <w:t xml:space="preserve"> String </w:t>
             </w:r>
             <w:proofErr w:type="spellStart"/>
+            <w:proofErr w:type="gramStart"/>
             <w:r>
               <w:rPr>
                 <w:sz w:val="16"/>
@@ -22356,6 +25045,7 @@
               </w:rPr>
               <w:t>(</w:t>
             </w:r>
+            <w:proofErr w:type="gramEnd"/>
             <w:r>
               <w:rPr>
                 <w:b/>
@@ -22483,7 +25173,16 @@
                 <w:szCs w:val="16"/>
                 <w:lang w:val="en-IN"/>
               </w:rPr>
-              <w:t xml:space="preserve"> "Hi..." +  </w:t>
+              <w:t xml:space="preserve"> "Hi..." </w:t>
+            </w:r>
+            <w:proofErr w:type="gramStart"/>
+            <w:r>
+              <w:rPr>
+                <w:sz w:val="16"/>
+                <w:szCs w:val="16"/>
+                <w:lang w:val="en-IN"/>
+              </w:rPr>
+              <w:t xml:space="preserve">+  </w:t>
             </w:r>
             <w:proofErr w:type="spellStart"/>
             <w:r>
@@ -22495,6 +25194,7 @@
               <w:t>empObj.get</w:t>
             </w:r>
             <w:proofErr w:type="spellEnd"/>
+            <w:proofErr w:type="gramEnd"/>
             <w:r>
               <w:rPr>
                 <w:sz w:val="16"/>
@@ -22535,8 +25235,18 @@
                 <w:szCs w:val="16"/>
                 <w:lang w:val="en-IN"/>
               </w:rPr>
-              <w:t xml:space="preserve"> in DB successfully!" ;</w:t>
-            </w:r>
+              <w:t xml:space="preserve"> in DB successfully!</w:t>
+            </w:r>
+            <w:proofErr w:type="gramStart"/>
+            <w:r>
+              <w:rPr>
+                <w:sz w:val="16"/>
+                <w:szCs w:val="16"/>
+                <w:lang w:val="en-IN"/>
+              </w:rPr>
+              <w:t>" ;</w:t>
+            </w:r>
+            <w:proofErr w:type="gramEnd"/>
           </w:p>
           <w:p>
             <w:pPr>
